--- a/output/tables/GEO/GSE39582/GSE39582_cox_OS.docx
+++ b/output/tables/GEO/GSE39582/GSE39582_cox_OS.docx
@@ -40,7 +40,7 @@
         <w:gridCol w:w="1305"/>
         <w:gridCol w:w="681"/>
         <w:gridCol w:w="931"/>
-        <w:gridCol w:w="1701"/>
+        <w:gridCol w:w="1611"/>
         <w:gridCol w:w="917"/>
         <w:gridCol w:w="1136"/>
       </w:tblGrid>
@@ -2600,62 +2600,62 @@
                 <w:szCs w:val="18"/>
                 <w:color w:val="000000"/>
               </w:rPr>
-              <w:t xml:space="preserve">0.75 (0.56–1.00)</w:t>
-            </w:r>
-          </w:p>
-        </w:tc>
-        <w:tc>
-          <w:tcPr>
-            <w:tcBorders>
-              <w:bottom w:val="none" w:sz="0" w:space="0" w:color="000000"/>
-              <w:top w:val="none" w:sz="0" w:space="0" w:color="000000"/>
-              <w:left w:val="none" w:sz="0" w:space="0" w:color="000000"/>
-              <w:right w:val="none" w:sz="0" w:space="0" w:color="000000"/>
-            </w:tcBorders>
-            <w:shd w:val="clear" w:color="auto" w:fill="FFFFFF"/>
-            <w:tcMar>
-              <w:top w:w="0" w:type="dxa"/>
-              <w:bottom w:w="0" w:type="dxa"/>
-              <w:left w:w="0" w:type="dxa"/>
-              <w:right w:w="0" w:type="dxa"/>
-            </w:tcMar>
-            <w:vAlign w:val="center"/>
-          </w:tcPr>
-          <w:p>
-            <w:pPr>
-              <w:pStyle w:val="Normal"/>
-              <w:jc w:val="left"/>
-              <w:pBdr>
-                <w:bottom w:val="none" w:sz="0" w:space="0" w:color="000000"/>
-                <w:top w:val="none" w:sz="0" w:space="0" w:color="000000"/>
-                <w:left w:val="none" w:sz="0" w:space="0" w:color="000000"/>
-                <w:right w:val="none" w:sz="0" w:space="0" w:color="000000"/>
-              </w:pBdr>
-              <w:spacing w:after="100" w:before="100" w:line="240"/>
-              <w:ind w:left="100" w:right="100" w:firstLine="0" w:firstLineChars="0"/>
-              <w:rPr>
-                <w:rFonts w:ascii="Times New Roman" w:hAnsi="Times New Roman" w:eastAsia="Times New Roman" w:cs="Times New Roman"/>
-                <w:i w:val="false"/>
-                <w:b w:val="false"/>
-                <w:u w:val="none"/>
-                <w:strike w:val="false"/>
-                <w:sz w:val="18"/>
-                <w:szCs w:val="18"/>
-                <w:color w:val="000000"/>
-              </w:rPr>
-            </w:pPr>
-            <w:r>
-              <w:rPr>
-                <w:rFonts w:ascii="Times New Roman" w:hAnsi="Times New Roman" w:eastAsia="Times New Roman" w:cs="Times New Roman"/>
-                <w:i w:val="false"/>
-                <w:b w:val="false"/>
-                <w:u w:val="none"/>
-                <w:strike w:val="false"/>
-                <w:sz w:val="18"/>
-                <w:szCs w:val="18"/>
-                <w:color w:val="000000"/>
-              </w:rPr>
-              <w:t xml:space="preserve">0.052</w:t>
+              <w:t xml:space="preserve">0.80 (0.60–1.06)</w:t>
+            </w:r>
+          </w:p>
+        </w:tc>
+        <w:tc>
+          <w:tcPr>
+            <w:tcBorders>
+              <w:bottom w:val="none" w:sz="0" w:space="0" w:color="000000"/>
+              <w:top w:val="none" w:sz="0" w:space="0" w:color="000000"/>
+              <w:left w:val="none" w:sz="0" w:space="0" w:color="000000"/>
+              <w:right w:val="none" w:sz="0" w:space="0" w:color="000000"/>
+            </w:tcBorders>
+            <w:shd w:val="clear" w:color="auto" w:fill="FFFFFF"/>
+            <w:tcMar>
+              <w:top w:w="0" w:type="dxa"/>
+              <w:bottom w:w="0" w:type="dxa"/>
+              <w:left w:w="0" w:type="dxa"/>
+              <w:right w:w="0" w:type="dxa"/>
+            </w:tcMar>
+            <w:vAlign w:val="center"/>
+          </w:tcPr>
+          <w:p>
+            <w:pPr>
+              <w:pStyle w:val="Normal"/>
+              <w:jc w:val="left"/>
+              <w:pBdr>
+                <w:bottom w:val="none" w:sz="0" w:space="0" w:color="000000"/>
+                <w:top w:val="none" w:sz="0" w:space="0" w:color="000000"/>
+                <w:left w:val="none" w:sz="0" w:space="0" w:color="000000"/>
+                <w:right w:val="none" w:sz="0" w:space="0" w:color="000000"/>
+              </w:pBdr>
+              <w:spacing w:after="100" w:before="100" w:line="240"/>
+              <w:ind w:left="100" w:right="100" w:firstLine="0" w:firstLineChars="0"/>
+              <w:rPr>
+                <w:rFonts w:ascii="Times New Roman" w:hAnsi="Times New Roman" w:eastAsia="Times New Roman" w:cs="Times New Roman"/>
+                <w:i w:val="false"/>
+                <w:b w:val="false"/>
+                <w:u w:val="none"/>
+                <w:strike w:val="false"/>
+                <w:sz w:val="18"/>
+                <w:szCs w:val="18"/>
+                <w:color w:val="000000"/>
+              </w:rPr>
+            </w:pPr>
+            <w:r>
+              <w:rPr>
+                <w:rFonts w:ascii="Times New Roman" w:hAnsi="Times New Roman" w:eastAsia="Times New Roman" w:cs="Times New Roman"/>
+                <w:i w:val="false"/>
+                <w:b w:val="false"/>
+                <w:u w:val="none"/>
+                <w:strike w:val="false"/>
+                <w:sz w:val="18"/>
+                <w:szCs w:val="18"/>
+                <w:color w:val="000000"/>
+              </w:rPr>
+              <w:t xml:space="preserve">0.119</w:t>
             </w:r>
           </w:p>
         </w:tc>
@@ -3045,7 +3045,7 @@
                 <w:szCs w:val="18"/>
                 <w:color w:val="000000"/>
               </w:rPr>
-              <w:t xml:space="preserve">1.37 (1.22–1.55)</w:t>
+              <w:t xml:space="preserve">1.03 (1.01–1.04)</w:t>
             </w:r>
           </w:p>
         </w:tc>
@@ -3990,7 +3990,7 @@
                 <w:szCs w:val="18"/>
                 <w:color w:val="000000"/>
               </w:rPr>
-              <w:t xml:space="preserve">0.015</w:t>
+              <w:t xml:space="preserve">0.014</w:t>
             </w:r>
           </w:p>
         </w:tc>
@@ -4160,62 +4160,62 @@
                 <w:szCs w:val="18"/>
                 <w:color w:val="000000"/>
               </w:rPr>
-              <w:t xml:space="preserve">Pathologic stage</w:t>
-            </w:r>
-          </w:p>
-        </w:tc>
-        <w:tc>
-          <w:tcPr>
-            <w:tcBorders>
-              <w:bottom w:val="none" w:sz="0" w:space="0" w:color="000000"/>
-              <w:top w:val="none" w:sz="0" w:space="0" w:color="000000"/>
-              <w:left w:val="none" w:sz="0" w:space="0" w:color="000000"/>
-              <w:right w:val="none" w:sz="0" w:space="0" w:color="000000"/>
-            </w:tcBorders>
-            <w:shd w:val="clear" w:color="auto" w:fill="FFFFFF"/>
-            <w:tcMar>
-              <w:top w:w="0" w:type="dxa"/>
-              <w:bottom w:w="0" w:type="dxa"/>
-              <w:left w:w="0" w:type="dxa"/>
-              <w:right w:w="0" w:type="dxa"/>
-            </w:tcMar>
-            <w:vAlign w:val="center"/>
-          </w:tcPr>
-          <w:p>
-            <w:pPr>
-              <w:pStyle w:val="Normal"/>
-              <w:jc w:val="left"/>
-              <w:pBdr>
-                <w:bottom w:val="none" w:sz="0" w:space="0" w:color="000000"/>
-                <w:top w:val="none" w:sz="0" w:space="0" w:color="000000"/>
-                <w:left w:val="none" w:sz="0" w:space="0" w:color="000000"/>
-                <w:right w:val="none" w:sz="0" w:space="0" w:color="000000"/>
-              </w:pBdr>
-              <w:spacing w:after="100" w:before="100" w:line="240"/>
-              <w:ind w:left="100" w:right="100" w:firstLine="0" w:firstLineChars="0"/>
-              <w:rPr>
-                <w:rFonts w:ascii="Times New Roman" w:hAnsi="Times New Roman" w:eastAsia="Times New Roman" w:cs="Times New Roman"/>
-                <w:i w:val="false"/>
-                <w:b w:val="false"/>
-                <w:u w:val="none"/>
-                <w:strike w:val="false"/>
-                <w:sz w:val="18"/>
-                <w:szCs w:val="18"/>
-                <w:color w:val="000000"/>
-              </w:rPr>
-            </w:pPr>
-            <w:r>
-              <w:rPr>
-                <w:rFonts w:ascii="Times New Roman" w:hAnsi="Times New Roman" w:eastAsia="Times New Roman" w:cs="Times New Roman"/>
-                <w:i w:val="false"/>
-                <w:b w:val="false"/>
-                <w:u w:val="none"/>
-                <w:strike w:val="false"/>
-                <w:sz w:val="18"/>
-                <w:szCs w:val="18"/>
-                <w:color w:val="000000"/>
-              </w:rPr>
-              <w:t xml:space="preserve">I (ref)</w:t>
+              <w:t xml:space="preserve">Pathologic stage group</w:t>
+            </w:r>
+          </w:p>
+        </w:tc>
+        <w:tc>
+          <w:tcPr>
+            <w:tcBorders>
+              <w:bottom w:val="none" w:sz="0" w:space="0" w:color="000000"/>
+              <w:top w:val="none" w:sz="0" w:space="0" w:color="000000"/>
+              <w:left w:val="none" w:sz="0" w:space="0" w:color="000000"/>
+              <w:right w:val="none" w:sz="0" w:space="0" w:color="000000"/>
+            </w:tcBorders>
+            <w:shd w:val="clear" w:color="auto" w:fill="FFFFFF"/>
+            <w:tcMar>
+              <w:top w:w="0" w:type="dxa"/>
+              <w:bottom w:w="0" w:type="dxa"/>
+              <w:left w:w="0" w:type="dxa"/>
+              <w:right w:w="0" w:type="dxa"/>
+            </w:tcMar>
+            <w:vAlign w:val="center"/>
+          </w:tcPr>
+          <w:p>
+            <w:pPr>
+              <w:pStyle w:val="Normal"/>
+              <w:jc w:val="left"/>
+              <w:pBdr>
+                <w:bottom w:val="none" w:sz="0" w:space="0" w:color="000000"/>
+                <w:top w:val="none" w:sz="0" w:space="0" w:color="000000"/>
+                <w:left w:val="none" w:sz="0" w:space="0" w:color="000000"/>
+                <w:right w:val="none" w:sz="0" w:space="0" w:color="000000"/>
+              </w:pBdr>
+              <w:spacing w:after="100" w:before="100" w:line="240"/>
+              <w:ind w:left="100" w:right="100" w:firstLine="0" w:firstLineChars="0"/>
+              <w:rPr>
+                <w:rFonts w:ascii="Times New Roman" w:hAnsi="Times New Roman" w:eastAsia="Times New Roman" w:cs="Times New Roman"/>
+                <w:i w:val="false"/>
+                <w:b w:val="false"/>
+                <w:u w:val="none"/>
+                <w:strike w:val="false"/>
+                <w:sz w:val="18"/>
+                <w:szCs w:val="18"/>
+                <w:color w:val="000000"/>
+              </w:rPr>
+            </w:pPr>
+            <w:r>
+              <w:rPr>
+                <w:rFonts w:ascii="Times New Roman" w:hAnsi="Times New Roman" w:eastAsia="Times New Roman" w:cs="Times New Roman"/>
+                <w:i w:val="false"/>
+                <w:b w:val="false"/>
+                <w:u w:val="none"/>
+                <w:strike w:val="false"/>
+                <w:sz w:val="18"/>
+                <w:szCs w:val="18"/>
+                <w:color w:val="000000"/>
+              </w:rPr>
+              <w:t xml:space="preserve">I–II (ref)</w:t>
             </w:r>
           </w:p>
         </w:tc>
@@ -4270,7 +4270,7 @@
                 <w:szCs w:val="18"/>
                 <w:color w:val="000000"/>
               </w:rPr>
-              <w:t xml:space="preserve">31</w:t>
+              <w:t xml:space="preserve">293</w:t>
             </w:r>
           </w:p>
         </w:tc>
@@ -4325,7 +4325,7 @@
                 <w:szCs w:val="18"/>
                 <w:color w:val="000000"/>
               </w:rPr>
-              <w:t xml:space="preserve">5</w:t>
+              <w:t xml:space="preserve">83</w:t>
             </w:r>
           </w:p>
         </w:tc>
@@ -4490,7 +4490,7 @@
                 <w:szCs w:val="18"/>
                 <w:color w:val="000000"/>
               </w:rPr>
-              <w:t xml:space="preserve">&lt;0.001</w:t>
+              <w:t xml:space="preserve"/>
             </w:r>
           </w:p>
         </w:tc>
@@ -4660,7 +4660,7 @@
                 <w:szCs w:val="18"/>
                 <w:color w:val="000000"/>
               </w:rPr>
-              <w:t xml:space="preserve">II</w:t>
+              <w:t xml:space="preserve">III–IV</w:t>
             </w:r>
           </w:p>
         </w:tc>
@@ -4715,7 +4715,7 @@
                 <w:szCs w:val="18"/>
                 <w:color w:val="000000"/>
               </w:rPr>
-              <w:t xml:space="preserve">262</w:t>
+              <w:t xml:space="preserve">264</w:t>
             </w:r>
           </w:p>
         </w:tc>
@@ -4770,117 +4770,117 @@
                 <w:szCs w:val="18"/>
                 <w:color w:val="000000"/>
               </w:rPr>
-              <w:t xml:space="preserve">78</w:t>
-            </w:r>
-          </w:p>
-        </w:tc>
-        <w:tc>
-          <w:tcPr>
-            <w:tcBorders>
-              <w:bottom w:val="none" w:sz="0" w:space="0" w:color="000000"/>
-              <w:top w:val="none" w:sz="0" w:space="0" w:color="000000"/>
-              <w:left w:val="none" w:sz="0" w:space="0" w:color="000000"/>
-              <w:right w:val="none" w:sz="0" w:space="0" w:color="000000"/>
-            </w:tcBorders>
-            <w:shd w:val="clear" w:color="auto" w:fill="FFFFFF"/>
-            <w:tcMar>
-              <w:top w:w="0" w:type="dxa"/>
-              <w:bottom w:w="0" w:type="dxa"/>
-              <w:left w:w="0" w:type="dxa"/>
-              <w:right w:w="0" w:type="dxa"/>
-            </w:tcMar>
-            <w:vAlign w:val="center"/>
-          </w:tcPr>
-          <w:p>
-            <w:pPr>
-              <w:pStyle w:val="Normal"/>
-              <w:jc w:val="left"/>
-              <w:pBdr>
-                <w:bottom w:val="none" w:sz="0" w:space="0" w:color="000000"/>
-                <w:top w:val="none" w:sz="0" w:space="0" w:color="000000"/>
-                <w:left w:val="none" w:sz="0" w:space="0" w:color="000000"/>
-                <w:right w:val="none" w:sz="0" w:space="0" w:color="000000"/>
-              </w:pBdr>
-              <w:spacing w:after="100" w:before="100" w:line="240"/>
-              <w:ind w:left="100" w:right="100" w:firstLine="0" w:firstLineChars="0"/>
-              <w:rPr>
-                <w:rFonts w:ascii="Times New Roman" w:hAnsi="Times New Roman" w:eastAsia="Times New Roman" w:cs="Times New Roman"/>
-                <w:i w:val="false"/>
-                <w:b w:val="false"/>
-                <w:u w:val="none"/>
-                <w:strike w:val="false"/>
-                <w:sz w:val="18"/>
-                <w:szCs w:val="18"/>
-                <w:color w:val="000000"/>
-              </w:rPr>
-            </w:pPr>
-            <w:r>
-              <w:rPr>
-                <w:rFonts w:ascii="Times New Roman" w:hAnsi="Times New Roman" w:eastAsia="Times New Roman" w:cs="Times New Roman"/>
-                <w:i w:val="false"/>
-                <w:b w:val="false"/>
-                <w:u w:val="none"/>
-                <w:strike w:val="false"/>
-                <w:sz w:val="18"/>
-                <w:szCs w:val="18"/>
-                <w:color w:val="000000"/>
-              </w:rPr>
-              <w:t xml:space="preserve">1.48 (0.60–3.65)</w:t>
-            </w:r>
-          </w:p>
-        </w:tc>
-        <w:tc>
-          <w:tcPr>
-            <w:tcBorders>
-              <w:bottom w:val="none" w:sz="0" w:space="0" w:color="000000"/>
-              <w:top w:val="none" w:sz="0" w:space="0" w:color="000000"/>
-              <w:left w:val="none" w:sz="0" w:space="0" w:color="000000"/>
-              <w:right w:val="none" w:sz="0" w:space="0" w:color="000000"/>
-            </w:tcBorders>
-            <w:shd w:val="clear" w:color="auto" w:fill="FFFFFF"/>
-            <w:tcMar>
-              <w:top w:w="0" w:type="dxa"/>
-              <w:bottom w:w="0" w:type="dxa"/>
-              <w:left w:w="0" w:type="dxa"/>
-              <w:right w:w="0" w:type="dxa"/>
-            </w:tcMar>
-            <w:vAlign w:val="center"/>
-          </w:tcPr>
-          <w:p>
-            <w:pPr>
-              <w:pStyle w:val="Normal"/>
-              <w:jc w:val="left"/>
-              <w:pBdr>
-                <w:bottom w:val="none" w:sz="0" w:space="0" w:color="000000"/>
-                <w:top w:val="none" w:sz="0" w:space="0" w:color="000000"/>
-                <w:left w:val="none" w:sz="0" w:space="0" w:color="000000"/>
-                <w:right w:val="none" w:sz="0" w:space="0" w:color="000000"/>
-              </w:pBdr>
-              <w:spacing w:after="100" w:before="100" w:line="240"/>
-              <w:ind w:left="100" w:right="100" w:firstLine="0" w:firstLineChars="0"/>
-              <w:rPr>
-                <w:rFonts w:ascii="Times New Roman" w:hAnsi="Times New Roman" w:eastAsia="Times New Roman" w:cs="Times New Roman"/>
-                <w:i w:val="false"/>
-                <w:b w:val="false"/>
-                <w:u w:val="none"/>
-                <w:strike w:val="false"/>
-                <w:sz w:val="18"/>
-                <w:szCs w:val="18"/>
-                <w:color w:val="000000"/>
-              </w:rPr>
-            </w:pPr>
-            <w:r>
-              <w:rPr>
-                <w:rFonts w:ascii="Times New Roman" w:hAnsi="Times New Roman" w:eastAsia="Times New Roman" w:cs="Times New Roman"/>
-                <w:i w:val="false"/>
-                <w:b w:val="false"/>
-                <w:u w:val="none"/>
-                <w:strike w:val="false"/>
-                <w:sz w:val="18"/>
-                <w:szCs w:val="18"/>
-                <w:color w:val="000000"/>
-              </w:rPr>
-              <w:t xml:space="preserve">0.401</w:t>
+              <w:t xml:space="preserve">107</w:t>
+            </w:r>
+          </w:p>
+        </w:tc>
+        <w:tc>
+          <w:tcPr>
+            <w:tcBorders>
+              <w:bottom w:val="none" w:sz="0" w:space="0" w:color="000000"/>
+              <w:top w:val="none" w:sz="0" w:space="0" w:color="000000"/>
+              <w:left w:val="none" w:sz="0" w:space="0" w:color="000000"/>
+              <w:right w:val="none" w:sz="0" w:space="0" w:color="000000"/>
+            </w:tcBorders>
+            <w:shd w:val="clear" w:color="auto" w:fill="FFFFFF"/>
+            <w:tcMar>
+              <w:top w:w="0" w:type="dxa"/>
+              <w:bottom w:w="0" w:type="dxa"/>
+              <w:left w:w="0" w:type="dxa"/>
+              <w:right w:w="0" w:type="dxa"/>
+            </w:tcMar>
+            <w:vAlign w:val="center"/>
+          </w:tcPr>
+          <w:p>
+            <w:pPr>
+              <w:pStyle w:val="Normal"/>
+              <w:jc w:val="left"/>
+              <w:pBdr>
+                <w:bottom w:val="none" w:sz="0" w:space="0" w:color="000000"/>
+                <w:top w:val="none" w:sz="0" w:space="0" w:color="000000"/>
+                <w:left w:val="none" w:sz="0" w:space="0" w:color="000000"/>
+                <w:right w:val="none" w:sz="0" w:space="0" w:color="000000"/>
+              </w:pBdr>
+              <w:spacing w:after="100" w:before="100" w:line="240"/>
+              <w:ind w:left="100" w:right="100" w:firstLine="0" w:firstLineChars="0"/>
+              <w:rPr>
+                <w:rFonts w:ascii="Times New Roman" w:hAnsi="Times New Roman" w:eastAsia="Times New Roman" w:cs="Times New Roman"/>
+                <w:i w:val="false"/>
+                <w:b w:val="false"/>
+                <w:u w:val="none"/>
+                <w:strike w:val="false"/>
+                <w:sz w:val="18"/>
+                <w:szCs w:val="18"/>
+                <w:color w:val="000000"/>
+              </w:rPr>
+            </w:pPr>
+            <w:r>
+              <w:rPr>
+                <w:rFonts w:ascii="Times New Roman" w:hAnsi="Times New Roman" w:eastAsia="Times New Roman" w:cs="Times New Roman"/>
+                <w:i w:val="false"/>
+                <w:b w:val="false"/>
+                <w:u w:val="none"/>
+                <w:strike w:val="false"/>
+                <w:sz w:val="18"/>
+                <w:szCs w:val="18"/>
+                <w:color w:val="000000"/>
+              </w:rPr>
+              <w:t xml:space="preserve">1.88 (1.41–2.51)</w:t>
+            </w:r>
+          </w:p>
+        </w:tc>
+        <w:tc>
+          <w:tcPr>
+            <w:tcBorders>
+              <w:bottom w:val="none" w:sz="0" w:space="0" w:color="000000"/>
+              <w:top w:val="none" w:sz="0" w:space="0" w:color="000000"/>
+              <w:left w:val="none" w:sz="0" w:space="0" w:color="000000"/>
+              <w:right w:val="none" w:sz="0" w:space="0" w:color="000000"/>
+            </w:tcBorders>
+            <w:shd w:val="clear" w:color="auto" w:fill="FFFFFF"/>
+            <w:tcMar>
+              <w:top w:w="0" w:type="dxa"/>
+              <w:bottom w:w="0" w:type="dxa"/>
+              <w:left w:w="0" w:type="dxa"/>
+              <w:right w:w="0" w:type="dxa"/>
+            </w:tcMar>
+            <w:vAlign w:val="center"/>
+          </w:tcPr>
+          <w:p>
+            <w:pPr>
+              <w:pStyle w:val="Normal"/>
+              <w:jc w:val="left"/>
+              <w:pBdr>
+                <w:bottom w:val="none" w:sz="0" w:space="0" w:color="000000"/>
+                <w:top w:val="none" w:sz="0" w:space="0" w:color="000000"/>
+                <w:left w:val="none" w:sz="0" w:space="0" w:color="000000"/>
+                <w:right w:val="none" w:sz="0" w:space="0" w:color="000000"/>
+              </w:pBdr>
+              <w:spacing w:after="100" w:before="100" w:line="240"/>
+              <w:ind w:left="100" w:right="100" w:firstLine="0" w:firstLineChars="0"/>
+              <w:rPr>
+                <w:rFonts w:ascii="Times New Roman" w:hAnsi="Times New Roman" w:eastAsia="Times New Roman" w:cs="Times New Roman"/>
+                <w:i w:val="false"/>
+                <w:b w:val="false"/>
+                <w:u w:val="none"/>
+                <w:strike w:val="false"/>
+                <w:sz w:val="18"/>
+                <w:szCs w:val="18"/>
+                <w:color w:val="000000"/>
+              </w:rPr>
+            </w:pPr>
+            <w:r>
+              <w:rPr>
+                <w:rFonts w:ascii="Times New Roman" w:hAnsi="Times New Roman" w:eastAsia="Times New Roman" w:cs="Times New Roman"/>
+                <w:i w:val="false"/>
+                <w:b w:val="false"/>
+                <w:u w:val="none"/>
+                <w:strike w:val="false"/>
+                <w:sz w:val="18"/>
+                <w:szCs w:val="18"/>
+                <w:color w:val="000000"/>
+              </w:rPr>
+              <w:t xml:space="preserve">&lt;0.001</w:t>
             </w:r>
           </w:p>
         </w:tc>
@@ -4995,7 +4995,282 @@
                 <w:szCs w:val="18"/>
                 <w:color w:val="000000"/>
               </w:rPr>
-              <w:t xml:space="preserve">Multivariable</w:t>
+              <w:t xml:space="preserve">Multivariable (MMR status known)</w:t>
+            </w:r>
+          </w:p>
+        </w:tc>
+        <w:tc>
+          <w:tcPr>
+            <w:tcBorders>
+              <w:bottom w:val="none" w:sz="0" w:space="0" w:color="000000"/>
+              <w:top w:val="none" w:sz="0" w:space="0" w:color="000000"/>
+              <w:left w:val="none" w:sz="0" w:space="0" w:color="000000"/>
+              <w:right w:val="none" w:sz="0" w:space="0" w:color="000000"/>
+            </w:tcBorders>
+            <w:shd w:val="clear" w:color="auto" w:fill="FFFFFF"/>
+            <w:tcMar>
+              <w:top w:w="0" w:type="dxa"/>
+              <w:bottom w:w="0" w:type="dxa"/>
+              <w:left w:w="0" w:type="dxa"/>
+              <w:right w:w="0" w:type="dxa"/>
+            </w:tcMar>
+            <w:vAlign w:val="center"/>
+          </w:tcPr>
+          <w:p>
+            <w:pPr>
+              <w:pStyle w:val="Normal"/>
+              <w:jc w:val="left"/>
+              <w:pBdr>
+                <w:bottom w:val="none" w:sz="0" w:space="0" w:color="000000"/>
+                <w:top w:val="none" w:sz="0" w:space="0" w:color="000000"/>
+                <w:left w:val="none" w:sz="0" w:space="0" w:color="000000"/>
+                <w:right w:val="none" w:sz="0" w:space="0" w:color="000000"/>
+              </w:pBdr>
+              <w:spacing w:after="100" w:before="100" w:line="240"/>
+              <w:ind w:left="100" w:right="100" w:firstLine="0" w:firstLineChars="0"/>
+              <w:rPr>
+                <w:rFonts w:ascii="Times New Roman" w:hAnsi="Times New Roman" w:eastAsia="Times New Roman" w:cs="Times New Roman"/>
+                <w:i w:val="false"/>
+                <w:b w:val="false"/>
+                <w:u w:val="none"/>
+                <w:strike w:val="false"/>
+                <w:sz w:val="18"/>
+                <w:szCs w:val="18"/>
+                <w:color w:val="000000"/>
+              </w:rPr>
+            </w:pPr>
+            <w:r>
+              <w:rPr>
+                <w:rFonts w:ascii="Times New Roman" w:hAnsi="Times New Roman" w:eastAsia="Times New Roman" w:cs="Times New Roman"/>
+                <w:i w:val="false"/>
+                <w:b w:val="false"/>
+                <w:u w:val="none"/>
+                <w:strike w:val="false"/>
+                <w:sz w:val="18"/>
+                <w:szCs w:val="18"/>
+                <w:color w:val="000000"/>
+              </w:rPr>
+              <w:t xml:space="preserve">ROCK2 expression</w:t>
+            </w:r>
+          </w:p>
+        </w:tc>
+        <w:tc>
+          <w:tcPr>
+            <w:tcBorders>
+              <w:bottom w:val="none" w:sz="0" w:space="0" w:color="000000"/>
+              <w:top w:val="none" w:sz="0" w:space="0" w:color="000000"/>
+              <w:left w:val="none" w:sz="0" w:space="0" w:color="000000"/>
+              <w:right w:val="none" w:sz="0" w:space="0" w:color="000000"/>
+            </w:tcBorders>
+            <w:shd w:val="clear" w:color="auto" w:fill="FFFFFF"/>
+            <w:tcMar>
+              <w:top w:w="0" w:type="dxa"/>
+              <w:bottom w:w="0" w:type="dxa"/>
+              <w:left w:w="0" w:type="dxa"/>
+              <w:right w:w="0" w:type="dxa"/>
+            </w:tcMar>
+            <w:vAlign w:val="center"/>
+          </w:tcPr>
+          <w:p>
+            <w:pPr>
+              <w:pStyle w:val="Normal"/>
+              <w:jc w:val="left"/>
+              <w:pBdr>
+                <w:bottom w:val="none" w:sz="0" w:space="0" w:color="000000"/>
+                <w:top w:val="none" w:sz="0" w:space="0" w:color="000000"/>
+                <w:left w:val="none" w:sz="0" w:space="0" w:color="000000"/>
+                <w:right w:val="none" w:sz="0" w:space="0" w:color="000000"/>
+              </w:pBdr>
+              <w:spacing w:after="100" w:before="100" w:line="240"/>
+              <w:ind w:left="100" w:right="100" w:firstLine="0" w:firstLineChars="0"/>
+              <w:rPr>
+                <w:rFonts w:ascii="Times New Roman" w:hAnsi="Times New Roman" w:eastAsia="Times New Roman" w:cs="Times New Roman"/>
+                <w:i w:val="false"/>
+                <w:b w:val="false"/>
+                <w:u w:val="none"/>
+                <w:strike w:val="false"/>
+                <w:sz w:val="18"/>
+                <w:szCs w:val="18"/>
+                <w:color w:val="000000"/>
+              </w:rPr>
+            </w:pPr>
+            <w:r>
+              <w:rPr>
+                <w:rFonts w:ascii="Times New Roman" w:hAnsi="Times New Roman" w:eastAsia="Times New Roman" w:cs="Times New Roman"/>
+                <w:i w:val="false"/>
+                <w:b w:val="false"/>
+                <w:u w:val="none"/>
+                <w:strike w:val="false"/>
+                <w:sz w:val="18"/>
+                <w:szCs w:val="18"/>
+                <w:color w:val="000000"/>
+              </w:rPr>
+              <w:t xml:space="preserve">Low (ref)</w:t>
+            </w:r>
+          </w:p>
+        </w:tc>
+        <w:tc>
+          <w:tcPr>
+            <w:tcBorders>
+              <w:bottom w:val="none" w:sz="0" w:space="0" w:color="000000"/>
+              <w:top w:val="none" w:sz="0" w:space="0" w:color="000000"/>
+              <w:left w:val="none" w:sz="0" w:space="0" w:color="000000"/>
+              <w:right w:val="none" w:sz="0" w:space="0" w:color="000000"/>
+            </w:tcBorders>
+            <w:shd w:val="clear" w:color="auto" w:fill="FFFFFF"/>
+            <w:tcMar>
+              <w:top w:w="0" w:type="dxa"/>
+              <w:bottom w:w="0" w:type="dxa"/>
+              <w:left w:w="0" w:type="dxa"/>
+              <w:right w:w="0" w:type="dxa"/>
+            </w:tcMar>
+            <w:vAlign w:val="center"/>
+          </w:tcPr>
+          <w:p>
+            <w:pPr>
+              <w:pStyle w:val="Normal"/>
+              <w:jc w:val="right"/>
+              <w:pBdr>
+                <w:bottom w:val="none" w:sz="0" w:space="0" w:color="000000"/>
+                <w:top w:val="none" w:sz="0" w:space="0" w:color="000000"/>
+                <w:left w:val="none" w:sz="0" w:space="0" w:color="000000"/>
+                <w:right w:val="none" w:sz="0" w:space="0" w:color="000000"/>
+              </w:pBdr>
+              <w:spacing w:after="100" w:before="100" w:line="240"/>
+              <w:ind w:left="100" w:right="100" w:firstLine="0" w:firstLineChars="0"/>
+              <w:rPr>
+                <w:rFonts w:ascii="Times New Roman" w:hAnsi="Times New Roman" w:eastAsia="Times New Roman" w:cs="Times New Roman"/>
+                <w:i w:val="false"/>
+                <w:b w:val="false"/>
+                <w:u w:val="none"/>
+                <w:strike w:val="false"/>
+                <w:sz w:val="18"/>
+                <w:szCs w:val="18"/>
+                <w:color w:val="000000"/>
+              </w:rPr>
+            </w:pPr>
+            <w:r>
+              <w:rPr>
+                <w:rFonts w:ascii="Times New Roman" w:hAnsi="Times New Roman" w:eastAsia="Times New Roman" w:cs="Times New Roman"/>
+                <w:i w:val="false"/>
+                <w:b w:val="false"/>
+                <w:u w:val="none"/>
+                <w:strike w:val="false"/>
+                <w:sz w:val="18"/>
+                <w:szCs w:val="18"/>
+                <w:color w:val="000000"/>
+              </w:rPr>
+              <w:t xml:space="preserve">246</w:t>
+            </w:r>
+          </w:p>
+        </w:tc>
+        <w:tc>
+          <w:tcPr>
+            <w:tcBorders>
+              <w:bottom w:val="none" w:sz="0" w:space="0" w:color="000000"/>
+              <w:top w:val="none" w:sz="0" w:space="0" w:color="000000"/>
+              <w:left w:val="none" w:sz="0" w:space="0" w:color="000000"/>
+              <w:right w:val="none" w:sz="0" w:space="0" w:color="000000"/>
+            </w:tcBorders>
+            <w:shd w:val="clear" w:color="auto" w:fill="FFFFFF"/>
+            <w:tcMar>
+              <w:top w:w="0" w:type="dxa"/>
+              <w:bottom w:w="0" w:type="dxa"/>
+              <w:left w:w="0" w:type="dxa"/>
+              <w:right w:w="0" w:type="dxa"/>
+            </w:tcMar>
+            <w:vAlign w:val="center"/>
+          </w:tcPr>
+          <w:p>
+            <w:pPr>
+              <w:pStyle w:val="Normal"/>
+              <w:jc w:val="right"/>
+              <w:pBdr>
+                <w:bottom w:val="none" w:sz="0" w:space="0" w:color="000000"/>
+                <w:top w:val="none" w:sz="0" w:space="0" w:color="000000"/>
+                <w:left w:val="none" w:sz="0" w:space="0" w:color="000000"/>
+                <w:right w:val="none" w:sz="0" w:space="0" w:color="000000"/>
+              </w:pBdr>
+              <w:spacing w:after="100" w:before="100" w:line="240"/>
+              <w:ind w:left="100" w:right="100" w:firstLine="0" w:firstLineChars="0"/>
+              <w:rPr>
+                <w:rFonts w:ascii="Times New Roman" w:hAnsi="Times New Roman" w:eastAsia="Times New Roman" w:cs="Times New Roman"/>
+                <w:i w:val="false"/>
+                <w:b w:val="false"/>
+                <w:u w:val="none"/>
+                <w:strike w:val="false"/>
+                <w:sz w:val="18"/>
+                <w:szCs w:val="18"/>
+                <w:color w:val="000000"/>
+              </w:rPr>
+            </w:pPr>
+            <w:r>
+              <w:rPr>
+                <w:rFonts w:ascii="Times New Roman" w:hAnsi="Times New Roman" w:eastAsia="Times New Roman" w:cs="Times New Roman"/>
+                <w:i w:val="false"/>
+                <w:b w:val="false"/>
+                <w:u w:val="none"/>
+                <w:strike w:val="false"/>
+                <w:sz w:val="18"/>
+                <w:szCs w:val="18"/>
+                <w:color w:val="000000"/>
+              </w:rPr>
+              <w:t xml:space="preserve">88</w:t>
+            </w:r>
+          </w:p>
+        </w:tc>
+        <w:tc>
+          <w:tcPr>
+            <w:tcBorders>
+              <w:bottom w:val="none" w:sz="0" w:space="0" w:color="000000"/>
+              <w:top w:val="none" w:sz="0" w:space="0" w:color="000000"/>
+              <w:left w:val="none" w:sz="0" w:space="0" w:color="000000"/>
+              <w:right w:val="none" w:sz="0" w:space="0" w:color="000000"/>
+            </w:tcBorders>
+            <w:shd w:val="clear" w:color="auto" w:fill="FFFFFF"/>
+            <w:tcMar>
+              <w:top w:w="0" w:type="dxa"/>
+              <w:bottom w:w="0" w:type="dxa"/>
+              <w:left w:w="0" w:type="dxa"/>
+              <w:right w:w="0" w:type="dxa"/>
+            </w:tcMar>
+            <w:vAlign w:val="center"/>
+          </w:tcPr>
+          <w:p>
+            <w:pPr>
+              <w:pStyle w:val="Normal"/>
+              <w:jc w:val="left"/>
+              <w:pBdr>
+                <w:bottom w:val="none" w:sz="0" w:space="0" w:color="000000"/>
+                <w:top w:val="none" w:sz="0" w:space="0" w:color="000000"/>
+                <w:left w:val="none" w:sz="0" w:space="0" w:color="000000"/>
+                <w:right w:val="none" w:sz="0" w:space="0" w:color="000000"/>
+              </w:pBdr>
+              <w:spacing w:after="100" w:before="100" w:line="240"/>
+              <w:ind w:left="100" w:right="100" w:firstLine="0" w:firstLineChars="0"/>
+              <w:rPr>
+                <w:rFonts w:ascii="Times New Roman" w:hAnsi="Times New Roman" w:eastAsia="Times New Roman" w:cs="Times New Roman"/>
+                <w:i w:val="false"/>
+                <w:b w:val="false"/>
+                <w:u w:val="none"/>
+                <w:strike w:val="false"/>
+                <w:sz w:val="18"/>
+                <w:szCs w:val="18"/>
+                <w:color w:val="000000"/>
+              </w:rPr>
+            </w:pPr>
+            <w:r>
+              <w:rPr>
+                <w:rFonts w:ascii="Times New Roman" w:hAnsi="Times New Roman" w:eastAsia="Times New Roman" w:cs="Times New Roman"/>
+                <w:i w:val="false"/>
+                <w:b w:val="false"/>
+                <w:u w:val="none"/>
+                <w:strike w:val="false"/>
+                <w:sz w:val="18"/>
+                <w:szCs w:val="18"/>
+                <w:color w:val="000000"/>
+              </w:rPr>
+              <w:t xml:space="preserve">Reference</w:t>
             </w:r>
           </w:p>
         </w:tc>
@@ -5051,281 +5326,6 @@
                 <w:color w:val="000000"/>
               </w:rPr>
               <w:t xml:space="preserve"/>
-            </w:r>
-          </w:p>
-        </w:tc>
-        <w:tc>
-          <w:tcPr>
-            <w:tcBorders>
-              <w:bottom w:val="none" w:sz="0" w:space="0" w:color="000000"/>
-              <w:top w:val="none" w:sz="0" w:space="0" w:color="000000"/>
-              <w:left w:val="none" w:sz="0" w:space="0" w:color="000000"/>
-              <w:right w:val="none" w:sz="0" w:space="0" w:color="000000"/>
-            </w:tcBorders>
-            <w:shd w:val="clear" w:color="auto" w:fill="FFFFFF"/>
-            <w:tcMar>
-              <w:top w:w="0" w:type="dxa"/>
-              <w:bottom w:w="0" w:type="dxa"/>
-              <w:left w:w="0" w:type="dxa"/>
-              <w:right w:w="0" w:type="dxa"/>
-            </w:tcMar>
-            <w:vAlign w:val="center"/>
-          </w:tcPr>
-          <w:p>
-            <w:pPr>
-              <w:pStyle w:val="Normal"/>
-              <w:jc w:val="left"/>
-              <w:pBdr>
-                <w:bottom w:val="none" w:sz="0" w:space="0" w:color="000000"/>
-                <w:top w:val="none" w:sz="0" w:space="0" w:color="000000"/>
-                <w:left w:val="none" w:sz="0" w:space="0" w:color="000000"/>
-                <w:right w:val="none" w:sz="0" w:space="0" w:color="000000"/>
-              </w:pBdr>
-              <w:spacing w:after="100" w:before="100" w:line="240"/>
-              <w:ind w:left="100" w:right="100" w:firstLine="0" w:firstLineChars="0"/>
-              <w:rPr>
-                <w:rFonts w:ascii="Times New Roman" w:hAnsi="Times New Roman" w:eastAsia="Times New Roman" w:cs="Times New Roman"/>
-                <w:i w:val="false"/>
-                <w:b w:val="false"/>
-                <w:u w:val="none"/>
-                <w:strike w:val="false"/>
-                <w:sz w:val="18"/>
-                <w:szCs w:val="18"/>
-                <w:color w:val="000000"/>
-              </w:rPr>
-            </w:pPr>
-            <w:r>
-              <w:rPr>
-                <w:rFonts w:ascii="Times New Roman" w:hAnsi="Times New Roman" w:eastAsia="Times New Roman" w:cs="Times New Roman"/>
-                <w:i w:val="false"/>
-                <w:b w:val="false"/>
-                <w:u w:val="none"/>
-                <w:strike w:val="false"/>
-                <w:sz w:val="18"/>
-                <w:szCs w:val="18"/>
-                <w:color w:val="000000"/>
-              </w:rPr>
-              <w:t xml:space="preserve">III</w:t>
-            </w:r>
-          </w:p>
-        </w:tc>
-        <w:tc>
-          <w:tcPr>
-            <w:tcBorders>
-              <w:bottom w:val="none" w:sz="0" w:space="0" w:color="000000"/>
-              <w:top w:val="none" w:sz="0" w:space="0" w:color="000000"/>
-              <w:left w:val="none" w:sz="0" w:space="0" w:color="000000"/>
-              <w:right w:val="none" w:sz="0" w:space="0" w:color="000000"/>
-            </w:tcBorders>
-            <w:shd w:val="clear" w:color="auto" w:fill="FFFFFF"/>
-            <w:tcMar>
-              <w:top w:w="0" w:type="dxa"/>
-              <w:bottom w:w="0" w:type="dxa"/>
-              <w:left w:w="0" w:type="dxa"/>
-              <w:right w:w="0" w:type="dxa"/>
-            </w:tcMar>
-            <w:vAlign w:val="center"/>
-          </w:tcPr>
-          <w:p>
-            <w:pPr>
-              <w:pStyle w:val="Normal"/>
-              <w:jc w:val="right"/>
-              <w:pBdr>
-                <w:bottom w:val="none" w:sz="0" w:space="0" w:color="000000"/>
-                <w:top w:val="none" w:sz="0" w:space="0" w:color="000000"/>
-                <w:left w:val="none" w:sz="0" w:space="0" w:color="000000"/>
-                <w:right w:val="none" w:sz="0" w:space="0" w:color="000000"/>
-              </w:pBdr>
-              <w:spacing w:after="100" w:before="100" w:line="240"/>
-              <w:ind w:left="100" w:right="100" w:firstLine="0" w:firstLineChars="0"/>
-              <w:rPr>
-                <w:rFonts w:ascii="Times New Roman" w:hAnsi="Times New Roman" w:eastAsia="Times New Roman" w:cs="Times New Roman"/>
-                <w:i w:val="false"/>
-                <w:b w:val="false"/>
-                <w:u w:val="none"/>
-                <w:strike w:val="false"/>
-                <w:sz w:val="18"/>
-                <w:szCs w:val="18"/>
-                <w:color w:val="000000"/>
-              </w:rPr>
-            </w:pPr>
-            <w:r>
-              <w:rPr>
-                <w:rFonts w:ascii="Times New Roman" w:hAnsi="Times New Roman" w:eastAsia="Times New Roman" w:cs="Times New Roman"/>
-                <w:i w:val="false"/>
-                <w:b w:val="false"/>
-                <w:u w:val="none"/>
-                <w:strike w:val="false"/>
-                <w:sz w:val="18"/>
-                <w:szCs w:val="18"/>
-                <w:color w:val="000000"/>
-              </w:rPr>
-              <w:t xml:space="preserve">204</w:t>
-            </w:r>
-          </w:p>
-        </w:tc>
-        <w:tc>
-          <w:tcPr>
-            <w:tcBorders>
-              <w:bottom w:val="none" w:sz="0" w:space="0" w:color="000000"/>
-              <w:top w:val="none" w:sz="0" w:space="0" w:color="000000"/>
-              <w:left w:val="none" w:sz="0" w:space="0" w:color="000000"/>
-              <w:right w:val="none" w:sz="0" w:space="0" w:color="000000"/>
-            </w:tcBorders>
-            <w:shd w:val="clear" w:color="auto" w:fill="FFFFFF"/>
-            <w:tcMar>
-              <w:top w:w="0" w:type="dxa"/>
-              <w:bottom w:w="0" w:type="dxa"/>
-              <w:left w:w="0" w:type="dxa"/>
-              <w:right w:w="0" w:type="dxa"/>
-            </w:tcMar>
-            <w:vAlign w:val="center"/>
-          </w:tcPr>
-          <w:p>
-            <w:pPr>
-              <w:pStyle w:val="Normal"/>
-              <w:jc w:val="right"/>
-              <w:pBdr>
-                <w:bottom w:val="none" w:sz="0" w:space="0" w:color="000000"/>
-                <w:top w:val="none" w:sz="0" w:space="0" w:color="000000"/>
-                <w:left w:val="none" w:sz="0" w:space="0" w:color="000000"/>
-                <w:right w:val="none" w:sz="0" w:space="0" w:color="000000"/>
-              </w:pBdr>
-              <w:spacing w:after="100" w:before="100" w:line="240"/>
-              <w:ind w:left="100" w:right="100" w:firstLine="0" w:firstLineChars="0"/>
-              <w:rPr>
-                <w:rFonts w:ascii="Times New Roman" w:hAnsi="Times New Roman" w:eastAsia="Times New Roman" w:cs="Times New Roman"/>
-                <w:i w:val="false"/>
-                <w:b w:val="false"/>
-                <w:u w:val="none"/>
-                <w:strike w:val="false"/>
-                <w:sz w:val="18"/>
-                <w:szCs w:val="18"/>
-                <w:color w:val="000000"/>
-              </w:rPr>
-            </w:pPr>
-            <w:r>
-              <w:rPr>
-                <w:rFonts w:ascii="Times New Roman" w:hAnsi="Times New Roman" w:eastAsia="Times New Roman" w:cs="Times New Roman"/>
-                <w:i w:val="false"/>
-                <w:b w:val="false"/>
-                <w:u w:val="none"/>
-                <w:strike w:val="false"/>
-                <w:sz w:val="18"/>
-                <w:szCs w:val="18"/>
-                <w:color w:val="000000"/>
-              </w:rPr>
-              <w:t xml:space="preserve">67</w:t>
-            </w:r>
-          </w:p>
-        </w:tc>
-        <w:tc>
-          <w:tcPr>
-            <w:tcBorders>
-              <w:bottom w:val="none" w:sz="0" w:space="0" w:color="000000"/>
-              <w:top w:val="none" w:sz="0" w:space="0" w:color="000000"/>
-              <w:left w:val="none" w:sz="0" w:space="0" w:color="000000"/>
-              <w:right w:val="none" w:sz="0" w:space="0" w:color="000000"/>
-            </w:tcBorders>
-            <w:shd w:val="clear" w:color="auto" w:fill="FFFFFF"/>
-            <w:tcMar>
-              <w:top w:w="0" w:type="dxa"/>
-              <w:bottom w:w="0" w:type="dxa"/>
-              <w:left w:w="0" w:type="dxa"/>
-              <w:right w:w="0" w:type="dxa"/>
-            </w:tcMar>
-            <w:vAlign w:val="center"/>
-          </w:tcPr>
-          <w:p>
-            <w:pPr>
-              <w:pStyle w:val="Normal"/>
-              <w:jc w:val="left"/>
-              <w:pBdr>
-                <w:bottom w:val="none" w:sz="0" w:space="0" w:color="000000"/>
-                <w:top w:val="none" w:sz="0" w:space="0" w:color="000000"/>
-                <w:left w:val="none" w:sz="0" w:space="0" w:color="000000"/>
-                <w:right w:val="none" w:sz="0" w:space="0" w:color="000000"/>
-              </w:pBdr>
-              <w:spacing w:after="100" w:before="100" w:line="240"/>
-              <w:ind w:left="100" w:right="100" w:firstLine="0" w:firstLineChars="0"/>
-              <w:rPr>
-                <w:rFonts w:ascii="Times New Roman" w:hAnsi="Times New Roman" w:eastAsia="Times New Roman" w:cs="Times New Roman"/>
-                <w:i w:val="false"/>
-                <w:b w:val="false"/>
-                <w:u w:val="none"/>
-                <w:strike w:val="false"/>
-                <w:sz w:val="18"/>
-                <w:szCs w:val="18"/>
-                <w:color w:val="000000"/>
-              </w:rPr>
-            </w:pPr>
-            <w:r>
-              <w:rPr>
-                <w:rFonts w:ascii="Times New Roman" w:hAnsi="Times New Roman" w:eastAsia="Times New Roman" w:cs="Times New Roman"/>
-                <w:i w:val="false"/>
-                <w:b w:val="false"/>
-                <w:u w:val="none"/>
-                <w:strike w:val="false"/>
-                <w:sz w:val="18"/>
-                <w:szCs w:val="18"/>
-                <w:color w:val="000000"/>
-              </w:rPr>
-              <w:t xml:space="preserve">1.93 (0.77–4.78)</w:t>
-            </w:r>
-          </w:p>
-        </w:tc>
-        <w:tc>
-          <w:tcPr>
-            <w:tcBorders>
-              <w:bottom w:val="none" w:sz="0" w:space="0" w:color="000000"/>
-              <w:top w:val="none" w:sz="0" w:space="0" w:color="000000"/>
-              <w:left w:val="none" w:sz="0" w:space="0" w:color="000000"/>
-              <w:right w:val="none" w:sz="0" w:space="0" w:color="000000"/>
-            </w:tcBorders>
-            <w:shd w:val="clear" w:color="auto" w:fill="FFFFFF"/>
-            <w:tcMar>
-              <w:top w:w="0" w:type="dxa"/>
-              <w:bottom w:w="0" w:type="dxa"/>
-              <w:left w:w="0" w:type="dxa"/>
-              <w:right w:w="0" w:type="dxa"/>
-            </w:tcMar>
-            <w:vAlign w:val="center"/>
-          </w:tcPr>
-          <w:p>
-            <w:pPr>
-              <w:pStyle w:val="Normal"/>
-              <w:jc w:val="left"/>
-              <w:pBdr>
-                <w:bottom w:val="none" w:sz="0" w:space="0" w:color="000000"/>
-                <w:top w:val="none" w:sz="0" w:space="0" w:color="000000"/>
-                <w:left w:val="none" w:sz="0" w:space="0" w:color="000000"/>
-                <w:right w:val="none" w:sz="0" w:space="0" w:color="000000"/>
-              </w:pBdr>
-              <w:spacing w:after="100" w:before="100" w:line="240"/>
-              <w:ind w:left="100" w:right="100" w:firstLine="0" w:firstLineChars="0"/>
-              <w:rPr>
-                <w:rFonts w:ascii="Times New Roman" w:hAnsi="Times New Roman" w:eastAsia="Times New Roman" w:cs="Times New Roman"/>
-                <w:i w:val="false"/>
-                <w:b w:val="false"/>
-                <w:u w:val="none"/>
-                <w:strike w:val="false"/>
-                <w:sz w:val="18"/>
-                <w:szCs w:val="18"/>
-                <w:color w:val="000000"/>
-              </w:rPr>
-            </w:pPr>
-            <w:r>
-              <w:rPr>
-                <w:rFonts w:ascii="Times New Roman" w:hAnsi="Times New Roman" w:eastAsia="Times New Roman" w:cs="Times New Roman"/>
-                <w:i w:val="false"/>
-                <w:b w:val="false"/>
-                <w:u w:val="none"/>
-                <w:strike w:val="false"/>
-                <w:sz w:val="18"/>
-                <w:szCs w:val="18"/>
-                <w:color w:val="000000"/>
-              </w:rPr>
-              <w:t xml:space="preserve">0.158</w:t>
             </w:r>
           </w:p>
         </w:tc>
@@ -5440,7 +5440,7 @@
                 <w:szCs w:val="18"/>
                 <w:color w:val="000000"/>
               </w:rPr>
-              <w:t xml:space="preserve">Multivariable</w:t>
+              <w:t xml:space="preserve">Multivariable (MMR status known)</w:t>
             </w:r>
           </w:p>
         </w:tc>
@@ -5550,7 +5550,7 @@
                 <w:szCs w:val="18"/>
                 <w:color w:val="000000"/>
               </w:rPr>
-              <w:t xml:space="preserve">IV</w:t>
+              <w:t xml:space="preserve">High</w:t>
             </w:r>
           </w:p>
         </w:tc>
@@ -5605,7 +5605,7 @@
                 <w:szCs w:val="18"/>
                 <w:color w:val="000000"/>
               </w:rPr>
-              <w:t xml:space="preserve">60</w:t>
+              <w:t xml:space="preserve">265</w:t>
             </w:r>
           </w:p>
         </w:tc>
@@ -5660,117 +5660,117 @@
                 <w:szCs w:val="18"/>
                 <w:color w:val="000000"/>
               </w:rPr>
-              <w:t xml:space="preserve">40</w:t>
-            </w:r>
-          </w:p>
-        </w:tc>
-        <w:tc>
-          <w:tcPr>
-            <w:tcBorders>
-              <w:bottom w:val="none" w:sz="0" w:space="0" w:color="000000"/>
-              <w:top w:val="none" w:sz="0" w:space="0" w:color="000000"/>
-              <w:left w:val="none" w:sz="0" w:space="0" w:color="000000"/>
-              <w:right w:val="none" w:sz="0" w:space="0" w:color="000000"/>
-            </w:tcBorders>
-            <w:shd w:val="clear" w:color="auto" w:fill="FFFFFF"/>
-            <w:tcMar>
-              <w:top w:w="0" w:type="dxa"/>
-              <w:bottom w:w="0" w:type="dxa"/>
-              <w:left w:w="0" w:type="dxa"/>
-              <w:right w:w="0" w:type="dxa"/>
-            </w:tcMar>
-            <w:vAlign w:val="center"/>
-          </w:tcPr>
-          <w:p>
-            <w:pPr>
-              <w:pStyle w:val="Normal"/>
-              <w:jc w:val="left"/>
-              <w:pBdr>
-                <w:bottom w:val="none" w:sz="0" w:space="0" w:color="000000"/>
-                <w:top w:val="none" w:sz="0" w:space="0" w:color="000000"/>
-                <w:left w:val="none" w:sz="0" w:space="0" w:color="000000"/>
-                <w:right w:val="none" w:sz="0" w:space="0" w:color="000000"/>
-              </w:pBdr>
-              <w:spacing w:after="100" w:before="100" w:line="240"/>
-              <w:ind w:left="100" w:right="100" w:firstLine="0" w:firstLineChars="0"/>
-              <w:rPr>
-                <w:rFonts w:ascii="Times New Roman" w:hAnsi="Times New Roman" w:eastAsia="Times New Roman" w:cs="Times New Roman"/>
-                <w:i w:val="false"/>
-                <w:b w:val="false"/>
-                <w:u w:val="none"/>
-                <w:strike w:val="false"/>
-                <w:sz w:val="18"/>
-                <w:szCs w:val="18"/>
-                <w:color w:val="000000"/>
-              </w:rPr>
-            </w:pPr>
-            <w:r>
-              <w:rPr>
-                <w:rFonts w:ascii="Times New Roman" w:hAnsi="Times New Roman" w:eastAsia="Times New Roman" w:cs="Times New Roman"/>
-                <w:i w:val="false"/>
-                <w:b w:val="false"/>
-                <w:u w:val="none"/>
-                <w:strike w:val="false"/>
-                <w:sz w:val="18"/>
-                <w:szCs w:val="18"/>
-                <w:color w:val="000000"/>
-              </w:rPr>
-              <w:t xml:space="preserve">9.45 (3.71–24.02)</w:t>
-            </w:r>
-          </w:p>
-        </w:tc>
-        <w:tc>
-          <w:tcPr>
-            <w:tcBorders>
-              <w:bottom w:val="none" w:sz="0" w:space="0" w:color="000000"/>
-              <w:top w:val="none" w:sz="0" w:space="0" w:color="000000"/>
-              <w:left w:val="none" w:sz="0" w:space="0" w:color="000000"/>
-              <w:right w:val="none" w:sz="0" w:space="0" w:color="000000"/>
-            </w:tcBorders>
-            <w:shd w:val="clear" w:color="auto" w:fill="FFFFFF"/>
-            <w:tcMar>
-              <w:top w:w="0" w:type="dxa"/>
-              <w:bottom w:w="0" w:type="dxa"/>
-              <w:left w:w="0" w:type="dxa"/>
-              <w:right w:w="0" w:type="dxa"/>
-            </w:tcMar>
-            <w:vAlign w:val="center"/>
-          </w:tcPr>
-          <w:p>
-            <w:pPr>
-              <w:pStyle w:val="Normal"/>
-              <w:jc w:val="left"/>
-              <w:pBdr>
-                <w:bottom w:val="none" w:sz="0" w:space="0" w:color="000000"/>
-                <w:top w:val="none" w:sz="0" w:space="0" w:color="000000"/>
-                <w:left w:val="none" w:sz="0" w:space="0" w:color="000000"/>
-                <w:right w:val="none" w:sz="0" w:space="0" w:color="000000"/>
-              </w:pBdr>
-              <w:spacing w:after="100" w:before="100" w:line="240"/>
-              <w:ind w:left="100" w:right="100" w:firstLine="0" w:firstLineChars="0"/>
-              <w:rPr>
-                <w:rFonts w:ascii="Times New Roman" w:hAnsi="Times New Roman" w:eastAsia="Times New Roman" w:cs="Times New Roman"/>
-                <w:i w:val="false"/>
-                <w:b w:val="false"/>
-                <w:u w:val="none"/>
-                <w:strike w:val="false"/>
-                <w:sz w:val="18"/>
-                <w:szCs w:val="18"/>
-                <w:color w:val="000000"/>
-              </w:rPr>
-            </w:pPr>
-            <w:r>
-              <w:rPr>
-                <w:rFonts w:ascii="Times New Roman" w:hAnsi="Times New Roman" w:eastAsia="Times New Roman" w:cs="Times New Roman"/>
-                <w:i w:val="false"/>
-                <w:b w:val="false"/>
-                <w:u w:val="none"/>
-                <w:strike w:val="false"/>
-                <w:sz w:val="18"/>
-                <w:szCs w:val="18"/>
-                <w:color w:val="000000"/>
-              </w:rPr>
-              <w:t xml:space="preserve">&lt;0.001</w:t>
+              <w:t xml:space="preserve">87</w:t>
+            </w:r>
+          </w:p>
+        </w:tc>
+        <w:tc>
+          <w:tcPr>
+            <w:tcBorders>
+              <w:bottom w:val="none" w:sz="0" w:space="0" w:color="000000"/>
+              <w:top w:val="none" w:sz="0" w:space="0" w:color="000000"/>
+              <w:left w:val="none" w:sz="0" w:space="0" w:color="000000"/>
+              <w:right w:val="none" w:sz="0" w:space="0" w:color="000000"/>
+            </w:tcBorders>
+            <w:shd w:val="clear" w:color="auto" w:fill="FFFFFF"/>
+            <w:tcMar>
+              <w:top w:w="0" w:type="dxa"/>
+              <w:bottom w:w="0" w:type="dxa"/>
+              <w:left w:w="0" w:type="dxa"/>
+              <w:right w:w="0" w:type="dxa"/>
+            </w:tcMar>
+            <w:vAlign w:val="center"/>
+          </w:tcPr>
+          <w:p>
+            <w:pPr>
+              <w:pStyle w:val="Normal"/>
+              <w:jc w:val="left"/>
+              <w:pBdr>
+                <w:bottom w:val="none" w:sz="0" w:space="0" w:color="000000"/>
+                <w:top w:val="none" w:sz="0" w:space="0" w:color="000000"/>
+                <w:left w:val="none" w:sz="0" w:space="0" w:color="000000"/>
+                <w:right w:val="none" w:sz="0" w:space="0" w:color="000000"/>
+              </w:pBdr>
+              <w:spacing w:after="100" w:before="100" w:line="240"/>
+              <w:ind w:left="100" w:right="100" w:firstLine="0" w:firstLineChars="0"/>
+              <w:rPr>
+                <w:rFonts w:ascii="Times New Roman" w:hAnsi="Times New Roman" w:eastAsia="Times New Roman" w:cs="Times New Roman"/>
+                <w:i w:val="false"/>
+                <w:b w:val="false"/>
+                <w:u w:val="none"/>
+                <w:strike w:val="false"/>
+                <w:sz w:val="18"/>
+                <w:szCs w:val="18"/>
+                <w:color w:val="000000"/>
+              </w:rPr>
+            </w:pPr>
+            <w:r>
+              <w:rPr>
+                <w:rFonts w:ascii="Times New Roman" w:hAnsi="Times New Roman" w:eastAsia="Times New Roman" w:cs="Times New Roman"/>
+                <w:i w:val="false"/>
+                <w:b w:val="false"/>
+                <w:u w:val="none"/>
+                <w:strike w:val="false"/>
+                <w:sz w:val="18"/>
+                <w:szCs w:val="18"/>
+                <w:color w:val="000000"/>
+              </w:rPr>
+              <w:t xml:space="preserve">0.80 (0.59–1.07)</w:t>
+            </w:r>
+          </w:p>
+        </w:tc>
+        <w:tc>
+          <w:tcPr>
+            <w:tcBorders>
+              <w:bottom w:val="none" w:sz="0" w:space="0" w:color="000000"/>
+              <w:top w:val="none" w:sz="0" w:space="0" w:color="000000"/>
+              <w:left w:val="none" w:sz="0" w:space="0" w:color="000000"/>
+              <w:right w:val="none" w:sz="0" w:space="0" w:color="000000"/>
+            </w:tcBorders>
+            <w:shd w:val="clear" w:color="auto" w:fill="FFFFFF"/>
+            <w:tcMar>
+              <w:top w:w="0" w:type="dxa"/>
+              <w:bottom w:w="0" w:type="dxa"/>
+              <w:left w:w="0" w:type="dxa"/>
+              <w:right w:w="0" w:type="dxa"/>
+            </w:tcMar>
+            <w:vAlign w:val="center"/>
+          </w:tcPr>
+          <w:p>
+            <w:pPr>
+              <w:pStyle w:val="Normal"/>
+              <w:jc w:val="left"/>
+              <w:pBdr>
+                <w:bottom w:val="none" w:sz="0" w:space="0" w:color="000000"/>
+                <w:top w:val="none" w:sz="0" w:space="0" w:color="000000"/>
+                <w:left w:val="none" w:sz="0" w:space="0" w:color="000000"/>
+                <w:right w:val="none" w:sz="0" w:space="0" w:color="000000"/>
+              </w:pBdr>
+              <w:spacing w:after="100" w:before="100" w:line="240"/>
+              <w:ind w:left="100" w:right="100" w:firstLine="0" w:firstLineChars="0"/>
+              <w:rPr>
+                <w:rFonts w:ascii="Times New Roman" w:hAnsi="Times New Roman" w:eastAsia="Times New Roman" w:cs="Times New Roman"/>
+                <w:i w:val="false"/>
+                <w:b w:val="false"/>
+                <w:u w:val="none"/>
+                <w:strike w:val="false"/>
+                <w:sz w:val="18"/>
+                <w:szCs w:val="18"/>
+                <w:color w:val="000000"/>
+              </w:rPr>
+            </w:pPr>
+            <w:r>
+              <w:rPr>
+                <w:rFonts w:ascii="Times New Roman" w:hAnsi="Times New Roman" w:eastAsia="Times New Roman" w:cs="Times New Roman"/>
+                <w:i w:val="false"/>
+                <w:b w:val="false"/>
+                <w:u w:val="none"/>
+                <w:strike w:val="false"/>
+                <w:sz w:val="18"/>
+                <w:szCs w:val="18"/>
+                <w:color w:val="000000"/>
+              </w:rPr>
+              <w:t xml:space="preserve">0.136</w:t>
             </w:r>
           </w:p>
         </w:tc>
@@ -5940,62 +5940,62 @@
                 <w:szCs w:val="18"/>
                 <w:color w:val="000000"/>
               </w:rPr>
-              <w:t xml:space="preserve">ROCK2 expression</w:t>
-            </w:r>
-          </w:p>
-        </w:tc>
-        <w:tc>
-          <w:tcPr>
-            <w:tcBorders>
-              <w:bottom w:val="none" w:sz="0" w:space="0" w:color="000000"/>
-              <w:top w:val="none" w:sz="0" w:space="0" w:color="000000"/>
-              <w:left w:val="none" w:sz="0" w:space="0" w:color="000000"/>
-              <w:right w:val="none" w:sz="0" w:space="0" w:color="000000"/>
-            </w:tcBorders>
-            <w:shd w:val="clear" w:color="auto" w:fill="FFFFFF"/>
-            <w:tcMar>
-              <w:top w:w="0" w:type="dxa"/>
-              <w:bottom w:w="0" w:type="dxa"/>
-              <w:left w:w="0" w:type="dxa"/>
-              <w:right w:w="0" w:type="dxa"/>
-            </w:tcMar>
-            <w:vAlign w:val="center"/>
-          </w:tcPr>
-          <w:p>
-            <w:pPr>
-              <w:pStyle w:val="Normal"/>
-              <w:jc w:val="left"/>
-              <w:pBdr>
-                <w:bottom w:val="none" w:sz="0" w:space="0" w:color="000000"/>
-                <w:top w:val="none" w:sz="0" w:space="0" w:color="000000"/>
-                <w:left w:val="none" w:sz="0" w:space="0" w:color="000000"/>
-                <w:right w:val="none" w:sz="0" w:space="0" w:color="000000"/>
-              </w:pBdr>
-              <w:spacing w:after="100" w:before="100" w:line="240"/>
-              <w:ind w:left="100" w:right="100" w:firstLine="0" w:firstLineChars="0"/>
-              <w:rPr>
-                <w:rFonts w:ascii="Times New Roman" w:hAnsi="Times New Roman" w:eastAsia="Times New Roman" w:cs="Times New Roman"/>
-                <w:i w:val="false"/>
-                <w:b w:val="false"/>
-                <w:u w:val="none"/>
-                <w:strike w:val="false"/>
-                <w:sz w:val="18"/>
-                <w:szCs w:val="18"/>
-                <w:color w:val="000000"/>
-              </w:rPr>
-            </w:pPr>
-            <w:r>
-              <w:rPr>
-                <w:rFonts w:ascii="Times New Roman" w:hAnsi="Times New Roman" w:eastAsia="Times New Roman" w:cs="Times New Roman"/>
-                <w:i w:val="false"/>
-                <w:b w:val="false"/>
-                <w:u w:val="none"/>
-                <w:strike w:val="false"/>
-                <w:sz w:val="18"/>
-                <w:szCs w:val="18"/>
-                <w:color w:val="000000"/>
-              </w:rPr>
-              <w:t xml:space="preserve">Low (ref)</w:t>
+              <w:t xml:space="preserve">Age (per 10 years)</w:t>
+            </w:r>
+          </w:p>
+        </w:tc>
+        <w:tc>
+          <w:tcPr>
+            <w:tcBorders>
+              <w:bottom w:val="none" w:sz="0" w:space="0" w:color="000000"/>
+              <w:top w:val="none" w:sz="0" w:space="0" w:color="000000"/>
+              <w:left w:val="none" w:sz="0" w:space="0" w:color="000000"/>
+              <w:right w:val="none" w:sz="0" w:space="0" w:color="000000"/>
+            </w:tcBorders>
+            <w:shd w:val="clear" w:color="auto" w:fill="FFFFFF"/>
+            <w:tcMar>
+              <w:top w:w="0" w:type="dxa"/>
+              <w:bottom w:w="0" w:type="dxa"/>
+              <w:left w:w="0" w:type="dxa"/>
+              <w:right w:w="0" w:type="dxa"/>
+            </w:tcMar>
+            <w:vAlign w:val="center"/>
+          </w:tcPr>
+          <w:p>
+            <w:pPr>
+              <w:pStyle w:val="Normal"/>
+              <w:jc w:val="left"/>
+              <w:pBdr>
+                <w:bottom w:val="none" w:sz="0" w:space="0" w:color="000000"/>
+                <w:top w:val="none" w:sz="0" w:space="0" w:color="000000"/>
+                <w:left w:val="none" w:sz="0" w:space="0" w:color="000000"/>
+                <w:right w:val="none" w:sz="0" w:space="0" w:color="000000"/>
+              </w:pBdr>
+              <w:spacing w:after="100" w:before="100" w:line="240"/>
+              <w:ind w:left="100" w:right="100" w:firstLine="0" w:firstLineChars="0"/>
+              <w:rPr>
+                <w:rFonts w:ascii="Times New Roman" w:hAnsi="Times New Roman" w:eastAsia="Times New Roman" w:cs="Times New Roman"/>
+                <w:i w:val="false"/>
+                <w:b w:val="false"/>
+                <w:u w:val="none"/>
+                <w:strike w:val="false"/>
+                <w:sz w:val="18"/>
+                <w:szCs w:val="18"/>
+                <w:color w:val="000000"/>
+              </w:rPr>
+            </w:pPr>
+            <w:r>
+              <w:rPr>
+                <w:rFonts w:ascii="Times New Roman" w:hAnsi="Times New Roman" w:eastAsia="Times New Roman" w:cs="Times New Roman"/>
+                <w:i w:val="false"/>
+                <w:b w:val="false"/>
+                <w:u w:val="none"/>
+                <w:strike w:val="false"/>
+                <w:sz w:val="18"/>
+                <w:szCs w:val="18"/>
+                <w:color w:val="000000"/>
+              </w:rPr>
+              <w:t xml:space="preserve"/>
             </w:r>
           </w:p>
         </w:tc>
@@ -6050,7 +6050,7 @@
                 <w:szCs w:val="18"/>
                 <w:color w:val="000000"/>
               </w:rPr>
-              <w:t xml:space="preserve">246</w:t>
+              <w:t xml:space="preserve">511</w:t>
             </w:r>
           </w:p>
         </w:tc>
@@ -6105,117 +6105,117 @@
                 <w:szCs w:val="18"/>
                 <w:color w:val="000000"/>
               </w:rPr>
-              <w:t xml:space="preserve">88</w:t>
-            </w:r>
-          </w:p>
-        </w:tc>
-        <w:tc>
-          <w:tcPr>
-            <w:tcBorders>
-              <w:bottom w:val="none" w:sz="0" w:space="0" w:color="000000"/>
-              <w:top w:val="none" w:sz="0" w:space="0" w:color="000000"/>
-              <w:left w:val="none" w:sz="0" w:space="0" w:color="000000"/>
-              <w:right w:val="none" w:sz="0" w:space="0" w:color="000000"/>
-            </w:tcBorders>
-            <w:shd w:val="clear" w:color="auto" w:fill="FFFFFF"/>
-            <w:tcMar>
-              <w:top w:w="0" w:type="dxa"/>
-              <w:bottom w:w="0" w:type="dxa"/>
-              <w:left w:w="0" w:type="dxa"/>
-              <w:right w:w="0" w:type="dxa"/>
-            </w:tcMar>
-            <w:vAlign w:val="center"/>
-          </w:tcPr>
-          <w:p>
-            <w:pPr>
-              <w:pStyle w:val="Normal"/>
-              <w:jc w:val="left"/>
-              <w:pBdr>
-                <w:bottom w:val="none" w:sz="0" w:space="0" w:color="000000"/>
-                <w:top w:val="none" w:sz="0" w:space="0" w:color="000000"/>
-                <w:left w:val="none" w:sz="0" w:space="0" w:color="000000"/>
-                <w:right w:val="none" w:sz="0" w:space="0" w:color="000000"/>
-              </w:pBdr>
-              <w:spacing w:after="100" w:before="100" w:line="240"/>
-              <w:ind w:left="100" w:right="100" w:firstLine="0" w:firstLineChars="0"/>
-              <w:rPr>
-                <w:rFonts w:ascii="Times New Roman" w:hAnsi="Times New Roman" w:eastAsia="Times New Roman" w:cs="Times New Roman"/>
-                <w:i w:val="false"/>
-                <w:b w:val="false"/>
-                <w:u w:val="none"/>
-                <w:strike w:val="false"/>
-                <w:sz w:val="18"/>
-                <w:szCs w:val="18"/>
-                <w:color w:val="000000"/>
-              </w:rPr>
-            </w:pPr>
-            <w:r>
-              <w:rPr>
-                <w:rFonts w:ascii="Times New Roman" w:hAnsi="Times New Roman" w:eastAsia="Times New Roman" w:cs="Times New Roman"/>
-                <w:i w:val="false"/>
-                <w:b w:val="false"/>
-                <w:u w:val="none"/>
-                <w:strike w:val="false"/>
-                <w:sz w:val="18"/>
-                <w:szCs w:val="18"/>
-                <w:color w:val="000000"/>
-              </w:rPr>
-              <w:t xml:space="preserve">Reference</w:t>
-            </w:r>
-          </w:p>
-        </w:tc>
-        <w:tc>
-          <w:tcPr>
-            <w:tcBorders>
-              <w:bottom w:val="none" w:sz="0" w:space="0" w:color="000000"/>
-              <w:top w:val="none" w:sz="0" w:space="0" w:color="000000"/>
-              <w:left w:val="none" w:sz="0" w:space="0" w:color="000000"/>
-              <w:right w:val="none" w:sz="0" w:space="0" w:color="000000"/>
-            </w:tcBorders>
-            <w:shd w:val="clear" w:color="auto" w:fill="FFFFFF"/>
-            <w:tcMar>
-              <w:top w:w="0" w:type="dxa"/>
-              <w:bottom w:w="0" w:type="dxa"/>
-              <w:left w:w="0" w:type="dxa"/>
-              <w:right w:w="0" w:type="dxa"/>
-            </w:tcMar>
-            <w:vAlign w:val="center"/>
-          </w:tcPr>
-          <w:p>
-            <w:pPr>
-              <w:pStyle w:val="Normal"/>
-              <w:jc w:val="left"/>
-              <w:pBdr>
-                <w:bottom w:val="none" w:sz="0" w:space="0" w:color="000000"/>
-                <w:top w:val="none" w:sz="0" w:space="0" w:color="000000"/>
-                <w:left w:val="none" w:sz="0" w:space="0" w:color="000000"/>
-                <w:right w:val="none" w:sz="0" w:space="0" w:color="000000"/>
-              </w:pBdr>
-              <w:spacing w:after="100" w:before="100" w:line="240"/>
-              <w:ind w:left="100" w:right="100" w:firstLine="0" w:firstLineChars="0"/>
-              <w:rPr>
-                <w:rFonts w:ascii="Times New Roman" w:hAnsi="Times New Roman" w:eastAsia="Times New Roman" w:cs="Times New Roman"/>
-                <w:i w:val="false"/>
-                <w:b w:val="false"/>
-                <w:u w:val="none"/>
-                <w:strike w:val="false"/>
-                <w:sz w:val="18"/>
-                <w:szCs w:val="18"/>
-                <w:color w:val="000000"/>
-              </w:rPr>
-            </w:pPr>
-            <w:r>
-              <w:rPr>
-                <w:rFonts w:ascii="Times New Roman" w:hAnsi="Times New Roman" w:eastAsia="Times New Roman" w:cs="Times New Roman"/>
-                <w:i w:val="false"/>
-                <w:b w:val="false"/>
-                <w:u w:val="none"/>
-                <w:strike w:val="false"/>
-                <w:sz w:val="18"/>
-                <w:szCs w:val="18"/>
-                <w:color w:val="000000"/>
-              </w:rPr>
-              <w:t xml:space="preserve"/>
+              <w:t xml:space="preserve">175</w:t>
+            </w:r>
+          </w:p>
+        </w:tc>
+        <w:tc>
+          <w:tcPr>
+            <w:tcBorders>
+              <w:bottom w:val="none" w:sz="0" w:space="0" w:color="000000"/>
+              <w:top w:val="none" w:sz="0" w:space="0" w:color="000000"/>
+              <w:left w:val="none" w:sz="0" w:space="0" w:color="000000"/>
+              <w:right w:val="none" w:sz="0" w:space="0" w:color="000000"/>
+            </w:tcBorders>
+            <w:shd w:val="clear" w:color="auto" w:fill="FFFFFF"/>
+            <w:tcMar>
+              <w:top w:w="0" w:type="dxa"/>
+              <w:bottom w:w="0" w:type="dxa"/>
+              <w:left w:w="0" w:type="dxa"/>
+              <w:right w:w="0" w:type="dxa"/>
+            </w:tcMar>
+            <w:vAlign w:val="center"/>
+          </w:tcPr>
+          <w:p>
+            <w:pPr>
+              <w:pStyle w:val="Normal"/>
+              <w:jc w:val="left"/>
+              <w:pBdr>
+                <w:bottom w:val="none" w:sz="0" w:space="0" w:color="000000"/>
+                <w:top w:val="none" w:sz="0" w:space="0" w:color="000000"/>
+                <w:left w:val="none" w:sz="0" w:space="0" w:color="000000"/>
+                <w:right w:val="none" w:sz="0" w:space="0" w:color="000000"/>
+              </w:pBdr>
+              <w:spacing w:after="100" w:before="100" w:line="240"/>
+              <w:ind w:left="100" w:right="100" w:firstLine="0" w:firstLineChars="0"/>
+              <w:rPr>
+                <w:rFonts w:ascii="Times New Roman" w:hAnsi="Times New Roman" w:eastAsia="Times New Roman" w:cs="Times New Roman"/>
+                <w:i w:val="false"/>
+                <w:b w:val="false"/>
+                <w:u w:val="none"/>
+                <w:strike w:val="false"/>
+                <w:sz w:val="18"/>
+                <w:szCs w:val="18"/>
+                <w:color w:val="000000"/>
+              </w:rPr>
+            </w:pPr>
+            <w:r>
+              <w:rPr>
+                <w:rFonts w:ascii="Times New Roman" w:hAnsi="Times New Roman" w:eastAsia="Times New Roman" w:cs="Times New Roman"/>
+                <w:i w:val="false"/>
+                <w:b w:val="false"/>
+                <w:u w:val="none"/>
+                <w:strike w:val="false"/>
+                <w:sz w:val="18"/>
+                <w:szCs w:val="18"/>
+                <w:color w:val="000000"/>
+              </w:rPr>
+              <w:t xml:space="preserve">1.03 (1.02–1.04)</w:t>
+            </w:r>
+          </w:p>
+        </w:tc>
+        <w:tc>
+          <w:tcPr>
+            <w:tcBorders>
+              <w:bottom w:val="none" w:sz="0" w:space="0" w:color="000000"/>
+              <w:top w:val="none" w:sz="0" w:space="0" w:color="000000"/>
+              <w:left w:val="none" w:sz="0" w:space="0" w:color="000000"/>
+              <w:right w:val="none" w:sz="0" w:space="0" w:color="000000"/>
+            </w:tcBorders>
+            <w:shd w:val="clear" w:color="auto" w:fill="FFFFFF"/>
+            <w:tcMar>
+              <w:top w:w="0" w:type="dxa"/>
+              <w:bottom w:w="0" w:type="dxa"/>
+              <w:left w:w="0" w:type="dxa"/>
+              <w:right w:w="0" w:type="dxa"/>
+            </w:tcMar>
+            <w:vAlign w:val="center"/>
+          </w:tcPr>
+          <w:p>
+            <w:pPr>
+              <w:pStyle w:val="Normal"/>
+              <w:jc w:val="left"/>
+              <w:pBdr>
+                <w:bottom w:val="none" w:sz="0" w:space="0" w:color="000000"/>
+                <w:top w:val="none" w:sz="0" w:space="0" w:color="000000"/>
+                <w:left w:val="none" w:sz="0" w:space="0" w:color="000000"/>
+                <w:right w:val="none" w:sz="0" w:space="0" w:color="000000"/>
+              </w:pBdr>
+              <w:spacing w:after="100" w:before="100" w:line="240"/>
+              <w:ind w:left="100" w:right="100" w:firstLine="0" w:firstLineChars="0"/>
+              <w:rPr>
+                <w:rFonts w:ascii="Times New Roman" w:hAnsi="Times New Roman" w:eastAsia="Times New Roman" w:cs="Times New Roman"/>
+                <w:i w:val="false"/>
+                <w:b w:val="false"/>
+                <w:u w:val="none"/>
+                <w:strike w:val="false"/>
+                <w:sz w:val="18"/>
+                <w:szCs w:val="18"/>
+                <w:color w:val="000000"/>
+              </w:rPr>
+            </w:pPr>
+            <w:r>
+              <w:rPr>
+                <w:rFonts w:ascii="Times New Roman" w:hAnsi="Times New Roman" w:eastAsia="Times New Roman" w:cs="Times New Roman"/>
+                <w:i w:val="false"/>
+                <w:b w:val="false"/>
+                <w:u w:val="none"/>
+                <w:strike w:val="false"/>
+                <w:sz w:val="18"/>
+                <w:szCs w:val="18"/>
+                <w:color w:val="000000"/>
+              </w:rPr>
+              <w:t xml:space="preserve">&lt;0.001</w:t>
             </w:r>
           </w:p>
         </w:tc>
@@ -6385,282 +6385,282 @@
                 <w:szCs w:val="18"/>
                 <w:color w:val="000000"/>
               </w:rPr>
+              <w:t xml:space="preserve">Sex</w:t>
+            </w:r>
+          </w:p>
+        </w:tc>
+        <w:tc>
+          <w:tcPr>
+            <w:tcBorders>
+              <w:bottom w:val="none" w:sz="0" w:space="0" w:color="000000"/>
+              <w:top w:val="none" w:sz="0" w:space="0" w:color="000000"/>
+              <w:left w:val="none" w:sz="0" w:space="0" w:color="000000"/>
+              <w:right w:val="none" w:sz="0" w:space="0" w:color="000000"/>
+            </w:tcBorders>
+            <w:shd w:val="clear" w:color="auto" w:fill="FFFFFF"/>
+            <w:tcMar>
+              <w:top w:w="0" w:type="dxa"/>
+              <w:bottom w:w="0" w:type="dxa"/>
+              <w:left w:w="0" w:type="dxa"/>
+              <w:right w:w="0" w:type="dxa"/>
+            </w:tcMar>
+            <w:vAlign w:val="center"/>
+          </w:tcPr>
+          <w:p>
+            <w:pPr>
+              <w:pStyle w:val="Normal"/>
+              <w:jc w:val="left"/>
+              <w:pBdr>
+                <w:bottom w:val="none" w:sz="0" w:space="0" w:color="000000"/>
+                <w:top w:val="none" w:sz="0" w:space="0" w:color="000000"/>
+                <w:left w:val="none" w:sz="0" w:space="0" w:color="000000"/>
+                <w:right w:val="none" w:sz="0" w:space="0" w:color="000000"/>
+              </w:pBdr>
+              <w:spacing w:after="100" w:before="100" w:line="240"/>
+              <w:ind w:left="100" w:right="100" w:firstLine="0" w:firstLineChars="0"/>
+              <w:rPr>
+                <w:rFonts w:ascii="Times New Roman" w:hAnsi="Times New Roman" w:eastAsia="Times New Roman" w:cs="Times New Roman"/>
+                <w:i w:val="false"/>
+                <w:b w:val="false"/>
+                <w:u w:val="none"/>
+                <w:strike w:val="false"/>
+                <w:sz w:val="18"/>
+                <w:szCs w:val="18"/>
+                <w:color w:val="000000"/>
+              </w:rPr>
+            </w:pPr>
+            <w:r>
+              <w:rPr>
+                <w:rFonts w:ascii="Times New Roman" w:hAnsi="Times New Roman" w:eastAsia="Times New Roman" w:cs="Times New Roman"/>
+                <w:i w:val="false"/>
+                <w:b w:val="false"/>
+                <w:u w:val="none"/>
+                <w:strike w:val="false"/>
+                <w:sz w:val="18"/>
+                <w:szCs w:val="18"/>
+                <w:color w:val="000000"/>
+              </w:rPr>
+              <w:t xml:space="preserve">Male (ref)</w:t>
+            </w:r>
+          </w:p>
+        </w:tc>
+        <w:tc>
+          <w:tcPr>
+            <w:tcBorders>
+              <w:bottom w:val="none" w:sz="0" w:space="0" w:color="000000"/>
+              <w:top w:val="none" w:sz="0" w:space="0" w:color="000000"/>
+              <w:left w:val="none" w:sz="0" w:space="0" w:color="000000"/>
+              <w:right w:val="none" w:sz="0" w:space="0" w:color="000000"/>
+            </w:tcBorders>
+            <w:shd w:val="clear" w:color="auto" w:fill="FFFFFF"/>
+            <w:tcMar>
+              <w:top w:w="0" w:type="dxa"/>
+              <w:bottom w:w="0" w:type="dxa"/>
+              <w:left w:w="0" w:type="dxa"/>
+              <w:right w:w="0" w:type="dxa"/>
+            </w:tcMar>
+            <w:vAlign w:val="center"/>
+          </w:tcPr>
+          <w:p>
+            <w:pPr>
+              <w:pStyle w:val="Normal"/>
+              <w:jc w:val="right"/>
+              <w:pBdr>
+                <w:bottom w:val="none" w:sz="0" w:space="0" w:color="000000"/>
+                <w:top w:val="none" w:sz="0" w:space="0" w:color="000000"/>
+                <w:left w:val="none" w:sz="0" w:space="0" w:color="000000"/>
+                <w:right w:val="none" w:sz="0" w:space="0" w:color="000000"/>
+              </w:pBdr>
+              <w:spacing w:after="100" w:before="100" w:line="240"/>
+              <w:ind w:left="100" w:right="100" w:firstLine="0" w:firstLineChars="0"/>
+              <w:rPr>
+                <w:rFonts w:ascii="Times New Roman" w:hAnsi="Times New Roman" w:eastAsia="Times New Roman" w:cs="Times New Roman"/>
+                <w:i w:val="false"/>
+                <w:b w:val="false"/>
+                <w:u w:val="none"/>
+                <w:strike w:val="false"/>
+                <w:sz w:val="18"/>
+                <w:szCs w:val="18"/>
+                <w:color w:val="000000"/>
+              </w:rPr>
+            </w:pPr>
+            <w:r>
+              <w:rPr>
+                <w:rFonts w:ascii="Times New Roman" w:hAnsi="Times New Roman" w:eastAsia="Times New Roman" w:cs="Times New Roman"/>
+                <w:i w:val="false"/>
+                <w:b w:val="false"/>
+                <w:u w:val="none"/>
+                <w:strike w:val="false"/>
+                <w:sz w:val="18"/>
+                <w:szCs w:val="18"/>
+                <w:color w:val="000000"/>
+              </w:rPr>
+              <w:t xml:space="preserve">284</w:t>
+            </w:r>
+          </w:p>
+        </w:tc>
+        <w:tc>
+          <w:tcPr>
+            <w:tcBorders>
+              <w:bottom w:val="none" w:sz="0" w:space="0" w:color="000000"/>
+              <w:top w:val="none" w:sz="0" w:space="0" w:color="000000"/>
+              <w:left w:val="none" w:sz="0" w:space="0" w:color="000000"/>
+              <w:right w:val="none" w:sz="0" w:space="0" w:color="000000"/>
+            </w:tcBorders>
+            <w:shd w:val="clear" w:color="auto" w:fill="FFFFFF"/>
+            <w:tcMar>
+              <w:top w:w="0" w:type="dxa"/>
+              <w:bottom w:w="0" w:type="dxa"/>
+              <w:left w:w="0" w:type="dxa"/>
+              <w:right w:w="0" w:type="dxa"/>
+            </w:tcMar>
+            <w:vAlign w:val="center"/>
+          </w:tcPr>
+          <w:p>
+            <w:pPr>
+              <w:pStyle w:val="Normal"/>
+              <w:jc w:val="right"/>
+              <w:pBdr>
+                <w:bottom w:val="none" w:sz="0" w:space="0" w:color="000000"/>
+                <w:top w:val="none" w:sz="0" w:space="0" w:color="000000"/>
+                <w:left w:val="none" w:sz="0" w:space="0" w:color="000000"/>
+                <w:right w:val="none" w:sz="0" w:space="0" w:color="000000"/>
+              </w:pBdr>
+              <w:spacing w:after="100" w:before="100" w:line="240"/>
+              <w:ind w:left="100" w:right="100" w:firstLine="0" w:firstLineChars="0"/>
+              <w:rPr>
+                <w:rFonts w:ascii="Times New Roman" w:hAnsi="Times New Roman" w:eastAsia="Times New Roman" w:cs="Times New Roman"/>
+                <w:i w:val="false"/>
+                <w:b w:val="false"/>
+                <w:u w:val="none"/>
+                <w:strike w:val="false"/>
+                <w:sz w:val="18"/>
+                <w:szCs w:val="18"/>
+                <w:color w:val="000000"/>
+              </w:rPr>
+            </w:pPr>
+            <w:r>
+              <w:rPr>
+                <w:rFonts w:ascii="Times New Roman" w:hAnsi="Times New Roman" w:eastAsia="Times New Roman" w:cs="Times New Roman"/>
+                <w:i w:val="false"/>
+                <w:b w:val="false"/>
+                <w:u w:val="none"/>
+                <w:strike w:val="false"/>
+                <w:sz w:val="18"/>
+                <w:szCs w:val="18"/>
+                <w:color w:val="000000"/>
+              </w:rPr>
+              <w:t xml:space="preserve">105</w:t>
+            </w:r>
+          </w:p>
+        </w:tc>
+        <w:tc>
+          <w:tcPr>
+            <w:tcBorders>
+              <w:bottom w:val="none" w:sz="0" w:space="0" w:color="000000"/>
+              <w:top w:val="none" w:sz="0" w:space="0" w:color="000000"/>
+              <w:left w:val="none" w:sz="0" w:space="0" w:color="000000"/>
+              <w:right w:val="none" w:sz="0" w:space="0" w:color="000000"/>
+            </w:tcBorders>
+            <w:shd w:val="clear" w:color="auto" w:fill="FFFFFF"/>
+            <w:tcMar>
+              <w:top w:w="0" w:type="dxa"/>
+              <w:bottom w:w="0" w:type="dxa"/>
+              <w:left w:w="0" w:type="dxa"/>
+              <w:right w:w="0" w:type="dxa"/>
+            </w:tcMar>
+            <w:vAlign w:val="center"/>
+          </w:tcPr>
+          <w:p>
+            <w:pPr>
+              <w:pStyle w:val="Normal"/>
+              <w:jc w:val="left"/>
+              <w:pBdr>
+                <w:bottom w:val="none" w:sz="0" w:space="0" w:color="000000"/>
+                <w:top w:val="none" w:sz="0" w:space="0" w:color="000000"/>
+                <w:left w:val="none" w:sz="0" w:space="0" w:color="000000"/>
+                <w:right w:val="none" w:sz="0" w:space="0" w:color="000000"/>
+              </w:pBdr>
+              <w:spacing w:after="100" w:before="100" w:line="240"/>
+              <w:ind w:left="100" w:right="100" w:firstLine="0" w:firstLineChars="0"/>
+              <w:rPr>
+                <w:rFonts w:ascii="Times New Roman" w:hAnsi="Times New Roman" w:eastAsia="Times New Roman" w:cs="Times New Roman"/>
+                <w:i w:val="false"/>
+                <w:b w:val="false"/>
+                <w:u w:val="none"/>
+                <w:strike w:val="false"/>
+                <w:sz w:val="18"/>
+                <w:szCs w:val="18"/>
+                <w:color w:val="000000"/>
+              </w:rPr>
+            </w:pPr>
+            <w:r>
+              <w:rPr>
+                <w:rFonts w:ascii="Times New Roman" w:hAnsi="Times New Roman" w:eastAsia="Times New Roman" w:cs="Times New Roman"/>
+                <w:i w:val="false"/>
+                <w:b w:val="false"/>
+                <w:u w:val="none"/>
+                <w:strike w:val="false"/>
+                <w:sz w:val="18"/>
+                <w:szCs w:val="18"/>
+                <w:color w:val="000000"/>
+              </w:rPr>
+              <w:t xml:space="preserve">Reference</w:t>
+            </w:r>
+          </w:p>
+        </w:tc>
+        <w:tc>
+          <w:tcPr>
+            <w:tcBorders>
+              <w:bottom w:val="none" w:sz="0" w:space="0" w:color="000000"/>
+              <w:top w:val="none" w:sz="0" w:space="0" w:color="000000"/>
+              <w:left w:val="none" w:sz="0" w:space="0" w:color="000000"/>
+              <w:right w:val="none" w:sz="0" w:space="0" w:color="000000"/>
+            </w:tcBorders>
+            <w:shd w:val="clear" w:color="auto" w:fill="FFFFFF"/>
+            <w:tcMar>
+              <w:top w:w="0" w:type="dxa"/>
+              <w:bottom w:w="0" w:type="dxa"/>
+              <w:left w:w="0" w:type="dxa"/>
+              <w:right w:w="0" w:type="dxa"/>
+            </w:tcMar>
+            <w:vAlign w:val="center"/>
+          </w:tcPr>
+          <w:p>
+            <w:pPr>
+              <w:pStyle w:val="Normal"/>
+              <w:jc w:val="left"/>
+              <w:pBdr>
+                <w:bottom w:val="none" w:sz="0" w:space="0" w:color="000000"/>
+                <w:top w:val="none" w:sz="0" w:space="0" w:color="000000"/>
+                <w:left w:val="none" w:sz="0" w:space="0" w:color="000000"/>
+                <w:right w:val="none" w:sz="0" w:space="0" w:color="000000"/>
+              </w:pBdr>
+              <w:spacing w:after="100" w:before="100" w:line="240"/>
+              <w:ind w:left="100" w:right="100" w:firstLine="0" w:firstLineChars="0"/>
+              <w:rPr>
+                <w:rFonts w:ascii="Times New Roman" w:hAnsi="Times New Roman" w:eastAsia="Times New Roman" w:cs="Times New Roman"/>
+                <w:i w:val="false"/>
+                <w:b w:val="false"/>
+                <w:u w:val="none"/>
+                <w:strike w:val="false"/>
+                <w:sz w:val="18"/>
+                <w:szCs w:val="18"/>
+                <w:color w:val="000000"/>
+              </w:rPr>
+            </w:pPr>
+            <w:r>
+              <w:rPr>
+                <w:rFonts w:ascii="Times New Roman" w:hAnsi="Times New Roman" w:eastAsia="Times New Roman" w:cs="Times New Roman"/>
+                <w:i w:val="false"/>
+                <w:b w:val="false"/>
+                <w:u w:val="none"/>
+                <w:strike w:val="false"/>
+                <w:sz w:val="18"/>
+                <w:szCs w:val="18"/>
+                <w:color w:val="000000"/>
+              </w:rPr>
               <w:t xml:space="preserve"/>
-            </w:r>
-          </w:p>
-        </w:tc>
-        <w:tc>
-          <w:tcPr>
-            <w:tcBorders>
-              <w:bottom w:val="none" w:sz="0" w:space="0" w:color="000000"/>
-              <w:top w:val="none" w:sz="0" w:space="0" w:color="000000"/>
-              <w:left w:val="none" w:sz="0" w:space="0" w:color="000000"/>
-              <w:right w:val="none" w:sz="0" w:space="0" w:color="000000"/>
-            </w:tcBorders>
-            <w:shd w:val="clear" w:color="auto" w:fill="FFFFFF"/>
-            <w:tcMar>
-              <w:top w:w="0" w:type="dxa"/>
-              <w:bottom w:w="0" w:type="dxa"/>
-              <w:left w:w="0" w:type="dxa"/>
-              <w:right w:w="0" w:type="dxa"/>
-            </w:tcMar>
-            <w:vAlign w:val="center"/>
-          </w:tcPr>
-          <w:p>
-            <w:pPr>
-              <w:pStyle w:val="Normal"/>
-              <w:jc w:val="left"/>
-              <w:pBdr>
-                <w:bottom w:val="none" w:sz="0" w:space="0" w:color="000000"/>
-                <w:top w:val="none" w:sz="0" w:space="0" w:color="000000"/>
-                <w:left w:val="none" w:sz="0" w:space="0" w:color="000000"/>
-                <w:right w:val="none" w:sz="0" w:space="0" w:color="000000"/>
-              </w:pBdr>
-              <w:spacing w:after="100" w:before="100" w:line="240"/>
-              <w:ind w:left="100" w:right="100" w:firstLine="0" w:firstLineChars="0"/>
-              <w:rPr>
-                <w:rFonts w:ascii="Times New Roman" w:hAnsi="Times New Roman" w:eastAsia="Times New Roman" w:cs="Times New Roman"/>
-                <w:i w:val="false"/>
-                <w:b w:val="false"/>
-                <w:u w:val="none"/>
-                <w:strike w:val="false"/>
-                <w:sz w:val="18"/>
-                <w:szCs w:val="18"/>
-                <w:color w:val="000000"/>
-              </w:rPr>
-            </w:pPr>
-            <w:r>
-              <w:rPr>
-                <w:rFonts w:ascii="Times New Roman" w:hAnsi="Times New Roman" w:eastAsia="Times New Roman" w:cs="Times New Roman"/>
-                <w:i w:val="false"/>
-                <w:b w:val="false"/>
-                <w:u w:val="none"/>
-                <w:strike w:val="false"/>
-                <w:sz w:val="18"/>
-                <w:szCs w:val="18"/>
-                <w:color w:val="000000"/>
-              </w:rPr>
-              <w:t xml:space="preserve">High</w:t>
-            </w:r>
-          </w:p>
-        </w:tc>
-        <w:tc>
-          <w:tcPr>
-            <w:tcBorders>
-              <w:bottom w:val="none" w:sz="0" w:space="0" w:color="000000"/>
-              <w:top w:val="none" w:sz="0" w:space="0" w:color="000000"/>
-              <w:left w:val="none" w:sz="0" w:space="0" w:color="000000"/>
-              <w:right w:val="none" w:sz="0" w:space="0" w:color="000000"/>
-            </w:tcBorders>
-            <w:shd w:val="clear" w:color="auto" w:fill="FFFFFF"/>
-            <w:tcMar>
-              <w:top w:w="0" w:type="dxa"/>
-              <w:bottom w:w="0" w:type="dxa"/>
-              <w:left w:w="0" w:type="dxa"/>
-              <w:right w:w="0" w:type="dxa"/>
-            </w:tcMar>
-            <w:vAlign w:val="center"/>
-          </w:tcPr>
-          <w:p>
-            <w:pPr>
-              <w:pStyle w:val="Normal"/>
-              <w:jc w:val="right"/>
-              <w:pBdr>
-                <w:bottom w:val="none" w:sz="0" w:space="0" w:color="000000"/>
-                <w:top w:val="none" w:sz="0" w:space="0" w:color="000000"/>
-                <w:left w:val="none" w:sz="0" w:space="0" w:color="000000"/>
-                <w:right w:val="none" w:sz="0" w:space="0" w:color="000000"/>
-              </w:pBdr>
-              <w:spacing w:after="100" w:before="100" w:line="240"/>
-              <w:ind w:left="100" w:right="100" w:firstLine="0" w:firstLineChars="0"/>
-              <w:rPr>
-                <w:rFonts w:ascii="Times New Roman" w:hAnsi="Times New Roman" w:eastAsia="Times New Roman" w:cs="Times New Roman"/>
-                <w:i w:val="false"/>
-                <w:b w:val="false"/>
-                <w:u w:val="none"/>
-                <w:strike w:val="false"/>
-                <w:sz w:val="18"/>
-                <w:szCs w:val="18"/>
-                <w:color w:val="000000"/>
-              </w:rPr>
-            </w:pPr>
-            <w:r>
-              <w:rPr>
-                <w:rFonts w:ascii="Times New Roman" w:hAnsi="Times New Roman" w:eastAsia="Times New Roman" w:cs="Times New Roman"/>
-                <w:i w:val="false"/>
-                <w:b w:val="false"/>
-                <w:u w:val="none"/>
-                <w:strike w:val="false"/>
-                <w:sz w:val="18"/>
-                <w:szCs w:val="18"/>
-                <w:color w:val="000000"/>
-              </w:rPr>
-              <w:t xml:space="preserve">265</w:t>
-            </w:r>
-          </w:p>
-        </w:tc>
-        <w:tc>
-          <w:tcPr>
-            <w:tcBorders>
-              <w:bottom w:val="none" w:sz="0" w:space="0" w:color="000000"/>
-              <w:top w:val="none" w:sz="0" w:space="0" w:color="000000"/>
-              <w:left w:val="none" w:sz="0" w:space="0" w:color="000000"/>
-              <w:right w:val="none" w:sz="0" w:space="0" w:color="000000"/>
-            </w:tcBorders>
-            <w:shd w:val="clear" w:color="auto" w:fill="FFFFFF"/>
-            <w:tcMar>
-              <w:top w:w="0" w:type="dxa"/>
-              <w:bottom w:w="0" w:type="dxa"/>
-              <w:left w:w="0" w:type="dxa"/>
-              <w:right w:w="0" w:type="dxa"/>
-            </w:tcMar>
-            <w:vAlign w:val="center"/>
-          </w:tcPr>
-          <w:p>
-            <w:pPr>
-              <w:pStyle w:val="Normal"/>
-              <w:jc w:val="right"/>
-              <w:pBdr>
-                <w:bottom w:val="none" w:sz="0" w:space="0" w:color="000000"/>
-                <w:top w:val="none" w:sz="0" w:space="0" w:color="000000"/>
-                <w:left w:val="none" w:sz="0" w:space="0" w:color="000000"/>
-                <w:right w:val="none" w:sz="0" w:space="0" w:color="000000"/>
-              </w:pBdr>
-              <w:spacing w:after="100" w:before="100" w:line="240"/>
-              <w:ind w:left="100" w:right="100" w:firstLine="0" w:firstLineChars="0"/>
-              <w:rPr>
-                <w:rFonts w:ascii="Times New Roman" w:hAnsi="Times New Roman" w:eastAsia="Times New Roman" w:cs="Times New Roman"/>
-                <w:i w:val="false"/>
-                <w:b w:val="false"/>
-                <w:u w:val="none"/>
-                <w:strike w:val="false"/>
-                <w:sz w:val="18"/>
-                <w:szCs w:val="18"/>
-                <w:color w:val="000000"/>
-              </w:rPr>
-            </w:pPr>
-            <w:r>
-              <w:rPr>
-                <w:rFonts w:ascii="Times New Roman" w:hAnsi="Times New Roman" w:eastAsia="Times New Roman" w:cs="Times New Roman"/>
-                <w:i w:val="false"/>
-                <w:b w:val="false"/>
-                <w:u w:val="none"/>
-                <w:strike w:val="false"/>
-                <w:sz w:val="18"/>
-                <w:szCs w:val="18"/>
-                <w:color w:val="000000"/>
-              </w:rPr>
-              <w:t xml:space="preserve">87</w:t>
-            </w:r>
-          </w:p>
-        </w:tc>
-        <w:tc>
-          <w:tcPr>
-            <w:tcBorders>
-              <w:bottom w:val="none" w:sz="0" w:space="0" w:color="000000"/>
-              <w:top w:val="none" w:sz="0" w:space="0" w:color="000000"/>
-              <w:left w:val="none" w:sz="0" w:space="0" w:color="000000"/>
-              <w:right w:val="none" w:sz="0" w:space="0" w:color="000000"/>
-            </w:tcBorders>
-            <w:shd w:val="clear" w:color="auto" w:fill="FFFFFF"/>
-            <w:tcMar>
-              <w:top w:w="0" w:type="dxa"/>
-              <w:bottom w:w="0" w:type="dxa"/>
-              <w:left w:w="0" w:type="dxa"/>
-              <w:right w:w="0" w:type="dxa"/>
-            </w:tcMar>
-            <w:vAlign w:val="center"/>
-          </w:tcPr>
-          <w:p>
-            <w:pPr>
-              <w:pStyle w:val="Normal"/>
-              <w:jc w:val="left"/>
-              <w:pBdr>
-                <w:bottom w:val="none" w:sz="0" w:space="0" w:color="000000"/>
-                <w:top w:val="none" w:sz="0" w:space="0" w:color="000000"/>
-                <w:left w:val="none" w:sz="0" w:space="0" w:color="000000"/>
-                <w:right w:val="none" w:sz="0" w:space="0" w:color="000000"/>
-              </w:pBdr>
-              <w:spacing w:after="100" w:before="100" w:line="240"/>
-              <w:ind w:left="100" w:right="100" w:firstLine="0" w:firstLineChars="0"/>
-              <w:rPr>
-                <w:rFonts w:ascii="Times New Roman" w:hAnsi="Times New Roman" w:eastAsia="Times New Roman" w:cs="Times New Roman"/>
-                <w:i w:val="false"/>
-                <w:b w:val="false"/>
-                <w:u w:val="none"/>
-                <w:strike w:val="false"/>
-                <w:sz w:val="18"/>
-                <w:szCs w:val="18"/>
-                <w:color w:val="000000"/>
-              </w:rPr>
-            </w:pPr>
-            <w:r>
-              <w:rPr>
-                <w:rFonts w:ascii="Times New Roman" w:hAnsi="Times New Roman" w:eastAsia="Times New Roman" w:cs="Times New Roman"/>
-                <w:i w:val="false"/>
-                <w:b w:val="false"/>
-                <w:u w:val="none"/>
-                <w:strike w:val="false"/>
-                <w:sz w:val="18"/>
-                <w:szCs w:val="18"/>
-                <w:color w:val="000000"/>
-              </w:rPr>
-              <w:t xml:space="preserve">0.75 (0.56–1.01)</w:t>
-            </w:r>
-          </w:p>
-        </w:tc>
-        <w:tc>
-          <w:tcPr>
-            <w:tcBorders>
-              <w:bottom w:val="none" w:sz="0" w:space="0" w:color="000000"/>
-              <w:top w:val="none" w:sz="0" w:space="0" w:color="000000"/>
-              <w:left w:val="none" w:sz="0" w:space="0" w:color="000000"/>
-              <w:right w:val="none" w:sz="0" w:space="0" w:color="000000"/>
-            </w:tcBorders>
-            <w:shd w:val="clear" w:color="auto" w:fill="FFFFFF"/>
-            <w:tcMar>
-              <w:top w:w="0" w:type="dxa"/>
-              <w:bottom w:w="0" w:type="dxa"/>
-              <w:left w:w="0" w:type="dxa"/>
-              <w:right w:w="0" w:type="dxa"/>
-            </w:tcMar>
-            <w:vAlign w:val="center"/>
-          </w:tcPr>
-          <w:p>
-            <w:pPr>
-              <w:pStyle w:val="Normal"/>
-              <w:jc w:val="left"/>
-              <w:pBdr>
-                <w:bottom w:val="none" w:sz="0" w:space="0" w:color="000000"/>
-                <w:top w:val="none" w:sz="0" w:space="0" w:color="000000"/>
-                <w:left w:val="none" w:sz="0" w:space="0" w:color="000000"/>
-                <w:right w:val="none" w:sz="0" w:space="0" w:color="000000"/>
-              </w:pBdr>
-              <w:spacing w:after="100" w:before="100" w:line="240"/>
-              <w:ind w:left="100" w:right="100" w:firstLine="0" w:firstLineChars="0"/>
-              <w:rPr>
-                <w:rFonts w:ascii="Times New Roman" w:hAnsi="Times New Roman" w:eastAsia="Times New Roman" w:cs="Times New Roman"/>
-                <w:i w:val="false"/>
-                <w:b w:val="false"/>
-                <w:u w:val="none"/>
-                <w:strike w:val="false"/>
-                <w:sz w:val="18"/>
-                <w:szCs w:val="18"/>
-                <w:color w:val="000000"/>
-              </w:rPr>
-            </w:pPr>
-            <w:r>
-              <w:rPr>
-                <w:rFonts w:ascii="Times New Roman" w:hAnsi="Times New Roman" w:eastAsia="Times New Roman" w:cs="Times New Roman"/>
-                <w:i w:val="false"/>
-                <w:b w:val="false"/>
-                <w:u w:val="none"/>
-                <w:strike w:val="false"/>
-                <w:sz w:val="18"/>
-                <w:szCs w:val="18"/>
-                <w:color w:val="000000"/>
-              </w:rPr>
-              <w:t xml:space="preserve">0.061</w:t>
             </w:r>
           </w:p>
         </w:tc>
@@ -6830,61 +6830,6 @@
                 <w:szCs w:val="18"/>
                 <w:color w:val="000000"/>
               </w:rPr>
-              <w:t xml:space="preserve">Age (per 10 years)</w:t>
-            </w:r>
-          </w:p>
-        </w:tc>
-        <w:tc>
-          <w:tcPr>
-            <w:tcBorders>
-              <w:bottom w:val="none" w:sz="0" w:space="0" w:color="000000"/>
-              <w:top w:val="none" w:sz="0" w:space="0" w:color="000000"/>
-              <w:left w:val="none" w:sz="0" w:space="0" w:color="000000"/>
-              <w:right w:val="none" w:sz="0" w:space="0" w:color="000000"/>
-            </w:tcBorders>
-            <w:shd w:val="clear" w:color="auto" w:fill="FFFFFF"/>
-            <w:tcMar>
-              <w:top w:w="0" w:type="dxa"/>
-              <w:bottom w:w="0" w:type="dxa"/>
-              <w:left w:w="0" w:type="dxa"/>
-              <w:right w:w="0" w:type="dxa"/>
-            </w:tcMar>
-            <w:vAlign w:val="center"/>
-          </w:tcPr>
-          <w:p>
-            <w:pPr>
-              <w:pStyle w:val="Normal"/>
-              <w:jc w:val="left"/>
-              <w:pBdr>
-                <w:bottom w:val="none" w:sz="0" w:space="0" w:color="000000"/>
-                <w:top w:val="none" w:sz="0" w:space="0" w:color="000000"/>
-                <w:left w:val="none" w:sz="0" w:space="0" w:color="000000"/>
-                <w:right w:val="none" w:sz="0" w:space="0" w:color="000000"/>
-              </w:pBdr>
-              <w:spacing w:after="100" w:before="100" w:line="240"/>
-              <w:ind w:left="100" w:right="100" w:firstLine="0" w:firstLineChars="0"/>
-              <w:rPr>
-                <w:rFonts w:ascii="Times New Roman" w:hAnsi="Times New Roman" w:eastAsia="Times New Roman" w:cs="Times New Roman"/>
-                <w:i w:val="false"/>
-                <w:b w:val="false"/>
-                <w:u w:val="none"/>
-                <w:strike w:val="false"/>
-                <w:sz w:val="18"/>
-                <w:szCs w:val="18"/>
-                <w:color w:val="000000"/>
-              </w:rPr>
-            </w:pPr>
-            <w:r>
-              <w:rPr>
-                <w:rFonts w:ascii="Times New Roman" w:hAnsi="Times New Roman" w:eastAsia="Times New Roman" w:cs="Times New Roman"/>
-                <w:i w:val="false"/>
-                <w:b w:val="false"/>
-                <w:u w:val="none"/>
-                <w:strike w:val="false"/>
-                <w:sz w:val="18"/>
-                <w:szCs w:val="18"/>
-                <w:color w:val="000000"/>
-              </w:rPr>
               <w:t xml:space="preserve"/>
             </w:r>
           </w:p>
@@ -6909,6 +6854,61 @@
           <w:p>
             <w:pPr>
               <w:pStyle w:val="Normal"/>
+              <w:jc w:val="left"/>
+              <w:pBdr>
+                <w:bottom w:val="none" w:sz="0" w:space="0" w:color="000000"/>
+                <w:top w:val="none" w:sz="0" w:space="0" w:color="000000"/>
+                <w:left w:val="none" w:sz="0" w:space="0" w:color="000000"/>
+                <w:right w:val="none" w:sz="0" w:space="0" w:color="000000"/>
+              </w:pBdr>
+              <w:spacing w:after="100" w:before="100" w:line="240"/>
+              <w:ind w:left="100" w:right="100" w:firstLine="0" w:firstLineChars="0"/>
+              <w:rPr>
+                <w:rFonts w:ascii="Times New Roman" w:hAnsi="Times New Roman" w:eastAsia="Times New Roman" w:cs="Times New Roman"/>
+                <w:i w:val="false"/>
+                <w:b w:val="false"/>
+                <w:u w:val="none"/>
+                <w:strike w:val="false"/>
+                <w:sz w:val="18"/>
+                <w:szCs w:val="18"/>
+                <w:color w:val="000000"/>
+              </w:rPr>
+            </w:pPr>
+            <w:r>
+              <w:rPr>
+                <w:rFonts w:ascii="Times New Roman" w:hAnsi="Times New Roman" w:eastAsia="Times New Roman" w:cs="Times New Roman"/>
+                <w:i w:val="false"/>
+                <w:b w:val="false"/>
+                <w:u w:val="none"/>
+                <w:strike w:val="false"/>
+                <w:sz w:val="18"/>
+                <w:szCs w:val="18"/>
+                <w:color w:val="000000"/>
+              </w:rPr>
+              <w:t xml:space="preserve">Female</w:t>
+            </w:r>
+          </w:p>
+        </w:tc>
+        <w:tc>
+          <w:tcPr>
+            <w:tcBorders>
+              <w:bottom w:val="none" w:sz="0" w:space="0" w:color="000000"/>
+              <w:top w:val="none" w:sz="0" w:space="0" w:color="000000"/>
+              <w:left w:val="none" w:sz="0" w:space="0" w:color="000000"/>
+              <w:right w:val="none" w:sz="0" w:space="0" w:color="000000"/>
+            </w:tcBorders>
+            <w:shd w:val="clear" w:color="auto" w:fill="FFFFFF"/>
+            <w:tcMar>
+              <w:top w:w="0" w:type="dxa"/>
+              <w:bottom w:w="0" w:type="dxa"/>
+              <w:left w:w="0" w:type="dxa"/>
+              <w:right w:w="0" w:type="dxa"/>
+            </w:tcMar>
+            <w:vAlign w:val="center"/>
+          </w:tcPr>
+          <w:p>
+            <w:pPr>
+              <w:pStyle w:val="Normal"/>
               <w:jc w:val="right"/>
               <w:pBdr>
                 <w:bottom w:val="none" w:sz="0" w:space="0" w:color="000000"/>
@@ -6940,7 +6940,7 @@
                 <w:szCs w:val="18"/>
                 <w:color w:val="000000"/>
               </w:rPr>
-              <w:t xml:space="preserve">511</w:t>
+              <w:t xml:space="preserve">227</w:t>
             </w:r>
           </w:p>
         </w:tc>
@@ -6995,117 +6995,117 @@
                 <w:szCs w:val="18"/>
                 <w:color w:val="000000"/>
               </w:rPr>
-              <w:t xml:space="preserve">175</w:t>
-            </w:r>
-          </w:p>
-        </w:tc>
-        <w:tc>
-          <w:tcPr>
-            <w:tcBorders>
-              <w:bottom w:val="none" w:sz="0" w:space="0" w:color="000000"/>
-              <w:top w:val="none" w:sz="0" w:space="0" w:color="000000"/>
-              <w:left w:val="none" w:sz="0" w:space="0" w:color="000000"/>
-              <w:right w:val="none" w:sz="0" w:space="0" w:color="000000"/>
-            </w:tcBorders>
-            <w:shd w:val="clear" w:color="auto" w:fill="FFFFFF"/>
-            <w:tcMar>
-              <w:top w:w="0" w:type="dxa"/>
-              <w:bottom w:w="0" w:type="dxa"/>
-              <w:left w:w="0" w:type="dxa"/>
-              <w:right w:w="0" w:type="dxa"/>
-            </w:tcMar>
-            <w:vAlign w:val="center"/>
-          </w:tcPr>
-          <w:p>
-            <w:pPr>
-              <w:pStyle w:val="Normal"/>
-              <w:jc w:val="left"/>
-              <w:pBdr>
-                <w:bottom w:val="none" w:sz="0" w:space="0" w:color="000000"/>
-                <w:top w:val="none" w:sz="0" w:space="0" w:color="000000"/>
-                <w:left w:val="none" w:sz="0" w:space="0" w:color="000000"/>
-                <w:right w:val="none" w:sz="0" w:space="0" w:color="000000"/>
-              </w:pBdr>
-              <w:spacing w:after="100" w:before="100" w:line="240"/>
-              <w:ind w:left="100" w:right="100" w:firstLine="0" w:firstLineChars="0"/>
-              <w:rPr>
-                <w:rFonts w:ascii="Times New Roman" w:hAnsi="Times New Roman" w:eastAsia="Times New Roman" w:cs="Times New Roman"/>
-                <w:i w:val="false"/>
-                <w:b w:val="false"/>
-                <w:u w:val="none"/>
-                <w:strike w:val="false"/>
-                <w:sz w:val="18"/>
-                <w:szCs w:val="18"/>
-                <w:color w:val="000000"/>
-              </w:rPr>
-            </w:pPr>
-            <w:r>
-              <w:rPr>
-                <w:rFonts w:ascii="Times New Roman" w:hAnsi="Times New Roman" w:eastAsia="Times New Roman" w:cs="Times New Roman"/>
-                <w:i w:val="false"/>
-                <w:b w:val="false"/>
-                <w:u w:val="none"/>
-                <w:strike w:val="false"/>
-                <w:sz w:val="18"/>
-                <w:szCs w:val="18"/>
-                <w:color w:val="000000"/>
-              </w:rPr>
-              <w:t xml:space="preserve">1.39 (1.23–1.58)</w:t>
-            </w:r>
-          </w:p>
-        </w:tc>
-        <w:tc>
-          <w:tcPr>
-            <w:tcBorders>
-              <w:bottom w:val="none" w:sz="0" w:space="0" w:color="000000"/>
-              <w:top w:val="none" w:sz="0" w:space="0" w:color="000000"/>
-              <w:left w:val="none" w:sz="0" w:space="0" w:color="000000"/>
-              <w:right w:val="none" w:sz="0" w:space="0" w:color="000000"/>
-            </w:tcBorders>
-            <w:shd w:val="clear" w:color="auto" w:fill="FFFFFF"/>
-            <w:tcMar>
-              <w:top w:w="0" w:type="dxa"/>
-              <w:bottom w:w="0" w:type="dxa"/>
-              <w:left w:w="0" w:type="dxa"/>
-              <w:right w:w="0" w:type="dxa"/>
-            </w:tcMar>
-            <w:vAlign w:val="center"/>
-          </w:tcPr>
-          <w:p>
-            <w:pPr>
-              <w:pStyle w:val="Normal"/>
-              <w:jc w:val="left"/>
-              <w:pBdr>
-                <w:bottom w:val="none" w:sz="0" w:space="0" w:color="000000"/>
-                <w:top w:val="none" w:sz="0" w:space="0" w:color="000000"/>
-                <w:left w:val="none" w:sz="0" w:space="0" w:color="000000"/>
-                <w:right w:val="none" w:sz="0" w:space="0" w:color="000000"/>
-              </w:pBdr>
-              <w:spacing w:after="100" w:before="100" w:line="240"/>
-              <w:ind w:left="100" w:right="100" w:firstLine="0" w:firstLineChars="0"/>
-              <w:rPr>
-                <w:rFonts w:ascii="Times New Roman" w:hAnsi="Times New Roman" w:eastAsia="Times New Roman" w:cs="Times New Roman"/>
-                <w:i w:val="false"/>
-                <w:b w:val="false"/>
-                <w:u w:val="none"/>
-                <w:strike w:val="false"/>
-                <w:sz w:val="18"/>
-                <w:szCs w:val="18"/>
-                <w:color w:val="000000"/>
-              </w:rPr>
-            </w:pPr>
-            <w:r>
-              <w:rPr>
-                <w:rFonts w:ascii="Times New Roman" w:hAnsi="Times New Roman" w:eastAsia="Times New Roman" w:cs="Times New Roman"/>
-                <w:i w:val="false"/>
-                <w:b w:val="false"/>
-                <w:u w:val="none"/>
-                <w:strike w:val="false"/>
-                <w:sz w:val="18"/>
-                <w:szCs w:val="18"/>
-                <w:color w:val="000000"/>
-              </w:rPr>
-              <w:t xml:space="preserve">&lt;0.001</w:t>
+              <w:t xml:space="preserve">70</w:t>
+            </w:r>
+          </w:p>
+        </w:tc>
+        <w:tc>
+          <w:tcPr>
+            <w:tcBorders>
+              <w:bottom w:val="none" w:sz="0" w:space="0" w:color="000000"/>
+              <w:top w:val="none" w:sz="0" w:space="0" w:color="000000"/>
+              <w:left w:val="none" w:sz="0" w:space="0" w:color="000000"/>
+              <w:right w:val="none" w:sz="0" w:space="0" w:color="000000"/>
+            </w:tcBorders>
+            <w:shd w:val="clear" w:color="auto" w:fill="FFFFFF"/>
+            <w:tcMar>
+              <w:top w:w="0" w:type="dxa"/>
+              <w:bottom w:w="0" w:type="dxa"/>
+              <w:left w:w="0" w:type="dxa"/>
+              <w:right w:w="0" w:type="dxa"/>
+            </w:tcMar>
+            <w:vAlign w:val="center"/>
+          </w:tcPr>
+          <w:p>
+            <w:pPr>
+              <w:pStyle w:val="Normal"/>
+              <w:jc w:val="left"/>
+              <w:pBdr>
+                <w:bottom w:val="none" w:sz="0" w:space="0" w:color="000000"/>
+                <w:top w:val="none" w:sz="0" w:space="0" w:color="000000"/>
+                <w:left w:val="none" w:sz="0" w:space="0" w:color="000000"/>
+                <w:right w:val="none" w:sz="0" w:space="0" w:color="000000"/>
+              </w:pBdr>
+              <w:spacing w:after="100" w:before="100" w:line="240"/>
+              <w:ind w:left="100" w:right="100" w:firstLine="0" w:firstLineChars="0"/>
+              <w:rPr>
+                <w:rFonts w:ascii="Times New Roman" w:hAnsi="Times New Roman" w:eastAsia="Times New Roman" w:cs="Times New Roman"/>
+                <w:i w:val="false"/>
+                <w:b w:val="false"/>
+                <w:u w:val="none"/>
+                <w:strike w:val="false"/>
+                <w:sz w:val="18"/>
+                <w:szCs w:val="18"/>
+                <w:color w:val="000000"/>
+              </w:rPr>
+            </w:pPr>
+            <w:r>
+              <w:rPr>
+                <w:rFonts w:ascii="Times New Roman" w:hAnsi="Times New Roman" w:eastAsia="Times New Roman" w:cs="Times New Roman"/>
+                <w:i w:val="false"/>
+                <w:b w:val="false"/>
+                <w:u w:val="none"/>
+                <w:strike w:val="false"/>
+                <w:sz w:val="18"/>
+                <w:szCs w:val="18"/>
+                <w:color w:val="000000"/>
+              </w:rPr>
+              <w:t xml:space="preserve">0.73 (0.54–0.99)</w:t>
+            </w:r>
+          </w:p>
+        </w:tc>
+        <w:tc>
+          <w:tcPr>
+            <w:tcBorders>
+              <w:bottom w:val="none" w:sz="0" w:space="0" w:color="000000"/>
+              <w:top w:val="none" w:sz="0" w:space="0" w:color="000000"/>
+              <w:left w:val="none" w:sz="0" w:space="0" w:color="000000"/>
+              <w:right w:val="none" w:sz="0" w:space="0" w:color="000000"/>
+            </w:tcBorders>
+            <w:shd w:val="clear" w:color="auto" w:fill="FFFFFF"/>
+            <w:tcMar>
+              <w:top w:w="0" w:type="dxa"/>
+              <w:bottom w:w="0" w:type="dxa"/>
+              <w:left w:w="0" w:type="dxa"/>
+              <w:right w:w="0" w:type="dxa"/>
+            </w:tcMar>
+            <w:vAlign w:val="center"/>
+          </w:tcPr>
+          <w:p>
+            <w:pPr>
+              <w:pStyle w:val="Normal"/>
+              <w:jc w:val="left"/>
+              <w:pBdr>
+                <w:bottom w:val="none" w:sz="0" w:space="0" w:color="000000"/>
+                <w:top w:val="none" w:sz="0" w:space="0" w:color="000000"/>
+                <w:left w:val="none" w:sz="0" w:space="0" w:color="000000"/>
+                <w:right w:val="none" w:sz="0" w:space="0" w:color="000000"/>
+              </w:pBdr>
+              <w:spacing w:after="100" w:before="100" w:line="240"/>
+              <w:ind w:left="100" w:right="100" w:firstLine="0" w:firstLineChars="0"/>
+              <w:rPr>
+                <w:rFonts w:ascii="Times New Roman" w:hAnsi="Times New Roman" w:eastAsia="Times New Roman" w:cs="Times New Roman"/>
+                <w:i w:val="false"/>
+                <w:b w:val="false"/>
+                <w:u w:val="none"/>
+                <w:strike w:val="false"/>
+                <w:sz w:val="18"/>
+                <w:szCs w:val="18"/>
+                <w:color w:val="000000"/>
+              </w:rPr>
+            </w:pPr>
+            <w:r>
+              <w:rPr>
+                <w:rFonts w:ascii="Times New Roman" w:hAnsi="Times New Roman" w:eastAsia="Times New Roman" w:cs="Times New Roman"/>
+                <w:i w:val="false"/>
+                <w:b w:val="false"/>
+                <w:u w:val="none"/>
+                <w:strike w:val="false"/>
+                <w:sz w:val="18"/>
+                <w:szCs w:val="18"/>
+                <w:color w:val="000000"/>
+              </w:rPr>
+              <w:t xml:space="preserve">0.040</w:t>
             </w:r>
           </w:p>
         </w:tc>
@@ -7275,62 +7275,62 @@
                 <w:szCs w:val="18"/>
                 <w:color w:val="000000"/>
               </w:rPr>
-              <w:t xml:space="preserve">Sex</w:t>
-            </w:r>
-          </w:p>
-        </w:tc>
-        <w:tc>
-          <w:tcPr>
-            <w:tcBorders>
-              <w:bottom w:val="none" w:sz="0" w:space="0" w:color="000000"/>
-              <w:top w:val="none" w:sz="0" w:space="0" w:color="000000"/>
-              <w:left w:val="none" w:sz="0" w:space="0" w:color="000000"/>
-              <w:right w:val="none" w:sz="0" w:space="0" w:color="000000"/>
-            </w:tcBorders>
-            <w:shd w:val="clear" w:color="auto" w:fill="FFFFFF"/>
-            <w:tcMar>
-              <w:top w:w="0" w:type="dxa"/>
-              <w:bottom w:w="0" w:type="dxa"/>
-              <w:left w:w="0" w:type="dxa"/>
-              <w:right w:w="0" w:type="dxa"/>
-            </w:tcMar>
-            <w:vAlign w:val="center"/>
-          </w:tcPr>
-          <w:p>
-            <w:pPr>
-              <w:pStyle w:val="Normal"/>
-              <w:jc w:val="left"/>
-              <w:pBdr>
-                <w:bottom w:val="none" w:sz="0" w:space="0" w:color="000000"/>
-                <w:top w:val="none" w:sz="0" w:space="0" w:color="000000"/>
-                <w:left w:val="none" w:sz="0" w:space="0" w:color="000000"/>
-                <w:right w:val="none" w:sz="0" w:space="0" w:color="000000"/>
-              </w:pBdr>
-              <w:spacing w:after="100" w:before="100" w:line="240"/>
-              <w:ind w:left="100" w:right="100" w:firstLine="0" w:firstLineChars="0"/>
-              <w:rPr>
-                <w:rFonts w:ascii="Times New Roman" w:hAnsi="Times New Roman" w:eastAsia="Times New Roman" w:cs="Times New Roman"/>
-                <w:i w:val="false"/>
-                <w:b w:val="false"/>
-                <w:u w:val="none"/>
-                <w:strike w:val="false"/>
-                <w:sz w:val="18"/>
-                <w:szCs w:val="18"/>
-                <w:color w:val="000000"/>
-              </w:rPr>
-            </w:pPr>
-            <w:r>
-              <w:rPr>
-                <w:rFonts w:ascii="Times New Roman" w:hAnsi="Times New Roman" w:eastAsia="Times New Roman" w:cs="Times New Roman"/>
-                <w:i w:val="false"/>
-                <w:b w:val="false"/>
-                <w:u w:val="none"/>
-                <w:strike w:val="false"/>
-                <w:sz w:val="18"/>
-                <w:szCs w:val="18"/>
-                <w:color w:val="000000"/>
-              </w:rPr>
-              <w:t xml:space="preserve">Male (ref)</w:t>
+              <w:t xml:space="preserve">Pathologic stage group</w:t>
+            </w:r>
+          </w:p>
+        </w:tc>
+        <w:tc>
+          <w:tcPr>
+            <w:tcBorders>
+              <w:bottom w:val="none" w:sz="0" w:space="0" w:color="000000"/>
+              <w:top w:val="none" w:sz="0" w:space="0" w:color="000000"/>
+              <w:left w:val="none" w:sz="0" w:space="0" w:color="000000"/>
+              <w:right w:val="none" w:sz="0" w:space="0" w:color="000000"/>
+            </w:tcBorders>
+            <w:shd w:val="clear" w:color="auto" w:fill="FFFFFF"/>
+            <w:tcMar>
+              <w:top w:w="0" w:type="dxa"/>
+              <w:bottom w:w="0" w:type="dxa"/>
+              <w:left w:w="0" w:type="dxa"/>
+              <w:right w:w="0" w:type="dxa"/>
+            </w:tcMar>
+            <w:vAlign w:val="center"/>
+          </w:tcPr>
+          <w:p>
+            <w:pPr>
+              <w:pStyle w:val="Normal"/>
+              <w:jc w:val="left"/>
+              <w:pBdr>
+                <w:bottom w:val="none" w:sz="0" w:space="0" w:color="000000"/>
+                <w:top w:val="none" w:sz="0" w:space="0" w:color="000000"/>
+                <w:left w:val="none" w:sz="0" w:space="0" w:color="000000"/>
+                <w:right w:val="none" w:sz="0" w:space="0" w:color="000000"/>
+              </w:pBdr>
+              <w:spacing w:after="100" w:before="100" w:line="240"/>
+              <w:ind w:left="100" w:right="100" w:firstLine="0" w:firstLineChars="0"/>
+              <w:rPr>
+                <w:rFonts w:ascii="Times New Roman" w:hAnsi="Times New Roman" w:eastAsia="Times New Roman" w:cs="Times New Roman"/>
+                <w:i w:val="false"/>
+                <w:b w:val="false"/>
+                <w:u w:val="none"/>
+                <w:strike w:val="false"/>
+                <w:sz w:val="18"/>
+                <w:szCs w:val="18"/>
+                <w:color w:val="000000"/>
+              </w:rPr>
+            </w:pPr>
+            <w:r>
+              <w:rPr>
+                <w:rFonts w:ascii="Times New Roman" w:hAnsi="Times New Roman" w:eastAsia="Times New Roman" w:cs="Times New Roman"/>
+                <w:i w:val="false"/>
+                <w:b w:val="false"/>
+                <w:u w:val="none"/>
+                <w:strike w:val="false"/>
+                <w:sz w:val="18"/>
+                <w:szCs w:val="18"/>
+                <w:color w:val="000000"/>
+              </w:rPr>
+              <w:t xml:space="preserve">I–II (ref)</w:t>
             </w:r>
           </w:p>
         </w:tc>
@@ -7385,7 +7385,7 @@
                 <w:szCs w:val="18"/>
                 <w:color w:val="000000"/>
               </w:rPr>
-              <w:t xml:space="preserve">284</w:t>
+              <w:t xml:space="preserve">252</w:t>
             </w:r>
           </w:p>
         </w:tc>
@@ -7440,7 +7440,7 @@
                 <w:szCs w:val="18"/>
                 <w:color w:val="000000"/>
               </w:rPr>
-              <w:t xml:space="preserve">105</w:t>
+              <w:t xml:space="preserve">69</w:t>
             </w:r>
           </w:p>
         </w:tc>
@@ -7775,7 +7775,7 @@
                 <w:szCs w:val="18"/>
                 <w:color w:val="000000"/>
               </w:rPr>
-              <w:t xml:space="preserve">Female</w:t>
+              <w:t xml:space="preserve">III–IV</w:t>
             </w:r>
           </w:p>
         </w:tc>
@@ -7830,7 +7830,7 @@
                 <w:szCs w:val="18"/>
                 <w:color w:val="000000"/>
               </w:rPr>
-              <w:t xml:space="preserve">227</w:t>
+              <w:t xml:space="preserve">259</w:t>
             </w:r>
           </w:p>
         </w:tc>
@@ -7885,117 +7885,117 @@
                 <w:szCs w:val="18"/>
                 <w:color w:val="000000"/>
               </w:rPr>
-              <w:t xml:space="preserve">70</w:t>
-            </w:r>
-          </w:p>
-        </w:tc>
-        <w:tc>
-          <w:tcPr>
-            <w:tcBorders>
-              <w:bottom w:val="none" w:sz="0" w:space="0" w:color="000000"/>
-              <w:top w:val="none" w:sz="0" w:space="0" w:color="000000"/>
-              <w:left w:val="none" w:sz="0" w:space="0" w:color="000000"/>
-              <w:right w:val="none" w:sz="0" w:space="0" w:color="000000"/>
-            </w:tcBorders>
-            <w:shd w:val="clear" w:color="auto" w:fill="FFFFFF"/>
-            <w:tcMar>
-              <w:top w:w="0" w:type="dxa"/>
-              <w:bottom w:w="0" w:type="dxa"/>
-              <w:left w:w="0" w:type="dxa"/>
-              <w:right w:w="0" w:type="dxa"/>
-            </w:tcMar>
-            <w:vAlign w:val="center"/>
-          </w:tcPr>
-          <w:p>
-            <w:pPr>
-              <w:pStyle w:val="Normal"/>
-              <w:jc w:val="left"/>
-              <w:pBdr>
-                <w:bottom w:val="none" w:sz="0" w:space="0" w:color="000000"/>
-                <w:top w:val="none" w:sz="0" w:space="0" w:color="000000"/>
-                <w:left w:val="none" w:sz="0" w:space="0" w:color="000000"/>
-                <w:right w:val="none" w:sz="0" w:space="0" w:color="000000"/>
-              </w:pBdr>
-              <w:spacing w:after="100" w:before="100" w:line="240"/>
-              <w:ind w:left="100" w:right="100" w:firstLine="0" w:firstLineChars="0"/>
-              <w:rPr>
-                <w:rFonts w:ascii="Times New Roman" w:hAnsi="Times New Roman" w:eastAsia="Times New Roman" w:cs="Times New Roman"/>
-                <w:i w:val="false"/>
-                <w:b w:val="false"/>
-                <w:u w:val="none"/>
-                <w:strike w:val="false"/>
-                <w:sz w:val="18"/>
-                <w:szCs w:val="18"/>
-                <w:color w:val="000000"/>
-              </w:rPr>
-            </w:pPr>
-            <w:r>
-              <w:rPr>
-                <w:rFonts w:ascii="Times New Roman" w:hAnsi="Times New Roman" w:eastAsia="Times New Roman" w:cs="Times New Roman"/>
-                <w:i w:val="false"/>
-                <w:b w:val="false"/>
-                <w:u w:val="none"/>
-                <w:strike w:val="false"/>
-                <w:sz w:val="18"/>
-                <w:szCs w:val="18"/>
-                <w:color w:val="000000"/>
-              </w:rPr>
-              <w:t xml:space="preserve">0.72 (0.53–0.98)</w:t>
-            </w:r>
-          </w:p>
-        </w:tc>
-        <w:tc>
-          <w:tcPr>
-            <w:tcBorders>
-              <w:bottom w:val="none" w:sz="0" w:space="0" w:color="000000"/>
-              <w:top w:val="none" w:sz="0" w:space="0" w:color="000000"/>
-              <w:left w:val="none" w:sz="0" w:space="0" w:color="000000"/>
-              <w:right w:val="none" w:sz="0" w:space="0" w:color="000000"/>
-            </w:tcBorders>
-            <w:shd w:val="clear" w:color="auto" w:fill="FFFFFF"/>
-            <w:tcMar>
-              <w:top w:w="0" w:type="dxa"/>
-              <w:bottom w:w="0" w:type="dxa"/>
-              <w:left w:w="0" w:type="dxa"/>
-              <w:right w:w="0" w:type="dxa"/>
-            </w:tcMar>
-            <w:vAlign w:val="center"/>
-          </w:tcPr>
-          <w:p>
-            <w:pPr>
-              <w:pStyle w:val="Normal"/>
-              <w:jc w:val="left"/>
-              <w:pBdr>
-                <w:bottom w:val="none" w:sz="0" w:space="0" w:color="000000"/>
-                <w:top w:val="none" w:sz="0" w:space="0" w:color="000000"/>
-                <w:left w:val="none" w:sz="0" w:space="0" w:color="000000"/>
-                <w:right w:val="none" w:sz="0" w:space="0" w:color="000000"/>
-              </w:pBdr>
-              <w:spacing w:after="100" w:before="100" w:line="240"/>
-              <w:ind w:left="100" w:right="100" w:firstLine="0" w:firstLineChars="0"/>
-              <w:rPr>
-                <w:rFonts w:ascii="Times New Roman" w:hAnsi="Times New Roman" w:eastAsia="Times New Roman" w:cs="Times New Roman"/>
-                <w:i w:val="false"/>
-                <w:b w:val="false"/>
-                <w:u w:val="none"/>
-                <w:strike w:val="false"/>
-                <w:sz w:val="18"/>
-                <w:szCs w:val="18"/>
-                <w:color w:val="000000"/>
-              </w:rPr>
-            </w:pPr>
-            <w:r>
-              <w:rPr>
-                <w:rFonts w:ascii="Times New Roman" w:hAnsi="Times New Roman" w:eastAsia="Times New Roman" w:cs="Times New Roman"/>
-                <w:i w:val="false"/>
-                <w:b w:val="false"/>
-                <w:u w:val="none"/>
-                <w:strike w:val="false"/>
-                <w:sz w:val="18"/>
-                <w:szCs w:val="18"/>
-                <w:color w:val="000000"/>
-              </w:rPr>
-              <w:t xml:space="preserve">0.037</w:t>
+              <w:t xml:space="preserve">106</w:t>
+            </w:r>
+          </w:p>
+        </w:tc>
+        <w:tc>
+          <w:tcPr>
+            <w:tcBorders>
+              <w:bottom w:val="none" w:sz="0" w:space="0" w:color="000000"/>
+              <w:top w:val="none" w:sz="0" w:space="0" w:color="000000"/>
+              <w:left w:val="none" w:sz="0" w:space="0" w:color="000000"/>
+              <w:right w:val="none" w:sz="0" w:space="0" w:color="000000"/>
+            </w:tcBorders>
+            <w:shd w:val="clear" w:color="auto" w:fill="FFFFFF"/>
+            <w:tcMar>
+              <w:top w:w="0" w:type="dxa"/>
+              <w:bottom w:w="0" w:type="dxa"/>
+              <w:left w:w="0" w:type="dxa"/>
+              <w:right w:w="0" w:type="dxa"/>
+            </w:tcMar>
+            <w:vAlign w:val="center"/>
+          </w:tcPr>
+          <w:p>
+            <w:pPr>
+              <w:pStyle w:val="Normal"/>
+              <w:jc w:val="left"/>
+              <w:pBdr>
+                <w:bottom w:val="none" w:sz="0" w:space="0" w:color="000000"/>
+                <w:top w:val="none" w:sz="0" w:space="0" w:color="000000"/>
+                <w:left w:val="none" w:sz="0" w:space="0" w:color="000000"/>
+                <w:right w:val="none" w:sz="0" w:space="0" w:color="000000"/>
+              </w:pBdr>
+              <w:spacing w:after="100" w:before="100" w:line="240"/>
+              <w:ind w:left="100" w:right="100" w:firstLine="0" w:firstLineChars="0"/>
+              <w:rPr>
+                <w:rFonts w:ascii="Times New Roman" w:hAnsi="Times New Roman" w:eastAsia="Times New Roman" w:cs="Times New Roman"/>
+                <w:i w:val="false"/>
+                <w:b w:val="false"/>
+                <w:u w:val="none"/>
+                <w:strike w:val="false"/>
+                <w:sz w:val="18"/>
+                <w:szCs w:val="18"/>
+                <w:color w:val="000000"/>
+              </w:rPr>
+            </w:pPr>
+            <w:r>
+              <w:rPr>
+                <w:rFonts w:ascii="Times New Roman" w:hAnsi="Times New Roman" w:eastAsia="Times New Roman" w:cs="Times New Roman"/>
+                <w:i w:val="false"/>
+                <w:b w:val="false"/>
+                <w:u w:val="none"/>
+                <w:strike w:val="false"/>
+                <w:sz w:val="18"/>
+                <w:szCs w:val="18"/>
+                <w:color w:val="000000"/>
+              </w:rPr>
+              <w:t xml:space="preserve">1.86 (1.37–2.52)</w:t>
+            </w:r>
+          </w:p>
+        </w:tc>
+        <w:tc>
+          <w:tcPr>
+            <w:tcBorders>
+              <w:bottom w:val="none" w:sz="0" w:space="0" w:color="000000"/>
+              <w:top w:val="none" w:sz="0" w:space="0" w:color="000000"/>
+              <w:left w:val="none" w:sz="0" w:space="0" w:color="000000"/>
+              <w:right w:val="none" w:sz="0" w:space="0" w:color="000000"/>
+            </w:tcBorders>
+            <w:shd w:val="clear" w:color="auto" w:fill="FFFFFF"/>
+            <w:tcMar>
+              <w:top w:w="0" w:type="dxa"/>
+              <w:bottom w:w="0" w:type="dxa"/>
+              <w:left w:w="0" w:type="dxa"/>
+              <w:right w:w="0" w:type="dxa"/>
+            </w:tcMar>
+            <w:vAlign w:val="center"/>
+          </w:tcPr>
+          <w:p>
+            <w:pPr>
+              <w:pStyle w:val="Normal"/>
+              <w:jc w:val="left"/>
+              <w:pBdr>
+                <w:bottom w:val="none" w:sz="0" w:space="0" w:color="000000"/>
+                <w:top w:val="none" w:sz="0" w:space="0" w:color="000000"/>
+                <w:left w:val="none" w:sz="0" w:space="0" w:color="000000"/>
+                <w:right w:val="none" w:sz="0" w:space="0" w:color="000000"/>
+              </w:pBdr>
+              <w:spacing w:after="100" w:before="100" w:line="240"/>
+              <w:ind w:left="100" w:right="100" w:firstLine="0" w:firstLineChars="0"/>
+              <w:rPr>
+                <w:rFonts w:ascii="Times New Roman" w:hAnsi="Times New Roman" w:eastAsia="Times New Roman" w:cs="Times New Roman"/>
+                <w:i w:val="false"/>
+                <w:b w:val="false"/>
+                <w:u w:val="none"/>
+                <w:strike w:val="false"/>
+                <w:sz w:val="18"/>
+                <w:szCs w:val="18"/>
+                <w:color w:val="000000"/>
+              </w:rPr>
+            </w:pPr>
+            <w:r>
+              <w:rPr>
+                <w:rFonts w:ascii="Times New Roman" w:hAnsi="Times New Roman" w:eastAsia="Times New Roman" w:cs="Times New Roman"/>
+                <w:i w:val="false"/>
+                <w:b w:val="false"/>
+                <w:u w:val="none"/>
+                <w:strike w:val="false"/>
+                <w:sz w:val="18"/>
+                <w:szCs w:val="18"/>
+                <w:color w:val="000000"/>
+              </w:rPr>
+              <w:t xml:space="preserve">&lt;0.001</w:t>
             </w:r>
           </w:p>
         </w:tc>
@@ -8110,117 +8110,117 @@
                 <w:szCs w:val="18"/>
                 <w:color w:val="000000"/>
               </w:rPr>
-              <w:t xml:space="preserve">Multivariable (MMR status known)</w:t>
-            </w:r>
-          </w:p>
-        </w:tc>
-        <w:tc>
-          <w:tcPr>
-            <w:tcBorders>
-              <w:bottom w:val="none" w:sz="0" w:space="0" w:color="000000"/>
-              <w:top w:val="none" w:sz="0" w:space="0" w:color="000000"/>
-              <w:left w:val="none" w:sz="0" w:space="0" w:color="000000"/>
-              <w:right w:val="none" w:sz="0" w:space="0" w:color="000000"/>
-            </w:tcBorders>
-            <w:shd w:val="clear" w:color="auto" w:fill="FFFFFF"/>
-            <w:tcMar>
-              <w:top w:w="0" w:type="dxa"/>
-              <w:bottom w:w="0" w:type="dxa"/>
-              <w:left w:w="0" w:type="dxa"/>
-              <w:right w:w="0" w:type="dxa"/>
-            </w:tcMar>
-            <w:vAlign w:val="center"/>
-          </w:tcPr>
-          <w:p>
-            <w:pPr>
-              <w:pStyle w:val="Normal"/>
-              <w:jc w:val="left"/>
-              <w:pBdr>
-                <w:bottom w:val="none" w:sz="0" w:space="0" w:color="000000"/>
-                <w:top w:val="none" w:sz="0" w:space="0" w:color="000000"/>
-                <w:left w:val="none" w:sz="0" w:space="0" w:color="000000"/>
-                <w:right w:val="none" w:sz="0" w:space="0" w:color="000000"/>
-              </w:pBdr>
-              <w:spacing w:after="100" w:before="100" w:line="240"/>
-              <w:ind w:left="100" w:right="100" w:firstLine="0" w:firstLineChars="0"/>
-              <w:rPr>
-                <w:rFonts w:ascii="Times New Roman" w:hAnsi="Times New Roman" w:eastAsia="Times New Roman" w:cs="Times New Roman"/>
-                <w:i w:val="false"/>
-                <w:b w:val="false"/>
-                <w:u w:val="none"/>
-                <w:strike w:val="false"/>
-                <w:sz w:val="18"/>
-                <w:szCs w:val="18"/>
-                <w:color w:val="000000"/>
-              </w:rPr>
-            </w:pPr>
-            <w:r>
-              <w:rPr>
-                <w:rFonts w:ascii="Times New Roman" w:hAnsi="Times New Roman" w:eastAsia="Times New Roman" w:cs="Times New Roman"/>
-                <w:i w:val="false"/>
-                <w:b w:val="false"/>
-                <w:u w:val="none"/>
-                <w:strike w:val="false"/>
-                <w:sz w:val="18"/>
-                <w:szCs w:val="18"/>
-                <w:color w:val="000000"/>
-              </w:rPr>
-              <w:t xml:space="preserve">Pathologic stage</w:t>
-            </w:r>
-          </w:p>
-        </w:tc>
-        <w:tc>
-          <w:tcPr>
-            <w:tcBorders>
-              <w:bottom w:val="none" w:sz="0" w:space="0" w:color="000000"/>
-              <w:top w:val="none" w:sz="0" w:space="0" w:color="000000"/>
-              <w:left w:val="none" w:sz="0" w:space="0" w:color="000000"/>
-              <w:right w:val="none" w:sz="0" w:space="0" w:color="000000"/>
-            </w:tcBorders>
-            <w:shd w:val="clear" w:color="auto" w:fill="FFFFFF"/>
-            <w:tcMar>
-              <w:top w:w="0" w:type="dxa"/>
-              <w:bottom w:w="0" w:type="dxa"/>
-              <w:left w:w="0" w:type="dxa"/>
-              <w:right w:w="0" w:type="dxa"/>
-            </w:tcMar>
-            <w:vAlign w:val="center"/>
-          </w:tcPr>
-          <w:p>
-            <w:pPr>
-              <w:pStyle w:val="Normal"/>
-              <w:jc w:val="left"/>
-              <w:pBdr>
-                <w:bottom w:val="none" w:sz="0" w:space="0" w:color="000000"/>
-                <w:top w:val="none" w:sz="0" w:space="0" w:color="000000"/>
-                <w:left w:val="none" w:sz="0" w:space="0" w:color="000000"/>
-                <w:right w:val="none" w:sz="0" w:space="0" w:color="000000"/>
-              </w:pBdr>
-              <w:spacing w:after="100" w:before="100" w:line="240"/>
-              <w:ind w:left="100" w:right="100" w:firstLine="0" w:firstLineChars="0"/>
-              <w:rPr>
-                <w:rFonts w:ascii="Times New Roman" w:hAnsi="Times New Roman" w:eastAsia="Times New Roman" w:cs="Times New Roman"/>
-                <w:i w:val="false"/>
-                <w:b w:val="false"/>
-                <w:u w:val="none"/>
-                <w:strike w:val="false"/>
-                <w:sz w:val="18"/>
-                <w:szCs w:val="18"/>
-                <w:color w:val="000000"/>
-              </w:rPr>
-            </w:pPr>
-            <w:r>
-              <w:rPr>
-                <w:rFonts w:ascii="Times New Roman" w:hAnsi="Times New Roman" w:eastAsia="Times New Roman" w:cs="Times New Roman"/>
-                <w:i w:val="false"/>
-                <w:b w:val="false"/>
-                <w:u w:val="none"/>
-                <w:strike w:val="false"/>
-                <w:sz w:val="18"/>
-                <w:szCs w:val="18"/>
-                <w:color w:val="000000"/>
-              </w:rPr>
-              <w:t xml:space="preserve">I (ref)</w:t>
+              <w:t xml:space="preserve">Multivariable + MMR status</w:t>
+            </w:r>
+          </w:p>
+        </w:tc>
+        <w:tc>
+          <w:tcPr>
+            <w:tcBorders>
+              <w:bottom w:val="none" w:sz="0" w:space="0" w:color="000000"/>
+              <w:top w:val="none" w:sz="0" w:space="0" w:color="000000"/>
+              <w:left w:val="none" w:sz="0" w:space="0" w:color="000000"/>
+              <w:right w:val="none" w:sz="0" w:space="0" w:color="000000"/>
+            </w:tcBorders>
+            <w:shd w:val="clear" w:color="auto" w:fill="FFFFFF"/>
+            <w:tcMar>
+              <w:top w:w="0" w:type="dxa"/>
+              <w:bottom w:w="0" w:type="dxa"/>
+              <w:left w:w="0" w:type="dxa"/>
+              <w:right w:w="0" w:type="dxa"/>
+            </w:tcMar>
+            <w:vAlign w:val="center"/>
+          </w:tcPr>
+          <w:p>
+            <w:pPr>
+              <w:pStyle w:val="Normal"/>
+              <w:jc w:val="left"/>
+              <w:pBdr>
+                <w:bottom w:val="none" w:sz="0" w:space="0" w:color="000000"/>
+                <w:top w:val="none" w:sz="0" w:space="0" w:color="000000"/>
+                <w:left w:val="none" w:sz="0" w:space="0" w:color="000000"/>
+                <w:right w:val="none" w:sz="0" w:space="0" w:color="000000"/>
+              </w:pBdr>
+              <w:spacing w:after="100" w:before="100" w:line="240"/>
+              <w:ind w:left="100" w:right="100" w:firstLine="0" w:firstLineChars="0"/>
+              <w:rPr>
+                <w:rFonts w:ascii="Times New Roman" w:hAnsi="Times New Roman" w:eastAsia="Times New Roman" w:cs="Times New Roman"/>
+                <w:i w:val="false"/>
+                <w:b w:val="false"/>
+                <w:u w:val="none"/>
+                <w:strike w:val="false"/>
+                <w:sz w:val="18"/>
+                <w:szCs w:val="18"/>
+                <w:color w:val="000000"/>
+              </w:rPr>
+            </w:pPr>
+            <w:r>
+              <w:rPr>
+                <w:rFonts w:ascii="Times New Roman" w:hAnsi="Times New Roman" w:eastAsia="Times New Roman" w:cs="Times New Roman"/>
+                <w:i w:val="false"/>
+                <w:b w:val="false"/>
+                <w:u w:val="none"/>
+                <w:strike w:val="false"/>
+                <w:sz w:val="18"/>
+                <w:szCs w:val="18"/>
+                <w:color w:val="000000"/>
+              </w:rPr>
+              <w:t xml:space="preserve">ROCK2 expression</w:t>
+            </w:r>
+          </w:p>
+        </w:tc>
+        <w:tc>
+          <w:tcPr>
+            <w:tcBorders>
+              <w:bottom w:val="none" w:sz="0" w:space="0" w:color="000000"/>
+              <w:top w:val="none" w:sz="0" w:space="0" w:color="000000"/>
+              <w:left w:val="none" w:sz="0" w:space="0" w:color="000000"/>
+              <w:right w:val="none" w:sz="0" w:space="0" w:color="000000"/>
+            </w:tcBorders>
+            <w:shd w:val="clear" w:color="auto" w:fill="FFFFFF"/>
+            <w:tcMar>
+              <w:top w:w="0" w:type="dxa"/>
+              <w:bottom w:w="0" w:type="dxa"/>
+              <w:left w:w="0" w:type="dxa"/>
+              <w:right w:w="0" w:type="dxa"/>
+            </w:tcMar>
+            <w:vAlign w:val="center"/>
+          </w:tcPr>
+          <w:p>
+            <w:pPr>
+              <w:pStyle w:val="Normal"/>
+              <w:jc w:val="left"/>
+              <w:pBdr>
+                <w:bottom w:val="none" w:sz="0" w:space="0" w:color="000000"/>
+                <w:top w:val="none" w:sz="0" w:space="0" w:color="000000"/>
+                <w:left w:val="none" w:sz="0" w:space="0" w:color="000000"/>
+                <w:right w:val="none" w:sz="0" w:space="0" w:color="000000"/>
+              </w:pBdr>
+              <w:spacing w:after="100" w:before="100" w:line="240"/>
+              <w:ind w:left="100" w:right="100" w:firstLine="0" w:firstLineChars="0"/>
+              <w:rPr>
+                <w:rFonts w:ascii="Times New Roman" w:hAnsi="Times New Roman" w:eastAsia="Times New Roman" w:cs="Times New Roman"/>
+                <w:i w:val="false"/>
+                <w:b w:val="false"/>
+                <w:u w:val="none"/>
+                <w:strike w:val="false"/>
+                <w:sz w:val="18"/>
+                <w:szCs w:val="18"/>
+                <w:color w:val="000000"/>
+              </w:rPr>
+            </w:pPr>
+            <w:r>
+              <w:rPr>
+                <w:rFonts w:ascii="Times New Roman" w:hAnsi="Times New Roman" w:eastAsia="Times New Roman" w:cs="Times New Roman"/>
+                <w:i w:val="false"/>
+                <w:b w:val="false"/>
+                <w:u w:val="none"/>
+                <w:strike w:val="false"/>
+                <w:sz w:val="18"/>
+                <w:szCs w:val="18"/>
+                <w:color w:val="000000"/>
+              </w:rPr>
+              <w:t xml:space="preserve">Low (ref)</w:t>
             </w:r>
           </w:p>
         </w:tc>
@@ -8275,7 +8275,7 @@
                 <w:szCs w:val="18"/>
                 <w:color w:val="000000"/>
               </w:rPr>
-              <w:t xml:space="preserve">31</w:t>
+              <w:t xml:space="preserve">246</w:t>
             </w:r>
           </w:p>
         </w:tc>
@@ -8330,7 +8330,7 @@
                 <w:szCs w:val="18"/>
                 <w:color w:val="000000"/>
               </w:rPr>
-              <w:t xml:space="preserve">5</w:t>
+              <w:t xml:space="preserve">88</w:t>
             </w:r>
           </w:p>
         </w:tc>
@@ -8495,7 +8495,7 @@
                 <w:szCs w:val="18"/>
                 <w:color w:val="000000"/>
               </w:rPr>
-              <w:t xml:space="preserve">&lt;0.001</w:t>
+              <w:t xml:space="preserve"/>
             </w:r>
           </w:p>
         </w:tc>
@@ -8555,7 +8555,7 @@
                 <w:szCs w:val="18"/>
                 <w:color w:val="000000"/>
               </w:rPr>
-              <w:t xml:space="preserve">Multivariable (MMR status known)</w:t>
+              <w:t xml:space="preserve">Multivariable + MMR status</w:t>
             </w:r>
           </w:p>
         </w:tc>
@@ -8665,7 +8665,7 @@
                 <w:szCs w:val="18"/>
                 <w:color w:val="000000"/>
               </w:rPr>
-              <w:t xml:space="preserve">II</w:t>
+              <w:t xml:space="preserve">High</w:t>
             </w:r>
           </w:p>
         </w:tc>
@@ -8720,7 +8720,7 @@
                 <w:szCs w:val="18"/>
                 <w:color w:val="000000"/>
               </w:rPr>
-              <w:t xml:space="preserve">221</w:t>
+              <w:t xml:space="preserve">265</w:t>
             </w:r>
           </w:p>
         </w:tc>
@@ -8775,117 +8775,117 @@
                 <w:szCs w:val="18"/>
                 <w:color w:val="000000"/>
               </w:rPr>
-              <w:t xml:space="preserve">64</w:t>
-            </w:r>
-          </w:p>
-        </w:tc>
-        <w:tc>
-          <w:tcPr>
-            <w:tcBorders>
-              <w:bottom w:val="none" w:sz="0" w:space="0" w:color="000000"/>
-              <w:top w:val="none" w:sz="0" w:space="0" w:color="000000"/>
-              <w:left w:val="none" w:sz="0" w:space="0" w:color="000000"/>
-              <w:right w:val="none" w:sz="0" w:space="0" w:color="000000"/>
-            </w:tcBorders>
-            <w:shd w:val="clear" w:color="auto" w:fill="FFFFFF"/>
-            <w:tcMar>
-              <w:top w:w="0" w:type="dxa"/>
-              <w:bottom w:w="0" w:type="dxa"/>
-              <w:left w:w="0" w:type="dxa"/>
-              <w:right w:w="0" w:type="dxa"/>
-            </w:tcMar>
-            <w:vAlign w:val="center"/>
-          </w:tcPr>
-          <w:p>
-            <w:pPr>
-              <w:pStyle w:val="Normal"/>
-              <w:jc w:val="left"/>
-              <w:pBdr>
-                <w:bottom w:val="none" w:sz="0" w:space="0" w:color="000000"/>
-                <w:top w:val="none" w:sz="0" w:space="0" w:color="000000"/>
-                <w:left w:val="none" w:sz="0" w:space="0" w:color="000000"/>
-                <w:right w:val="none" w:sz="0" w:space="0" w:color="000000"/>
-              </w:pBdr>
-              <w:spacing w:after="100" w:before="100" w:line="240"/>
-              <w:ind w:left="100" w:right="100" w:firstLine="0" w:firstLineChars="0"/>
-              <w:rPr>
-                <w:rFonts w:ascii="Times New Roman" w:hAnsi="Times New Roman" w:eastAsia="Times New Roman" w:cs="Times New Roman"/>
-                <w:i w:val="false"/>
-                <w:b w:val="false"/>
-                <w:u w:val="none"/>
-                <w:strike w:val="false"/>
-                <w:sz w:val="18"/>
-                <w:szCs w:val="18"/>
-                <w:color w:val="000000"/>
-              </w:rPr>
-            </w:pPr>
-            <w:r>
-              <w:rPr>
-                <w:rFonts w:ascii="Times New Roman" w:hAnsi="Times New Roman" w:eastAsia="Times New Roman" w:cs="Times New Roman"/>
-                <w:i w:val="false"/>
-                <w:b w:val="false"/>
-                <w:u w:val="none"/>
-                <w:strike w:val="false"/>
-                <w:sz w:val="18"/>
-                <w:szCs w:val="18"/>
-                <w:color w:val="000000"/>
-              </w:rPr>
-              <w:t xml:space="preserve">1.52 (0.61–3.80)</w:t>
-            </w:r>
-          </w:p>
-        </w:tc>
-        <w:tc>
-          <w:tcPr>
-            <w:tcBorders>
-              <w:bottom w:val="none" w:sz="0" w:space="0" w:color="000000"/>
-              <w:top w:val="none" w:sz="0" w:space="0" w:color="000000"/>
-              <w:left w:val="none" w:sz="0" w:space="0" w:color="000000"/>
-              <w:right w:val="none" w:sz="0" w:space="0" w:color="000000"/>
-            </w:tcBorders>
-            <w:shd w:val="clear" w:color="auto" w:fill="FFFFFF"/>
-            <w:tcMar>
-              <w:top w:w="0" w:type="dxa"/>
-              <w:bottom w:w="0" w:type="dxa"/>
-              <w:left w:w="0" w:type="dxa"/>
-              <w:right w:w="0" w:type="dxa"/>
-            </w:tcMar>
-            <w:vAlign w:val="center"/>
-          </w:tcPr>
-          <w:p>
-            <w:pPr>
-              <w:pStyle w:val="Normal"/>
-              <w:jc w:val="left"/>
-              <w:pBdr>
-                <w:bottom w:val="none" w:sz="0" w:space="0" w:color="000000"/>
-                <w:top w:val="none" w:sz="0" w:space="0" w:color="000000"/>
-                <w:left w:val="none" w:sz="0" w:space="0" w:color="000000"/>
-                <w:right w:val="none" w:sz="0" w:space="0" w:color="000000"/>
-              </w:pBdr>
-              <w:spacing w:after="100" w:before="100" w:line="240"/>
-              <w:ind w:left="100" w:right="100" w:firstLine="0" w:firstLineChars="0"/>
-              <w:rPr>
-                <w:rFonts w:ascii="Times New Roman" w:hAnsi="Times New Roman" w:eastAsia="Times New Roman" w:cs="Times New Roman"/>
-                <w:i w:val="false"/>
-                <w:b w:val="false"/>
-                <w:u w:val="none"/>
-                <w:strike w:val="false"/>
-                <w:sz w:val="18"/>
-                <w:szCs w:val="18"/>
-                <w:color w:val="000000"/>
-              </w:rPr>
-            </w:pPr>
-            <w:r>
-              <w:rPr>
-                <w:rFonts w:ascii="Times New Roman" w:hAnsi="Times New Roman" w:eastAsia="Times New Roman" w:cs="Times New Roman"/>
-                <w:i w:val="false"/>
-                <w:b w:val="false"/>
-                <w:u w:val="none"/>
-                <w:strike w:val="false"/>
-                <w:sz w:val="18"/>
-                <w:szCs w:val="18"/>
-                <w:color w:val="000000"/>
-              </w:rPr>
-              <w:t xml:space="preserve">0.366</w:t>
+              <w:t xml:space="preserve">87</w:t>
+            </w:r>
+          </w:p>
+        </w:tc>
+        <w:tc>
+          <w:tcPr>
+            <w:tcBorders>
+              <w:bottom w:val="none" w:sz="0" w:space="0" w:color="000000"/>
+              <w:top w:val="none" w:sz="0" w:space="0" w:color="000000"/>
+              <w:left w:val="none" w:sz="0" w:space="0" w:color="000000"/>
+              <w:right w:val="none" w:sz="0" w:space="0" w:color="000000"/>
+            </w:tcBorders>
+            <w:shd w:val="clear" w:color="auto" w:fill="FFFFFF"/>
+            <w:tcMar>
+              <w:top w:w="0" w:type="dxa"/>
+              <w:bottom w:w="0" w:type="dxa"/>
+              <w:left w:w="0" w:type="dxa"/>
+              <w:right w:w="0" w:type="dxa"/>
+            </w:tcMar>
+            <w:vAlign w:val="center"/>
+          </w:tcPr>
+          <w:p>
+            <w:pPr>
+              <w:pStyle w:val="Normal"/>
+              <w:jc w:val="left"/>
+              <w:pBdr>
+                <w:bottom w:val="none" w:sz="0" w:space="0" w:color="000000"/>
+                <w:top w:val="none" w:sz="0" w:space="0" w:color="000000"/>
+                <w:left w:val="none" w:sz="0" w:space="0" w:color="000000"/>
+                <w:right w:val="none" w:sz="0" w:space="0" w:color="000000"/>
+              </w:pBdr>
+              <w:spacing w:after="100" w:before="100" w:line="240"/>
+              <w:ind w:left="100" w:right="100" w:firstLine="0" w:firstLineChars="0"/>
+              <w:rPr>
+                <w:rFonts w:ascii="Times New Roman" w:hAnsi="Times New Roman" w:eastAsia="Times New Roman" w:cs="Times New Roman"/>
+                <w:i w:val="false"/>
+                <w:b w:val="false"/>
+                <w:u w:val="none"/>
+                <w:strike w:val="false"/>
+                <w:sz w:val="18"/>
+                <w:szCs w:val="18"/>
+                <w:color w:val="000000"/>
+              </w:rPr>
+            </w:pPr>
+            <w:r>
+              <w:rPr>
+                <w:rFonts w:ascii="Times New Roman" w:hAnsi="Times New Roman" w:eastAsia="Times New Roman" w:cs="Times New Roman"/>
+                <w:i w:val="false"/>
+                <w:b w:val="false"/>
+                <w:u w:val="none"/>
+                <w:strike w:val="false"/>
+                <w:sz w:val="18"/>
+                <w:szCs w:val="18"/>
+                <w:color w:val="000000"/>
+              </w:rPr>
+              <w:t xml:space="preserve">0.75 (0.55–1.02)</w:t>
+            </w:r>
+          </w:p>
+        </w:tc>
+        <w:tc>
+          <w:tcPr>
+            <w:tcBorders>
+              <w:bottom w:val="none" w:sz="0" w:space="0" w:color="000000"/>
+              <w:top w:val="none" w:sz="0" w:space="0" w:color="000000"/>
+              <w:left w:val="none" w:sz="0" w:space="0" w:color="000000"/>
+              <w:right w:val="none" w:sz="0" w:space="0" w:color="000000"/>
+            </w:tcBorders>
+            <w:shd w:val="clear" w:color="auto" w:fill="FFFFFF"/>
+            <w:tcMar>
+              <w:top w:w="0" w:type="dxa"/>
+              <w:bottom w:w="0" w:type="dxa"/>
+              <w:left w:w="0" w:type="dxa"/>
+              <w:right w:w="0" w:type="dxa"/>
+            </w:tcMar>
+            <w:vAlign w:val="center"/>
+          </w:tcPr>
+          <w:p>
+            <w:pPr>
+              <w:pStyle w:val="Normal"/>
+              <w:jc w:val="left"/>
+              <w:pBdr>
+                <w:bottom w:val="none" w:sz="0" w:space="0" w:color="000000"/>
+                <w:top w:val="none" w:sz="0" w:space="0" w:color="000000"/>
+                <w:left w:val="none" w:sz="0" w:space="0" w:color="000000"/>
+                <w:right w:val="none" w:sz="0" w:space="0" w:color="000000"/>
+              </w:pBdr>
+              <w:spacing w:after="100" w:before="100" w:line="240"/>
+              <w:ind w:left="100" w:right="100" w:firstLine="0" w:firstLineChars="0"/>
+              <w:rPr>
+                <w:rFonts w:ascii="Times New Roman" w:hAnsi="Times New Roman" w:eastAsia="Times New Roman" w:cs="Times New Roman"/>
+                <w:i w:val="false"/>
+                <w:b w:val="false"/>
+                <w:u w:val="none"/>
+                <w:strike w:val="false"/>
+                <w:sz w:val="18"/>
+                <w:szCs w:val="18"/>
+                <w:color w:val="000000"/>
+              </w:rPr>
+            </w:pPr>
+            <w:r>
+              <w:rPr>
+                <w:rFonts w:ascii="Times New Roman" w:hAnsi="Times New Roman" w:eastAsia="Times New Roman" w:cs="Times New Roman"/>
+                <w:i w:val="false"/>
+                <w:b w:val="false"/>
+                <w:u w:val="none"/>
+                <w:strike w:val="false"/>
+                <w:sz w:val="18"/>
+                <w:szCs w:val="18"/>
+                <w:color w:val="000000"/>
+              </w:rPr>
+              <w:t xml:space="preserve">0.071</w:t>
             </w:r>
           </w:p>
         </w:tc>
@@ -9000,7 +9000,62 @@
                 <w:szCs w:val="18"/>
                 <w:color w:val="000000"/>
               </w:rPr>
-              <w:t xml:space="preserve">Multivariable (MMR status known)</w:t>
+              <w:t xml:space="preserve">Multivariable + MMR status</w:t>
+            </w:r>
+          </w:p>
+        </w:tc>
+        <w:tc>
+          <w:tcPr>
+            <w:tcBorders>
+              <w:bottom w:val="none" w:sz="0" w:space="0" w:color="000000"/>
+              <w:top w:val="none" w:sz="0" w:space="0" w:color="000000"/>
+              <w:left w:val="none" w:sz="0" w:space="0" w:color="000000"/>
+              <w:right w:val="none" w:sz="0" w:space="0" w:color="000000"/>
+            </w:tcBorders>
+            <w:shd w:val="clear" w:color="auto" w:fill="FFFFFF"/>
+            <w:tcMar>
+              <w:top w:w="0" w:type="dxa"/>
+              <w:bottom w:w="0" w:type="dxa"/>
+              <w:left w:w="0" w:type="dxa"/>
+              <w:right w:w="0" w:type="dxa"/>
+            </w:tcMar>
+            <w:vAlign w:val="center"/>
+          </w:tcPr>
+          <w:p>
+            <w:pPr>
+              <w:pStyle w:val="Normal"/>
+              <w:jc w:val="left"/>
+              <w:pBdr>
+                <w:bottom w:val="none" w:sz="0" w:space="0" w:color="000000"/>
+                <w:top w:val="none" w:sz="0" w:space="0" w:color="000000"/>
+                <w:left w:val="none" w:sz="0" w:space="0" w:color="000000"/>
+                <w:right w:val="none" w:sz="0" w:space="0" w:color="000000"/>
+              </w:pBdr>
+              <w:spacing w:after="100" w:before="100" w:line="240"/>
+              <w:ind w:left="100" w:right="100" w:firstLine="0" w:firstLineChars="0"/>
+              <w:rPr>
+                <w:rFonts w:ascii="Times New Roman" w:hAnsi="Times New Roman" w:eastAsia="Times New Roman" w:cs="Times New Roman"/>
+                <w:i w:val="false"/>
+                <w:b w:val="false"/>
+                <w:u w:val="none"/>
+                <w:strike w:val="false"/>
+                <w:sz w:val="18"/>
+                <w:szCs w:val="18"/>
+                <w:color w:val="000000"/>
+              </w:rPr>
+            </w:pPr>
+            <w:r>
+              <w:rPr>
+                <w:rFonts w:ascii="Times New Roman" w:hAnsi="Times New Roman" w:eastAsia="Times New Roman" w:cs="Times New Roman"/>
+                <w:i w:val="false"/>
+                <w:b w:val="false"/>
+                <w:u w:val="none"/>
+                <w:strike w:val="false"/>
+                <w:sz w:val="18"/>
+                <w:szCs w:val="18"/>
+                <w:color w:val="000000"/>
+              </w:rPr>
+              <w:t xml:space="preserve">Age (per 10 years)</w:t>
             </w:r>
           </w:p>
         </w:tc>
@@ -9079,61 +9134,6 @@
           <w:p>
             <w:pPr>
               <w:pStyle w:val="Normal"/>
-              <w:jc w:val="left"/>
-              <w:pBdr>
-                <w:bottom w:val="none" w:sz="0" w:space="0" w:color="000000"/>
-                <w:top w:val="none" w:sz="0" w:space="0" w:color="000000"/>
-                <w:left w:val="none" w:sz="0" w:space="0" w:color="000000"/>
-                <w:right w:val="none" w:sz="0" w:space="0" w:color="000000"/>
-              </w:pBdr>
-              <w:spacing w:after="100" w:before="100" w:line="240"/>
-              <w:ind w:left="100" w:right="100" w:firstLine="0" w:firstLineChars="0"/>
-              <w:rPr>
-                <w:rFonts w:ascii="Times New Roman" w:hAnsi="Times New Roman" w:eastAsia="Times New Roman" w:cs="Times New Roman"/>
-                <w:i w:val="false"/>
-                <w:b w:val="false"/>
-                <w:u w:val="none"/>
-                <w:strike w:val="false"/>
-                <w:sz w:val="18"/>
-                <w:szCs w:val="18"/>
-                <w:color w:val="000000"/>
-              </w:rPr>
-            </w:pPr>
-            <w:r>
-              <w:rPr>
-                <w:rFonts w:ascii="Times New Roman" w:hAnsi="Times New Roman" w:eastAsia="Times New Roman" w:cs="Times New Roman"/>
-                <w:i w:val="false"/>
-                <w:b w:val="false"/>
-                <w:u w:val="none"/>
-                <w:strike w:val="false"/>
-                <w:sz w:val="18"/>
-                <w:szCs w:val="18"/>
-                <w:color w:val="000000"/>
-              </w:rPr>
-              <w:t xml:space="preserve">III</w:t>
-            </w:r>
-          </w:p>
-        </w:tc>
-        <w:tc>
-          <w:tcPr>
-            <w:tcBorders>
-              <w:bottom w:val="none" w:sz="0" w:space="0" w:color="000000"/>
-              <w:top w:val="none" w:sz="0" w:space="0" w:color="000000"/>
-              <w:left w:val="none" w:sz="0" w:space="0" w:color="000000"/>
-              <w:right w:val="none" w:sz="0" w:space="0" w:color="000000"/>
-            </w:tcBorders>
-            <w:shd w:val="clear" w:color="auto" w:fill="FFFFFF"/>
-            <w:tcMar>
-              <w:top w:w="0" w:type="dxa"/>
-              <w:bottom w:w="0" w:type="dxa"/>
-              <w:left w:w="0" w:type="dxa"/>
-              <w:right w:w="0" w:type="dxa"/>
-            </w:tcMar>
-            <w:vAlign w:val="center"/>
-          </w:tcPr>
-          <w:p>
-            <w:pPr>
-              <w:pStyle w:val="Normal"/>
               <w:jc w:val="right"/>
               <w:pBdr>
                 <w:bottom w:val="none" w:sz="0" w:space="0" w:color="000000"/>
@@ -9165,7 +9165,7 @@
                 <w:szCs w:val="18"/>
                 <w:color w:val="000000"/>
               </w:rPr>
-              <w:t xml:space="preserve">201</w:t>
+              <w:t xml:space="preserve">511</w:t>
             </w:r>
           </w:p>
         </w:tc>
@@ -9220,117 +9220,117 @@
                 <w:szCs w:val="18"/>
                 <w:color w:val="000000"/>
               </w:rPr>
-              <w:t xml:space="preserve">67</w:t>
-            </w:r>
-          </w:p>
-        </w:tc>
-        <w:tc>
-          <w:tcPr>
-            <w:tcBorders>
-              <w:bottom w:val="none" w:sz="0" w:space="0" w:color="000000"/>
-              <w:top w:val="none" w:sz="0" w:space="0" w:color="000000"/>
-              <w:left w:val="none" w:sz="0" w:space="0" w:color="000000"/>
-              <w:right w:val="none" w:sz="0" w:space="0" w:color="000000"/>
-            </w:tcBorders>
-            <w:shd w:val="clear" w:color="auto" w:fill="FFFFFF"/>
-            <w:tcMar>
-              <w:top w:w="0" w:type="dxa"/>
-              <w:bottom w:w="0" w:type="dxa"/>
-              <w:left w:w="0" w:type="dxa"/>
-              <w:right w:w="0" w:type="dxa"/>
-            </w:tcMar>
-            <w:vAlign w:val="center"/>
-          </w:tcPr>
-          <w:p>
-            <w:pPr>
-              <w:pStyle w:val="Normal"/>
-              <w:jc w:val="left"/>
-              <w:pBdr>
-                <w:bottom w:val="none" w:sz="0" w:space="0" w:color="000000"/>
-                <w:top w:val="none" w:sz="0" w:space="0" w:color="000000"/>
-                <w:left w:val="none" w:sz="0" w:space="0" w:color="000000"/>
-                <w:right w:val="none" w:sz="0" w:space="0" w:color="000000"/>
-              </w:pBdr>
-              <w:spacing w:after="100" w:before="100" w:line="240"/>
-              <w:ind w:left="100" w:right="100" w:firstLine="0" w:firstLineChars="0"/>
-              <w:rPr>
-                <w:rFonts w:ascii="Times New Roman" w:hAnsi="Times New Roman" w:eastAsia="Times New Roman" w:cs="Times New Roman"/>
-                <w:i w:val="false"/>
-                <w:b w:val="false"/>
-                <w:u w:val="none"/>
-                <w:strike w:val="false"/>
-                <w:sz w:val="18"/>
-                <w:szCs w:val="18"/>
-                <w:color w:val="000000"/>
-              </w:rPr>
-            </w:pPr>
-            <w:r>
-              <w:rPr>
-                <w:rFonts w:ascii="Times New Roman" w:hAnsi="Times New Roman" w:eastAsia="Times New Roman" w:cs="Times New Roman"/>
-                <w:i w:val="false"/>
-                <w:b w:val="false"/>
-                <w:u w:val="none"/>
-                <w:strike w:val="false"/>
-                <w:sz w:val="18"/>
-                <w:szCs w:val="18"/>
-                <w:color w:val="000000"/>
-              </w:rPr>
-              <w:t xml:space="preserve">1.95 (0.78–4.85)</w:t>
-            </w:r>
-          </w:p>
-        </w:tc>
-        <w:tc>
-          <w:tcPr>
-            <w:tcBorders>
-              <w:bottom w:val="none" w:sz="0" w:space="0" w:color="000000"/>
-              <w:top w:val="none" w:sz="0" w:space="0" w:color="000000"/>
-              <w:left w:val="none" w:sz="0" w:space="0" w:color="000000"/>
-              <w:right w:val="none" w:sz="0" w:space="0" w:color="000000"/>
-            </w:tcBorders>
-            <w:shd w:val="clear" w:color="auto" w:fill="FFFFFF"/>
-            <w:tcMar>
-              <w:top w:w="0" w:type="dxa"/>
-              <w:bottom w:w="0" w:type="dxa"/>
-              <w:left w:w="0" w:type="dxa"/>
-              <w:right w:w="0" w:type="dxa"/>
-            </w:tcMar>
-            <w:vAlign w:val="center"/>
-          </w:tcPr>
-          <w:p>
-            <w:pPr>
-              <w:pStyle w:val="Normal"/>
-              <w:jc w:val="left"/>
-              <w:pBdr>
-                <w:bottom w:val="none" w:sz="0" w:space="0" w:color="000000"/>
-                <w:top w:val="none" w:sz="0" w:space="0" w:color="000000"/>
-                <w:left w:val="none" w:sz="0" w:space="0" w:color="000000"/>
-                <w:right w:val="none" w:sz="0" w:space="0" w:color="000000"/>
-              </w:pBdr>
-              <w:spacing w:after="100" w:before="100" w:line="240"/>
-              <w:ind w:left="100" w:right="100" w:firstLine="0" w:firstLineChars="0"/>
-              <w:rPr>
-                <w:rFonts w:ascii="Times New Roman" w:hAnsi="Times New Roman" w:eastAsia="Times New Roman" w:cs="Times New Roman"/>
-                <w:i w:val="false"/>
-                <w:b w:val="false"/>
-                <w:u w:val="none"/>
-                <w:strike w:val="false"/>
-                <w:sz w:val="18"/>
-                <w:szCs w:val="18"/>
-                <w:color w:val="000000"/>
-              </w:rPr>
-            </w:pPr>
-            <w:r>
-              <w:rPr>
-                <w:rFonts w:ascii="Times New Roman" w:hAnsi="Times New Roman" w:eastAsia="Times New Roman" w:cs="Times New Roman"/>
-                <w:i w:val="false"/>
-                <w:b w:val="false"/>
-                <w:u w:val="none"/>
-                <w:strike w:val="false"/>
-                <w:sz w:val="18"/>
-                <w:szCs w:val="18"/>
-                <w:color w:val="000000"/>
-              </w:rPr>
-              <w:t xml:space="preserve">0.150</w:t>
+              <w:t xml:space="preserve">175</w:t>
+            </w:r>
+          </w:p>
+        </w:tc>
+        <w:tc>
+          <w:tcPr>
+            <w:tcBorders>
+              <w:bottom w:val="none" w:sz="0" w:space="0" w:color="000000"/>
+              <w:top w:val="none" w:sz="0" w:space="0" w:color="000000"/>
+              <w:left w:val="none" w:sz="0" w:space="0" w:color="000000"/>
+              <w:right w:val="none" w:sz="0" w:space="0" w:color="000000"/>
+            </w:tcBorders>
+            <w:shd w:val="clear" w:color="auto" w:fill="FFFFFF"/>
+            <w:tcMar>
+              <w:top w:w="0" w:type="dxa"/>
+              <w:bottom w:w="0" w:type="dxa"/>
+              <w:left w:w="0" w:type="dxa"/>
+              <w:right w:w="0" w:type="dxa"/>
+            </w:tcMar>
+            <w:vAlign w:val="center"/>
+          </w:tcPr>
+          <w:p>
+            <w:pPr>
+              <w:pStyle w:val="Normal"/>
+              <w:jc w:val="left"/>
+              <w:pBdr>
+                <w:bottom w:val="none" w:sz="0" w:space="0" w:color="000000"/>
+                <w:top w:val="none" w:sz="0" w:space="0" w:color="000000"/>
+                <w:left w:val="none" w:sz="0" w:space="0" w:color="000000"/>
+                <w:right w:val="none" w:sz="0" w:space="0" w:color="000000"/>
+              </w:pBdr>
+              <w:spacing w:after="100" w:before="100" w:line="240"/>
+              <w:ind w:left="100" w:right="100" w:firstLine="0" w:firstLineChars="0"/>
+              <w:rPr>
+                <w:rFonts w:ascii="Times New Roman" w:hAnsi="Times New Roman" w:eastAsia="Times New Roman" w:cs="Times New Roman"/>
+                <w:i w:val="false"/>
+                <w:b w:val="false"/>
+                <w:u w:val="none"/>
+                <w:strike w:val="false"/>
+                <w:sz w:val="18"/>
+                <w:szCs w:val="18"/>
+                <w:color w:val="000000"/>
+              </w:rPr>
+            </w:pPr>
+            <w:r>
+              <w:rPr>
+                <w:rFonts w:ascii="Times New Roman" w:hAnsi="Times New Roman" w:eastAsia="Times New Roman" w:cs="Times New Roman"/>
+                <w:i w:val="false"/>
+                <w:b w:val="false"/>
+                <w:u w:val="none"/>
+                <w:strike w:val="false"/>
+                <w:sz w:val="18"/>
+                <w:szCs w:val="18"/>
+                <w:color w:val="000000"/>
+              </w:rPr>
+              <w:t xml:space="preserve">1.03 (1.02–1.04)</w:t>
+            </w:r>
+          </w:p>
+        </w:tc>
+        <w:tc>
+          <w:tcPr>
+            <w:tcBorders>
+              <w:bottom w:val="none" w:sz="0" w:space="0" w:color="000000"/>
+              <w:top w:val="none" w:sz="0" w:space="0" w:color="000000"/>
+              <w:left w:val="none" w:sz="0" w:space="0" w:color="000000"/>
+              <w:right w:val="none" w:sz="0" w:space="0" w:color="000000"/>
+            </w:tcBorders>
+            <w:shd w:val="clear" w:color="auto" w:fill="FFFFFF"/>
+            <w:tcMar>
+              <w:top w:w="0" w:type="dxa"/>
+              <w:bottom w:w="0" w:type="dxa"/>
+              <w:left w:w="0" w:type="dxa"/>
+              <w:right w:w="0" w:type="dxa"/>
+            </w:tcMar>
+            <w:vAlign w:val="center"/>
+          </w:tcPr>
+          <w:p>
+            <w:pPr>
+              <w:pStyle w:val="Normal"/>
+              <w:jc w:val="left"/>
+              <w:pBdr>
+                <w:bottom w:val="none" w:sz="0" w:space="0" w:color="000000"/>
+                <w:top w:val="none" w:sz="0" w:space="0" w:color="000000"/>
+                <w:left w:val="none" w:sz="0" w:space="0" w:color="000000"/>
+                <w:right w:val="none" w:sz="0" w:space="0" w:color="000000"/>
+              </w:pBdr>
+              <w:spacing w:after="100" w:before="100" w:line="240"/>
+              <w:ind w:left="100" w:right="100" w:firstLine="0" w:firstLineChars="0"/>
+              <w:rPr>
+                <w:rFonts w:ascii="Times New Roman" w:hAnsi="Times New Roman" w:eastAsia="Times New Roman" w:cs="Times New Roman"/>
+                <w:i w:val="false"/>
+                <w:b w:val="false"/>
+                <w:u w:val="none"/>
+                <w:strike w:val="false"/>
+                <w:sz w:val="18"/>
+                <w:szCs w:val="18"/>
+                <w:color w:val="000000"/>
+              </w:rPr>
+            </w:pPr>
+            <w:r>
+              <w:rPr>
+                <w:rFonts w:ascii="Times New Roman" w:hAnsi="Times New Roman" w:eastAsia="Times New Roman" w:cs="Times New Roman"/>
+                <w:i w:val="false"/>
+                <w:b w:val="false"/>
+                <w:u w:val="none"/>
+                <w:strike w:val="false"/>
+                <w:sz w:val="18"/>
+                <w:szCs w:val="18"/>
+                <w:color w:val="000000"/>
+              </w:rPr>
+              <w:t xml:space="preserve">&lt;0.001</w:t>
             </w:r>
           </w:p>
         </w:tc>
@@ -9445,7 +9445,282 @@
                 <w:szCs w:val="18"/>
                 <w:color w:val="000000"/>
               </w:rPr>
-              <w:t xml:space="preserve">Multivariable (MMR status known)</w:t>
+              <w:t xml:space="preserve">Multivariable + MMR status</w:t>
+            </w:r>
+          </w:p>
+        </w:tc>
+        <w:tc>
+          <w:tcPr>
+            <w:tcBorders>
+              <w:bottom w:val="none" w:sz="0" w:space="0" w:color="000000"/>
+              <w:top w:val="none" w:sz="0" w:space="0" w:color="000000"/>
+              <w:left w:val="none" w:sz="0" w:space="0" w:color="000000"/>
+              <w:right w:val="none" w:sz="0" w:space="0" w:color="000000"/>
+            </w:tcBorders>
+            <w:shd w:val="clear" w:color="auto" w:fill="FFFFFF"/>
+            <w:tcMar>
+              <w:top w:w="0" w:type="dxa"/>
+              <w:bottom w:w="0" w:type="dxa"/>
+              <w:left w:w="0" w:type="dxa"/>
+              <w:right w:w="0" w:type="dxa"/>
+            </w:tcMar>
+            <w:vAlign w:val="center"/>
+          </w:tcPr>
+          <w:p>
+            <w:pPr>
+              <w:pStyle w:val="Normal"/>
+              <w:jc w:val="left"/>
+              <w:pBdr>
+                <w:bottom w:val="none" w:sz="0" w:space="0" w:color="000000"/>
+                <w:top w:val="none" w:sz="0" w:space="0" w:color="000000"/>
+                <w:left w:val="none" w:sz="0" w:space="0" w:color="000000"/>
+                <w:right w:val="none" w:sz="0" w:space="0" w:color="000000"/>
+              </w:pBdr>
+              <w:spacing w:after="100" w:before="100" w:line="240"/>
+              <w:ind w:left="100" w:right="100" w:firstLine="0" w:firstLineChars="0"/>
+              <w:rPr>
+                <w:rFonts w:ascii="Times New Roman" w:hAnsi="Times New Roman" w:eastAsia="Times New Roman" w:cs="Times New Roman"/>
+                <w:i w:val="false"/>
+                <w:b w:val="false"/>
+                <w:u w:val="none"/>
+                <w:strike w:val="false"/>
+                <w:sz w:val="18"/>
+                <w:szCs w:val="18"/>
+                <w:color w:val="000000"/>
+              </w:rPr>
+            </w:pPr>
+            <w:r>
+              <w:rPr>
+                <w:rFonts w:ascii="Times New Roman" w:hAnsi="Times New Roman" w:eastAsia="Times New Roman" w:cs="Times New Roman"/>
+                <w:i w:val="false"/>
+                <w:b w:val="false"/>
+                <w:u w:val="none"/>
+                <w:strike w:val="false"/>
+                <w:sz w:val="18"/>
+                <w:szCs w:val="18"/>
+                <w:color w:val="000000"/>
+              </w:rPr>
+              <w:t xml:space="preserve">Sex</w:t>
+            </w:r>
+          </w:p>
+        </w:tc>
+        <w:tc>
+          <w:tcPr>
+            <w:tcBorders>
+              <w:bottom w:val="none" w:sz="0" w:space="0" w:color="000000"/>
+              <w:top w:val="none" w:sz="0" w:space="0" w:color="000000"/>
+              <w:left w:val="none" w:sz="0" w:space="0" w:color="000000"/>
+              <w:right w:val="none" w:sz="0" w:space="0" w:color="000000"/>
+            </w:tcBorders>
+            <w:shd w:val="clear" w:color="auto" w:fill="FFFFFF"/>
+            <w:tcMar>
+              <w:top w:w="0" w:type="dxa"/>
+              <w:bottom w:w="0" w:type="dxa"/>
+              <w:left w:w="0" w:type="dxa"/>
+              <w:right w:w="0" w:type="dxa"/>
+            </w:tcMar>
+            <w:vAlign w:val="center"/>
+          </w:tcPr>
+          <w:p>
+            <w:pPr>
+              <w:pStyle w:val="Normal"/>
+              <w:jc w:val="left"/>
+              <w:pBdr>
+                <w:bottom w:val="none" w:sz="0" w:space="0" w:color="000000"/>
+                <w:top w:val="none" w:sz="0" w:space="0" w:color="000000"/>
+                <w:left w:val="none" w:sz="0" w:space="0" w:color="000000"/>
+                <w:right w:val="none" w:sz="0" w:space="0" w:color="000000"/>
+              </w:pBdr>
+              <w:spacing w:after="100" w:before="100" w:line="240"/>
+              <w:ind w:left="100" w:right="100" w:firstLine="0" w:firstLineChars="0"/>
+              <w:rPr>
+                <w:rFonts w:ascii="Times New Roman" w:hAnsi="Times New Roman" w:eastAsia="Times New Roman" w:cs="Times New Roman"/>
+                <w:i w:val="false"/>
+                <w:b w:val="false"/>
+                <w:u w:val="none"/>
+                <w:strike w:val="false"/>
+                <w:sz w:val="18"/>
+                <w:szCs w:val="18"/>
+                <w:color w:val="000000"/>
+              </w:rPr>
+            </w:pPr>
+            <w:r>
+              <w:rPr>
+                <w:rFonts w:ascii="Times New Roman" w:hAnsi="Times New Roman" w:eastAsia="Times New Roman" w:cs="Times New Roman"/>
+                <w:i w:val="false"/>
+                <w:b w:val="false"/>
+                <w:u w:val="none"/>
+                <w:strike w:val="false"/>
+                <w:sz w:val="18"/>
+                <w:szCs w:val="18"/>
+                <w:color w:val="000000"/>
+              </w:rPr>
+              <w:t xml:space="preserve">Male (ref)</w:t>
+            </w:r>
+          </w:p>
+        </w:tc>
+        <w:tc>
+          <w:tcPr>
+            <w:tcBorders>
+              <w:bottom w:val="none" w:sz="0" w:space="0" w:color="000000"/>
+              <w:top w:val="none" w:sz="0" w:space="0" w:color="000000"/>
+              <w:left w:val="none" w:sz="0" w:space="0" w:color="000000"/>
+              <w:right w:val="none" w:sz="0" w:space="0" w:color="000000"/>
+            </w:tcBorders>
+            <w:shd w:val="clear" w:color="auto" w:fill="FFFFFF"/>
+            <w:tcMar>
+              <w:top w:w="0" w:type="dxa"/>
+              <w:bottom w:w="0" w:type="dxa"/>
+              <w:left w:w="0" w:type="dxa"/>
+              <w:right w:w="0" w:type="dxa"/>
+            </w:tcMar>
+            <w:vAlign w:val="center"/>
+          </w:tcPr>
+          <w:p>
+            <w:pPr>
+              <w:pStyle w:val="Normal"/>
+              <w:jc w:val="right"/>
+              <w:pBdr>
+                <w:bottom w:val="none" w:sz="0" w:space="0" w:color="000000"/>
+                <w:top w:val="none" w:sz="0" w:space="0" w:color="000000"/>
+                <w:left w:val="none" w:sz="0" w:space="0" w:color="000000"/>
+                <w:right w:val="none" w:sz="0" w:space="0" w:color="000000"/>
+              </w:pBdr>
+              <w:spacing w:after="100" w:before="100" w:line="240"/>
+              <w:ind w:left="100" w:right="100" w:firstLine="0" w:firstLineChars="0"/>
+              <w:rPr>
+                <w:rFonts w:ascii="Times New Roman" w:hAnsi="Times New Roman" w:eastAsia="Times New Roman" w:cs="Times New Roman"/>
+                <w:i w:val="false"/>
+                <w:b w:val="false"/>
+                <w:u w:val="none"/>
+                <w:strike w:val="false"/>
+                <w:sz w:val="18"/>
+                <w:szCs w:val="18"/>
+                <w:color w:val="000000"/>
+              </w:rPr>
+            </w:pPr>
+            <w:r>
+              <w:rPr>
+                <w:rFonts w:ascii="Times New Roman" w:hAnsi="Times New Roman" w:eastAsia="Times New Roman" w:cs="Times New Roman"/>
+                <w:i w:val="false"/>
+                <w:b w:val="false"/>
+                <w:u w:val="none"/>
+                <w:strike w:val="false"/>
+                <w:sz w:val="18"/>
+                <w:szCs w:val="18"/>
+                <w:color w:val="000000"/>
+              </w:rPr>
+              <w:t xml:space="preserve">284</w:t>
+            </w:r>
+          </w:p>
+        </w:tc>
+        <w:tc>
+          <w:tcPr>
+            <w:tcBorders>
+              <w:bottom w:val="none" w:sz="0" w:space="0" w:color="000000"/>
+              <w:top w:val="none" w:sz="0" w:space="0" w:color="000000"/>
+              <w:left w:val="none" w:sz="0" w:space="0" w:color="000000"/>
+              <w:right w:val="none" w:sz="0" w:space="0" w:color="000000"/>
+            </w:tcBorders>
+            <w:shd w:val="clear" w:color="auto" w:fill="FFFFFF"/>
+            <w:tcMar>
+              <w:top w:w="0" w:type="dxa"/>
+              <w:bottom w:w="0" w:type="dxa"/>
+              <w:left w:w="0" w:type="dxa"/>
+              <w:right w:w="0" w:type="dxa"/>
+            </w:tcMar>
+            <w:vAlign w:val="center"/>
+          </w:tcPr>
+          <w:p>
+            <w:pPr>
+              <w:pStyle w:val="Normal"/>
+              <w:jc w:val="right"/>
+              <w:pBdr>
+                <w:bottom w:val="none" w:sz="0" w:space="0" w:color="000000"/>
+                <w:top w:val="none" w:sz="0" w:space="0" w:color="000000"/>
+                <w:left w:val="none" w:sz="0" w:space="0" w:color="000000"/>
+                <w:right w:val="none" w:sz="0" w:space="0" w:color="000000"/>
+              </w:pBdr>
+              <w:spacing w:after="100" w:before="100" w:line="240"/>
+              <w:ind w:left="100" w:right="100" w:firstLine="0" w:firstLineChars="0"/>
+              <w:rPr>
+                <w:rFonts w:ascii="Times New Roman" w:hAnsi="Times New Roman" w:eastAsia="Times New Roman" w:cs="Times New Roman"/>
+                <w:i w:val="false"/>
+                <w:b w:val="false"/>
+                <w:u w:val="none"/>
+                <w:strike w:val="false"/>
+                <w:sz w:val="18"/>
+                <w:szCs w:val="18"/>
+                <w:color w:val="000000"/>
+              </w:rPr>
+            </w:pPr>
+            <w:r>
+              <w:rPr>
+                <w:rFonts w:ascii="Times New Roman" w:hAnsi="Times New Roman" w:eastAsia="Times New Roman" w:cs="Times New Roman"/>
+                <w:i w:val="false"/>
+                <w:b w:val="false"/>
+                <w:u w:val="none"/>
+                <w:strike w:val="false"/>
+                <w:sz w:val="18"/>
+                <w:szCs w:val="18"/>
+                <w:color w:val="000000"/>
+              </w:rPr>
+              <w:t xml:space="preserve">105</w:t>
+            </w:r>
+          </w:p>
+        </w:tc>
+        <w:tc>
+          <w:tcPr>
+            <w:tcBorders>
+              <w:bottom w:val="none" w:sz="0" w:space="0" w:color="000000"/>
+              <w:top w:val="none" w:sz="0" w:space="0" w:color="000000"/>
+              <w:left w:val="none" w:sz="0" w:space="0" w:color="000000"/>
+              <w:right w:val="none" w:sz="0" w:space="0" w:color="000000"/>
+            </w:tcBorders>
+            <w:shd w:val="clear" w:color="auto" w:fill="FFFFFF"/>
+            <w:tcMar>
+              <w:top w:w="0" w:type="dxa"/>
+              <w:bottom w:w="0" w:type="dxa"/>
+              <w:left w:w="0" w:type="dxa"/>
+              <w:right w:w="0" w:type="dxa"/>
+            </w:tcMar>
+            <w:vAlign w:val="center"/>
+          </w:tcPr>
+          <w:p>
+            <w:pPr>
+              <w:pStyle w:val="Normal"/>
+              <w:jc w:val="left"/>
+              <w:pBdr>
+                <w:bottom w:val="none" w:sz="0" w:space="0" w:color="000000"/>
+                <w:top w:val="none" w:sz="0" w:space="0" w:color="000000"/>
+                <w:left w:val="none" w:sz="0" w:space="0" w:color="000000"/>
+                <w:right w:val="none" w:sz="0" w:space="0" w:color="000000"/>
+              </w:pBdr>
+              <w:spacing w:after="100" w:before="100" w:line="240"/>
+              <w:ind w:left="100" w:right="100" w:firstLine="0" w:firstLineChars="0"/>
+              <w:rPr>
+                <w:rFonts w:ascii="Times New Roman" w:hAnsi="Times New Roman" w:eastAsia="Times New Roman" w:cs="Times New Roman"/>
+                <w:i w:val="false"/>
+                <w:b w:val="false"/>
+                <w:u w:val="none"/>
+                <w:strike w:val="false"/>
+                <w:sz w:val="18"/>
+                <w:szCs w:val="18"/>
+                <w:color w:val="000000"/>
+              </w:rPr>
+            </w:pPr>
+            <w:r>
+              <w:rPr>
+                <w:rFonts w:ascii="Times New Roman" w:hAnsi="Times New Roman" w:eastAsia="Times New Roman" w:cs="Times New Roman"/>
+                <w:i w:val="false"/>
+                <w:b w:val="false"/>
+                <w:u w:val="none"/>
+                <w:strike w:val="false"/>
+                <w:sz w:val="18"/>
+                <w:szCs w:val="18"/>
+                <w:color w:val="000000"/>
+              </w:rPr>
+              <w:t xml:space="preserve">Reference</w:t>
             </w:r>
           </w:p>
         </w:tc>
@@ -9501,281 +9776,6 @@
                 <w:color w:val="000000"/>
               </w:rPr>
               <w:t xml:space="preserve"/>
-            </w:r>
-          </w:p>
-        </w:tc>
-        <w:tc>
-          <w:tcPr>
-            <w:tcBorders>
-              <w:bottom w:val="none" w:sz="0" w:space="0" w:color="000000"/>
-              <w:top w:val="none" w:sz="0" w:space="0" w:color="000000"/>
-              <w:left w:val="none" w:sz="0" w:space="0" w:color="000000"/>
-              <w:right w:val="none" w:sz="0" w:space="0" w:color="000000"/>
-            </w:tcBorders>
-            <w:shd w:val="clear" w:color="auto" w:fill="FFFFFF"/>
-            <w:tcMar>
-              <w:top w:w="0" w:type="dxa"/>
-              <w:bottom w:w="0" w:type="dxa"/>
-              <w:left w:w="0" w:type="dxa"/>
-              <w:right w:w="0" w:type="dxa"/>
-            </w:tcMar>
-            <w:vAlign w:val="center"/>
-          </w:tcPr>
-          <w:p>
-            <w:pPr>
-              <w:pStyle w:val="Normal"/>
-              <w:jc w:val="left"/>
-              <w:pBdr>
-                <w:bottom w:val="none" w:sz="0" w:space="0" w:color="000000"/>
-                <w:top w:val="none" w:sz="0" w:space="0" w:color="000000"/>
-                <w:left w:val="none" w:sz="0" w:space="0" w:color="000000"/>
-                <w:right w:val="none" w:sz="0" w:space="0" w:color="000000"/>
-              </w:pBdr>
-              <w:spacing w:after="100" w:before="100" w:line="240"/>
-              <w:ind w:left="100" w:right="100" w:firstLine="0" w:firstLineChars="0"/>
-              <w:rPr>
-                <w:rFonts w:ascii="Times New Roman" w:hAnsi="Times New Roman" w:eastAsia="Times New Roman" w:cs="Times New Roman"/>
-                <w:i w:val="false"/>
-                <w:b w:val="false"/>
-                <w:u w:val="none"/>
-                <w:strike w:val="false"/>
-                <w:sz w:val="18"/>
-                <w:szCs w:val="18"/>
-                <w:color w:val="000000"/>
-              </w:rPr>
-            </w:pPr>
-            <w:r>
-              <w:rPr>
-                <w:rFonts w:ascii="Times New Roman" w:hAnsi="Times New Roman" w:eastAsia="Times New Roman" w:cs="Times New Roman"/>
-                <w:i w:val="false"/>
-                <w:b w:val="false"/>
-                <w:u w:val="none"/>
-                <w:strike w:val="false"/>
-                <w:sz w:val="18"/>
-                <w:szCs w:val="18"/>
-                <w:color w:val="000000"/>
-              </w:rPr>
-              <w:t xml:space="preserve">IV</w:t>
-            </w:r>
-          </w:p>
-        </w:tc>
-        <w:tc>
-          <w:tcPr>
-            <w:tcBorders>
-              <w:bottom w:val="none" w:sz="0" w:space="0" w:color="000000"/>
-              <w:top w:val="none" w:sz="0" w:space="0" w:color="000000"/>
-              <w:left w:val="none" w:sz="0" w:space="0" w:color="000000"/>
-              <w:right w:val="none" w:sz="0" w:space="0" w:color="000000"/>
-            </w:tcBorders>
-            <w:shd w:val="clear" w:color="auto" w:fill="FFFFFF"/>
-            <w:tcMar>
-              <w:top w:w="0" w:type="dxa"/>
-              <w:bottom w:w="0" w:type="dxa"/>
-              <w:left w:w="0" w:type="dxa"/>
-              <w:right w:w="0" w:type="dxa"/>
-            </w:tcMar>
-            <w:vAlign w:val="center"/>
-          </w:tcPr>
-          <w:p>
-            <w:pPr>
-              <w:pStyle w:val="Normal"/>
-              <w:jc w:val="right"/>
-              <w:pBdr>
-                <w:bottom w:val="none" w:sz="0" w:space="0" w:color="000000"/>
-                <w:top w:val="none" w:sz="0" w:space="0" w:color="000000"/>
-                <w:left w:val="none" w:sz="0" w:space="0" w:color="000000"/>
-                <w:right w:val="none" w:sz="0" w:space="0" w:color="000000"/>
-              </w:pBdr>
-              <w:spacing w:after="100" w:before="100" w:line="240"/>
-              <w:ind w:left="100" w:right="100" w:firstLine="0" w:firstLineChars="0"/>
-              <w:rPr>
-                <w:rFonts w:ascii="Times New Roman" w:hAnsi="Times New Roman" w:eastAsia="Times New Roman" w:cs="Times New Roman"/>
-                <w:i w:val="false"/>
-                <w:b w:val="false"/>
-                <w:u w:val="none"/>
-                <w:strike w:val="false"/>
-                <w:sz w:val="18"/>
-                <w:szCs w:val="18"/>
-                <w:color w:val="000000"/>
-              </w:rPr>
-            </w:pPr>
-            <w:r>
-              <w:rPr>
-                <w:rFonts w:ascii="Times New Roman" w:hAnsi="Times New Roman" w:eastAsia="Times New Roman" w:cs="Times New Roman"/>
-                <w:i w:val="false"/>
-                <w:b w:val="false"/>
-                <w:u w:val="none"/>
-                <w:strike w:val="false"/>
-                <w:sz w:val="18"/>
-                <w:szCs w:val="18"/>
-                <w:color w:val="000000"/>
-              </w:rPr>
-              <w:t xml:space="preserve">58</w:t>
-            </w:r>
-          </w:p>
-        </w:tc>
-        <w:tc>
-          <w:tcPr>
-            <w:tcBorders>
-              <w:bottom w:val="none" w:sz="0" w:space="0" w:color="000000"/>
-              <w:top w:val="none" w:sz="0" w:space="0" w:color="000000"/>
-              <w:left w:val="none" w:sz="0" w:space="0" w:color="000000"/>
-              <w:right w:val="none" w:sz="0" w:space="0" w:color="000000"/>
-            </w:tcBorders>
-            <w:shd w:val="clear" w:color="auto" w:fill="FFFFFF"/>
-            <w:tcMar>
-              <w:top w:w="0" w:type="dxa"/>
-              <w:bottom w:w="0" w:type="dxa"/>
-              <w:left w:w="0" w:type="dxa"/>
-              <w:right w:w="0" w:type="dxa"/>
-            </w:tcMar>
-            <w:vAlign w:val="center"/>
-          </w:tcPr>
-          <w:p>
-            <w:pPr>
-              <w:pStyle w:val="Normal"/>
-              <w:jc w:val="right"/>
-              <w:pBdr>
-                <w:bottom w:val="none" w:sz="0" w:space="0" w:color="000000"/>
-                <w:top w:val="none" w:sz="0" w:space="0" w:color="000000"/>
-                <w:left w:val="none" w:sz="0" w:space="0" w:color="000000"/>
-                <w:right w:val="none" w:sz="0" w:space="0" w:color="000000"/>
-              </w:pBdr>
-              <w:spacing w:after="100" w:before="100" w:line="240"/>
-              <w:ind w:left="100" w:right="100" w:firstLine="0" w:firstLineChars="0"/>
-              <w:rPr>
-                <w:rFonts w:ascii="Times New Roman" w:hAnsi="Times New Roman" w:eastAsia="Times New Roman" w:cs="Times New Roman"/>
-                <w:i w:val="false"/>
-                <w:b w:val="false"/>
-                <w:u w:val="none"/>
-                <w:strike w:val="false"/>
-                <w:sz w:val="18"/>
-                <w:szCs w:val="18"/>
-                <w:color w:val="000000"/>
-              </w:rPr>
-            </w:pPr>
-            <w:r>
-              <w:rPr>
-                <w:rFonts w:ascii="Times New Roman" w:hAnsi="Times New Roman" w:eastAsia="Times New Roman" w:cs="Times New Roman"/>
-                <w:i w:val="false"/>
-                <w:b w:val="false"/>
-                <w:u w:val="none"/>
-                <w:strike w:val="false"/>
-                <w:sz w:val="18"/>
-                <w:szCs w:val="18"/>
-                <w:color w:val="000000"/>
-              </w:rPr>
-              <w:t xml:space="preserve">39</w:t>
-            </w:r>
-          </w:p>
-        </w:tc>
-        <w:tc>
-          <w:tcPr>
-            <w:tcBorders>
-              <w:bottom w:val="none" w:sz="0" w:space="0" w:color="000000"/>
-              <w:top w:val="none" w:sz="0" w:space="0" w:color="000000"/>
-              <w:left w:val="none" w:sz="0" w:space="0" w:color="000000"/>
-              <w:right w:val="none" w:sz="0" w:space="0" w:color="000000"/>
-            </w:tcBorders>
-            <w:shd w:val="clear" w:color="auto" w:fill="FFFFFF"/>
-            <w:tcMar>
-              <w:top w:w="0" w:type="dxa"/>
-              <w:bottom w:w="0" w:type="dxa"/>
-              <w:left w:w="0" w:type="dxa"/>
-              <w:right w:w="0" w:type="dxa"/>
-            </w:tcMar>
-            <w:vAlign w:val="center"/>
-          </w:tcPr>
-          <w:p>
-            <w:pPr>
-              <w:pStyle w:val="Normal"/>
-              <w:jc w:val="left"/>
-              <w:pBdr>
-                <w:bottom w:val="none" w:sz="0" w:space="0" w:color="000000"/>
-                <w:top w:val="none" w:sz="0" w:space="0" w:color="000000"/>
-                <w:left w:val="none" w:sz="0" w:space="0" w:color="000000"/>
-                <w:right w:val="none" w:sz="0" w:space="0" w:color="000000"/>
-              </w:pBdr>
-              <w:spacing w:after="100" w:before="100" w:line="240"/>
-              <w:ind w:left="100" w:right="100" w:firstLine="0" w:firstLineChars="0"/>
-              <w:rPr>
-                <w:rFonts w:ascii="Times New Roman" w:hAnsi="Times New Roman" w:eastAsia="Times New Roman" w:cs="Times New Roman"/>
-                <w:i w:val="false"/>
-                <w:b w:val="false"/>
-                <w:u w:val="none"/>
-                <w:strike w:val="false"/>
-                <w:sz w:val="18"/>
-                <w:szCs w:val="18"/>
-                <w:color w:val="000000"/>
-              </w:rPr>
-            </w:pPr>
-            <w:r>
-              <w:rPr>
-                <w:rFonts w:ascii="Times New Roman" w:hAnsi="Times New Roman" w:eastAsia="Times New Roman" w:cs="Times New Roman"/>
-                <w:i w:val="false"/>
-                <w:b w:val="false"/>
-                <w:u w:val="none"/>
-                <w:strike w:val="false"/>
-                <w:sz w:val="18"/>
-                <w:szCs w:val="18"/>
-                <w:color w:val="000000"/>
-              </w:rPr>
-              <w:t xml:space="preserve">9.66 (3.79–24.61)</w:t>
-            </w:r>
-          </w:p>
-        </w:tc>
-        <w:tc>
-          <w:tcPr>
-            <w:tcBorders>
-              <w:bottom w:val="none" w:sz="0" w:space="0" w:color="000000"/>
-              <w:top w:val="none" w:sz="0" w:space="0" w:color="000000"/>
-              <w:left w:val="none" w:sz="0" w:space="0" w:color="000000"/>
-              <w:right w:val="none" w:sz="0" w:space="0" w:color="000000"/>
-            </w:tcBorders>
-            <w:shd w:val="clear" w:color="auto" w:fill="FFFFFF"/>
-            <w:tcMar>
-              <w:top w:w="0" w:type="dxa"/>
-              <w:bottom w:w="0" w:type="dxa"/>
-              <w:left w:w="0" w:type="dxa"/>
-              <w:right w:w="0" w:type="dxa"/>
-            </w:tcMar>
-            <w:vAlign w:val="center"/>
-          </w:tcPr>
-          <w:p>
-            <w:pPr>
-              <w:pStyle w:val="Normal"/>
-              <w:jc w:val="left"/>
-              <w:pBdr>
-                <w:bottom w:val="none" w:sz="0" w:space="0" w:color="000000"/>
-                <w:top w:val="none" w:sz="0" w:space="0" w:color="000000"/>
-                <w:left w:val="none" w:sz="0" w:space="0" w:color="000000"/>
-                <w:right w:val="none" w:sz="0" w:space="0" w:color="000000"/>
-              </w:pBdr>
-              <w:spacing w:after="100" w:before="100" w:line="240"/>
-              <w:ind w:left="100" w:right="100" w:firstLine="0" w:firstLineChars="0"/>
-              <w:rPr>
-                <w:rFonts w:ascii="Times New Roman" w:hAnsi="Times New Roman" w:eastAsia="Times New Roman" w:cs="Times New Roman"/>
-                <w:i w:val="false"/>
-                <w:b w:val="false"/>
-                <w:u w:val="none"/>
-                <w:strike w:val="false"/>
-                <w:sz w:val="18"/>
-                <w:szCs w:val="18"/>
-                <w:color w:val="000000"/>
-              </w:rPr>
-            </w:pPr>
-            <w:r>
-              <w:rPr>
-                <w:rFonts w:ascii="Times New Roman" w:hAnsi="Times New Roman" w:eastAsia="Times New Roman" w:cs="Times New Roman"/>
-                <w:i w:val="false"/>
-                <w:b w:val="false"/>
-                <w:u w:val="none"/>
-                <w:strike w:val="false"/>
-                <w:sz w:val="18"/>
-                <w:szCs w:val="18"/>
-                <w:color w:val="000000"/>
-              </w:rPr>
-              <w:t xml:space="preserve">&lt;0.001</w:t>
             </w:r>
           </w:p>
         </w:tc>
@@ -9945,62 +9945,62 @@
                 <w:szCs w:val="18"/>
                 <w:color w:val="000000"/>
               </w:rPr>
-              <w:t xml:space="preserve">ROCK2 expression</w:t>
-            </w:r>
-          </w:p>
-        </w:tc>
-        <w:tc>
-          <w:tcPr>
-            <w:tcBorders>
-              <w:bottom w:val="none" w:sz="0" w:space="0" w:color="000000"/>
-              <w:top w:val="none" w:sz="0" w:space="0" w:color="000000"/>
-              <w:left w:val="none" w:sz="0" w:space="0" w:color="000000"/>
-              <w:right w:val="none" w:sz="0" w:space="0" w:color="000000"/>
-            </w:tcBorders>
-            <w:shd w:val="clear" w:color="auto" w:fill="FFFFFF"/>
-            <w:tcMar>
-              <w:top w:w="0" w:type="dxa"/>
-              <w:bottom w:w="0" w:type="dxa"/>
-              <w:left w:w="0" w:type="dxa"/>
-              <w:right w:w="0" w:type="dxa"/>
-            </w:tcMar>
-            <w:vAlign w:val="center"/>
-          </w:tcPr>
-          <w:p>
-            <w:pPr>
-              <w:pStyle w:val="Normal"/>
-              <w:jc w:val="left"/>
-              <w:pBdr>
-                <w:bottom w:val="none" w:sz="0" w:space="0" w:color="000000"/>
-                <w:top w:val="none" w:sz="0" w:space="0" w:color="000000"/>
-                <w:left w:val="none" w:sz="0" w:space="0" w:color="000000"/>
-                <w:right w:val="none" w:sz="0" w:space="0" w:color="000000"/>
-              </w:pBdr>
-              <w:spacing w:after="100" w:before="100" w:line="240"/>
-              <w:ind w:left="100" w:right="100" w:firstLine="0" w:firstLineChars="0"/>
-              <w:rPr>
-                <w:rFonts w:ascii="Times New Roman" w:hAnsi="Times New Roman" w:eastAsia="Times New Roman" w:cs="Times New Roman"/>
-                <w:i w:val="false"/>
-                <w:b w:val="false"/>
-                <w:u w:val="none"/>
-                <w:strike w:val="false"/>
-                <w:sz w:val="18"/>
-                <w:szCs w:val="18"/>
-                <w:color w:val="000000"/>
-              </w:rPr>
-            </w:pPr>
-            <w:r>
-              <w:rPr>
-                <w:rFonts w:ascii="Times New Roman" w:hAnsi="Times New Roman" w:eastAsia="Times New Roman" w:cs="Times New Roman"/>
-                <w:i w:val="false"/>
-                <w:b w:val="false"/>
-                <w:u w:val="none"/>
-                <w:strike w:val="false"/>
-                <w:sz w:val="18"/>
-                <w:szCs w:val="18"/>
-                <w:color w:val="000000"/>
-              </w:rPr>
-              <w:t xml:space="preserve">Low (ref)</w:t>
+              <w:t xml:space="preserve"/>
+            </w:r>
+          </w:p>
+        </w:tc>
+        <w:tc>
+          <w:tcPr>
+            <w:tcBorders>
+              <w:bottom w:val="none" w:sz="0" w:space="0" w:color="000000"/>
+              <w:top w:val="none" w:sz="0" w:space="0" w:color="000000"/>
+              <w:left w:val="none" w:sz="0" w:space="0" w:color="000000"/>
+              <w:right w:val="none" w:sz="0" w:space="0" w:color="000000"/>
+            </w:tcBorders>
+            <w:shd w:val="clear" w:color="auto" w:fill="FFFFFF"/>
+            <w:tcMar>
+              <w:top w:w="0" w:type="dxa"/>
+              <w:bottom w:w="0" w:type="dxa"/>
+              <w:left w:w="0" w:type="dxa"/>
+              <w:right w:w="0" w:type="dxa"/>
+            </w:tcMar>
+            <w:vAlign w:val="center"/>
+          </w:tcPr>
+          <w:p>
+            <w:pPr>
+              <w:pStyle w:val="Normal"/>
+              <w:jc w:val="left"/>
+              <w:pBdr>
+                <w:bottom w:val="none" w:sz="0" w:space="0" w:color="000000"/>
+                <w:top w:val="none" w:sz="0" w:space="0" w:color="000000"/>
+                <w:left w:val="none" w:sz="0" w:space="0" w:color="000000"/>
+                <w:right w:val="none" w:sz="0" w:space="0" w:color="000000"/>
+              </w:pBdr>
+              <w:spacing w:after="100" w:before="100" w:line="240"/>
+              <w:ind w:left="100" w:right="100" w:firstLine="0" w:firstLineChars="0"/>
+              <w:rPr>
+                <w:rFonts w:ascii="Times New Roman" w:hAnsi="Times New Roman" w:eastAsia="Times New Roman" w:cs="Times New Roman"/>
+                <w:i w:val="false"/>
+                <w:b w:val="false"/>
+                <w:u w:val="none"/>
+                <w:strike w:val="false"/>
+                <w:sz w:val="18"/>
+                <w:szCs w:val="18"/>
+                <w:color w:val="000000"/>
+              </w:rPr>
+            </w:pPr>
+            <w:r>
+              <w:rPr>
+                <w:rFonts w:ascii="Times New Roman" w:hAnsi="Times New Roman" w:eastAsia="Times New Roman" w:cs="Times New Roman"/>
+                <w:i w:val="false"/>
+                <w:b w:val="false"/>
+                <w:u w:val="none"/>
+                <w:strike w:val="false"/>
+                <w:sz w:val="18"/>
+                <w:szCs w:val="18"/>
+                <w:color w:val="000000"/>
+              </w:rPr>
+              <w:t xml:space="preserve">Female</w:t>
             </w:r>
           </w:p>
         </w:tc>
@@ -10055,7 +10055,7 @@
                 <w:szCs w:val="18"/>
                 <w:color w:val="000000"/>
               </w:rPr>
-              <w:t xml:space="preserve">246</w:t>
+              <w:t xml:space="preserve">227</w:t>
             </w:r>
           </w:p>
         </w:tc>
@@ -10110,117 +10110,117 @@
                 <w:szCs w:val="18"/>
                 <w:color w:val="000000"/>
               </w:rPr>
-              <w:t xml:space="preserve">88</w:t>
-            </w:r>
-          </w:p>
-        </w:tc>
-        <w:tc>
-          <w:tcPr>
-            <w:tcBorders>
-              <w:bottom w:val="none" w:sz="0" w:space="0" w:color="000000"/>
-              <w:top w:val="none" w:sz="0" w:space="0" w:color="000000"/>
-              <w:left w:val="none" w:sz="0" w:space="0" w:color="000000"/>
-              <w:right w:val="none" w:sz="0" w:space="0" w:color="000000"/>
-            </w:tcBorders>
-            <w:shd w:val="clear" w:color="auto" w:fill="FFFFFF"/>
-            <w:tcMar>
-              <w:top w:w="0" w:type="dxa"/>
-              <w:bottom w:w="0" w:type="dxa"/>
-              <w:left w:w="0" w:type="dxa"/>
-              <w:right w:w="0" w:type="dxa"/>
-            </w:tcMar>
-            <w:vAlign w:val="center"/>
-          </w:tcPr>
-          <w:p>
-            <w:pPr>
-              <w:pStyle w:val="Normal"/>
-              <w:jc w:val="left"/>
-              <w:pBdr>
-                <w:bottom w:val="none" w:sz="0" w:space="0" w:color="000000"/>
-                <w:top w:val="none" w:sz="0" w:space="0" w:color="000000"/>
-                <w:left w:val="none" w:sz="0" w:space="0" w:color="000000"/>
-                <w:right w:val="none" w:sz="0" w:space="0" w:color="000000"/>
-              </w:pBdr>
-              <w:spacing w:after="100" w:before="100" w:line="240"/>
-              <w:ind w:left="100" w:right="100" w:firstLine="0" w:firstLineChars="0"/>
-              <w:rPr>
-                <w:rFonts w:ascii="Times New Roman" w:hAnsi="Times New Roman" w:eastAsia="Times New Roman" w:cs="Times New Roman"/>
-                <w:i w:val="false"/>
-                <w:b w:val="false"/>
-                <w:u w:val="none"/>
-                <w:strike w:val="false"/>
-                <w:sz w:val="18"/>
-                <w:szCs w:val="18"/>
-                <w:color w:val="000000"/>
-              </w:rPr>
-            </w:pPr>
-            <w:r>
-              <w:rPr>
-                <w:rFonts w:ascii="Times New Roman" w:hAnsi="Times New Roman" w:eastAsia="Times New Roman" w:cs="Times New Roman"/>
-                <w:i w:val="false"/>
-                <w:b w:val="false"/>
-                <w:u w:val="none"/>
-                <w:strike w:val="false"/>
-                <w:sz w:val="18"/>
-                <w:szCs w:val="18"/>
-                <w:color w:val="000000"/>
-              </w:rPr>
-              <w:t xml:space="preserve">Reference</w:t>
-            </w:r>
-          </w:p>
-        </w:tc>
-        <w:tc>
-          <w:tcPr>
-            <w:tcBorders>
-              <w:bottom w:val="none" w:sz="0" w:space="0" w:color="000000"/>
-              <w:top w:val="none" w:sz="0" w:space="0" w:color="000000"/>
-              <w:left w:val="none" w:sz="0" w:space="0" w:color="000000"/>
-              <w:right w:val="none" w:sz="0" w:space="0" w:color="000000"/>
-            </w:tcBorders>
-            <w:shd w:val="clear" w:color="auto" w:fill="FFFFFF"/>
-            <w:tcMar>
-              <w:top w:w="0" w:type="dxa"/>
-              <w:bottom w:w="0" w:type="dxa"/>
-              <w:left w:w="0" w:type="dxa"/>
-              <w:right w:w="0" w:type="dxa"/>
-            </w:tcMar>
-            <w:vAlign w:val="center"/>
-          </w:tcPr>
-          <w:p>
-            <w:pPr>
-              <w:pStyle w:val="Normal"/>
-              <w:jc w:val="left"/>
-              <w:pBdr>
-                <w:bottom w:val="none" w:sz="0" w:space="0" w:color="000000"/>
-                <w:top w:val="none" w:sz="0" w:space="0" w:color="000000"/>
-                <w:left w:val="none" w:sz="0" w:space="0" w:color="000000"/>
-                <w:right w:val="none" w:sz="0" w:space="0" w:color="000000"/>
-              </w:pBdr>
-              <w:spacing w:after="100" w:before="100" w:line="240"/>
-              <w:ind w:left="100" w:right="100" w:firstLine="0" w:firstLineChars="0"/>
-              <w:rPr>
-                <w:rFonts w:ascii="Times New Roman" w:hAnsi="Times New Roman" w:eastAsia="Times New Roman" w:cs="Times New Roman"/>
-                <w:i w:val="false"/>
-                <w:b w:val="false"/>
-                <w:u w:val="none"/>
-                <w:strike w:val="false"/>
-                <w:sz w:val="18"/>
-                <w:szCs w:val="18"/>
-                <w:color w:val="000000"/>
-              </w:rPr>
-            </w:pPr>
-            <w:r>
-              <w:rPr>
-                <w:rFonts w:ascii="Times New Roman" w:hAnsi="Times New Roman" w:eastAsia="Times New Roman" w:cs="Times New Roman"/>
-                <w:i w:val="false"/>
-                <w:b w:val="false"/>
-                <w:u w:val="none"/>
-                <w:strike w:val="false"/>
-                <w:sz w:val="18"/>
-                <w:szCs w:val="18"/>
-                <w:color w:val="000000"/>
-              </w:rPr>
-              <w:t xml:space="preserve"/>
+              <w:t xml:space="preserve">70</w:t>
+            </w:r>
+          </w:p>
+        </w:tc>
+        <w:tc>
+          <w:tcPr>
+            <w:tcBorders>
+              <w:bottom w:val="none" w:sz="0" w:space="0" w:color="000000"/>
+              <w:top w:val="none" w:sz="0" w:space="0" w:color="000000"/>
+              <w:left w:val="none" w:sz="0" w:space="0" w:color="000000"/>
+              <w:right w:val="none" w:sz="0" w:space="0" w:color="000000"/>
+            </w:tcBorders>
+            <w:shd w:val="clear" w:color="auto" w:fill="FFFFFF"/>
+            <w:tcMar>
+              <w:top w:w="0" w:type="dxa"/>
+              <w:bottom w:w="0" w:type="dxa"/>
+              <w:left w:w="0" w:type="dxa"/>
+              <w:right w:w="0" w:type="dxa"/>
+            </w:tcMar>
+            <w:vAlign w:val="center"/>
+          </w:tcPr>
+          <w:p>
+            <w:pPr>
+              <w:pStyle w:val="Normal"/>
+              <w:jc w:val="left"/>
+              <w:pBdr>
+                <w:bottom w:val="none" w:sz="0" w:space="0" w:color="000000"/>
+                <w:top w:val="none" w:sz="0" w:space="0" w:color="000000"/>
+                <w:left w:val="none" w:sz="0" w:space="0" w:color="000000"/>
+                <w:right w:val="none" w:sz="0" w:space="0" w:color="000000"/>
+              </w:pBdr>
+              <w:spacing w:after="100" w:before="100" w:line="240"/>
+              <w:ind w:left="100" w:right="100" w:firstLine="0" w:firstLineChars="0"/>
+              <w:rPr>
+                <w:rFonts w:ascii="Times New Roman" w:hAnsi="Times New Roman" w:eastAsia="Times New Roman" w:cs="Times New Roman"/>
+                <w:i w:val="false"/>
+                <w:b w:val="false"/>
+                <w:u w:val="none"/>
+                <w:strike w:val="false"/>
+                <w:sz w:val="18"/>
+                <w:szCs w:val="18"/>
+                <w:color w:val="000000"/>
+              </w:rPr>
+            </w:pPr>
+            <w:r>
+              <w:rPr>
+                <w:rFonts w:ascii="Times New Roman" w:hAnsi="Times New Roman" w:eastAsia="Times New Roman" w:cs="Times New Roman"/>
+                <w:i w:val="false"/>
+                <w:b w:val="false"/>
+                <w:u w:val="none"/>
+                <w:strike w:val="false"/>
+                <w:sz w:val="18"/>
+                <w:szCs w:val="18"/>
+                <w:color w:val="000000"/>
+              </w:rPr>
+              <w:t xml:space="preserve">0.75 (0.55–1.01)</w:t>
+            </w:r>
+          </w:p>
+        </w:tc>
+        <w:tc>
+          <w:tcPr>
+            <w:tcBorders>
+              <w:bottom w:val="none" w:sz="0" w:space="0" w:color="000000"/>
+              <w:top w:val="none" w:sz="0" w:space="0" w:color="000000"/>
+              <w:left w:val="none" w:sz="0" w:space="0" w:color="000000"/>
+              <w:right w:val="none" w:sz="0" w:space="0" w:color="000000"/>
+            </w:tcBorders>
+            <w:shd w:val="clear" w:color="auto" w:fill="FFFFFF"/>
+            <w:tcMar>
+              <w:top w:w="0" w:type="dxa"/>
+              <w:bottom w:w="0" w:type="dxa"/>
+              <w:left w:w="0" w:type="dxa"/>
+              <w:right w:w="0" w:type="dxa"/>
+            </w:tcMar>
+            <w:vAlign w:val="center"/>
+          </w:tcPr>
+          <w:p>
+            <w:pPr>
+              <w:pStyle w:val="Normal"/>
+              <w:jc w:val="left"/>
+              <w:pBdr>
+                <w:bottom w:val="none" w:sz="0" w:space="0" w:color="000000"/>
+                <w:top w:val="none" w:sz="0" w:space="0" w:color="000000"/>
+                <w:left w:val="none" w:sz="0" w:space="0" w:color="000000"/>
+                <w:right w:val="none" w:sz="0" w:space="0" w:color="000000"/>
+              </w:pBdr>
+              <w:spacing w:after="100" w:before="100" w:line="240"/>
+              <w:ind w:left="100" w:right="100" w:firstLine="0" w:firstLineChars="0"/>
+              <w:rPr>
+                <w:rFonts w:ascii="Times New Roman" w:hAnsi="Times New Roman" w:eastAsia="Times New Roman" w:cs="Times New Roman"/>
+                <w:i w:val="false"/>
+                <w:b w:val="false"/>
+                <w:u w:val="none"/>
+                <w:strike w:val="false"/>
+                <w:sz w:val="18"/>
+                <w:szCs w:val="18"/>
+                <w:color w:val="000000"/>
+              </w:rPr>
+            </w:pPr>
+            <w:r>
+              <w:rPr>
+                <w:rFonts w:ascii="Times New Roman" w:hAnsi="Times New Roman" w:eastAsia="Times New Roman" w:cs="Times New Roman"/>
+                <w:i w:val="false"/>
+                <w:b w:val="false"/>
+                <w:u w:val="none"/>
+                <w:strike w:val="false"/>
+                <w:sz w:val="18"/>
+                <w:szCs w:val="18"/>
+                <w:color w:val="000000"/>
+              </w:rPr>
+              <w:t xml:space="preserve">0.062</w:t>
             </w:r>
           </w:p>
         </w:tc>
@@ -10390,282 +10390,282 @@
                 <w:szCs w:val="18"/>
                 <w:color w:val="000000"/>
               </w:rPr>
+              <w:t xml:space="preserve">Pathologic stage group</w:t>
+            </w:r>
+          </w:p>
+        </w:tc>
+        <w:tc>
+          <w:tcPr>
+            <w:tcBorders>
+              <w:bottom w:val="none" w:sz="0" w:space="0" w:color="000000"/>
+              <w:top w:val="none" w:sz="0" w:space="0" w:color="000000"/>
+              <w:left w:val="none" w:sz="0" w:space="0" w:color="000000"/>
+              <w:right w:val="none" w:sz="0" w:space="0" w:color="000000"/>
+            </w:tcBorders>
+            <w:shd w:val="clear" w:color="auto" w:fill="FFFFFF"/>
+            <w:tcMar>
+              <w:top w:w="0" w:type="dxa"/>
+              <w:bottom w:w="0" w:type="dxa"/>
+              <w:left w:w="0" w:type="dxa"/>
+              <w:right w:w="0" w:type="dxa"/>
+            </w:tcMar>
+            <w:vAlign w:val="center"/>
+          </w:tcPr>
+          <w:p>
+            <w:pPr>
+              <w:pStyle w:val="Normal"/>
+              <w:jc w:val="left"/>
+              <w:pBdr>
+                <w:bottom w:val="none" w:sz="0" w:space="0" w:color="000000"/>
+                <w:top w:val="none" w:sz="0" w:space="0" w:color="000000"/>
+                <w:left w:val="none" w:sz="0" w:space="0" w:color="000000"/>
+                <w:right w:val="none" w:sz="0" w:space="0" w:color="000000"/>
+              </w:pBdr>
+              <w:spacing w:after="100" w:before="100" w:line="240"/>
+              <w:ind w:left="100" w:right="100" w:firstLine="0" w:firstLineChars="0"/>
+              <w:rPr>
+                <w:rFonts w:ascii="Times New Roman" w:hAnsi="Times New Roman" w:eastAsia="Times New Roman" w:cs="Times New Roman"/>
+                <w:i w:val="false"/>
+                <w:b w:val="false"/>
+                <w:u w:val="none"/>
+                <w:strike w:val="false"/>
+                <w:sz w:val="18"/>
+                <w:szCs w:val="18"/>
+                <w:color w:val="000000"/>
+              </w:rPr>
+            </w:pPr>
+            <w:r>
+              <w:rPr>
+                <w:rFonts w:ascii="Times New Roman" w:hAnsi="Times New Roman" w:eastAsia="Times New Roman" w:cs="Times New Roman"/>
+                <w:i w:val="false"/>
+                <w:b w:val="false"/>
+                <w:u w:val="none"/>
+                <w:strike w:val="false"/>
+                <w:sz w:val="18"/>
+                <w:szCs w:val="18"/>
+                <w:color w:val="000000"/>
+              </w:rPr>
+              <w:t xml:space="preserve">I–II (ref)</w:t>
+            </w:r>
+          </w:p>
+        </w:tc>
+        <w:tc>
+          <w:tcPr>
+            <w:tcBorders>
+              <w:bottom w:val="none" w:sz="0" w:space="0" w:color="000000"/>
+              <w:top w:val="none" w:sz="0" w:space="0" w:color="000000"/>
+              <w:left w:val="none" w:sz="0" w:space="0" w:color="000000"/>
+              <w:right w:val="none" w:sz="0" w:space="0" w:color="000000"/>
+            </w:tcBorders>
+            <w:shd w:val="clear" w:color="auto" w:fill="FFFFFF"/>
+            <w:tcMar>
+              <w:top w:w="0" w:type="dxa"/>
+              <w:bottom w:w="0" w:type="dxa"/>
+              <w:left w:w="0" w:type="dxa"/>
+              <w:right w:w="0" w:type="dxa"/>
+            </w:tcMar>
+            <w:vAlign w:val="center"/>
+          </w:tcPr>
+          <w:p>
+            <w:pPr>
+              <w:pStyle w:val="Normal"/>
+              <w:jc w:val="right"/>
+              <w:pBdr>
+                <w:bottom w:val="none" w:sz="0" w:space="0" w:color="000000"/>
+                <w:top w:val="none" w:sz="0" w:space="0" w:color="000000"/>
+                <w:left w:val="none" w:sz="0" w:space="0" w:color="000000"/>
+                <w:right w:val="none" w:sz="0" w:space="0" w:color="000000"/>
+              </w:pBdr>
+              <w:spacing w:after="100" w:before="100" w:line="240"/>
+              <w:ind w:left="100" w:right="100" w:firstLine="0" w:firstLineChars="0"/>
+              <w:rPr>
+                <w:rFonts w:ascii="Times New Roman" w:hAnsi="Times New Roman" w:eastAsia="Times New Roman" w:cs="Times New Roman"/>
+                <w:i w:val="false"/>
+                <w:b w:val="false"/>
+                <w:u w:val="none"/>
+                <w:strike w:val="false"/>
+                <w:sz w:val="18"/>
+                <w:szCs w:val="18"/>
+                <w:color w:val="000000"/>
+              </w:rPr>
+            </w:pPr>
+            <w:r>
+              <w:rPr>
+                <w:rFonts w:ascii="Times New Roman" w:hAnsi="Times New Roman" w:eastAsia="Times New Roman" w:cs="Times New Roman"/>
+                <w:i w:val="false"/>
+                <w:b w:val="false"/>
+                <w:u w:val="none"/>
+                <w:strike w:val="false"/>
+                <w:sz w:val="18"/>
+                <w:szCs w:val="18"/>
+                <w:color w:val="000000"/>
+              </w:rPr>
+              <w:t xml:space="preserve">252</w:t>
+            </w:r>
+          </w:p>
+        </w:tc>
+        <w:tc>
+          <w:tcPr>
+            <w:tcBorders>
+              <w:bottom w:val="none" w:sz="0" w:space="0" w:color="000000"/>
+              <w:top w:val="none" w:sz="0" w:space="0" w:color="000000"/>
+              <w:left w:val="none" w:sz="0" w:space="0" w:color="000000"/>
+              <w:right w:val="none" w:sz="0" w:space="0" w:color="000000"/>
+            </w:tcBorders>
+            <w:shd w:val="clear" w:color="auto" w:fill="FFFFFF"/>
+            <w:tcMar>
+              <w:top w:w="0" w:type="dxa"/>
+              <w:bottom w:w="0" w:type="dxa"/>
+              <w:left w:w="0" w:type="dxa"/>
+              <w:right w:w="0" w:type="dxa"/>
+            </w:tcMar>
+            <w:vAlign w:val="center"/>
+          </w:tcPr>
+          <w:p>
+            <w:pPr>
+              <w:pStyle w:val="Normal"/>
+              <w:jc w:val="right"/>
+              <w:pBdr>
+                <w:bottom w:val="none" w:sz="0" w:space="0" w:color="000000"/>
+                <w:top w:val="none" w:sz="0" w:space="0" w:color="000000"/>
+                <w:left w:val="none" w:sz="0" w:space="0" w:color="000000"/>
+                <w:right w:val="none" w:sz="0" w:space="0" w:color="000000"/>
+              </w:pBdr>
+              <w:spacing w:after="100" w:before="100" w:line="240"/>
+              <w:ind w:left="100" w:right="100" w:firstLine="0" w:firstLineChars="0"/>
+              <w:rPr>
+                <w:rFonts w:ascii="Times New Roman" w:hAnsi="Times New Roman" w:eastAsia="Times New Roman" w:cs="Times New Roman"/>
+                <w:i w:val="false"/>
+                <w:b w:val="false"/>
+                <w:u w:val="none"/>
+                <w:strike w:val="false"/>
+                <w:sz w:val="18"/>
+                <w:szCs w:val="18"/>
+                <w:color w:val="000000"/>
+              </w:rPr>
+            </w:pPr>
+            <w:r>
+              <w:rPr>
+                <w:rFonts w:ascii="Times New Roman" w:hAnsi="Times New Roman" w:eastAsia="Times New Roman" w:cs="Times New Roman"/>
+                <w:i w:val="false"/>
+                <w:b w:val="false"/>
+                <w:u w:val="none"/>
+                <w:strike w:val="false"/>
+                <w:sz w:val="18"/>
+                <w:szCs w:val="18"/>
+                <w:color w:val="000000"/>
+              </w:rPr>
+              <w:t xml:space="preserve">69</w:t>
+            </w:r>
+          </w:p>
+        </w:tc>
+        <w:tc>
+          <w:tcPr>
+            <w:tcBorders>
+              <w:bottom w:val="none" w:sz="0" w:space="0" w:color="000000"/>
+              <w:top w:val="none" w:sz="0" w:space="0" w:color="000000"/>
+              <w:left w:val="none" w:sz="0" w:space="0" w:color="000000"/>
+              <w:right w:val="none" w:sz="0" w:space="0" w:color="000000"/>
+            </w:tcBorders>
+            <w:shd w:val="clear" w:color="auto" w:fill="FFFFFF"/>
+            <w:tcMar>
+              <w:top w:w="0" w:type="dxa"/>
+              <w:bottom w:w="0" w:type="dxa"/>
+              <w:left w:w="0" w:type="dxa"/>
+              <w:right w:w="0" w:type="dxa"/>
+            </w:tcMar>
+            <w:vAlign w:val="center"/>
+          </w:tcPr>
+          <w:p>
+            <w:pPr>
+              <w:pStyle w:val="Normal"/>
+              <w:jc w:val="left"/>
+              <w:pBdr>
+                <w:bottom w:val="none" w:sz="0" w:space="0" w:color="000000"/>
+                <w:top w:val="none" w:sz="0" w:space="0" w:color="000000"/>
+                <w:left w:val="none" w:sz="0" w:space="0" w:color="000000"/>
+                <w:right w:val="none" w:sz="0" w:space="0" w:color="000000"/>
+              </w:pBdr>
+              <w:spacing w:after="100" w:before="100" w:line="240"/>
+              <w:ind w:left="100" w:right="100" w:firstLine="0" w:firstLineChars="0"/>
+              <w:rPr>
+                <w:rFonts w:ascii="Times New Roman" w:hAnsi="Times New Roman" w:eastAsia="Times New Roman" w:cs="Times New Roman"/>
+                <w:i w:val="false"/>
+                <w:b w:val="false"/>
+                <w:u w:val="none"/>
+                <w:strike w:val="false"/>
+                <w:sz w:val="18"/>
+                <w:szCs w:val="18"/>
+                <w:color w:val="000000"/>
+              </w:rPr>
+            </w:pPr>
+            <w:r>
+              <w:rPr>
+                <w:rFonts w:ascii="Times New Roman" w:hAnsi="Times New Roman" w:eastAsia="Times New Roman" w:cs="Times New Roman"/>
+                <w:i w:val="false"/>
+                <w:b w:val="false"/>
+                <w:u w:val="none"/>
+                <w:strike w:val="false"/>
+                <w:sz w:val="18"/>
+                <w:szCs w:val="18"/>
+                <w:color w:val="000000"/>
+              </w:rPr>
+              <w:t xml:space="preserve">Reference</w:t>
+            </w:r>
+          </w:p>
+        </w:tc>
+        <w:tc>
+          <w:tcPr>
+            <w:tcBorders>
+              <w:bottom w:val="none" w:sz="0" w:space="0" w:color="000000"/>
+              <w:top w:val="none" w:sz="0" w:space="0" w:color="000000"/>
+              <w:left w:val="none" w:sz="0" w:space="0" w:color="000000"/>
+              <w:right w:val="none" w:sz="0" w:space="0" w:color="000000"/>
+            </w:tcBorders>
+            <w:shd w:val="clear" w:color="auto" w:fill="FFFFFF"/>
+            <w:tcMar>
+              <w:top w:w="0" w:type="dxa"/>
+              <w:bottom w:w="0" w:type="dxa"/>
+              <w:left w:w="0" w:type="dxa"/>
+              <w:right w:w="0" w:type="dxa"/>
+            </w:tcMar>
+            <w:vAlign w:val="center"/>
+          </w:tcPr>
+          <w:p>
+            <w:pPr>
+              <w:pStyle w:val="Normal"/>
+              <w:jc w:val="left"/>
+              <w:pBdr>
+                <w:bottom w:val="none" w:sz="0" w:space="0" w:color="000000"/>
+                <w:top w:val="none" w:sz="0" w:space="0" w:color="000000"/>
+                <w:left w:val="none" w:sz="0" w:space="0" w:color="000000"/>
+                <w:right w:val="none" w:sz="0" w:space="0" w:color="000000"/>
+              </w:pBdr>
+              <w:spacing w:after="100" w:before="100" w:line="240"/>
+              <w:ind w:left="100" w:right="100" w:firstLine="0" w:firstLineChars="0"/>
+              <w:rPr>
+                <w:rFonts w:ascii="Times New Roman" w:hAnsi="Times New Roman" w:eastAsia="Times New Roman" w:cs="Times New Roman"/>
+                <w:i w:val="false"/>
+                <w:b w:val="false"/>
+                <w:u w:val="none"/>
+                <w:strike w:val="false"/>
+                <w:sz w:val="18"/>
+                <w:szCs w:val="18"/>
+                <w:color w:val="000000"/>
+              </w:rPr>
+            </w:pPr>
+            <w:r>
+              <w:rPr>
+                <w:rFonts w:ascii="Times New Roman" w:hAnsi="Times New Roman" w:eastAsia="Times New Roman" w:cs="Times New Roman"/>
+                <w:i w:val="false"/>
+                <w:b w:val="false"/>
+                <w:u w:val="none"/>
+                <w:strike w:val="false"/>
+                <w:sz w:val="18"/>
+                <w:szCs w:val="18"/>
+                <w:color w:val="000000"/>
+              </w:rPr>
               <w:t xml:space="preserve"/>
-            </w:r>
-          </w:p>
-        </w:tc>
-        <w:tc>
-          <w:tcPr>
-            <w:tcBorders>
-              <w:bottom w:val="none" w:sz="0" w:space="0" w:color="000000"/>
-              <w:top w:val="none" w:sz="0" w:space="0" w:color="000000"/>
-              <w:left w:val="none" w:sz="0" w:space="0" w:color="000000"/>
-              <w:right w:val="none" w:sz="0" w:space="0" w:color="000000"/>
-            </w:tcBorders>
-            <w:shd w:val="clear" w:color="auto" w:fill="FFFFFF"/>
-            <w:tcMar>
-              <w:top w:w="0" w:type="dxa"/>
-              <w:bottom w:w="0" w:type="dxa"/>
-              <w:left w:w="0" w:type="dxa"/>
-              <w:right w:w="0" w:type="dxa"/>
-            </w:tcMar>
-            <w:vAlign w:val="center"/>
-          </w:tcPr>
-          <w:p>
-            <w:pPr>
-              <w:pStyle w:val="Normal"/>
-              <w:jc w:val="left"/>
-              <w:pBdr>
-                <w:bottom w:val="none" w:sz="0" w:space="0" w:color="000000"/>
-                <w:top w:val="none" w:sz="0" w:space="0" w:color="000000"/>
-                <w:left w:val="none" w:sz="0" w:space="0" w:color="000000"/>
-                <w:right w:val="none" w:sz="0" w:space="0" w:color="000000"/>
-              </w:pBdr>
-              <w:spacing w:after="100" w:before="100" w:line="240"/>
-              <w:ind w:left="100" w:right="100" w:firstLine="0" w:firstLineChars="0"/>
-              <w:rPr>
-                <w:rFonts w:ascii="Times New Roman" w:hAnsi="Times New Roman" w:eastAsia="Times New Roman" w:cs="Times New Roman"/>
-                <w:i w:val="false"/>
-                <w:b w:val="false"/>
-                <w:u w:val="none"/>
-                <w:strike w:val="false"/>
-                <w:sz w:val="18"/>
-                <w:szCs w:val="18"/>
-                <w:color w:val="000000"/>
-              </w:rPr>
-            </w:pPr>
-            <w:r>
-              <w:rPr>
-                <w:rFonts w:ascii="Times New Roman" w:hAnsi="Times New Roman" w:eastAsia="Times New Roman" w:cs="Times New Roman"/>
-                <w:i w:val="false"/>
-                <w:b w:val="false"/>
-                <w:u w:val="none"/>
-                <w:strike w:val="false"/>
-                <w:sz w:val="18"/>
-                <w:szCs w:val="18"/>
-                <w:color w:val="000000"/>
-              </w:rPr>
-              <w:t xml:space="preserve">High</w:t>
-            </w:r>
-          </w:p>
-        </w:tc>
-        <w:tc>
-          <w:tcPr>
-            <w:tcBorders>
-              <w:bottom w:val="none" w:sz="0" w:space="0" w:color="000000"/>
-              <w:top w:val="none" w:sz="0" w:space="0" w:color="000000"/>
-              <w:left w:val="none" w:sz="0" w:space="0" w:color="000000"/>
-              <w:right w:val="none" w:sz="0" w:space="0" w:color="000000"/>
-            </w:tcBorders>
-            <w:shd w:val="clear" w:color="auto" w:fill="FFFFFF"/>
-            <w:tcMar>
-              <w:top w:w="0" w:type="dxa"/>
-              <w:bottom w:w="0" w:type="dxa"/>
-              <w:left w:w="0" w:type="dxa"/>
-              <w:right w:w="0" w:type="dxa"/>
-            </w:tcMar>
-            <w:vAlign w:val="center"/>
-          </w:tcPr>
-          <w:p>
-            <w:pPr>
-              <w:pStyle w:val="Normal"/>
-              <w:jc w:val="right"/>
-              <w:pBdr>
-                <w:bottom w:val="none" w:sz="0" w:space="0" w:color="000000"/>
-                <w:top w:val="none" w:sz="0" w:space="0" w:color="000000"/>
-                <w:left w:val="none" w:sz="0" w:space="0" w:color="000000"/>
-                <w:right w:val="none" w:sz="0" w:space="0" w:color="000000"/>
-              </w:pBdr>
-              <w:spacing w:after="100" w:before="100" w:line="240"/>
-              <w:ind w:left="100" w:right="100" w:firstLine="0" w:firstLineChars="0"/>
-              <w:rPr>
-                <w:rFonts w:ascii="Times New Roman" w:hAnsi="Times New Roman" w:eastAsia="Times New Roman" w:cs="Times New Roman"/>
-                <w:i w:val="false"/>
-                <w:b w:val="false"/>
-                <w:u w:val="none"/>
-                <w:strike w:val="false"/>
-                <w:sz w:val="18"/>
-                <w:szCs w:val="18"/>
-                <w:color w:val="000000"/>
-              </w:rPr>
-            </w:pPr>
-            <w:r>
-              <w:rPr>
-                <w:rFonts w:ascii="Times New Roman" w:hAnsi="Times New Roman" w:eastAsia="Times New Roman" w:cs="Times New Roman"/>
-                <w:i w:val="false"/>
-                <w:b w:val="false"/>
-                <w:u w:val="none"/>
-                <w:strike w:val="false"/>
-                <w:sz w:val="18"/>
-                <w:szCs w:val="18"/>
-                <w:color w:val="000000"/>
-              </w:rPr>
-              <w:t xml:space="preserve">265</w:t>
-            </w:r>
-          </w:p>
-        </w:tc>
-        <w:tc>
-          <w:tcPr>
-            <w:tcBorders>
-              <w:bottom w:val="none" w:sz="0" w:space="0" w:color="000000"/>
-              <w:top w:val="none" w:sz="0" w:space="0" w:color="000000"/>
-              <w:left w:val="none" w:sz="0" w:space="0" w:color="000000"/>
-              <w:right w:val="none" w:sz="0" w:space="0" w:color="000000"/>
-            </w:tcBorders>
-            <w:shd w:val="clear" w:color="auto" w:fill="FFFFFF"/>
-            <w:tcMar>
-              <w:top w:w="0" w:type="dxa"/>
-              <w:bottom w:w="0" w:type="dxa"/>
-              <w:left w:w="0" w:type="dxa"/>
-              <w:right w:w="0" w:type="dxa"/>
-            </w:tcMar>
-            <w:vAlign w:val="center"/>
-          </w:tcPr>
-          <w:p>
-            <w:pPr>
-              <w:pStyle w:val="Normal"/>
-              <w:jc w:val="right"/>
-              <w:pBdr>
-                <w:bottom w:val="none" w:sz="0" w:space="0" w:color="000000"/>
-                <w:top w:val="none" w:sz="0" w:space="0" w:color="000000"/>
-                <w:left w:val="none" w:sz="0" w:space="0" w:color="000000"/>
-                <w:right w:val="none" w:sz="0" w:space="0" w:color="000000"/>
-              </w:pBdr>
-              <w:spacing w:after="100" w:before="100" w:line="240"/>
-              <w:ind w:left="100" w:right="100" w:firstLine="0" w:firstLineChars="0"/>
-              <w:rPr>
-                <w:rFonts w:ascii="Times New Roman" w:hAnsi="Times New Roman" w:eastAsia="Times New Roman" w:cs="Times New Roman"/>
-                <w:i w:val="false"/>
-                <w:b w:val="false"/>
-                <w:u w:val="none"/>
-                <w:strike w:val="false"/>
-                <w:sz w:val="18"/>
-                <w:szCs w:val="18"/>
-                <w:color w:val="000000"/>
-              </w:rPr>
-            </w:pPr>
-            <w:r>
-              <w:rPr>
-                <w:rFonts w:ascii="Times New Roman" w:hAnsi="Times New Roman" w:eastAsia="Times New Roman" w:cs="Times New Roman"/>
-                <w:i w:val="false"/>
-                <w:b w:val="false"/>
-                <w:u w:val="none"/>
-                <w:strike w:val="false"/>
-                <w:sz w:val="18"/>
-                <w:szCs w:val="18"/>
-                <w:color w:val="000000"/>
-              </w:rPr>
-              <w:t xml:space="preserve">87</w:t>
-            </w:r>
-          </w:p>
-        </w:tc>
-        <w:tc>
-          <w:tcPr>
-            <w:tcBorders>
-              <w:bottom w:val="none" w:sz="0" w:space="0" w:color="000000"/>
-              <w:top w:val="none" w:sz="0" w:space="0" w:color="000000"/>
-              <w:left w:val="none" w:sz="0" w:space="0" w:color="000000"/>
-              <w:right w:val="none" w:sz="0" w:space="0" w:color="000000"/>
-            </w:tcBorders>
-            <w:shd w:val="clear" w:color="auto" w:fill="FFFFFF"/>
-            <w:tcMar>
-              <w:top w:w="0" w:type="dxa"/>
-              <w:bottom w:w="0" w:type="dxa"/>
-              <w:left w:w="0" w:type="dxa"/>
-              <w:right w:w="0" w:type="dxa"/>
-            </w:tcMar>
-            <w:vAlign w:val="center"/>
-          </w:tcPr>
-          <w:p>
-            <w:pPr>
-              <w:pStyle w:val="Normal"/>
-              <w:jc w:val="left"/>
-              <w:pBdr>
-                <w:bottom w:val="none" w:sz="0" w:space="0" w:color="000000"/>
-                <w:top w:val="none" w:sz="0" w:space="0" w:color="000000"/>
-                <w:left w:val="none" w:sz="0" w:space="0" w:color="000000"/>
-                <w:right w:val="none" w:sz="0" w:space="0" w:color="000000"/>
-              </w:pBdr>
-              <w:spacing w:after="100" w:before="100" w:line="240"/>
-              <w:ind w:left="100" w:right="100" w:firstLine="0" w:firstLineChars="0"/>
-              <w:rPr>
-                <w:rFonts w:ascii="Times New Roman" w:hAnsi="Times New Roman" w:eastAsia="Times New Roman" w:cs="Times New Roman"/>
-                <w:i w:val="false"/>
-                <w:b w:val="false"/>
-                <w:u w:val="none"/>
-                <w:strike w:val="false"/>
-                <w:sz w:val="18"/>
-                <w:szCs w:val="18"/>
-                <w:color w:val="000000"/>
-              </w:rPr>
-            </w:pPr>
-            <w:r>
-              <w:rPr>
-                <w:rFonts w:ascii="Times New Roman" w:hAnsi="Times New Roman" w:eastAsia="Times New Roman" w:cs="Times New Roman"/>
-                <w:i w:val="false"/>
-                <w:b w:val="false"/>
-                <w:u w:val="none"/>
-                <w:strike w:val="false"/>
-                <w:sz w:val="18"/>
-                <w:szCs w:val="18"/>
-                <w:color w:val="000000"/>
-              </w:rPr>
-              <w:t xml:space="preserve">0.73 (0.54–0.99)</w:t>
-            </w:r>
-          </w:p>
-        </w:tc>
-        <w:tc>
-          <w:tcPr>
-            <w:tcBorders>
-              <w:bottom w:val="none" w:sz="0" w:space="0" w:color="000000"/>
-              <w:top w:val="none" w:sz="0" w:space="0" w:color="000000"/>
-              <w:left w:val="none" w:sz="0" w:space="0" w:color="000000"/>
-              <w:right w:val="none" w:sz="0" w:space="0" w:color="000000"/>
-            </w:tcBorders>
-            <w:shd w:val="clear" w:color="auto" w:fill="FFFFFF"/>
-            <w:tcMar>
-              <w:top w:w="0" w:type="dxa"/>
-              <w:bottom w:w="0" w:type="dxa"/>
-              <w:left w:w="0" w:type="dxa"/>
-              <w:right w:w="0" w:type="dxa"/>
-            </w:tcMar>
-            <w:vAlign w:val="center"/>
-          </w:tcPr>
-          <w:p>
-            <w:pPr>
-              <w:pStyle w:val="Normal"/>
-              <w:jc w:val="left"/>
-              <w:pBdr>
-                <w:bottom w:val="none" w:sz="0" w:space="0" w:color="000000"/>
-                <w:top w:val="none" w:sz="0" w:space="0" w:color="000000"/>
-                <w:left w:val="none" w:sz="0" w:space="0" w:color="000000"/>
-                <w:right w:val="none" w:sz="0" w:space="0" w:color="000000"/>
-              </w:pBdr>
-              <w:spacing w:after="100" w:before="100" w:line="240"/>
-              <w:ind w:left="100" w:right="100" w:firstLine="0" w:firstLineChars="0"/>
-              <w:rPr>
-                <w:rFonts w:ascii="Times New Roman" w:hAnsi="Times New Roman" w:eastAsia="Times New Roman" w:cs="Times New Roman"/>
-                <w:i w:val="false"/>
-                <w:b w:val="false"/>
-                <w:u w:val="none"/>
-                <w:strike w:val="false"/>
-                <w:sz w:val="18"/>
-                <w:szCs w:val="18"/>
-                <w:color w:val="000000"/>
-              </w:rPr>
-            </w:pPr>
-            <w:r>
-              <w:rPr>
-                <w:rFonts w:ascii="Times New Roman" w:hAnsi="Times New Roman" w:eastAsia="Times New Roman" w:cs="Times New Roman"/>
-                <w:i w:val="false"/>
-                <w:b w:val="false"/>
-                <w:u w:val="none"/>
-                <w:strike w:val="false"/>
-                <w:sz w:val="18"/>
-                <w:szCs w:val="18"/>
-                <w:color w:val="000000"/>
-              </w:rPr>
-              <w:t xml:space="preserve">0.045</w:t>
             </w:r>
           </w:p>
         </w:tc>
@@ -10835,61 +10835,6 @@
                 <w:szCs w:val="18"/>
                 <w:color w:val="000000"/>
               </w:rPr>
-              <w:t xml:space="preserve">Age (per 10 years)</w:t>
-            </w:r>
-          </w:p>
-        </w:tc>
-        <w:tc>
-          <w:tcPr>
-            <w:tcBorders>
-              <w:bottom w:val="none" w:sz="0" w:space="0" w:color="000000"/>
-              <w:top w:val="none" w:sz="0" w:space="0" w:color="000000"/>
-              <w:left w:val="none" w:sz="0" w:space="0" w:color="000000"/>
-              <w:right w:val="none" w:sz="0" w:space="0" w:color="000000"/>
-            </w:tcBorders>
-            <w:shd w:val="clear" w:color="auto" w:fill="FFFFFF"/>
-            <w:tcMar>
-              <w:top w:w="0" w:type="dxa"/>
-              <w:bottom w:w="0" w:type="dxa"/>
-              <w:left w:w="0" w:type="dxa"/>
-              <w:right w:w="0" w:type="dxa"/>
-            </w:tcMar>
-            <w:vAlign w:val="center"/>
-          </w:tcPr>
-          <w:p>
-            <w:pPr>
-              <w:pStyle w:val="Normal"/>
-              <w:jc w:val="left"/>
-              <w:pBdr>
-                <w:bottom w:val="none" w:sz="0" w:space="0" w:color="000000"/>
-                <w:top w:val="none" w:sz="0" w:space="0" w:color="000000"/>
-                <w:left w:val="none" w:sz="0" w:space="0" w:color="000000"/>
-                <w:right w:val="none" w:sz="0" w:space="0" w:color="000000"/>
-              </w:pBdr>
-              <w:spacing w:after="100" w:before="100" w:line="240"/>
-              <w:ind w:left="100" w:right="100" w:firstLine="0" w:firstLineChars="0"/>
-              <w:rPr>
-                <w:rFonts w:ascii="Times New Roman" w:hAnsi="Times New Roman" w:eastAsia="Times New Roman" w:cs="Times New Roman"/>
-                <w:i w:val="false"/>
-                <w:b w:val="false"/>
-                <w:u w:val="none"/>
-                <w:strike w:val="false"/>
-                <w:sz w:val="18"/>
-                <w:szCs w:val="18"/>
-                <w:color w:val="000000"/>
-              </w:rPr>
-            </w:pPr>
-            <w:r>
-              <w:rPr>
-                <w:rFonts w:ascii="Times New Roman" w:hAnsi="Times New Roman" w:eastAsia="Times New Roman" w:cs="Times New Roman"/>
-                <w:i w:val="false"/>
-                <w:b w:val="false"/>
-                <w:u w:val="none"/>
-                <w:strike w:val="false"/>
-                <w:sz w:val="18"/>
-                <w:szCs w:val="18"/>
-                <w:color w:val="000000"/>
-              </w:rPr>
               <w:t xml:space="preserve"/>
             </w:r>
           </w:p>
@@ -10914,6 +10859,61 @@
           <w:p>
             <w:pPr>
               <w:pStyle w:val="Normal"/>
+              <w:jc w:val="left"/>
+              <w:pBdr>
+                <w:bottom w:val="none" w:sz="0" w:space="0" w:color="000000"/>
+                <w:top w:val="none" w:sz="0" w:space="0" w:color="000000"/>
+                <w:left w:val="none" w:sz="0" w:space="0" w:color="000000"/>
+                <w:right w:val="none" w:sz="0" w:space="0" w:color="000000"/>
+              </w:pBdr>
+              <w:spacing w:after="100" w:before="100" w:line="240"/>
+              <w:ind w:left="100" w:right="100" w:firstLine="0" w:firstLineChars="0"/>
+              <w:rPr>
+                <w:rFonts w:ascii="Times New Roman" w:hAnsi="Times New Roman" w:eastAsia="Times New Roman" w:cs="Times New Roman"/>
+                <w:i w:val="false"/>
+                <w:b w:val="false"/>
+                <w:u w:val="none"/>
+                <w:strike w:val="false"/>
+                <w:sz w:val="18"/>
+                <w:szCs w:val="18"/>
+                <w:color w:val="000000"/>
+              </w:rPr>
+            </w:pPr>
+            <w:r>
+              <w:rPr>
+                <w:rFonts w:ascii="Times New Roman" w:hAnsi="Times New Roman" w:eastAsia="Times New Roman" w:cs="Times New Roman"/>
+                <w:i w:val="false"/>
+                <w:b w:val="false"/>
+                <w:u w:val="none"/>
+                <w:strike w:val="false"/>
+                <w:sz w:val="18"/>
+                <w:szCs w:val="18"/>
+                <w:color w:val="000000"/>
+              </w:rPr>
+              <w:t xml:space="preserve">III–IV</w:t>
+            </w:r>
+          </w:p>
+        </w:tc>
+        <w:tc>
+          <w:tcPr>
+            <w:tcBorders>
+              <w:bottom w:val="none" w:sz="0" w:space="0" w:color="000000"/>
+              <w:top w:val="none" w:sz="0" w:space="0" w:color="000000"/>
+              <w:left w:val="none" w:sz="0" w:space="0" w:color="000000"/>
+              <w:right w:val="none" w:sz="0" w:space="0" w:color="000000"/>
+            </w:tcBorders>
+            <w:shd w:val="clear" w:color="auto" w:fill="FFFFFF"/>
+            <w:tcMar>
+              <w:top w:w="0" w:type="dxa"/>
+              <w:bottom w:w="0" w:type="dxa"/>
+              <w:left w:w="0" w:type="dxa"/>
+              <w:right w:w="0" w:type="dxa"/>
+            </w:tcMar>
+            <w:vAlign w:val="center"/>
+          </w:tcPr>
+          <w:p>
+            <w:pPr>
+              <w:pStyle w:val="Normal"/>
               <w:jc w:val="right"/>
               <w:pBdr>
                 <w:bottom w:val="none" w:sz="0" w:space="0" w:color="000000"/>
@@ -10945,7 +10945,7 @@
                 <w:szCs w:val="18"/>
                 <w:color w:val="000000"/>
               </w:rPr>
-              <w:t xml:space="preserve">511</w:t>
+              <w:t xml:space="preserve">259</w:t>
             </w:r>
           </w:p>
         </w:tc>
@@ -11000,62 +11000,62 @@
                 <w:szCs w:val="18"/>
                 <w:color w:val="000000"/>
               </w:rPr>
-              <w:t xml:space="preserve">175</w:t>
-            </w:r>
-          </w:p>
-        </w:tc>
-        <w:tc>
-          <w:tcPr>
-            <w:tcBorders>
-              <w:bottom w:val="none" w:sz="0" w:space="0" w:color="000000"/>
-              <w:top w:val="none" w:sz="0" w:space="0" w:color="000000"/>
-              <w:left w:val="none" w:sz="0" w:space="0" w:color="000000"/>
-              <w:right w:val="none" w:sz="0" w:space="0" w:color="000000"/>
-            </w:tcBorders>
-            <w:shd w:val="clear" w:color="auto" w:fill="FFFFFF"/>
-            <w:tcMar>
-              <w:top w:w="0" w:type="dxa"/>
-              <w:bottom w:w="0" w:type="dxa"/>
-              <w:left w:w="0" w:type="dxa"/>
-              <w:right w:w="0" w:type="dxa"/>
-            </w:tcMar>
-            <w:vAlign w:val="center"/>
-          </w:tcPr>
-          <w:p>
-            <w:pPr>
-              <w:pStyle w:val="Normal"/>
-              <w:jc w:val="left"/>
-              <w:pBdr>
-                <w:bottom w:val="none" w:sz="0" w:space="0" w:color="000000"/>
-                <w:top w:val="none" w:sz="0" w:space="0" w:color="000000"/>
-                <w:left w:val="none" w:sz="0" w:space="0" w:color="000000"/>
-                <w:right w:val="none" w:sz="0" w:space="0" w:color="000000"/>
-              </w:pBdr>
-              <w:spacing w:after="100" w:before="100" w:line="240"/>
-              <w:ind w:left="100" w:right="100" w:firstLine="0" w:firstLineChars="0"/>
-              <w:rPr>
-                <w:rFonts w:ascii="Times New Roman" w:hAnsi="Times New Roman" w:eastAsia="Times New Roman" w:cs="Times New Roman"/>
-                <w:i w:val="false"/>
-                <w:b w:val="false"/>
-                <w:u w:val="none"/>
-                <w:strike w:val="false"/>
-                <w:sz w:val="18"/>
-                <w:szCs w:val="18"/>
-                <w:color w:val="000000"/>
-              </w:rPr>
-            </w:pPr>
-            <w:r>
-              <w:rPr>
-                <w:rFonts w:ascii="Times New Roman" w:hAnsi="Times New Roman" w:eastAsia="Times New Roman" w:cs="Times New Roman"/>
-                <w:i w:val="false"/>
-                <w:b w:val="false"/>
-                <w:u w:val="none"/>
-                <w:strike w:val="false"/>
-                <w:sz w:val="18"/>
-                <w:szCs w:val="18"/>
-                <w:color w:val="000000"/>
-              </w:rPr>
-              <w:t xml:space="preserve">1.40 (1.23–1.59)</w:t>
+              <w:t xml:space="preserve">106</w:t>
+            </w:r>
+          </w:p>
+        </w:tc>
+        <w:tc>
+          <w:tcPr>
+            <w:tcBorders>
+              <w:bottom w:val="none" w:sz="0" w:space="0" w:color="000000"/>
+              <w:top w:val="none" w:sz="0" w:space="0" w:color="000000"/>
+              <w:left w:val="none" w:sz="0" w:space="0" w:color="000000"/>
+              <w:right w:val="none" w:sz="0" w:space="0" w:color="000000"/>
+            </w:tcBorders>
+            <w:shd w:val="clear" w:color="auto" w:fill="FFFFFF"/>
+            <w:tcMar>
+              <w:top w:w="0" w:type="dxa"/>
+              <w:bottom w:w="0" w:type="dxa"/>
+              <w:left w:w="0" w:type="dxa"/>
+              <w:right w:w="0" w:type="dxa"/>
+            </w:tcMar>
+            <w:vAlign w:val="center"/>
+          </w:tcPr>
+          <w:p>
+            <w:pPr>
+              <w:pStyle w:val="Normal"/>
+              <w:jc w:val="left"/>
+              <w:pBdr>
+                <w:bottom w:val="none" w:sz="0" w:space="0" w:color="000000"/>
+                <w:top w:val="none" w:sz="0" w:space="0" w:color="000000"/>
+                <w:left w:val="none" w:sz="0" w:space="0" w:color="000000"/>
+                <w:right w:val="none" w:sz="0" w:space="0" w:color="000000"/>
+              </w:pBdr>
+              <w:spacing w:after="100" w:before="100" w:line="240"/>
+              <w:ind w:left="100" w:right="100" w:firstLine="0" w:firstLineChars="0"/>
+              <w:rPr>
+                <w:rFonts w:ascii="Times New Roman" w:hAnsi="Times New Roman" w:eastAsia="Times New Roman" w:cs="Times New Roman"/>
+                <w:i w:val="false"/>
+                <w:b w:val="false"/>
+                <w:u w:val="none"/>
+                <w:strike w:val="false"/>
+                <w:sz w:val="18"/>
+                <w:szCs w:val="18"/>
+                <w:color w:val="000000"/>
+              </w:rPr>
+            </w:pPr>
+            <w:r>
+              <w:rPr>
+                <w:rFonts w:ascii="Times New Roman" w:hAnsi="Times New Roman" w:eastAsia="Times New Roman" w:cs="Times New Roman"/>
+                <w:i w:val="false"/>
+                <w:b w:val="false"/>
+                <w:u w:val="none"/>
+                <w:strike w:val="false"/>
+                <w:sz w:val="18"/>
+                <w:szCs w:val="18"/>
+                <w:color w:val="000000"/>
+              </w:rPr>
+              <w:t xml:space="preserve">1.84 (1.35–2.49)</w:t>
             </w:r>
           </w:p>
         </w:tc>
@@ -11280,2676 +11280,6 @@
                 <w:szCs w:val="18"/>
                 <w:color w:val="000000"/>
               </w:rPr>
-              <w:t xml:space="preserve">Sex</w:t>
-            </w:r>
-          </w:p>
-        </w:tc>
-        <w:tc>
-          <w:tcPr>
-            <w:tcBorders>
-              <w:bottom w:val="none" w:sz="0" w:space="0" w:color="000000"/>
-              <w:top w:val="none" w:sz="0" w:space="0" w:color="000000"/>
-              <w:left w:val="none" w:sz="0" w:space="0" w:color="000000"/>
-              <w:right w:val="none" w:sz="0" w:space="0" w:color="000000"/>
-            </w:tcBorders>
-            <w:shd w:val="clear" w:color="auto" w:fill="FFFFFF"/>
-            <w:tcMar>
-              <w:top w:w="0" w:type="dxa"/>
-              <w:bottom w:w="0" w:type="dxa"/>
-              <w:left w:w="0" w:type="dxa"/>
-              <w:right w:w="0" w:type="dxa"/>
-            </w:tcMar>
-            <w:vAlign w:val="center"/>
-          </w:tcPr>
-          <w:p>
-            <w:pPr>
-              <w:pStyle w:val="Normal"/>
-              <w:jc w:val="left"/>
-              <w:pBdr>
-                <w:bottom w:val="none" w:sz="0" w:space="0" w:color="000000"/>
-                <w:top w:val="none" w:sz="0" w:space="0" w:color="000000"/>
-                <w:left w:val="none" w:sz="0" w:space="0" w:color="000000"/>
-                <w:right w:val="none" w:sz="0" w:space="0" w:color="000000"/>
-              </w:pBdr>
-              <w:spacing w:after="100" w:before="100" w:line="240"/>
-              <w:ind w:left="100" w:right="100" w:firstLine="0" w:firstLineChars="0"/>
-              <w:rPr>
-                <w:rFonts w:ascii="Times New Roman" w:hAnsi="Times New Roman" w:eastAsia="Times New Roman" w:cs="Times New Roman"/>
-                <w:i w:val="false"/>
-                <w:b w:val="false"/>
-                <w:u w:val="none"/>
-                <w:strike w:val="false"/>
-                <w:sz w:val="18"/>
-                <w:szCs w:val="18"/>
-                <w:color w:val="000000"/>
-              </w:rPr>
-            </w:pPr>
-            <w:r>
-              <w:rPr>
-                <w:rFonts w:ascii="Times New Roman" w:hAnsi="Times New Roman" w:eastAsia="Times New Roman" w:cs="Times New Roman"/>
-                <w:i w:val="false"/>
-                <w:b w:val="false"/>
-                <w:u w:val="none"/>
-                <w:strike w:val="false"/>
-                <w:sz w:val="18"/>
-                <w:szCs w:val="18"/>
-                <w:color w:val="000000"/>
-              </w:rPr>
-              <w:t xml:space="preserve">Male (ref)</w:t>
-            </w:r>
-          </w:p>
-        </w:tc>
-        <w:tc>
-          <w:tcPr>
-            <w:tcBorders>
-              <w:bottom w:val="none" w:sz="0" w:space="0" w:color="000000"/>
-              <w:top w:val="none" w:sz="0" w:space="0" w:color="000000"/>
-              <w:left w:val="none" w:sz="0" w:space="0" w:color="000000"/>
-              <w:right w:val="none" w:sz="0" w:space="0" w:color="000000"/>
-            </w:tcBorders>
-            <w:shd w:val="clear" w:color="auto" w:fill="FFFFFF"/>
-            <w:tcMar>
-              <w:top w:w="0" w:type="dxa"/>
-              <w:bottom w:w="0" w:type="dxa"/>
-              <w:left w:w="0" w:type="dxa"/>
-              <w:right w:w="0" w:type="dxa"/>
-            </w:tcMar>
-            <w:vAlign w:val="center"/>
-          </w:tcPr>
-          <w:p>
-            <w:pPr>
-              <w:pStyle w:val="Normal"/>
-              <w:jc w:val="right"/>
-              <w:pBdr>
-                <w:bottom w:val="none" w:sz="0" w:space="0" w:color="000000"/>
-                <w:top w:val="none" w:sz="0" w:space="0" w:color="000000"/>
-                <w:left w:val="none" w:sz="0" w:space="0" w:color="000000"/>
-                <w:right w:val="none" w:sz="0" w:space="0" w:color="000000"/>
-              </w:pBdr>
-              <w:spacing w:after="100" w:before="100" w:line="240"/>
-              <w:ind w:left="100" w:right="100" w:firstLine="0" w:firstLineChars="0"/>
-              <w:rPr>
-                <w:rFonts w:ascii="Times New Roman" w:hAnsi="Times New Roman" w:eastAsia="Times New Roman" w:cs="Times New Roman"/>
-                <w:i w:val="false"/>
-                <w:b w:val="false"/>
-                <w:u w:val="none"/>
-                <w:strike w:val="false"/>
-                <w:sz w:val="18"/>
-                <w:szCs w:val="18"/>
-                <w:color w:val="000000"/>
-              </w:rPr>
-            </w:pPr>
-            <w:r>
-              <w:rPr>
-                <w:rFonts w:ascii="Times New Roman" w:hAnsi="Times New Roman" w:eastAsia="Times New Roman" w:cs="Times New Roman"/>
-                <w:i w:val="false"/>
-                <w:b w:val="false"/>
-                <w:u w:val="none"/>
-                <w:strike w:val="false"/>
-                <w:sz w:val="18"/>
-                <w:szCs w:val="18"/>
-                <w:color w:val="000000"/>
-              </w:rPr>
-              <w:t xml:space="preserve">284</w:t>
-            </w:r>
-          </w:p>
-        </w:tc>
-        <w:tc>
-          <w:tcPr>
-            <w:tcBorders>
-              <w:bottom w:val="none" w:sz="0" w:space="0" w:color="000000"/>
-              <w:top w:val="none" w:sz="0" w:space="0" w:color="000000"/>
-              <w:left w:val="none" w:sz="0" w:space="0" w:color="000000"/>
-              <w:right w:val="none" w:sz="0" w:space="0" w:color="000000"/>
-            </w:tcBorders>
-            <w:shd w:val="clear" w:color="auto" w:fill="FFFFFF"/>
-            <w:tcMar>
-              <w:top w:w="0" w:type="dxa"/>
-              <w:bottom w:w="0" w:type="dxa"/>
-              <w:left w:w="0" w:type="dxa"/>
-              <w:right w:w="0" w:type="dxa"/>
-            </w:tcMar>
-            <w:vAlign w:val="center"/>
-          </w:tcPr>
-          <w:p>
-            <w:pPr>
-              <w:pStyle w:val="Normal"/>
-              <w:jc w:val="right"/>
-              <w:pBdr>
-                <w:bottom w:val="none" w:sz="0" w:space="0" w:color="000000"/>
-                <w:top w:val="none" w:sz="0" w:space="0" w:color="000000"/>
-                <w:left w:val="none" w:sz="0" w:space="0" w:color="000000"/>
-                <w:right w:val="none" w:sz="0" w:space="0" w:color="000000"/>
-              </w:pBdr>
-              <w:spacing w:after="100" w:before="100" w:line="240"/>
-              <w:ind w:left="100" w:right="100" w:firstLine="0" w:firstLineChars="0"/>
-              <w:rPr>
-                <w:rFonts w:ascii="Times New Roman" w:hAnsi="Times New Roman" w:eastAsia="Times New Roman" w:cs="Times New Roman"/>
-                <w:i w:val="false"/>
-                <w:b w:val="false"/>
-                <w:u w:val="none"/>
-                <w:strike w:val="false"/>
-                <w:sz w:val="18"/>
-                <w:szCs w:val="18"/>
-                <w:color w:val="000000"/>
-              </w:rPr>
-            </w:pPr>
-            <w:r>
-              <w:rPr>
-                <w:rFonts w:ascii="Times New Roman" w:hAnsi="Times New Roman" w:eastAsia="Times New Roman" w:cs="Times New Roman"/>
-                <w:i w:val="false"/>
-                <w:b w:val="false"/>
-                <w:u w:val="none"/>
-                <w:strike w:val="false"/>
-                <w:sz w:val="18"/>
-                <w:szCs w:val="18"/>
-                <w:color w:val="000000"/>
-              </w:rPr>
-              <w:t xml:space="preserve">105</w:t>
-            </w:r>
-          </w:p>
-        </w:tc>
-        <w:tc>
-          <w:tcPr>
-            <w:tcBorders>
-              <w:bottom w:val="none" w:sz="0" w:space="0" w:color="000000"/>
-              <w:top w:val="none" w:sz="0" w:space="0" w:color="000000"/>
-              <w:left w:val="none" w:sz="0" w:space="0" w:color="000000"/>
-              <w:right w:val="none" w:sz="0" w:space="0" w:color="000000"/>
-            </w:tcBorders>
-            <w:shd w:val="clear" w:color="auto" w:fill="FFFFFF"/>
-            <w:tcMar>
-              <w:top w:w="0" w:type="dxa"/>
-              <w:bottom w:w="0" w:type="dxa"/>
-              <w:left w:w="0" w:type="dxa"/>
-              <w:right w:w="0" w:type="dxa"/>
-            </w:tcMar>
-            <w:vAlign w:val="center"/>
-          </w:tcPr>
-          <w:p>
-            <w:pPr>
-              <w:pStyle w:val="Normal"/>
-              <w:jc w:val="left"/>
-              <w:pBdr>
-                <w:bottom w:val="none" w:sz="0" w:space="0" w:color="000000"/>
-                <w:top w:val="none" w:sz="0" w:space="0" w:color="000000"/>
-                <w:left w:val="none" w:sz="0" w:space="0" w:color="000000"/>
-                <w:right w:val="none" w:sz="0" w:space="0" w:color="000000"/>
-              </w:pBdr>
-              <w:spacing w:after="100" w:before="100" w:line="240"/>
-              <w:ind w:left="100" w:right="100" w:firstLine="0" w:firstLineChars="0"/>
-              <w:rPr>
-                <w:rFonts w:ascii="Times New Roman" w:hAnsi="Times New Roman" w:eastAsia="Times New Roman" w:cs="Times New Roman"/>
-                <w:i w:val="false"/>
-                <w:b w:val="false"/>
-                <w:u w:val="none"/>
-                <w:strike w:val="false"/>
-                <w:sz w:val="18"/>
-                <w:szCs w:val="18"/>
-                <w:color w:val="000000"/>
-              </w:rPr>
-            </w:pPr>
-            <w:r>
-              <w:rPr>
-                <w:rFonts w:ascii="Times New Roman" w:hAnsi="Times New Roman" w:eastAsia="Times New Roman" w:cs="Times New Roman"/>
-                <w:i w:val="false"/>
-                <w:b w:val="false"/>
-                <w:u w:val="none"/>
-                <w:strike w:val="false"/>
-                <w:sz w:val="18"/>
-                <w:szCs w:val="18"/>
-                <w:color w:val="000000"/>
-              </w:rPr>
-              <w:t xml:space="preserve">Reference</w:t>
-            </w:r>
-          </w:p>
-        </w:tc>
-        <w:tc>
-          <w:tcPr>
-            <w:tcBorders>
-              <w:bottom w:val="none" w:sz="0" w:space="0" w:color="000000"/>
-              <w:top w:val="none" w:sz="0" w:space="0" w:color="000000"/>
-              <w:left w:val="none" w:sz="0" w:space="0" w:color="000000"/>
-              <w:right w:val="none" w:sz="0" w:space="0" w:color="000000"/>
-            </w:tcBorders>
-            <w:shd w:val="clear" w:color="auto" w:fill="FFFFFF"/>
-            <w:tcMar>
-              <w:top w:w="0" w:type="dxa"/>
-              <w:bottom w:w="0" w:type="dxa"/>
-              <w:left w:w="0" w:type="dxa"/>
-              <w:right w:w="0" w:type="dxa"/>
-            </w:tcMar>
-            <w:vAlign w:val="center"/>
-          </w:tcPr>
-          <w:p>
-            <w:pPr>
-              <w:pStyle w:val="Normal"/>
-              <w:jc w:val="left"/>
-              <w:pBdr>
-                <w:bottom w:val="none" w:sz="0" w:space="0" w:color="000000"/>
-                <w:top w:val="none" w:sz="0" w:space="0" w:color="000000"/>
-                <w:left w:val="none" w:sz="0" w:space="0" w:color="000000"/>
-                <w:right w:val="none" w:sz="0" w:space="0" w:color="000000"/>
-              </w:pBdr>
-              <w:spacing w:after="100" w:before="100" w:line="240"/>
-              <w:ind w:left="100" w:right="100" w:firstLine="0" w:firstLineChars="0"/>
-              <w:rPr>
-                <w:rFonts w:ascii="Times New Roman" w:hAnsi="Times New Roman" w:eastAsia="Times New Roman" w:cs="Times New Roman"/>
-                <w:i w:val="false"/>
-                <w:b w:val="false"/>
-                <w:u w:val="none"/>
-                <w:strike w:val="false"/>
-                <w:sz w:val="18"/>
-                <w:szCs w:val="18"/>
-                <w:color w:val="000000"/>
-              </w:rPr>
-            </w:pPr>
-            <w:r>
-              <w:rPr>
-                <w:rFonts w:ascii="Times New Roman" w:hAnsi="Times New Roman" w:eastAsia="Times New Roman" w:cs="Times New Roman"/>
-                <w:i w:val="false"/>
-                <w:b w:val="false"/>
-                <w:u w:val="none"/>
-                <w:strike w:val="false"/>
-                <w:sz w:val="18"/>
-                <w:szCs w:val="18"/>
-                <w:color w:val="000000"/>
-              </w:rPr>
-              <w:t xml:space="preserve"/>
-            </w:r>
-          </w:p>
-        </w:tc>
-        <w:tc>
-          <w:tcPr>
-            <w:tcBorders>
-              <w:bottom w:val="none" w:sz="0" w:space="0" w:color="000000"/>
-              <w:top w:val="none" w:sz="0" w:space="0" w:color="000000"/>
-              <w:left w:val="none" w:sz="0" w:space="0" w:color="000000"/>
-              <w:right w:val="none" w:sz="0" w:space="0" w:color="000000"/>
-            </w:tcBorders>
-            <w:shd w:val="clear" w:color="auto" w:fill="FFFFFF"/>
-            <w:tcMar>
-              <w:top w:w="0" w:type="dxa"/>
-              <w:bottom w:w="0" w:type="dxa"/>
-              <w:left w:w="0" w:type="dxa"/>
-              <w:right w:w="0" w:type="dxa"/>
-            </w:tcMar>
-            <w:vAlign w:val="center"/>
-          </w:tcPr>
-          <w:p>
-            <w:pPr>
-              <w:pStyle w:val="Normal"/>
-              <w:jc w:val="left"/>
-              <w:pBdr>
-                <w:bottom w:val="none" w:sz="0" w:space="0" w:color="000000"/>
-                <w:top w:val="none" w:sz="0" w:space="0" w:color="000000"/>
-                <w:left w:val="none" w:sz="0" w:space="0" w:color="000000"/>
-                <w:right w:val="none" w:sz="0" w:space="0" w:color="000000"/>
-              </w:pBdr>
-              <w:spacing w:after="100" w:before="100" w:line="240"/>
-              <w:ind w:left="100" w:right="100" w:firstLine="0" w:firstLineChars="0"/>
-              <w:rPr>
-                <w:rFonts w:ascii="Times New Roman" w:hAnsi="Times New Roman" w:eastAsia="Times New Roman" w:cs="Times New Roman"/>
-                <w:i w:val="false"/>
-                <w:b w:val="false"/>
-                <w:u w:val="none"/>
-                <w:strike w:val="false"/>
-                <w:sz w:val="18"/>
-                <w:szCs w:val="18"/>
-                <w:color w:val="000000"/>
-              </w:rPr>
-            </w:pPr>
-            <w:r>
-              <w:rPr>
-                <w:rFonts w:ascii="Times New Roman" w:hAnsi="Times New Roman" w:eastAsia="Times New Roman" w:cs="Times New Roman"/>
-                <w:i w:val="false"/>
-                <w:b w:val="false"/>
-                <w:u w:val="none"/>
-                <w:strike w:val="false"/>
-                <w:sz w:val="18"/>
-                <w:szCs w:val="18"/>
-                <w:color w:val="000000"/>
-              </w:rPr>
-              <w:t xml:space="preserve"/>
-            </w:r>
-          </w:p>
-        </w:tc>
-      </w:tr>
-      <w:tr>
-        <w:trPr>
-          <w:trHeight w:val="560" w:hRule="auto"/>
-        </w:trPr>
-        <w:tc>
-          <w:tcPr>
-            <w:tcBorders>
-              <w:bottom w:val="none" w:sz="0" w:space="0" w:color="000000"/>
-              <w:top w:val="none" w:sz="0" w:space="0" w:color="000000"/>
-              <w:left w:val="none" w:sz="0" w:space="0" w:color="000000"/>
-              <w:right w:val="none" w:sz="0" w:space="0" w:color="000000"/>
-            </w:tcBorders>
-            <w:shd w:val="clear" w:color="auto" w:fill="FFFFFF"/>
-            <w:tcMar>
-              <w:top w:w="0" w:type="dxa"/>
-              <w:bottom w:w="0" w:type="dxa"/>
-              <w:left w:w="0" w:type="dxa"/>
-              <w:right w:w="0" w:type="dxa"/>
-            </w:tcMar>
-            <w:vAlign w:val="center"/>
-          </w:tcPr>
-          <w:p>
-            <w:pPr>
-              <w:pStyle w:val="Normal"/>
-              <w:jc w:val="left"/>
-              <w:pBdr>
-                <w:bottom w:val="none" w:sz="0" w:space="0" w:color="000000"/>
-                <w:top w:val="none" w:sz="0" w:space="0" w:color="000000"/>
-                <w:left w:val="none" w:sz="0" w:space="0" w:color="000000"/>
-                <w:right w:val="none" w:sz="0" w:space="0" w:color="000000"/>
-              </w:pBdr>
-              <w:spacing w:after="100" w:before="100" w:line="240"/>
-              <w:ind w:left="100" w:right="100" w:firstLine="0" w:firstLineChars="0"/>
-              <w:rPr>
-                <w:rFonts w:ascii="Times New Roman" w:hAnsi="Times New Roman" w:eastAsia="Times New Roman" w:cs="Times New Roman"/>
-                <w:i w:val="false"/>
-                <w:b w:val="false"/>
-                <w:u w:val="none"/>
-                <w:strike w:val="false"/>
-                <w:sz w:val="18"/>
-                <w:szCs w:val="18"/>
-                <w:color w:val="000000"/>
-              </w:rPr>
-            </w:pPr>
-            <w:r>
-              <w:rPr>
-                <w:rFonts w:ascii="Times New Roman" w:hAnsi="Times New Roman" w:eastAsia="Times New Roman" w:cs="Times New Roman"/>
-                <w:i w:val="false"/>
-                <w:b w:val="false"/>
-                <w:u w:val="none"/>
-                <w:strike w:val="false"/>
-                <w:sz w:val="18"/>
-                <w:szCs w:val="18"/>
-                <w:color w:val="000000"/>
-              </w:rPr>
-              <w:t xml:space="preserve">Multivariable + MMR status</w:t>
-            </w:r>
-          </w:p>
-        </w:tc>
-        <w:tc>
-          <w:tcPr>
-            <w:tcBorders>
-              <w:bottom w:val="none" w:sz="0" w:space="0" w:color="000000"/>
-              <w:top w:val="none" w:sz="0" w:space="0" w:color="000000"/>
-              <w:left w:val="none" w:sz="0" w:space="0" w:color="000000"/>
-              <w:right w:val="none" w:sz="0" w:space="0" w:color="000000"/>
-            </w:tcBorders>
-            <w:shd w:val="clear" w:color="auto" w:fill="FFFFFF"/>
-            <w:tcMar>
-              <w:top w:w="0" w:type="dxa"/>
-              <w:bottom w:w="0" w:type="dxa"/>
-              <w:left w:w="0" w:type="dxa"/>
-              <w:right w:w="0" w:type="dxa"/>
-            </w:tcMar>
-            <w:vAlign w:val="center"/>
-          </w:tcPr>
-          <w:p>
-            <w:pPr>
-              <w:pStyle w:val="Normal"/>
-              <w:jc w:val="left"/>
-              <w:pBdr>
-                <w:bottom w:val="none" w:sz="0" w:space="0" w:color="000000"/>
-                <w:top w:val="none" w:sz="0" w:space="0" w:color="000000"/>
-                <w:left w:val="none" w:sz="0" w:space="0" w:color="000000"/>
-                <w:right w:val="none" w:sz="0" w:space="0" w:color="000000"/>
-              </w:pBdr>
-              <w:spacing w:after="100" w:before="100" w:line="240"/>
-              <w:ind w:left="100" w:right="100" w:firstLine="0" w:firstLineChars="0"/>
-              <w:rPr>
-                <w:rFonts w:ascii="Times New Roman" w:hAnsi="Times New Roman" w:eastAsia="Times New Roman" w:cs="Times New Roman"/>
-                <w:i w:val="false"/>
-                <w:b w:val="false"/>
-                <w:u w:val="none"/>
-                <w:strike w:val="false"/>
-                <w:sz w:val="18"/>
-                <w:szCs w:val="18"/>
-                <w:color w:val="000000"/>
-              </w:rPr>
-            </w:pPr>
-            <w:r>
-              <w:rPr>
-                <w:rFonts w:ascii="Times New Roman" w:hAnsi="Times New Roman" w:eastAsia="Times New Roman" w:cs="Times New Roman"/>
-                <w:i w:val="false"/>
-                <w:b w:val="false"/>
-                <w:u w:val="none"/>
-                <w:strike w:val="false"/>
-                <w:sz w:val="18"/>
-                <w:szCs w:val="18"/>
-                <w:color w:val="000000"/>
-              </w:rPr>
-              <w:t xml:space="preserve"/>
-            </w:r>
-          </w:p>
-        </w:tc>
-        <w:tc>
-          <w:tcPr>
-            <w:tcBorders>
-              <w:bottom w:val="none" w:sz="0" w:space="0" w:color="000000"/>
-              <w:top w:val="none" w:sz="0" w:space="0" w:color="000000"/>
-              <w:left w:val="none" w:sz="0" w:space="0" w:color="000000"/>
-              <w:right w:val="none" w:sz="0" w:space="0" w:color="000000"/>
-            </w:tcBorders>
-            <w:shd w:val="clear" w:color="auto" w:fill="FFFFFF"/>
-            <w:tcMar>
-              <w:top w:w="0" w:type="dxa"/>
-              <w:bottom w:w="0" w:type="dxa"/>
-              <w:left w:w="0" w:type="dxa"/>
-              <w:right w:w="0" w:type="dxa"/>
-            </w:tcMar>
-            <w:vAlign w:val="center"/>
-          </w:tcPr>
-          <w:p>
-            <w:pPr>
-              <w:pStyle w:val="Normal"/>
-              <w:jc w:val="left"/>
-              <w:pBdr>
-                <w:bottom w:val="none" w:sz="0" w:space="0" w:color="000000"/>
-                <w:top w:val="none" w:sz="0" w:space="0" w:color="000000"/>
-                <w:left w:val="none" w:sz="0" w:space="0" w:color="000000"/>
-                <w:right w:val="none" w:sz="0" w:space="0" w:color="000000"/>
-              </w:pBdr>
-              <w:spacing w:after="100" w:before="100" w:line="240"/>
-              <w:ind w:left="100" w:right="100" w:firstLine="0" w:firstLineChars="0"/>
-              <w:rPr>
-                <w:rFonts w:ascii="Times New Roman" w:hAnsi="Times New Roman" w:eastAsia="Times New Roman" w:cs="Times New Roman"/>
-                <w:i w:val="false"/>
-                <w:b w:val="false"/>
-                <w:u w:val="none"/>
-                <w:strike w:val="false"/>
-                <w:sz w:val="18"/>
-                <w:szCs w:val="18"/>
-                <w:color w:val="000000"/>
-              </w:rPr>
-            </w:pPr>
-            <w:r>
-              <w:rPr>
-                <w:rFonts w:ascii="Times New Roman" w:hAnsi="Times New Roman" w:eastAsia="Times New Roman" w:cs="Times New Roman"/>
-                <w:i w:val="false"/>
-                <w:b w:val="false"/>
-                <w:u w:val="none"/>
-                <w:strike w:val="false"/>
-                <w:sz w:val="18"/>
-                <w:szCs w:val="18"/>
-                <w:color w:val="000000"/>
-              </w:rPr>
-              <w:t xml:space="preserve">Female</w:t>
-            </w:r>
-          </w:p>
-        </w:tc>
-        <w:tc>
-          <w:tcPr>
-            <w:tcBorders>
-              <w:bottom w:val="none" w:sz="0" w:space="0" w:color="000000"/>
-              <w:top w:val="none" w:sz="0" w:space="0" w:color="000000"/>
-              <w:left w:val="none" w:sz="0" w:space="0" w:color="000000"/>
-              <w:right w:val="none" w:sz="0" w:space="0" w:color="000000"/>
-            </w:tcBorders>
-            <w:shd w:val="clear" w:color="auto" w:fill="FFFFFF"/>
-            <w:tcMar>
-              <w:top w:w="0" w:type="dxa"/>
-              <w:bottom w:w="0" w:type="dxa"/>
-              <w:left w:w="0" w:type="dxa"/>
-              <w:right w:w="0" w:type="dxa"/>
-            </w:tcMar>
-            <w:vAlign w:val="center"/>
-          </w:tcPr>
-          <w:p>
-            <w:pPr>
-              <w:pStyle w:val="Normal"/>
-              <w:jc w:val="right"/>
-              <w:pBdr>
-                <w:bottom w:val="none" w:sz="0" w:space="0" w:color="000000"/>
-                <w:top w:val="none" w:sz="0" w:space="0" w:color="000000"/>
-                <w:left w:val="none" w:sz="0" w:space="0" w:color="000000"/>
-                <w:right w:val="none" w:sz="0" w:space="0" w:color="000000"/>
-              </w:pBdr>
-              <w:spacing w:after="100" w:before="100" w:line="240"/>
-              <w:ind w:left="100" w:right="100" w:firstLine="0" w:firstLineChars="0"/>
-              <w:rPr>
-                <w:rFonts w:ascii="Times New Roman" w:hAnsi="Times New Roman" w:eastAsia="Times New Roman" w:cs="Times New Roman"/>
-                <w:i w:val="false"/>
-                <w:b w:val="false"/>
-                <w:u w:val="none"/>
-                <w:strike w:val="false"/>
-                <w:sz w:val="18"/>
-                <w:szCs w:val="18"/>
-                <w:color w:val="000000"/>
-              </w:rPr>
-            </w:pPr>
-            <w:r>
-              <w:rPr>
-                <w:rFonts w:ascii="Times New Roman" w:hAnsi="Times New Roman" w:eastAsia="Times New Roman" w:cs="Times New Roman"/>
-                <w:i w:val="false"/>
-                <w:b w:val="false"/>
-                <w:u w:val="none"/>
-                <w:strike w:val="false"/>
-                <w:sz w:val="18"/>
-                <w:szCs w:val="18"/>
-                <w:color w:val="000000"/>
-              </w:rPr>
-              <w:t xml:space="preserve">227</w:t>
-            </w:r>
-          </w:p>
-        </w:tc>
-        <w:tc>
-          <w:tcPr>
-            <w:tcBorders>
-              <w:bottom w:val="none" w:sz="0" w:space="0" w:color="000000"/>
-              <w:top w:val="none" w:sz="0" w:space="0" w:color="000000"/>
-              <w:left w:val="none" w:sz="0" w:space="0" w:color="000000"/>
-              <w:right w:val="none" w:sz="0" w:space="0" w:color="000000"/>
-            </w:tcBorders>
-            <w:shd w:val="clear" w:color="auto" w:fill="FFFFFF"/>
-            <w:tcMar>
-              <w:top w:w="0" w:type="dxa"/>
-              <w:bottom w:w="0" w:type="dxa"/>
-              <w:left w:w="0" w:type="dxa"/>
-              <w:right w:w="0" w:type="dxa"/>
-            </w:tcMar>
-            <w:vAlign w:val="center"/>
-          </w:tcPr>
-          <w:p>
-            <w:pPr>
-              <w:pStyle w:val="Normal"/>
-              <w:jc w:val="right"/>
-              <w:pBdr>
-                <w:bottom w:val="none" w:sz="0" w:space="0" w:color="000000"/>
-                <w:top w:val="none" w:sz="0" w:space="0" w:color="000000"/>
-                <w:left w:val="none" w:sz="0" w:space="0" w:color="000000"/>
-                <w:right w:val="none" w:sz="0" w:space="0" w:color="000000"/>
-              </w:pBdr>
-              <w:spacing w:after="100" w:before="100" w:line="240"/>
-              <w:ind w:left="100" w:right="100" w:firstLine="0" w:firstLineChars="0"/>
-              <w:rPr>
-                <w:rFonts w:ascii="Times New Roman" w:hAnsi="Times New Roman" w:eastAsia="Times New Roman" w:cs="Times New Roman"/>
-                <w:i w:val="false"/>
-                <w:b w:val="false"/>
-                <w:u w:val="none"/>
-                <w:strike w:val="false"/>
-                <w:sz w:val="18"/>
-                <w:szCs w:val="18"/>
-                <w:color w:val="000000"/>
-              </w:rPr>
-            </w:pPr>
-            <w:r>
-              <w:rPr>
-                <w:rFonts w:ascii="Times New Roman" w:hAnsi="Times New Roman" w:eastAsia="Times New Roman" w:cs="Times New Roman"/>
-                <w:i w:val="false"/>
-                <w:b w:val="false"/>
-                <w:u w:val="none"/>
-                <w:strike w:val="false"/>
-                <w:sz w:val="18"/>
-                <w:szCs w:val="18"/>
-                <w:color w:val="000000"/>
-              </w:rPr>
-              <w:t xml:space="preserve">70</w:t>
-            </w:r>
-          </w:p>
-        </w:tc>
-        <w:tc>
-          <w:tcPr>
-            <w:tcBorders>
-              <w:bottom w:val="none" w:sz="0" w:space="0" w:color="000000"/>
-              <w:top w:val="none" w:sz="0" w:space="0" w:color="000000"/>
-              <w:left w:val="none" w:sz="0" w:space="0" w:color="000000"/>
-              <w:right w:val="none" w:sz="0" w:space="0" w:color="000000"/>
-            </w:tcBorders>
-            <w:shd w:val="clear" w:color="auto" w:fill="FFFFFF"/>
-            <w:tcMar>
-              <w:top w:w="0" w:type="dxa"/>
-              <w:bottom w:w="0" w:type="dxa"/>
-              <w:left w:w="0" w:type="dxa"/>
-              <w:right w:w="0" w:type="dxa"/>
-            </w:tcMar>
-            <w:vAlign w:val="center"/>
-          </w:tcPr>
-          <w:p>
-            <w:pPr>
-              <w:pStyle w:val="Normal"/>
-              <w:jc w:val="left"/>
-              <w:pBdr>
-                <w:bottom w:val="none" w:sz="0" w:space="0" w:color="000000"/>
-                <w:top w:val="none" w:sz="0" w:space="0" w:color="000000"/>
-                <w:left w:val="none" w:sz="0" w:space="0" w:color="000000"/>
-                <w:right w:val="none" w:sz="0" w:space="0" w:color="000000"/>
-              </w:pBdr>
-              <w:spacing w:after="100" w:before="100" w:line="240"/>
-              <w:ind w:left="100" w:right="100" w:firstLine="0" w:firstLineChars="0"/>
-              <w:rPr>
-                <w:rFonts w:ascii="Times New Roman" w:hAnsi="Times New Roman" w:eastAsia="Times New Roman" w:cs="Times New Roman"/>
-                <w:i w:val="false"/>
-                <w:b w:val="false"/>
-                <w:u w:val="none"/>
-                <w:strike w:val="false"/>
-                <w:sz w:val="18"/>
-                <w:szCs w:val="18"/>
-                <w:color w:val="000000"/>
-              </w:rPr>
-            </w:pPr>
-            <w:r>
-              <w:rPr>
-                <w:rFonts w:ascii="Times New Roman" w:hAnsi="Times New Roman" w:eastAsia="Times New Roman" w:cs="Times New Roman"/>
-                <w:i w:val="false"/>
-                <w:b w:val="false"/>
-                <w:u w:val="none"/>
-                <w:strike w:val="false"/>
-                <w:sz w:val="18"/>
-                <w:szCs w:val="18"/>
-                <w:color w:val="000000"/>
-              </w:rPr>
-              <w:t xml:space="preserve">0.73 (0.54–1.00)</w:t>
-            </w:r>
-          </w:p>
-        </w:tc>
-        <w:tc>
-          <w:tcPr>
-            <w:tcBorders>
-              <w:bottom w:val="none" w:sz="0" w:space="0" w:color="000000"/>
-              <w:top w:val="none" w:sz="0" w:space="0" w:color="000000"/>
-              <w:left w:val="none" w:sz="0" w:space="0" w:color="000000"/>
-              <w:right w:val="none" w:sz="0" w:space="0" w:color="000000"/>
-            </w:tcBorders>
-            <w:shd w:val="clear" w:color="auto" w:fill="FFFFFF"/>
-            <w:tcMar>
-              <w:top w:w="0" w:type="dxa"/>
-              <w:bottom w:w="0" w:type="dxa"/>
-              <w:left w:w="0" w:type="dxa"/>
-              <w:right w:w="0" w:type="dxa"/>
-            </w:tcMar>
-            <w:vAlign w:val="center"/>
-          </w:tcPr>
-          <w:p>
-            <w:pPr>
-              <w:pStyle w:val="Normal"/>
-              <w:jc w:val="left"/>
-              <w:pBdr>
-                <w:bottom w:val="none" w:sz="0" w:space="0" w:color="000000"/>
-                <w:top w:val="none" w:sz="0" w:space="0" w:color="000000"/>
-                <w:left w:val="none" w:sz="0" w:space="0" w:color="000000"/>
-                <w:right w:val="none" w:sz="0" w:space="0" w:color="000000"/>
-              </w:pBdr>
-              <w:spacing w:after="100" w:before="100" w:line="240"/>
-              <w:ind w:left="100" w:right="100" w:firstLine="0" w:firstLineChars="0"/>
-              <w:rPr>
-                <w:rFonts w:ascii="Times New Roman" w:hAnsi="Times New Roman" w:eastAsia="Times New Roman" w:cs="Times New Roman"/>
-                <w:i w:val="false"/>
-                <w:b w:val="false"/>
-                <w:u w:val="none"/>
-                <w:strike w:val="false"/>
-                <w:sz w:val="18"/>
-                <w:szCs w:val="18"/>
-                <w:color w:val="000000"/>
-              </w:rPr>
-            </w:pPr>
-            <w:r>
-              <w:rPr>
-                <w:rFonts w:ascii="Times New Roman" w:hAnsi="Times New Roman" w:eastAsia="Times New Roman" w:cs="Times New Roman"/>
-                <w:i w:val="false"/>
-                <w:b w:val="false"/>
-                <w:u w:val="none"/>
-                <w:strike w:val="false"/>
-                <w:sz w:val="18"/>
-                <w:szCs w:val="18"/>
-                <w:color w:val="000000"/>
-              </w:rPr>
-              <w:t xml:space="preserve">0.050</w:t>
-            </w:r>
-          </w:p>
-        </w:tc>
-        <w:tc>
-          <w:tcPr>
-            <w:tcBorders>
-              <w:bottom w:val="none" w:sz="0" w:space="0" w:color="000000"/>
-              <w:top w:val="none" w:sz="0" w:space="0" w:color="000000"/>
-              <w:left w:val="none" w:sz="0" w:space="0" w:color="000000"/>
-              <w:right w:val="none" w:sz="0" w:space="0" w:color="000000"/>
-            </w:tcBorders>
-            <w:shd w:val="clear" w:color="auto" w:fill="FFFFFF"/>
-            <w:tcMar>
-              <w:top w:w="0" w:type="dxa"/>
-              <w:bottom w:w="0" w:type="dxa"/>
-              <w:left w:w="0" w:type="dxa"/>
-              <w:right w:w="0" w:type="dxa"/>
-            </w:tcMar>
-            <w:vAlign w:val="center"/>
-          </w:tcPr>
-          <w:p>
-            <w:pPr>
-              <w:pStyle w:val="Normal"/>
-              <w:jc w:val="left"/>
-              <w:pBdr>
-                <w:bottom w:val="none" w:sz="0" w:space="0" w:color="000000"/>
-                <w:top w:val="none" w:sz="0" w:space="0" w:color="000000"/>
-                <w:left w:val="none" w:sz="0" w:space="0" w:color="000000"/>
-                <w:right w:val="none" w:sz="0" w:space="0" w:color="000000"/>
-              </w:pBdr>
-              <w:spacing w:after="100" w:before="100" w:line="240"/>
-              <w:ind w:left="100" w:right="100" w:firstLine="0" w:firstLineChars="0"/>
-              <w:rPr>
-                <w:rFonts w:ascii="Times New Roman" w:hAnsi="Times New Roman" w:eastAsia="Times New Roman" w:cs="Times New Roman"/>
-                <w:i w:val="false"/>
-                <w:b w:val="false"/>
-                <w:u w:val="none"/>
-                <w:strike w:val="false"/>
-                <w:sz w:val="18"/>
-                <w:szCs w:val="18"/>
-                <w:color w:val="000000"/>
-              </w:rPr>
-            </w:pPr>
-            <w:r>
-              <w:rPr>
-                <w:rFonts w:ascii="Times New Roman" w:hAnsi="Times New Roman" w:eastAsia="Times New Roman" w:cs="Times New Roman"/>
-                <w:i w:val="false"/>
-                <w:b w:val="false"/>
-                <w:u w:val="none"/>
-                <w:strike w:val="false"/>
-                <w:sz w:val="18"/>
-                <w:szCs w:val="18"/>
-                <w:color w:val="000000"/>
-              </w:rPr>
-              <w:t xml:space="preserve"/>
-            </w:r>
-          </w:p>
-        </w:tc>
-      </w:tr>
-      <w:tr>
-        <w:trPr>
-          <w:trHeight w:val="560" w:hRule="auto"/>
-        </w:trPr>
-        <w:tc>
-          <w:tcPr>
-            <w:tcBorders>
-              <w:bottom w:val="none" w:sz="0" w:space="0" w:color="000000"/>
-              <w:top w:val="none" w:sz="0" w:space="0" w:color="000000"/>
-              <w:left w:val="none" w:sz="0" w:space="0" w:color="000000"/>
-              <w:right w:val="none" w:sz="0" w:space="0" w:color="000000"/>
-            </w:tcBorders>
-            <w:shd w:val="clear" w:color="auto" w:fill="FFFFFF"/>
-            <w:tcMar>
-              <w:top w:w="0" w:type="dxa"/>
-              <w:bottom w:w="0" w:type="dxa"/>
-              <w:left w:w="0" w:type="dxa"/>
-              <w:right w:w="0" w:type="dxa"/>
-            </w:tcMar>
-            <w:vAlign w:val="center"/>
-          </w:tcPr>
-          <w:p>
-            <w:pPr>
-              <w:pStyle w:val="Normal"/>
-              <w:jc w:val="left"/>
-              <w:pBdr>
-                <w:bottom w:val="none" w:sz="0" w:space="0" w:color="000000"/>
-                <w:top w:val="none" w:sz="0" w:space="0" w:color="000000"/>
-                <w:left w:val="none" w:sz="0" w:space="0" w:color="000000"/>
-                <w:right w:val="none" w:sz="0" w:space="0" w:color="000000"/>
-              </w:pBdr>
-              <w:spacing w:after="100" w:before="100" w:line="240"/>
-              <w:ind w:left="100" w:right="100" w:firstLine="0" w:firstLineChars="0"/>
-              <w:rPr>
-                <w:rFonts w:ascii="Times New Roman" w:hAnsi="Times New Roman" w:eastAsia="Times New Roman" w:cs="Times New Roman"/>
-                <w:i w:val="false"/>
-                <w:b w:val="false"/>
-                <w:u w:val="none"/>
-                <w:strike w:val="false"/>
-                <w:sz w:val="18"/>
-                <w:szCs w:val="18"/>
-                <w:color w:val="000000"/>
-              </w:rPr>
-            </w:pPr>
-            <w:r>
-              <w:rPr>
-                <w:rFonts w:ascii="Times New Roman" w:hAnsi="Times New Roman" w:eastAsia="Times New Roman" w:cs="Times New Roman"/>
-                <w:i w:val="false"/>
-                <w:b w:val="false"/>
-                <w:u w:val="none"/>
-                <w:strike w:val="false"/>
-                <w:sz w:val="18"/>
-                <w:szCs w:val="18"/>
-                <w:color w:val="000000"/>
-              </w:rPr>
-              <w:t xml:space="preserve">Multivariable + MMR status</w:t>
-            </w:r>
-          </w:p>
-        </w:tc>
-        <w:tc>
-          <w:tcPr>
-            <w:tcBorders>
-              <w:bottom w:val="none" w:sz="0" w:space="0" w:color="000000"/>
-              <w:top w:val="none" w:sz="0" w:space="0" w:color="000000"/>
-              <w:left w:val="none" w:sz="0" w:space="0" w:color="000000"/>
-              <w:right w:val="none" w:sz="0" w:space="0" w:color="000000"/>
-            </w:tcBorders>
-            <w:shd w:val="clear" w:color="auto" w:fill="FFFFFF"/>
-            <w:tcMar>
-              <w:top w:w="0" w:type="dxa"/>
-              <w:bottom w:w="0" w:type="dxa"/>
-              <w:left w:w="0" w:type="dxa"/>
-              <w:right w:w="0" w:type="dxa"/>
-            </w:tcMar>
-            <w:vAlign w:val="center"/>
-          </w:tcPr>
-          <w:p>
-            <w:pPr>
-              <w:pStyle w:val="Normal"/>
-              <w:jc w:val="left"/>
-              <w:pBdr>
-                <w:bottom w:val="none" w:sz="0" w:space="0" w:color="000000"/>
-                <w:top w:val="none" w:sz="0" w:space="0" w:color="000000"/>
-                <w:left w:val="none" w:sz="0" w:space="0" w:color="000000"/>
-                <w:right w:val="none" w:sz="0" w:space="0" w:color="000000"/>
-              </w:pBdr>
-              <w:spacing w:after="100" w:before="100" w:line="240"/>
-              <w:ind w:left="100" w:right="100" w:firstLine="0" w:firstLineChars="0"/>
-              <w:rPr>
-                <w:rFonts w:ascii="Times New Roman" w:hAnsi="Times New Roman" w:eastAsia="Times New Roman" w:cs="Times New Roman"/>
-                <w:i w:val="false"/>
-                <w:b w:val="false"/>
-                <w:u w:val="none"/>
-                <w:strike w:val="false"/>
-                <w:sz w:val="18"/>
-                <w:szCs w:val="18"/>
-                <w:color w:val="000000"/>
-              </w:rPr>
-            </w:pPr>
-            <w:r>
-              <w:rPr>
-                <w:rFonts w:ascii="Times New Roman" w:hAnsi="Times New Roman" w:eastAsia="Times New Roman" w:cs="Times New Roman"/>
-                <w:i w:val="false"/>
-                <w:b w:val="false"/>
-                <w:u w:val="none"/>
-                <w:strike w:val="false"/>
-                <w:sz w:val="18"/>
-                <w:szCs w:val="18"/>
-                <w:color w:val="000000"/>
-              </w:rPr>
-              <w:t xml:space="preserve">Pathologic stage</w:t>
-            </w:r>
-          </w:p>
-        </w:tc>
-        <w:tc>
-          <w:tcPr>
-            <w:tcBorders>
-              <w:bottom w:val="none" w:sz="0" w:space="0" w:color="000000"/>
-              <w:top w:val="none" w:sz="0" w:space="0" w:color="000000"/>
-              <w:left w:val="none" w:sz="0" w:space="0" w:color="000000"/>
-              <w:right w:val="none" w:sz="0" w:space="0" w:color="000000"/>
-            </w:tcBorders>
-            <w:shd w:val="clear" w:color="auto" w:fill="FFFFFF"/>
-            <w:tcMar>
-              <w:top w:w="0" w:type="dxa"/>
-              <w:bottom w:w="0" w:type="dxa"/>
-              <w:left w:w="0" w:type="dxa"/>
-              <w:right w:w="0" w:type="dxa"/>
-            </w:tcMar>
-            <w:vAlign w:val="center"/>
-          </w:tcPr>
-          <w:p>
-            <w:pPr>
-              <w:pStyle w:val="Normal"/>
-              <w:jc w:val="left"/>
-              <w:pBdr>
-                <w:bottom w:val="none" w:sz="0" w:space="0" w:color="000000"/>
-                <w:top w:val="none" w:sz="0" w:space="0" w:color="000000"/>
-                <w:left w:val="none" w:sz="0" w:space="0" w:color="000000"/>
-                <w:right w:val="none" w:sz="0" w:space="0" w:color="000000"/>
-              </w:pBdr>
-              <w:spacing w:after="100" w:before="100" w:line="240"/>
-              <w:ind w:left="100" w:right="100" w:firstLine="0" w:firstLineChars="0"/>
-              <w:rPr>
-                <w:rFonts w:ascii="Times New Roman" w:hAnsi="Times New Roman" w:eastAsia="Times New Roman" w:cs="Times New Roman"/>
-                <w:i w:val="false"/>
-                <w:b w:val="false"/>
-                <w:u w:val="none"/>
-                <w:strike w:val="false"/>
-                <w:sz w:val="18"/>
-                <w:szCs w:val="18"/>
-                <w:color w:val="000000"/>
-              </w:rPr>
-            </w:pPr>
-            <w:r>
-              <w:rPr>
-                <w:rFonts w:ascii="Times New Roman" w:hAnsi="Times New Roman" w:eastAsia="Times New Roman" w:cs="Times New Roman"/>
-                <w:i w:val="false"/>
-                <w:b w:val="false"/>
-                <w:u w:val="none"/>
-                <w:strike w:val="false"/>
-                <w:sz w:val="18"/>
-                <w:szCs w:val="18"/>
-                <w:color w:val="000000"/>
-              </w:rPr>
-              <w:t xml:space="preserve">I (ref)</w:t>
-            </w:r>
-          </w:p>
-        </w:tc>
-        <w:tc>
-          <w:tcPr>
-            <w:tcBorders>
-              <w:bottom w:val="none" w:sz="0" w:space="0" w:color="000000"/>
-              <w:top w:val="none" w:sz="0" w:space="0" w:color="000000"/>
-              <w:left w:val="none" w:sz="0" w:space="0" w:color="000000"/>
-              <w:right w:val="none" w:sz="0" w:space="0" w:color="000000"/>
-            </w:tcBorders>
-            <w:shd w:val="clear" w:color="auto" w:fill="FFFFFF"/>
-            <w:tcMar>
-              <w:top w:w="0" w:type="dxa"/>
-              <w:bottom w:w="0" w:type="dxa"/>
-              <w:left w:w="0" w:type="dxa"/>
-              <w:right w:w="0" w:type="dxa"/>
-            </w:tcMar>
-            <w:vAlign w:val="center"/>
-          </w:tcPr>
-          <w:p>
-            <w:pPr>
-              <w:pStyle w:val="Normal"/>
-              <w:jc w:val="right"/>
-              <w:pBdr>
-                <w:bottom w:val="none" w:sz="0" w:space="0" w:color="000000"/>
-                <w:top w:val="none" w:sz="0" w:space="0" w:color="000000"/>
-                <w:left w:val="none" w:sz="0" w:space="0" w:color="000000"/>
-                <w:right w:val="none" w:sz="0" w:space="0" w:color="000000"/>
-              </w:pBdr>
-              <w:spacing w:after="100" w:before="100" w:line="240"/>
-              <w:ind w:left="100" w:right="100" w:firstLine="0" w:firstLineChars="0"/>
-              <w:rPr>
-                <w:rFonts w:ascii="Times New Roman" w:hAnsi="Times New Roman" w:eastAsia="Times New Roman" w:cs="Times New Roman"/>
-                <w:i w:val="false"/>
-                <w:b w:val="false"/>
-                <w:u w:val="none"/>
-                <w:strike w:val="false"/>
-                <w:sz w:val="18"/>
-                <w:szCs w:val="18"/>
-                <w:color w:val="000000"/>
-              </w:rPr>
-            </w:pPr>
-            <w:r>
-              <w:rPr>
-                <w:rFonts w:ascii="Times New Roman" w:hAnsi="Times New Roman" w:eastAsia="Times New Roman" w:cs="Times New Roman"/>
-                <w:i w:val="false"/>
-                <w:b w:val="false"/>
-                <w:u w:val="none"/>
-                <w:strike w:val="false"/>
-                <w:sz w:val="18"/>
-                <w:szCs w:val="18"/>
-                <w:color w:val="000000"/>
-              </w:rPr>
-              <w:t xml:space="preserve">31</w:t>
-            </w:r>
-          </w:p>
-        </w:tc>
-        <w:tc>
-          <w:tcPr>
-            <w:tcBorders>
-              <w:bottom w:val="none" w:sz="0" w:space="0" w:color="000000"/>
-              <w:top w:val="none" w:sz="0" w:space="0" w:color="000000"/>
-              <w:left w:val="none" w:sz="0" w:space="0" w:color="000000"/>
-              <w:right w:val="none" w:sz="0" w:space="0" w:color="000000"/>
-            </w:tcBorders>
-            <w:shd w:val="clear" w:color="auto" w:fill="FFFFFF"/>
-            <w:tcMar>
-              <w:top w:w="0" w:type="dxa"/>
-              <w:bottom w:w="0" w:type="dxa"/>
-              <w:left w:w="0" w:type="dxa"/>
-              <w:right w:w="0" w:type="dxa"/>
-            </w:tcMar>
-            <w:vAlign w:val="center"/>
-          </w:tcPr>
-          <w:p>
-            <w:pPr>
-              <w:pStyle w:val="Normal"/>
-              <w:jc w:val="right"/>
-              <w:pBdr>
-                <w:bottom w:val="none" w:sz="0" w:space="0" w:color="000000"/>
-                <w:top w:val="none" w:sz="0" w:space="0" w:color="000000"/>
-                <w:left w:val="none" w:sz="0" w:space="0" w:color="000000"/>
-                <w:right w:val="none" w:sz="0" w:space="0" w:color="000000"/>
-              </w:pBdr>
-              <w:spacing w:after="100" w:before="100" w:line="240"/>
-              <w:ind w:left="100" w:right="100" w:firstLine="0" w:firstLineChars="0"/>
-              <w:rPr>
-                <w:rFonts w:ascii="Times New Roman" w:hAnsi="Times New Roman" w:eastAsia="Times New Roman" w:cs="Times New Roman"/>
-                <w:i w:val="false"/>
-                <w:b w:val="false"/>
-                <w:u w:val="none"/>
-                <w:strike w:val="false"/>
-                <w:sz w:val="18"/>
-                <w:szCs w:val="18"/>
-                <w:color w:val="000000"/>
-              </w:rPr>
-            </w:pPr>
-            <w:r>
-              <w:rPr>
-                <w:rFonts w:ascii="Times New Roman" w:hAnsi="Times New Roman" w:eastAsia="Times New Roman" w:cs="Times New Roman"/>
-                <w:i w:val="false"/>
-                <w:b w:val="false"/>
-                <w:u w:val="none"/>
-                <w:strike w:val="false"/>
-                <w:sz w:val="18"/>
-                <w:szCs w:val="18"/>
-                <w:color w:val="000000"/>
-              </w:rPr>
-              <w:t xml:space="preserve">5</w:t>
-            </w:r>
-          </w:p>
-        </w:tc>
-        <w:tc>
-          <w:tcPr>
-            <w:tcBorders>
-              <w:bottom w:val="none" w:sz="0" w:space="0" w:color="000000"/>
-              <w:top w:val="none" w:sz="0" w:space="0" w:color="000000"/>
-              <w:left w:val="none" w:sz="0" w:space="0" w:color="000000"/>
-              <w:right w:val="none" w:sz="0" w:space="0" w:color="000000"/>
-            </w:tcBorders>
-            <w:shd w:val="clear" w:color="auto" w:fill="FFFFFF"/>
-            <w:tcMar>
-              <w:top w:w="0" w:type="dxa"/>
-              <w:bottom w:w="0" w:type="dxa"/>
-              <w:left w:w="0" w:type="dxa"/>
-              <w:right w:w="0" w:type="dxa"/>
-            </w:tcMar>
-            <w:vAlign w:val="center"/>
-          </w:tcPr>
-          <w:p>
-            <w:pPr>
-              <w:pStyle w:val="Normal"/>
-              <w:jc w:val="left"/>
-              <w:pBdr>
-                <w:bottom w:val="none" w:sz="0" w:space="0" w:color="000000"/>
-                <w:top w:val="none" w:sz="0" w:space="0" w:color="000000"/>
-                <w:left w:val="none" w:sz="0" w:space="0" w:color="000000"/>
-                <w:right w:val="none" w:sz="0" w:space="0" w:color="000000"/>
-              </w:pBdr>
-              <w:spacing w:after="100" w:before="100" w:line="240"/>
-              <w:ind w:left="100" w:right="100" w:firstLine="0" w:firstLineChars="0"/>
-              <w:rPr>
-                <w:rFonts w:ascii="Times New Roman" w:hAnsi="Times New Roman" w:eastAsia="Times New Roman" w:cs="Times New Roman"/>
-                <w:i w:val="false"/>
-                <w:b w:val="false"/>
-                <w:u w:val="none"/>
-                <w:strike w:val="false"/>
-                <w:sz w:val="18"/>
-                <w:szCs w:val="18"/>
-                <w:color w:val="000000"/>
-              </w:rPr>
-            </w:pPr>
-            <w:r>
-              <w:rPr>
-                <w:rFonts w:ascii="Times New Roman" w:hAnsi="Times New Roman" w:eastAsia="Times New Roman" w:cs="Times New Roman"/>
-                <w:i w:val="false"/>
-                <w:b w:val="false"/>
-                <w:u w:val="none"/>
-                <w:strike w:val="false"/>
-                <w:sz w:val="18"/>
-                <w:szCs w:val="18"/>
-                <w:color w:val="000000"/>
-              </w:rPr>
-              <w:t xml:space="preserve">Reference</w:t>
-            </w:r>
-          </w:p>
-        </w:tc>
-        <w:tc>
-          <w:tcPr>
-            <w:tcBorders>
-              <w:bottom w:val="none" w:sz="0" w:space="0" w:color="000000"/>
-              <w:top w:val="none" w:sz="0" w:space="0" w:color="000000"/>
-              <w:left w:val="none" w:sz="0" w:space="0" w:color="000000"/>
-              <w:right w:val="none" w:sz="0" w:space="0" w:color="000000"/>
-            </w:tcBorders>
-            <w:shd w:val="clear" w:color="auto" w:fill="FFFFFF"/>
-            <w:tcMar>
-              <w:top w:w="0" w:type="dxa"/>
-              <w:bottom w:w="0" w:type="dxa"/>
-              <w:left w:w="0" w:type="dxa"/>
-              <w:right w:w="0" w:type="dxa"/>
-            </w:tcMar>
-            <w:vAlign w:val="center"/>
-          </w:tcPr>
-          <w:p>
-            <w:pPr>
-              <w:pStyle w:val="Normal"/>
-              <w:jc w:val="left"/>
-              <w:pBdr>
-                <w:bottom w:val="none" w:sz="0" w:space="0" w:color="000000"/>
-                <w:top w:val="none" w:sz="0" w:space="0" w:color="000000"/>
-                <w:left w:val="none" w:sz="0" w:space="0" w:color="000000"/>
-                <w:right w:val="none" w:sz="0" w:space="0" w:color="000000"/>
-              </w:pBdr>
-              <w:spacing w:after="100" w:before="100" w:line="240"/>
-              <w:ind w:left="100" w:right="100" w:firstLine="0" w:firstLineChars="0"/>
-              <w:rPr>
-                <w:rFonts w:ascii="Times New Roman" w:hAnsi="Times New Roman" w:eastAsia="Times New Roman" w:cs="Times New Roman"/>
-                <w:i w:val="false"/>
-                <w:b w:val="false"/>
-                <w:u w:val="none"/>
-                <w:strike w:val="false"/>
-                <w:sz w:val="18"/>
-                <w:szCs w:val="18"/>
-                <w:color w:val="000000"/>
-              </w:rPr>
-            </w:pPr>
-            <w:r>
-              <w:rPr>
-                <w:rFonts w:ascii="Times New Roman" w:hAnsi="Times New Roman" w:eastAsia="Times New Roman" w:cs="Times New Roman"/>
-                <w:i w:val="false"/>
-                <w:b w:val="false"/>
-                <w:u w:val="none"/>
-                <w:strike w:val="false"/>
-                <w:sz w:val="18"/>
-                <w:szCs w:val="18"/>
-                <w:color w:val="000000"/>
-              </w:rPr>
-              <w:t xml:space="preserve"/>
-            </w:r>
-          </w:p>
-        </w:tc>
-        <w:tc>
-          <w:tcPr>
-            <w:tcBorders>
-              <w:bottom w:val="none" w:sz="0" w:space="0" w:color="000000"/>
-              <w:top w:val="none" w:sz="0" w:space="0" w:color="000000"/>
-              <w:left w:val="none" w:sz="0" w:space="0" w:color="000000"/>
-              <w:right w:val="none" w:sz="0" w:space="0" w:color="000000"/>
-            </w:tcBorders>
-            <w:shd w:val="clear" w:color="auto" w:fill="FFFFFF"/>
-            <w:tcMar>
-              <w:top w:w="0" w:type="dxa"/>
-              <w:bottom w:w="0" w:type="dxa"/>
-              <w:left w:w="0" w:type="dxa"/>
-              <w:right w:w="0" w:type="dxa"/>
-            </w:tcMar>
-            <w:vAlign w:val="center"/>
-          </w:tcPr>
-          <w:p>
-            <w:pPr>
-              <w:pStyle w:val="Normal"/>
-              <w:jc w:val="left"/>
-              <w:pBdr>
-                <w:bottom w:val="none" w:sz="0" w:space="0" w:color="000000"/>
-                <w:top w:val="none" w:sz="0" w:space="0" w:color="000000"/>
-                <w:left w:val="none" w:sz="0" w:space="0" w:color="000000"/>
-                <w:right w:val="none" w:sz="0" w:space="0" w:color="000000"/>
-              </w:pBdr>
-              <w:spacing w:after="100" w:before="100" w:line="240"/>
-              <w:ind w:left="100" w:right="100" w:firstLine="0" w:firstLineChars="0"/>
-              <w:rPr>
-                <w:rFonts w:ascii="Times New Roman" w:hAnsi="Times New Roman" w:eastAsia="Times New Roman" w:cs="Times New Roman"/>
-                <w:i w:val="false"/>
-                <w:b w:val="false"/>
-                <w:u w:val="none"/>
-                <w:strike w:val="false"/>
-                <w:sz w:val="18"/>
-                <w:szCs w:val="18"/>
-                <w:color w:val="000000"/>
-              </w:rPr>
-            </w:pPr>
-            <w:r>
-              <w:rPr>
-                <w:rFonts w:ascii="Times New Roman" w:hAnsi="Times New Roman" w:eastAsia="Times New Roman" w:cs="Times New Roman"/>
-                <w:i w:val="false"/>
-                <w:b w:val="false"/>
-                <w:u w:val="none"/>
-                <w:strike w:val="false"/>
-                <w:sz w:val="18"/>
-                <w:szCs w:val="18"/>
-                <w:color w:val="000000"/>
-              </w:rPr>
-              <w:t xml:space="preserve">&lt;0.001</w:t>
-            </w:r>
-          </w:p>
-        </w:tc>
-      </w:tr>
-      <w:tr>
-        <w:trPr>
-          <w:trHeight w:val="560" w:hRule="auto"/>
-        </w:trPr>
-        <w:tc>
-          <w:tcPr>
-            <w:tcBorders>
-              <w:bottom w:val="none" w:sz="0" w:space="0" w:color="000000"/>
-              <w:top w:val="none" w:sz="0" w:space="0" w:color="000000"/>
-              <w:left w:val="none" w:sz="0" w:space="0" w:color="000000"/>
-              <w:right w:val="none" w:sz="0" w:space="0" w:color="000000"/>
-            </w:tcBorders>
-            <w:shd w:val="clear" w:color="auto" w:fill="FFFFFF"/>
-            <w:tcMar>
-              <w:top w:w="0" w:type="dxa"/>
-              <w:bottom w:w="0" w:type="dxa"/>
-              <w:left w:w="0" w:type="dxa"/>
-              <w:right w:w="0" w:type="dxa"/>
-            </w:tcMar>
-            <w:vAlign w:val="center"/>
-          </w:tcPr>
-          <w:p>
-            <w:pPr>
-              <w:pStyle w:val="Normal"/>
-              <w:jc w:val="left"/>
-              <w:pBdr>
-                <w:bottom w:val="none" w:sz="0" w:space="0" w:color="000000"/>
-                <w:top w:val="none" w:sz="0" w:space="0" w:color="000000"/>
-                <w:left w:val="none" w:sz="0" w:space="0" w:color="000000"/>
-                <w:right w:val="none" w:sz="0" w:space="0" w:color="000000"/>
-              </w:pBdr>
-              <w:spacing w:after="100" w:before="100" w:line="240"/>
-              <w:ind w:left="100" w:right="100" w:firstLine="0" w:firstLineChars="0"/>
-              <w:rPr>
-                <w:rFonts w:ascii="Times New Roman" w:hAnsi="Times New Roman" w:eastAsia="Times New Roman" w:cs="Times New Roman"/>
-                <w:i w:val="false"/>
-                <w:b w:val="false"/>
-                <w:u w:val="none"/>
-                <w:strike w:val="false"/>
-                <w:sz w:val="18"/>
-                <w:szCs w:val="18"/>
-                <w:color w:val="000000"/>
-              </w:rPr>
-            </w:pPr>
-            <w:r>
-              <w:rPr>
-                <w:rFonts w:ascii="Times New Roman" w:hAnsi="Times New Roman" w:eastAsia="Times New Roman" w:cs="Times New Roman"/>
-                <w:i w:val="false"/>
-                <w:b w:val="false"/>
-                <w:u w:val="none"/>
-                <w:strike w:val="false"/>
-                <w:sz w:val="18"/>
-                <w:szCs w:val="18"/>
-                <w:color w:val="000000"/>
-              </w:rPr>
-              <w:t xml:space="preserve">Multivariable + MMR status</w:t>
-            </w:r>
-          </w:p>
-        </w:tc>
-        <w:tc>
-          <w:tcPr>
-            <w:tcBorders>
-              <w:bottom w:val="none" w:sz="0" w:space="0" w:color="000000"/>
-              <w:top w:val="none" w:sz="0" w:space="0" w:color="000000"/>
-              <w:left w:val="none" w:sz="0" w:space="0" w:color="000000"/>
-              <w:right w:val="none" w:sz="0" w:space="0" w:color="000000"/>
-            </w:tcBorders>
-            <w:shd w:val="clear" w:color="auto" w:fill="FFFFFF"/>
-            <w:tcMar>
-              <w:top w:w="0" w:type="dxa"/>
-              <w:bottom w:w="0" w:type="dxa"/>
-              <w:left w:w="0" w:type="dxa"/>
-              <w:right w:w="0" w:type="dxa"/>
-            </w:tcMar>
-            <w:vAlign w:val="center"/>
-          </w:tcPr>
-          <w:p>
-            <w:pPr>
-              <w:pStyle w:val="Normal"/>
-              <w:jc w:val="left"/>
-              <w:pBdr>
-                <w:bottom w:val="none" w:sz="0" w:space="0" w:color="000000"/>
-                <w:top w:val="none" w:sz="0" w:space="0" w:color="000000"/>
-                <w:left w:val="none" w:sz="0" w:space="0" w:color="000000"/>
-                <w:right w:val="none" w:sz="0" w:space="0" w:color="000000"/>
-              </w:pBdr>
-              <w:spacing w:after="100" w:before="100" w:line="240"/>
-              <w:ind w:left="100" w:right="100" w:firstLine="0" w:firstLineChars="0"/>
-              <w:rPr>
-                <w:rFonts w:ascii="Times New Roman" w:hAnsi="Times New Roman" w:eastAsia="Times New Roman" w:cs="Times New Roman"/>
-                <w:i w:val="false"/>
-                <w:b w:val="false"/>
-                <w:u w:val="none"/>
-                <w:strike w:val="false"/>
-                <w:sz w:val="18"/>
-                <w:szCs w:val="18"/>
-                <w:color w:val="000000"/>
-              </w:rPr>
-            </w:pPr>
-            <w:r>
-              <w:rPr>
-                <w:rFonts w:ascii="Times New Roman" w:hAnsi="Times New Roman" w:eastAsia="Times New Roman" w:cs="Times New Roman"/>
-                <w:i w:val="false"/>
-                <w:b w:val="false"/>
-                <w:u w:val="none"/>
-                <w:strike w:val="false"/>
-                <w:sz w:val="18"/>
-                <w:szCs w:val="18"/>
-                <w:color w:val="000000"/>
-              </w:rPr>
-              <w:t xml:space="preserve"/>
-            </w:r>
-          </w:p>
-        </w:tc>
-        <w:tc>
-          <w:tcPr>
-            <w:tcBorders>
-              <w:bottom w:val="none" w:sz="0" w:space="0" w:color="000000"/>
-              <w:top w:val="none" w:sz="0" w:space="0" w:color="000000"/>
-              <w:left w:val="none" w:sz="0" w:space="0" w:color="000000"/>
-              <w:right w:val="none" w:sz="0" w:space="0" w:color="000000"/>
-            </w:tcBorders>
-            <w:shd w:val="clear" w:color="auto" w:fill="FFFFFF"/>
-            <w:tcMar>
-              <w:top w:w="0" w:type="dxa"/>
-              <w:bottom w:w="0" w:type="dxa"/>
-              <w:left w:w="0" w:type="dxa"/>
-              <w:right w:w="0" w:type="dxa"/>
-            </w:tcMar>
-            <w:vAlign w:val="center"/>
-          </w:tcPr>
-          <w:p>
-            <w:pPr>
-              <w:pStyle w:val="Normal"/>
-              <w:jc w:val="left"/>
-              <w:pBdr>
-                <w:bottom w:val="none" w:sz="0" w:space="0" w:color="000000"/>
-                <w:top w:val="none" w:sz="0" w:space="0" w:color="000000"/>
-                <w:left w:val="none" w:sz="0" w:space="0" w:color="000000"/>
-                <w:right w:val="none" w:sz="0" w:space="0" w:color="000000"/>
-              </w:pBdr>
-              <w:spacing w:after="100" w:before="100" w:line="240"/>
-              <w:ind w:left="100" w:right="100" w:firstLine="0" w:firstLineChars="0"/>
-              <w:rPr>
-                <w:rFonts w:ascii="Times New Roman" w:hAnsi="Times New Roman" w:eastAsia="Times New Roman" w:cs="Times New Roman"/>
-                <w:i w:val="false"/>
-                <w:b w:val="false"/>
-                <w:u w:val="none"/>
-                <w:strike w:val="false"/>
-                <w:sz w:val="18"/>
-                <w:szCs w:val="18"/>
-                <w:color w:val="000000"/>
-              </w:rPr>
-            </w:pPr>
-            <w:r>
-              <w:rPr>
-                <w:rFonts w:ascii="Times New Roman" w:hAnsi="Times New Roman" w:eastAsia="Times New Roman" w:cs="Times New Roman"/>
-                <w:i w:val="false"/>
-                <w:b w:val="false"/>
-                <w:u w:val="none"/>
-                <w:strike w:val="false"/>
-                <w:sz w:val="18"/>
-                <w:szCs w:val="18"/>
-                <w:color w:val="000000"/>
-              </w:rPr>
-              <w:t xml:space="preserve">II</w:t>
-            </w:r>
-          </w:p>
-        </w:tc>
-        <w:tc>
-          <w:tcPr>
-            <w:tcBorders>
-              <w:bottom w:val="none" w:sz="0" w:space="0" w:color="000000"/>
-              <w:top w:val="none" w:sz="0" w:space="0" w:color="000000"/>
-              <w:left w:val="none" w:sz="0" w:space="0" w:color="000000"/>
-              <w:right w:val="none" w:sz="0" w:space="0" w:color="000000"/>
-            </w:tcBorders>
-            <w:shd w:val="clear" w:color="auto" w:fill="FFFFFF"/>
-            <w:tcMar>
-              <w:top w:w="0" w:type="dxa"/>
-              <w:bottom w:w="0" w:type="dxa"/>
-              <w:left w:w="0" w:type="dxa"/>
-              <w:right w:w="0" w:type="dxa"/>
-            </w:tcMar>
-            <w:vAlign w:val="center"/>
-          </w:tcPr>
-          <w:p>
-            <w:pPr>
-              <w:pStyle w:val="Normal"/>
-              <w:jc w:val="right"/>
-              <w:pBdr>
-                <w:bottom w:val="none" w:sz="0" w:space="0" w:color="000000"/>
-                <w:top w:val="none" w:sz="0" w:space="0" w:color="000000"/>
-                <w:left w:val="none" w:sz="0" w:space="0" w:color="000000"/>
-                <w:right w:val="none" w:sz="0" w:space="0" w:color="000000"/>
-              </w:pBdr>
-              <w:spacing w:after="100" w:before="100" w:line="240"/>
-              <w:ind w:left="100" w:right="100" w:firstLine="0" w:firstLineChars="0"/>
-              <w:rPr>
-                <w:rFonts w:ascii="Times New Roman" w:hAnsi="Times New Roman" w:eastAsia="Times New Roman" w:cs="Times New Roman"/>
-                <w:i w:val="false"/>
-                <w:b w:val="false"/>
-                <w:u w:val="none"/>
-                <w:strike w:val="false"/>
-                <w:sz w:val="18"/>
-                <w:szCs w:val="18"/>
-                <w:color w:val="000000"/>
-              </w:rPr>
-            </w:pPr>
-            <w:r>
-              <w:rPr>
-                <w:rFonts w:ascii="Times New Roman" w:hAnsi="Times New Roman" w:eastAsia="Times New Roman" w:cs="Times New Roman"/>
-                <w:i w:val="false"/>
-                <w:b w:val="false"/>
-                <w:u w:val="none"/>
-                <w:strike w:val="false"/>
-                <w:sz w:val="18"/>
-                <w:szCs w:val="18"/>
-                <w:color w:val="000000"/>
-              </w:rPr>
-              <w:t xml:space="preserve">221</w:t>
-            </w:r>
-          </w:p>
-        </w:tc>
-        <w:tc>
-          <w:tcPr>
-            <w:tcBorders>
-              <w:bottom w:val="none" w:sz="0" w:space="0" w:color="000000"/>
-              <w:top w:val="none" w:sz="0" w:space="0" w:color="000000"/>
-              <w:left w:val="none" w:sz="0" w:space="0" w:color="000000"/>
-              <w:right w:val="none" w:sz="0" w:space="0" w:color="000000"/>
-            </w:tcBorders>
-            <w:shd w:val="clear" w:color="auto" w:fill="FFFFFF"/>
-            <w:tcMar>
-              <w:top w:w="0" w:type="dxa"/>
-              <w:bottom w:w="0" w:type="dxa"/>
-              <w:left w:w="0" w:type="dxa"/>
-              <w:right w:w="0" w:type="dxa"/>
-            </w:tcMar>
-            <w:vAlign w:val="center"/>
-          </w:tcPr>
-          <w:p>
-            <w:pPr>
-              <w:pStyle w:val="Normal"/>
-              <w:jc w:val="right"/>
-              <w:pBdr>
-                <w:bottom w:val="none" w:sz="0" w:space="0" w:color="000000"/>
-                <w:top w:val="none" w:sz="0" w:space="0" w:color="000000"/>
-                <w:left w:val="none" w:sz="0" w:space="0" w:color="000000"/>
-                <w:right w:val="none" w:sz="0" w:space="0" w:color="000000"/>
-              </w:pBdr>
-              <w:spacing w:after="100" w:before="100" w:line="240"/>
-              <w:ind w:left="100" w:right="100" w:firstLine="0" w:firstLineChars="0"/>
-              <w:rPr>
-                <w:rFonts w:ascii="Times New Roman" w:hAnsi="Times New Roman" w:eastAsia="Times New Roman" w:cs="Times New Roman"/>
-                <w:i w:val="false"/>
-                <w:b w:val="false"/>
-                <w:u w:val="none"/>
-                <w:strike w:val="false"/>
-                <w:sz w:val="18"/>
-                <w:szCs w:val="18"/>
-                <w:color w:val="000000"/>
-              </w:rPr>
-            </w:pPr>
-            <w:r>
-              <w:rPr>
-                <w:rFonts w:ascii="Times New Roman" w:hAnsi="Times New Roman" w:eastAsia="Times New Roman" w:cs="Times New Roman"/>
-                <w:i w:val="false"/>
-                <w:b w:val="false"/>
-                <w:u w:val="none"/>
-                <w:strike w:val="false"/>
-                <w:sz w:val="18"/>
-                <w:szCs w:val="18"/>
-                <w:color w:val="000000"/>
-              </w:rPr>
-              <w:t xml:space="preserve">64</w:t>
-            </w:r>
-          </w:p>
-        </w:tc>
-        <w:tc>
-          <w:tcPr>
-            <w:tcBorders>
-              <w:bottom w:val="none" w:sz="0" w:space="0" w:color="000000"/>
-              <w:top w:val="none" w:sz="0" w:space="0" w:color="000000"/>
-              <w:left w:val="none" w:sz="0" w:space="0" w:color="000000"/>
-              <w:right w:val="none" w:sz="0" w:space="0" w:color="000000"/>
-            </w:tcBorders>
-            <w:shd w:val="clear" w:color="auto" w:fill="FFFFFF"/>
-            <w:tcMar>
-              <w:top w:w="0" w:type="dxa"/>
-              <w:bottom w:w="0" w:type="dxa"/>
-              <w:left w:w="0" w:type="dxa"/>
-              <w:right w:w="0" w:type="dxa"/>
-            </w:tcMar>
-            <w:vAlign w:val="center"/>
-          </w:tcPr>
-          <w:p>
-            <w:pPr>
-              <w:pStyle w:val="Normal"/>
-              <w:jc w:val="left"/>
-              <w:pBdr>
-                <w:bottom w:val="none" w:sz="0" w:space="0" w:color="000000"/>
-                <w:top w:val="none" w:sz="0" w:space="0" w:color="000000"/>
-                <w:left w:val="none" w:sz="0" w:space="0" w:color="000000"/>
-                <w:right w:val="none" w:sz="0" w:space="0" w:color="000000"/>
-              </w:pBdr>
-              <w:spacing w:after="100" w:before="100" w:line="240"/>
-              <w:ind w:left="100" w:right="100" w:firstLine="0" w:firstLineChars="0"/>
-              <w:rPr>
-                <w:rFonts w:ascii="Times New Roman" w:hAnsi="Times New Roman" w:eastAsia="Times New Roman" w:cs="Times New Roman"/>
-                <w:i w:val="false"/>
-                <w:b w:val="false"/>
-                <w:u w:val="none"/>
-                <w:strike w:val="false"/>
-                <w:sz w:val="18"/>
-                <w:szCs w:val="18"/>
-                <w:color w:val="000000"/>
-              </w:rPr>
-            </w:pPr>
-            <w:r>
-              <w:rPr>
-                <w:rFonts w:ascii="Times New Roman" w:hAnsi="Times New Roman" w:eastAsia="Times New Roman" w:cs="Times New Roman"/>
-                <w:i w:val="false"/>
-                <w:b w:val="false"/>
-                <w:u w:val="none"/>
-                <w:strike w:val="false"/>
-                <w:sz w:val="18"/>
-                <w:szCs w:val="18"/>
-                <w:color w:val="000000"/>
-              </w:rPr>
-              <w:t xml:space="preserve">1.49 (0.60–3.73)</w:t>
-            </w:r>
-          </w:p>
-        </w:tc>
-        <w:tc>
-          <w:tcPr>
-            <w:tcBorders>
-              <w:bottom w:val="none" w:sz="0" w:space="0" w:color="000000"/>
-              <w:top w:val="none" w:sz="0" w:space="0" w:color="000000"/>
-              <w:left w:val="none" w:sz="0" w:space="0" w:color="000000"/>
-              <w:right w:val="none" w:sz="0" w:space="0" w:color="000000"/>
-            </w:tcBorders>
-            <w:shd w:val="clear" w:color="auto" w:fill="FFFFFF"/>
-            <w:tcMar>
-              <w:top w:w="0" w:type="dxa"/>
-              <w:bottom w:w="0" w:type="dxa"/>
-              <w:left w:w="0" w:type="dxa"/>
-              <w:right w:w="0" w:type="dxa"/>
-            </w:tcMar>
-            <w:vAlign w:val="center"/>
-          </w:tcPr>
-          <w:p>
-            <w:pPr>
-              <w:pStyle w:val="Normal"/>
-              <w:jc w:val="left"/>
-              <w:pBdr>
-                <w:bottom w:val="none" w:sz="0" w:space="0" w:color="000000"/>
-                <w:top w:val="none" w:sz="0" w:space="0" w:color="000000"/>
-                <w:left w:val="none" w:sz="0" w:space="0" w:color="000000"/>
-                <w:right w:val="none" w:sz="0" w:space="0" w:color="000000"/>
-              </w:pBdr>
-              <w:spacing w:after="100" w:before="100" w:line="240"/>
-              <w:ind w:left="100" w:right="100" w:firstLine="0" w:firstLineChars="0"/>
-              <w:rPr>
-                <w:rFonts w:ascii="Times New Roman" w:hAnsi="Times New Roman" w:eastAsia="Times New Roman" w:cs="Times New Roman"/>
-                <w:i w:val="false"/>
-                <w:b w:val="false"/>
-                <w:u w:val="none"/>
-                <w:strike w:val="false"/>
-                <w:sz w:val="18"/>
-                <w:szCs w:val="18"/>
-                <w:color w:val="000000"/>
-              </w:rPr>
-            </w:pPr>
-            <w:r>
-              <w:rPr>
-                <w:rFonts w:ascii="Times New Roman" w:hAnsi="Times New Roman" w:eastAsia="Times New Roman" w:cs="Times New Roman"/>
-                <w:i w:val="false"/>
-                <w:b w:val="false"/>
-                <w:u w:val="none"/>
-                <w:strike w:val="false"/>
-                <w:sz w:val="18"/>
-                <w:szCs w:val="18"/>
-                <w:color w:val="000000"/>
-              </w:rPr>
-              <w:t xml:space="preserve">0.389</w:t>
-            </w:r>
-          </w:p>
-        </w:tc>
-        <w:tc>
-          <w:tcPr>
-            <w:tcBorders>
-              <w:bottom w:val="none" w:sz="0" w:space="0" w:color="000000"/>
-              <w:top w:val="none" w:sz="0" w:space="0" w:color="000000"/>
-              <w:left w:val="none" w:sz="0" w:space="0" w:color="000000"/>
-              <w:right w:val="none" w:sz="0" w:space="0" w:color="000000"/>
-            </w:tcBorders>
-            <w:shd w:val="clear" w:color="auto" w:fill="FFFFFF"/>
-            <w:tcMar>
-              <w:top w:w="0" w:type="dxa"/>
-              <w:bottom w:w="0" w:type="dxa"/>
-              <w:left w:w="0" w:type="dxa"/>
-              <w:right w:w="0" w:type="dxa"/>
-            </w:tcMar>
-            <w:vAlign w:val="center"/>
-          </w:tcPr>
-          <w:p>
-            <w:pPr>
-              <w:pStyle w:val="Normal"/>
-              <w:jc w:val="left"/>
-              <w:pBdr>
-                <w:bottom w:val="none" w:sz="0" w:space="0" w:color="000000"/>
-                <w:top w:val="none" w:sz="0" w:space="0" w:color="000000"/>
-                <w:left w:val="none" w:sz="0" w:space="0" w:color="000000"/>
-                <w:right w:val="none" w:sz="0" w:space="0" w:color="000000"/>
-              </w:pBdr>
-              <w:spacing w:after="100" w:before="100" w:line="240"/>
-              <w:ind w:left="100" w:right="100" w:firstLine="0" w:firstLineChars="0"/>
-              <w:rPr>
-                <w:rFonts w:ascii="Times New Roman" w:hAnsi="Times New Roman" w:eastAsia="Times New Roman" w:cs="Times New Roman"/>
-                <w:i w:val="false"/>
-                <w:b w:val="false"/>
-                <w:u w:val="none"/>
-                <w:strike w:val="false"/>
-                <w:sz w:val="18"/>
-                <w:szCs w:val="18"/>
-                <w:color w:val="000000"/>
-              </w:rPr>
-            </w:pPr>
-            <w:r>
-              <w:rPr>
-                <w:rFonts w:ascii="Times New Roman" w:hAnsi="Times New Roman" w:eastAsia="Times New Roman" w:cs="Times New Roman"/>
-                <w:i w:val="false"/>
-                <w:b w:val="false"/>
-                <w:u w:val="none"/>
-                <w:strike w:val="false"/>
-                <w:sz w:val="18"/>
-                <w:szCs w:val="18"/>
-                <w:color w:val="000000"/>
-              </w:rPr>
-              <w:t xml:space="preserve"/>
-            </w:r>
-          </w:p>
-        </w:tc>
-      </w:tr>
-      <w:tr>
-        <w:trPr>
-          <w:trHeight w:val="560" w:hRule="auto"/>
-        </w:trPr>
-        <w:tc>
-          <w:tcPr>
-            <w:tcBorders>
-              <w:bottom w:val="none" w:sz="0" w:space="0" w:color="000000"/>
-              <w:top w:val="none" w:sz="0" w:space="0" w:color="000000"/>
-              <w:left w:val="none" w:sz="0" w:space="0" w:color="000000"/>
-              <w:right w:val="none" w:sz="0" w:space="0" w:color="000000"/>
-            </w:tcBorders>
-            <w:shd w:val="clear" w:color="auto" w:fill="FFFFFF"/>
-            <w:tcMar>
-              <w:top w:w="0" w:type="dxa"/>
-              <w:bottom w:w="0" w:type="dxa"/>
-              <w:left w:w="0" w:type="dxa"/>
-              <w:right w:w="0" w:type="dxa"/>
-            </w:tcMar>
-            <w:vAlign w:val="center"/>
-          </w:tcPr>
-          <w:p>
-            <w:pPr>
-              <w:pStyle w:val="Normal"/>
-              <w:jc w:val="left"/>
-              <w:pBdr>
-                <w:bottom w:val="none" w:sz="0" w:space="0" w:color="000000"/>
-                <w:top w:val="none" w:sz="0" w:space="0" w:color="000000"/>
-                <w:left w:val="none" w:sz="0" w:space="0" w:color="000000"/>
-                <w:right w:val="none" w:sz="0" w:space="0" w:color="000000"/>
-              </w:pBdr>
-              <w:spacing w:after="100" w:before="100" w:line="240"/>
-              <w:ind w:left="100" w:right="100" w:firstLine="0" w:firstLineChars="0"/>
-              <w:rPr>
-                <w:rFonts w:ascii="Times New Roman" w:hAnsi="Times New Roman" w:eastAsia="Times New Roman" w:cs="Times New Roman"/>
-                <w:i w:val="false"/>
-                <w:b w:val="false"/>
-                <w:u w:val="none"/>
-                <w:strike w:val="false"/>
-                <w:sz w:val="18"/>
-                <w:szCs w:val="18"/>
-                <w:color w:val="000000"/>
-              </w:rPr>
-            </w:pPr>
-            <w:r>
-              <w:rPr>
-                <w:rFonts w:ascii="Times New Roman" w:hAnsi="Times New Roman" w:eastAsia="Times New Roman" w:cs="Times New Roman"/>
-                <w:i w:val="false"/>
-                <w:b w:val="false"/>
-                <w:u w:val="none"/>
-                <w:strike w:val="false"/>
-                <w:sz w:val="18"/>
-                <w:szCs w:val="18"/>
-                <w:color w:val="000000"/>
-              </w:rPr>
-              <w:t xml:space="preserve">Multivariable + MMR status</w:t>
-            </w:r>
-          </w:p>
-        </w:tc>
-        <w:tc>
-          <w:tcPr>
-            <w:tcBorders>
-              <w:bottom w:val="none" w:sz="0" w:space="0" w:color="000000"/>
-              <w:top w:val="none" w:sz="0" w:space="0" w:color="000000"/>
-              <w:left w:val="none" w:sz="0" w:space="0" w:color="000000"/>
-              <w:right w:val="none" w:sz="0" w:space="0" w:color="000000"/>
-            </w:tcBorders>
-            <w:shd w:val="clear" w:color="auto" w:fill="FFFFFF"/>
-            <w:tcMar>
-              <w:top w:w="0" w:type="dxa"/>
-              <w:bottom w:w="0" w:type="dxa"/>
-              <w:left w:w="0" w:type="dxa"/>
-              <w:right w:w="0" w:type="dxa"/>
-            </w:tcMar>
-            <w:vAlign w:val="center"/>
-          </w:tcPr>
-          <w:p>
-            <w:pPr>
-              <w:pStyle w:val="Normal"/>
-              <w:jc w:val="left"/>
-              <w:pBdr>
-                <w:bottom w:val="none" w:sz="0" w:space="0" w:color="000000"/>
-                <w:top w:val="none" w:sz="0" w:space="0" w:color="000000"/>
-                <w:left w:val="none" w:sz="0" w:space="0" w:color="000000"/>
-                <w:right w:val="none" w:sz="0" w:space="0" w:color="000000"/>
-              </w:pBdr>
-              <w:spacing w:after="100" w:before="100" w:line="240"/>
-              <w:ind w:left="100" w:right="100" w:firstLine="0" w:firstLineChars="0"/>
-              <w:rPr>
-                <w:rFonts w:ascii="Times New Roman" w:hAnsi="Times New Roman" w:eastAsia="Times New Roman" w:cs="Times New Roman"/>
-                <w:i w:val="false"/>
-                <w:b w:val="false"/>
-                <w:u w:val="none"/>
-                <w:strike w:val="false"/>
-                <w:sz w:val="18"/>
-                <w:szCs w:val="18"/>
-                <w:color w:val="000000"/>
-              </w:rPr>
-            </w:pPr>
-            <w:r>
-              <w:rPr>
-                <w:rFonts w:ascii="Times New Roman" w:hAnsi="Times New Roman" w:eastAsia="Times New Roman" w:cs="Times New Roman"/>
-                <w:i w:val="false"/>
-                <w:b w:val="false"/>
-                <w:u w:val="none"/>
-                <w:strike w:val="false"/>
-                <w:sz w:val="18"/>
-                <w:szCs w:val="18"/>
-                <w:color w:val="000000"/>
-              </w:rPr>
-              <w:t xml:space="preserve"/>
-            </w:r>
-          </w:p>
-        </w:tc>
-        <w:tc>
-          <w:tcPr>
-            <w:tcBorders>
-              <w:bottom w:val="none" w:sz="0" w:space="0" w:color="000000"/>
-              <w:top w:val="none" w:sz="0" w:space="0" w:color="000000"/>
-              <w:left w:val="none" w:sz="0" w:space="0" w:color="000000"/>
-              <w:right w:val="none" w:sz="0" w:space="0" w:color="000000"/>
-            </w:tcBorders>
-            <w:shd w:val="clear" w:color="auto" w:fill="FFFFFF"/>
-            <w:tcMar>
-              <w:top w:w="0" w:type="dxa"/>
-              <w:bottom w:w="0" w:type="dxa"/>
-              <w:left w:w="0" w:type="dxa"/>
-              <w:right w:w="0" w:type="dxa"/>
-            </w:tcMar>
-            <w:vAlign w:val="center"/>
-          </w:tcPr>
-          <w:p>
-            <w:pPr>
-              <w:pStyle w:val="Normal"/>
-              <w:jc w:val="left"/>
-              <w:pBdr>
-                <w:bottom w:val="none" w:sz="0" w:space="0" w:color="000000"/>
-                <w:top w:val="none" w:sz="0" w:space="0" w:color="000000"/>
-                <w:left w:val="none" w:sz="0" w:space="0" w:color="000000"/>
-                <w:right w:val="none" w:sz="0" w:space="0" w:color="000000"/>
-              </w:pBdr>
-              <w:spacing w:after="100" w:before="100" w:line="240"/>
-              <w:ind w:left="100" w:right="100" w:firstLine="0" w:firstLineChars="0"/>
-              <w:rPr>
-                <w:rFonts w:ascii="Times New Roman" w:hAnsi="Times New Roman" w:eastAsia="Times New Roman" w:cs="Times New Roman"/>
-                <w:i w:val="false"/>
-                <w:b w:val="false"/>
-                <w:u w:val="none"/>
-                <w:strike w:val="false"/>
-                <w:sz w:val="18"/>
-                <w:szCs w:val="18"/>
-                <w:color w:val="000000"/>
-              </w:rPr>
-            </w:pPr>
-            <w:r>
-              <w:rPr>
-                <w:rFonts w:ascii="Times New Roman" w:hAnsi="Times New Roman" w:eastAsia="Times New Roman" w:cs="Times New Roman"/>
-                <w:i w:val="false"/>
-                <w:b w:val="false"/>
-                <w:u w:val="none"/>
-                <w:strike w:val="false"/>
-                <w:sz w:val="18"/>
-                <w:szCs w:val="18"/>
-                <w:color w:val="000000"/>
-              </w:rPr>
-              <w:t xml:space="preserve">III</w:t>
-            </w:r>
-          </w:p>
-        </w:tc>
-        <w:tc>
-          <w:tcPr>
-            <w:tcBorders>
-              <w:bottom w:val="none" w:sz="0" w:space="0" w:color="000000"/>
-              <w:top w:val="none" w:sz="0" w:space="0" w:color="000000"/>
-              <w:left w:val="none" w:sz="0" w:space="0" w:color="000000"/>
-              <w:right w:val="none" w:sz="0" w:space="0" w:color="000000"/>
-            </w:tcBorders>
-            <w:shd w:val="clear" w:color="auto" w:fill="FFFFFF"/>
-            <w:tcMar>
-              <w:top w:w="0" w:type="dxa"/>
-              <w:bottom w:w="0" w:type="dxa"/>
-              <w:left w:w="0" w:type="dxa"/>
-              <w:right w:w="0" w:type="dxa"/>
-            </w:tcMar>
-            <w:vAlign w:val="center"/>
-          </w:tcPr>
-          <w:p>
-            <w:pPr>
-              <w:pStyle w:val="Normal"/>
-              <w:jc w:val="right"/>
-              <w:pBdr>
-                <w:bottom w:val="none" w:sz="0" w:space="0" w:color="000000"/>
-                <w:top w:val="none" w:sz="0" w:space="0" w:color="000000"/>
-                <w:left w:val="none" w:sz="0" w:space="0" w:color="000000"/>
-                <w:right w:val="none" w:sz="0" w:space="0" w:color="000000"/>
-              </w:pBdr>
-              <w:spacing w:after="100" w:before="100" w:line="240"/>
-              <w:ind w:left="100" w:right="100" w:firstLine="0" w:firstLineChars="0"/>
-              <w:rPr>
-                <w:rFonts w:ascii="Times New Roman" w:hAnsi="Times New Roman" w:eastAsia="Times New Roman" w:cs="Times New Roman"/>
-                <w:i w:val="false"/>
-                <w:b w:val="false"/>
-                <w:u w:val="none"/>
-                <w:strike w:val="false"/>
-                <w:sz w:val="18"/>
-                <w:szCs w:val="18"/>
-                <w:color w:val="000000"/>
-              </w:rPr>
-            </w:pPr>
-            <w:r>
-              <w:rPr>
-                <w:rFonts w:ascii="Times New Roman" w:hAnsi="Times New Roman" w:eastAsia="Times New Roman" w:cs="Times New Roman"/>
-                <w:i w:val="false"/>
-                <w:b w:val="false"/>
-                <w:u w:val="none"/>
-                <w:strike w:val="false"/>
-                <w:sz w:val="18"/>
-                <w:szCs w:val="18"/>
-                <w:color w:val="000000"/>
-              </w:rPr>
-              <w:t xml:space="preserve">201</w:t>
-            </w:r>
-          </w:p>
-        </w:tc>
-        <w:tc>
-          <w:tcPr>
-            <w:tcBorders>
-              <w:bottom w:val="none" w:sz="0" w:space="0" w:color="000000"/>
-              <w:top w:val="none" w:sz="0" w:space="0" w:color="000000"/>
-              <w:left w:val="none" w:sz="0" w:space="0" w:color="000000"/>
-              <w:right w:val="none" w:sz="0" w:space="0" w:color="000000"/>
-            </w:tcBorders>
-            <w:shd w:val="clear" w:color="auto" w:fill="FFFFFF"/>
-            <w:tcMar>
-              <w:top w:w="0" w:type="dxa"/>
-              <w:bottom w:w="0" w:type="dxa"/>
-              <w:left w:w="0" w:type="dxa"/>
-              <w:right w:w="0" w:type="dxa"/>
-            </w:tcMar>
-            <w:vAlign w:val="center"/>
-          </w:tcPr>
-          <w:p>
-            <w:pPr>
-              <w:pStyle w:val="Normal"/>
-              <w:jc w:val="right"/>
-              <w:pBdr>
-                <w:bottom w:val="none" w:sz="0" w:space="0" w:color="000000"/>
-                <w:top w:val="none" w:sz="0" w:space="0" w:color="000000"/>
-                <w:left w:val="none" w:sz="0" w:space="0" w:color="000000"/>
-                <w:right w:val="none" w:sz="0" w:space="0" w:color="000000"/>
-              </w:pBdr>
-              <w:spacing w:after="100" w:before="100" w:line="240"/>
-              <w:ind w:left="100" w:right="100" w:firstLine="0" w:firstLineChars="0"/>
-              <w:rPr>
-                <w:rFonts w:ascii="Times New Roman" w:hAnsi="Times New Roman" w:eastAsia="Times New Roman" w:cs="Times New Roman"/>
-                <w:i w:val="false"/>
-                <w:b w:val="false"/>
-                <w:u w:val="none"/>
-                <w:strike w:val="false"/>
-                <w:sz w:val="18"/>
-                <w:szCs w:val="18"/>
-                <w:color w:val="000000"/>
-              </w:rPr>
-            </w:pPr>
-            <w:r>
-              <w:rPr>
-                <w:rFonts w:ascii="Times New Roman" w:hAnsi="Times New Roman" w:eastAsia="Times New Roman" w:cs="Times New Roman"/>
-                <w:i w:val="false"/>
-                <w:b w:val="false"/>
-                <w:u w:val="none"/>
-                <w:strike w:val="false"/>
-                <w:sz w:val="18"/>
-                <w:szCs w:val="18"/>
-                <w:color w:val="000000"/>
-              </w:rPr>
-              <w:t xml:space="preserve">67</w:t>
-            </w:r>
-          </w:p>
-        </w:tc>
-        <w:tc>
-          <w:tcPr>
-            <w:tcBorders>
-              <w:bottom w:val="none" w:sz="0" w:space="0" w:color="000000"/>
-              <w:top w:val="none" w:sz="0" w:space="0" w:color="000000"/>
-              <w:left w:val="none" w:sz="0" w:space="0" w:color="000000"/>
-              <w:right w:val="none" w:sz="0" w:space="0" w:color="000000"/>
-            </w:tcBorders>
-            <w:shd w:val="clear" w:color="auto" w:fill="FFFFFF"/>
-            <w:tcMar>
-              <w:top w:w="0" w:type="dxa"/>
-              <w:bottom w:w="0" w:type="dxa"/>
-              <w:left w:w="0" w:type="dxa"/>
-              <w:right w:w="0" w:type="dxa"/>
-            </w:tcMar>
-            <w:vAlign w:val="center"/>
-          </w:tcPr>
-          <w:p>
-            <w:pPr>
-              <w:pStyle w:val="Normal"/>
-              <w:jc w:val="left"/>
-              <w:pBdr>
-                <w:bottom w:val="none" w:sz="0" w:space="0" w:color="000000"/>
-                <w:top w:val="none" w:sz="0" w:space="0" w:color="000000"/>
-                <w:left w:val="none" w:sz="0" w:space="0" w:color="000000"/>
-                <w:right w:val="none" w:sz="0" w:space="0" w:color="000000"/>
-              </w:pBdr>
-              <w:spacing w:after="100" w:before="100" w:line="240"/>
-              <w:ind w:left="100" w:right="100" w:firstLine="0" w:firstLineChars="0"/>
-              <w:rPr>
-                <w:rFonts w:ascii="Times New Roman" w:hAnsi="Times New Roman" w:eastAsia="Times New Roman" w:cs="Times New Roman"/>
-                <w:i w:val="false"/>
-                <w:b w:val="false"/>
-                <w:u w:val="none"/>
-                <w:strike w:val="false"/>
-                <w:sz w:val="18"/>
-                <w:szCs w:val="18"/>
-                <w:color w:val="000000"/>
-              </w:rPr>
-            </w:pPr>
-            <w:r>
-              <w:rPr>
-                <w:rFonts w:ascii="Times New Roman" w:hAnsi="Times New Roman" w:eastAsia="Times New Roman" w:cs="Times New Roman"/>
-                <w:i w:val="false"/>
-                <w:b w:val="false"/>
-                <w:u w:val="none"/>
-                <w:strike w:val="false"/>
-                <w:sz w:val="18"/>
-                <w:szCs w:val="18"/>
-                <w:color w:val="000000"/>
-              </w:rPr>
-              <w:t xml:space="preserve">1.91 (0.77–4.75)</w:t>
-            </w:r>
-          </w:p>
-        </w:tc>
-        <w:tc>
-          <w:tcPr>
-            <w:tcBorders>
-              <w:bottom w:val="none" w:sz="0" w:space="0" w:color="000000"/>
-              <w:top w:val="none" w:sz="0" w:space="0" w:color="000000"/>
-              <w:left w:val="none" w:sz="0" w:space="0" w:color="000000"/>
-              <w:right w:val="none" w:sz="0" w:space="0" w:color="000000"/>
-            </w:tcBorders>
-            <w:shd w:val="clear" w:color="auto" w:fill="FFFFFF"/>
-            <w:tcMar>
-              <w:top w:w="0" w:type="dxa"/>
-              <w:bottom w:w="0" w:type="dxa"/>
-              <w:left w:w="0" w:type="dxa"/>
-              <w:right w:w="0" w:type="dxa"/>
-            </w:tcMar>
-            <w:vAlign w:val="center"/>
-          </w:tcPr>
-          <w:p>
-            <w:pPr>
-              <w:pStyle w:val="Normal"/>
-              <w:jc w:val="left"/>
-              <w:pBdr>
-                <w:bottom w:val="none" w:sz="0" w:space="0" w:color="000000"/>
-                <w:top w:val="none" w:sz="0" w:space="0" w:color="000000"/>
-                <w:left w:val="none" w:sz="0" w:space="0" w:color="000000"/>
-                <w:right w:val="none" w:sz="0" w:space="0" w:color="000000"/>
-              </w:pBdr>
-              <w:spacing w:after="100" w:before="100" w:line="240"/>
-              <w:ind w:left="100" w:right="100" w:firstLine="0" w:firstLineChars="0"/>
-              <w:rPr>
-                <w:rFonts w:ascii="Times New Roman" w:hAnsi="Times New Roman" w:eastAsia="Times New Roman" w:cs="Times New Roman"/>
-                <w:i w:val="false"/>
-                <w:b w:val="false"/>
-                <w:u w:val="none"/>
-                <w:strike w:val="false"/>
-                <w:sz w:val="18"/>
-                <w:szCs w:val="18"/>
-                <w:color w:val="000000"/>
-              </w:rPr>
-            </w:pPr>
-            <w:r>
-              <w:rPr>
-                <w:rFonts w:ascii="Times New Roman" w:hAnsi="Times New Roman" w:eastAsia="Times New Roman" w:cs="Times New Roman"/>
-                <w:i w:val="false"/>
-                <w:b w:val="false"/>
-                <w:u w:val="none"/>
-                <w:strike w:val="false"/>
-                <w:sz w:val="18"/>
-                <w:szCs w:val="18"/>
-                <w:color w:val="000000"/>
-              </w:rPr>
-              <w:t xml:space="preserve">0.165</w:t>
-            </w:r>
-          </w:p>
-        </w:tc>
-        <w:tc>
-          <w:tcPr>
-            <w:tcBorders>
-              <w:bottom w:val="none" w:sz="0" w:space="0" w:color="000000"/>
-              <w:top w:val="none" w:sz="0" w:space="0" w:color="000000"/>
-              <w:left w:val="none" w:sz="0" w:space="0" w:color="000000"/>
-              <w:right w:val="none" w:sz="0" w:space="0" w:color="000000"/>
-            </w:tcBorders>
-            <w:shd w:val="clear" w:color="auto" w:fill="FFFFFF"/>
-            <w:tcMar>
-              <w:top w:w="0" w:type="dxa"/>
-              <w:bottom w:w="0" w:type="dxa"/>
-              <w:left w:w="0" w:type="dxa"/>
-              <w:right w:w="0" w:type="dxa"/>
-            </w:tcMar>
-            <w:vAlign w:val="center"/>
-          </w:tcPr>
-          <w:p>
-            <w:pPr>
-              <w:pStyle w:val="Normal"/>
-              <w:jc w:val="left"/>
-              <w:pBdr>
-                <w:bottom w:val="none" w:sz="0" w:space="0" w:color="000000"/>
-                <w:top w:val="none" w:sz="0" w:space="0" w:color="000000"/>
-                <w:left w:val="none" w:sz="0" w:space="0" w:color="000000"/>
-                <w:right w:val="none" w:sz="0" w:space="0" w:color="000000"/>
-              </w:pBdr>
-              <w:spacing w:after="100" w:before="100" w:line="240"/>
-              <w:ind w:left="100" w:right="100" w:firstLine="0" w:firstLineChars="0"/>
-              <w:rPr>
-                <w:rFonts w:ascii="Times New Roman" w:hAnsi="Times New Roman" w:eastAsia="Times New Roman" w:cs="Times New Roman"/>
-                <w:i w:val="false"/>
-                <w:b w:val="false"/>
-                <w:u w:val="none"/>
-                <w:strike w:val="false"/>
-                <w:sz w:val="18"/>
-                <w:szCs w:val="18"/>
-                <w:color w:val="000000"/>
-              </w:rPr>
-            </w:pPr>
-            <w:r>
-              <w:rPr>
-                <w:rFonts w:ascii="Times New Roman" w:hAnsi="Times New Roman" w:eastAsia="Times New Roman" w:cs="Times New Roman"/>
-                <w:i w:val="false"/>
-                <w:b w:val="false"/>
-                <w:u w:val="none"/>
-                <w:strike w:val="false"/>
-                <w:sz w:val="18"/>
-                <w:szCs w:val="18"/>
-                <w:color w:val="000000"/>
-              </w:rPr>
-              <w:t xml:space="preserve"/>
-            </w:r>
-          </w:p>
-        </w:tc>
-      </w:tr>
-      <w:tr>
-        <w:trPr>
-          <w:trHeight w:val="560" w:hRule="auto"/>
-        </w:trPr>
-        <w:tc>
-          <w:tcPr>
-            <w:tcBorders>
-              <w:bottom w:val="none" w:sz="0" w:space="0" w:color="000000"/>
-              <w:top w:val="none" w:sz="0" w:space="0" w:color="000000"/>
-              <w:left w:val="none" w:sz="0" w:space="0" w:color="000000"/>
-              <w:right w:val="none" w:sz="0" w:space="0" w:color="000000"/>
-            </w:tcBorders>
-            <w:shd w:val="clear" w:color="auto" w:fill="FFFFFF"/>
-            <w:tcMar>
-              <w:top w:w="0" w:type="dxa"/>
-              <w:bottom w:w="0" w:type="dxa"/>
-              <w:left w:w="0" w:type="dxa"/>
-              <w:right w:w="0" w:type="dxa"/>
-            </w:tcMar>
-            <w:vAlign w:val="center"/>
-          </w:tcPr>
-          <w:p>
-            <w:pPr>
-              <w:pStyle w:val="Normal"/>
-              <w:jc w:val="left"/>
-              <w:pBdr>
-                <w:bottom w:val="none" w:sz="0" w:space="0" w:color="000000"/>
-                <w:top w:val="none" w:sz="0" w:space="0" w:color="000000"/>
-                <w:left w:val="none" w:sz="0" w:space="0" w:color="000000"/>
-                <w:right w:val="none" w:sz="0" w:space="0" w:color="000000"/>
-              </w:pBdr>
-              <w:spacing w:after="100" w:before="100" w:line="240"/>
-              <w:ind w:left="100" w:right="100" w:firstLine="0" w:firstLineChars="0"/>
-              <w:rPr>
-                <w:rFonts w:ascii="Times New Roman" w:hAnsi="Times New Roman" w:eastAsia="Times New Roman" w:cs="Times New Roman"/>
-                <w:i w:val="false"/>
-                <w:b w:val="false"/>
-                <w:u w:val="none"/>
-                <w:strike w:val="false"/>
-                <w:sz w:val="18"/>
-                <w:szCs w:val="18"/>
-                <w:color w:val="000000"/>
-              </w:rPr>
-            </w:pPr>
-            <w:r>
-              <w:rPr>
-                <w:rFonts w:ascii="Times New Roman" w:hAnsi="Times New Roman" w:eastAsia="Times New Roman" w:cs="Times New Roman"/>
-                <w:i w:val="false"/>
-                <w:b w:val="false"/>
-                <w:u w:val="none"/>
-                <w:strike w:val="false"/>
-                <w:sz w:val="18"/>
-                <w:szCs w:val="18"/>
-                <w:color w:val="000000"/>
-              </w:rPr>
-              <w:t xml:space="preserve">Multivariable + MMR status</w:t>
-            </w:r>
-          </w:p>
-        </w:tc>
-        <w:tc>
-          <w:tcPr>
-            <w:tcBorders>
-              <w:bottom w:val="none" w:sz="0" w:space="0" w:color="000000"/>
-              <w:top w:val="none" w:sz="0" w:space="0" w:color="000000"/>
-              <w:left w:val="none" w:sz="0" w:space="0" w:color="000000"/>
-              <w:right w:val="none" w:sz="0" w:space="0" w:color="000000"/>
-            </w:tcBorders>
-            <w:shd w:val="clear" w:color="auto" w:fill="FFFFFF"/>
-            <w:tcMar>
-              <w:top w:w="0" w:type="dxa"/>
-              <w:bottom w:w="0" w:type="dxa"/>
-              <w:left w:w="0" w:type="dxa"/>
-              <w:right w:w="0" w:type="dxa"/>
-            </w:tcMar>
-            <w:vAlign w:val="center"/>
-          </w:tcPr>
-          <w:p>
-            <w:pPr>
-              <w:pStyle w:val="Normal"/>
-              <w:jc w:val="left"/>
-              <w:pBdr>
-                <w:bottom w:val="none" w:sz="0" w:space="0" w:color="000000"/>
-                <w:top w:val="none" w:sz="0" w:space="0" w:color="000000"/>
-                <w:left w:val="none" w:sz="0" w:space="0" w:color="000000"/>
-                <w:right w:val="none" w:sz="0" w:space="0" w:color="000000"/>
-              </w:pBdr>
-              <w:spacing w:after="100" w:before="100" w:line="240"/>
-              <w:ind w:left="100" w:right="100" w:firstLine="0" w:firstLineChars="0"/>
-              <w:rPr>
-                <w:rFonts w:ascii="Times New Roman" w:hAnsi="Times New Roman" w:eastAsia="Times New Roman" w:cs="Times New Roman"/>
-                <w:i w:val="false"/>
-                <w:b w:val="false"/>
-                <w:u w:val="none"/>
-                <w:strike w:val="false"/>
-                <w:sz w:val="18"/>
-                <w:szCs w:val="18"/>
-                <w:color w:val="000000"/>
-              </w:rPr>
-            </w:pPr>
-            <w:r>
-              <w:rPr>
-                <w:rFonts w:ascii="Times New Roman" w:hAnsi="Times New Roman" w:eastAsia="Times New Roman" w:cs="Times New Roman"/>
-                <w:i w:val="false"/>
-                <w:b w:val="false"/>
-                <w:u w:val="none"/>
-                <w:strike w:val="false"/>
-                <w:sz w:val="18"/>
-                <w:szCs w:val="18"/>
-                <w:color w:val="000000"/>
-              </w:rPr>
-              <w:t xml:space="preserve"/>
-            </w:r>
-          </w:p>
-        </w:tc>
-        <w:tc>
-          <w:tcPr>
-            <w:tcBorders>
-              <w:bottom w:val="none" w:sz="0" w:space="0" w:color="000000"/>
-              <w:top w:val="none" w:sz="0" w:space="0" w:color="000000"/>
-              <w:left w:val="none" w:sz="0" w:space="0" w:color="000000"/>
-              <w:right w:val="none" w:sz="0" w:space="0" w:color="000000"/>
-            </w:tcBorders>
-            <w:shd w:val="clear" w:color="auto" w:fill="FFFFFF"/>
-            <w:tcMar>
-              <w:top w:w="0" w:type="dxa"/>
-              <w:bottom w:w="0" w:type="dxa"/>
-              <w:left w:w="0" w:type="dxa"/>
-              <w:right w:w="0" w:type="dxa"/>
-            </w:tcMar>
-            <w:vAlign w:val="center"/>
-          </w:tcPr>
-          <w:p>
-            <w:pPr>
-              <w:pStyle w:val="Normal"/>
-              <w:jc w:val="left"/>
-              <w:pBdr>
-                <w:bottom w:val="none" w:sz="0" w:space="0" w:color="000000"/>
-                <w:top w:val="none" w:sz="0" w:space="0" w:color="000000"/>
-                <w:left w:val="none" w:sz="0" w:space="0" w:color="000000"/>
-                <w:right w:val="none" w:sz="0" w:space="0" w:color="000000"/>
-              </w:pBdr>
-              <w:spacing w:after="100" w:before="100" w:line="240"/>
-              <w:ind w:left="100" w:right="100" w:firstLine="0" w:firstLineChars="0"/>
-              <w:rPr>
-                <w:rFonts w:ascii="Times New Roman" w:hAnsi="Times New Roman" w:eastAsia="Times New Roman" w:cs="Times New Roman"/>
-                <w:i w:val="false"/>
-                <w:b w:val="false"/>
-                <w:u w:val="none"/>
-                <w:strike w:val="false"/>
-                <w:sz w:val="18"/>
-                <w:szCs w:val="18"/>
-                <w:color w:val="000000"/>
-              </w:rPr>
-            </w:pPr>
-            <w:r>
-              <w:rPr>
-                <w:rFonts w:ascii="Times New Roman" w:hAnsi="Times New Roman" w:eastAsia="Times New Roman" w:cs="Times New Roman"/>
-                <w:i w:val="false"/>
-                <w:b w:val="false"/>
-                <w:u w:val="none"/>
-                <w:strike w:val="false"/>
-                <w:sz w:val="18"/>
-                <w:szCs w:val="18"/>
-                <w:color w:val="000000"/>
-              </w:rPr>
-              <w:t xml:space="preserve">IV</w:t>
-            </w:r>
-          </w:p>
-        </w:tc>
-        <w:tc>
-          <w:tcPr>
-            <w:tcBorders>
-              <w:bottom w:val="none" w:sz="0" w:space="0" w:color="000000"/>
-              <w:top w:val="none" w:sz="0" w:space="0" w:color="000000"/>
-              <w:left w:val="none" w:sz="0" w:space="0" w:color="000000"/>
-              <w:right w:val="none" w:sz="0" w:space="0" w:color="000000"/>
-            </w:tcBorders>
-            <w:shd w:val="clear" w:color="auto" w:fill="FFFFFF"/>
-            <w:tcMar>
-              <w:top w:w="0" w:type="dxa"/>
-              <w:bottom w:w="0" w:type="dxa"/>
-              <w:left w:w="0" w:type="dxa"/>
-              <w:right w:w="0" w:type="dxa"/>
-            </w:tcMar>
-            <w:vAlign w:val="center"/>
-          </w:tcPr>
-          <w:p>
-            <w:pPr>
-              <w:pStyle w:val="Normal"/>
-              <w:jc w:val="right"/>
-              <w:pBdr>
-                <w:bottom w:val="none" w:sz="0" w:space="0" w:color="000000"/>
-                <w:top w:val="none" w:sz="0" w:space="0" w:color="000000"/>
-                <w:left w:val="none" w:sz="0" w:space="0" w:color="000000"/>
-                <w:right w:val="none" w:sz="0" w:space="0" w:color="000000"/>
-              </w:pBdr>
-              <w:spacing w:after="100" w:before="100" w:line="240"/>
-              <w:ind w:left="100" w:right="100" w:firstLine="0" w:firstLineChars="0"/>
-              <w:rPr>
-                <w:rFonts w:ascii="Times New Roman" w:hAnsi="Times New Roman" w:eastAsia="Times New Roman" w:cs="Times New Roman"/>
-                <w:i w:val="false"/>
-                <w:b w:val="false"/>
-                <w:u w:val="none"/>
-                <w:strike w:val="false"/>
-                <w:sz w:val="18"/>
-                <w:szCs w:val="18"/>
-                <w:color w:val="000000"/>
-              </w:rPr>
-            </w:pPr>
-            <w:r>
-              <w:rPr>
-                <w:rFonts w:ascii="Times New Roman" w:hAnsi="Times New Roman" w:eastAsia="Times New Roman" w:cs="Times New Roman"/>
-                <w:i w:val="false"/>
-                <w:b w:val="false"/>
-                <w:u w:val="none"/>
-                <w:strike w:val="false"/>
-                <w:sz w:val="18"/>
-                <w:szCs w:val="18"/>
-                <w:color w:val="000000"/>
-              </w:rPr>
-              <w:t xml:space="preserve">58</w:t>
-            </w:r>
-          </w:p>
-        </w:tc>
-        <w:tc>
-          <w:tcPr>
-            <w:tcBorders>
-              <w:bottom w:val="none" w:sz="0" w:space="0" w:color="000000"/>
-              <w:top w:val="none" w:sz="0" w:space="0" w:color="000000"/>
-              <w:left w:val="none" w:sz="0" w:space="0" w:color="000000"/>
-              <w:right w:val="none" w:sz="0" w:space="0" w:color="000000"/>
-            </w:tcBorders>
-            <w:shd w:val="clear" w:color="auto" w:fill="FFFFFF"/>
-            <w:tcMar>
-              <w:top w:w="0" w:type="dxa"/>
-              <w:bottom w:w="0" w:type="dxa"/>
-              <w:left w:w="0" w:type="dxa"/>
-              <w:right w:w="0" w:type="dxa"/>
-            </w:tcMar>
-            <w:vAlign w:val="center"/>
-          </w:tcPr>
-          <w:p>
-            <w:pPr>
-              <w:pStyle w:val="Normal"/>
-              <w:jc w:val="right"/>
-              <w:pBdr>
-                <w:bottom w:val="none" w:sz="0" w:space="0" w:color="000000"/>
-                <w:top w:val="none" w:sz="0" w:space="0" w:color="000000"/>
-                <w:left w:val="none" w:sz="0" w:space="0" w:color="000000"/>
-                <w:right w:val="none" w:sz="0" w:space="0" w:color="000000"/>
-              </w:pBdr>
-              <w:spacing w:after="100" w:before="100" w:line="240"/>
-              <w:ind w:left="100" w:right="100" w:firstLine="0" w:firstLineChars="0"/>
-              <w:rPr>
-                <w:rFonts w:ascii="Times New Roman" w:hAnsi="Times New Roman" w:eastAsia="Times New Roman" w:cs="Times New Roman"/>
-                <w:i w:val="false"/>
-                <w:b w:val="false"/>
-                <w:u w:val="none"/>
-                <w:strike w:val="false"/>
-                <w:sz w:val="18"/>
-                <w:szCs w:val="18"/>
-                <w:color w:val="000000"/>
-              </w:rPr>
-            </w:pPr>
-            <w:r>
-              <w:rPr>
-                <w:rFonts w:ascii="Times New Roman" w:hAnsi="Times New Roman" w:eastAsia="Times New Roman" w:cs="Times New Roman"/>
-                <w:i w:val="false"/>
-                <w:b w:val="false"/>
-                <w:u w:val="none"/>
-                <w:strike w:val="false"/>
-                <w:sz w:val="18"/>
-                <w:szCs w:val="18"/>
-                <w:color w:val="000000"/>
-              </w:rPr>
-              <w:t xml:space="preserve">39</w:t>
-            </w:r>
-          </w:p>
-        </w:tc>
-        <w:tc>
-          <w:tcPr>
-            <w:tcBorders>
-              <w:bottom w:val="none" w:sz="0" w:space="0" w:color="000000"/>
-              <w:top w:val="none" w:sz="0" w:space="0" w:color="000000"/>
-              <w:left w:val="none" w:sz="0" w:space="0" w:color="000000"/>
-              <w:right w:val="none" w:sz="0" w:space="0" w:color="000000"/>
-            </w:tcBorders>
-            <w:shd w:val="clear" w:color="auto" w:fill="FFFFFF"/>
-            <w:tcMar>
-              <w:top w:w="0" w:type="dxa"/>
-              <w:bottom w:w="0" w:type="dxa"/>
-              <w:left w:w="0" w:type="dxa"/>
-              <w:right w:w="0" w:type="dxa"/>
-            </w:tcMar>
-            <w:vAlign w:val="center"/>
-          </w:tcPr>
-          <w:p>
-            <w:pPr>
-              <w:pStyle w:val="Normal"/>
-              <w:jc w:val="left"/>
-              <w:pBdr>
-                <w:bottom w:val="none" w:sz="0" w:space="0" w:color="000000"/>
-                <w:top w:val="none" w:sz="0" w:space="0" w:color="000000"/>
-                <w:left w:val="none" w:sz="0" w:space="0" w:color="000000"/>
-                <w:right w:val="none" w:sz="0" w:space="0" w:color="000000"/>
-              </w:pBdr>
-              <w:spacing w:after="100" w:before="100" w:line="240"/>
-              <w:ind w:left="100" w:right="100" w:firstLine="0" w:firstLineChars="0"/>
-              <w:rPr>
-                <w:rFonts w:ascii="Times New Roman" w:hAnsi="Times New Roman" w:eastAsia="Times New Roman" w:cs="Times New Roman"/>
-                <w:i w:val="false"/>
-                <w:b w:val="false"/>
-                <w:u w:val="none"/>
-                <w:strike w:val="false"/>
-                <w:sz w:val="18"/>
-                <w:szCs w:val="18"/>
-                <w:color w:val="000000"/>
-              </w:rPr>
-            </w:pPr>
-            <w:r>
-              <w:rPr>
-                <w:rFonts w:ascii="Times New Roman" w:hAnsi="Times New Roman" w:eastAsia="Times New Roman" w:cs="Times New Roman"/>
-                <w:i w:val="false"/>
-                <w:b w:val="false"/>
-                <w:u w:val="none"/>
-                <w:strike w:val="false"/>
-                <w:sz w:val="18"/>
-                <w:szCs w:val="18"/>
-                <w:color w:val="000000"/>
-              </w:rPr>
-              <w:t xml:space="preserve">9.28 (3.62–23.78)</w:t>
-            </w:r>
-          </w:p>
-        </w:tc>
-        <w:tc>
-          <w:tcPr>
-            <w:tcBorders>
-              <w:bottom w:val="none" w:sz="0" w:space="0" w:color="000000"/>
-              <w:top w:val="none" w:sz="0" w:space="0" w:color="000000"/>
-              <w:left w:val="none" w:sz="0" w:space="0" w:color="000000"/>
-              <w:right w:val="none" w:sz="0" w:space="0" w:color="000000"/>
-            </w:tcBorders>
-            <w:shd w:val="clear" w:color="auto" w:fill="FFFFFF"/>
-            <w:tcMar>
-              <w:top w:w="0" w:type="dxa"/>
-              <w:bottom w:w="0" w:type="dxa"/>
-              <w:left w:w="0" w:type="dxa"/>
-              <w:right w:w="0" w:type="dxa"/>
-            </w:tcMar>
-            <w:vAlign w:val="center"/>
-          </w:tcPr>
-          <w:p>
-            <w:pPr>
-              <w:pStyle w:val="Normal"/>
-              <w:jc w:val="left"/>
-              <w:pBdr>
-                <w:bottom w:val="none" w:sz="0" w:space="0" w:color="000000"/>
-                <w:top w:val="none" w:sz="0" w:space="0" w:color="000000"/>
-                <w:left w:val="none" w:sz="0" w:space="0" w:color="000000"/>
-                <w:right w:val="none" w:sz="0" w:space="0" w:color="000000"/>
-              </w:pBdr>
-              <w:spacing w:after="100" w:before="100" w:line="240"/>
-              <w:ind w:left="100" w:right="100" w:firstLine="0" w:firstLineChars="0"/>
-              <w:rPr>
-                <w:rFonts w:ascii="Times New Roman" w:hAnsi="Times New Roman" w:eastAsia="Times New Roman" w:cs="Times New Roman"/>
-                <w:i w:val="false"/>
-                <w:b w:val="false"/>
-                <w:u w:val="none"/>
-                <w:strike w:val="false"/>
-                <w:sz w:val="18"/>
-                <w:szCs w:val="18"/>
-                <w:color w:val="000000"/>
-              </w:rPr>
-            </w:pPr>
-            <w:r>
-              <w:rPr>
-                <w:rFonts w:ascii="Times New Roman" w:hAnsi="Times New Roman" w:eastAsia="Times New Roman" w:cs="Times New Roman"/>
-                <w:i w:val="false"/>
-                <w:b w:val="false"/>
-                <w:u w:val="none"/>
-                <w:strike w:val="false"/>
-                <w:sz w:val="18"/>
-                <w:szCs w:val="18"/>
-                <w:color w:val="000000"/>
-              </w:rPr>
-              <w:t xml:space="preserve">&lt;0.001</w:t>
-            </w:r>
-          </w:p>
-        </w:tc>
-        <w:tc>
-          <w:tcPr>
-            <w:tcBorders>
-              <w:bottom w:val="none" w:sz="0" w:space="0" w:color="000000"/>
-              <w:top w:val="none" w:sz="0" w:space="0" w:color="000000"/>
-              <w:left w:val="none" w:sz="0" w:space="0" w:color="000000"/>
-              <w:right w:val="none" w:sz="0" w:space="0" w:color="000000"/>
-            </w:tcBorders>
-            <w:shd w:val="clear" w:color="auto" w:fill="FFFFFF"/>
-            <w:tcMar>
-              <w:top w:w="0" w:type="dxa"/>
-              <w:bottom w:w="0" w:type="dxa"/>
-              <w:left w:w="0" w:type="dxa"/>
-              <w:right w:w="0" w:type="dxa"/>
-            </w:tcMar>
-            <w:vAlign w:val="center"/>
-          </w:tcPr>
-          <w:p>
-            <w:pPr>
-              <w:pStyle w:val="Normal"/>
-              <w:jc w:val="left"/>
-              <w:pBdr>
-                <w:bottom w:val="none" w:sz="0" w:space="0" w:color="000000"/>
-                <w:top w:val="none" w:sz="0" w:space="0" w:color="000000"/>
-                <w:left w:val="none" w:sz="0" w:space="0" w:color="000000"/>
-                <w:right w:val="none" w:sz="0" w:space="0" w:color="000000"/>
-              </w:pBdr>
-              <w:spacing w:after="100" w:before="100" w:line="240"/>
-              <w:ind w:left="100" w:right="100" w:firstLine="0" w:firstLineChars="0"/>
-              <w:rPr>
-                <w:rFonts w:ascii="Times New Roman" w:hAnsi="Times New Roman" w:eastAsia="Times New Roman" w:cs="Times New Roman"/>
-                <w:i w:val="false"/>
-                <w:b w:val="false"/>
-                <w:u w:val="none"/>
-                <w:strike w:val="false"/>
-                <w:sz w:val="18"/>
-                <w:szCs w:val="18"/>
-                <w:color w:val="000000"/>
-              </w:rPr>
-            </w:pPr>
-            <w:r>
-              <w:rPr>
-                <w:rFonts w:ascii="Times New Roman" w:hAnsi="Times New Roman" w:eastAsia="Times New Roman" w:cs="Times New Roman"/>
-                <w:i w:val="false"/>
-                <w:b w:val="false"/>
-                <w:u w:val="none"/>
-                <w:strike w:val="false"/>
-                <w:sz w:val="18"/>
-                <w:szCs w:val="18"/>
-                <w:color w:val="000000"/>
-              </w:rPr>
-              <w:t xml:space="preserve"/>
-            </w:r>
-          </w:p>
-        </w:tc>
-      </w:tr>
-      <w:tr>
-        <w:trPr>
-          <w:trHeight w:val="560" w:hRule="auto"/>
-        </w:trPr>
-        <w:tc>
-          <w:tcPr>
-            <w:tcBorders>
-              <w:bottom w:val="none" w:sz="0" w:space="0" w:color="000000"/>
-              <w:top w:val="none" w:sz="0" w:space="0" w:color="000000"/>
-              <w:left w:val="none" w:sz="0" w:space="0" w:color="000000"/>
-              <w:right w:val="none" w:sz="0" w:space="0" w:color="000000"/>
-            </w:tcBorders>
-            <w:shd w:val="clear" w:color="auto" w:fill="FFFFFF"/>
-            <w:tcMar>
-              <w:top w:w="0" w:type="dxa"/>
-              <w:bottom w:w="0" w:type="dxa"/>
-              <w:left w:w="0" w:type="dxa"/>
-              <w:right w:w="0" w:type="dxa"/>
-            </w:tcMar>
-            <w:vAlign w:val="center"/>
-          </w:tcPr>
-          <w:p>
-            <w:pPr>
-              <w:pStyle w:val="Normal"/>
-              <w:jc w:val="left"/>
-              <w:pBdr>
-                <w:bottom w:val="none" w:sz="0" w:space="0" w:color="000000"/>
-                <w:top w:val="none" w:sz="0" w:space="0" w:color="000000"/>
-                <w:left w:val="none" w:sz="0" w:space="0" w:color="000000"/>
-                <w:right w:val="none" w:sz="0" w:space="0" w:color="000000"/>
-              </w:pBdr>
-              <w:spacing w:after="100" w:before="100" w:line="240"/>
-              <w:ind w:left="100" w:right="100" w:firstLine="0" w:firstLineChars="0"/>
-              <w:rPr>
-                <w:rFonts w:ascii="Times New Roman" w:hAnsi="Times New Roman" w:eastAsia="Times New Roman" w:cs="Times New Roman"/>
-                <w:i w:val="false"/>
-                <w:b w:val="false"/>
-                <w:u w:val="none"/>
-                <w:strike w:val="false"/>
-                <w:sz w:val="18"/>
-                <w:szCs w:val="18"/>
-                <w:color w:val="000000"/>
-              </w:rPr>
-            </w:pPr>
-            <w:r>
-              <w:rPr>
-                <w:rFonts w:ascii="Times New Roman" w:hAnsi="Times New Roman" w:eastAsia="Times New Roman" w:cs="Times New Roman"/>
-                <w:i w:val="false"/>
-                <w:b w:val="false"/>
-                <w:u w:val="none"/>
-                <w:strike w:val="false"/>
-                <w:sz w:val="18"/>
-                <w:szCs w:val="18"/>
-                <w:color w:val="000000"/>
-              </w:rPr>
-              <w:t xml:space="preserve">Multivariable + MMR status</w:t>
-            </w:r>
-          </w:p>
-        </w:tc>
-        <w:tc>
-          <w:tcPr>
-            <w:tcBorders>
-              <w:bottom w:val="none" w:sz="0" w:space="0" w:color="000000"/>
-              <w:top w:val="none" w:sz="0" w:space="0" w:color="000000"/>
-              <w:left w:val="none" w:sz="0" w:space="0" w:color="000000"/>
-              <w:right w:val="none" w:sz="0" w:space="0" w:color="000000"/>
-            </w:tcBorders>
-            <w:shd w:val="clear" w:color="auto" w:fill="FFFFFF"/>
-            <w:tcMar>
-              <w:top w:w="0" w:type="dxa"/>
-              <w:bottom w:w="0" w:type="dxa"/>
-              <w:left w:w="0" w:type="dxa"/>
-              <w:right w:w="0" w:type="dxa"/>
-            </w:tcMar>
-            <w:vAlign w:val="center"/>
-          </w:tcPr>
-          <w:p>
-            <w:pPr>
-              <w:pStyle w:val="Normal"/>
-              <w:jc w:val="left"/>
-              <w:pBdr>
-                <w:bottom w:val="none" w:sz="0" w:space="0" w:color="000000"/>
-                <w:top w:val="none" w:sz="0" w:space="0" w:color="000000"/>
-                <w:left w:val="none" w:sz="0" w:space="0" w:color="000000"/>
-                <w:right w:val="none" w:sz="0" w:space="0" w:color="000000"/>
-              </w:pBdr>
-              <w:spacing w:after="100" w:before="100" w:line="240"/>
-              <w:ind w:left="100" w:right="100" w:firstLine="0" w:firstLineChars="0"/>
-              <w:rPr>
-                <w:rFonts w:ascii="Times New Roman" w:hAnsi="Times New Roman" w:eastAsia="Times New Roman" w:cs="Times New Roman"/>
-                <w:i w:val="false"/>
-                <w:b w:val="false"/>
-                <w:u w:val="none"/>
-                <w:strike w:val="false"/>
-                <w:sz w:val="18"/>
-                <w:szCs w:val="18"/>
-                <w:color w:val="000000"/>
-              </w:rPr>
-            </w:pPr>
-            <w:r>
-              <w:rPr>
-                <w:rFonts w:ascii="Times New Roman" w:hAnsi="Times New Roman" w:eastAsia="Times New Roman" w:cs="Times New Roman"/>
-                <w:i w:val="false"/>
-                <w:b w:val="false"/>
-                <w:u w:val="none"/>
-                <w:strike w:val="false"/>
-                <w:sz w:val="18"/>
-                <w:szCs w:val="18"/>
-                <w:color w:val="000000"/>
-              </w:rPr>
               <w:t xml:space="preserve">MMR status</w:t>
             </w:r>
           </w:p>
@@ -14615,7 +11945,7 @@
                 <w:szCs w:val="18"/>
                 <w:color w:val="000000"/>
               </w:rPr>
-              <w:t xml:space="preserve">0.83 (0.49–1.38)</w:t>
+              <w:t xml:space="preserve">0.71 (0.42–1.18)</w:t>
             </w:r>
           </w:p>
         </w:tc>
@@ -14670,7 +12000,7 @@
                 <w:szCs w:val="18"/>
                 <w:color w:val="000000"/>
               </w:rPr>
-              <w:t xml:space="preserve">0.467</w:t>
+              <w:t xml:space="preserve">0.187</w:t>
             </w:r>
           </w:p>
         </w:tc>

--- a/output/tables/GEO/GSE39582/GSE39582_cox_OS.docx
+++ b/output/tables/GEO/GSE39582/GSE39582_cox_OS.docx
@@ -25,7 +25,7 @@
         <w:ind w:left="60" w:right="60" w:firstLine="0" w:firstLineChars="0"/>
       </w:pPr>
       <w:r>
-        <w:t xml:space="preserve">Cox regression for overall survival: ROCK2 expression, GSE39582 (CIT, colon)</w:t>
+        <w:t xml:space="preserve">Cox regression for overall survival: HIST1H2AC expression, GSE39582 (CIT, colon)</w:t>
       </w:r>
     </w:p>
     <w:tbl xmlns:a="http://schemas.openxmlformats.org/drawingml/2006/main" xmlns:pic="http://schemas.openxmlformats.org/drawingml/2006/picture">
@@ -36,7 +36,7 @@
       </w:tblPr>
       <w:tblGrid>
         <w:gridCol w:w="3360"/>
-        <w:gridCol w:w="3080"/>
+        <w:gridCol w:w="3450"/>
         <w:gridCol w:w="1305"/>
         <w:gridCol w:w="681"/>
         <w:gridCol w:w="931"/>
@@ -600,7 +600,7 @@
                 <w:szCs w:val="18"/>
                 <w:color w:val="000000"/>
               </w:rPr>
-              <w:t xml:space="preserve">ROCK2 expression</w:t>
+              <w:t xml:space="preserve">HIST1H2AC expression</w:t>
             </w:r>
           </w:p>
         </w:tc>
@@ -710,7 +710,7 @@
                 <w:szCs w:val="18"/>
                 <w:color w:val="000000"/>
               </w:rPr>
-              <w:t xml:space="preserve">281</w:t>
+              <w:t xml:space="preserve">279</w:t>
             </w:r>
           </w:p>
         </w:tc>
@@ -765,7 +765,7 @@
                 <w:szCs w:val="18"/>
                 <w:color w:val="000000"/>
               </w:rPr>
-              <w:t xml:space="preserve">100</w:t>
+              <w:t xml:space="preserve">91</w:t>
             </w:r>
           </w:p>
         </w:tc>
@@ -1155,7 +1155,7 @@
                 <w:szCs w:val="18"/>
                 <w:color w:val="000000"/>
               </w:rPr>
-              <w:t xml:space="preserve">281</w:t>
+              <w:t xml:space="preserve">283</w:t>
             </w:r>
           </w:p>
         </w:tc>
@@ -1210,117 +1210,117 @@
                 <w:szCs w:val="18"/>
                 <w:color w:val="000000"/>
               </w:rPr>
-              <w:t xml:space="preserve">91</w:t>
-            </w:r>
-          </w:p>
-        </w:tc>
-        <w:tc>
-          <w:tcPr>
-            <w:tcBorders>
-              <w:bottom w:val="none" w:sz="0" w:space="0" w:color="000000"/>
-              <w:top w:val="none" w:sz="0" w:space="0" w:color="000000"/>
-              <w:left w:val="none" w:sz="0" w:space="0" w:color="000000"/>
-              <w:right w:val="none" w:sz="0" w:space="0" w:color="000000"/>
-            </w:tcBorders>
-            <w:shd w:val="clear" w:color="auto" w:fill="FFFFFF"/>
-            <w:tcMar>
-              <w:top w:w="0" w:type="dxa"/>
-              <w:bottom w:w="0" w:type="dxa"/>
-              <w:left w:w="0" w:type="dxa"/>
-              <w:right w:w="0" w:type="dxa"/>
-            </w:tcMar>
-            <w:vAlign w:val="center"/>
-          </w:tcPr>
-          <w:p>
-            <w:pPr>
-              <w:pStyle w:val="Normal"/>
-              <w:jc w:val="left"/>
-              <w:pBdr>
-                <w:bottom w:val="none" w:sz="0" w:space="0" w:color="000000"/>
-                <w:top w:val="none" w:sz="0" w:space="0" w:color="000000"/>
-                <w:left w:val="none" w:sz="0" w:space="0" w:color="000000"/>
-                <w:right w:val="none" w:sz="0" w:space="0" w:color="000000"/>
-              </w:pBdr>
-              <w:spacing w:after="100" w:before="100" w:line="240"/>
-              <w:ind w:left="100" w:right="100" w:firstLine="0" w:firstLineChars="0"/>
-              <w:rPr>
-                <w:rFonts w:ascii="Times New Roman" w:hAnsi="Times New Roman" w:eastAsia="Times New Roman" w:cs="Times New Roman"/>
-                <w:i w:val="false"/>
-                <w:b w:val="false"/>
-                <w:u w:val="none"/>
-                <w:strike w:val="false"/>
-                <w:sz w:val="18"/>
-                <w:szCs w:val="18"/>
-                <w:color w:val="000000"/>
-              </w:rPr>
-            </w:pPr>
-            <w:r>
-              <w:rPr>
-                <w:rFonts w:ascii="Times New Roman" w:hAnsi="Times New Roman" w:eastAsia="Times New Roman" w:cs="Times New Roman"/>
-                <w:i w:val="false"/>
-                <w:b w:val="false"/>
-                <w:u w:val="none"/>
-                <w:strike w:val="false"/>
-                <w:sz w:val="18"/>
-                <w:szCs w:val="18"/>
-                <w:color w:val="000000"/>
-              </w:rPr>
-              <w:t xml:space="preserve">0.84 (0.63–1.12)</w:t>
-            </w:r>
-          </w:p>
-        </w:tc>
-        <w:tc>
-          <w:tcPr>
-            <w:tcBorders>
-              <w:bottom w:val="none" w:sz="0" w:space="0" w:color="000000"/>
-              <w:top w:val="none" w:sz="0" w:space="0" w:color="000000"/>
-              <w:left w:val="none" w:sz="0" w:space="0" w:color="000000"/>
-              <w:right w:val="none" w:sz="0" w:space="0" w:color="000000"/>
-            </w:tcBorders>
-            <w:shd w:val="clear" w:color="auto" w:fill="FFFFFF"/>
-            <w:tcMar>
-              <w:top w:w="0" w:type="dxa"/>
-              <w:bottom w:w="0" w:type="dxa"/>
-              <w:left w:w="0" w:type="dxa"/>
-              <w:right w:w="0" w:type="dxa"/>
-            </w:tcMar>
-            <w:vAlign w:val="center"/>
-          </w:tcPr>
-          <w:p>
-            <w:pPr>
-              <w:pStyle w:val="Normal"/>
-              <w:jc w:val="left"/>
-              <w:pBdr>
-                <w:bottom w:val="none" w:sz="0" w:space="0" w:color="000000"/>
-                <w:top w:val="none" w:sz="0" w:space="0" w:color="000000"/>
-                <w:left w:val="none" w:sz="0" w:space="0" w:color="000000"/>
-                <w:right w:val="none" w:sz="0" w:space="0" w:color="000000"/>
-              </w:pBdr>
-              <w:spacing w:after="100" w:before="100" w:line="240"/>
-              <w:ind w:left="100" w:right="100" w:firstLine="0" w:firstLineChars="0"/>
-              <w:rPr>
-                <w:rFonts w:ascii="Times New Roman" w:hAnsi="Times New Roman" w:eastAsia="Times New Roman" w:cs="Times New Roman"/>
-                <w:i w:val="false"/>
-                <w:b w:val="false"/>
-                <w:u w:val="none"/>
-                <w:strike w:val="false"/>
-                <w:sz w:val="18"/>
-                <w:szCs w:val="18"/>
-                <w:color w:val="000000"/>
-              </w:rPr>
-            </w:pPr>
-            <w:r>
-              <w:rPr>
-                <w:rFonts w:ascii="Times New Roman" w:hAnsi="Times New Roman" w:eastAsia="Times New Roman" w:cs="Times New Roman"/>
-                <w:i w:val="false"/>
-                <w:b w:val="false"/>
-                <w:u w:val="none"/>
-                <w:strike w:val="false"/>
-                <w:sz w:val="18"/>
-                <w:szCs w:val="18"/>
-                <w:color w:val="000000"/>
-              </w:rPr>
-              <w:t xml:space="preserve">0.229</w:t>
+              <w:t xml:space="preserve">100</w:t>
+            </w:r>
+          </w:p>
+        </w:tc>
+        <w:tc>
+          <w:tcPr>
+            <w:tcBorders>
+              <w:bottom w:val="none" w:sz="0" w:space="0" w:color="000000"/>
+              <w:top w:val="none" w:sz="0" w:space="0" w:color="000000"/>
+              <w:left w:val="none" w:sz="0" w:space="0" w:color="000000"/>
+              <w:right w:val="none" w:sz="0" w:space="0" w:color="000000"/>
+            </w:tcBorders>
+            <w:shd w:val="clear" w:color="auto" w:fill="FFFFFF"/>
+            <w:tcMar>
+              <w:top w:w="0" w:type="dxa"/>
+              <w:bottom w:w="0" w:type="dxa"/>
+              <w:left w:w="0" w:type="dxa"/>
+              <w:right w:w="0" w:type="dxa"/>
+            </w:tcMar>
+            <w:vAlign w:val="center"/>
+          </w:tcPr>
+          <w:p>
+            <w:pPr>
+              <w:pStyle w:val="Normal"/>
+              <w:jc w:val="left"/>
+              <w:pBdr>
+                <w:bottom w:val="none" w:sz="0" w:space="0" w:color="000000"/>
+                <w:top w:val="none" w:sz="0" w:space="0" w:color="000000"/>
+                <w:left w:val="none" w:sz="0" w:space="0" w:color="000000"/>
+                <w:right w:val="none" w:sz="0" w:space="0" w:color="000000"/>
+              </w:pBdr>
+              <w:spacing w:after="100" w:before="100" w:line="240"/>
+              <w:ind w:left="100" w:right="100" w:firstLine="0" w:firstLineChars="0"/>
+              <w:rPr>
+                <w:rFonts w:ascii="Times New Roman" w:hAnsi="Times New Roman" w:eastAsia="Times New Roman" w:cs="Times New Roman"/>
+                <w:i w:val="false"/>
+                <w:b w:val="false"/>
+                <w:u w:val="none"/>
+                <w:strike w:val="false"/>
+                <w:sz w:val="18"/>
+                <w:szCs w:val="18"/>
+                <w:color w:val="000000"/>
+              </w:rPr>
+            </w:pPr>
+            <w:r>
+              <w:rPr>
+                <w:rFonts w:ascii="Times New Roman" w:hAnsi="Times New Roman" w:eastAsia="Times New Roman" w:cs="Times New Roman"/>
+                <w:i w:val="false"/>
+                <w:b w:val="false"/>
+                <w:u w:val="none"/>
+                <w:strike w:val="false"/>
+                <w:sz w:val="18"/>
+                <w:szCs w:val="18"/>
+                <w:color w:val="000000"/>
+              </w:rPr>
+              <w:t xml:space="preserve">1.11 (0.84–1.48)</w:t>
+            </w:r>
+          </w:p>
+        </w:tc>
+        <w:tc>
+          <w:tcPr>
+            <w:tcBorders>
+              <w:bottom w:val="none" w:sz="0" w:space="0" w:color="000000"/>
+              <w:top w:val="none" w:sz="0" w:space="0" w:color="000000"/>
+              <w:left w:val="none" w:sz="0" w:space="0" w:color="000000"/>
+              <w:right w:val="none" w:sz="0" w:space="0" w:color="000000"/>
+            </w:tcBorders>
+            <w:shd w:val="clear" w:color="auto" w:fill="FFFFFF"/>
+            <w:tcMar>
+              <w:top w:w="0" w:type="dxa"/>
+              <w:bottom w:w="0" w:type="dxa"/>
+              <w:left w:w="0" w:type="dxa"/>
+              <w:right w:w="0" w:type="dxa"/>
+            </w:tcMar>
+            <w:vAlign w:val="center"/>
+          </w:tcPr>
+          <w:p>
+            <w:pPr>
+              <w:pStyle w:val="Normal"/>
+              <w:jc w:val="left"/>
+              <w:pBdr>
+                <w:bottom w:val="none" w:sz="0" w:space="0" w:color="000000"/>
+                <w:top w:val="none" w:sz="0" w:space="0" w:color="000000"/>
+                <w:left w:val="none" w:sz="0" w:space="0" w:color="000000"/>
+                <w:right w:val="none" w:sz="0" w:space="0" w:color="000000"/>
+              </w:pBdr>
+              <w:spacing w:after="100" w:before="100" w:line="240"/>
+              <w:ind w:left="100" w:right="100" w:firstLine="0" w:firstLineChars="0"/>
+              <w:rPr>
+                <w:rFonts w:ascii="Times New Roman" w:hAnsi="Times New Roman" w:eastAsia="Times New Roman" w:cs="Times New Roman"/>
+                <w:i w:val="false"/>
+                <w:b w:val="false"/>
+                <w:u w:val="none"/>
+                <w:strike w:val="false"/>
+                <w:sz w:val="18"/>
+                <w:szCs w:val="18"/>
+                <w:color w:val="000000"/>
+              </w:rPr>
+            </w:pPr>
+            <w:r>
+              <w:rPr>
+                <w:rFonts w:ascii="Times New Roman" w:hAnsi="Times New Roman" w:eastAsia="Times New Roman" w:cs="Times New Roman"/>
+                <w:i w:val="false"/>
+                <w:b w:val="false"/>
+                <w:u w:val="none"/>
+                <w:strike w:val="false"/>
+                <w:sz w:val="18"/>
+                <w:szCs w:val="18"/>
+                <w:color w:val="000000"/>
+              </w:rPr>
+              <w:t xml:space="preserve">0.462</w:t>
             </w:r>
           </w:p>
         </w:tc>
@@ -1490,7 +1490,7 @@
                 <w:szCs w:val="18"/>
                 <w:color w:val="000000"/>
               </w:rPr>
-              <w:t xml:space="preserve">ROCK2 expression, log2 (per 1 unit)</w:t>
+              <w:t xml:space="preserve">HIST1H2AC expression, log2 (per 1 unit)</w:t>
             </w:r>
           </w:p>
         </w:tc>
@@ -1710,62 +1710,62 @@
                 <w:szCs w:val="18"/>
                 <w:color w:val="000000"/>
               </w:rPr>
-              <w:t xml:space="preserve">0.87 (0.72–1.06)</w:t>
-            </w:r>
-          </w:p>
-        </w:tc>
-        <w:tc>
-          <w:tcPr>
-            <w:tcBorders>
-              <w:bottom w:val="none" w:sz="0" w:space="0" w:color="000000"/>
-              <w:top w:val="none" w:sz="0" w:space="0" w:color="000000"/>
-              <w:left w:val="none" w:sz="0" w:space="0" w:color="000000"/>
-              <w:right w:val="none" w:sz="0" w:space="0" w:color="000000"/>
-            </w:tcBorders>
-            <w:shd w:val="clear" w:color="auto" w:fill="FFFFFF"/>
-            <w:tcMar>
-              <w:top w:w="0" w:type="dxa"/>
-              <w:bottom w:w="0" w:type="dxa"/>
-              <w:left w:w="0" w:type="dxa"/>
-              <w:right w:w="0" w:type="dxa"/>
-            </w:tcMar>
-            <w:vAlign w:val="center"/>
-          </w:tcPr>
-          <w:p>
-            <w:pPr>
-              <w:pStyle w:val="Normal"/>
-              <w:jc w:val="left"/>
-              <w:pBdr>
-                <w:bottom w:val="none" w:sz="0" w:space="0" w:color="000000"/>
-                <w:top w:val="none" w:sz="0" w:space="0" w:color="000000"/>
-                <w:left w:val="none" w:sz="0" w:space="0" w:color="000000"/>
-                <w:right w:val="none" w:sz="0" w:space="0" w:color="000000"/>
-              </w:pBdr>
-              <w:spacing w:after="100" w:before="100" w:line="240"/>
-              <w:ind w:left="100" w:right="100" w:firstLine="0" w:firstLineChars="0"/>
-              <w:rPr>
-                <w:rFonts w:ascii="Times New Roman" w:hAnsi="Times New Roman" w:eastAsia="Times New Roman" w:cs="Times New Roman"/>
-                <w:i w:val="false"/>
-                <w:b w:val="false"/>
-                <w:u w:val="none"/>
-                <w:strike w:val="false"/>
-                <w:sz w:val="18"/>
-                <w:szCs w:val="18"/>
-                <w:color w:val="000000"/>
-              </w:rPr>
-            </w:pPr>
-            <w:r>
-              <w:rPr>
-                <w:rFonts w:ascii="Times New Roman" w:hAnsi="Times New Roman" w:eastAsia="Times New Roman" w:cs="Times New Roman"/>
-                <w:i w:val="false"/>
-                <w:b w:val="false"/>
-                <w:u w:val="none"/>
-                <w:strike w:val="false"/>
-                <w:sz w:val="18"/>
-                <w:szCs w:val="18"/>
-                <w:color w:val="000000"/>
-              </w:rPr>
-              <w:t xml:space="preserve">0.167</w:t>
+              <w:t xml:space="preserve">1.15 (0.99–1.32)</w:t>
+            </w:r>
+          </w:p>
+        </w:tc>
+        <w:tc>
+          <w:tcPr>
+            <w:tcBorders>
+              <w:bottom w:val="none" w:sz="0" w:space="0" w:color="000000"/>
+              <w:top w:val="none" w:sz="0" w:space="0" w:color="000000"/>
+              <w:left w:val="none" w:sz="0" w:space="0" w:color="000000"/>
+              <w:right w:val="none" w:sz="0" w:space="0" w:color="000000"/>
+            </w:tcBorders>
+            <w:shd w:val="clear" w:color="auto" w:fill="FFFFFF"/>
+            <w:tcMar>
+              <w:top w:w="0" w:type="dxa"/>
+              <w:bottom w:w="0" w:type="dxa"/>
+              <w:left w:w="0" w:type="dxa"/>
+              <w:right w:w="0" w:type="dxa"/>
+            </w:tcMar>
+            <w:vAlign w:val="center"/>
+          </w:tcPr>
+          <w:p>
+            <w:pPr>
+              <w:pStyle w:val="Normal"/>
+              <w:jc w:val="left"/>
+              <w:pBdr>
+                <w:bottom w:val="none" w:sz="0" w:space="0" w:color="000000"/>
+                <w:top w:val="none" w:sz="0" w:space="0" w:color="000000"/>
+                <w:left w:val="none" w:sz="0" w:space="0" w:color="000000"/>
+                <w:right w:val="none" w:sz="0" w:space="0" w:color="000000"/>
+              </w:pBdr>
+              <w:spacing w:after="100" w:before="100" w:line="240"/>
+              <w:ind w:left="100" w:right="100" w:firstLine="0" w:firstLineChars="0"/>
+              <w:rPr>
+                <w:rFonts w:ascii="Times New Roman" w:hAnsi="Times New Roman" w:eastAsia="Times New Roman" w:cs="Times New Roman"/>
+                <w:i w:val="false"/>
+                <w:b w:val="false"/>
+                <w:u w:val="none"/>
+                <w:strike w:val="false"/>
+                <w:sz w:val="18"/>
+                <w:szCs w:val="18"/>
+                <w:color w:val="000000"/>
+              </w:rPr>
+            </w:pPr>
+            <w:r>
+              <w:rPr>
+                <w:rFonts w:ascii="Times New Roman" w:hAnsi="Times New Roman" w:eastAsia="Times New Roman" w:cs="Times New Roman"/>
+                <w:i w:val="false"/>
+                <w:b w:val="false"/>
+                <w:u w:val="none"/>
+                <w:strike w:val="false"/>
+                <w:sz w:val="18"/>
+                <w:szCs w:val="18"/>
+                <w:color w:val="000000"/>
+              </w:rPr>
+              <w:t xml:space="preserve">0.062</w:t>
             </w:r>
           </w:p>
         </w:tc>
@@ -1935,62 +1935,62 @@
                 <w:szCs w:val="18"/>
                 <w:color w:val="000000"/>
               </w:rPr>
-              <w:t xml:space="preserve">ROCK2 expression</w:t>
-            </w:r>
-          </w:p>
-        </w:tc>
-        <w:tc>
-          <w:tcPr>
-            <w:tcBorders>
-              <w:bottom w:val="none" w:sz="0" w:space="0" w:color="000000"/>
-              <w:top w:val="none" w:sz="0" w:space="0" w:color="000000"/>
-              <w:left w:val="none" w:sz="0" w:space="0" w:color="000000"/>
-              <w:right w:val="none" w:sz="0" w:space="0" w:color="000000"/>
-            </w:tcBorders>
-            <w:shd w:val="clear" w:color="auto" w:fill="FFFFFF"/>
-            <w:tcMar>
-              <w:top w:w="0" w:type="dxa"/>
-              <w:bottom w:w="0" w:type="dxa"/>
-              <w:left w:w="0" w:type="dxa"/>
-              <w:right w:w="0" w:type="dxa"/>
-            </w:tcMar>
-            <w:vAlign w:val="center"/>
-          </w:tcPr>
-          <w:p>
-            <w:pPr>
-              <w:pStyle w:val="Normal"/>
-              <w:jc w:val="left"/>
-              <w:pBdr>
-                <w:bottom w:val="none" w:sz="0" w:space="0" w:color="000000"/>
-                <w:top w:val="none" w:sz="0" w:space="0" w:color="000000"/>
-                <w:left w:val="none" w:sz="0" w:space="0" w:color="000000"/>
-                <w:right w:val="none" w:sz="0" w:space="0" w:color="000000"/>
-              </w:pBdr>
-              <w:spacing w:after="100" w:before="100" w:line="240"/>
-              <w:ind w:left="100" w:right="100" w:firstLine="0" w:firstLineChars="0"/>
-              <w:rPr>
-                <w:rFonts w:ascii="Times New Roman" w:hAnsi="Times New Roman" w:eastAsia="Times New Roman" w:cs="Times New Roman"/>
-                <w:i w:val="false"/>
-                <w:b w:val="false"/>
-                <w:u w:val="none"/>
-                <w:strike w:val="false"/>
-                <w:sz w:val="18"/>
-                <w:szCs w:val="18"/>
-                <w:color w:val="000000"/>
-              </w:rPr>
-            </w:pPr>
-            <w:r>
-              <w:rPr>
-                <w:rFonts w:ascii="Times New Roman" w:hAnsi="Times New Roman" w:eastAsia="Times New Roman" w:cs="Times New Roman"/>
-                <w:i w:val="false"/>
-                <w:b w:val="false"/>
-                <w:u w:val="none"/>
-                <w:strike w:val="false"/>
-                <w:sz w:val="18"/>
-                <w:szCs w:val="18"/>
-                <w:color w:val="000000"/>
-              </w:rPr>
-              <w:t xml:space="preserve">Low (ref)</w:t>
+              <w:t xml:space="preserve">HIST1H2AC expression, log2 (per 1 unit)</w:t>
+            </w:r>
+          </w:p>
+        </w:tc>
+        <w:tc>
+          <w:tcPr>
+            <w:tcBorders>
+              <w:bottom w:val="none" w:sz="0" w:space="0" w:color="000000"/>
+              <w:top w:val="none" w:sz="0" w:space="0" w:color="000000"/>
+              <w:left w:val="none" w:sz="0" w:space="0" w:color="000000"/>
+              <w:right w:val="none" w:sz="0" w:space="0" w:color="000000"/>
+            </w:tcBorders>
+            <w:shd w:val="clear" w:color="auto" w:fill="FFFFFF"/>
+            <w:tcMar>
+              <w:top w:w="0" w:type="dxa"/>
+              <w:bottom w:w="0" w:type="dxa"/>
+              <w:left w:w="0" w:type="dxa"/>
+              <w:right w:w="0" w:type="dxa"/>
+            </w:tcMar>
+            <w:vAlign w:val="center"/>
+          </w:tcPr>
+          <w:p>
+            <w:pPr>
+              <w:pStyle w:val="Normal"/>
+              <w:jc w:val="left"/>
+              <w:pBdr>
+                <w:bottom w:val="none" w:sz="0" w:space="0" w:color="000000"/>
+                <w:top w:val="none" w:sz="0" w:space="0" w:color="000000"/>
+                <w:left w:val="none" w:sz="0" w:space="0" w:color="000000"/>
+                <w:right w:val="none" w:sz="0" w:space="0" w:color="000000"/>
+              </w:pBdr>
+              <w:spacing w:after="100" w:before="100" w:line="240"/>
+              <w:ind w:left="100" w:right="100" w:firstLine="0" w:firstLineChars="0"/>
+              <w:rPr>
+                <w:rFonts w:ascii="Times New Roman" w:hAnsi="Times New Roman" w:eastAsia="Times New Roman" w:cs="Times New Roman"/>
+                <w:i w:val="false"/>
+                <w:b w:val="false"/>
+                <w:u w:val="none"/>
+                <w:strike w:val="false"/>
+                <w:sz w:val="18"/>
+                <w:szCs w:val="18"/>
+                <w:color w:val="000000"/>
+              </w:rPr>
+            </w:pPr>
+            <w:r>
+              <w:rPr>
+                <w:rFonts w:ascii="Times New Roman" w:hAnsi="Times New Roman" w:eastAsia="Times New Roman" w:cs="Times New Roman"/>
+                <w:i w:val="false"/>
+                <w:b w:val="false"/>
+                <w:u w:val="none"/>
+                <w:strike w:val="false"/>
+                <w:sz w:val="18"/>
+                <w:szCs w:val="18"/>
+                <w:color w:val="000000"/>
+              </w:rPr>
+              <w:t xml:space="preserve"/>
             </w:r>
           </w:p>
         </w:tc>
@@ -2045,7 +2045,7 @@
                 <w:szCs w:val="18"/>
                 <w:color w:val="000000"/>
               </w:rPr>
-              <w:t xml:space="preserve">277</w:t>
+              <w:t xml:space="preserve">558</w:t>
             </w:r>
           </w:p>
         </w:tc>
@@ -2100,117 +2100,117 @@
                 <w:szCs w:val="18"/>
                 <w:color w:val="000000"/>
               </w:rPr>
-              <w:t xml:space="preserve">99</w:t>
-            </w:r>
-          </w:p>
-        </w:tc>
-        <w:tc>
-          <w:tcPr>
-            <w:tcBorders>
-              <w:bottom w:val="none" w:sz="0" w:space="0" w:color="000000"/>
-              <w:top w:val="none" w:sz="0" w:space="0" w:color="000000"/>
-              <w:left w:val="none" w:sz="0" w:space="0" w:color="000000"/>
-              <w:right w:val="none" w:sz="0" w:space="0" w:color="000000"/>
-            </w:tcBorders>
-            <w:shd w:val="clear" w:color="auto" w:fill="FFFFFF"/>
-            <w:tcMar>
-              <w:top w:w="0" w:type="dxa"/>
-              <w:bottom w:w="0" w:type="dxa"/>
-              <w:left w:w="0" w:type="dxa"/>
-              <w:right w:w="0" w:type="dxa"/>
-            </w:tcMar>
-            <w:vAlign w:val="center"/>
-          </w:tcPr>
-          <w:p>
-            <w:pPr>
-              <w:pStyle w:val="Normal"/>
-              <w:jc w:val="left"/>
-              <w:pBdr>
-                <w:bottom w:val="none" w:sz="0" w:space="0" w:color="000000"/>
-                <w:top w:val="none" w:sz="0" w:space="0" w:color="000000"/>
-                <w:left w:val="none" w:sz="0" w:space="0" w:color="000000"/>
-                <w:right w:val="none" w:sz="0" w:space="0" w:color="000000"/>
-              </w:pBdr>
-              <w:spacing w:after="100" w:before="100" w:line="240"/>
-              <w:ind w:left="100" w:right="100" w:firstLine="0" w:firstLineChars="0"/>
-              <w:rPr>
-                <w:rFonts w:ascii="Times New Roman" w:hAnsi="Times New Roman" w:eastAsia="Times New Roman" w:cs="Times New Roman"/>
-                <w:i w:val="false"/>
-                <w:b w:val="false"/>
-                <w:u w:val="none"/>
-                <w:strike w:val="false"/>
-                <w:sz w:val="18"/>
-                <w:szCs w:val="18"/>
-                <w:color w:val="000000"/>
-              </w:rPr>
-            </w:pPr>
-            <w:r>
-              <w:rPr>
-                <w:rFonts w:ascii="Times New Roman" w:hAnsi="Times New Roman" w:eastAsia="Times New Roman" w:cs="Times New Roman"/>
-                <w:i w:val="false"/>
-                <w:b w:val="false"/>
-                <w:u w:val="none"/>
-                <w:strike w:val="false"/>
-                <w:sz w:val="18"/>
-                <w:szCs w:val="18"/>
-                <w:color w:val="000000"/>
-              </w:rPr>
-              <w:t xml:space="preserve">Reference</w:t>
-            </w:r>
-          </w:p>
-        </w:tc>
-        <w:tc>
-          <w:tcPr>
-            <w:tcBorders>
-              <w:bottom w:val="none" w:sz="0" w:space="0" w:color="000000"/>
-              <w:top w:val="none" w:sz="0" w:space="0" w:color="000000"/>
-              <w:left w:val="none" w:sz="0" w:space="0" w:color="000000"/>
-              <w:right w:val="none" w:sz="0" w:space="0" w:color="000000"/>
-            </w:tcBorders>
-            <w:shd w:val="clear" w:color="auto" w:fill="FFFFFF"/>
-            <w:tcMar>
-              <w:top w:w="0" w:type="dxa"/>
-              <w:bottom w:w="0" w:type="dxa"/>
-              <w:left w:w="0" w:type="dxa"/>
-              <w:right w:w="0" w:type="dxa"/>
-            </w:tcMar>
-            <w:vAlign w:val="center"/>
-          </w:tcPr>
-          <w:p>
-            <w:pPr>
-              <w:pStyle w:val="Normal"/>
-              <w:jc w:val="left"/>
-              <w:pBdr>
-                <w:bottom w:val="none" w:sz="0" w:space="0" w:color="000000"/>
-                <w:top w:val="none" w:sz="0" w:space="0" w:color="000000"/>
-                <w:left w:val="none" w:sz="0" w:space="0" w:color="000000"/>
-                <w:right w:val="none" w:sz="0" w:space="0" w:color="000000"/>
-              </w:pBdr>
-              <w:spacing w:after="100" w:before="100" w:line="240"/>
-              <w:ind w:left="100" w:right="100" w:firstLine="0" w:firstLineChars="0"/>
-              <w:rPr>
-                <w:rFonts w:ascii="Times New Roman" w:hAnsi="Times New Roman" w:eastAsia="Times New Roman" w:cs="Times New Roman"/>
-                <w:i w:val="false"/>
-                <w:b w:val="false"/>
-                <w:u w:val="none"/>
-                <w:strike w:val="false"/>
-                <w:sz w:val="18"/>
-                <w:szCs w:val="18"/>
-                <w:color w:val="000000"/>
-              </w:rPr>
-            </w:pPr>
-            <w:r>
-              <w:rPr>
-                <w:rFonts w:ascii="Times New Roman" w:hAnsi="Times New Roman" w:eastAsia="Times New Roman" w:cs="Times New Roman"/>
-                <w:i w:val="false"/>
-                <w:b w:val="false"/>
-                <w:u w:val="none"/>
-                <w:strike w:val="false"/>
-                <w:sz w:val="18"/>
-                <w:szCs w:val="18"/>
-                <w:color w:val="000000"/>
-              </w:rPr>
-              <w:t xml:space="preserve"/>
+              <w:t xml:space="preserve">190</w:t>
+            </w:r>
+          </w:p>
+        </w:tc>
+        <w:tc>
+          <w:tcPr>
+            <w:tcBorders>
+              <w:bottom w:val="none" w:sz="0" w:space="0" w:color="000000"/>
+              <w:top w:val="none" w:sz="0" w:space="0" w:color="000000"/>
+              <w:left w:val="none" w:sz="0" w:space="0" w:color="000000"/>
+              <w:right w:val="none" w:sz="0" w:space="0" w:color="000000"/>
+            </w:tcBorders>
+            <w:shd w:val="clear" w:color="auto" w:fill="FFFFFF"/>
+            <w:tcMar>
+              <w:top w:w="0" w:type="dxa"/>
+              <w:bottom w:w="0" w:type="dxa"/>
+              <w:left w:w="0" w:type="dxa"/>
+              <w:right w:w="0" w:type="dxa"/>
+            </w:tcMar>
+            <w:vAlign w:val="center"/>
+          </w:tcPr>
+          <w:p>
+            <w:pPr>
+              <w:pStyle w:val="Normal"/>
+              <w:jc w:val="left"/>
+              <w:pBdr>
+                <w:bottom w:val="none" w:sz="0" w:space="0" w:color="000000"/>
+                <w:top w:val="none" w:sz="0" w:space="0" w:color="000000"/>
+                <w:left w:val="none" w:sz="0" w:space="0" w:color="000000"/>
+                <w:right w:val="none" w:sz="0" w:space="0" w:color="000000"/>
+              </w:pBdr>
+              <w:spacing w:after="100" w:before="100" w:line="240"/>
+              <w:ind w:left="100" w:right="100" w:firstLine="0" w:firstLineChars="0"/>
+              <w:rPr>
+                <w:rFonts w:ascii="Times New Roman" w:hAnsi="Times New Roman" w:eastAsia="Times New Roman" w:cs="Times New Roman"/>
+                <w:i w:val="false"/>
+                <w:b w:val="false"/>
+                <w:u w:val="none"/>
+                <w:strike w:val="false"/>
+                <w:sz w:val="18"/>
+                <w:szCs w:val="18"/>
+                <w:color w:val="000000"/>
+              </w:rPr>
+            </w:pPr>
+            <w:r>
+              <w:rPr>
+                <w:rFonts w:ascii="Times New Roman" w:hAnsi="Times New Roman" w:eastAsia="Times New Roman" w:cs="Times New Roman"/>
+                <w:i w:val="false"/>
+                <w:b w:val="false"/>
+                <w:u w:val="none"/>
+                <w:strike w:val="false"/>
+                <w:sz w:val="18"/>
+                <w:szCs w:val="18"/>
+                <w:color w:val="000000"/>
+              </w:rPr>
+              <w:t xml:space="preserve">1.10 (0.96–1.27)</w:t>
+            </w:r>
+          </w:p>
+        </w:tc>
+        <w:tc>
+          <w:tcPr>
+            <w:tcBorders>
+              <w:bottom w:val="none" w:sz="0" w:space="0" w:color="000000"/>
+              <w:top w:val="none" w:sz="0" w:space="0" w:color="000000"/>
+              <w:left w:val="none" w:sz="0" w:space="0" w:color="000000"/>
+              <w:right w:val="none" w:sz="0" w:space="0" w:color="000000"/>
+            </w:tcBorders>
+            <w:shd w:val="clear" w:color="auto" w:fill="FFFFFF"/>
+            <w:tcMar>
+              <w:top w:w="0" w:type="dxa"/>
+              <w:bottom w:w="0" w:type="dxa"/>
+              <w:left w:w="0" w:type="dxa"/>
+              <w:right w:w="0" w:type="dxa"/>
+            </w:tcMar>
+            <w:vAlign w:val="center"/>
+          </w:tcPr>
+          <w:p>
+            <w:pPr>
+              <w:pStyle w:val="Normal"/>
+              <w:jc w:val="left"/>
+              <w:pBdr>
+                <w:bottom w:val="none" w:sz="0" w:space="0" w:color="000000"/>
+                <w:top w:val="none" w:sz="0" w:space="0" w:color="000000"/>
+                <w:left w:val="none" w:sz="0" w:space="0" w:color="000000"/>
+                <w:right w:val="none" w:sz="0" w:space="0" w:color="000000"/>
+              </w:pBdr>
+              <w:spacing w:after="100" w:before="100" w:line="240"/>
+              <w:ind w:left="100" w:right="100" w:firstLine="0" w:firstLineChars="0"/>
+              <w:rPr>
+                <w:rFonts w:ascii="Times New Roman" w:hAnsi="Times New Roman" w:eastAsia="Times New Roman" w:cs="Times New Roman"/>
+                <w:i w:val="false"/>
+                <w:b w:val="false"/>
+                <w:u w:val="none"/>
+                <w:strike w:val="false"/>
+                <w:sz w:val="18"/>
+                <w:szCs w:val="18"/>
+                <w:color w:val="000000"/>
+              </w:rPr>
+            </w:pPr>
+            <w:r>
+              <w:rPr>
+                <w:rFonts w:ascii="Times New Roman" w:hAnsi="Times New Roman" w:eastAsia="Times New Roman" w:cs="Times New Roman"/>
+                <w:i w:val="false"/>
+                <w:b w:val="false"/>
+                <w:u w:val="none"/>
+                <w:strike w:val="false"/>
+                <w:sz w:val="18"/>
+                <w:szCs w:val="18"/>
+                <w:color w:val="000000"/>
+              </w:rPr>
+              <w:t xml:space="preserve">0.175</w:t>
             </w:r>
           </w:p>
         </w:tc>
@@ -2380,282 +2380,282 @@
                 <w:szCs w:val="18"/>
                 <w:color w:val="000000"/>
               </w:rPr>
+              <w:t xml:space="preserve">Sex</w:t>
+            </w:r>
+          </w:p>
+        </w:tc>
+        <w:tc>
+          <w:tcPr>
+            <w:tcBorders>
+              <w:bottom w:val="none" w:sz="0" w:space="0" w:color="000000"/>
+              <w:top w:val="none" w:sz="0" w:space="0" w:color="000000"/>
+              <w:left w:val="none" w:sz="0" w:space="0" w:color="000000"/>
+              <w:right w:val="none" w:sz="0" w:space="0" w:color="000000"/>
+            </w:tcBorders>
+            <w:shd w:val="clear" w:color="auto" w:fill="FFFFFF"/>
+            <w:tcMar>
+              <w:top w:w="0" w:type="dxa"/>
+              <w:bottom w:w="0" w:type="dxa"/>
+              <w:left w:w="0" w:type="dxa"/>
+              <w:right w:w="0" w:type="dxa"/>
+            </w:tcMar>
+            <w:vAlign w:val="center"/>
+          </w:tcPr>
+          <w:p>
+            <w:pPr>
+              <w:pStyle w:val="Normal"/>
+              <w:jc w:val="left"/>
+              <w:pBdr>
+                <w:bottom w:val="none" w:sz="0" w:space="0" w:color="000000"/>
+                <w:top w:val="none" w:sz="0" w:space="0" w:color="000000"/>
+                <w:left w:val="none" w:sz="0" w:space="0" w:color="000000"/>
+                <w:right w:val="none" w:sz="0" w:space="0" w:color="000000"/>
+              </w:pBdr>
+              <w:spacing w:after="100" w:before="100" w:line="240"/>
+              <w:ind w:left="100" w:right="100" w:firstLine="0" w:firstLineChars="0"/>
+              <w:rPr>
+                <w:rFonts w:ascii="Times New Roman" w:hAnsi="Times New Roman" w:eastAsia="Times New Roman" w:cs="Times New Roman"/>
+                <w:i w:val="false"/>
+                <w:b w:val="false"/>
+                <w:u w:val="none"/>
+                <w:strike w:val="false"/>
+                <w:sz w:val="18"/>
+                <w:szCs w:val="18"/>
+                <w:color w:val="000000"/>
+              </w:rPr>
+            </w:pPr>
+            <w:r>
+              <w:rPr>
+                <w:rFonts w:ascii="Times New Roman" w:hAnsi="Times New Roman" w:eastAsia="Times New Roman" w:cs="Times New Roman"/>
+                <w:i w:val="false"/>
+                <w:b w:val="false"/>
+                <w:u w:val="none"/>
+                <w:strike w:val="false"/>
+                <w:sz w:val="18"/>
+                <w:szCs w:val="18"/>
+                <w:color w:val="000000"/>
+              </w:rPr>
+              <w:t xml:space="preserve">Male (ref)</w:t>
+            </w:r>
+          </w:p>
+        </w:tc>
+        <w:tc>
+          <w:tcPr>
+            <w:tcBorders>
+              <w:bottom w:val="none" w:sz="0" w:space="0" w:color="000000"/>
+              <w:top w:val="none" w:sz="0" w:space="0" w:color="000000"/>
+              <w:left w:val="none" w:sz="0" w:space="0" w:color="000000"/>
+              <w:right w:val="none" w:sz="0" w:space="0" w:color="000000"/>
+            </w:tcBorders>
+            <w:shd w:val="clear" w:color="auto" w:fill="FFFFFF"/>
+            <w:tcMar>
+              <w:top w:w="0" w:type="dxa"/>
+              <w:bottom w:w="0" w:type="dxa"/>
+              <w:left w:w="0" w:type="dxa"/>
+              <w:right w:w="0" w:type="dxa"/>
+            </w:tcMar>
+            <w:vAlign w:val="center"/>
+          </w:tcPr>
+          <w:p>
+            <w:pPr>
+              <w:pStyle w:val="Normal"/>
+              <w:jc w:val="right"/>
+              <w:pBdr>
+                <w:bottom w:val="none" w:sz="0" w:space="0" w:color="000000"/>
+                <w:top w:val="none" w:sz="0" w:space="0" w:color="000000"/>
+                <w:left w:val="none" w:sz="0" w:space="0" w:color="000000"/>
+                <w:right w:val="none" w:sz="0" w:space="0" w:color="000000"/>
+              </w:pBdr>
+              <w:spacing w:after="100" w:before="100" w:line="240"/>
+              <w:ind w:left="100" w:right="100" w:firstLine="0" w:firstLineChars="0"/>
+              <w:rPr>
+                <w:rFonts w:ascii="Times New Roman" w:hAnsi="Times New Roman" w:eastAsia="Times New Roman" w:cs="Times New Roman"/>
+                <w:i w:val="false"/>
+                <w:b w:val="false"/>
+                <w:u w:val="none"/>
+                <w:strike w:val="false"/>
+                <w:sz w:val="18"/>
+                <w:szCs w:val="18"/>
+                <w:color w:val="000000"/>
+              </w:rPr>
+            </w:pPr>
+            <w:r>
+              <w:rPr>
+                <w:rFonts w:ascii="Times New Roman" w:hAnsi="Times New Roman" w:eastAsia="Times New Roman" w:cs="Times New Roman"/>
+                <w:i w:val="false"/>
+                <w:b w:val="false"/>
+                <w:u w:val="none"/>
+                <w:strike w:val="false"/>
+                <w:sz w:val="18"/>
+                <w:szCs w:val="18"/>
+                <w:color w:val="000000"/>
+              </w:rPr>
+              <w:t xml:space="preserve">306</w:t>
+            </w:r>
+          </w:p>
+        </w:tc>
+        <w:tc>
+          <w:tcPr>
+            <w:tcBorders>
+              <w:bottom w:val="none" w:sz="0" w:space="0" w:color="000000"/>
+              <w:top w:val="none" w:sz="0" w:space="0" w:color="000000"/>
+              <w:left w:val="none" w:sz="0" w:space="0" w:color="000000"/>
+              <w:right w:val="none" w:sz="0" w:space="0" w:color="000000"/>
+            </w:tcBorders>
+            <w:shd w:val="clear" w:color="auto" w:fill="FFFFFF"/>
+            <w:tcMar>
+              <w:top w:w="0" w:type="dxa"/>
+              <w:bottom w:w="0" w:type="dxa"/>
+              <w:left w:w="0" w:type="dxa"/>
+              <w:right w:w="0" w:type="dxa"/>
+            </w:tcMar>
+            <w:vAlign w:val="center"/>
+          </w:tcPr>
+          <w:p>
+            <w:pPr>
+              <w:pStyle w:val="Normal"/>
+              <w:jc w:val="right"/>
+              <w:pBdr>
+                <w:bottom w:val="none" w:sz="0" w:space="0" w:color="000000"/>
+                <w:top w:val="none" w:sz="0" w:space="0" w:color="000000"/>
+                <w:left w:val="none" w:sz="0" w:space="0" w:color="000000"/>
+                <w:right w:val="none" w:sz="0" w:space="0" w:color="000000"/>
+              </w:pBdr>
+              <w:spacing w:after="100" w:before="100" w:line="240"/>
+              <w:ind w:left="100" w:right="100" w:firstLine="0" w:firstLineChars="0"/>
+              <w:rPr>
+                <w:rFonts w:ascii="Times New Roman" w:hAnsi="Times New Roman" w:eastAsia="Times New Roman" w:cs="Times New Roman"/>
+                <w:i w:val="false"/>
+                <w:b w:val="false"/>
+                <w:u w:val="none"/>
+                <w:strike w:val="false"/>
+                <w:sz w:val="18"/>
+                <w:szCs w:val="18"/>
+                <w:color w:val="000000"/>
+              </w:rPr>
+            </w:pPr>
+            <w:r>
+              <w:rPr>
+                <w:rFonts w:ascii="Times New Roman" w:hAnsi="Times New Roman" w:eastAsia="Times New Roman" w:cs="Times New Roman"/>
+                <w:i w:val="false"/>
+                <w:b w:val="false"/>
+                <w:u w:val="none"/>
+                <w:strike w:val="false"/>
+                <w:sz w:val="18"/>
+                <w:szCs w:val="18"/>
+                <w:color w:val="000000"/>
+              </w:rPr>
+              <w:t xml:space="preserve">114</w:t>
+            </w:r>
+          </w:p>
+        </w:tc>
+        <w:tc>
+          <w:tcPr>
+            <w:tcBorders>
+              <w:bottom w:val="none" w:sz="0" w:space="0" w:color="000000"/>
+              <w:top w:val="none" w:sz="0" w:space="0" w:color="000000"/>
+              <w:left w:val="none" w:sz="0" w:space="0" w:color="000000"/>
+              <w:right w:val="none" w:sz="0" w:space="0" w:color="000000"/>
+            </w:tcBorders>
+            <w:shd w:val="clear" w:color="auto" w:fill="FFFFFF"/>
+            <w:tcMar>
+              <w:top w:w="0" w:type="dxa"/>
+              <w:bottom w:w="0" w:type="dxa"/>
+              <w:left w:w="0" w:type="dxa"/>
+              <w:right w:w="0" w:type="dxa"/>
+            </w:tcMar>
+            <w:vAlign w:val="center"/>
+          </w:tcPr>
+          <w:p>
+            <w:pPr>
+              <w:pStyle w:val="Normal"/>
+              <w:jc w:val="left"/>
+              <w:pBdr>
+                <w:bottom w:val="none" w:sz="0" w:space="0" w:color="000000"/>
+                <w:top w:val="none" w:sz="0" w:space="0" w:color="000000"/>
+                <w:left w:val="none" w:sz="0" w:space="0" w:color="000000"/>
+                <w:right w:val="none" w:sz="0" w:space="0" w:color="000000"/>
+              </w:pBdr>
+              <w:spacing w:after="100" w:before="100" w:line="240"/>
+              <w:ind w:left="100" w:right="100" w:firstLine="0" w:firstLineChars="0"/>
+              <w:rPr>
+                <w:rFonts w:ascii="Times New Roman" w:hAnsi="Times New Roman" w:eastAsia="Times New Roman" w:cs="Times New Roman"/>
+                <w:i w:val="false"/>
+                <w:b w:val="false"/>
+                <w:u w:val="none"/>
+                <w:strike w:val="false"/>
+                <w:sz w:val="18"/>
+                <w:szCs w:val="18"/>
+                <w:color w:val="000000"/>
+              </w:rPr>
+            </w:pPr>
+            <w:r>
+              <w:rPr>
+                <w:rFonts w:ascii="Times New Roman" w:hAnsi="Times New Roman" w:eastAsia="Times New Roman" w:cs="Times New Roman"/>
+                <w:i w:val="false"/>
+                <w:b w:val="false"/>
+                <w:u w:val="none"/>
+                <w:strike w:val="false"/>
+                <w:sz w:val="18"/>
+                <w:szCs w:val="18"/>
+                <w:color w:val="000000"/>
+              </w:rPr>
+              <w:t xml:space="preserve">Reference</w:t>
+            </w:r>
+          </w:p>
+        </w:tc>
+        <w:tc>
+          <w:tcPr>
+            <w:tcBorders>
+              <w:bottom w:val="none" w:sz="0" w:space="0" w:color="000000"/>
+              <w:top w:val="none" w:sz="0" w:space="0" w:color="000000"/>
+              <w:left w:val="none" w:sz="0" w:space="0" w:color="000000"/>
+              <w:right w:val="none" w:sz="0" w:space="0" w:color="000000"/>
+            </w:tcBorders>
+            <w:shd w:val="clear" w:color="auto" w:fill="FFFFFF"/>
+            <w:tcMar>
+              <w:top w:w="0" w:type="dxa"/>
+              <w:bottom w:w="0" w:type="dxa"/>
+              <w:left w:w="0" w:type="dxa"/>
+              <w:right w:w="0" w:type="dxa"/>
+            </w:tcMar>
+            <w:vAlign w:val="center"/>
+          </w:tcPr>
+          <w:p>
+            <w:pPr>
+              <w:pStyle w:val="Normal"/>
+              <w:jc w:val="left"/>
+              <w:pBdr>
+                <w:bottom w:val="none" w:sz="0" w:space="0" w:color="000000"/>
+                <w:top w:val="none" w:sz="0" w:space="0" w:color="000000"/>
+                <w:left w:val="none" w:sz="0" w:space="0" w:color="000000"/>
+                <w:right w:val="none" w:sz="0" w:space="0" w:color="000000"/>
+              </w:pBdr>
+              <w:spacing w:after="100" w:before="100" w:line="240"/>
+              <w:ind w:left="100" w:right="100" w:firstLine="0" w:firstLineChars="0"/>
+              <w:rPr>
+                <w:rFonts w:ascii="Times New Roman" w:hAnsi="Times New Roman" w:eastAsia="Times New Roman" w:cs="Times New Roman"/>
+                <w:i w:val="false"/>
+                <w:b w:val="false"/>
+                <w:u w:val="none"/>
+                <w:strike w:val="false"/>
+                <w:sz w:val="18"/>
+                <w:szCs w:val="18"/>
+                <w:color w:val="000000"/>
+              </w:rPr>
+            </w:pPr>
+            <w:r>
+              <w:rPr>
+                <w:rFonts w:ascii="Times New Roman" w:hAnsi="Times New Roman" w:eastAsia="Times New Roman" w:cs="Times New Roman"/>
+                <w:i w:val="false"/>
+                <w:b w:val="false"/>
+                <w:u w:val="none"/>
+                <w:strike w:val="false"/>
+                <w:sz w:val="18"/>
+                <w:szCs w:val="18"/>
+                <w:color w:val="000000"/>
+              </w:rPr>
               <w:t xml:space="preserve"/>
-            </w:r>
-          </w:p>
-        </w:tc>
-        <w:tc>
-          <w:tcPr>
-            <w:tcBorders>
-              <w:bottom w:val="none" w:sz="0" w:space="0" w:color="000000"/>
-              <w:top w:val="none" w:sz="0" w:space="0" w:color="000000"/>
-              <w:left w:val="none" w:sz="0" w:space="0" w:color="000000"/>
-              <w:right w:val="none" w:sz="0" w:space="0" w:color="000000"/>
-            </w:tcBorders>
-            <w:shd w:val="clear" w:color="auto" w:fill="FFFFFF"/>
-            <w:tcMar>
-              <w:top w:w="0" w:type="dxa"/>
-              <w:bottom w:w="0" w:type="dxa"/>
-              <w:left w:w="0" w:type="dxa"/>
-              <w:right w:w="0" w:type="dxa"/>
-            </w:tcMar>
-            <w:vAlign w:val="center"/>
-          </w:tcPr>
-          <w:p>
-            <w:pPr>
-              <w:pStyle w:val="Normal"/>
-              <w:jc w:val="left"/>
-              <w:pBdr>
-                <w:bottom w:val="none" w:sz="0" w:space="0" w:color="000000"/>
-                <w:top w:val="none" w:sz="0" w:space="0" w:color="000000"/>
-                <w:left w:val="none" w:sz="0" w:space="0" w:color="000000"/>
-                <w:right w:val="none" w:sz="0" w:space="0" w:color="000000"/>
-              </w:pBdr>
-              <w:spacing w:after="100" w:before="100" w:line="240"/>
-              <w:ind w:left="100" w:right="100" w:firstLine="0" w:firstLineChars="0"/>
-              <w:rPr>
-                <w:rFonts w:ascii="Times New Roman" w:hAnsi="Times New Roman" w:eastAsia="Times New Roman" w:cs="Times New Roman"/>
-                <w:i w:val="false"/>
-                <w:b w:val="false"/>
-                <w:u w:val="none"/>
-                <w:strike w:val="false"/>
-                <w:sz w:val="18"/>
-                <w:szCs w:val="18"/>
-                <w:color w:val="000000"/>
-              </w:rPr>
-            </w:pPr>
-            <w:r>
-              <w:rPr>
-                <w:rFonts w:ascii="Times New Roman" w:hAnsi="Times New Roman" w:eastAsia="Times New Roman" w:cs="Times New Roman"/>
-                <w:i w:val="false"/>
-                <w:b w:val="false"/>
-                <w:u w:val="none"/>
-                <w:strike w:val="false"/>
-                <w:sz w:val="18"/>
-                <w:szCs w:val="18"/>
-                <w:color w:val="000000"/>
-              </w:rPr>
-              <w:t xml:space="preserve">High</w:t>
-            </w:r>
-          </w:p>
-        </w:tc>
-        <w:tc>
-          <w:tcPr>
-            <w:tcBorders>
-              <w:bottom w:val="none" w:sz="0" w:space="0" w:color="000000"/>
-              <w:top w:val="none" w:sz="0" w:space="0" w:color="000000"/>
-              <w:left w:val="none" w:sz="0" w:space="0" w:color="000000"/>
-              <w:right w:val="none" w:sz="0" w:space="0" w:color="000000"/>
-            </w:tcBorders>
-            <w:shd w:val="clear" w:color="auto" w:fill="FFFFFF"/>
-            <w:tcMar>
-              <w:top w:w="0" w:type="dxa"/>
-              <w:bottom w:w="0" w:type="dxa"/>
-              <w:left w:w="0" w:type="dxa"/>
-              <w:right w:w="0" w:type="dxa"/>
-            </w:tcMar>
-            <w:vAlign w:val="center"/>
-          </w:tcPr>
-          <w:p>
-            <w:pPr>
-              <w:pStyle w:val="Normal"/>
-              <w:jc w:val="right"/>
-              <w:pBdr>
-                <w:bottom w:val="none" w:sz="0" w:space="0" w:color="000000"/>
-                <w:top w:val="none" w:sz="0" w:space="0" w:color="000000"/>
-                <w:left w:val="none" w:sz="0" w:space="0" w:color="000000"/>
-                <w:right w:val="none" w:sz="0" w:space="0" w:color="000000"/>
-              </w:pBdr>
-              <w:spacing w:after="100" w:before="100" w:line="240"/>
-              <w:ind w:left="100" w:right="100" w:firstLine="0" w:firstLineChars="0"/>
-              <w:rPr>
-                <w:rFonts w:ascii="Times New Roman" w:hAnsi="Times New Roman" w:eastAsia="Times New Roman" w:cs="Times New Roman"/>
-                <w:i w:val="false"/>
-                <w:b w:val="false"/>
-                <w:u w:val="none"/>
-                <w:strike w:val="false"/>
-                <w:sz w:val="18"/>
-                <w:szCs w:val="18"/>
-                <w:color w:val="000000"/>
-              </w:rPr>
-            </w:pPr>
-            <w:r>
-              <w:rPr>
-                <w:rFonts w:ascii="Times New Roman" w:hAnsi="Times New Roman" w:eastAsia="Times New Roman" w:cs="Times New Roman"/>
-                <w:i w:val="false"/>
-                <w:b w:val="false"/>
-                <w:u w:val="none"/>
-                <w:strike w:val="false"/>
-                <w:sz w:val="18"/>
-                <w:szCs w:val="18"/>
-                <w:color w:val="000000"/>
-              </w:rPr>
-              <w:t xml:space="preserve">280</w:t>
-            </w:r>
-          </w:p>
-        </w:tc>
-        <w:tc>
-          <w:tcPr>
-            <w:tcBorders>
-              <w:bottom w:val="none" w:sz="0" w:space="0" w:color="000000"/>
-              <w:top w:val="none" w:sz="0" w:space="0" w:color="000000"/>
-              <w:left w:val="none" w:sz="0" w:space="0" w:color="000000"/>
-              <w:right w:val="none" w:sz="0" w:space="0" w:color="000000"/>
-            </w:tcBorders>
-            <w:shd w:val="clear" w:color="auto" w:fill="FFFFFF"/>
-            <w:tcMar>
-              <w:top w:w="0" w:type="dxa"/>
-              <w:bottom w:w="0" w:type="dxa"/>
-              <w:left w:w="0" w:type="dxa"/>
-              <w:right w:w="0" w:type="dxa"/>
-            </w:tcMar>
-            <w:vAlign w:val="center"/>
-          </w:tcPr>
-          <w:p>
-            <w:pPr>
-              <w:pStyle w:val="Normal"/>
-              <w:jc w:val="right"/>
-              <w:pBdr>
-                <w:bottom w:val="none" w:sz="0" w:space="0" w:color="000000"/>
-                <w:top w:val="none" w:sz="0" w:space="0" w:color="000000"/>
-                <w:left w:val="none" w:sz="0" w:space="0" w:color="000000"/>
-                <w:right w:val="none" w:sz="0" w:space="0" w:color="000000"/>
-              </w:pBdr>
-              <w:spacing w:after="100" w:before="100" w:line="240"/>
-              <w:ind w:left="100" w:right="100" w:firstLine="0" w:firstLineChars="0"/>
-              <w:rPr>
-                <w:rFonts w:ascii="Times New Roman" w:hAnsi="Times New Roman" w:eastAsia="Times New Roman" w:cs="Times New Roman"/>
-                <w:i w:val="false"/>
-                <w:b w:val="false"/>
-                <w:u w:val="none"/>
-                <w:strike w:val="false"/>
-                <w:sz w:val="18"/>
-                <w:szCs w:val="18"/>
-                <w:color w:val="000000"/>
-              </w:rPr>
-            </w:pPr>
-            <w:r>
-              <w:rPr>
-                <w:rFonts w:ascii="Times New Roman" w:hAnsi="Times New Roman" w:eastAsia="Times New Roman" w:cs="Times New Roman"/>
-                <w:i w:val="false"/>
-                <w:b w:val="false"/>
-                <w:u w:val="none"/>
-                <w:strike w:val="false"/>
-                <w:sz w:val="18"/>
-                <w:szCs w:val="18"/>
-                <w:color w:val="000000"/>
-              </w:rPr>
-              <w:t xml:space="preserve">91</w:t>
-            </w:r>
-          </w:p>
-        </w:tc>
-        <w:tc>
-          <w:tcPr>
-            <w:tcBorders>
-              <w:bottom w:val="none" w:sz="0" w:space="0" w:color="000000"/>
-              <w:top w:val="none" w:sz="0" w:space="0" w:color="000000"/>
-              <w:left w:val="none" w:sz="0" w:space="0" w:color="000000"/>
-              <w:right w:val="none" w:sz="0" w:space="0" w:color="000000"/>
-            </w:tcBorders>
-            <w:shd w:val="clear" w:color="auto" w:fill="FFFFFF"/>
-            <w:tcMar>
-              <w:top w:w="0" w:type="dxa"/>
-              <w:bottom w:w="0" w:type="dxa"/>
-              <w:left w:w="0" w:type="dxa"/>
-              <w:right w:w="0" w:type="dxa"/>
-            </w:tcMar>
-            <w:vAlign w:val="center"/>
-          </w:tcPr>
-          <w:p>
-            <w:pPr>
-              <w:pStyle w:val="Normal"/>
-              <w:jc w:val="left"/>
-              <w:pBdr>
-                <w:bottom w:val="none" w:sz="0" w:space="0" w:color="000000"/>
-                <w:top w:val="none" w:sz="0" w:space="0" w:color="000000"/>
-                <w:left w:val="none" w:sz="0" w:space="0" w:color="000000"/>
-                <w:right w:val="none" w:sz="0" w:space="0" w:color="000000"/>
-              </w:pBdr>
-              <w:spacing w:after="100" w:before="100" w:line="240"/>
-              <w:ind w:left="100" w:right="100" w:firstLine="0" w:firstLineChars="0"/>
-              <w:rPr>
-                <w:rFonts w:ascii="Times New Roman" w:hAnsi="Times New Roman" w:eastAsia="Times New Roman" w:cs="Times New Roman"/>
-                <w:i w:val="false"/>
-                <w:b w:val="false"/>
-                <w:u w:val="none"/>
-                <w:strike w:val="false"/>
-                <w:sz w:val="18"/>
-                <w:szCs w:val="18"/>
-                <w:color w:val="000000"/>
-              </w:rPr>
-            </w:pPr>
-            <w:r>
-              <w:rPr>
-                <w:rFonts w:ascii="Times New Roman" w:hAnsi="Times New Roman" w:eastAsia="Times New Roman" w:cs="Times New Roman"/>
-                <w:i w:val="false"/>
-                <w:b w:val="false"/>
-                <w:u w:val="none"/>
-                <w:strike w:val="false"/>
-                <w:sz w:val="18"/>
-                <w:szCs w:val="18"/>
-                <w:color w:val="000000"/>
-              </w:rPr>
-              <w:t xml:space="preserve">0.80 (0.60–1.06)</w:t>
-            </w:r>
-          </w:p>
-        </w:tc>
-        <w:tc>
-          <w:tcPr>
-            <w:tcBorders>
-              <w:bottom w:val="none" w:sz="0" w:space="0" w:color="000000"/>
-              <w:top w:val="none" w:sz="0" w:space="0" w:color="000000"/>
-              <w:left w:val="none" w:sz="0" w:space="0" w:color="000000"/>
-              <w:right w:val="none" w:sz="0" w:space="0" w:color="000000"/>
-            </w:tcBorders>
-            <w:shd w:val="clear" w:color="auto" w:fill="FFFFFF"/>
-            <w:tcMar>
-              <w:top w:w="0" w:type="dxa"/>
-              <w:bottom w:w="0" w:type="dxa"/>
-              <w:left w:w="0" w:type="dxa"/>
-              <w:right w:w="0" w:type="dxa"/>
-            </w:tcMar>
-            <w:vAlign w:val="center"/>
-          </w:tcPr>
-          <w:p>
-            <w:pPr>
-              <w:pStyle w:val="Normal"/>
-              <w:jc w:val="left"/>
-              <w:pBdr>
-                <w:bottom w:val="none" w:sz="0" w:space="0" w:color="000000"/>
-                <w:top w:val="none" w:sz="0" w:space="0" w:color="000000"/>
-                <w:left w:val="none" w:sz="0" w:space="0" w:color="000000"/>
-                <w:right w:val="none" w:sz="0" w:space="0" w:color="000000"/>
-              </w:pBdr>
-              <w:spacing w:after="100" w:before="100" w:line="240"/>
-              <w:ind w:left="100" w:right="100" w:firstLine="0" w:firstLineChars="0"/>
-              <w:rPr>
-                <w:rFonts w:ascii="Times New Roman" w:hAnsi="Times New Roman" w:eastAsia="Times New Roman" w:cs="Times New Roman"/>
-                <w:i w:val="false"/>
-                <w:b w:val="false"/>
-                <w:u w:val="none"/>
-                <w:strike w:val="false"/>
-                <w:sz w:val="18"/>
-                <w:szCs w:val="18"/>
-                <w:color w:val="000000"/>
-              </w:rPr>
-            </w:pPr>
-            <w:r>
-              <w:rPr>
-                <w:rFonts w:ascii="Times New Roman" w:hAnsi="Times New Roman" w:eastAsia="Times New Roman" w:cs="Times New Roman"/>
-                <w:i w:val="false"/>
-                <w:b w:val="false"/>
-                <w:u w:val="none"/>
-                <w:strike w:val="false"/>
-                <w:sz w:val="18"/>
-                <w:szCs w:val="18"/>
-                <w:color w:val="000000"/>
-              </w:rPr>
-              <w:t xml:space="preserve">0.119</w:t>
             </w:r>
           </w:p>
         </w:tc>
@@ -2825,61 +2825,6 @@
                 <w:szCs w:val="18"/>
                 <w:color w:val="000000"/>
               </w:rPr>
-              <w:t xml:space="preserve">Age (per 10 years)</w:t>
-            </w:r>
-          </w:p>
-        </w:tc>
-        <w:tc>
-          <w:tcPr>
-            <w:tcBorders>
-              <w:bottom w:val="none" w:sz="0" w:space="0" w:color="000000"/>
-              <w:top w:val="none" w:sz="0" w:space="0" w:color="000000"/>
-              <w:left w:val="none" w:sz="0" w:space="0" w:color="000000"/>
-              <w:right w:val="none" w:sz="0" w:space="0" w:color="000000"/>
-            </w:tcBorders>
-            <w:shd w:val="clear" w:color="auto" w:fill="FFFFFF"/>
-            <w:tcMar>
-              <w:top w:w="0" w:type="dxa"/>
-              <w:bottom w:w="0" w:type="dxa"/>
-              <w:left w:w="0" w:type="dxa"/>
-              <w:right w:w="0" w:type="dxa"/>
-            </w:tcMar>
-            <w:vAlign w:val="center"/>
-          </w:tcPr>
-          <w:p>
-            <w:pPr>
-              <w:pStyle w:val="Normal"/>
-              <w:jc w:val="left"/>
-              <w:pBdr>
-                <w:bottom w:val="none" w:sz="0" w:space="0" w:color="000000"/>
-                <w:top w:val="none" w:sz="0" w:space="0" w:color="000000"/>
-                <w:left w:val="none" w:sz="0" w:space="0" w:color="000000"/>
-                <w:right w:val="none" w:sz="0" w:space="0" w:color="000000"/>
-              </w:pBdr>
-              <w:spacing w:after="100" w:before="100" w:line="240"/>
-              <w:ind w:left="100" w:right="100" w:firstLine="0" w:firstLineChars="0"/>
-              <w:rPr>
-                <w:rFonts w:ascii="Times New Roman" w:hAnsi="Times New Roman" w:eastAsia="Times New Roman" w:cs="Times New Roman"/>
-                <w:i w:val="false"/>
-                <w:b w:val="false"/>
-                <w:u w:val="none"/>
-                <w:strike w:val="false"/>
-                <w:sz w:val="18"/>
-                <w:szCs w:val="18"/>
-                <w:color w:val="000000"/>
-              </w:rPr>
-            </w:pPr>
-            <w:r>
-              <w:rPr>
-                <w:rFonts w:ascii="Times New Roman" w:hAnsi="Times New Roman" w:eastAsia="Times New Roman" w:cs="Times New Roman"/>
-                <w:i w:val="false"/>
-                <w:b w:val="false"/>
-                <w:u w:val="none"/>
-                <w:strike w:val="false"/>
-                <w:sz w:val="18"/>
-                <w:szCs w:val="18"/>
-                <w:color w:val="000000"/>
-              </w:rPr>
               <w:t xml:space="preserve"/>
             </w:r>
           </w:p>
@@ -2904,6 +2849,61 @@
           <w:p>
             <w:pPr>
               <w:pStyle w:val="Normal"/>
+              <w:jc w:val="left"/>
+              <w:pBdr>
+                <w:bottom w:val="none" w:sz="0" w:space="0" w:color="000000"/>
+                <w:top w:val="none" w:sz="0" w:space="0" w:color="000000"/>
+                <w:left w:val="none" w:sz="0" w:space="0" w:color="000000"/>
+                <w:right w:val="none" w:sz="0" w:space="0" w:color="000000"/>
+              </w:pBdr>
+              <w:spacing w:after="100" w:before="100" w:line="240"/>
+              <w:ind w:left="100" w:right="100" w:firstLine="0" w:firstLineChars="0"/>
+              <w:rPr>
+                <w:rFonts w:ascii="Times New Roman" w:hAnsi="Times New Roman" w:eastAsia="Times New Roman" w:cs="Times New Roman"/>
+                <w:i w:val="false"/>
+                <w:b w:val="false"/>
+                <w:u w:val="none"/>
+                <w:strike w:val="false"/>
+                <w:sz w:val="18"/>
+                <w:szCs w:val="18"/>
+                <w:color w:val="000000"/>
+              </w:rPr>
+            </w:pPr>
+            <w:r>
+              <w:rPr>
+                <w:rFonts w:ascii="Times New Roman" w:hAnsi="Times New Roman" w:eastAsia="Times New Roman" w:cs="Times New Roman"/>
+                <w:i w:val="false"/>
+                <w:b w:val="false"/>
+                <w:u w:val="none"/>
+                <w:strike w:val="false"/>
+                <w:sz w:val="18"/>
+                <w:szCs w:val="18"/>
+                <w:color w:val="000000"/>
+              </w:rPr>
+              <w:t xml:space="preserve">Female</w:t>
+            </w:r>
+          </w:p>
+        </w:tc>
+        <w:tc>
+          <w:tcPr>
+            <w:tcBorders>
+              <w:bottom w:val="none" w:sz="0" w:space="0" w:color="000000"/>
+              <w:top w:val="none" w:sz="0" w:space="0" w:color="000000"/>
+              <w:left w:val="none" w:sz="0" w:space="0" w:color="000000"/>
+              <w:right w:val="none" w:sz="0" w:space="0" w:color="000000"/>
+            </w:tcBorders>
+            <w:shd w:val="clear" w:color="auto" w:fill="FFFFFF"/>
+            <w:tcMar>
+              <w:top w:w="0" w:type="dxa"/>
+              <w:bottom w:w="0" w:type="dxa"/>
+              <w:left w:w="0" w:type="dxa"/>
+              <w:right w:w="0" w:type="dxa"/>
+            </w:tcMar>
+            <w:vAlign w:val="center"/>
+          </w:tcPr>
+          <w:p>
+            <w:pPr>
+              <w:pStyle w:val="Normal"/>
               <w:jc w:val="right"/>
               <w:pBdr>
                 <w:bottom w:val="none" w:sz="0" w:space="0" w:color="000000"/>
@@ -2935,7 +2935,7 @@
                 <w:szCs w:val="18"/>
                 <w:color w:val="000000"/>
               </w:rPr>
-              <w:t xml:space="preserve">557</w:t>
+              <w:t xml:space="preserve">252</w:t>
             </w:r>
           </w:p>
         </w:tc>
@@ -2990,117 +2990,117 @@
                 <w:szCs w:val="18"/>
                 <w:color w:val="000000"/>
               </w:rPr>
-              <w:t xml:space="preserve">190</w:t>
-            </w:r>
-          </w:p>
-        </w:tc>
-        <w:tc>
-          <w:tcPr>
-            <w:tcBorders>
-              <w:bottom w:val="none" w:sz="0" w:space="0" w:color="000000"/>
-              <w:top w:val="none" w:sz="0" w:space="0" w:color="000000"/>
-              <w:left w:val="none" w:sz="0" w:space="0" w:color="000000"/>
-              <w:right w:val="none" w:sz="0" w:space="0" w:color="000000"/>
-            </w:tcBorders>
-            <w:shd w:val="clear" w:color="auto" w:fill="FFFFFF"/>
-            <w:tcMar>
-              <w:top w:w="0" w:type="dxa"/>
-              <w:bottom w:w="0" w:type="dxa"/>
-              <w:left w:w="0" w:type="dxa"/>
-              <w:right w:w="0" w:type="dxa"/>
-            </w:tcMar>
-            <w:vAlign w:val="center"/>
-          </w:tcPr>
-          <w:p>
-            <w:pPr>
-              <w:pStyle w:val="Normal"/>
-              <w:jc w:val="left"/>
-              <w:pBdr>
-                <w:bottom w:val="none" w:sz="0" w:space="0" w:color="000000"/>
-                <w:top w:val="none" w:sz="0" w:space="0" w:color="000000"/>
-                <w:left w:val="none" w:sz="0" w:space="0" w:color="000000"/>
-                <w:right w:val="none" w:sz="0" w:space="0" w:color="000000"/>
-              </w:pBdr>
-              <w:spacing w:after="100" w:before="100" w:line="240"/>
-              <w:ind w:left="100" w:right="100" w:firstLine="0" w:firstLineChars="0"/>
-              <w:rPr>
-                <w:rFonts w:ascii="Times New Roman" w:hAnsi="Times New Roman" w:eastAsia="Times New Roman" w:cs="Times New Roman"/>
-                <w:i w:val="false"/>
-                <w:b w:val="false"/>
-                <w:u w:val="none"/>
-                <w:strike w:val="false"/>
-                <w:sz w:val="18"/>
-                <w:szCs w:val="18"/>
-                <w:color w:val="000000"/>
-              </w:rPr>
-            </w:pPr>
-            <w:r>
-              <w:rPr>
-                <w:rFonts w:ascii="Times New Roman" w:hAnsi="Times New Roman" w:eastAsia="Times New Roman" w:cs="Times New Roman"/>
-                <w:i w:val="false"/>
-                <w:b w:val="false"/>
-                <w:u w:val="none"/>
-                <w:strike w:val="false"/>
-                <w:sz w:val="18"/>
-                <w:szCs w:val="18"/>
-                <w:color w:val="000000"/>
-              </w:rPr>
-              <w:t xml:space="preserve">1.03 (1.01–1.04)</w:t>
-            </w:r>
-          </w:p>
-        </w:tc>
-        <w:tc>
-          <w:tcPr>
-            <w:tcBorders>
-              <w:bottom w:val="none" w:sz="0" w:space="0" w:color="000000"/>
-              <w:top w:val="none" w:sz="0" w:space="0" w:color="000000"/>
-              <w:left w:val="none" w:sz="0" w:space="0" w:color="000000"/>
-              <w:right w:val="none" w:sz="0" w:space="0" w:color="000000"/>
-            </w:tcBorders>
-            <w:shd w:val="clear" w:color="auto" w:fill="FFFFFF"/>
-            <w:tcMar>
-              <w:top w:w="0" w:type="dxa"/>
-              <w:bottom w:w="0" w:type="dxa"/>
-              <w:left w:w="0" w:type="dxa"/>
-              <w:right w:w="0" w:type="dxa"/>
-            </w:tcMar>
-            <w:vAlign w:val="center"/>
-          </w:tcPr>
-          <w:p>
-            <w:pPr>
-              <w:pStyle w:val="Normal"/>
-              <w:jc w:val="left"/>
-              <w:pBdr>
-                <w:bottom w:val="none" w:sz="0" w:space="0" w:color="000000"/>
-                <w:top w:val="none" w:sz="0" w:space="0" w:color="000000"/>
-                <w:left w:val="none" w:sz="0" w:space="0" w:color="000000"/>
-                <w:right w:val="none" w:sz="0" w:space="0" w:color="000000"/>
-              </w:pBdr>
-              <w:spacing w:after="100" w:before="100" w:line="240"/>
-              <w:ind w:left="100" w:right="100" w:firstLine="0" w:firstLineChars="0"/>
-              <w:rPr>
-                <w:rFonts w:ascii="Times New Roman" w:hAnsi="Times New Roman" w:eastAsia="Times New Roman" w:cs="Times New Roman"/>
-                <w:i w:val="false"/>
-                <w:b w:val="false"/>
-                <w:u w:val="none"/>
-                <w:strike w:val="false"/>
-                <w:sz w:val="18"/>
-                <w:szCs w:val="18"/>
-                <w:color w:val="000000"/>
-              </w:rPr>
-            </w:pPr>
-            <w:r>
-              <w:rPr>
-                <w:rFonts w:ascii="Times New Roman" w:hAnsi="Times New Roman" w:eastAsia="Times New Roman" w:cs="Times New Roman"/>
-                <w:i w:val="false"/>
-                <w:b w:val="false"/>
-                <w:u w:val="none"/>
-                <w:strike w:val="false"/>
-                <w:sz w:val="18"/>
-                <w:szCs w:val="18"/>
-                <w:color w:val="000000"/>
-              </w:rPr>
-              <w:t xml:space="preserve">&lt;0.001</w:t>
+              <w:t xml:space="preserve">76</w:t>
+            </w:r>
+          </w:p>
+        </w:tc>
+        <w:tc>
+          <w:tcPr>
+            <w:tcBorders>
+              <w:bottom w:val="none" w:sz="0" w:space="0" w:color="000000"/>
+              <w:top w:val="none" w:sz="0" w:space="0" w:color="000000"/>
+              <w:left w:val="none" w:sz="0" w:space="0" w:color="000000"/>
+              <w:right w:val="none" w:sz="0" w:space="0" w:color="000000"/>
+            </w:tcBorders>
+            <w:shd w:val="clear" w:color="auto" w:fill="FFFFFF"/>
+            <w:tcMar>
+              <w:top w:w="0" w:type="dxa"/>
+              <w:bottom w:w="0" w:type="dxa"/>
+              <w:left w:w="0" w:type="dxa"/>
+              <w:right w:w="0" w:type="dxa"/>
+            </w:tcMar>
+            <w:vAlign w:val="center"/>
+          </w:tcPr>
+          <w:p>
+            <w:pPr>
+              <w:pStyle w:val="Normal"/>
+              <w:jc w:val="left"/>
+              <w:pBdr>
+                <w:bottom w:val="none" w:sz="0" w:space="0" w:color="000000"/>
+                <w:top w:val="none" w:sz="0" w:space="0" w:color="000000"/>
+                <w:left w:val="none" w:sz="0" w:space="0" w:color="000000"/>
+                <w:right w:val="none" w:sz="0" w:space="0" w:color="000000"/>
+              </w:pBdr>
+              <w:spacing w:after="100" w:before="100" w:line="240"/>
+              <w:ind w:left="100" w:right="100" w:firstLine="0" w:firstLineChars="0"/>
+              <w:rPr>
+                <w:rFonts w:ascii="Times New Roman" w:hAnsi="Times New Roman" w:eastAsia="Times New Roman" w:cs="Times New Roman"/>
+                <w:i w:val="false"/>
+                <w:b w:val="false"/>
+                <w:u w:val="none"/>
+                <w:strike w:val="false"/>
+                <w:sz w:val="18"/>
+                <w:szCs w:val="18"/>
+                <w:color w:val="000000"/>
+              </w:rPr>
+            </w:pPr>
+            <w:r>
+              <w:rPr>
+                <w:rFonts w:ascii="Times New Roman" w:hAnsi="Times New Roman" w:eastAsia="Times New Roman" w:cs="Times New Roman"/>
+                <w:i w:val="false"/>
+                <w:b w:val="false"/>
+                <w:u w:val="none"/>
+                <w:strike w:val="false"/>
+                <w:sz w:val="18"/>
+                <w:szCs w:val="18"/>
+                <w:color w:val="000000"/>
+              </w:rPr>
+              <w:t xml:space="preserve">0.75 (0.56–1.01)</w:t>
+            </w:r>
+          </w:p>
+        </w:tc>
+        <w:tc>
+          <w:tcPr>
+            <w:tcBorders>
+              <w:bottom w:val="none" w:sz="0" w:space="0" w:color="000000"/>
+              <w:top w:val="none" w:sz="0" w:space="0" w:color="000000"/>
+              <w:left w:val="none" w:sz="0" w:space="0" w:color="000000"/>
+              <w:right w:val="none" w:sz="0" w:space="0" w:color="000000"/>
+            </w:tcBorders>
+            <w:shd w:val="clear" w:color="auto" w:fill="FFFFFF"/>
+            <w:tcMar>
+              <w:top w:w="0" w:type="dxa"/>
+              <w:bottom w:w="0" w:type="dxa"/>
+              <w:left w:w="0" w:type="dxa"/>
+              <w:right w:w="0" w:type="dxa"/>
+            </w:tcMar>
+            <w:vAlign w:val="center"/>
+          </w:tcPr>
+          <w:p>
+            <w:pPr>
+              <w:pStyle w:val="Normal"/>
+              <w:jc w:val="left"/>
+              <w:pBdr>
+                <w:bottom w:val="none" w:sz="0" w:space="0" w:color="000000"/>
+                <w:top w:val="none" w:sz="0" w:space="0" w:color="000000"/>
+                <w:left w:val="none" w:sz="0" w:space="0" w:color="000000"/>
+                <w:right w:val="none" w:sz="0" w:space="0" w:color="000000"/>
+              </w:pBdr>
+              <w:spacing w:after="100" w:before="100" w:line="240"/>
+              <w:ind w:left="100" w:right="100" w:firstLine="0" w:firstLineChars="0"/>
+              <w:rPr>
+                <w:rFonts w:ascii="Times New Roman" w:hAnsi="Times New Roman" w:eastAsia="Times New Roman" w:cs="Times New Roman"/>
+                <w:i w:val="false"/>
+                <w:b w:val="false"/>
+                <w:u w:val="none"/>
+                <w:strike w:val="false"/>
+                <w:sz w:val="18"/>
+                <w:szCs w:val="18"/>
+                <w:color w:val="000000"/>
+              </w:rPr>
+            </w:pPr>
+            <w:r>
+              <w:rPr>
+                <w:rFonts w:ascii="Times New Roman" w:hAnsi="Times New Roman" w:eastAsia="Times New Roman" w:cs="Times New Roman"/>
+                <w:i w:val="false"/>
+                <w:b w:val="false"/>
+                <w:u w:val="none"/>
+                <w:strike w:val="false"/>
+                <w:sz w:val="18"/>
+                <w:szCs w:val="18"/>
+                <w:color w:val="000000"/>
+              </w:rPr>
+              <w:t xml:space="preserve">0.054</w:t>
             </w:r>
           </w:p>
         </w:tc>
@@ -3270,62 +3270,62 @@
                 <w:szCs w:val="18"/>
                 <w:color w:val="000000"/>
               </w:rPr>
-              <w:t xml:space="preserve">Sex</w:t>
-            </w:r>
-          </w:p>
-        </w:tc>
-        <w:tc>
-          <w:tcPr>
-            <w:tcBorders>
-              <w:bottom w:val="none" w:sz="0" w:space="0" w:color="000000"/>
-              <w:top w:val="none" w:sz="0" w:space="0" w:color="000000"/>
-              <w:left w:val="none" w:sz="0" w:space="0" w:color="000000"/>
-              <w:right w:val="none" w:sz="0" w:space="0" w:color="000000"/>
-            </w:tcBorders>
-            <w:shd w:val="clear" w:color="auto" w:fill="FFFFFF"/>
-            <w:tcMar>
-              <w:top w:w="0" w:type="dxa"/>
-              <w:bottom w:w="0" w:type="dxa"/>
-              <w:left w:w="0" w:type="dxa"/>
-              <w:right w:w="0" w:type="dxa"/>
-            </w:tcMar>
-            <w:vAlign w:val="center"/>
-          </w:tcPr>
-          <w:p>
-            <w:pPr>
-              <w:pStyle w:val="Normal"/>
-              <w:jc w:val="left"/>
-              <w:pBdr>
-                <w:bottom w:val="none" w:sz="0" w:space="0" w:color="000000"/>
-                <w:top w:val="none" w:sz="0" w:space="0" w:color="000000"/>
-                <w:left w:val="none" w:sz="0" w:space="0" w:color="000000"/>
-                <w:right w:val="none" w:sz="0" w:space="0" w:color="000000"/>
-              </w:pBdr>
-              <w:spacing w:after="100" w:before="100" w:line="240"/>
-              <w:ind w:left="100" w:right="100" w:firstLine="0" w:firstLineChars="0"/>
-              <w:rPr>
-                <w:rFonts w:ascii="Times New Roman" w:hAnsi="Times New Roman" w:eastAsia="Times New Roman" w:cs="Times New Roman"/>
-                <w:i w:val="false"/>
-                <w:b w:val="false"/>
-                <w:u w:val="none"/>
-                <w:strike w:val="false"/>
-                <w:sz w:val="18"/>
-                <w:szCs w:val="18"/>
-                <w:color w:val="000000"/>
-              </w:rPr>
-            </w:pPr>
-            <w:r>
-              <w:rPr>
-                <w:rFonts w:ascii="Times New Roman" w:hAnsi="Times New Roman" w:eastAsia="Times New Roman" w:cs="Times New Roman"/>
-                <w:i w:val="false"/>
-                <w:b w:val="false"/>
-                <w:u w:val="none"/>
-                <w:strike w:val="false"/>
-                <w:sz w:val="18"/>
-                <w:szCs w:val="18"/>
-                <w:color w:val="000000"/>
-              </w:rPr>
-              <w:t xml:space="preserve">Male (ref)</w:t>
+              <w:t xml:space="preserve">Pathologic stage group</w:t>
+            </w:r>
+          </w:p>
+        </w:tc>
+        <w:tc>
+          <w:tcPr>
+            <w:tcBorders>
+              <w:bottom w:val="none" w:sz="0" w:space="0" w:color="000000"/>
+              <w:top w:val="none" w:sz="0" w:space="0" w:color="000000"/>
+              <w:left w:val="none" w:sz="0" w:space="0" w:color="000000"/>
+              <w:right w:val="none" w:sz="0" w:space="0" w:color="000000"/>
+            </w:tcBorders>
+            <w:shd w:val="clear" w:color="auto" w:fill="FFFFFF"/>
+            <w:tcMar>
+              <w:top w:w="0" w:type="dxa"/>
+              <w:bottom w:w="0" w:type="dxa"/>
+              <w:left w:w="0" w:type="dxa"/>
+              <w:right w:w="0" w:type="dxa"/>
+            </w:tcMar>
+            <w:vAlign w:val="center"/>
+          </w:tcPr>
+          <w:p>
+            <w:pPr>
+              <w:pStyle w:val="Normal"/>
+              <w:jc w:val="left"/>
+              <w:pBdr>
+                <w:bottom w:val="none" w:sz="0" w:space="0" w:color="000000"/>
+                <w:top w:val="none" w:sz="0" w:space="0" w:color="000000"/>
+                <w:left w:val="none" w:sz="0" w:space="0" w:color="000000"/>
+                <w:right w:val="none" w:sz="0" w:space="0" w:color="000000"/>
+              </w:pBdr>
+              <w:spacing w:after="100" w:before="100" w:line="240"/>
+              <w:ind w:left="100" w:right="100" w:firstLine="0" w:firstLineChars="0"/>
+              <w:rPr>
+                <w:rFonts w:ascii="Times New Roman" w:hAnsi="Times New Roman" w:eastAsia="Times New Roman" w:cs="Times New Roman"/>
+                <w:i w:val="false"/>
+                <w:b w:val="false"/>
+                <w:u w:val="none"/>
+                <w:strike w:val="false"/>
+                <w:sz w:val="18"/>
+                <w:szCs w:val="18"/>
+                <w:color w:val="000000"/>
+              </w:rPr>
+            </w:pPr>
+            <w:r>
+              <w:rPr>
+                <w:rFonts w:ascii="Times New Roman" w:hAnsi="Times New Roman" w:eastAsia="Times New Roman" w:cs="Times New Roman"/>
+                <w:i w:val="false"/>
+                <w:b w:val="false"/>
+                <w:u w:val="none"/>
+                <w:strike w:val="false"/>
+                <w:sz w:val="18"/>
+                <w:szCs w:val="18"/>
+                <w:color w:val="000000"/>
+              </w:rPr>
+              <w:t xml:space="preserve">I–II (ref)</w:t>
             </w:r>
           </w:p>
         </w:tc>
@@ -3380,7 +3380,7 @@
                 <w:szCs w:val="18"/>
                 <w:color w:val="000000"/>
               </w:rPr>
-              <w:t xml:space="preserve">305</w:t>
+              <w:t xml:space="preserve">294</w:t>
             </w:r>
           </w:p>
         </w:tc>
@@ -3435,7 +3435,7 @@
                 <w:szCs w:val="18"/>
                 <w:color w:val="000000"/>
               </w:rPr>
-              <w:t xml:space="preserve">114</w:t>
+              <w:t xml:space="preserve">83</w:t>
             </w:r>
           </w:p>
         </w:tc>
@@ -3770,7 +3770,7 @@
                 <w:szCs w:val="18"/>
                 <w:color w:val="000000"/>
               </w:rPr>
-              <w:t xml:space="preserve">Female</w:t>
+              <w:t xml:space="preserve">III–IV</w:t>
             </w:r>
           </w:p>
         </w:tc>
@@ -3825,7 +3825,7 @@
                 <w:szCs w:val="18"/>
                 <w:color w:val="000000"/>
               </w:rPr>
-              <w:t xml:space="preserve">252</w:t>
+              <w:t xml:space="preserve">264</w:t>
             </w:r>
           </w:p>
         </w:tc>
@@ -3880,117 +3880,117 @@
                 <w:szCs w:val="18"/>
                 <w:color w:val="000000"/>
               </w:rPr>
-              <w:t xml:space="preserve">76</w:t>
-            </w:r>
-          </w:p>
-        </w:tc>
-        <w:tc>
-          <w:tcPr>
-            <w:tcBorders>
-              <w:bottom w:val="none" w:sz="0" w:space="0" w:color="000000"/>
-              <w:top w:val="none" w:sz="0" w:space="0" w:color="000000"/>
-              <w:left w:val="none" w:sz="0" w:space="0" w:color="000000"/>
-              <w:right w:val="none" w:sz="0" w:space="0" w:color="000000"/>
-            </w:tcBorders>
-            <w:shd w:val="clear" w:color="auto" w:fill="FFFFFF"/>
-            <w:tcMar>
-              <w:top w:w="0" w:type="dxa"/>
-              <w:bottom w:w="0" w:type="dxa"/>
-              <w:left w:w="0" w:type="dxa"/>
-              <w:right w:w="0" w:type="dxa"/>
-            </w:tcMar>
-            <w:vAlign w:val="center"/>
-          </w:tcPr>
-          <w:p>
-            <w:pPr>
-              <w:pStyle w:val="Normal"/>
-              <w:jc w:val="left"/>
-              <w:pBdr>
-                <w:bottom w:val="none" w:sz="0" w:space="0" w:color="000000"/>
-                <w:top w:val="none" w:sz="0" w:space="0" w:color="000000"/>
-                <w:left w:val="none" w:sz="0" w:space="0" w:color="000000"/>
-                <w:right w:val="none" w:sz="0" w:space="0" w:color="000000"/>
-              </w:pBdr>
-              <w:spacing w:after="100" w:before="100" w:line="240"/>
-              <w:ind w:left="100" w:right="100" w:firstLine="0" w:firstLineChars="0"/>
-              <w:rPr>
-                <w:rFonts w:ascii="Times New Roman" w:hAnsi="Times New Roman" w:eastAsia="Times New Roman" w:cs="Times New Roman"/>
-                <w:i w:val="false"/>
-                <w:b w:val="false"/>
-                <w:u w:val="none"/>
-                <w:strike w:val="false"/>
-                <w:sz w:val="18"/>
-                <w:szCs w:val="18"/>
-                <w:color w:val="000000"/>
-              </w:rPr>
-            </w:pPr>
-            <w:r>
-              <w:rPr>
-                <w:rFonts w:ascii="Times New Roman" w:hAnsi="Times New Roman" w:eastAsia="Times New Roman" w:cs="Times New Roman"/>
-                <w:i w:val="false"/>
-                <w:b w:val="false"/>
-                <w:u w:val="none"/>
-                <w:strike w:val="false"/>
-                <w:sz w:val="18"/>
-                <w:szCs w:val="18"/>
-                <w:color w:val="000000"/>
-              </w:rPr>
-              <w:t xml:space="preserve">0.69 (0.52–0.93)</w:t>
-            </w:r>
-          </w:p>
-        </w:tc>
-        <w:tc>
-          <w:tcPr>
-            <w:tcBorders>
-              <w:bottom w:val="none" w:sz="0" w:space="0" w:color="000000"/>
-              <w:top w:val="none" w:sz="0" w:space="0" w:color="000000"/>
-              <w:left w:val="none" w:sz="0" w:space="0" w:color="000000"/>
-              <w:right w:val="none" w:sz="0" w:space="0" w:color="000000"/>
-            </w:tcBorders>
-            <w:shd w:val="clear" w:color="auto" w:fill="FFFFFF"/>
-            <w:tcMar>
-              <w:top w:w="0" w:type="dxa"/>
-              <w:bottom w:w="0" w:type="dxa"/>
-              <w:left w:w="0" w:type="dxa"/>
-              <w:right w:w="0" w:type="dxa"/>
-            </w:tcMar>
-            <w:vAlign w:val="center"/>
-          </w:tcPr>
-          <w:p>
-            <w:pPr>
-              <w:pStyle w:val="Normal"/>
-              <w:jc w:val="left"/>
-              <w:pBdr>
-                <w:bottom w:val="none" w:sz="0" w:space="0" w:color="000000"/>
-                <w:top w:val="none" w:sz="0" w:space="0" w:color="000000"/>
-                <w:left w:val="none" w:sz="0" w:space="0" w:color="000000"/>
-                <w:right w:val="none" w:sz="0" w:space="0" w:color="000000"/>
-              </w:pBdr>
-              <w:spacing w:after="100" w:before="100" w:line="240"/>
-              <w:ind w:left="100" w:right="100" w:firstLine="0" w:firstLineChars="0"/>
-              <w:rPr>
-                <w:rFonts w:ascii="Times New Roman" w:hAnsi="Times New Roman" w:eastAsia="Times New Roman" w:cs="Times New Roman"/>
-                <w:i w:val="false"/>
-                <w:b w:val="false"/>
-                <w:u w:val="none"/>
-                <w:strike w:val="false"/>
-                <w:sz w:val="18"/>
-                <w:szCs w:val="18"/>
-                <w:color w:val="000000"/>
-              </w:rPr>
-            </w:pPr>
-            <w:r>
-              <w:rPr>
-                <w:rFonts w:ascii="Times New Roman" w:hAnsi="Times New Roman" w:eastAsia="Times New Roman" w:cs="Times New Roman"/>
-                <w:i w:val="false"/>
-                <w:b w:val="false"/>
-                <w:u w:val="none"/>
-                <w:strike w:val="false"/>
-                <w:sz w:val="18"/>
-                <w:szCs w:val="18"/>
-                <w:color w:val="000000"/>
-              </w:rPr>
-              <w:t xml:space="preserve">0.014</w:t>
+              <w:t xml:space="preserve">107</w:t>
+            </w:r>
+          </w:p>
+        </w:tc>
+        <w:tc>
+          <w:tcPr>
+            <w:tcBorders>
+              <w:bottom w:val="none" w:sz="0" w:space="0" w:color="000000"/>
+              <w:top w:val="none" w:sz="0" w:space="0" w:color="000000"/>
+              <w:left w:val="none" w:sz="0" w:space="0" w:color="000000"/>
+              <w:right w:val="none" w:sz="0" w:space="0" w:color="000000"/>
+            </w:tcBorders>
+            <w:shd w:val="clear" w:color="auto" w:fill="FFFFFF"/>
+            <w:tcMar>
+              <w:top w:w="0" w:type="dxa"/>
+              <w:bottom w:w="0" w:type="dxa"/>
+              <w:left w:w="0" w:type="dxa"/>
+              <w:right w:w="0" w:type="dxa"/>
+            </w:tcMar>
+            <w:vAlign w:val="center"/>
+          </w:tcPr>
+          <w:p>
+            <w:pPr>
+              <w:pStyle w:val="Normal"/>
+              <w:jc w:val="left"/>
+              <w:pBdr>
+                <w:bottom w:val="none" w:sz="0" w:space="0" w:color="000000"/>
+                <w:top w:val="none" w:sz="0" w:space="0" w:color="000000"/>
+                <w:left w:val="none" w:sz="0" w:space="0" w:color="000000"/>
+                <w:right w:val="none" w:sz="0" w:space="0" w:color="000000"/>
+              </w:pBdr>
+              <w:spacing w:after="100" w:before="100" w:line="240"/>
+              <w:ind w:left="100" w:right="100" w:firstLine="0" w:firstLineChars="0"/>
+              <w:rPr>
+                <w:rFonts w:ascii="Times New Roman" w:hAnsi="Times New Roman" w:eastAsia="Times New Roman" w:cs="Times New Roman"/>
+                <w:i w:val="false"/>
+                <w:b w:val="false"/>
+                <w:u w:val="none"/>
+                <w:strike w:val="false"/>
+                <w:sz w:val="18"/>
+                <w:szCs w:val="18"/>
+                <w:color w:val="000000"/>
+              </w:rPr>
+            </w:pPr>
+            <w:r>
+              <w:rPr>
+                <w:rFonts w:ascii="Times New Roman" w:hAnsi="Times New Roman" w:eastAsia="Times New Roman" w:cs="Times New Roman"/>
+                <w:i w:val="false"/>
+                <w:b w:val="false"/>
+                <w:u w:val="none"/>
+                <w:strike w:val="false"/>
+                <w:sz w:val="18"/>
+                <w:szCs w:val="18"/>
+                <w:color w:val="000000"/>
+              </w:rPr>
+              <w:t xml:space="preserve">1.77 (1.33–2.37)</w:t>
+            </w:r>
+          </w:p>
+        </w:tc>
+        <w:tc>
+          <w:tcPr>
+            <w:tcBorders>
+              <w:bottom w:val="none" w:sz="0" w:space="0" w:color="000000"/>
+              <w:top w:val="none" w:sz="0" w:space="0" w:color="000000"/>
+              <w:left w:val="none" w:sz="0" w:space="0" w:color="000000"/>
+              <w:right w:val="none" w:sz="0" w:space="0" w:color="000000"/>
+            </w:tcBorders>
+            <w:shd w:val="clear" w:color="auto" w:fill="FFFFFF"/>
+            <w:tcMar>
+              <w:top w:w="0" w:type="dxa"/>
+              <w:bottom w:w="0" w:type="dxa"/>
+              <w:left w:w="0" w:type="dxa"/>
+              <w:right w:w="0" w:type="dxa"/>
+            </w:tcMar>
+            <w:vAlign w:val="center"/>
+          </w:tcPr>
+          <w:p>
+            <w:pPr>
+              <w:pStyle w:val="Normal"/>
+              <w:jc w:val="left"/>
+              <w:pBdr>
+                <w:bottom w:val="none" w:sz="0" w:space="0" w:color="000000"/>
+                <w:top w:val="none" w:sz="0" w:space="0" w:color="000000"/>
+                <w:left w:val="none" w:sz="0" w:space="0" w:color="000000"/>
+                <w:right w:val="none" w:sz="0" w:space="0" w:color="000000"/>
+              </w:pBdr>
+              <w:spacing w:after="100" w:before="100" w:line="240"/>
+              <w:ind w:left="100" w:right="100" w:firstLine="0" w:firstLineChars="0"/>
+              <w:rPr>
+                <w:rFonts w:ascii="Times New Roman" w:hAnsi="Times New Roman" w:eastAsia="Times New Roman" w:cs="Times New Roman"/>
+                <w:i w:val="false"/>
+                <w:b w:val="false"/>
+                <w:u w:val="none"/>
+                <w:strike w:val="false"/>
+                <w:sz w:val="18"/>
+                <w:szCs w:val="18"/>
+                <w:color w:val="000000"/>
+              </w:rPr>
+            </w:pPr>
+            <w:r>
+              <w:rPr>
+                <w:rFonts w:ascii="Times New Roman" w:hAnsi="Times New Roman" w:eastAsia="Times New Roman" w:cs="Times New Roman"/>
+                <w:i w:val="false"/>
+                <w:b w:val="false"/>
+                <w:u w:val="none"/>
+                <w:strike w:val="false"/>
+                <w:sz w:val="18"/>
+                <w:szCs w:val="18"/>
+                <w:color w:val="000000"/>
+              </w:rPr>
+              <w:t xml:space="preserve">&lt;0.001</w:t>
             </w:r>
           </w:p>
         </w:tc>
@@ -4105,117 +4105,117 @@
                 <w:szCs w:val="18"/>
                 <w:color w:val="000000"/>
               </w:rPr>
-              <w:t xml:space="preserve">Multivariable</w:t>
-            </w:r>
-          </w:p>
-        </w:tc>
-        <w:tc>
-          <w:tcPr>
-            <w:tcBorders>
-              <w:bottom w:val="none" w:sz="0" w:space="0" w:color="000000"/>
-              <w:top w:val="none" w:sz="0" w:space="0" w:color="000000"/>
-              <w:left w:val="none" w:sz="0" w:space="0" w:color="000000"/>
-              <w:right w:val="none" w:sz="0" w:space="0" w:color="000000"/>
-            </w:tcBorders>
-            <w:shd w:val="clear" w:color="auto" w:fill="FFFFFF"/>
-            <w:tcMar>
-              <w:top w:w="0" w:type="dxa"/>
-              <w:bottom w:w="0" w:type="dxa"/>
-              <w:left w:w="0" w:type="dxa"/>
-              <w:right w:w="0" w:type="dxa"/>
-            </w:tcMar>
-            <w:vAlign w:val="center"/>
-          </w:tcPr>
-          <w:p>
-            <w:pPr>
-              <w:pStyle w:val="Normal"/>
-              <w:jc w:val="left"/>
-              <w:pBdr>
-                <w:bottom w:val="none" w:sz="0" w:space="0" w:color="000000"/>
-                <w:top w:val="none" w:sz="0" w:space="0" w:color="000000"/>
-                <w:left w:val="none" w:sz="0" w:space="0" w:color="000000"/>
-                <w:right w:val="none" w:sz="0" w:space="0" w:color="000000"/>
-              </w:pBdr>
-              <w:spacing w:after="100" w:before="100" w:line="240"/>
-              <w:ind w:left="100" w:right="100" w:firstLine="0" w:firstLineChars="0"/>
-              <w:rPr>
-                <w:rFonts w:ascii="Times New Roman" w:hAnsi="Times New Roman" w:eastAsia="Times New Roman" w:cs="Times New Roman"/>
-                <w:i w:val="false"/>
-                <w:b w:val="false"/>
-                <w:u w:val="none"/>
-                <w:strike w:val="false"/>
-                <w:sz w:val="18"/>
-                <w:szCs w:val="18"/>
-                <w:color w:val="000000"/>
-              </w:rPr>
-            </w:pPr>
-            <w:r>
-              <w:rPr>
-                <w:rFonts w:ascii="Times New Roman" w:hAnsi="Times New Roman" w:eastAsia="Times New Roman" w:cs="Times New Roman"/>
-                <w:i w:val="false"/>
-                <w:b w:val="false"/>
-                <w:u w:val="none"/>
-                <w:strike w:val="false"/>
-                <w:sz w:val="18"/>
-                <w:szCs w:val="18"/>
-                <w:color w:val="000000"/>
-              </w:rPr>
-              <w:t xml:space="preserve">Pathologic stage group</w:t>
-            </w:r>
-          </w:p>
-        </w:tc>
-        <w:tc>
-          <w:tcPr>
-            <w:tcBorders>
-              <w:bottom w:val="none" w:sz="0" w:space="0" w:color="000000"/>
-              <w:top w:val="none" w:sz="0" w:space="0" w:color="000000"/>
-              <w:left w:val="none" w:sz="0" w:space="0" w:color="000000"/>
-              <w:right w:val="none" w:sz="0" w:space="0" w:color="000000"/>
-            </w:tcBorders>
-            <w:shd w:val="clear" w:color="auto" w:fill="FFFFFF"/>
-            <w:tcMar>
-              <w:top w:w="0" w:type="dxa"/>
-              <w:bottom w:w="0" w:type="dxa"/>
-              <w:left w:w="0" w:type="dxa"/>
-              <w:right w:w="0" w:type="dxa"/>
-            </w:tcMar>
-            <w:vAlign w:val="center"/>
-          </w:tcPr>
-          <w:p>
-            <w:pPr>
-              <w:pStyle w:val="Normal"/>
-              <w:jc w:val="left"/>
-              <w:pBdr>
-                <w:bottom w:val="none" w:sz="0" w:space="0" w:color="000000"/>
-                <w:top w:val="none" w:sz="0" w:space="0" w:color="000000"/>
-                <w:left w:val="none" w:sz="0" w:space="0" w:color="000000"/>
-                <w:right w:val="none" w:sz="0" w:space="0" w:color="000000"/>
-              </w:pBdr>
-              <w:spacing w:after="100" w:before="100" w:line="240"/>
-              <w:ind w:left="100" w:right="100" w:firstLine="0" w:firstLineChars="0"/>
-              <w:rPr>
-                <w:rFonts w:ascii="Times New Roman" w:hAnsi="Times New Roman" w:eastAsia="Times New Roman" w:cs="Times New Roman"/>
-                <w:i w:val="false"/>
-                <w:b w:val="false"/>
-                <w:u w:val="none"/>
-                <w:strike w:val="false"/>
-                <w:sz w:val="18"/>
-                <w:szCs w:val="18"/>
-                <w:color w:val="000000"/>
-              </w:rPr>
-            </w:pPr>
-            <w:r>
-              <w:rPr>
-                <w:rFonts w:ascii="Times New Roman" w:hAnsi="Times New Roman" w:eastAsia="Times New Roman" w:cs="Times New Roman"/>
-                <w:i w:val="false"/>
-                <w:b w:val="false"/>
-                <w:u w:val="none"/>
-                <w:strike w:val="false"/>
-                <w:sz w:val="18"/>
-                <w:szCs w:val="18"/>
-                <w:color w:val="000000"/>
-              </w:rPr>
-              <w:t xml:space="preserve">I–II (ref)</w:t>
+              <w:t xml:space="preserve">Multivariable (MMR status known)</w:t>
+            </w:r>
+          </w:p>
+        </w:tc>
+        <w:tc>
+          <w:tcPr>
+            <w:tcBorders>
+              <w:bottom w:val="none" w:sz="0" w:space="0" w:color="000000"/>
+              <w:top w:val="none" w:sz="0" w:space="0" w:color="000000"/>
+              <w:left w:val="none" w:sz="0" w:space="0" w:color="000000"/>
+              <w:right w:val="none" w:sz="0" w:space="0" w:color="000000"/>
+            </w:tcBorders>
+            <w:shd w:val="clear" w:color="auto" w:fill="FFFFFF"/>
+            <w:tcMar>
+              <w:top w:w="0" w:type="dxa"/>
+              <w:bottom w:w="0" w:type="dxa"/>
+              <w:left w:w="0" w:type="dxa"/>
+              <w:right w:w="0" w:type="dxa"/>
+            </w:tcMar>
+            <w:vAlign w:val="center"/>
+          </w:tcPr>
+          <w:p>
+            <w:pPr>
+              <w:pStyle w:val="Normal"/>
+              <w:jc w:val="left"/>
+              <w:pBdr>
+                <w:bottom w:val="none" w:sz="0" w:space="0" w:color="000000"/>
+                <w:top w:val="none" w:sz="0" w:space="0" w:color="000000"/>
+                <w:left w:val="none" w:sz="0" w:space="0" w:color="000000"/>
+                <w:right w:val="none" w:sz="0" w:space="0" w:color="000000"/>
+              </w:pBdr>
+              <w:spacing w:after="100" w:before="100" w:line="240"/>
+              <w:ind w:left="100" w:right="100" w:firstLine="0" w:firstLineChars="0"/>
+              <w:rPr>
+                <w:rFonts w:ascii="Times New Roman" w:hAnsi="Times New Roman" w:eastAsia="Times New Roman" w:cs="Times New Roman"/>
+                <w:i w:val="false"/>
+                <w:b w:val="false"/>
+                <w:u w:val="none"/>
+                <w:strike w:val="false"/>
+                <w:sz w:val="18"/>
+                <w:szCs w:val="18"/>
+                <w:color w:val="000000"/>
+              </w:rPr>
+            </w:pPr>
+            <w:r>
+              <w:rPr>
+                <w:rFonts w:ascii="Times New Roman" w:hAnsi="Times New Roman" w:eastAsia="Times New Roman" w:cs="Times New Roman"/>
+                <w:i w:val="false"/>
+                <w:b w:val="false"/>
+                <w:u w:val="none"/>
+                <w:strike w:val="false"/>
+                <w:sz w:val="18"/>
+                <w:szCs w:val="18"/>
+                <w:color w:val="000000"/>
+              </w:rPr>
+              <w:t xml:space="preserve">HIST1H2AC expression, log2 (per 1 unit)</w:t>
+            </w:r>
+          </w:p>
+        </w:tc>
+        <w:tc>
+          <w:tcPr>
+            <w:tcBorders>
+              <w:bottom w:val="none" w:sz="0" w:space="0" w:color="000000"/>
+              <w:top w:val="none" w:sz="0" w:space="0" w:color="000000"/>
+              <w:left w:val="none" w:sz="0" w:space="0" w:color="000000"/>
+              <w:right w:val="none" w:sz="0" w:space="0" w:color="000000"/>
+            </w:tcBorders>
+            <w:shd w:val="clear" w:color="auto" w:fill="FFFFFF"/>
+            <w:tcMar>
+              <w:top w:w="0" w:type="dxa"/>
+              <w:bottom w:w="0" w:type="dxa"/>
+              <w:left w:w="0" w:type="dxa"/>
+              <w:right w:w="0" w:type="dxa"/>
+            </w:tcMar>
+            <w:vAlign w:val="center"/>
+          </w:tcPr>
+          <w:p>
+            <w:pPr>
+              <w:pStyle w:val="Normal"/>
+              <w:jc w:val="left"/>
+              <w:pBdr>
+                <w:bottom w:val="none" w:sz="0" w:space="0" w:color="000000"/>
+                <w:top w:val="none" w:sz="0" w:space="0" w:color="000000"/>
+                <w:left w:val="none" w:sz="0" w:space="0" w:color="000000"/>
+                <w:right w:val="none" w:sz="0" w:space="0" w:color="000000"/>
+              </w:pBdr>
+              <w:spacing w:after="100" w:before="100" w:line="240"/>
+              <w:ind w:left="100" w:right="100" w:firstLine="0" w:firstLineChars="0"/>
+              <w:rPr>
+                <w:rFonts w:ascii="Times New Roman" w:hAnsi="Times New Roman" w:eastAsia="Times New Roman" w:cs="Times New Roman"/>
+                <w:i w:val="false"/>
+                <w:b w:val="false"/>
+                <w:u w:val="none"/>
+                <w:strike w:val="false"/>
+                <w:sz w:val="18"/>
+                <w:szCs w:val="18"/>
+                <w:color w:val="000000"/>
+              </w:rPr>
+            </w:pPr>
+            <w:r>
+              <w:rPr>
+                <w:rFonts w:ascii="Times New Roman" w:hAnsi="Times New Roman" w:eastAsia="Times New Roman" w:cs="Times New Roman"/>
+                <w:i w:val="false"/>
+                <w:b w:val="false"/>
+                <w:u w:val="none"/>
+                <w:strike w:val="false"/>
+                <w:sz w:val="18"/>
+                <w:szCs w:val="18"/>
+                <w:color w:val="000000"/>
+              </w:rPr>
+              <w:t xml:space="preserve"/>
             </w:r>
           </w:p>
         </w:tc>
@@ -4270,7 +4270,7 @@
                 <w:szCs w:val="18"/>
                 <w:color w:val="000000"/>
               </w:rPr>
-              <w:t xml:space="preserve">293</w:t>
+              <w:t xml:space="preserve">512</w:t>
             </w:r>
           </w:p>
         </w:tc>
@@ -4325,117 +4325,117 @@
                 <w:szCs w:val="18"/>
                 <w:color w:val="000000"/>
               </w:rPr>
-              <w:t xml:space="preserve">83</w:t>
-            </w:r>
-          </w:p>
-        </w:tc>
-        <w:tc>
-          <w:tcPr>
-            <w:tcBorders>
-              <w:bottom w:val="none" w:sz="0" w:space="0" w:color="000000"/>
-              <w:top w:val="none" w:sz="0" w:space="0" w:color="000000"/>
-              <w:left w:val="none" w:sz="0" w:space="0" w:color="000000"/>
-              <w:right w:val="none" w:sz="0" w:space="0" w:color="000000"/>
-            </w:tcBorders>
-            <w:shd w:val="clear" w:color="auto" w:fill="FFFFFF"/>
-            <w:tcMar>
-              <w:top w:w="0" w:type="dxa"/>
-              <w:bottom w:w="0" w:type="dxa"/>
-              <w:left w:w="0" w:type="dxa"/>
-              <w:right w:w="0" w:type="dxa"/>
-            </w:tcMar>
-            <w:vAlign w:val="center"/>
-          </w:tcPr>
-          <w:p>
-            <w:pPr>
-              <w:pStyle w:val="Normal"/>
-              <w:jc w:val="left"/>
-              <w:pBdr>
-                <w:bottom w:val="none" w:sz="0" w:space="0" w:color="000000"/>
-                <w:top w:val="none" w:sz="0" w:space="0" w:color="000000"/>
-                <w:left w:val="none" w:sz="0" w:space="0" w:color="000000"/>
-                <w:right w:val="none" w:sz="0" w:space="0" w:color="000000"/>
-              </w:pBdr>
-              <w:spacing w:after="100" w:before="100" w:line="240"/>
-              <w:ind w:left="100" w:right="100" w:firstLine="0" w:firstLineChars="0"/>
-              <w:rPr>
-                <w:rFonts w:ascii="Times New Roman" w:hAnsi="Times New Roman" w:eastAsia="Times New Roman" w:cs="Times New Roman"/>
-                <w:i w:val="false"/>
-                <w:b w:val="false"/>
-                <w:u w:val="none"/>
-                <w:strike w:val="false"/>
-                <w:sz w:val="18"/>
-                <w:szCs w:val="18"/>
-                <w:color w:val="000000"/>
-              </w:rPr>
-            </w:pPr>
-            <w:r>
-              <w:rPr>
-                <w:rFonts w:ascii="Times New Roman" w:hAnsi="Times New Roman" w:eastAsia="Times New Roman" w:cs="Times New Roman"/>
-                <w:i w:val="false"/>
-                <w:b w:val="false"/>
-                <w:u w:val="none"/>
-                <w:strike w:val="false"/>
-                <w:sz w:val="18"/>
-                <w:szCs w:val="18"/>
-                <w:color w:val="000000"/>
-              </w:rPr>
-              <w:t xml:space="preserve">Reference</w:t>
-            </w:r>
-          </w:p>
-        </w:tc>
-        <w:tc>
-          <w:tcPr>
-            <w:tcBorders>
-              <w:bottom w:val="none" w:sz="0" w:space="0" w:color="000000"/>
-              <w:top w:val="none" w:sz="0" w:space="0" w:color="000000"/>
-              <w:left w:val="none" w:sz="0" w:space="0" w:color="000000"/>
-              <w:right w:val="none" w:sz="0" w:space="0" w:color="000000"/>
-            </w:tcBorders>
-            <w:shd w:val="clear" w:color="auto" w:fill="FFFFFF"/>
-            <w:tcMar>
-              <w:top w:w="0" w:type="dxa"/>
-              <w:bottom w:w="0" w:type="dxa"/>
-              <w:left w:w="0" w:type="dxa"/>
-              <w:right w:w="0" w:type="dxa"/>
-            </w:tcMar>
-            <w:vAlign w:val="center"/>
-          </w:tcPr>
-          <w:p>
-            <w:pPr>
-              <w:pStyle w:val="Normal"/>
-              <w:jc w:val="left"/>
-              <w:pBdr>
-                <w:bottom w:val="none" w:sz="0" w:space="0" w:color="000000"/>
-                <w:top w:val="none" w:sz="0" w:space="0" w:color="000000"/>
-                <w:left w:val="none" w:sz="0" w:space="0" w:color="000000"/>
-                <w:right w:val="none" w:sz="0" w:space="0" w:color="000000"/>
-              </w:pBdr>
-              <w:spacing w:after="100" w:before="100" w:line="240"/>
-              <w:ind w:left="100" w:right="100" w:firstLine="0" w:firstLineChars="0"/>
-              <w:rPr>
-                <w:rFonts w:ascii="Times New Roman" w:hAnsi="Times New Roman" w:eastAsia="Times New Roman" w:cs="Times New Roman"/>
-                <w:i w:val="false"/>
-                <w:b w:val="false"/>
-                <w:u w:val="none"/>
-                <w:strike w:val="false"/>
-                <w:sz w:val="18"/>
-                <w:szCs w:val="18"/>
-                <w:color w:val="000000"/>
-              </w:rPr>
-            </w:pPr>
-            <w:r>
-              <w:rPr>
-                <w:rFonts w:ascii="Times New Roman" w:hAnsi="Times New Roman" w:eastAsia="Times New Roman" w:cs="Times New Roman"/>
-                <w:i w:val="false"/>
-                <w:b w:val="false"/>
-                <w:u w:val="none"/>
-                <w:strike w:val="false"/>
-                <w:sz w:val="18"/>
-                <w:szCs w:val="18"/>
-                <w:color w:val="000000"/>
-              </w:rPr>
-              <w:t xml:space="preserve"/>
+              <w:t xml:space="preserve">175</w:t>
+            </w:r>
+          </w:p>
+        </w:tc>
+        <w:tc>
+          <w:tcPr>
+            <w:tcBorders>
+              <w:bottom w:val="none" w:sz="0" w:space="0" w:color="000000"/>
+              <w:top w:val="none" w:sz="0" w:space="0" w:color="000000"/>
+              <w:left w:val="none" w:sz="0" w:space="0" w:color="000000"/>
+              <w:right w:val="none" w:sz="0" w:space="0" w:color="000000"/>
+            </w:tcBorders>
+            <w:shd w:val="clear" w:color="auto" w:fill="FFFFFF"/>
+            <w:tcMar>
+              <w:top w:w="0" w:type="dxa"/>
+              <w:bottom w:w="0" w:type="dxa"/>
+              <w:left w:w="0" w:type="dxa"/>
+              <w:right w:w="0" w:type="dxa"/>
+            </w:tcMar>
+            <w:vAlign w:val="center"/>
+          </w:tcPr>
+          <w:p>
+            <w:pPr>
+              <w:pStyle w:val="Normal"/>
+              <w:jc w:val="left"/>
+              <w:pBdr>
+                <w:bottom w:val="none" w:sz="0" w:space="0" w:color="000000"/>
+                <w:top w:val="none" w:sz="0" w:space="0" w:color="000000"/>
+                <w:left w:val="none" w:sz="0" w:space="0" w:color="000000"/>
+                <w:right w:val="none" w:sz="0" w:space="0" w:color="000000"/>
+              </w:pBdr>
+              <w:spacing w:after="100" w:before="100" w:line="240"/>
+              <w:ind w:left="100" w:right="100" w:firstLine="0" w:firstLineChars="0"/>
+              <w:rPr>
+                <w:rFonts w:ascii="Times New Roman" w:hAnsi="Times New Roman" w:eastAsia="Times New Roman" w:cs="Times New Roman"/>
+                <w:i w:val="false"/>
+                <w:b w:val="false"/>
+                <w:u w:val="none"/>
+                <w:strike w:val="false"/>
+                <w:sz w:val="18"/>
+                <w:szCs w:val="18"/>
+                <w:color w:val="000000"/>
+              </w:rPr>
+            </w:pPr>
+            <w:r>
+              <w:rPr>
+                <w:rFonts w:ascii="Times New Roman" w:hAnsi="Times New Roman" w:eastAsia="Times New Roman" w:cs="Times New Roman"/>
+                <w:i w:val="false"/>
+                <w:b w:val="false"/>
+                <w:u w:val="none"/>
+                <w:strike w:val="false"/>
+                <w:sz w:val="18"/>
+                <w:szCs w:val="18"/>
+                <w:color w:val="000000"/>
+              </w:rPr>
+              <w:t xml:space="preserve">1.09 (0.94–1.26)</w:t>
+            </w:r>
+          </w:p>
+        </w:tc>
+        <w:tc>
+          <w:tcPr>
+            <w:tcBorders>
+              <w:bottom w:val="none" w:sz="0" w:space="0" w:color="000000"/>
+              <w:top w:val="none" w:sz="0" w:space="0" w:color="000000"/>
+              <w:left w:val="none" w:sz="0" w:space="0" w:color="000000"/>
+              <w:right w:val="none" w:sz="0" w:space="0" w:color="000000"/>
+            </w:tcBorders>
+            <w:shd w:val="clear" w:color="auto" w:fill="FFFFFF"/>
+            <w:tcMar>
+              <w:top w:w="0" w:type="dxa"/>
+              <w:bottom w:w="0" w:type="dxa"/>
+              <w:left w:w="0" w:type="dxa"/>
+              <w:right w:w="0" w:type="dxa"/>
+            </w:tcMar>
+            <w:vAlign w:val="center"/>
+          </w:tcPr>
+          <w:p>
+            <w:pPr>
+              <w:pStyle w:val="Normal"/>
+              <w:jc w:val="left"/>
+              <w:pBdr>
+                <w:bottom w:val="none" w:sz="0" w:space="0" w:color="000000"/>
+                <w:top w:val="none" w:sz="0" w:space="0" w:color="000000"/>
+                <w:left w:val="none" w:sz="0" w:space="0" w:color="000000"/>
+                <w:right w:val="none" w:sz="0" w:space="0" w:color="000000"/>
+              </w:pBdr>
+              <w:spacing w:after="100" w:before="100" w:line="240"/>
+              <w:ind w:left="100" w:right="100" w:firstLine="0" w:firstLineChars="0"/>
+              <w:rPr>
+                <w:rFonts w:ascii="Times New Roman" w:hAnsi="Times New Roman" w:eastAsia="Times New Roman" w:cs="Times New Roman"/>
+                <w:i w:val="false"/>
+                <w:b w:val="false"/>
+                <w:u w:val="none"/>
+                <w:strike w:val="false"/>
+                <w:sz w:val="18"/>
+                <w:szCs w:val="18"/>
+                <w:color w:val="000000"/>
+              </w:rPr>
+            </w:pPr>
+            <w:r>
+              <w:rPr>
+                <w:rFonts w:ascii="Times New Roman" w:hAnsi="Times New Roman" w:eastAsia="Times New Roman" w:cs="Times New Roman"/>
+                <w:i w:val="false"/>
+                <w:b w:val="false"/>
+                <w:u w:val="none"/>
+                <w:strike w:val="false"/>
+                <w:sz w:val="18"/>
+                <w:szCs w:val="18"/>
+                <w:color w:val="000000"/>
+              </w:rPr>
+              <w:t xml:space="preserve">0.276</w:t>
             </w:r>
           </w:p>
         </w:tc>
@@ -4550,7 +4550,282 @@
                 <w:szCs w:val="18"/>
                 <w:color w:val="000000"/>
               </w:rPr>
-              <w:t xml:space="preserve">Multivariable</w:t>
+              <w:t xml:space="preserve">Multivariable (MMR status known)</w:t>
+            </w:r>
+          </w:p>
+        </w:tc>
+        <w:tc>
+          <w:tcPr>
+            <w:tcBorders>
+              <w:bottom w:val="none" w:sz="0" w:space="0" w:color="000000"/>
+              <w:top w:val="none" w:sz="0" w:space="0" w:color="000000"/>
+              <w:left w:val="none" w:sz="0" w:space="0" w:color="000000"/>
+              <w:right w:val="none" w:sz="0" w:space="0" w:color="000000"/>
+            </w:tcBorders>
+            <w:shd w:val="clear" w:color="auto" w:fill="FFFFFF"/>
+            <w:tcMar>
+              <w:top w:w="0" w:type="dxa"/>
+              <w:bottom w:w="0" w:type="dxa"/>
+              <w:left w:w="0" w:type="dxa"/>
+              <w:right w:w="0" w:type="dxa"/>
+            </w:tcMar>
+            <w:vAlign w:val="center"/>
+          </w:tcPr>
+          <w:p>
+            <w:pPr>
+              <w:pStyle w:val="Normal"/>
+              <w:jc w:val="left"/>
+              <w:pBdr>
+                <w:bottom w:val="none" w:sz="0" w:space="0" w:color="000000"/>
+                <w:top w:val="none" w:sz="0" w:space="0" w:color="000000"/>
+                <w:left w:val="none" w:sz="0" w:space="0" w:color="000000"/>
+                <w:right w:val="none" w:sz="0" w:space="0" w:color="000000"/>
+              </w:pBdr>
+              <w:spacing w:after="100" w:before="100" w:line="240"/>
+              <w:ind w:left="100" w:right="100" w:firstLine="0" w:firstLineChars="0"/>
+              <w:rPr>
+                <w:rFonts w:ascii="Times New Roman" w:hAnsi="Times New Roman" w:eastAsia="Times New Roman" w:cs="Times New Roman"/>
+                <w:i w:val="false"/>
+                <w:b w:val="false"/>
+                <w:u w:val="none"/>
+                <w:strike w:val="false"/>
+                <w:sz w:val="18"/>
+                <w:szCs w:val="18"/>
+                <w:color w:val="000000"/>
+              </w:rPr>
+            </w:pPr>
+            <w:r>
+              <w:rPr>
+                <w:rFonts w:ascii="Times New Roman" w:hAnsi="Times New Roman" w:eastAsia="Times New Roman" w:cs="Times New Roman"/>
+                <w:i w:val="false"/>
+                <w:b w:val="false"/>
+                <w:u w:val="none"/>
+                <w:strike w:val="false"/>
+                <w:sz w:val="18"/>
+                <w:szCs w:val="18"/>
+                <w:color w:val="000000"/>
+              </w:rPr>
+              <w:t xml:space="preserve">Sex</w:t>
+            </w:r>
+          </w:p>
+        </w:tc>
+        <w:tc>
+          <w:tcPr>
+            <w:tcBorders>
+              <w:bottom w:val="none" w:sz="0" w:space="0" w:color="000000"/>
+              <w:top w:val="none" w:sz="0" w:space="0" w:color="000000"/>
+              <w:left w:val="none" w:sz="0" w:space="0" w:color="000000"/>
+              <w:right w:val="none" w:sz="0" w:space="0" w:color="000000"/>
+            </w:tcBorders>
+            <w:shd w:val="clear" w:color="auto" w:fill="FFFFFF"/>
+            <w:tcMar>
+              <w:top w:w="0" w:type="dxa"/>
+              <w:bottom w:w="0" w:type="dxa"/>
+              <w:left w:w="0" w:type="dxa"/>
+              <w:right w:w="0" w:type="dxa"/>
+            </w:tcMar>
+            <w:vAlign w:val="center"/>
+          </w:tcPr>
+          <w:p>
+            <w:pPr>
+              <w:pStyle w:val="Normal"/>
+              <w:jc w:val="left"/>
+              <w:pBdr>
+                <w:bottom w:val="none" w:sz="0" w:space="0" w:color="000000"/>
+                <w:top w:val="none" w:sz="0" w:space="0" w:color="000000"/>
+                <w:left w:val="none" w:sz="0" w:space="0" w:color="000000"/>
+                <w:right w:val="none" w:sz="0" w:space="0" w:color="000000"/>
+              </w:pBdr>
+              <w:spacing w:after="100" w:before="100" w:line="240"/>
+              <w:ind w:left="100" w:right="100" w:firstLine="0" w:firstLineChars="0"/>
+              <w:rPr>
+                <w:rFonts w:ascii="Times New Roman" w:hAnsi="Times New Roman" w:eastAsia="Times New Roman" w:cs="Times New Roman"/>
+                <w:i w:val="false"/>
+                <w:b w:val="false"/>
+                <w:u w:val="none"/>
+                <w:strike w:val="false"/>
+                <w:sz w:val="18"/>
+                <w:szCs w:val="18"/>
+                <w:color w:val="000000"/>
+              </w:rPr>
+            </w:pPr>
+            <w:r>
+              <w:rPr>
+                <w:rFonts w:ascii="Times New Roman" w:hAnsi="Times New Roman" w:eastAsia="Times New Roman" w:cs="Times New Roman"/>
+                <w:i w:val="false"/>
+                <w:b w:val="false"/>
+                <w:u w:val="none"/>
+                <w:strike w:val="false"/>
+                <w:sz w:val="18"/>
+                <w:szCs w:val="18"/>
+                <w:color w:val="000000"/>
+              </w:rPr>
+              <w:t xml:space="preserve">Male (ref)</w:t>
+            </w:r>
+          </w:p>
+        </w:tc>
+        <w:tc>
+          <w:tcPr>
+            <w:tcBorders>
+              <w:bottom w:val="none" w:sz="0" w:space="0" w:color="000000"/>
+              <w:top w:val="none" w:sz="0" w:space="0" w:color="000000"/>
+              <w:left w:val="none" w:sz="0" w:space="0" w:color="000000"/>
+              <w:right w:val="none" w:sz="0" w:space="0" w:color="000000"/>
+            </w:tcBorders>
+            <w:shd w:val="clear" w:color="auto" w:fill="FFFFFF"/>
+            <w:tcMar>
+              <w:top w:w="0" w:type="dxa"/>
+              <w:bottom w:w="0" w:type="dxa"/>
+              <w:left w:w="0" w:type="dxa"/>
+              <w:right w:w="0" w:type="dxa"/>
+            </w:tcMar>
+            <w:vAlign w:val="center"/>
+          </w:tcPr>
+          <w:p>
+            <w:pPr>
+              <w:pStyle w:val="Normal"/>
+              <w:jc w:val="right"/>
+              <w:pBdr>
+                <w:bottom w:val="none" w:sz="0" w:space="0" w:color="000000"/>
+                <w:top w:val="none" w:sz="0" w:space="0" w:color="000000"/>
+                <w:left w:val="none" w:sz="0" w:space="0" w:color="000000"/>
+                <w:right w:val="none" w:sz="0" w:space="0" w:color="000000"/>
+              </w:pBdr>
+              <w:spacing w:after="100" w:before="100" w:line="240"/>
+              <w:ind w:left="100" w:right="100" w:firstLine="0" w:firstLineChars="0"/>
+              <w:rPr>
+                <w:rFonts w:ascii="Times New Roman" w:hAnsi="Times New Roman" w:eastAsia="Times New Roman" w:cs="Times New Roman"/>
+                <w:i w:val="false"/>
+                <w:b w:val="false"/>
+                <w:u w:val="none"/>
+                <w:strike w:val="false"/>
+                <w:sz w:val="18"/>
+                <w:szCs w:val="18"/>
+                <w:color w:val="000000"/>
+              </w:rPr>
+            </w:pPr>
+            <w:r>
+              <w:rPr>
+                <w:rFonts w:ascii="Times New Roman" w:hAnsi="Times New Roman" w:eastAsia="Times New Roman" w:cs="Times New Roman"/>
+                <w:i w:val="false"/>
+                <w:b w:val="false"/>
+                <w:u w:val="none"/>
+                <w:strike w:val="false"/>
+                <w:sz w:val="18"/>
+                <w:szCs w:val="18"/>
+                <w:color w:val="000000"/>
+              </w:rPr>
+              <w:t xml:space="preserve">285</w:t>
+            </w:r>
+          </w:p>
+        </w:tc>
+        <w:tc>
+          <w:tcPr>
+            <w:tcBorders>
+              <w:bottom w:val="none" w:sz="0" w:space="0" w:color="000000"/>
+              <w:top w:val="none" w:sz="0" w:space="0" w:color="000000"/>
+              <w:left w:val="none" w:sz="0" w:space="0" w:color="000000"/>
+              <w:right w:val="none" w:sz="0" w:space="0" w:color="000000"/>
+            </w:tcBorders>
+            <w:shd w:val="clear" w:color="auto" w:fill="FFFFFF"/>
+            <w:tcMar>
+              <w:top w:w="0" w:type="dxa"/>
+              <w:bottom w:w="0" w:type="dxa"/>
+              <w:left w:w="0" w:type="dxa"/>
+              <w:right w:w="0" w:type="dxa"/>
+            </w:tcMar>
+            <w:vAlign w:val="center"/>
+          </w:tcPr>
+          <w:p>
+            <w:pPr>
+              <w:pStyle w:val="Normal"/>
+              <w:jc w:val="right"/>
+              <w:pBdr>
+                <w:bottom w:val="none" w:sz="0" w:space="0" w:color="000000"/>
+                <w:top w:val="none" w:sz="0" w:space="0" w:color="000000"/>
+                <w:left w:val="none" w:sz="0" w:space="0" w:color="000000"/>
+                <w:right w:val="none" w:sz="0" w:space="0" w:color="000000"/>
+              </w:pBdr>
+              <w:spacing w:after="100" w:before="100" w:line="240"/>
+              <w:ind w:left="100" w:right="100" w:firstLine="0" w:firstLineChars="0"/>
+              <w:rPr>
+                <w:rFonts w:ascii="Times New Roman" w:hAnsi="Times New Roman" w:eastAsia="Times New Roman" w:cs="Times New Roman"/>
+                <w:i w:val="false"/>
+                <w:b w:val="false"/>
+                <w:u w:val="none"/>
+                <w:strike w:val="false"/>
+                <w:sz w:val="18"/>
+                <w:szCs w:val="18"/>
+                <w:color w:val="000000"/>
+              </w:rPr>
+            </w:pPr>
+            <w:r>
+              <w:rPr>
+                <w:rFonts w:ascii="Times New Roman" w:hAnsi="Times New Roman" w:eastAsia="Times New Roman" w:cs="Times New Roman"/>
+                <w:i w:val="false"/>
+                <w:b w:val="false"/>
+                <w:u w:val="none"/>
+                <w:strike w:val="false"/>
+                <w:sz w:val="18"/>
+                <w:szCs w:val="18"/>
+                <w:color w:val="000000"/>
+              </w:rPr>
+              <w:t xml:space="preserve">105</w:t>
+            </w:r>
+          </w:p>
+        </w:tc>
+        <w:tc>
+          <w:tcPr>
+            <w:tcBorders>
+              <w:bottom w:val="none" w:sz="0" w:space="0" w:color="000000"/>
+              <w:top w:val="none" w:sz="0" w:space="0" w:color="000000"/>
+              <w:left w:val="none" w:sz="0" w:space="0" w:color="000000"/>
+              <w:right w:val="none" w:sz="0" w:space="0" w:color="000000"/>
+            </w:tcBorders>
+            <w:shd w:val="clear" w:color="auto" w:fill="FFFFFF"/>
+            <w:tcMar>
+              <w:top w:w="0" w:type="dxa"/>
+              <w:bottom w:w="0" w:type="dxa"/>
+              <w:left w:w="0" w:type="dxa"/>
+              <w:right w:w="0" w:type="dxa"/>
+            </w:tcMar>
+            <w:vAlign w:val="center"/>
+          </w:tcPr>
+          <w:p>
+            <w:pPr>
+              <w:pStyle w:val="Normal"/>
+              <w:jc w:val="left"/>
+              <w:pBdr>
+                <w:bottom w:val="none" w:sz="0" w:space="0" w:color="000000"/>
+                <w:top w:val="none" w:sz="0" w:space="0" w:color="000000"/>
+                <w:left w:val="none" w:sz="0" w:space="0" w:color="000000"/>
+                <w:right w:val="none" w:sz="0" w:space="0" w:color="000000"/>
+              </w:pBdr>
+              <w:spacing w:after="100" w:before="100" w:line="240"/>
+              <w:ind w:left="100" w:right="100" w:firstLine="0" w:firstLineChars="0"/>
+              <w:rPr>
+                <w:rFonts w:ascii="Times New Roman" w:hAnsi="Times New Roman" w:eastAsia="Times New Roman" w:cs="Times New Roman"/>
+                <w:i w:val="false"/>
+                <w:b w:val="false"/>
+                <w:u w:val="none"/>
+                <w:strike w:val="false"/>
+                <w:sz w:val="18"/>
+                <w:szCs w:val="18"/>
+                <w:color w:val="000000"/>
+              </w:rPr>
+            </w:pPr>
+            <w:r>
+              <w:rPr>
+                <w:rFonts w:ascii="Times New Roman" w:hAnsi="Times New Roman" w:eastAsia="Times New Roman" w:cs="Times New Roman"/>
+                <w:i w:val="false"/>
+                <w:b w:val="false"/>
+                <w:u w:val="none"/>
+                <w:strike w:val="false"/>
+                <w:sz w:val="18"/>
+                <w:szCs w:val="18"/>
+                <w:color w:val="000000"/>
+              </w:rPr>
+              <w:t xml:space="preserve">Reference</w:t>
             </w:r>
           </w:p>
         </w:tc>
@@ -4606,281 +4881,6 @@
                 <w:color w:val="000000"/>
               </w:rPr>
               <w:t xml:space="preserve"/>
-            </w:r>
-          </w:p>
-        </w:tc>
-        <w:tc>
-          <w:tcPr>
-            <w:tcBorders>
-              <w:bottom w:val="none" w:sz="0" w:space="0" w:color="000000"/>
-              <w:top w:val="none" w:sz="0" w:space="0" w:color="000000"/>
-              <w:left w:val="none" w:sz="0" w:space="0" w:color="000000"/>
-              <w:right w:val="none" w:sz="0" w:space="0" w:color="000000"/>
-            </w:tcBorders>
-            <w:shd w:val="clear" w:color="auto" w:fill="FFFFFF"/>
-            <w:tcMar>
-              <w:top w:w="0" w:type="dxa"/>
-              <w:bottom w:w="0" w:type="dxa"/>
-              <w:left w:w="0" w:type="dxa"/>
-              <w:right w:w="0" w:type="dxa"/>
-            </w:tcMar>
-            <w:vAlign w:val="center"/>
-          </w:tcPr>
-          <w:p>
-            <w:pPr>
-              <w:pStyle w:val="Normal"/>
-              <w:jc w:val="left"/>
-              <w:pBdr>
-                <w:bottom w:val="none" w:sz="0" w:space="0" w:color="000000"/>
-                <w:top w:val="none" w:sz="0" w:space="0" w:color="000000"/>
-                <w:left w:val="none" w:sz="0" w:space="0" w:color="000000"/>
-                <w:right w:val="none" w:sz="0" w:space="0" w:color="000000"/>
-              </w:pBdr>
-              <w:spacing w:after="100" w:before="100" w:line="240"/>
-              <w:ind w:left="100" w:right="100" w:firstLine="0" w:firstLineChars="0"/>
-              <w:rPr>
-                <w:rFonts w:ascii="Times New Roman" w:hAnsi="Times New Roman" w:eastAsia="Times New Roman" w:cs="Times New Roman"/>
-                <w:i w:val="false"/>
-                <w:b w:val="false"/>
-                <w:u w:val="none"/>
-                <w:strike w:val="false"/>
-                <w:sz w:val="18"/>
-                <w:szCs w:val="18"/>
-                <w:color w:val="000000"/>
-              </w:rPr>
-            </w:pPr>
-            <w:r>
-              <w:rPr>
-                <w:rFonts w:ascii="Times New Roman" w:hAnsi="Times New Roman" w:eastAsia="Times New Roman" w:cs="Times New Roman"/>
-                <w:i w:val="false"/>
-                <w:b w:val="false"/>
-                <w:u w:val="none"/>
-                <w:strike w:val="false"/>
-                <w:sz w:val="18"/>
-                <w:szCs w:val="18"/>
-                <w:color w:val="000000"/>
-              </w:rPr>
-              <w:t xml:space="preserve">III–IV</w:t>
-            </w:r>
-          </w:p>
-        </w:tc>
-        <w:tc>
-          <w:tcPr>
-            <w:tcBorders>
-              <w:bottom w:val="none" w:sz="0" w:space="0" w:color="000000"/>
-              <w:top w:val="none" w:sz="0" w:space="0" w:color="000000"/>
-              <w:left w:val="none" w:sz="0" w:space="0" w:color="000000"/>
-              <w:right w:val="none" w:sz="0" w:space="0" w:color="000000"/>
-            </w:tcBorders>
-            <w:shd w:val="clear" w:color="auto" w:fill="FFFFFF"/>
-            <w:tcMar>
-              <w:top w:w="0" w:type="dxa"/>
-              <w:bottom w:w="0" w:type="dxa"/>
-              <w:left w:w="0" w:type="dxa"/>
-              <w:right w:w="0" w:type="dxa"/>
-            </w:tcMar>
-            <w:vAlign w:val="center"/>
-          </w:tcPr>
-          <w:p>
-            <w:pPr>
-              <w:pStyle w:val="Normal"/>
-              <w:jc w:val="right"/>
-              <w:pBdr>
-                <w:bottom w:val="none" w:sz="0" w:space="0" w:color="000000"/>
-                <w:top w:val="none" w:sz="0" w:space="0" w:color="000000"/>
-                <w:left w:val="none" w:sz="0" w:space="0" w:color="000000"/>
-                <w:right w:val="none" w:sz="0" w:space="0" w:color="000000"/>
-              </w:pBdr>
-              <w:spacing w:after="100" w:before="100" w:line="240"/>
-              <w:ind w:left="100" w:right="100" w:firstLine="0" w:firstLineChars="0"/>
-              <w:rPr>
-                <w:rFonts w:ascii="Times New Roman" w:hAnsi="Times New Roman" w:eastAsia="Times New Roman" w:cs="Times New Roman"/>
-                <w:i w:val="false"/>
-                <w:b w:val="false"/>
-                <w:u w:val="none"/>
-                <w:strike w:val="false"/>
-                <w:sz w:val="18"/>
-                <w:szCs w:val="18"/>
-                <w:color w:val="000000"/>
-              </w:rPr>
-            </w:pPr>
-            <w:r>
-              <w:rPr>
-                <w:rFonts w:ascii="Times New Roman" w:hAnsi="Times New Roman" w:eastAsia="Times New Roman" w:cs="Times New Roman"/>
-                <w:i w:val="false"/>
-                <w:b w:val="false"/>
-                <w:u w:val="none"/>
-                <w:strike w:val="false"/>
-                <w:sz w:val="18"/>
-                <w:szCs w:val="18"/>
-                <w:color w:val="000000"/>
-              </w:rPr>
-              <w:t xml:space="preserve">264</w:t>
-            </w:r>
-          </w:p>
-        </w:tc>
-        <w:tc>
-          <w:tcPr>
-            <w:tcBorders>
-              <w:bottom w:val="none" w:sz="0" w:space="0" w:color="000000"/>
-              <w:top w:val="none" w:sz="0" w:space="0" w:color="000000"/>
-              <w:left w:val="none" w:sz="0" w:space="0" w:color="000000"/>
-              <w:right w:val="none" w:sz="0" w:space="0" w:color="000000"/>
-            </w:tcBorders>
-            <w:shd w:val="clear" w:color="auto" w:fill="FFFFFF"/>
-            <w:tcMar>
-              <w:top w:w="0" w:type="dxa"/>
-              <w:bottom w:w="0" w:type="dxa"/>
-              <w:left w:w="0" w:type="dxa"/>
-              <w:right w:w="0" w:type="dxa"/>
-            </w:tcMar>
-            <w:vAlign w:val="center"/>
-          </w:tcPr>
-          <w:p>
-            <w:pPr>
-              <w:pStyle w:val="Normal"/>
-              <w:jc w:val="right"/>
-              <w:pBdr>
-                <w:bottom w:val="none" w:sz="0" w:space="0" w:color="000000"/>
-                <w:top w:val="none" w:sz="0" w:space="0" w:color="000000"/>
-                <w:left w:val="none" w:sz="0" w:space="0" w:color="000000"/>
-                <w:right w:val="none" w:sz="0" w:space="0" w:color="000000"/>
-              </w:pBdr>
-              <w:spacing w:after="100" w:before="100" w:line="240"/>
-              <w:ind w:left="100" w:right="100" w:firstLine="0" w:firstLineChars="0"/>
-              <w:rPr>
-                <w:rFonts w:ascii="Times New Roman" w:hAnsi="Times New Roman" w:eastAsia="Times New Roman" w:cs="Times New Roman"/>
-                <w:i w:val="false"/>
-                <w:b w:val="false"/>
-                <w:u w:val="none"/>
-                <w:strike w:val="false"/>
-                <w:sz w:val="18"/>
-                <w:szCs w:val="18"/>
-                <w:color w:val="000000"/>
-              </w:rPr>
-            </w:pPr>
-            <w:r>
-              <w:rPr>
-                <w:rFonts w:ascii="Times New Roman" w:hAnsi="Times New Roman" w:eastAsia="Times New Roman" w:cs="Times New Roman"/>
-                <w:i w:val="false"/>
-                <w:b w:val="false"/>
-                <w:u w:val="none"/>
-                <w:strike w:val="false"/>
-                <w:sz w:val="18"/>
-                <w:szCs w:val="18"/>
-                <w:color w:val="000000"/>
-              </w:rPr>
-              <w:t xml:space="preserve">107</w:t>
-            </w:r>
-          </w:p>
-        </w:tc>
-        <w:tc>
-          <w:tcPr>
-            <w:tcBorders>
-              <w:bottom w:val="none" w:sz="0" w:space="0" w:color="000000"/>
-              <w:top w:val="none" w:sz="0" w:space="0" w:color="000000"/>
-              <w:left w:val="none" w:sz="0" w:space="0" w:color="000000"/>
-              <w:right w:val="none" w:sz="0" w:space="0" w:color="000000"/>
-            </w:tcBorders>
-            <w:shd w:val="clear" w:color="auto" w:fill="FFFFFF"/>
-            <w:tcMar>
-              <w:top w:w="0" w:type="dxa"/>
-              <w:bottom w:w="0" w:type="dxa"/>
-              <w:left w:w="0" w:type="dxa"/>
-              <w:right w:w="0" w:type="dxa"/>
-            </w:tcMar>
-            <w:vAlign w:val="center"/>
-          </w:tcPr>
-          <w:p>
-            <w:pPr>
-              <w:pStyle w:val="Normal"/>
-              <w:jc w:val="left"/>
-              <w:pBdr>
-                <w:bottom w:val="none" w:sz="0" w:space="0" w:color="000000"/>
-                <w:top w:val="none" w:sz="0" w:space="0" w:color="000000"/>
-                <w:left w:val="none" w:sz="0" w:space="0" w:color="000000"/>
-                <w:right w:val="none" w:sz="0" w:space="0" w:color="000000"/>
-              </w:pBdr>
-              <w:spacing w:after="100" w:before="100" w:line="240"/>
-              <w:ind w:left="100" w:right="100" w:firstLine="0" w:firstLineChars="0"/>
-              <w:rPr>
-                <w:rFonts w:ascii="Times New Roman" w:hAnsi="Times New Roman" w:eastAsia="Times New Roman" w:cs="Times New Roman"/>
-                <w:i w:val="false"/>
-                <w:b w:val="false"/>
-                <w:u w:val="none"/>
-                <w:strike w:val="false"/>
-                <w:sz w:val="18"/>
-                <w:szCs w:val="18"/>
-                <w:color w:val="000000"/>
-              </w:rPr>
-            </w:pPr>
-            <w:r>
-              <w:rPr>
-                <w:rFonts w:ascii="Times New Roman" w:hAnsi="Times New Roman" w:eastAsia="Times New Roman" w:cs="Times New Roman"/>
-                <w:i w:val="false"/>
-                <w:b w:val="false"/>
-                <w:u w:val="none"/>
-                <w:strike w:val="false"/>
-                <w:sz w:val="18"/>
-                <w:szCs w:val="18"/>
-                <w:color w:val="000000"/>
-              </w:rPr>
-              <w:t xml:space="preserve">1.88 (1.41–2.51)</w:t>
-            </w:r>
-          </w:p>
-        </w:tc>
-        <w:tc>
-          <w:tcPr>
-            <w:tcBorders>
-              <w:bottom w:val="none" w:sz="0" w:space="0" w:color="000000"/>
-              <w:top w:val="none" w:sz="0" w:space="0" w:color="000000"/>
-              <w:left w:val="none" w:sz="0" w:space="0" w:color="000000"/>
-              <w:right w:val="none" w:sz="0" w:space="0" w:color="000000"/>
-            </w:tcBorders>
-            <w:shd w:val="clear" w:color="auto" w:fill="FFFFFF"/>
-            <w:tcMar>
-              <w:top w:w="0" w:type="dxa"/>
-              <w:bottom w:w="0" w:type="dxa"/>
-              <w:left w:w="0" w:type="dxa"/>
-              <w:right w:w="0" w:type="dxa"/>
-            </w:tcMar>
-            <w:vAlign w:val="center"/>
-          </w:tcPr>
-          <w:p>
-            <w:pPr>
-              <w:pStyle w:val="Normal"/>
-              <w:jc w:val="left"/>
-              <w:pBdr>
-                <w:bottom w:val="none" w:sz="0" w:space="0" w:color="000000"/>
-                <w:top w:val="none" w:sz="0" w:space="0" w:color="000000"/>
-                <w:left w:val="none" w:sz="0" w:space="0" w:color="000000"/>
-                <w:right w:val="none" w:sz="0" w:space="0" w:color="000000"/>
-              </w:pBdr>
-              <w:spacing w:after="100" w:before="100" w:line="240"/>
-              <w:ind w:left="100" w:right="100" w:firstLine="0" w:firstLineChars="0"/>
-              <w:rPr>
-                <w:rFonts w:ascii="Times New Roman" w:hAnsi="Times New Roman" w:eastAsia="Times New Roman" w:cs="Times New Roman"/>
-                <w:i w:val="false"/>
-                <w:b w:val="false"/>
-                <w:u w:val="none"/>
-                <w:strike w:val="false"/>
-                <w:sz w:val="18"/>
-                <w:szCs w:val="18"/>
-                <w:color w:val="000000"/>
-              </w:rPr>
-            </w:pPr>
-            <w:r>
-              <w:rPr>
-                <w:rFonts w:ascii="Times New Roman" w:hAnsi="Times New Roman" w:eastAsia="Times New Roman" w:cs="Times New Roman"/>
-                <w:i w:val="false"/>
-                <w:b w:val="false"/>
-                <w:u w:val="none"/>
-                <w:strike w:val="false"/>
-                <w:sz w:val="18"/>
-                <w:szCs w:val="18"/>
-                <w:color w:val="000000"/>
-              </w:rPr>
-              <w:t xml:space="preserve">&lt;0.001</w:t>
             </w:r>
           </w:p>
         </w:tc>
@@ -5050,62 +5050,62 @@
                 <w:szCs w:val="18"/>
                 <w:color w:val="000000"/>
               </w:rPr>
-              <w:t xml:space="preserve">ROCK2 expression</w:t>
-            </w:r>
-          </w:p>
-        </w:tc>
-        <w:tc>
-          <w:tcPr>
-            <w:tcBorders>
-              <w:bottom w:val="none" w:sz="0" w:space="0" w:color="000000"/>
-              <w:top w:val="none" w:sz="0" w:space="0" w:color="000000"/>
-              <w:left w:val="none" w:sz="0" w:space="0" w:color="000000"/>
-              <w:right w:val="none" w:sz="0" w:space="0" w:color="000000"/>
-            </w:tcBorders>
-            <w:shd w:val="clear" w:color="auto" w:fill="FFFFFF"/>
-            <w:tcMar>
-              <w:top w:w="0" w:type="dxa"/>
-              <w:bottom w:w="0" w:type="dxa"/>
-              <w:left w:w="0" w:type="dxa"/>
-              <w:right w:w="0" w:type="dxa"/>
-            </w:tcMar>
-            <w:vAlign w:val="center"/>
-          </w:tcPr>
-          <w:p>
-            <w:pPr>
-              <w:pStyle w:val="Normal"/>
-              <w:jc w:val="left"/>
-              <w:pBdr>
-                <w:bottom w:val="none" w:sz="0" w:space="0" w:color="000000"/>
-                <w:top w:val="none" w:sz="0" w:space="0" w:color="000000"/>
-                <w:left w:val="none" w:sz="0" w:space="0" w:color="000000"/>
-                <w:right w:val="none" w:sz="0" w:space="0" w:color="000000"/>
-              </w:pBdr>
-              <w:spacing w:after="100" w:before="100" w:line="240"/>
-              <w:ind w:left="100" w:right="100" w:firstLine="0" w:firstLineChars="0"/>
-              <w:rPr>
-                <w:rFonts w:ascii="Times New Roman" w:hAnsi="Times New Roman" w:eastAsia="Times New Roman" w:cs="Times New Roman"/>
-                <w:i w:val="false"/>
-                <w:b w:val="false"/>
-                <w:u w:val="none"/>
-                <w:strike w:val="false"/>
-                <w:sz w:val="18"/>
-                <w:szCs w:val="18"/>
-                <w:color w:val="000000"/>
-              </w:rPr>
-            </w:pPr>
-            <w:r>
-              <w:rPr>
-                <w:rFonts w:ascii="Times New Roman" w:hAnsi="Times New Roman" w:eastAsia="Times New Roman" w:cs="Times New Roman"/>
-                <w:i w:val="false"/>
-                <w:b w:val="false"/>
-                <w:u w:val="none"/>
-                <w:strike w:val="false"/>
-                <w:sz w:val="18"/>
-                <w:szCs w:val="18"/>
-                <w:color w:val="000000"/>
-              </w:rPr>
-              <w:t xml:space="preserve">Low (ref)</w:t>
+              <w:t xml:space="preserve"/>
+            </w:r>
+          </w:p>
+        </w:tc>
+        <w:tc>
+          <w:tcPr>
+            <w:tcBorders>
+              <w:bottom w:val="none" w:sz="0" w:space="0" w:color="000000"/>
+              <w:top w:val="none" w:sz="0" w:space="0" w:color="000000"/>
+              <w:left w:val="none" w:sz="0" w:space="0" w:color="000000"/>
+              <w:right w:val="none" w:sz="0" w:space="0" w:color="000000"/>
+            </w:tcBorders>
+            <w:shd w:val="clear" w:color="auto" w:fill="FFFFFF"/>
+            <w:tcMar>
+              <w:top w:w="0" w:type="dxa"/>
+              <w:bottom w:w="0" w:type="dxa"/>
+              <w:left w:w="0" w:type="dxa"/>
+              <w:right w:w="0" w:type="dxa"/>
+            </w:tcMar>
+            <w:vAlign w:val="center"/>
+          </w:tcPr>
+          <w:p>
+            <w:pPr>
+              <w:pStyle w:val="Normal"/>
+              <w:jc w:val="left"/>
+              <w:pBdr>
+                <w:bottom w:val="none" w:sz="0" w:space="0" w:color="000000"/>
+                <w:top w:val="none" w:sz="0" w:space="0" w:color="000000"/>
+                <w:left w:val="none" w:sz="0" w:space="0" w:color="000000"/>
+                <w:right w:val="none" w:sz="0" w:space="0" w:color="000000"/>
+              </w:pBdr>
+              <w:spacing w:after="100" w:before="100" w:line="240"/>
+              <w:ind w:left="100" w:right="100" w:firstLine="0" w:firstLineChars="0"/>
+              <w:rPr>
+                <w:rFonts w:ascii="Times New Roman" w:hAnsi="Times New Roman" w:eastAsia="Times New Roman" w:cs="Times New Roman"/>
+                <w:i w:val="false"/>
+                <w:b w:val="false"/>
+                <w:u w:val="none"/>
+                <w:strike w:val="false"/>
+                <w:sz w:val="18"/>
+                <w:szCs w:val="18"/>
+                <w:color w:val="000000"/>
+              </w:rPr>
+            </w:pPr>
+            <w:r>
+              <w:rPr>
+                <w:rFonts w:ascii="Times New Roman" w:hAnsi="Times New Roman" w:eastAsia="Times New Roman" w:cs="Times New Roman"/>
+                <w:i w:val="false"/>
+                <w:b w:val="false"/>
+                <w:u w:val="none"/>
+                <w:strike w:val="false"/>
+                <w:sz w:val="18"/>
+                <w:szCs w:val="18"/>
+                <w:color w:val="000000"/>
+              </w:rPr>
+              <w:t xml:space="preserve">Female</w:t>
             </w:r>
           </w:p>
         </w:tc>
@@ -5160,7 +5160,7 @@
                 <w:szCs w:val="18"/>
                 <w:color w:val="000000"/>
               </w:rPr>
-              <w:t xml:space="preserve">246</w:t>
+              <w:t xml:space="preserve">227</w:t>
             </w:r>
           </w:p>
         </w:tc>
@@ -5215,117 +5215,117 @@
                 <w:szCs w:val="18"/>
                 <w:color w:val="000000"/>
               </w:rPr>
-              <w:t xml:space="preserve">88</w:t>
-            </w:r>
-          </w:p>
-        </w:tc>
-        <w:tc>
-          <w:tcPr>
-            <w:tcBorders>
-              <w:bottom w:val="none" w:sz="0" w:space="0" w:color="000000"/>
-              <w:top w:val="none" w:sz="0" w:space="0" w:color="000000"/>
-              <w:left w:val="none" w:sz="0" w:space="0" w:color="000000"/>
-              <w:right w:val="none" w:sz="0" w:space="0" w:color="000000"/>
-            </w:tcBorders>
-            <w:shd w:val="clear" w:color="auto" w:fill="FFFFFF"/>
-            <w:tcMar>
-              <w:top w:w="0" w:type="dxa"/>
-              <w:bottom w:w="0" w:type="dxa"/>
-              <w:left w:w="0" w:type="dxa"/>
-              <w:right w:w="0" w:type="dxa"/>
-            </w:tcMar>
-            <w:vAlign w:val="center"/>
-          </w:tcPr>
-          <w:p>
-            <w:pPr>
-              <w:pStyle w:val="Normal"/>
-              <w:jc w:val="left"/>
-              <w:pBdr>
-                <w:bottom w:val="none" w:sz="0" w:space="0" w:color="000000"/>
-                <w:top w:val="none" w:sz="0" w:space="0" w:color="000000"/>
-                <w:left w:val="none" w:sz="0" w:space="0" w:color="000000"/>
-                <w:right w:val="none" w:sz="0" w:space="0" w:color="000000"/>
-              </w:pBdr>
-              <w:spacing w:after="100" w:before="100" w:line="240"/>
-              <w:ind w:left="100" w:right="100" w:firstLine="0" w:firstLineChars="0"/>
-              <w:rPr>
-                <w:rFonts w:ascii="Times New Roman" w:hAnsi="Times New Roman" w:eastAsia="Times New Roman" w:cs="Times New Roman"/>
-                <w:i w:val="false"/>
-                <w:b w:val="false"/>
-                <w:u w:val="none"/>
-                <w:strike w:val="false"/>
-                <w:sz w:val="18"/>
-                <w:szCs w:val="18"/>
-                <w:color w:val="000000"/>
-              </w:rPr>
-            </w:pPr>
-            <w:r>
-              <w:rPr>
-                <w:rFonts w:ascii="Times New Roman" w:hAnsi="Times New Roman" w:eastAsia="Times New Roman" w:cs="Times New Roman"/>
-                <w:i w:val="false"/>
-                <w:b w:val="false"/>
-                <w:u w:val="none"/>
-                <w:strike w:val="false"/>
-                <w:sz w:val="18"/>
-                <w:szCs w:val="18"/>
-                <w:color w:val="000000"/>
-              </w:rPr>
-              <w:t xml:space="preserve">Reference</w:t>
-            </w:r>
-          </w:p>
-        </w:tc>
-        <w:tc>
-          <w:tcPr>
-            <w:tcBorders>
-              <w:bottom w:val="none" w:sz="0" w:space="0" w:color="000000"/>
-              <w:top w:val="none" w:sz="0" w:space="0" w:color="000000"/>
-              <w:left w:val="none" w:sz="0" w:space="0" w:color="000000"/>
-              <w:right w:val="none" w:sz="0" w:space="0" w:color="000000"/>
-            </w:tcBorders>
-            <w:shd w:val="clear" w:color="auto" w:fill="FFFFFF"/>
-            <w:tcMar>
-              <w:top w:w="0" w:type="dxa"/>
-              <w:bottom w:w="0" w:type="dxa"/>
-              <w:left w:w="0" w:type="dxa"/>
-              <w:right w:w="0" w:type="dxa"/>
-            </w:tcMar>
-            <w:vAlign w:val="center"/>
-          </w:tcPr>
-          <w:p>
-            <w:pPr>
-              <w:pStyle w:val="Normal"/>
-              <w:jc w:val="left"/>
-              <w:pBdr>
-                <w:bottom w:val="none" w:sz="0" w:space="0" w:color="000000"/>
-                <w:top w:val="none" w:sz="0" w:space="0" w:color="000000"/>
-                <w:left w:val="none" w:sz="0" w:space="0" w:color="000000"/>
-                <w:right w:val="none" w:sz="0" w:space="0" w:color="000000"/>
-              </w:pBdr>
-              <w:spacing w:after="100" w:before="100" w:line="240"/>
-              <w:ind w:left="100" w:right="100" w:firstLine="0" w:firstLineChars="0"/>
-              <w:rPr>
-                <w:rFonts w:ascii="Times New Roman" w:hAnsi="Times New Roman" w:eastAsia="Times New Roman" w:cs="Times New Roman"/>
-                <w:i w:val="false"/>
-                <w:b w:val="false"/>
-                <w:u w:val="none"/>
-                <w:strike w:val="false"/>
-                <w:sz w:val="18"/>
-                <w:szCs w:val="18"/>
-                <w:color w:val="000000"/>
-              </w:rPr>
-            </w:pPr>
-            <w:r>
-              <w:rPr>
-                <w:rFonts w:ascii="Times New Roman" w:hAnsi="Times New Roman" w:eastAsia="Times New Roman" w:cs="Times New Roman"/>
-                <w:i w:val="false"/>
-                <w:b w:val="false"/>
-                <w:u w:val="none"/>
-                <w:strike w:val="false"/>
-                <w:sz w:val="18"/>
-                <w:szCs w:val="18"/>
-                <w:color w:val="000000"/>
-              </w:rPr>
-              <w:t xml:space="preserve"/>
+              <w:t xml:space="preserve">70</w:t>
+            </w:r>
+          </w:p>
+        </w:tc>
+        <w:tc>
+          <w:tcPr>
+            <w:tcBorders>
+              <w:bottom w:val="none" w:sz="0" w:space="0" w:color="000000"/>
+              <w:top w:val="none" w:sz="0" w:space="0" w:color="000000"/>
+              <w:left w:val="none" w:sz="0" w:space="0" w:color="000000"/>
+              <w:right w:val="none" w:sz="0" w:space="0" w:color="000000"/>
+            </w:tcBorders>
+            <w:shd w:val="clear" w:color="auto" w:fill="FFFFFF"/>
+            <w:tcMar>
+              <w:top w:w="0" w:type="dxa"/>
+              <w:bottom w:w="0" w:type="dxa"/>
+              <w:left w:w="0" w:type="dxa"/>
+              <w:right w:w="0" w:type="dxa"/>
+            </w:tcMar>
+            <w:vAlign w:val="center"/>
+          </w:tcPr>
+          <w:p>
+            <w:pPr>
+              <w:pStyle w:val="Normal"/>
+              <w:jc w:val="left"/>
+              <w:pBdr>
+                <w:bottom w:val="none" w:sz="0" w:space="0" w:color="000000"/>
+                <w:top w:val="none" w:sz="0" w:space="0" w:color="000000"/>
+                <w:left w:val="none" w:sz="0" w:space="0" w:color="000000"/>
+                <w:right w:val="none" w:sz="0" w:space="0" w:color="000000"/>
+              </w:pBdr>
+              <w:spacing w:after="100" w:before="100" w:line="240"/>
+              <w:ind w:left="100" w:right="100" w:firstLine="0" w:firstLineChars="0"/>
+              <w:rPr>
+                <w:rFonts w:ascii="Times New Roman" w:hAnsi="Times New Roman" w:eastAsia="Times New Roman" w:cs="Times New Roman"/>
+                <w:i w:val="false"/>
+                <w:b w:val="false"/>
+                <w:u w:val="none"/>
+                <w:strike w:val="false"/>
+                <w:sz w:val="18"/>
+                <w:szCs w:val="18"/>
+                <w:color w:val="000000"/>
+              </w:rPr>
+            </w:pPr>
+            <w:r>
+              <w:rPr>
+                <w:rFonts w:ascii="Times New Roman" w:hAnsi="Times New Roman" w:eastAsia="Times New Roman" w:cs="Times New Roman"/>
+                <w:i w:val="false"/>
+                <w:b w:val="false"/>
+                <w:u w:val="none"/>
+                <w:strike w:val="false"/>
+                <w:sz w:val="18"/>
+                <w:szCs w:val="18"/>
+                <w:color w:val="000000"/>
+              </w:rPr>
+              <w:t xml:space="preserve">0.78 (0.58–1.06)</w:t>
+            </w:r>
+          </w:p>
+        </w:tc>
+        <w:tc>
+          <w:tcPr>
+            <w:tcBorders>
+              <w:bottom w:val="none" w:sz="0" w:space="0" w:color="000000"/>
+              <w:top w:val="none" w:sz="0" w:space="0" w:color="000000"/>
+              <w:left w:val="none" w:sz="0" w:space="0" w:color="000000"/>
+              <w:right w:val="none" w:sz="0" w:space="0" w:color="000000"/>
+            </w:tcBorders>
+            <w:shd w:val="clear" w:color="auto" w:fill="FFFFFF"/>
+            <w:tcMar>
+              <w:top w:w="0" w:type="dxa"/>
+              <w:bottom w:w="0" w:type="dxa"/>
+              <w:left w:w="0" w:type="dxa"/>
+              <w:right w:w="0" w:type="dxa"/>
+            </w:tcMar>
+            <w:vAlign w:val="center"/>
+          </w:tcPr>
+          <w:p>
+            <w:pPr>
+              <w:pStyle w:val="Normal"/>
+              <w:jc w:val="left"/>
+              <w:pBdr>
+                <w:bottom w:val="none" w:sz="0" w:space="0" w:color="000000"/>
+                <w:top w:val="none" w:sz="0" w:space="0" w:color="000000"/>
+                <w:left w:val="none" w:sz="0" w:space="0" w:color="000000"/>
+                <w:right w:val="none" w:sz="0" w:space="0" w:color="000000"/>
+              </w:pBdr>
+              <w:spacing w:after="100" w:before="100" w:line="240"/>
+              <w:ind w:left="100" w:right="100" w:firstLine="0" w:firstLineChars="0"/>
+              <w:rPr>
+                <w:rFonts w:ascii="Times New Roman" w:hAnsi="Times New Roman" w:eastAsia="Times New Roman" w:cs="Times New Roman"/>
+                <w:i w:val="false"/>
+                <w:b w:val="false"/>
+                <w:u w:val="none"/>
+                <w:strike w:val="false"/>
+                <w:sz w:val="18"/>
+                <w:szCs w:val="18"/>
+                <w:color w:val="000000"/>
+              </w:rPr>
+            </w:pPr>
+            <w:r>
+              <w:rPr>
+                <w:rFonts w:ascii="Times New Roman" w:hAnsi="Times New Roman" w:eastAsia="Times New Roman" w:cs="Times New Roman"/>
+                <w:i w:val="false"/>
+                <w:b w:val="false"/>
+                <w:u w:val="none"/>
+                <w:strike w:val="false"/>
+                <w:sz w:val="18"/>
+                <w:szCs w:val="18"/>
+                <w:color w:val="000000"/>
+              </w:rPr>
+              <w:t xml:space="preserve">0.119</w:t>
             </w:r>
           </w:p>
         </w:tc>
@@ -5495,282 +5495,282 @@
                 <w:szCs w:val="18"/>
                 <w:color w:val="000000"/>
               </w:rPr>
+              <w:t xml:space="preserve">Pathologic stage group</w:t>
+            </w:r>
+          </w:p>
+        </w:tc>
+        <w:tc>
+          <w:tcPr>
+            <w:tcBorders>
+              <w:bottom w:val="none" w:sz="0" w:space="0" w:color="000000"/>
+              <w:top w:val="none" w:sz="0" w:space="0" w:color="000000"/>
+              <w:left w:val="none" w:sz="0" w:space="0" w:color="000000"/>
+              <w:right w:val="none" w:sz="0" w:space="0" w:color="000000"/>
+            </w:tcBorders>
+            <w:shd w:val="clear" w:color="auto" w:fill="FFFFFF"/>
+            <w:tcMar>
+              <w:top w:w="0" w:type="dxa"/>
+              <w:bottom w:w="0" w:type="dxa"/>
+              <w:left w:w="0" w:type="dxa"/>
+              <w:right w:w="0" w:type="dxa"/>
+            </w:tcMar>
+            <w:vAlign w:val="center"/>
+          </w:tcPr>
+          <w:p>
+            <w:pPr>
+              <w:pStyle w:val="Normal"/>
+              <w:jc w:val="left"/>
+              <w:pBdr>
+                <w:bottom w:val="none" w:sz="0" w:space="0" w:color="000000"/>
+                <w:top w:val="none" w:sz="0" w:space="0" w:color="000000"/>
+                <w:left w:val="none" w:sz="0" w:space="0" w:color="000000"/>
+                <w:right w:val="none" w:sz="0" w:space="0" w:color="000000"/>
+              </w:pBdr>
+              <w:spacing w:after="100" w:before="100" w:line="240"/>
+              <w:ind w:left="100" w:right="100" w:firstLine="0" w:firstLineChars="0"/>
+              <w:rPr>
+                <w:rFonts w:ascii="Times New Roman" w:hAnsi="Times New Roman" w:eastAsia="Times New Roman" w:cs="Times New Roman"/>
+                <w:i w:val="false"/>
+                <w:b w:val="false"/>
+                <w:u w:val="none"/>
+                <w:strike w:val="false"/>
+                <w:sz w:val="18"/>
+                <w:szCs w:val="18"/>
+                <w:color w:val="000000"/>
+              </w:rPr>
+            </w:pPr>
+            <w:r>
+              <w:rPr>
+                <w:rFonts w:ascii="Times New Roman" w:hAnsi="Times New Roman" w:eastAsia="Times New Roman" w:cs="Times New Roman"/>
+                <w:i w:val="false"/>
+                <w:b w:val="false"/>
+                <w:u w:val="none"/>
+                <w:strike w:val="false"/>
+                <w:sz w:val="18"/>
+                <w:szCs w:val="18"/>
+                <w:color w:val="000000"/>
+              </w:rPr>
+              <w:t xml:space="preserve">I–II (ref)</w:t>
+            </w:r>
+          </w:p>
+        </w:tc>
+        <w:tc>
+          <w:tcPr>
+            <w:tcBorders>
+              <w:bottom w:val="none" w:sz="0" w:space="0" w:color="000000"/>
+              <w:top w:val="none" w:sz="0" w:space="0" w:color="000000"/>
+              <w:left w:val="none" w:sz="0" w:space="0" w:color="000000"/>
+              <w:right w:val="none" w:sz="0" w:space="0" w:color="000000"/>
+            </w:tcBorders>
+            <w:shd w:val="clear" w:color="auto" w:fill="FFFFFF"/>
+            <w:tcMar>
+              <w:top w:w="0" w:type="dxa"/>
+              <w:bottom w:w="0" w:type="dxa"/>
+              <w:left w:w="0" w:type="dxa"/>
+              <w:right w:w="0" w:type="dxa"/>
+            </w:tcMar>
+            <w:vAlign w:val="center"/>
+          </w:tcPr>
+          <w:p>
+            <w:pPr>
+              <w:pStyle w:val="Normal"/>
+              <w:jc w:val="right"/>
+              <w:pBdr>
+                <w:bottom w:val="none" w:sz="0" w:space="0" w:color="000000"/>
+                <w:top w:val="none" w:sz="0" w:space="0" w:color="000000"/>
+                <w:left w:val="none" w:sz="0" w:space="0" w:color="000000"/>
+                <w:right w:val="none" w:sz="0" w:space="0" w:color="000000"/>
+              </w:pBdr>
+              <w:spacing w:after="100" w:before="100" w:line="240"/>
+              <w:ind w:left="100" w:right="100" w:firstLine="0" w:firstLineChars="0"/>
+              <w:rPr>
+                <w:rFonts w:ascii="Times New Roman" w:hAnsi="Times New Roman" w:eastAsia="Times New Roman" w:cs="Times New Roman"/>
+                <w:i w:val="false"/>
+                <w:b w:val="false"/>
+                <w:u w:val="none"/>
+                <w:strike w:val="false"/>
+                <w:sz w:val="18"/>
+                <w:szCs w:val="18"/>
+                <w:color w:val="000000"/>
+              </w:rPr>
+            </w:pPr>
+            <w:r>
+              <w:rPr>
+                <w:rFonts w:ascii="Times New Roman" w:hAnsi="Times New Roman" w:eastAsia="Times New Roman" w:cs="Times New Roman"/>
+                <w:i w:val="false"/>
+                <w:b w:val="false"/>
+                <w:u w:val="none"/>
+                <w:strike w:val="false"/>
+                <w:sz w:val="18"/>
+                <w:szCs w:val="18"/>
+                <w:color w:val="000000"/>
+              </w:rPr>
+              <w:t xml:space="preserve">253</w:t>
+            </w:r>
+          </w:p>
+        </w:tc>
+        <w:tc>
+          <w:tcPr>
+            <w:tcBorders>
+              <w:bottom w:val="none" w:sz="0" w:space="0" w:color="000000"/>
+              <w:top w:val="none" w:sz="0" w:space="0" w:color="000000"/>
+              <w:left w:val="none" w:sz="0" w:space="0" w:color="000000"/>
+              <w:right w:val="none" w:sz="0" w:space="0" w:color="000000"/>
+            </w:tcBorders>
+            <w:shd w:val="clear" w:color="auto" w:fill="FFFFFF"/>
+            <w:tcMar>
+              <w:top w:w="0" w:type="dxa"/>
+              <w:bottom w:w="0" w:type="dxa"/>
+              <w:left w:w="0" w:type="dxa"/>
+              <w:right w:w="0" w:type="dxa"/>
+            </w:tcMar>
+            <w:vAlign w:val="center"/>
+          </w:tcPr>
+          <w:p>
+            <w:pPr>
+              <w:pStyle w:val="Normal"/>
+              <w:jc w:val="right"/>
+              <w:pBdr>
+                <w:bottom w:val="none" w:sz="0" w:space="0" w:color="000000"/>
+                <w:top w:val="none" w:sz="0" w:space="0" w:color="000000"/>
+                <w:left w:val="none" w:sz="0" w:space="0" w:color="000000"/>
+                <w:right w:val="none" w:sz="0" w:space="0" w:color="000000"/>
+              </w:pBdr>
+              <w:spacing w:after="100" w:before="100" w:line="240"/>
+              <w:ind w:left="100" w:right="100" w:firstLine="0" w:firstLineChars="0"/>
+              <w:rPr>
+                <w:rFonts w:ascii="Times New Roman" w:hAnsi="Times New Roman" w:eastAsia="Times New Roman" w:cs="Times New Roman"/>
+                <w:i w:val="false"/>
+                <w:b w:val="false"/>
+                <w:u w:val="none"/>
+                <w:strike w:val="false"/>
+                <w:sz w:val="18"/>
+                <w:szCs w:val="18"/>
+                <w:color w:val="000000"/>
+              </w:rPr>
+            </w:pPr>
+            <w:r>
+              <w:rPr>
+                <w:rFonts w:ascii="Times New Roman" w:hAnsi="Times New Roman" w:eastAsia="Times New Roman" w:cs="Times New Roman"/>
+                <w:i w:val="false"/>
+                <w:b w:val="false"/>
+                <w:u w:val="none"/>
+                <w:strike w:val="false"/>
+                <w:sz w:val="18"/>
+                <w:szCs w:val="18"/>
+                <w:color w:val="000000"/>
+              </w:rPr>
+              <w:t xml:space="preserve">69</w:t>
+            </w:r>
+          </w:p>
+        </w:tc>
+        <w:tc>
+          <w:tcPr>
+            <w:tcBorders>
+              <w:bottom w:val="none" w:sz="0" w:space="0" w:color="000000"/>
+              <w:top w:val="none" w:sz="0" w:space="0" w:color="000000"/>
+              <w:left w:val="none" w:sz="0" w:space="0" w:color="000000"/>
+              <w:right w:val="none" w:sz="0" w:space="0" w:color="000000"/>
+            </w:tcBorders>
+            <w:shd w:val="clear" w:color="auto" w:fill="FFFFFF"/>
+            <w:tcMar>
+              <w:top w:w="0" w:type="dxa"/>
+              <w:bottom w:w="0" w:type="dxa"/>
+              <w:left w:w="0" w:type="dxa"/>
+              <w:right w:w="0" w:type="dxa"/>
+            </w:tcMar>
+            <w:vAlign w:val="center"/>
+          </w:tcPr>
+          <w:p>
+            <w:pPr>
+              <w:pStyle w:val="Normal"/>
+              <w:jc w:val="left"/>
+              <w:pBdr>
+                <w:bottom w:val="none" w:sz="0" w:space="0" w:color="000000"/>
+                <w:top w:val="none" w:sz="0" w:space="0" w:color="000000"/>
+                <w:left w:val="none" w:sz="0" w:space="0" w:color="000000"/>
+                <w:right w:val="none" w:sz="0" w:space="0" w:color="000000"/>
+              </w:pBdr>
+              <w:spacing w:after="100" w:before="100" w:line="240"/>
+              <w:ind w:left="100" w:right="100" w:firstLine="0" w:firstLineChars="0"/>
+              <w:rPr>
+                <w:rFonts w:ascii="Times New Roman" w:hAnsi="Times New Roman" w:eastAsia="Times New Roman" w:cs="Times New Roman"/>
+                <w:i w:val="false"/>
+                <w:b w:val="false"/>
+                <w:u w:val="none"/>
+                <w:strike w:val="false"/>
+                <w:sz w:val="18"/>
+                <w:szCs w:val="18"/>
+                <w:color w:val="000000"/>
+              </w:rPr>
+            </w:pPr>
+            <w:r>
+              <w:rPr>
+                <w:rFonts w:ascii="Times New Roman" w:hAnsi="Times New Roman" w:eastAsia="Times New Roman" w:cs="Times New Roman"/>
+                <w:i w:val="false"/>
+                <w:b w:val="false"/>
+                <w:u w:val="none"/>
+                <w:strike w:val="false"/>
+                <w:sz w:val="18"/>
+                <w:szCs w:val="18"/>
+                <w:color w:val="000000"/>
+              </w:rPr>
+              <w:t xml:space="preserve">Reference</w:t>
+            </w:r>
+          </w:p>
+        </w:tc>
+        <w:tc>
+          <w:tcPr>
+            <w:tcBorders>
+              <w:bottom w:val="none" w:sz="0" w:space="0" w:color="000000"/>
+              <w:top w:val="none" w:sz="0" w:space="0" w:color="000000"/>
+              <w:left w:val="none" w:sz="0" w:space="0" w:color="000000"/>
+              <w:right w:val="none" w:sz="0" w:space="0" w:color="000000"/>
+            </w:tcBorders>
+            <w:shd w:val="clear" w:color="auto" w:fill="FFFFFF"/>
+            <w:tcMar>
+              <w:top w:w="0" w:type="dxa"/>
+              <w:bottom w:w="0" w:type="dxa"/>
+              <w:left w:w="0" w:type="dxa"/>
+              <w:right w:w="0" w:type="dxa"/>
+            </w:tcMar>
+            <w:vAlign w:val="center"/>
+          </w:tcPr>
+          <w:p>
+            <w:pPr>
+              <w:pStyle w:val="Normal"/>
+              <w:jc w:val="left"/>
+              <w:pBdr>
+                <w:bottom w:val="none" w:sz="0" w:space="0" w:color="000000"/>
+                <w:top w:val="none" w:sz="0" w:space="0" w:color="000000"/>
+                <w:left w:val="none" w:sz="0" w:space="0" w:color="000000"/>
+                <w:right w:val="none" w:sz="0" w:space="0" w:color="000000"/>
+              </w:pBdr>
+              <w:spacing w:after="100" w:before="100" w:line="240"/>
+              <w:ind w:left="100" w:right="100" w:firstLine="0" w:firstLineChars="0"/>
+              <w:rPr>
+                <w:rFonts w:ascii="Times New Roman" w:hAnsi="Times New Roman" w:eastAsia="Times New Roman" w:cs="Times New Roman"/>
+                <w:i w:val="false"/>
+                <w:b w:val="false"/>
+                <w:u w:val="none"/>
+                <w:strike w:val="false"/>
+                <w:sz w:val="18"/>
+                <w:szCs w:val="18"/>
+                <w:color w:val="000000"/>
+              </w:rPr>
+            </w:pPr>
+            <w:r>
+              <w:rPr>
+                <w:rFonts w:ascii="Times New Roman" w:hAnsi="Times New Roman" w:eastAsia="Times New Roman" w:cs="Times New Roman"/>
+                <w:i w:val="false"/>
+                <w:b w:val="false"/>
+                <w:u w:val="none"/>
+                <w:strike w:val="false"/>
+                <w:sz w:val="18"/>
+                <w:szCs w:val="18"/>
+                <w:color w:val="000000"/>
+              </w:rPr>
               <w:t xml:space="preserve"/>
-            </w:r>
-          </w:p>
-        </w:tc>
-        <w:tc>
-          <w:tcPr>
-            <w:tcBorders>
-              <w:bottom w:val="none" w:sz="0" w:space="0" w:color="000000"/>
-              <w:top w:val="none" w:sz="0" w:space="0" w:color="000000"/>
-              <w:left w:val="none" w:sz="0" w:space="0" w:color="000000"/>
-              <w:right w:val="none" w:sz="0" w:space="0" w:color="000000"/>
-            </w:tcBorders>
-            <w:shd w:val="clear" w:color="auto" w:fill="FFFFFF"/>
-            <w:tcMar>
-              <w:top w:w="0" w:type="dxa"/>
-              <w:bottom w:w="0" w:type="dxa"/>
-              <w:left w:w="0" w:type="dxa"/>
-              <w:right w:w="0" w:type="dxa"/>
-            </w:tcMar>
-            <w:vAlign w:val="center"/>
-          </w:tcPr>
-          <w:p>
-            <w:pPr>
-              <w:pStyle w:val="Normal"/>
-              <w:jc w:val="left"/>
-              <w:pBdr>
-                <w:bottom w:val="none" w:sz="0" w:space="0" w:color="000000"/>
-                <w:top w:val="none" w:sz="0" w:space="0" w:color="000000"/>
-                <w:left w:val="none" w:sz="0" w:space="0" w:color="000000"/>
-                <w:right w:val="none" w:sz="0" w:space="0" w:color="000000"/>
-              </w:pBdr>
-              <w:spacing w:after="100" w:before="100" w:line="240"/>
-              <w:ind w:left="100" w:right="100" w:firstLine="0" w:firstLineChars="0"/>
-              <w:rPr>
-                <w:rFonts w:ascii="Times New Roman" w:hAnsi="Times New Roman" w:eastAsia="Times New Roman" w:cs="Times New Roman"/>
-                <w:i w:val="false"/>
-                <w:b w:val="false"/>
-                <w:u w:val="none"/>
-                <w:strike w:val="false"/>
-                <w:sz w:val="18"/>
-                <w:szCs w:val="18"/>
-                <w:color w:val="000000"/>
-              </w:rPr>
-            </w:pPr>
-            <w:r>
-              <w:rPr>
-                <w:rFonts w:ascii="Times New Roman" w:hAnsi="Times New Roman" w:eastAsia="Times New Roman" w:cs="Times New Roman"/>
-                <w:i w:val="false"/>
-                <w:b w:val="false"/>
-                <w:u w:val="none"/>
-                <w:strike w:val="false"/>
-                <w:sz w:val="18"/>
-                <w:szCs w:val="18"/>
-                <w:color w:val="000000"/>
-              </w:rPr>
-              <w:t xml:space="preserve">High</w:t>
-            </w:r>
-          </w:p>
-        </w:tc>
-        <w:tc>
-          <w:tcPr>
-            <w:tcBorders>
-              <w:bottom w:val="none" w:sz="0" w:space="0" w:color="000000"/>
-              <w:top w:val="none" w:sz="0" w:space="0" w:color="000000"/>
-              <w:left w:val="none" w:sz="0" w:space="0" w:color="000000"/>
-              <w:right w:val="none" w:sz="0" w:space="0" w:color="000000"/>
-            </w:tcBorders>
-            <w:shd w:val="clear" w:color="auto" w:fill="FFFFFF"/>
-            <w:tcMar>
-              <w:top w:w="0" w:type="dxa"/>
-              <w:bottom w:w="0" w:type="dxa"/>
-              <w:left w:w="0" w:type="dxa"/>
-              <w:right w:w="0" w:type="dxa"/>
-            </w:tcMar>
-            <w:vAlign w:val="center"/>
-          </w:tcPr>
-          <w:p>
-            <w:pPr>
-              <w:pStyle w:val="Normal"/>
-              <w:jc w:val="right"/>
-              <w:pBdr>
-                <w:bottom w:val="none" w:sz="0" w:space="0" w:color="000000"/>
-                <w:top w:val="none" w:sz="0" w:space="0" w:color="000000"/>
-                <w:left w:val="none" w:sz="0" w:space="0" w:color="000000"/>
-                <w:right w:val="none" w:sz="0" w:space="0" w:color="000000"/>
-              </w:pBdr>
-              <w:spacing w:after="100" w:before="100" w:line="240"/>
-              <w:ind w:left="100" w:right="100" w:firstLine="0" w:firstLineChars="0"/>
-              <w:rPr>
-                <w:rFonts w:ascii="Times New Roman" w:hAnsi="Times New Roman" w:eastAsia="Times New Roman" w:cs="Times New Roman"/>
-                <w:i w:val="false"/>
-                <w:b w:val="false"/>
-                <w:u w:val="none"/>
-                <w:strike w:val="false"/>
-                <w:sz w:val="18"/>
-                <w:szCs w:val="18"/>
-                <w:color w:val="000000"/>
-              </w:rPr>
-            </w:pPr>
-            <w:r>
-              <w:rPr>
-                <w:rFonts w:ascii="Times New Roman" w:hAnsi="Times New Roman" w:eastAsia="Times New Roman" w:cs="Times New Roman"/>
-                <w:i w:val="false"/>
-                <w:b w:val="false"/>
-                <w:u w:val="none"/>
-                <w:strike w:val="false"/>
-                <w:sz w:val="18"/>
-                <w:szCs w:val="18"/>
-                <w:color w:val="000000"/>
-              </w:rPr>
-              <w:t xml:space="preserve">265</w:t>
-            </w:r>
-          </w:p>
-        </w:tc>
-        <w:tc>
-          <w:tcPr>
-            <w:tcBorders>
-              <w:bottom w:val="none" w:sz="0" w:space="0" w:color="000000"/>
-              <w:top w:val="none" w:sz="0" w:space="0" w:color="000000"/>
-              <w:left w:val="none" w:sz="0" w:space="0" w:color="000000"/>
-              <w:right w:val="none" w:sz="0" w:space="0" w:color="000000"/>
-            </w:tcBorders>
-            <w:shd w:val="clear" w:color="auto" w:fill="FFFFFF"/>
-            <w:tcMar>
-              <w:top w:w="0" w:type="dxa"/>
-              <w:bottom w:w="0" w:type="dxa"/>
-              <w:left w:w="0" w:type="dxa"/>
-              <w:right w:w="0" w:type="dxa"/>
-            </w:tcMar>
-            <w:vAlign w:val="center"/>
-          </w:tcPr>
-          <w:p>
-            <w:pPr>
-              <w:pStyle w:val="Normal"/>
-              <w:jc w:val="right"/>
-              <w:pBdr>
-                <w:bottom w:val="none" w:sz="0" w:space="0" w:color="000000"/>
-                <w:top w:val="none" w:sz="0" w:space="0" w:color="000000"/>
-                <w:left w:val="none" w:sz="0" w:space="0" w:color="000000"/>
-                <w:right w:val="none" w:sz="0" w:space="0" w:color="000000"/>
-              </w:pBdr>
-              <w:spacing w:after="100" w:before="100" w:line="240"/>
-              <w:ind w:left="100" w:right="100" w:firstLine="0" w:firstLineChars="0"/>
-              <w:rPr>
-                <w:rFonts w:ascii="Times New Roman" w:hAnsi="Times New Roman" w:eastAsia="Times New Roman" w:cs="Times New Roman"/>
-                <w:i w:val="false"/>
-                <w:b w:val="false"/>
-                <w:u w:val="none"/>
-                <w:strike w:val="false"/>
-                <w:sz w:val="18"/>
-                <w:szCs w:val="18"/>
-                <w:color w:val="000000"/>
-              </w:rPr>
-            </w:pPr>
-            <w:r>
-              <w:rPr>
-                <w:rFonts w:ascii="Times New Roman" w:hAnsi="Times New Roman" w:eastAsia="Times New Roman" w:cs="Times New Roman"/>
-                <w:i w:val="false"/>
-                <w:b w:val="false"/>
-                <w:u w:val="none"/>
-                <w:strike w:val="false"/>
-                <w:sz w:val="18"/>
-                <w:szCs w:val="18"/>
-                <w:color w:val="000000"/>
-              </w:rPr>
-              <w:t xml:space="preserve">87</w:t>
-            </w:r>
-          </w:p>
-        </w:tc>
-        <w:tc>
-          <w:tcPr>
-            <w:tcBorders>
-              <w:bottom w:val="none" w:sz="0" w:space="0" w:color="000000"/>
-              <w:top w:val="none" w:sz="0" w:space="0" w:color="000000"/>
-              <w:left w:val="none" w:sz="0" w:space="0" w:color="000000"/>
-              <w:right w:val="none" w:sz="0" w:space="0" w:color="000000"/>
-            </w:tcBorders>
-            <w:shd w:val="clear" w:color="auto" w:fill="FFFFFF"/>
-            <w:tcMar>
-              <w:top w:w="0" w:type="dxa"/>
-              <w:bottom w:w="0" w:type="dxa"/>
-              <w:left w:w="0" w:type="dxa"/>
-              <w:right w:w="0" w:type="dxa"/>
-            </w:tcMar>
-            <w:vAlign w:val="center"/>
-          </w:tcPr>
-          <w:p>
-            <w:pPr>
-              <w:pStyle w:val="Normal"/>
-              <w:jc w:val="left"/>
-              <w:pBdr>
-                <w:bottom w:val="none" w:sz="0" w:space="0" w:color="000000"/>
-                <w:top w:val="none" w:sz="0" w:space="0" w:color="000000"/>
-                <w:left w:val="none" w:sz="0" w:space="0" w:color="000000"/>
-                <w:right w:val="none" w:sz="0" w:space="0" w:color="000000"/>
-              </w:pBdr>
-              <w:spacing w:after="100" w:before="100" w:line="240"/>
-              <w:ind w:left="100" w:right="100" w:firstLine="0" w:firstLineChars="0"/>
-              <w:rPr>
-                <w:rFonts w:ascii="Times New Roman" w:hAnsi="Times New Roman" w:eastAsia="Times New Roman" w:cs="Times New Roman"/>
-                <w:i w:val="false"/>
-                <w:b w:val="false"/>
-                <w:u w:val="none"/>
-                <w:strike w:val="false"/>
-                <w:sz w:val="18"/>
-                <w:szCs w:val="18"/>
-                <w:color w:val="000000"/>
-              </w:rPr>
-            </w:pPr>
-            <w:r>
-              <w:rPr>
-                <w:rFonts w:ascii="Times New Roman" w:hAnsi="Times New Roman" w:eastAsia="Times New Roman" w:cs="Times New Roman"/>
-                <w:i w:val="false"/>
-                <w:b w:val="false"/>
-                <w:u w:val="none"/>
-                <w:strike w:val="false"/>
-                <w:sz w:val="18"/>
-                <w:szCs w:val="18"/>
-                <w:color w:val="000000"/>
-              </w:rPr>
-              <w:t xml:space="preserve">0.80 (0.59–1.07)</w:t>
-            </w:r>
-          </w:p>
-        </w:tc>
-        <w:tc>
-          <w:tcPr>
-            <w:tcBorders>
-              <w:bottom w:val="none" w:sz="0" w:space="0" w:color="000000"/>
-              <w:top w:val="none" w:sz="0" w:space="0" w:color="000000"/>
-              <w:left w:val="none" w:sz="0" w:space="0" w:color="000000"/>
-              <w:right w:val="none" w:sz="0" w:space="0" w:color="000000"/>
-            </w:tcBorders>
-            <w:shd w:val="clear" w:color="auto" w:fill="FFFFFF"/>
-            <w:tcMar>
-              <w:top w:w="0" w:type="dxa"/>
-              <w:bottom w:w="0" w:type="dxa"/>
-              <w:left w:w="0" w:type="dxa"/>
-              <w:right w:w="0" w:type="dxa"/>
-            </w:tcMar>
-            <w:vAlign w:val="center"/>
-          </w:tcPr>
-          <w:p>
-            <w:pPr>
-              <w:pStyle w:val="Normal"/>
-              <w:jc w:val="left"/>
-              <w:pBdr>
-                <w:bottom w:val="none" w:sz="0" w:space="0" w:color="000000"/>
-                <w:top w:val="none" w:sz="0" w:space="0" w:color="000000"/>
-                <w:left w:val="none" w:sz="0" w:space="0" w:color="000000"/>
-                <w:right w:val="none" w:sz="0" w:space="0" w:color="000000"/>
-              </w:pBdr>
-              <w:spacing w:after="100" w:before="100" w:line="240"/>
-              <w:ind w:left="100" w:right="100" w:firstLine="0" w:firstLineChars="0"/>
-              <w:rPr>
-                <w:rFonts w:ascii="Times New Roman" w:hAnsi="Times New Roman" w:eastAsia="Times New Roman" w:cs="Times New Roman"/>
-                <w:i w:val="false"/>
-                <w:b w:val="false"/>
-                <w:u w:val="none"/>
-                <w:strike w:val="false"/>
-                <w:sz w:val="18"/>
-                <w:szCs w:val="18"/>
-                <w:color w:val="000000"/>
-              </w:rPr>
-            </w:pPr>
-            <w:r>
-              <w:rPr>
-                <w:rFonts w:ascii="Times New Roman" w:hAnsi="Times New Roman" w:eastAsia="Times New Roman" w:cs="Times New Roman"/>
-                <w:i w:val="false"/>
-                <w:b w:val="false"/>
-                <w:u w:val="none"/>
-                <w:strike w:val="false"/>
-                <w:sz w:val="18"/>
-                <w:szCs w:val="18"/>
-                <w:color w:val="000000"/>
-              </w:rPr>
-              <w:t xml:space="preserve">0.136</w:t>
             </w:r>
           </w:p>
         </w:tc>
@@ -5940,61 +5940,6 @@
                 <w:szCs w:val="18"/>
                 <w:color w:val="000000"/>
               </w:rPr>
-              <w:t xml:space="preserve">Age (per 10 years)</w:t>
-            </w:r>
-          </w:p>
-        </w:tc>
-        <w:tc>
-          <w:tcPr>
-            <w:tcBorders>
-              <w:bottom w:val="none" w:sz="0" w:space="0" w:color="000000"/>
-              <w:top w:val="none" w:sz="0" w:space="0" w:color="000000"/>
-              <w:left w:val="none" w:sz="0" w:space="0" w:color="000000"/>
-              <w:right w:val="none" w:sz="0" w:space="0" w:color="000000"/>
-            </w:tcBorders>
-            <w:shd w:val="clear" w:color="auto" w:fill="FFFFFF"/>
-            <w:tcMar>
-              <w:top w:w="0" w:type="dxa"/>
-              <w:bottom w:w="0" w:type="dxa"/>
-              <w:left w:w="0" w:type="dxa"/>
-              <w:right w:w="0" w:type="dxa"/>
-            </w:tcMar>
-            <w:vAlign w:val="center"/>
-          </w:tcPr>
-          <w:p>
-            <w:pPr>
-              <w:pStyle w:val="Normal"/>
-              <w:jc w:val="left"/>
-              <w:pBdr>
-                <w:bottom w:val="none" w:sz="0" w:space="0" w:color="000000"/>
-                <w:top w:val="none" w:sz="0" w:space="0" w:color="000000"/>
-                <w:left w:val="none" w:sz="0" w:space="0" w:color="000000"/>
-                <w:right w:val="none" w:sz="0" w:space="0" w:color="000000"/>
-              </w:pBdr>
-              <w:spacing w:after="100" w:before="100" w:line="240"/>
-              <w:ind w:left="100" w:right="100" w:firstLine="0" w:firstLineChars="0"/>
-              <w:rPr>
-                <w:rFonts w:ascii="Times New Roman" w:hAnsi="Times New Roman" w:eastAsia="Times New Roman" w:cs="Times New Roman"/>
-                <w:i w:val="false"/>
-                <w:b w:val="false"/>
-                <w:u w:val="none"/>
-                <w:strike w:val="false"/>
-                <w:sz w:val="18"/>
-                <w:szCs w:val="18"/>
-                <w:color w:val="000000"/>
-              </w:rPr>
-            </w:pPr>
-            <w:r>
-              <w:rPr>
-                <w:rFonts w:ascii="Times New Roman" w:hAnsi="Times New Roman" w:eastAsia="Times New Roman" w:cs="Times New Roman"/>
-                <w:i w:val="false"/>
-                <w:b w:val="false"/>
-                <w:u w:val="none"/>
-                <w:strike w:val="false"/>
-                <w:sz w:val="18"/>
-                <w:szCs w:val="18"/>
-                <w:color w:val="000000"/>
-              </w:rPr>
               <w:t xml:space="preserve"/>
             </w:r>
           </w:p>
@@ -6019,6 +5964,61 @@
           <w:p>
             <w:pPr>
               <w:pStyle w:val="Normal"/>
+              <w:jc w:val="left"/>
+              <w:pBdr>
+                <w:bottom w:val="none" w:sz="0" w:space="0" w:color="000000"/>
+                <w:top w:val="none" w:sz="0" w:space="0" w:color="000000"/>
+                <w:left w:val="none" w:sz="0" w:space="0" w:color="000000"/>
+                <w:right w:val="none" w:sz="0" w:space="0" w:color="000000"/>
+              </w:pBdr>
+              <w:spacing w:after="100" w:before="100" w:line="240"/>
+              <w:ind w:left="100" w:right="100" w:firstLine="0" w:firstLineChars="0"/>
+              <w:rPr>
+                <w:rFonts w:ascii="Times New Roman" w:hAnsi="Times New Roman" w:eastAsia="Times New Roman" w:cs="Times New Roman"/>
+                <w:i w:val="false"/>
+                <w:b w:val="false"/>
+                <w:u w:val="none"/>
+                <w:strike w:val="false"/>
+                <w:sz w:val="18"/>
+                <w:szCs w:val="18"/>
+                <w:color w:val="000000"/>
+              </w:rPr>
+            </w:pPr>
+            <w:r>
+              <w:rPr>
+                <w:rFonts w:ascii="Times New Roman" w:hAnsi="Times New Roman" w:eastAsia="Times New Roman" w:cs="Times New Roman"/>
+                <w:i w:val="false"/>
+                <w:b w:val="false"/>
+                <w:u w:val="none"/>
+                <w:strike w:val="false"/>
+                <w:sz w:val="18"/>
+                <w:szCs w:val="18"/>
+                <w:color w:val="000000"/>
+              </w:rPr>
+              <w:t xml:space="preserve">III–IV</w:t>
+            </w:r>
+          </w:p>
+        </w:tc>
+        <w:tc>
+          <w:tcPr>
+            <w:tcBorders>
+              <w:bottom w:val="none" w:sz="0" w:space="0" w:color="000000"/>
+              <w:top w:val="none" w:sz="0" w:space="0" w:color="000000"/>
+              <w:left w:val="none" w:sz="0" w:space="0" w:color="000000"/>
+              <w:right w:val="none" w:sz="0" w:space="0" w:color="000000"/>
+            </w:tcBorders>
+            <w:shd w:val="clear" w:color="auto" w:fill="FFFFFF"/>
+            <w:tcMar>
+              <w:top w:w="0" w:type="dxa"/>
+              <w:bottom w:w="0" w:type="dxa"/>
+              <w:left w:w="0" w:type="dxa"/>
+              <w:right w:w="0" w:type="dxa"/>
+            </w:tcMar>
+            <w:vAlign w:val="center"/>
+          </w:tcPr>
+          <w:p>
+            <w:pPr>
+              <w:pStyle w:val="Normal"/>
               <w:jc w:val="right"/>
               <w:pBdr>
                 <w:bottom w:val="none" w:sz="0" w:space="0" w:color="000000"/>
@@ -6050,7 +6050,7 @@
                 <w:szCs w:val="18"/>
                 <w:color w:val="000000"/>
               </w:rPr>
-              <w:t xml:space="preserve">511</w:t>
+              <w:t xml:space="preserve">259</w:t>
             </w:r>
           </w:p>
         </w:tc>
@@ -6105,62 +6105,62 @@
                 <w:szCs w:val="18"/>
                 <w:color w:val="000000"/>
               </w:rPr>
-              <w:t xml:space="preserve">175</w:t>
-            </w:r>
-          </w:p>
-        </w:tc>
-        <w:tc>
-          <w:tcPr>
-            <w:tcBorders>
-              <w:bottom w:val="none" w:sz="0" w:space="0" w:color="000000"/>
-              <w:top w:val="none" w:sz="0" w:space="0" w:color="000000"/>
-              <w:left w:val="none" w:sz="0" w:space="0" w:color="000000"/>
-              <w:right w:val="none" w:sz="0" w:space="0" w:color="000000"/>
-            </w:tcBorders>
-            <w:shd w:val="clear" w:color="auto" w:fill="FFFFFF"/>
-            <w:tcMar>
-              <w:top w:w="0" w:type="dxa"/>
-              <w:bottom w:w="0" w:type="dxa"/>
-              <w:left w:w="0" w:type="dxa"/>
-              <w:right w:w="0" w:type="dxa"/>
-            </w:tcMar>
-            <w:vAlign w:val="center"/>
-          </w:tcPr>
-          <w:p>
-            <w:pPr>
-              <w:pStyle w:val="Normal"/>
-              <w:jc w:val="left"/>
-              <w:pBdr>
-                <w:bottom w:val="none" w:sz="0" w:space="0" w:color="000000"/>
-                <w:top w:val="none" w:sz="0" w:space="0" w:color="000000"/>
-                <w:left w:val="none" w:sz="0" w:space="0" w:color="000000"/>
-                <w:right w:val="none" w:sz="0" w:space="0" w:color="000000"/>
-              </w:pBdr>
-              <w:spacing w:after="100" w:before="100" w:line="240"/>
-              <w:ind w:left="100" w:right="100" w:firstLine="0" w:firstLineChars="0"/>
-              <w:rPr>
-                <w:rFonts w:ascii="Times New Roman" w:hAnsi="Times New Roman" w:eastAsia="Times New Roman" w:cs="Times New Roman"/>
-                <w:i w:val="false"/>
-                <w:b w:val="false"/>
-                <w:u w:val="none"/>
-                <w:strike w:val="false"/>
-                <w:sz w:val="18"/>
-                <w:szCs w:val="18"/>
-                <w:color w:val="000000"/>
-              </w:rPr>
-            </w:pPr>
-            <w:r>
-              <w:rPr>
-                <w:rFonts w:ascii="Times New Roman" w:hAnsi="Times New Roman" w:eastAsia="Times New Roman" w:cs="Times New Roman"/>
-                <w:i w:val="false"/>
-                <w:b w:val="false"/>
-                <w:u w:val="none"/>
-                <w:strike w:val="false"/>
-                <w:sz w:val="18"/>
-                <w:szCs w:val="18"/>
-                <w:color w:val="000000"/>
-              </w:rPr>
-              <w:t xml:space="preserve">1.03 (1.02–1.04)</w:t>
+              <w:t xml:space="preserve">106</w:t>
+            </w:r>
+          </w:p>
+        </w:tc>
+        <w:tc>
+          <w:tcPr>
+            <w:tcBorders>
+              <w:bottom w:val="none" w:sz="0" w:space="0" w:color="000000"/>
+              <w:top w:val="none" w:sz="0" w:space="0" w:color="000000"/>
+              <w:left w:val="none" w:sz="0" w:space="0" w:color="000000"/>
+              <w:right w:val="none" w:sz="0" w:space="0" w:color="000000"/>
+            </w:tcBorders>
+            <w:shd w:val="clear" w:color="auto" w:fill="FFFFFF"/>
+            <w:tcMar>
+              <w:top w:w="0" w:type="dxa"/>
+              <w:bottom w:w="0" w:type="dxa"/>
+              <w:left w:w="0" w:type="dxa"/>
+              <w:right w:w="0" w:type="dxa"/>
+            </w:tcMar>
+            <w:vAlign w:val="center"/>
+          </w:tcPr>
+          <w:p>
+            <w:pPr>
+              <w:pStyle w:val="Normal"/>
+              <w:jc w:val="left"/>
+              <w:pBdr>
+                <w:bottom w:val="none" w:sz="0" w:space="0" w:color="000000"/>
+                <w:top w:val="none" w:sz="0" w:space="0" w:color="000000"/>
+                <w:left w:val="none" w:sz="0" w:space="0" w:color="000000"/>
+                <w:right w:val="none" w:sz="0" w:space="0" w:color="000000"/>
+              </w:pBdr>
+              <w:spacing w:after="100" w:before="100" w:line="240"/>
+              <w:ind w:left="100" w:right="100" w:firstLine="0" w:firstLineChars="0"/>
+              <w:rPr>
+                <w:rFonts w:ascii="Times New Roman" w:hAnsi="Times New Roman" w:eastAsia="Times New Roman" w:cs="Times New Roman"/>
+                <w:i w:val="false"/>
+                <w:b w:val="false"/>
+                <w:u w:val="none"/>
+                <w:strike w:val="false"/>
+                <w:sz w:val="18"/>
+                <w:szCs w:val="18"/>
+                <w:color w:val="000000"/>
+              </w:rPr>
+            </w:pPr>
+            <w:r>
+              <w:rPr>
+                <w:rFonts w:ascii="Times New Roman" w:hAnsi="Times New Roman" w:eastAsia="Times New Roman" w:cs="Times New Roman"/>
+                <w:i w:val="false"/>
+                <w:b w:val="false"/>
+                <w:u w:val="none"/>
+                <w:strike w:val="false"/>
+                <w:sz w:val="18"/>
+                <w:szCs w:val="18"/>
+                <w:color w:val="000000"/>
+              </w:rPr>
+              <w:t xml:space="preserve">1.76 (1.30–2.39)</w:t>
             </w:r>
           </w:p>
         </w:tc>
@@ -6330,117 +6330,117 @@
                 <w:szCs w:val="18"/>
                 <w:color w:val="000000"/>
               </w:rPr>
-              <w:t xml:space="preserve">Multivariable (MMR status known)</w:t>
-            </w:r>
-          </w:p>
-        </w:tc>
-        <w:tc>
-          <w:tcPr>
-            <w:tcBorders>
-              <w:bottom w:val="none" w:sz="0" w:space="0" w:color="000000"/>
-              <w:top w:val="none" w:sz="0" w:space="0" w:color="000000"/>
-              <w:left w:val="none" w:sz="0" w:space="0" w:color="000000"/>
-              <w:right w:val="none" w:sz="0" w:space="0" w:color="000000"/>
-            </w:tcBorders>
-            <w:shd w:val="clear" w:color="auto" w:fill="FFFFFF"/>
-            <w:tcMar>
-              <w:top w:w="0" w:type="dxa"/>
-              <w:bottom w:w="0" w:type="dxa"/>
-              <w:left w:w="0" w:type="dxa"/>
-              <w:right w:w="0" w:type="dxa"/>
-            </w:tcMar>
-            <w:vAlign w:val="center"/>
-          </w:tcPr>
-          <w:p>
-            <w:pPr>
-              <w:pStyle w:val="Normal"/>
-              <w:jc w:val="left"/>
-              <w:pBdr>
-                <w:bottom w:val="none" w:sz="0" w:space="0" w:color="000000"/>
-                <w:top w:val="none" w:sz="0" w:space="0" w:color="000000"/>
-                <w:left w:val="none" w:sz="0" w:space="0" w:color="000000"/>
-                <w:right w:val="none" w:sz="0" w:space="0" w:color="000000"/>
-              </w:pBdr>
-              <w:spacing w:after="100" w:before="100" w:line="240"/>
-              <w:ind w:left="100" w:right="100" w:firstLine="0" w:firstLineChars="0"/>
-              <w:rPr>
-                <w:rFonts w:ascii="Times New Roman" w:hAnsi="Times New Roman" w:eastAsia="Times New Roman" w:cs="Times New Roman"/>
-                <w:i w:val="false"/>
-                <w:b w:val="false"/>
-                <w:u w:val="none"/>
-                <w:strike w:val="false"/>
-                <w:sz w:val="18"/>
-                <w:szCs w:val="18"/>
-                <w:color w:val="000000"/>
-              </w:rPr>
-            </w:pPr>
-            <w:r>
-              <w:rPr>
-                <w:rFonts w:ascii="Times New Roman" w:hAnsi="Times New Roman" w:eastAsia="Times New Roman" w:cs="Times New Roman"/>
-                <w:i w:val="false"/>
-                <w:b w:val="false"/>
-                <w:u w:val="none"/>
-                <w:strike w:val="false"/>
-                <w:sz w:val="18"/>
-                <w:szCs w:val="18"/>
-                <w:color w:val="000000"/>
-              </w:rPr>
-              <w:t xml:space="preserve">Sex</w:t>
-            </w:r>
-          </w:p>
-        </w:tc>
-        <w:tc>
-          <w:tcPr>
-            <w:tcBorders>
-              <w:bottom w:val="none" w:sz="0" w:space="0" w:color="000000"/>
-              <w:top w:val="none" w:sz="0" w:space="0" w:color="000000"/>
-              <w:left w:val="none" w:sz="0" w:space="0" w:color="000000"/>
-              <w:right w:val="none" w:sz="0" w:space="0" w:color="000000"/>
-            </w:tcBorders>
-            <w:shd w:val="clear" w:color="auto" w:fill="FFFFFF"/>
-            <w:tcMar>
-              <w:top w:w="0" w:type="dxa"/>
-              <w:bottom w:w="0" w:type="dxa"/>
-              <w:left w:w="0" w:type="dxa"/>
-              <w:right w:w="0" w:type="dxa"/>
-            </w:tcMar>
-            <w:vAlign w:val="center"/>
-          </w:tcPr>
-          <w:p>
-            <w:pPr>
-              <w:pStyle w:val="Normal"/>
-              <w:jc w:val="left"/>
-              <w:pBdr>
-                <w:bottom w:val="none" w:sz="0" w:space="0" w:color="000000"/>
-                <w:top w:val="none" w:sz="0" w:space="0" w:color="000000"/>
-                <w:left w:val="none" w:sz="0" w:space="0" w:color="000000"/>
-                <w:right w:val="none" w:sz="0" w:space="0" w:color="000000"/>
-              </w:pBdr>
-              <w:spacing w:after="100" w:before="100" w:line="240"/>
-              <w:ind w:left="100" w:right="100" w:firstLine="0" w:firstLineChars="0"/>
-              <w:rPr>
-                <w:rFonts w:ascii="Times New Roman" w:hAnsi="Times New Roman" w:eastAsia="Times New Roman" w:cs="Times New Roman"/>
-                <w:i w:val="false"/>
-                <w:b w:val="false"/>
-                <w:u w:val="none"/>
-                <w:strike w:val="false"/>
-                <w:sz w:val="18"/>
-                <w:szCs w:val="18"/>
-                <w:color w:val="000000"/>
-              </w:rPr>
-            </w:pPr>
-            <w:r>
-              <w:rPr>
-                <w:rFonts w:ascii="Times New Roman" w:hAnsi="Times New Roman" w:eastAsia="Times New Roman" w:cs="Times New Roman"/>
-                <w:i w:val="false"/>
-                <w:b w:val="false"/>
-                <w:u w:val="none"/>
-                <w:strike w:val="false"/>
-                <w:sz w:val="18"/>
-                <w:szCs w:val="18"/>
-                <w:color w:val="000000"/>
-              </w:rPr>
-              <w:t xml:space="preserve">Male (ref)</w:t>
+              <w:t xml:space="preserve">Multivariable + MMR status</w:t>
+            </w:r>
+          </w:p>
+        </w:tc>
+        <w:tc>
+          <w:tcPr>
+            <w:tcBorders>
+              <w:bottom w:val="none" w:sz="0" w:space="0" w:color="000000"/>
+              <w:top w:val="none" w:sz="0" w:space="0" w:color="000000"/>
+              <w:left w:val="none" w:sz="0" w:space="0" w:color="000000"/>
+              <w:right w:val="none" w:sz="0" w:space="0" w:color="000000"/>
+            </w:tcBorders>
+            <w:shd w:val="clear" w:color="auto" w:fill="FFFFFF"/>
+            <w:tcMar>
+              <w:top w:w="0" w:type="dxa"/>
+              <w:bottom w:w="0" w:type="dxa"/>
+              <w:left w:w="0" w:type="dxa"/>
+              <w:right w:w="0" w:type="dxa"/>
+            </w:tcMar>
+            <w:vAlign w:val="center"/>
+          </w:tcPr>
+          <w:p>
+            <w:pPr>
+              <w:pStyle w:val="Normal"/>
+              <w:jc w:val="left"/>
+              <w:pBdr>
+                <w:bottom w:val="none" w:sz="0" w:space="0" w:color="000000"/>
+                <w:top w:val="none" w:sz="0" w:space="0" w:color="000000"/>
+                <w:left w:val="none" w:sz="0" w:space="0" w:color="000000"/>
+                <w:right w:val="none" w:sz="0" w:space="0" w:color="000000"/>
+              </w:pBdr>
+              <w:spacing w:after="100" w:before="100" w:line="240"/>
+              <w:ind w:left="100" w:right="100" w:firstLine="0" w:firstLineChars="0"/>
+              <w:rPr>
+                <w:rFonts w:ascii="Times New Roman" w:hAnsi="Times New Roman" w:eastAsia="Times New Roman" w:cs="Times New Roman"/>
+                <w:i w:val="false"/>
+                <w:b w:val="false"/>
+                <w:u w:val="none"/>
+                <w:strike w:val="false"/>
+                <w:sz w:val="18"/>
+                <w:szCs w:val="18"/>
+                <w:color w:val="000000"/>
+              </w:rPr>
+            </w:pPr>
+            <w:r>
+              <w:rPr>
+                <w:rFonts w:ascii="Times New Roman" w:hAnsi="Times New Roman" w:eastAsia="Times New Roman" w:cs="Times New Roman"/>
+                <w:i w:val="false"/>
+                <w:b w:val="false"/>
+                <w:u w:val="none"/>
+                <w:strike w:val="false"/>
+                <w:sz w:val="18"/>
+                <w:szCs w:val="18"/>
+                <w:color w:val="000000"/>
+              </w:rPr>
+              <w:t xml:space="preserve">HIST1H2AC expression, log2 (per 1 unit)</w:t>
+            </w:r>
+          </w:p>
+        </w:tc>
+        <w:tc>
+          <w:tcPr>
+            <w:tcBorders>
+              <w:bottom w:val="none" w:sz="0" w:space="0" w:color="000000"/>
+              <w:top w:val="none" w:sz="0" w:space="0" w:color="000000"/>
+              <w:left w:val="none" w:sz="0" w:space="0" w:color="000000"/>
+              <w:right w:val="none" w:sz="0" w:space="0" w:color="000000"/>
+            </w:tcBorders>
+            <w:shd w:val="clear" w:color="auto" w:fill="FFFFFF"/>
+            <w:tcMar>
+              <w:top w:w="0" w:type="dxa"/>
+              <w:bottom w:w="0" w:type="dxa"/>
+              <w:left w:w="0" w:type="dxa"/>
+              <w:right w:w="0" w:type="dxa"/>
+            </w:tcMar>
+            <w:vAlign w:val="center"/>
+          </w:tcPr>
+          <w:p>
+            <w:pPr>
+              <w:pStyle w:val="Normal"/>
+              <w:jc w:val="left"/>
+              <w:pBdr>
+                <w:bottom w:val="none" w:sz="0" w:space="0" w:color="000000"/>
+                <w:top w:val="none" w:sz="0" w:space="0" w:color="000000"/>
+                <w:left w:val="none" w:sz="0" w:space="0" w:color="000000"/>
+                <w:right w:val="none" w:sz="0" w:space="0" w:color="000000"/>
+              </w:pBdr>
+              <w:spacing w:after="100" w:before="100" w:line="240"/>
+              <w:ind w:left="100" w:right="100" w:firstLine="0" w:firstLineChars="0"/>
+              <w:rPr>
+                <w:rFonts w:ascii="Times New Roman" w:hAnsi="Times New Roman" w:eastAsia="Times New Roman" w:cs="Times New Roman"/>
+                <w:i w:val="false"/>
+                <w:b w:val="false"/>
+                <w:u w:val="none"/>
+                <w:strike w:val="false"/>
+                <w:sz w:val="18"/>
+                <w:szCs w:val="18"/>
+                <w:color w:val="000000"/>
+              </w:rPr>
+            </w:pPr>
+            <w:r>
+              <w:rPr>
+                <w:rFonts w:ascii="Times New Roman" w:hAnsi="Times New Roman" w:eastAsia="Times New Roman" w:cs="Times New Roman"/>
+                <w:i w:val="false"/>
+                <w:b w:val="false"/>
+                <w:u w:val="none"/>
+                <w:strike w:val="false"/>
+                <w:sz w:val="18"/>
+                <w:szCs w:val="18"/>
+                <w:color w:val="000000"/>
+              </w:rPr>
+              <w:t xml:space="preserve"/>
             </w:r>
           </w:p>
         </w:tc>
@@ -6495,7 +6495,7 @@
                 <w:szCs w:val="18"/>
                 <w:color w:val="000000"/>
               </w:rPr>
-              <w:t xml:space="preserve">284</w:t>
+              <w:t xml:space="preserve">512</w:t>
             </w:r>
           </w:p>
         </w:tc>
@@ -6550,117 +6550,117 @@
                 <w:szCs w:val="18"/>
                 <w:color w:val="000000"/>
               </w:rPr>
-              <w:t xml:space="preserve">105</w:t>
-            </w:r>
-          </w:p>
-        </w:tc>
-        <w:tc>
-          <w:tcPr>
-            <w:tcBorders>
-              <w:bottom w:val="none" w:sz="0" w:space="0" w:color="000000"/>
-              <w:top w:val="none" w:sz="0" w:space="0" w:color="000000"/>
-              <w:left w:val="none" w:sz="0" w:space="0" w:color="000000"/>
-              <w:right w:val="none" w:sz="0" w:space="0" w:color="000000"/>
-            </w:tcBorders>
-            <w:shd w:val="clear" w:color="auto" w:fill="FFFFFF"/>
-            <w:tcMar>
-              <w:top w:w="0" w:type="dxa"/>
-              <w:bottom w:w="0" w:type="dxa"/>
-              <w:left w:w="0" w:type="dxa"/>
-              <w:right w:w="0" w:type="dxa"/>
-            </w:tcMar>
-            <w:vAlign w:val="center"/>
-          </w:tcPr>
-          <w:p>
-            <w:pPr>
-              <w:pStyle w:val="Normal"/>
-              <w:jc w:val="left"/>
-              <w:pBdr>
-                <w:bottom w:val="none" w:sz="0" w:space="0" w:color="000000"/>
-                <w:top w:val="none" w:sz="0" w:space="0" w:color="000000"/>
-                <w:left w:val="none" w:sz="0" w:space="0" w:color="000000"/>
-                <w:right w:val="none" w:sz="0" w:space="0" w:color="000000"/>
-              </w:pBdr>
-              <w:spacing w:after="100" w:before="100" w:line="240"/>
-              <w:ind w:left="100" w:right="100" w:firstLine="0" w:firstLineChars="0"/>
-              <w:rPr>
-                <w:rFonts w:ascii="Times New Roman" w:hAnsi="Times New Roman" w:eastAsia="Times New Roman" w:cs="Times New Roman"/>
-                <w:i w:val="false"/>
-                <w:b w:val="false"/>
-                <w:u w:val="none"/>
-                <w:strike w:val="false"/>
-                <w:sz w:val="18"/>
-                <w:szCs w:val="18"/>
-                <w:color w:val="000000"/>
-              </w:rPr>
-            </w:pPr>
-            <w:r>
-              <w:rPr>
-                <w:rFonts w:ascii="Times New Roman" w:hAnsi="Times New Roman" w:eastAsia="Times New Roman" w:cs="Times New Roman"/>
-                <w:i w:val="false"/>
-                <w:b w:val="false"/>
-                <w:u w:val="none"/>
-                <w:strike w:val="false"/>
-                <w:sz w:val="18"/>
-                <w:szCs w:val="18"/>
-                <w:color w:val="000000"/>
-              </w:rPr>
-              <w:t xml:space="preserve">Reference</w:t>
-            </w:r>
-          </w:p>
-        </w:tc>
-        <w:tc>
-          <w:tcPr>
-            <w:tcBorders>
-              <w:bottom w:val="none" w:sz="0" w:space="0" w:color="000000"/>
-              <w:top w:val="none" w:sz="0" w:space="0" w:color="000000"/>
-              <w:left w:val="none" w:sz="0" w:space="0" w:color="000000"/>
-              <w:right w:val="none" w:sz="0" w:space="0" w:color="000000"/>
-            </w:tcBorders>
-            <w:shd w:val="clear" w:color="auto" w:fill="FFFFFF"/>
-            <w:tcMar>
-              <w:top w:w="0" w:type="dxa"/>
-              <w:bottom w:w="0" w:type="dxa"/>
-              <w:left w:w="0" w:type="dxa"/>
-              <w:right w:w="0" w:type="dxa"/>
-            </w:tcMar>
-            <w:vAlign w:val="center"/>
-          </w:tcPr>
-          <w:p>
-            <w:pPr>
-              <w:pStyle w:val="Normal"/>
-              <w:jc w:val="left"/>
-              <w:pBdr>
-                <w:bottom w:val="none" w:sz="0" w:space="0" w:color="000000"/>
-                <w:top w:val="none" w:sz="0" w:space="0" w:color="000000"/>
-                <w:left w:val="none" w:sz="0" w:space="0" w:color="000000"/>
-                <w:right w:val="none" w:sz="0" w:space="0" w:color="000000"/>
-              </w:pBdr>
-              <w:spacing w:after="100" w:before="100" w:line="240"/>
-              <w:ind w:left="100" w:right="100" w:firstLine="0" w:firstLineChars="0"/>
-              <w:rPr>
-                <w:rFonts w:ascii="Times New Roman" w:hAnsi="Times New Roman" w:eastAsia="Times New Roman" w:cs="Times New Roman"/>
-                <w:i w:val="false"/>
-                <w:b w:val="false"/>
-                <w:u w:val="none"/>
-                <w:strike w:val="false"/>
-                <w:sz w:val="18"/>
-                <w:szCs w:val="18"/>
-                <w:color w:val="000000"/>
-              </w:rPr>
-            </w:pPr>
-            <w:r>
-              <w:rPr>
-                <w:rFonts w:ascii="Times New Roman" w:hAnsi="Times New Roman" w:eastAsia="Times New Roman" w:cs="Times New Roman"/>
-                <w:i w:val="false"/>
-                <w:b w:val="false"/>
-                <w:u w:val="none"/>
-                <w:strike w:val="false"/>
-                <w:sz w:val="18"/>
-                <w:szCs w:val="18"/>
-                <w:color w:val="000000"/>
-              </w:rPr>
-              <w:t xml:space="preserve"/>
+              <w:t xml:space="preserve">175</w:t>
+            </w:r>
+          </w:p>
+        </w:tc>
+        <w:tc>
+          <w:tcPr>
+            <w:tcBorders>
+              <w:bottom w:val="none" w:sz="0" w:space="0" w:color="000000"/>
+              <w:top w:val="none" w:sz="0" w:space="0" w:color="000000"/>
+              <w:left w:val="none" w:sz="0" w:space="0" w:color="000000"/>
+              <w:right w:val="none" w:sz="0" w:space="0" w:color="000000"/>
+            </w:tcBorders>
+            <w:shd w:val="clear" w:color="auto" w:fill="FFFFFF"/>
+            <w:tcMar>
+              <w:top w:w="0" w:type="dxa"/>
+              <w:bottom w:w="0" w:type="dxa"/>
+              <w:left w:w="0" w:type="dxa"/>
+              <w:right w:w="0" w:type="dxa"/>
+            </w:tcMar>
+            <w:vAlign w:val="center"/>
+          </w:tcPr>
+          <w:p>
+            <w:pPr>
+              <w:pStyle w:val="Normal"/>
+              <w:jc w:val="left"/>
+              <w:pBdr>
+                <w:bottom w:val="none" w:sz="0" w:space="0" w:color="000000"/>
+                <w:top w:val="none" w:sz="0" w:space="0" w:color="000000"/>
+                <w:left w:val="none" w:sz="0" w:space="0" w:color="000000"/>
+                <w:right w:val="none" w:sz="0" w:space="0" w:color="000000"/>
+              </w:pBdr>
+              <w:spacing w:after="100" w:before="100" w:line="240"/>
+              <w:ind w:left="100" w:right="100" w:firstLine="0" w:firstLineChars="0"/>
+              <w:rPr>
+                <w:rFonts w:ascii="Times New Roman" w:hAnsi="Times New Roman" w:eastAsia="Times New Roman" w:cs="Times New Roman"/>
+                <w:i w:val="false"/>
+                <w:b w:val="false"/>
+                <w:u w:val="none"/>
+                <w:strike w:val="false"/>
+                <w:sz w:val="18"/>
+                <w:szCs w:val="18"/>
+                <w:color w:val="000000"/>
+              </w:rPr>
+            </w:pPr>
+            <w:r>
+              <w:rPr>
+                <w:rFonts w:ascii="Times New Roman" w:hAnsi="Times New Roman" w:eastAsia="Times New Roman" w:cs="Times New Roman"/>
+                <w:i w:val="false"/>
+                <w:b w:val="false"/>
+                <w:u w:val="none"/>
+                <w:strike w:val="false"/>
+                <w:sz w:val="18"/>
+                <w:szCs w:val="18"/>
+                <w:color w:val="000000"/>
+              </w:rPr>
+              <w:t xml:space="preserve">1.08 (0.93–1.26)</w:t>
+            </w:r>
+          </w:p>
+        </w:tc>
+        <w:tc>
+          <w:tcPr>
+            <w:tcBorders>
+              <w:bottom w:val="none" w:sz="0" w:space="0" w:color="000000"/>
+              <w:top w:val="none" w:sz="0" w:space="0" w:color="000000"/>
+              <w:left w:val="none" w:sz="0" w:space="0" w:color="000000"/>
+              <w:right w:val="none" w:sz="0" w:space="0" w:color="000000"/>
+            </w:tcBorders>
+            <w:shd w:val="clear" w:color="auto" w:fill="FFFFFF"/>
+            <w:tcMar>
+              <w:top w:w="0" w:type="dxa"/>
+              <w:bottom w:w="0" w:type="dxa"/>
+              <w:left w:w="0" w:type="dxa"/>
+              <w:right w:w="0" w:type="dxa"/>
+            </w:tcMar>
+            <w:vAlign w:val="center"/>
+          </w:tcPr>
+          <w:p>
+            <w:pPr>
+              <w:pStyle w:val="Normal"/>
+              <w:jc w:val="left"/>
+              <w:pBdr>
+                <w:bottom w:val="none" w:sz="0" w:space="0" w:color="000000"/>
+                <w:top w:val="none" w:sz="0" w:space="0" w:color="000000"/>
+                <w:left w:val="none" w:sz="0" w:space="0" w:color="000000"/>
+                <w:right w:val="none" w:sz="0" w:space="0" w:color="000000"/>
+              </w:pBdr>
+              <w:spacing w:after="100" w:before="100" w:line="240"/>
+              <w:ind w:left="100" w:right="100" w:firstLine="0" w:firstLineChars="0"/>
+              <w:rPr>
+                <w:rFonts w:ascii="Times New Roman" w:hAnsi="Times New Roman" w:eastAsia="Times New Roman" w:cs="Times New Roman"/>
+                <w:i w:val="false"/>
+                <w:b w:val="false"/>
+                <w:u w:val="none"/>
+                <w:strike w:val="false"/>
+                <w:sz w:val="18"/>
+                <w:szCs w:val="18"/>
+                <w:color w:val="000000"/>
+              </w:rPr>
+            </w:pPr>
+            <w:r>
+              <w:rPr>
+                <w:rFonts w:ascii="Times New Roman" w:hAnsi="Times New Roman" w:eastAsia="Times New Roman" w:cs="Times New Roman"/>
+                <w:i w:val="false"/>
+                <w:b w:val="false"/>
+                <w:u w:val="none"/>
+                <w:strike w:val="false"/>
+                <w:sz w:val="18"/>
+                <w:szCs w:val="18"/>
+                <w:color w:val="000000"/>
+              </w:rPr>
+              <w:t xml:space="preserve">0.315</w:t>
             </w:r>
           </w:p>
         </w:tc>
@@ -6775,7 +6775,282 @@
                 <w:szCs w:val="18"/>
                 <w:color w:val="000000"/>
               </w:rPr>
-              <w:t xml:space="preserve">Multivariable (MMR status known)</w:t>
+              <w:t xml:space="preserve">Multivariable + MMR status</w:t>
+            </w:r>
+          </w:p>
+        </w:tc>
+        <w:tc>
+          <w:tcPr>
+            <w:tcBorders>
+              <w:bottom w:val="none" w:sz="0" w:space="0" w:color="000000"/>
+              <w:top w:val="none" w:sz="0" w:space="0" w:color="000000"/>
+              <w:left w:val="none" w:sz="0" w:space="0" w:color="000000"/>
+              <w:right w:val="none" w:sz="0" w:space="0" w:color="000000"/>
+            </w:tcBorders>
+            <w:shd w:val="clear" w:color="auto" w:fill="FFFFFF"/>
+            <w:tcMar>
+              <w:top w:w="0" w:type="dxa"/>
+              <w:bottom w:w="0" w:type="dxa"/>
+              <w:left w:w="0" w:type="dxa"/>
+              <w:right w:w="0" w:type="dxa"/>
+            </w:tcMar>
+            <w:vAlign w:val="center"/>
+          </w:tcPr>
+          <w:p>
+            <w:pPr>
+              <w:pStyle w:val="Normal"/>
+              <w:jc w:val="left"/>
+              <w:pBdr>
+                <w:bottom w:val="none" w:sz="0" w:space="0" w:color="000000"/>
+                <w:top w:val="none" w:sz="0" w:space="0" w:color="000000"/>
+                <w:left w:val="none" w:sz="0" w:space="0" w:color="000000"/>
+                <w:right w:val="none" w:sz="0" w:space="0" w:color="000000"/>
+              </w:pBdr>
+              <w:spacing w:after="100" w:before="100" w:line="240"/>
+              <w:ind w:left="100" w:right="100" w:firstLine="0" w:firstLineChars="0"/>
+              <w:rPr>
+                <w:rFonts w:ascii="Times New Roman" w:hAnsi="Times New Roman" w:eastAsia="Times New Roman" w:cs="Times New Roman"/>
+                <w:i w:val="false"/>
+                <w:b w:val="false"/>
+                <w:u w:val="none"/>
+                <w:strike w:val="false"/>
+                <w:sz w:val="18"/>
+                <w:szCs w:val="18"/>
+                <w:color w:val="000000"/>
+              </w:rPr>
+            </w:pPr>
+            <w:r>
+              <w:rPr>
+                <w:rFonts w:ascii="Times New Roman" w:hAnsi="Times New Roman" w:eastAsia="Times New Roman" w:cs="Times New Roman"/>
+                <w:i w:val="false"/>
+                <w:b w:val="false"/>
+                <w:u w:val="none"/>
+                <w:strike w:val="false"/>
+                <w:sz w:val="18"/>
+                <w:szCs w:val="18"/>
+                <w:color w:val="000000"/>
+              </w:rPr>
+              <w:t xml:space="preserve">Sex</w:t>
+            </w:r>
+          </w:p>
+        </w:tc>
+        <w:tc>
+          <w:tcPr>
+            <w:tcBorders>
+              <w:bottom w:val="none" w:sz="0" w:space="0" w:color="000000"/>
+              <w:top w:val="none" w:sz="0" w:space="0" w:color="000000"/>
+              <w:left w:val="none" w:sz="0" w:space="0" w:color="000000"/>
+              <w:right w:val="none" w:sz="0" w:space="0" w:color="000000"/>
+            </w:tcBorders>
+            <w:shd w:val="clear" w:color="auto" w:fill="FFFFFF"/>
+            <w:tcMar>
+              <w:top w:w="0" w:type="dxa"/>
+              <w:bottom w:w="0" w:type="dxa"/>
+              <w:left w:w="0" w:type="dxa"/>
+              <w:right w:w="0" w:type="dxa"/>
+            </w:tcMar>
+            <w:vAlign w:val="center"/>
+          </w:tcPr>
+          <w:p>
+            <w:pPr>
+              <w:pStyle w:val="Normal"/>
+              <w:jc w:val="left"/>
+              <w:pBdr>
+                <w:bottom w:val="none" w:sz="0" w:space="0" w:color="000000"/>
+                <w:top w:val="none" w:sz="0" w:space="0" w:color="000000"/>
+                <w:left w:val="none" w:sz="0" w:space="0" w:color="000000"/>
+                <w:right w:val="none" w:sz="0" w:space="0" w:color="000000"/>
+              </w:pBdr>
+              <w:spacing w:after="100" w:before="100" w:line="240"/>
+              <w:ind w:left="100" w:right="100" w:firstLine="0" w:firstLineChars="0"/>
+              <w:rPr>
+                <w:rFonts w:ascii="Times New Roman" w:hAnsi="Times New Roman" w:eastAsia="Times New Roman" w:cs="Times New Roman"/>
+                <w:i w:val="false"/>
+                <w:b w:val="false"/>
+                <w:u w:val="none"/>
+                <w:strike w:val="false"/>
+                <w:sz w:val="18"/>
+                <w:szCs w:val="18"/>
+                <w:color w:val="000000"/>
+              </w:rPr>
+            </w:pPr>
+            <w:r>
+              <w:rPr>
+                <w:rFonts w:ascii="Times New Roman" w:hAnsi="Times New Roman" w:eastAsia="Times New Roman" w:cs="Times New Roman"/>
+                <w:i w:val="false"/>
+                <w:b w:val="false"/>
+                <w:u w:val="none"/>
+                <w:strike w:val="false"/>
+                <w:sz w:val="18"/>
+                <w:szCs w:val="18"/>
+                <w:color w:val="000000"/>
+              </w:rPr>
+              <w:t xml:space="preserve">Male (ref)</w:t>
+            </w:r>
+          </w:p>
+        </w:tc>
+        <w:tc>
+          <w:tcPr>
+            <w:tcBorders>
+              <w:bottom w:val="none" w:sz="0" w:space="0" w:color="000000"/>
+              <w:top w:val="none" w:sz="0" w:space="0" w:color="000000"/>
+              <w:left w:val="none" w:sz="0" w:space="0" w:color="000000"/>
+              <w:right w:val="none" w:sz="0" w:space="0" w:color="000000"/>
+            </w:tcBorders>
+            <w:shd w:val="clear" w:color="auto" w:fill="FFFFFF"/>
+            <w:tcMar>
+              <w:top w:w="0" w:type="dxa"/>
+              <w:bottom w:w="0" w:type="dxa"/>
+              <w:left w:w="0" w:type="dxa"/>
+              <w:right w:w="0" w:type="dxa"/>
+            </w:tcMar>
+            <w:vAlign w:val="center"/>
+          </w:tcPr>
+          <w:p>
+            <w:pPr>
+              <w:pStyle w:val="Normal"/>
+              <w:jc w:val="right"/>
+              <w:pBdr>
+                <w:bottom w:val="none" w:sz="0" w:space="0" w:color="000000"/>
+                <w:top w:val="none" w:sz="0" w:space="0" w:color="000000"/>
+                <w:left w:val="none" w:sz="0" w:space="0" w:color="000000"/>
+                <w:right w:val="none" w:sz="0" w:space="0" w:color="000000"/>
+              </w:pBdr>
+              <w:spacing w:after="100" w:before="100" w:line="240"/>
+              <w:ind w:left="100" w:right="100" w:firstLine="0" w:firstLineChars="0"/>
+              <w:rPr>
+                <w:rFonts w:ascii="Times New Roman" w:hAnsi="Times New Roman" w:eastAsia="Times New Roman" w:cs="Times New Roman"/>
+                <w:i w:val="false"/>
+                <w:b w:val="false"/>
+                <w:u w:val="none"/>
+                <w:strike w:val="false"/>
+                <w:sz w:val="18"/>
+                <w:szCs w:val="18"/>
+                <w:color w:val="000000"/>
+              </w:rPr>
+            </w:pPr>
+            <w:r>
+              <w:rPr>
+                <w:rFonts w:ascii="Times New Roman" w:hAnsi="Times New Roman" w:eastAsia="Times New Roman" w:cs="Times New Roman"/>
+                <w:i w:val="false"/>
+                <w:b w:val="false"/>
+                <w:u w:val="none"/>
+                <w:strike w:val="false"/>
+                <w:sz w:val="18"/>
+                <w:szCs w:val="18"/>
+                <w:color w:val="000000"/>
+              </w:rPr>
+              <w:t xml:space="preserve">285</w:t>
+            </w:r>
+          </w:p>
+        </w:tc>
+        <w:tc>
+          <w:tcPr>
+            <w:tcBorders>
+              <w:bottom w:val="none" w:sz="0" w:space="0" w:color="000000"/>
+              <w:top w:val="none" w:sz="0" w:space="0" w:color="000000"/>
+              <w:left w:val="none" w:sz="0" w:space="0" w:color="000000"/>
+              <w:right w:val="none" w:sz="0" w:space="0" w:color="000000"/>
+            </w:tcBorders>
+            <w:shd w:val="clear" w:color="auto" w:fill="FFFFFF"/>
+            <w:tcMar>
+              <w:top w:w="0" w:type="dxa"/>
+              <w:bottom w:w="0" w:type="dxa"/>
+              <w:left w:w="0" w:type="dxa"/>
+              <w:right w:w="0" w:type="dxa"/>
+            </w:tcMar>
+            <w:vAlign w:val="center"/>
+          </w:tcPr>
+          <w:p>
+            <w:pPr>
+              <w:pStyle w:val="Normal"/>
+              <w:jc w:val="right"/>
+              <w:pBdr>
+                <w:bottom w:val="none" w:sz="0" w:space="0" w:color="000000"/>
+                <w:top w:val="none" w:sz="0" w:space="0" w:color="000000"/>
+                <w:left w:val="none" w:sz="0" w:space="0" w:color="000000"/>
+                <w:right w:val="none" w:sz="0" w:space="0" w:color="000000"/>
+              </w:pBdr>
+              <w:spacing w:after="100" w:before="100" w:line="240"/>
+              <w:ind w:left="100" w:right="100" w:firstLine="0" w:firstLineChars="0"/>
+              <w:rPr>
+                <w:rFonts w:ascii="Times New Roman" w:hAnsi="Times New Roman" w:eastAsia="Times New Roman" w:cs="Times New Roman"/>
+                <w:i w:val="false"/>
+                <w:b w:val="false"/>
+                <w:u w:val="none"/>
+                <w:strike w:val="false"/>
+                <w:sz w:val="18"/>
+                <w:szCs w:val="18"/>
+                <w:color w:val="000000"/>
+              </w:rPr>
+            </w:pPr>
+            <w:r>
+              <w:rPr>
+                <w:rFonts w:ascii="Times New Roman" w:hAnsi="Times New Roman" w:eastAsia="Times New Roman" w:cs="Times New Roman"/>
+                <w:i w:val="false"/>
+                <w:b w:val="false"/>
+                <w:u w:val="none"/>
+                <w:strike w:val="false"/>
+                <w:sz w:val="18"/>
+                <w:szCs w:val="18"/>
+                <w:color w:val="000000"/>
+              </w:rPr>
+              <w:t xml:space="preserve">105</w:t>
+            </w:r>
+          </w:p>
+        </w:tc>
+        <w:tc>
+          <w:tcPr>
+            <w:tcBorders>
+              <w:bottom w:val="none" w:sz="0" w:space="0" w:color="000000"/>
+              <w:top w:val="none" w:sz="0" w:space="0" w:color="000000"/>
+              <w:left w:val="none" w:sz="0" w:space="0" w:color="000000"/>
+              <w:right w:val="none" w:sz="0" w:space="0" w:color="000000"/>
+            </w:tcBorders>
+            <w:shd w:val="clear" w:color="auto" w:fill="FFFFFF"/>
+            <w:tcMar>
+              <w:top w:w="0" w:type="dxa"/>
+              <w:bottom w:w="0" w:type="dxa"/>
+              <w:left w:w="0" w:type="dxa"/>
+              <w:right w:w="0" w:type="dxa"/>
+            </w:tcMar>
+            <w:vAlign w:val="center"/>
+          </w:tcPr>
+          <w:p>
+            <w:pPr>
+              <w:pStyle w:val="Normal"/>
+              <w:jc w:val="left"/>
+              <w:pBdr>
+                <w:bottom w:val="none" w:sz="0" w:space="0" w:color="000000"/>
+                <w:top w:val="none" w:sz="0" w:space="0" w:color="000000"/>
+                <w:left w:val="none" w:sz="0" w:space="0" w:color="000000"/>
+                <w:right w:val="none" w:sz="0" w:space="0" w:color="000000"/>
+              </w:pBdr>
+              <w:spacing w:after="100" w:before="100" w:line="240"/>
+              <w:ind w:left="100" w:right="100" w:firstLine="0" w:firstLineChars="0"/>
+              <w:rPr>
+                <w:rFonts w:ascii="Times New Roman" w:hAnsi="Times New Roman" w:eastAsia="Times New Roman" w:cs="Times New Roman"/>
+                <w:i w:val="false"/>
+                <w:b w:val="false"/>
+                <w:u w:val="none"/>
+                <w:strike w:val="false"/>
+                <w:sz w:val="18"/>
+                <w:szCs w:val="18"/>
+                <w:color w:val="000000"/>
+              </w:rPr>
+            </w:pPr>
+            <w:r>
+              <w:rPr>
+                <w:rFonts w:ascii="Times New Roman" w:hAnsi="Times New Roman" w:eastAsia="Times New Roman" w:cs="Times New Roman"/>
+                <w:i w:val="false"/>
+                <w:b w:val="false"/>
+                <w:u w:val="none"/>
+                <w:strike w:val="false"/>
+                <w:sz w:val="18"/>
+                <w:szCs w:val="18"/>
+                <w:color w:val="000000"/>
+              </w:rPr>
+              <w:t xml:space="preserve">Reference</w:t>
             </w:r>
           </w:p>
         </w:tc>
@@ -6831,281 +7106,6 @@
                 <w:color w:val="000000"/>
               </w:rPr>
               <w:t xml:space="preserve"/>
-            </w:r>
-          </w:p>
-        </w:tc>
-        <w:tc>
-          <w:tcPr>
-            <w:tcBorders>
-              <w:bottom w:val="none" w:sz="0" w:space="0" w:color="000000"/>
-              <w:top w:val="none" w:sz="0" w:space="0" w:color="000000"/>
-              <w:left w:val="none" w:sz="0" w:space="0" w:color="000000"/>
-              <w:right w:val="none" w:sz="0" w:space="0" w:color="000000"/>
-            </w:tcBorders>
-            <w:shd w:val="clear" w:color="auto" w:fill="FFFFFF"/>
-            <w:tcMar>
-              <w:top w:w="0" w:type="dxa"/>
-              <w:bottom w:w="0" w:type="dxa"/>
-              <w:left w:w="0" w:type="dxa"/>
-              <w:right w:w="0" w:type="dxa"/>
-            </w:tcMar>
-            <w:vAlign w:val="center"/>
-          </w:tcPr>
-          <w:p>
-            <w:pPr>
-              <w:pStyle w:val="Normal"/>
-              <w:jc w:val="left"/>
-              <w:pBdr>
-                <w:bottom w:val="none" w:sz="0" w:space="0" w:color="000000"/>
-                <w:top w:val="none" w:sz="0" w:space="0" w:color="000000"/>
-                <w:left w:val="none" w:sz="0" w:space="0" w:color="000000"/>
-                <w:right w:val="none" w:sz="0" w:space="0" w:color="000000"/>
-              </w:pBdr>
-              <w:spacing w:after="100" w:before="100" w:line="240"/>
-              <w:ind w:left="100" w:right="100" w:firstLine="0" w:firstLineChars="0"/>
-              <w:rPr>
-                <w:rFonts w:ascii="Times New Roman" w:hAnsi="Times New Roman" w:eastAsia="Times New Roman" w:cs="Times New Roman"/>
-                <w:i w:val="false"/>
-                <w:b w:val="false"/>
-                <w:u w:val="none"/>
-                <w:strike w:val="false"/>
-                <w:sz w:val="18"/>
-                <w:szCs w:val="18"/>
-                <w:color w:val="000000"/>
-              </w:rPr>
-            </w:pPr>
-            <w:r>
-              <w:rPr>
-                <w:rFonts w:ascii="Times New Roman" w:hAnsi="Times New Roman" w:eastAsia="Times New Roman" w:cs="Times New Roman"/>
-                <w:i w:val="false"/>
-                <w:b w:val="false"/>
-                <w:u w:val="none"/>
-                <w:strike w:val="false"/>
-                <w:sz w:val="18"/>
-                <w:szCs w:val="18"/>
-                <w:color w:val="000000"/>
-              </w:rPr>
-              <w:t xml:space="preserve">Female</w:t>
-            </w:r>
-          </w:p>
-        </w:tc>
-        <w:tc>
-          <w:tcPr>
-            <w:tcBorders>
-              <w:bottom w:val="none" w:sz="0" w:space="0" w:color="000000"/>
-              <w:top w:val="none" w:sz="0" w:space="0" w:color="000000"/>
-              <w:left w:val="none" w:sz="0" w:space="0" w:color="000000"/>
-              <w:right w:val="none" w:sz="0" w:space="0" w:color="000000"/>
-            </w:tcBorders>
-            <w:shd w:val="clear" w:color="auto" w:fill="FFFFFF"/>
-            <w:tcMar>
-              <w:top w:w="0" w:type="dxa"/>
-              <w:bottom w:w="0" w:type="dxa"/>
-              <w:left w:w="0" w:type="dxa"/>
-              <w:right w:w="0" w:type="dxa"/>
-            </w:tcMar>
-            <w:vAlign w:val="center"/>
-          </w:tcPr>
-          <w:p>
-            <w:pPr>
-              <w:pStyle w:val="Normal"/>
-              <w:jc w:val="right"/>
-              <w:pBdr>
-                <w:bottom w:val="none" w:sz="0" w:space="0" w:color="000000"/>
-                <w:top w:val="none" w:sz="0" w:space="0" w:color="000000"/>
-                <w:left w:val="none" w:sz="0" w:space="0" w:color="000000"/>
-                <w:right w:val="none" w:sz="0" w:space="0" w:color="000000"/>
-              </w:pBdr>
-              <w:spacing w:after="100" w:before="100" w:line="240"/>
-              <w:ind w:left="100" w:right="100" w:firstLine="0" w:firstLineChars="0"/>
-              <w:rPr>
-                <w:rFonts w:ascii="Times New Roman" w:hAnsi="Times New Roman" w:eastAsia="Times New Roman" w:cs="Times New Roman"/>
-                <w:i w:val="false"/>
-                <w:b w:val="false"/>
-                <w:u w:val="none"/>
-                <w:strike w:val="false"/>
-                <w:sz w:val="18"/>
-                <w:szCs w:val="18"/>
-                <w:color w:val="000000"/>
-              </w:rPr>
-            </w:pPr>
-            <w:r>
-              <w:rPr>
-                <w:rFonts w:ascii="Times New Roman" w:hAnsi="Times New Roman" w:eastAsia="Times New Roman" w:cs="Times New Roman"/>
-                <w:i w:val="false"/>
-                <w:b w:val="false"/>
-                <w:u w:val="none"/>
-                <w:strike w:val="false"/>
-                <w:sz w:val="18"/>
-                <w:szCs w:val="18"/>
-                <w:color w:val="000000"/>
-              </w:rPr>
-              <w:t xml:space="preserve">227</w:t>
-            </w:r>
-          </w:p>
-        </w:tc>
-        <w:tc>
-          <w:tcPr>
-            <w:tcBorders>
-              <w:bottom w:val="none" w:sz="0" w:space="0" w:color="000000"/>
-              <w:top w:val="none" w:sz="0" w:space="0" w:color="000000"/>
-              <w:left w:val="none" w:sz="0" w:space="0" w:color="000000"/>
-              <w:right w:val="none" w:sz="0" w:space="0" w:color="000000"/>
-            </w:tcBorders>
-            <w:shd w:val="clear" w:color="auto" w:fill="FFFFFF"/>
-            <w:tcMar>
-              <w:top w:w="0" w:type="dxa"/>
-              <w:bottom w:w="0" w:type="dxa"/>
-              <w:left w:w="0" w:type="dxa"/>
-              <w:right w:w="0" w:type="dxa"/>
-            </w:tcMar>
-            <w:vAlign w:val="center"/>
-          </w:tcPr>
-          <w:p>
-            <w:pPr>
-              <w:pStyle w:val="Normal"/>
-              <w:jc w:val="right"/>
-              <w:pBdr>
-                <w:bottom w:val="none" w:sz="0" w:space="0" w:color="000000"/>
-                <w:top w:val="none" w:sz="0" w:space="0" w:color="000000"/>
-                <w:left w:val="none" w:sz="0" w:space="0" w:color="000000"/>
-                <w:right w:val="none" w:sz="0" w:space="0" w:color="000000"/>
-              </w:pBdr>
-              <w:spacing w:after="100" w:before="100" w:line="240"/>
-              <w:ind w:left="100" w:right="100" w:firstLine="0" w:firstLineChars="0"/>
-              <w:rPr>
-                <w:rFonts w:ascii="Times New Roman" w:hAnsi="Times New Roman" w:eastAsia="Times New Roman" w:cs="Times New Roman"/>
-                <w:i w:val="false"/>
-                <w:b w:val="false"/>
-                <w:u w:val="none"/>
-                <w:strike w:val="false"/>
-                <w:sz w:val="18"/>
-                <w:szCs w:val="18"/>
-                <w:color w:val="000000"/>
-              </w:rPr>
-            </w:pPr>
-            <w:r>
-              <w:rPr>
-                <w:rFonts w:ascii="Times New Roman" w:hAnsi="Times New Roman" w:eastAsia="Times New Roman" w:cs="Times New Roman"/>
-                <w:i w:val="false"/>
-                <w:b w:val="false"/>
-                <w:u w:val="none"/>
-                <w:strike w:val="false"/>
-                <w:sz w:val="18"/>
-                <w:szCs w:val="18"/>
-                <w:color w:val="000000"/>
-              </w:rPr>
-              <w:t xml:space="preserve">70</w:t>
-            </w:r>
-          </w:p>
-        </w:tc>
-        <w:tc>
-          <w:tcPr>
-            <w:tcBorders>
-              <w:bottom w:val="none" w:sz="0" w:space="0" w:color="000000"/>
-              <w:top w:val="none" w:sz="0" w:space="0" w:color="000000"/>
-              <w:left w:val="none" w:sz="0" w:space="0" w:color="000000"/>
-              <w:right w:val="none" w:sz="0" w:space="0" w:color="000000"/>
-            </w:tcBorders>
-            <w:shd w:val="clear" w:color="auto" w:fill="FFFFFF"/>
-            <w:tcMar>
-              <w:top w:w="0" w:type="dxa"/>
-              <w:bottom w:w="0" w:type="dxa"/>
-              <w:left w:w="0" w:type="dxa"/>
-              <w:right w:w="0" w:type="dxa"/>
-            </w:tcMar>
-            <w:vAlign w:val="center"/>
-          </w:tcPr>
-          <w:p>
-            <w:pPr>
-              <w:pStyle w:val="Normal"/>
-              <w:jc w:val="left"/>
-              <w:pBdr>
-                <w:bottom w:val="none" w:sz="0" w:space="0" w:color="000000"/>
-                <w:top w:val="none" w:sz="0" w:space="0" w:color="000000"/>
-                <w:left w:val="none" w:sz="0" w:space="0" w:color="000000"/>
-                <w:right w:val="none" w:sz="0" w:space="0" w:color="000000"/>
-              </w:pBdr>
-              <w:spacing w:after="100" w:before="100" w:line="240"/>
-              <w:ind w:left="100" w:right="100" w:firstLine="0" w:firstLineChars="0"/>
-              <w:rPr>
-                <w:rFonts w:ascii="Times New Roman" w:hAnsi="Times New Roman" w:eastAsia="Times New Roman" w:cs="Times New Roman"/>
-                <w:i w:val="false"/>
-                <w:b w:val="false"/>
-                <w:u w:val="none"/>
-                <w:strike w:val="false"/>
-                <w:sz w:val="18"/>
-                <w:szCs w:val="18"/>
-                <w:color w:val="000000"/>
-              </w:rPr>
-            </w:pPr>
-            <w:r>
-              <w:rPr>
-                <w:rFonts w:ascii="Times New Roman" w:hAnsi="Times New Roman" w:eastAsia="Times New Roman" w:cs="Times New Roman"/>
-                <w:i w:val="false"/>
-                <w:b w:val="false"/>
-                <w:u w:val="none"/>
-                <w:strike w:val="false"/>
-                <w:sz w:val="18"/>
-                <w:szCs w:val="18"/>
-                <w:color w:val="000000"/>
-              </w:rPr>
-              <w:t xml:space="preserve">0.73 (0.54–0.99)</w:t>
-            </w:r>
-          </w:p>
-        </w:tc>
-        <w:tc>
-          <w:tcPr>
-            <w:tcBorders>
-              <w:bottom w:val="none" w:sz="0" w:space="0" w:color="000000"/>
-              <w:top w:val="none" w:sz="0" w:space="0" w:color="000000"/>
-              <w:left w:val="none" w:sz="0" w:space="0" w:color="000000"/>
-              <w:right w:val="none" w:sz="0" w:space="0" w:color="000000"/>
-            </w:tcBorders>
-            <w:shd w:val="clear" w:color="auto" w:fill="FFFFFF"/>
-            <w:tcMar>
-              <w:top w:w="0" w:type="dxa"/>
-              <w:bottom w:w="0" w:type="dxa"/>
-              <w:left w:w="0" w:type="dxa"/>
-              <w:right w:w="0" w:type="dxa"/>
-            </w:tcMar>
-            <w:vAlign w:val="center"/>
-          </w:tcPr>
-          <w:p>
-            <w:pPr>
-              <w:pStyle w:val="Normal"/>
-              <w:jc w:val="left"/>
-              <w:pBdr>
-                <w:bottom w:val="none" w:sz="0" w:space="0" w:color="000000"/>
-                <w:top w:val="none" w:sz="0" w:space="0" w:color="000000"/>
-                <w:left w:val="none" w:sz="0" w:space="0" w:color="000000"/>
-                <w:right w:val="none" w:sz="0" w:space="0" w:color="000000"/>
-              </w:pBdr>
-              <w:spacing w:after="100" w:before="100" w:line="240"/>
-              <w:ind w:left="100" w:right="100" w:firstLine="0" w:firstLineChars="0"/>
-              <w:rPr>
-                <w:rFonts w:ascii="Times New Roman" w:hAnsi="Times New Roman" w:eastAsia="Times New Roman" w:cs="Times New Roman"/>
-                <w:i w:val="false"/>
-                <w:b w:val="false"/>
-                <w:u w:val="none"/>
-                <w:strike w:val="false"/>
-                <w:sz w:val="18"/>
-                <w:szCs w:val="18"/>
-                <w:color w:val="000000"/>
-              </w:rPr>
-            </w:pPr>
-            <w:r>
-              <w:rPr>
-                <w:rFonts w:ascii="Times New Roman" w:hAnsi="Times New Roman" w:eastAsia="Times New Roman" w:cs="Times New Roman"/>
-                <w:i w:val="false"/>
-                <w:b w:val="false"/>
-                <w:u w:val="none"/>
-                <w:strike w:val="false"/>
-                <w:sz w:val="18"/>
-                <w:szCs w:val="18"/>
-                <w:color w:val="000000"/>
-              </w:rPr>
-              <w:t xml:space="preserve">0.040</w:t>
             </w:r>
           </w:p>
         </w:tc>
@@ -7220,117 +7220,117 @@
                 <w:szCs w:val="18"/>
                 <w:color w:val="000000"/>
               </w:rPr>
-              <w:t xml:space="preserve">Multivariable (MMR status known)</w:t>
-            </w:r>
-          </w:p>
-        </w:tc>
-        <w:tc>
-          <w:tcPr>
-            <w:tcBorders>
-              <w:bottom w:val="none" w:sz="0" w:space="0" w:color="000000"/>
-              <w:top w:val="none" w:sz="0" w:space="0" w:color="000000"/>
-              <w:left w:val="none" w:sz="0" w:space="0" w:color="000000"/>
-              <w:right w:val="none" w:sz="0" w:space="0" w:color="000000"/>
-            </w:tcBorders>
-            <w:shd w:val="clear" w:color="auto" w:fill="FFFFFF"/>
-            <w:tcMar>
-              <w:top w:w="0" w:type="dxa"/>
-              <w:bottom w:w="0" w:type="dxa"/>
-              <w:left w:w="0" w:type="dxa"/>
-              <w:right w:w="0" w:type="dxa"/>
-            </w:tcMar>
-            <w:vAlign w:val="center"/>
-          </w:tcPr>
-          <w:p>
-            <w:pPr>
-              <w:pStyle w:val="Normal"/>
-              <w:jc w:val="left"/>
-              <w:pBdr>
-                <w:bottom w:val="none" w:sz="0" w:space="0" w:color="000000"/>
-                <w:top w:val="none" w:sz="0" w:space="0" w:color="000000"/>
-                <w:left w:val="none" w:sz="0" w:space="0" w:color="000000"/>
-                <w:right w:val="none" w:sz="0" w:space="0" w:color="000000"/>
-              </w:pBdr>
-              <w:spacing w:after="100" w:before="100" w:line="240"/>
-              <w:ind w:left="100" w:right="100" w:firstLine="0" w:firstLineChars="0"/>
-              <w:rPr>
-                <w:rFonts w:ascii="Times New Roman" w:hAnsi="Times New Roman" w:eastAsia="Times New Roman" w:cs="Times New Roman"/>
-                <w:i w:val="false"/>
-                <w:b w:val="false"/>
-                <w:u w:val="none"/>
-                <w:strike w:val="false"/>
-                <w:sz w:val="18"/>
-                <w:szCs w:val="18"/>
-                <w:color w:val="000000"/>
-              </w:rPr>
-            </w:pPr>
-            <w:r>
-              <w:rPr>
-                <w:rFonts w:ascii="Times New Roman" w:hAnsi="Times New Roman" w:eastAsia="Times New Roman" w:cs="Times New Roman"/>
-                <w:i w:val="false"/>
-                <w:b w:val="false"/>
-                <w:u w:val="none"/>
-                <w:strike w:val="false"/>
-                <w:sz w:val="18"/>
-                <w:szCs w:val="18"/>
-                <w:color w:val="000000"/>
-              </w:rPr>
-              <w:t xml:space="preserve">Pathologic stage group</w:t>
-            </w:r>
-          </w:p>
-        </w:tc>
-        <w:tc>
-          <w:tcPr>
-            <w:tcBorders>
-              <w:bottom w:val="none" w:sz="0" w:space="0" w:color="000000"/>
-              <w:top w:val="none" w:sz="0" w:space="0" w:color="000000"/>
-              <w:left w:val="none" w:sz="0" w:space="0" w:color="000000"/>
-              <w:right w:val="none" w:sz="0" w:space="0" w:color="000000"/>
-            </w:tcBorders>
-            <w:shd w:val="clear" w:color="auto" w:fill="FFFFFF"/>
-            <w:tcMar>
-              <w:top w:w="0" w:type="dxa"/>
-              <w:bottom w:w="0" w:type="dxa"/>
-              <w:left w:w="0" w:type="dxa"/>
-              <w:right w:w="0" w:type="dxa"/>
-            </w:tcMar>
-            <w:vAlign w:val="center"/>
-          </w:tcPr>
-          <w:p>
-            <w:pPr>
-              <w:pStyle w:val="Normal"/>
-              <w:jc w:val="left"/>
-              <w:pBdr>
-                <w:bottom w:val="none" w:sz="0" w:space="0" w:color="000000"/>
-                <w:top w:val="none" w:sz="0" w:space="0" w:color="000000"/>
-                <w:left w:val="none" w:sz="0" w:space="0" w:color="000000"/>
-                <w:right w:val="none" w:sz="0" w:space="0" w:color="000000"/>
-              </w:pBdr>
-              <w:spacing w:after="100" w:before="100" w:line="240"/>
-              <w:ind w:left="100" w:right="100" w:firstLine="0" w:firstLineChars="0"/>
-              <w:rPr>
-                <w:rFonts w:ascii="Times New Roman" w:hAnsi="Times New Roman" w:eastAsia="Times New Roman" w:cs="Times New Roman"/>
-                <w:i w:val="false"/>
-                <w:b w:val="false"/>
-                <w:u w:val="none"/>
-                <w:strike w:val="false"/>
-                <w:sz w:val="18"/>
-                <w:szCs w:val="18"/>
-                <w:color w:val="000000"/>
-              </w:rPr>
-            </w:pPr>
-            <w:r>
-              <w:rPr>
-                <w:rFonts w:ascii="Times New Roman" w:hAnsi="Times New Roman" w:eastAsia="Times New Roman" w:cs="Times New Roman"/>
-                <w:i w:val="false"/>
-                <w:b w:val="false"/>
-                <w:u w:val="none"/>
-                <w:strike w:val="false"/>
-                <w:sz w:val="18"/>
-                <w:szCs w:val="18"/>
-                <w:color w:val="000000"/>
-              </w:rPr>
-              <w:t xml:space="preserve">I–II (ref)</w:t>
+              <w:t xml:space="preserve">Multivariable + MMR status</w:t>
+            </w:r>
+          </w:p>
+        </w:tc>
+        <w:tc>
+          <w:tcPr>
+            <w:tcBorders>
+              <w:bottom w:val="none" w:sz="0" w:space="0" w:color="000000"/>
+              <w:top w:val="none" w:sz="0" w:space="0" w:color="000000"/>
+              <w:left w:val="none" w:sz="0" w:space="0" w:color="000000"/>
+              <w:right w:val="none" w:sz="0" w:space="0" w:color="000000"/>
+            </w:tcBorders>
+            <w:shd w:val="clear" w:color="auto" w:fill="FFFFFF"/>
+            <w:tcMar>
+              <w:top w:w="0" w:type="dxa"/>
+              <w:bottom w:w="0" w:type="dxa"/>
+              <w:left w:w="0" w:type="dxa"/>
+              <w:right w:w="0" w:type="dxa"/>
+            </w:tcMar>
+            <w:vAlign w:val="center"/>
+          </w:tcPr>
+          <w:p>
+            <w:pPr>
+              <w:pStyle w:val="Normal"/>
+              <w:jc w:val="left"/>
+              <w:pBdr>
+                <w:bottom w:val="none" w:sz="0" w:space="0" w:color="000000"/>
+                <w:top w:val="none" w:sz="0" w:space="0" w:color="000000"/>
+                <w:left w:val="none" w:sz="0" w:space="0" w:color="000000"/>
+                <w:right w:val="none" w:sz="0" w:space="0" w:color="000000"/>
+              </w:pBdr>
+              <w:spacing w:after="100" w:before="100" w:line="240"/>
+              <w:ind w:left="100" w:right="100" w:firstLine="0" w:firstLineChars="0"/>
+              <w:rPr>
+                <w:rFonts w:ascii="Times New Roman" w:hAnsi="Times New Roman" w:eastAsia="Times New Roman" w:cs="Times New Roman"/>
+                <w:i w:val="false"/>
+                <w:b w:val="false"/>
+                <w:u w:val="none"/>
+                <w:strike w:val="false"/>
+                <w:sz w:val="18"/>
+                <w:szCs w:val="18"/>
+                <w:color w:val="000000"/>
+              </w:rPr>
+            </w:pPr>
+            <w:r>
+              <w:rPr>
+                <w:rFonts w:ascii="Times New Roman" w:hAnsi="Times New Roman" w:eastAsia="Times New Roman" w:cs="Times New Roman"/>
+                <w:i w:val="false"/>
+                <w:b w:val="false"/>
+                <w:u w:val="none"/>
+                <w:strike w:val="false"/>
+                <w:sz w:val="18"/>
+                <w:szCs w:val="18"/>
+                <w:color w:val="000000"/>
+              </w:rPr>
+              <w:t xml:space="preserve"/>
+            </w:r>
+          </w:p>
+        </w:tc>
+        <w:tc>
+          <w:tcPr>
+            <w:tcBorders>
+              <w:bottom w:val="none" w:sz="0" w:space="0" w:color="000000"/>
+              <w:top w:val="none" w:sz="0" w:space="0" w:color="000000"/>
+              <w:left w:val="none" w:sz="0" w:space="0" w:color="000000"/>
+              <w:right w:val="none" w:sz="0" w:space="0" w:color="000000"/>
+            </w:tcBorders>
+            <w:shd w:val="clear" w:color="auto" w:fill="FFFFFF"/>
+            <w:tcMar>
+              <w:top w:w="0" w:type="dxa"/>
+              <w:bottom w:w="0" w:type="dxa"/>
+              <w:left w:w="0" w:type="dxa"/>
+              <w:right w:w="0" w:type="dxa"/>
+            </w:tcMar>
+            <w:vAlign w:val="center"/>
+          </w:tcPr>
+          <w:p>
+            <w:pPr>
+              <w:pStyle w:val="Normal"/>
+              <w:jc w:val="left"/>
+              <w:pBdr>
+                <w:bottom w:val="none" w:sz="0" w:space="0" w:color="000000"/>
+                <w:top w:val="none" w:sz="0" w:space="0" w:color="000000"/>
+                <w:left w:val="none" w:sz="0" w:space="0" w:color="000000"/>
+                <w:right w:val="none" w:sz="0" w:space="0" w:color="000000"/>
+              </w:pBdr>
+              <w:spacing w:after="100" w:before="100" w:line="240"/>
+              <w:ind w:left="100" w:right="100" w:firstLine="0" w:firstLineChars="0"/>
+              <w:rPr>
+                <w:rFonts w:ascii="Times New Roman" w:hAnsi="Times New Roman" w:eastAsia="Times New Roman" w:cs="Times New Roman"/>
+                <w:i w:val="false"/>
+                <w:b w:val="false"/>
+                <w:u w:val="none"/>
+                <w:strike w:val="false"/>
+                <w:sz w:val="18"/>
+                <w:szCs w:val="18"/>
+                <w:color w:val="000000"/>
+              </w:rPr>
+            </w:pPr>
+            <w:r>
+              <w:rPr>
+                <w:rFonts w:ascii="Times New Roman" w:hAnsi="Times New Roman" w:eastAsia="Times New Roman" w:cs="Times New Roman"/>
+                <w:i w:val="false"/>
+                <w:b w:val="false"/>
+                <w:u w:val="none"/>
+                <w:strike w:val="false"/>
+                <w:sz w:val="18"/>
+                <w:szCs w:val="18"/>
+                <w:color w:val="000000"/>
+              </w:rPr>
+              <w:t xml:space="preserve">Female</w:t>
             </w:r>
           </w:p>
         </w:tc>
@@ -7385,7 +7385,7 @@
                 <w:szCs w:val="18"/>
                 <w:color w:val="000000"/>
               </w:rPr>
-              <w:t xml:space="preserve">252</w:t>
+              <w:t xml:space="preserve">227</w:t>
             </w:r>
           </w:p>
         </w:tc>
@@ -7440,117 +7440,117 @@
                 <w:szCs w:val="18"/>
                 <w:color w:val="000000"/>
               </w:rPr>
-              <w:t xml:space="preserve">69</w:t>
-            </w:r>
-          </w:p>
-        </w:tc>
-        <w:tc>
-          <w:tcPr>
-            <w:tcBorders>
-              <w:bottom w:val="none" w:sz="0" w:space="0" w:color="000000"/>
-              <w:top w:val="none" w:sz="0" w:space="0" w:color="000000"/>
-              <w:left w:val="none" w:sz="0" w:space="0" w:color="000000"/>
-              <w:right w:val="none" w:sz="0" w:space="0" w:color="000000"/>
-            </w:tcBorders>
-            <w:shd w:val="clear" w:color="auto" w:fill="FFFFFF"/>
-            <w:tcMar>
-              <w:top w:w="0" w:type="dxa"/>
-              <w:bottom w:w="0" w:type="dxa"/>
-              <w:left w:w="0" w:type="dxa"/>
-              <w:right w:w="0" w:type="dxa"/>
-            </w:tcMar>
-            <w:vAlign w:val="center"/>
-          </w:tcPr>
-          <w:p>
-            <w:pPr>
-              <w:pStyle w:val="Normal"/>
-              <w:jc w:val="left"/>
-              <w:pBdr>
-                <w:bottom w:val="none" w:sz="0" w:space="0" w:color="000000"/>
-                <w:top w:val="none" w:sz="0" w:space="0" w:color="000000"/>
-                <w:left w:val="none" w:sz="0" w:space="0" w:color="000000"/>
-                <w:right w:val="none" w:sz="0" w:space="0" w:color="000000"/>
-              </w:pBdr>
-              <w:spacing w:after="100" w:before="100" w:line="240"/>
-              <w:ind w:left="100" w:right="100" w:firstLine="0" w:firstLineChars="0"/>
-              <w:rPr>
-                <w:rFonts w:ascii="Times New Roman" w:hAnsi="Times New Roman" w:eastAsia="Times New Roman" w:cs="Times New Roman"/>
-                <w:i w:val="false"/>
-                <w:b w:val="false"/>
-                <w:u w:val="none"/>
-                <w:strike w:val="false"/>
-                <w:sz w:val="18"/>
-                <w:szCs w:val="18"/>
-                <w:color w:val="000000"/>
-              </w:rPr>
-            </w:pPr>
-            <w:r>
-              <w:rPr>
-                <w:rFonts w:ascii="Times New Roman" w:hAnsi="Times New Roman" w:eastAsia="Times New Roman" w:cs="Times New Roman"/>
-                <w:i w:val="false"/>
-                <w:b w:val="false"/>
-                <w:u w:val="none"/>
-                <w:strike w:val="false"/>
-                <w:sz w:val="18"/>
-                <w:szCs w:val="18"/>
-                <w:color w:val="000000"/>
-              </w:rPr>
-              <w:t xml:space="preserve">Reference</w:t>
-            </w:r>
-          </w:p>
-        </w:tc>
-        <w:tc>
-          <w:tcPr>
-            <w:tcBorders>
-              <w:bottom w:val="none" w:sz="0" w:space="0" w:color="000000"/>
-              <w:top w:val="none" w:sz="0" w:space="0" w:color="000000"/>
-              <w:left w:val="none" w:sz="0" w:space="0" w:color="000000"/>
-              <w:right w:val="none" w:sz="0" w:space="0" w:color="000000"/>
-            </w:tcBorders>
-            <w:shd w:val="clear" w:color="auto" w:fill="FFFFFF"/>
-            <w:tcMar>
-              <w:top w:w="0" w:type="dxa"/>
-              <w:bottom w:w="0" w:type="dxa"/>
-              <w:left w:w="0" w:type="dxa"/>
-              <w:right w:w="0" w:type="dxa"/>
-            </w:tcMar>
-            <w:vAlign w:val="center"/>
-          </w:tcPr>
-          <w:p>
-            <w:pPr>
-              <w:pStyle w:val="Normal"/>
-              <w:jc w:val="left"/>
-              <w:pBdr>
-                <w:bottom w:val="none" w:sz="0" w:space="0" w:color="000000"/>
-                <w:top w:val="none" w:sz="0" w:space="0" w:color="000000"/>
-                <w:left w:val="none" w:sz="0" w:space="0" w:color="000000"/>
-                <w:right w:val="none" w:sz="0" w:space="0" w:color="000000"/>
-              </w:pBdr>
-              <w:spacing w:after="100" w:before="100" w:line="240"/>
-              <w:ind w:left="100" w:right="100" w:firstLine="0" w:firstLineChars="0"/>
-              <w:rPr>
-                <w:rFonts w:ascii="Times New Roman" w:hAnsi="Times New Roman" w:eastAsia="Times New Roman" w:cs="Times New Roman"/>
-                <w:i w:val="false"/>
-                <w:b w:val="false"/>
-                <w:u w:val="none"/>
-                <w:strike w:val="false"/>
-                <w:sz w:val="18"/>
-                <w:szCs w:val="18"/>
-                <w:color w:val="000000"/>
-              </w:rPr>
-            </w:pPr>
-            <w:r>
-              <w:rPr>
-                <w:rFonts w:ascii="Times New Roman" w:hAnsi="Times New Roman" w:eastAsia="Times New Roman" w:cs="Times New Roman"/>
-                <w:i w:val="false"/>
-                <w:b w:val="false"/>
-                <w:u w:val="none"/>
-                <w:strike w:val="false"/>
-                <w:sz w:val="18"/>
-                <w:szCs w:val="18"/>
-                <w:color w:val="000000"/>
-              </w:rPr>
-              <w:t xml:space="preserve"/>
+              <w:t xml:space="preserve">70</w:t>
+            </w:r>
+          </w:p>
+        </w:tc>
+        <w:tc>
+          <w:tcPr>
+            <w:tcBorders>
+              <w:bottom w:val="none" w:sz="0" w:space="0" w:color="000000"/>
+              <w:top w:val="none" w:sz="0" w:space="0" w:color="000000"/>
+              <w:left w:val="none" w:sz="0" w:space="0" w:color="000000"/>
+              <w:right w:val="none" w:sz="0" w:space="0" w:color="000000"/>
+            </w:tcBorders>
+            <w:shd w:val="clear" w:color="auto" w:fill="FFFFFF"/>
+            <w:tcMar>
+              <w:top w:w="0" w:type="dxa"/>
+              <w:bottom w:w="0" w:type="dxa"/>
+              <w:left w:w="0" w:type="dxa"/>
+              <w:right w:w="0" w:type="dxa"/>
+            </w:tcMar>
+            <w:vAlign w:val="center"/>
+          </w:tcPr>
+          <w:p>
+            <w:pPr>
+              <w:pStyle w:val="Normal"/>
+              <w:jc w:val="left"/>
+              <w:pBdr>
+                <w:bottom w:val="none" w:sz="0" w:space="0" w:color="000000"/>
+                <w:top w:val="none" w:sz="0" w:space="0" w:color="000000"/>
+                <w:left w:val="none" w:sz="0" w:space="0" w:color="000000"/>
+                <w:right w:val="none" w:sz="0" w:space="0" w:color="000000"/>
+              </w:pBdr>
+              <w:spacing w:after="100" w:before="100" w:line="240"/>
+              <w:ind w:left="100" w:right="100" w:firstLine="0" w:firstLineChars="0"/>
+              <w:rPr>
+                <w:rFonts w:ascii="Times New Roman" w:hAnsi="Times New Roman" w:eastAsia="Times New Roman" w:cs="Times New Roman"/>
+                <w:i w:val="false"/>
+                <w:b w:val="false"/>
+                <w:u w:val="none"/>
+                <w:strike w:val="false"/>
+                <w:sz w:val="18"/>
+                <w:szCs w:val="18"/>
+                <w:color w:val="000000"/>
+              </w:rPr>
+            </w:pPr>
+            <w:r>
+              <w:rPr>
+                <w:rFonts w:ascii="Times New Roman" w:hAnsi="Times New Roman" w:eastAsia="Times New Roman" w:cs="Times New Roman"/>
+                <w:i w:val="false"/>
+                <w:b w:val="false"/>
+                <w:u w:val="none"/>
+                <w:strike w:val="false"/>
+                <w:sz w:val="18"/>
+                <w:szCs w:val="18"/>
+                <w:color w:val="000000"/>
+              </w:rPr>
+              <w:t xml:space="preserve">0.79 (0.58–1.07)</w:t>
+            </w:r>
+          </w:p>
+        </w:tc>
+        <w:tc>
+          <w:tcPr>
+            <w:tcBorders>
+              <w:bottom w:val="none" w:sz="0" w:space="0" w:color="000000"/>
+              <w:top w:val="none" w:sz="0" w:space="0" w:color="000000"/>
+              <w:left w:val="none" w:sz="0" w:space="0" w:color="000000"/>
+              <w:right w:val="none" w:sz="0" w:space="0" w:color="000000"/>
+            </w:tcBorders>
+            <w:shd w:val="clear" w:color="auto" w:fill="FFFFFF"/>
+            <w:tcMar>
+              <w:top w:w="0" w:type="dxa"/>
+              <w:bottom w:w="0" w:type="dxa"/>
+              <w:left w:w="0" w:type="dxa"/>
+              <w:right w:w="0" w:type="dxa"/>
+            </w:tcMar>
+            <w:vAlign w:val="center"/>
+          </w:tcPr>
+          <w:p>
+            <w:pPr>
+              <w:pStyle w:val="Normal"/>
+              <w:jc w:val="left"/>
+              <w:pBdr>
+                <w:bottom w:val="none" w:sz="0" w:space="0" w:color="000000"/>
+                <w:top w:val="none" w:sz="0" w:space="0" w:color="000000"/>
+                <w:left w:val="none" w:sz="0" w:space="0" w:color="000000"/>
+                <w:right w:val="none" w:sz="0" w:space="0" w:color="000000"/>
+              </w:pBdr>
+              <w:spacing w:after="100" w:before="100" w:line="240"/>
+              <w:ind w:left="100" w:right="100" w:firstLine="0" w:firstLineChars="0"/>
+              <w:rPr>
+                <w:rFonts w:ascii="Times New Roman" w:hAnsi="Times New Roman" w:eastAsia="Times New Roman" w:cs="Times New Roman"/>
+                <w:i w:val="false"/>
+                <w:b w:val="false"/>
+                <w:u w:val="none"/>
+                <w:strike w:val="false"/>
+                <w:sz w:val="18"/>
+                <w:szCs w:val="18"/>
+                <w:color w:val="000000"/>
+              </w:rPr>
+            </w:pPr>
+            <w:r>
+              <w:rPr>
+                <w:rFonts w:ascii="Times New Roman" w:hAnsi="Times New Roman" w:eastAsia="Times New Roman" w:cs="Times New Roman"/>
+                <w:i w:val="false"/>
+                <w:b w:val="false"/>
+                <w:u w:val="none"/>
+                <w:strike w:val="false"/>
+                <w:sz w:val="18"/>
+                <w:szCs w:val="18"/>
+                <w:color w:val="000000"/>
+              </w:rPr>
+              <w:t xml:space="preserve">0.128</w:t>
             </w:r>
           </w:p>
         </w:tc>
@@ -7665,7 +7665,282 @@
                 <w:szCs w:val="18"/>
                 <w:color w:val="000000"/>
               </w:rPr>
-              <w:t xml:space="preserve">Multivariable (MMR status known)</w:t>
+              <w:t xml:space="preserve">Multivariable + MMR status</w:t>
+            </w:r>
+          </w:p>
+        </w:tc>
+        <w:tc>
+          <w:tcPr>
+            <w:tcBorders>
+              <w:bottom w:val="none" w:sz="0" w:space="0" w:color="000000"/>
+              <w:top w:val="none" w:sz="0" w:space="0" w:color="000000"/>
+              <w:left w:val="none" w:sz="0" w:space="0" w:color="000000"/>
+              <w:right w:val="none" w:sz="0" w:space="0" w:color="000000"/>
+            </w:tcBorders>
+            <w:shd w:val="clear" w:color="auto" w:fill="FFFFFF"/>
+            <w:tcMar>
+              <w:top w:w="0" w:type="dxa"/>
+              <w:bottom w:w="0" w:type="dxa"/>
+              <w:left w:w="0" w:type="dxa"/>
+              <w:right w:w="0" w:type="dxa"/>
+            </w:tcMar>
+            <w:vAlign w:val="center"/>
+          </w:tcPr>
+          <w:p>
+            <w:pPr>
+              <w:pStyle w:val="Normal"/>
+              <w:jc w:val="left"/>
+              <w:pBdr>
+                <w:bottom w:val="none" w:sz="0" w:space="0" w:color="000000"/>
+                <w:top w:val="none" w:sz="0" w:space="0" w:color="000000"/>
+                <w:left w:val="none" w:sz="0" w:space="0" w:color="000000"/>
+                <w:right w:val="none" w:sz="0" w:space="0" w:color="000000"/>
+              </w:pBdr>
+              <w:spacing w:after="100" w:before="100" w:line="240"/>
+              <w:ind w:left="100" w:right="100" w:firstLine="0" w:firstLineChars="0"/>
+              <w:rPr>
+                <w:rFonts w:ascii="Times New Roman" w:hAnsi="Times New Roman" w:eastAsia="Times New Roman" w:cs="Times New Roman"/>
+                <w:i w:val="false"/>
+                <w:b w:val="false"/>
+                <w:u w:val="none"/>
+                <w:strike w:val="false"/>
+                <w:sz w:val="18"/>
+                <w:szCs w:val="18"/>
+                <w:color w:val="000000"/>
+              </w:rPr>
+            </w:pPr>
+            <w:r>
+              <w:rPr>
+                <w:rFonts w:ascii="Times New Roman" w:hAnsi="Times New Roman" w:eastAsia="Times New Roman" w:cs="Times New Roman"/>
+                <w:i w:val="false"/>
+                <w:b w:val="false"/>
+                <w:u w:val="none"/>
+                <w:strike w:val="false"/>
+                <w:sz w:val="18"/>
+                <w:szCs w:val="18"/>
+                <w:color w:val="000000"/>
+              </w:rPr>
+              <w:t xml:space="preserve">Pathologic stage group</w:t>
+            </w:r>
+          </w:p>
+        </w:tc>
+        <w:tc>
+          <w:tcPr>
+            <w:tcBorders>
+              <w:bottom w:val="none" w:sz="0" w:space="0" w:color="000000"/>
+              <w:top w:val="none" w:sz="0" w:space="0" w:color="000000"/>
+              <w:left w:val="none" w:sz="0" w:space="0" w:color="000000"/>
+              <w:right w:val="none" w:sz="0" w:space="0" w:color="000000"/>
+            </w:tcBorders>
+            <w:shd w:val="clear" w:color="auto" w:fill="FFFFFF"/>
+            <w:tcMar>
+              <w:top w:w="0" w:type="dxa"/>
+              <w:bottom w:w="0" w:type="dxa"/>
+              <w:left w:w="0" w:type="dxa"/>
+              <w:right w:w="0" w:type="dxa"/>
+            </w:tcMar>
+            <w:vAlign w:val="center"/>
+          </w:tcPr>
+          <w:p>
+            <w:pPr>
+              <w:pStyle w:val="Normal"/>
+              <w:jc w:val="left"/>
+              <w:pBdr>
+                <w:bottom w:val="none" w:sz="0" w:space="0" w:color="000000"/>
+                <w:top w:val="none" w:sz="0" w:space="0" w:color="000000"/>
+                <w:left w:val="none" w:sz="0" w:space="0" w:color="000000"/>
+                <w:right w:val="none" w:sz="0" w:space="0" w:color="000000"/>
+              </w:pBdr>
+              <w:spacing w:after="100" w:before="100" w:line="240"/>
+              <w:ind w:left="100" w:right="100" w:firstLine="0" w:firstLineChars="0"/>
+              <w:rPr>
+                <w:rFonts w:ascii="Times New Roman" w:hAnsi="Times New Roman" w:eastAsia="Times New Roman" w:cs="Times New Roman"/>
+                <w:i w:val="false"/>
+                <w:b w:val="false"/>
+                <w:u w:val="none"/>
+                <w:strike w:val="false"/>
+                <w:sz w:val="18"/>
+                <w:szCs w:val="18"/>
+                <w:color w:val="000000"/>
+              </w:rPr>
+            </w:pPr>
+            <w:r>
+              <w:rPr>
+                <w:rFonts w:ascii="Times New Roman" w:hAnsi="Times New Roman" w:eastAsia="Times New Roman" w:cs="Times New Roman"/>
+                <w:i w:val="false"/>
+                <w:b w:val="false"/>
+                <w:u w:val="none"/>
+                <w:strike w:val="false"/>
+                <w:sz w:val="18"/>
+                <w:szCs w:val="18"/>
+                <w:color w:val="000000"/>
+              </w:rPr>
+              <w:t xml:space="preserve">I–II (ref)</w:t>
+            </w:r>
+          </w:p>
+        </w:tc>
+        <w:tc>
+          <w:tcPr>
+            <w:tcBorders>
+              <w:bottom w:val="none" w:sz="0" w:space="0" w:color="000000"/>
+              <w:top w:val="none" w:sz="0" w:space="0" w:color="000000"/>
+              <w:left w:val="none" w:sz="0" w:space="0" w:color="000000"/>
+              <w:right w:val="none" w:sz="0" w:space="0" w:color="000000"/>
+            </w:tcBorders>
+            <w:shd w:val="clear" w:color="auto" w:fill="FFFFFF"/>
+            <w:tcMar>
+              <w:top w:w="0" w:type="dxa"/>
+              <w:bottom w:w="0" w:type="dxa"/>
+              <w:left w:w="0" w:type="dxa"/>
+              <w:right w:w="0" w:type="dxa"/>
+            </w:tcMar>
+            <w:vAlign w:val="center"/>
+          </w:tcPr>
+          <w:p>
+            <w:pPr>
+              <w:pStyle w:val="Normal"/>
+              <w:jc w:val="right"/>
+              <w:pBdr>
+                <w:bottom w:val="none" w:sz="0" w:space="0" w:color="000000"/>
+                <w:top w:val="none" w:sz="0" w:space="0" w:color="000000"/>
+                <w:left w:val="none" w:sz="0" w:space="0" w:color="000000"/>
+                <w:right w:val="none" w:sz="0" w:space="0" w:color="000000"/>
+              </w:pBdr>
+              <w:spacing w:after="100" w:before="100" w:line="240"/>
+              <w:ind w:left="100" w:right="100" w:firstLine="0" w:firstLineChars="0"/>
+              <w:rPr>
+                <w:rFonts w:ascii="Times New Roman" w:hAnsi="Times New Roman" w:eastAsia="Times New Roman" w:cs="Times New Roman"/>
+                <w:i w:val="false"/>
+                <w:b w:val="false"/>
+                <w:u w:val="none"/>
+                <w:strike w:val="false"/>
+                <w:sz w:val="18"/>
+                <w:szCs w:val="18"/>
+                <w:color w:val="000000"/>
+              </w:rPr>
+            </w:pPr>
+            <w:r>
+              <w:rPr>
+                <w:rFonts w:ascii="Times New Roman" w:hAnsi="Times New Roman" w:eastAsia="Times New Roman" w:cs="Times New Roman"/>
+                <w:i w:val="false"/>
+                <w:b w:val="false"/>
+                <w:u w:val="none"/>
+                <w:strike w:val="false"/>
+                <w:sz w:val="18"/>
+                <w:szCs w:val="18"/>
+                <w:color w:val="000000"/>
+              </w:rPr>
+              <w:t xml:space="preserve">253</w:t>
+            </w:r>
+          </w:p>
+        </w:tc>
+        <w:tc>
+          <w:tcPr>
+            <w:tcBorders>
+              <w:bottom w:val="none" w:sz="0" w:space="0" w:color="000000"/>
+              <w:top w:val="none" w:sz="0" w:space="0" w:color="000000"/>
+              <w:left w:val="none" w:sz="0" w:space="0" w:color="000000"/>
+              <w:right w:val="none" w:sz="0" w:space="0" w:color="000000"/>
+            </w:tcBorders>
+            <w:shd w:val="clear" w:color="auto" w:fill="FFFFFF"/>
+            <w:tcMar>
+              <w:top w:w="0" w:type="dxa"/>
+              <w:bottom w:w="0" w:type="dxa"/>
+              <w:left w:w="0" w:type="dxa"/>
+              <w:right w:w="0" w:type="dxa"/>
+            </w:tcMar>
+            <w:vAlign w:val="center"/>
+          </w:tcPr>
+          <w:p>
+            <w:pPr>
+              <w:pStyle w:val="Normal"/>
+              <w:jc w:val="right"/>
+              <w:pBdr>
+                <w:bottom w:val="none" w:sz="0" w:space="0" w:color="000000"/>
+                <w:top w:val="none" w:sz="0" w:space="0" w:color="000000"/>
+                <w:left w:val="none" w:sz="0" w:space="0" w:color="000000"/>
+                <w:right w:val="none" w:sz="0" w:space="0" w:color="000000"/>
+              </w:pBdr>
+              <w:spacing w:after="100" w:before="100" w:line="240"/>
+              <w:ind w:left="100" w:right="100" w:firstLine="0" w:firstLineChars="0"/>
+              <w:rPr>
+                <w:rFonts w:ascii="Times New Roman" w:hAnsi="Times New Roman" w:eastAsia="Times New Roman" w:cs="Times New Roman"/>
+                <w:i w:val="false"/>
+                <w:b w:val="false"/>
+                <w:u w:val="none"/>
+                <w:strike w:val="false"/>
+                <w:sz w:val="18"/>
+                <w:szCs w:val="18"/>
+                <w:color w:val="000000"/>
+              </w:rPr>
+            </w:pPr>
+            <w:r>
+              <w:rPr>
+                <w:rFonts w:ascii="Times New Roman" w:hAnsi="Times New Roman" w:eastAsia="Times New Roman" w:cs="Times New Roman"/>
+                <w:i w:val="false"/>
+                <w:b w:val="false"/>
+                <w:u w:val="none"/>
+                <w:strike w:val="false"/>
+                <w:sz w:val="18"/>
+                <w:szCs w:val="18"/>
+                <w:color w:val="000000"/>
+              </w:rPr>
+              <w:t xml:space="preserve">69</w:t>
+            </w:r>
+          </w:p>
+        </w:tc>
+        <w:tc>
+          <w:tcPr>
+            <w:tcBorders>
+              <w:bottom w:val="none" w:sz="0" w:space="0" w:color="000000"/>
+              <w:top w:val="none" w:sz="0" w:space="0" w:color="000000"/>
+              <w:left w:val="none" w:sz="0" w:space="0" w:color="000000"/>
+              <w:right w:val="none" w:sz="0" w:space="0" w:color="000000"/>
+            </w:tcBorders>
+            <w:shd w:val="clear" w:color="auto" w:fill="FFFFFF"/>
+            <w:tcMar>
+              <w:top w:w="0" w:type="dxa"/>
+              <w:bottom w:w="0" w:type="dxa"/>
+              <w:left w:w="0" w:type="dxa"/>
+              <w:right w:w="0" w:type="dxa"/>
+            </w:tcMar>
+            <w:vAlign w:val="center"/>
+          </w:tcPr>
+          <w:p>
+            <w:pPr>
+              <w:pStyle w:val="Normal"/>
+              <w:jc w:val="left"/>
+              <w:pBdr>
+                <w:bottom w:val="none" w:sz="0" w:space="0" w:color="000000"/>
+                <w:top w:val="none" w:sz="0" w:space="0" w:color="000000"/>
+                <w:left w:val="none" w:sz="0" w:space="0" w:color="000000"/>
+                <w:right w:val="none" w:sz="0" w:space="0" w:color="000000"/>
+              </w:pBdr>
+              <w:spacing w:after="100" w:before="100" w:line="240"/>
+              <w:ind w:left="100" w:right="100" w:firstLine="0" w:firstLineChars="0"/>
+              <w:rPr>
+                <w:rFonts w:ascii="Times New Roman" w:hAnsi="Times New Roman" w:eastAsia="Times New Roman" w:cs="Times New Roman"/>
+                <w:i w:val="false"/>
+                <w:b w:val="false"/>
+                <w:u w:val="none"/>
+                <w:strike w:val="false"/>
+                <w:sz w:val="18"/>
+                <w:szCs w:val="18"/>
+                <w:color w:val="000000"/>
+              </w:rPr>
+            </w:pPr>
+            <w:r>
+              <w:rPr>
+                <w:rFonts w:ascii="Times New Roman" w:hAnsi="Times New Roman" w:eastAsia="Times New Roman" w:cs="Times New Roman"/>
+                <w:i w:val="false"/>
+                <w:b w:val="false"/>
+                <w:u w:val="none"/>
+                <w:strike w:val="false"/>
+                <w:sz w:val="18"/>
+                <w:szCs w:val="18"/>
+                <w:color w:val="000000"/>
+              </w:rPr>
+              <w:t xml:space="preserve">Reference</w:t>
             </w:r>
           </w:p>
         </w:tc>
@@ -7721,281 +7996,6 @@
                 <w:color w:val="000000"/>
               </w:rPr>
               <w:t xml:space="preserve"/>
-            </w:r>
-          </w:p>
-        </w:tc>
-        <w:tc>
-          <w:tcPr>
-            <w:tcBorders>
-              <w:bottom w:val="none" w:sz="0" w:space="0" w:color="000000"/>
-              <w:top w:val="none" w:sz="0" w:space="0" w:color="000000"/>
-              <w:left w:val="none" w:sz="0" w:space="0" w:color="000000"/>
-              <w:right w:val="none" w:sz="0" w:space="0" w:color="000000"/>
-            </w:tcBorders>
-            <w:shd w:val="clear" w:color="auto" w:fill="FFFFFF"/>
-            <w:tcMar>
-              <w:top w:w="0" w:type="dxa"/>
-              <w:bottom w:w="0" w:type="dxa"/>
-              <w:left w:w="0" w:type="dxa"/>
-              <w:right w:w="0" w:type="dxa"/>
-            </w:tcMar>
-            <w:vAlign w:val="center"/>
-          </w:tcPr>
-          <w:p>
-            <w:pPr>
-              <w:pStyle w:val="Normal"/>
-              <w:jc w:val="left"/>
-              <w:pBdr>
-                <w:bottom w:val="none" w:sz="0" w:space="0" w:color="000000"/>
-                <w:top w:val="none" w:sz="0" w:space="0" w:color="000000"/>
-                <w:left w:val="none" w:sz="0" w:space="0" w:color="000000"/>
-                <w:right w:val="none" w:sz="0" w:space="0" w:color="000000"/>
-              </w:pBdr>
-              <w:spacing w:after="100" w:before="100" w:line="240"/>
-              <w:ind w:left="100" w:right="100" w:firstLine="0" w:firstLineChars="0"/>
-              <w:rPr>
-                <w:rFonts w:ascii="Times New Roman" w:hAnsi="Times New Roman" w:eastAsia="Times New Roman" w:cs="Times New Roman"/>
-                <w:i w:val="false"/>
-                <w:b w:val="false"/>
-                <w:u w:val="none"/>
-                <w:strike w:val="false"/>
-                <w:sz w:val="18"/>
-                <w:szCs w:val="18"/>
-                <w:color w:val="000000"/>
-              </w:rPr>
-            </w:pPr>
-            <w:r>
-              <w:rPr>
-                <w:rFonts w:ascii="Times New Roman" w:hAnsi="Times New Roman" w:eastAsia="Times New Roman" w:cs="Times New Roman"/>
-                <w:i w:val="false"/>
-                <w:b w:val="false"/>
-                <w:u w:val="none"/>
-                <w:strike w:val="false"/>
-                <w:sz w:val="18"/>
-                <w:szCs w:val="18"/>
-                <w:color w:val="000000"/>
-              </w:rPr>
-              <w:t xml:space="preserve">III–IV</w:t>
-            </w:r>
-          </w:p>
-        </w:tc>
-        <w:tc>
-          <w:tcPr>
-            <w:tcBorders>
-              <w:bottom w:val="none" w:sz="0" w:space="0" w:color="000000"/>
-              <w:top w:val="none" w:sz="0" w:space="0" w:color="000000"/>
-              <w:left w:val="none" w:sz="0" w:space="0" w:color="000000"/>
-              <w:right w:val="none" w:sz="0" w:space="0" w:color="000000"/>
-            </w:tcBorders>
-            <w:shd w:val="clear" w:color="auto" w:fill="FFFFFF"/>
-            <w:tcMar>
-              <w:top w:w="0" w:type="dxa"/>
-              <w:bottom w:w="0" w:type="dxa"/>
-              <w:left w:w="0" w:type="dxa"/>
-              <w:right w:w="0" w:type="dxa"/>
-            </w:tcMar>
-            <w:vAlign w:val="center"/>
-          </w:tcPr>
-          <w:p>
-            <w:pPr>
-              <w:pStyle w:val="Normal"/>
-              <w:jc w:val="right"/>
-              <w:pBdr>
-                <w:bottom w:val="none" w:sz="0" w:space="0" w:color="000000"/>
-                <w:top w:val="none" w:sz="0" w:space="0" w:color="000000"/>
-                <w:left w:val="none" w:sz="0" w:space="0" w:color="000000"/>
-                <w:right w:val="none" w:sz="0" w:space="0" w:color="000000"/>
-              </w:pBdr>
-              <w:spacing w:after="100" w:before="100" w:line="240"/>
-              <w:ind w:left="100" w:right="100" w:firstLine="0" w:firstLineChars="0"/>
-              <w:rPr>
-                <w:rFonts w:ascii="Times New Roman" w:hAnsi="Times New Roman" w:eastAsia="Times New Roman" w:cs="Times New Roman"/>
-                <w:i w:val="false"/>
-                <w:b w:val="false"/>
-                <w:u w:val="none"/>
-                <w:strike w:val="false"/>
-                <w:sz w:val="18"/>
-                <w:szCs w:val="18"/>
-                <w:color w:val="000000"/>
-              </w:rPr>
-            </w:pPr>
-            <w:r>
-              <w:rPr>
-                <w:rFonts w:ascii="Times New Roman" w:hAnsi="Times New Roman" w:eastAsia="Times New Roman" w:cs="Times New Roman"/>
-                <w:i w:val="false"/>
-                <w:b w:val="false"/>
-                <w:u w:val="none"/>
-                <w:strike w:val="false"/>
-                <w:sz w:val="18"/>
-                <w:szCs w:val="18"/>
-                <w:color w:val="000000"/>
-              </w:rPr>
-              <w:t xml:space="preserve">259</w:t>
-            </w:r>
-          </w:p>
-        </w:tc>
-        <w:tc>
-          <w:tcPr>
-            <w:tcBorders>
-              <w:bottom w:val="none" w:sz="0" w:space="0" w:color="000000"/>
-              <w:top w:val="none" w:sz="0" w:space="0" w:color="000000"/>
-              <w:left w:val="none" w:sz="0" w:space="0" w:color="000000"/>
-              <w:right w:val="none" w:sz="0" w:space="0" w:color="000000"/>
-            </w:tcBorders>
-            <w:shd w:val="clear" w:color="auto" w:fill="FFFFFF"/>
-            <w:tcMar>
-              <w:top w:w="0" w:type="dxa"/>
-              <w:bottom w:w="0" w:type="dxa"/>
-              <w:left w:w="0" w:type="dxa"/>
-              <w:right w:w="0" w:type="dxa"/>
-            </w:tcMar>
-            <w:vAlign w:val="center"/>
-          </w:tcPr>
-          <w:p>
-            <w:pPr>
-              <w:pStyle w:val="Normal"/>
-              <w:jc w:val="right"/>
-              <w:pBdr>
-                <w:bottom w:val="none" w:sz="0" w:space="0" w:color="000000"/>
-                <w:top w:val="none" w:sz="0" w:space="0" w:color="000000"/>
-                <w:left w:val="none" w:sz="0" w:space="0" w:color="000000"/>
-                <w:right w:val="none" w:sz="0" w:space="0" w:color="000000"/>
-              </w:pBdr>
-              <w:spacing w:after="100" w:before="100" w:line="240"/>
-              <w:ind w:left="100" w:right="100" w:firstLine="0" w:firstLineChars="0"/>
-              <w:rPr>
-                <w:rFonts w:ascii="Times New Roman" w:hAnsi="Times New Roman" w:eastAsia="Times New Roman" w:cs="Times New Roman"/>
-                <w:i w:val="false"/>
-                <w:b w:val="false"/>
-                <w:u w:val="none"/>
-                <w:strike w:val="false"/>
-                <w:sz w:val="18"/>
-                <w:szCs w:val="18"/>
-                <w:color w:val="000000"/>
-              </w:rPr>
-            </w:pPr>
-            <w:r>
-              <w:rPr>
-                <w:rFonts w:ascii="Times New Roman" w:hAnsi="Times New Roman" w:eastAsia="Times New Roman" w:cs="Times New Roman"/>
-                <w:i w:val="false"/>
-                <w:b w:val="false"/>
-                <w:u w:val="none"/>
-                <w:strike w:val="false"/>
-                <w:sz w:val="18"/>
-                <w:szCs w:val="18"/>
-                <w:color w:val="000000"/>
-              </w:rPr>
-              <w:t xml:space="preserve">106</w:t>
-            </w:r>
-          </w:p>
-        </w:tc>
-        <w:tc>
-          <w:tcPr>
-            <w:tcBorders>
-              <w:bottom w:val="none" w:sz="0" w:space="0" w:color="000000"/>
-              <w:top w:val="none" w:sz="0" w:space="0" w:color="000000"/>
-              <w:left w:val="none" w:sz="0" w:space="0" w:color="000000"/>
-              <w:right w:val="none" w:sz="0" w:space="0" w:color="000000"/>
-            </w:tcBorders>
-            <w:shd w:val="clear" w:color="auto" w:fill="FFFFFF"/>
-            <w:tcMar>
-              <w:top w:w="0" w:type="dxa"/>
-              <w:bottom w:w="0" w:type="dxa"/>
-              <w:left w:w="0" w:type="dxa"/>
-              <w:right w:w="0" w:type="dxa"/>
-            </w:tcMar>
-            <w:vAlign w:val="center"/>
-          </w:tcPr>
-          <w:p>
-            <w:pPr>
-              <w:pStyle w:val="Normal"/>
-              <w:jc w:val="left"/>
-              <w:pBdr>
-                <w:bottom w:val="none" w:sz="0" w:space="0" w:color="000000"/>
-                <w:top w:val="none" w:sz="0" w:space="0" w:color="000000"/>
-                <w:left w:val="none" w:sz="0" w:space="0" w:color="000000"/>
-                <w:right w:val="none" w:sz="0" w:space="0" w:color="000000"/>
-              </w:pBdr>
-              <w:spacing w:after="100" w:before="100" w:line="240"/>
-              <w:ind w:left="100" w:right="100" w:firstLine="0" w:firstLineChars="0"/>
-              <w:rPr>
-                <w:rFonts w:ascii="Times New Roman" w:hAnsi="Times New Roman" w:eastAsia="Times New Roman" w:cs="Times New Roman"/>
-                <w:i w:val="false"/>
-                <w:b w:val="false"/>
-                <w:u w:val="none"/>
-                <w:strike w:val="false"/>
-                <w:sz w:val="18"/>
-                <w:szCs w:val="18"/>
-                <w:color w:val="000000"/>
-              </w:rPr>
-            </w:pPr>
-            <w:r>
-              <w:rPr>
-                <w:rFonts w:ascii="Times New Roman" w:hAnsi="Times New Roman" w:eastAsia="Times New Roman" w:cs="Times New Roman"/>
-                <w:i w:val="false"/>
-                <w:b w:val="false"/>
-                <w:u w:val="none"/>
-                <w:strike w:val="false"/>
-                <w:sz w:val="18"/>
-                <w:szCs w:val="18"/>
-                <w:color w:val="000000"/>
-              </w:rPr>
-              <w:t xml:space="preserve">1.86 (1.37–2.52)</w:t>
-            </w:r>
-          </w:p>
-        </w:tc>
-        <w:tc>
-          <w:tcPr>
-            <w:tcBorders>
-              <w:bottom w:val="none" w:sz="0" w:space="0" w:color="000000"/>
-              <w:top w:val="none" w:sz="0" w:space="0" w:color="000000"/>
-              <w:left w:val="none" w:sz="0" w:space="0" w:color="000000"/>
-              <w:right w:val="none" w:sz="0" w:space="0" w:color="000000"/>
-            </w:tcBorders>
-            <w:shd w:val="clear" w:color="auto" w:fill="FFFFFF"/>
-            <w:tcMar>
-              <w:top w:w="0" w:type="dxa"/>
-              <w:bottom w:w="0" w:type="dxa"/>
-              <w:left w:w="0" w:type="dxa"/>
-              <w:right w:w="0" w:type="dxa"/>
-            </w:tcMar>
-            <w:vAlign w:val="center"/>
-          </w:tcPr>
-          <w:p>
-            <w:pPr>
-              <w:pStyle w:val="Normal"/>
-              <w:jc w:val="left"/>
-              <w:pBdr>
-                <w:bottom w:val="none" w:sz="0" w:space="0" w:color="000000"/>
-                <w:top w:val="none" w:sz="0" w:space="0" w:color="000000"/>
-                <w:left w:val="none" w:sz="0" w:space="0" w:color="000000"/>
-                <w:right w:val="none" w:sz="0" w:space="0" w:color="000000"/>
-              </w:pBdr>
-              <w:spacing w:after="100" w:before="100" w:line="240"/>
-              <w:ind w:left="100" w:right="100" w:firstLine="0" w:firstLineChars="0"/>
-              <w:rPr>
-                <w:rFonts w:ascii="Times New Roman" w:hAnsi="Times New Roman" w:eastAsia="Times New Roman" w:cs="Times New Roman"/>
-                <w:i w:val="false"/>
-                <w:b w:val="false"/>
-                <w:u w:val="none"/>
-                <w:strike w:val="false"/>
-                <w:sz w:val="18"/>
-                <w:szCs w:val="18"/>
-                <w:color w:val="000000"/>
-              </w:rPr>
-            </w:pPr>
-            <w:r>
-              <w:rPr>
-                <w:rFonts w:ascii="Times New Roman" w:hAnsi="Times New Roman" w:eastAsia="Times New Roman" w:cs="Times New Roman"/>
-                <w:i w:val="false"/>
-                <w:b w:val="false"/>
-                <w:u w:val="none"/>
-                <w:strike w:val="false"/>
-                <w:sz w:val="18"/>
-                <w:szCs w:val="18"/>
-                <w:color w:val="000000"/>
-              </w:rPr>
-              <w:t xml:space="preserve">&lt;0.001</w:t>
             </w:r>
           </w:p>
         </w:tc>
@@ -8165,62 +8165,62 @@
                 <w:szCs w:val="18"/>
                 <w:color w:val="000000"/>
               </w:rPr>
-              <w:t xml:space="preserve">ROCK2 expression</w:t>
-            </w:r>
-          </w:p>
-        </w:tc>
-        <w:tc>
-          <w:tcPr>
-            <w:tcBorders>
-              <w:bottom w:val="none" w:sz="0" w:space="0" w:color="000000"/>
-              <w:top w:val="none" w:sz="0" w:space="0" w:color="000000"/>
-              <w:left w:val="none" w:sz="0" w:space="0" w:color="000000"/>
-              <w:right w:val="none" w:sz="0" w:space="0" w:color="000000"/>
-            </w:tcBorders>
-            <w:shd w:val="clear" w:color="auto" w:fill="FFFFFF"/>
-            <w:tcMar>
-              <w:top w:w="0" w:type="dxa"/>
-              <w:bottom w:w="0" w:type="dxa"/>
-              <w:left w:w="0" w:type="dxa"/>
-              <w:right w:w="0" w:type="dxa"/>
-            </w:tcMar>
-            <w:vAlign w:val="center"/>
-          </w:tcPr>
-          <w:p>
-            <w:pPr>
-              <w:pStyle w:val="Normal"/>
-              <w:jc w:val="left"/>
-              <w:pBdr>
-                <w:bottom w:val="none" w:sz="0" w:space="0" w:color="000000"/>
-                <w:top w:val="none" w:sz="0" w:space="0" w:color="000000"/>
-                <w:left w:val="none" w:sz="0" w:space="0" w:color="000000"/>
-                <w:right w:val="none" w:sz="0" w:space="0" w:color="000000"/>
-              </w:pBdr>
-              <w:spacing w:after="100" w:before="100" w:line="240"/>
-              <w:ind w:left="100" w:right="100" w:firstLine="0" w:firstLineChars="0"/>
-              <w:rPr>
-                <w:rFonts w:ascii="Times New Roman" w:hAnsi="Times New Roman" w:eastAsia="Times New Roman" w:cs="Times New Roman"/>
-                <w:i w:val="false"/>
-                <w:b w:val="false"/>
-                <w:u w:val="none"/>
-                <w:strike w:val="false"/>
-                <w:sz w:val="18"/>
-                <w:szCs w:val="18"/>
-                <w:color w:val="000000"/>
-              </w:rPr>
-            </w:pPr>
-            <w:r>
-              <w:rPr>
-                <w:rFonts w:ascii="Times New Roman" w:hAnsi="Times New Roman" w:eastAsia="Times New Roman" w:cs="Times New Roman"/>
-                <w:i w:val="false"/>
-                <w:b w:val="false"/>
-                <w:u w:val="none"/>
-                <w:strike w:val="false"/>
-                <w:sz w:val="18"/>
-                <w:szCs w:val="18"/>
-                <w:color w:val="000000"/>
-              </w:rPr>
-              <w:t xml:space="preserve">Low (ref)</w:t>
+              <w:t xml:space="preserve"/>
+            </w:r>
+          </w:p>
+        </w:tc>
+        <w:tc>
+          <w:tcPr>
+            <w:tcBorders>
+              <w:bottom w:val="none" w:sz="0" w:space="0" w:color="000000"/>
+              <w:top w:val="none" w:sz="0" w:space="0" w:color="000000"/>
+              <w:left w:val="none" w:sz="0" w:space="0" w:color="000000"/>
+              <w:right w:val="none" w:sz="0" w:space="0" w:color="000000"/>
+            </w:tcBorders>
+            <w:shd w:val="clear" w:color="auto" w:fill="FFFFFF"/>
+            <w:tcMar>
+              <w:top w:w="0" w:type="dxa"/>
+              <w:bottom w:w="0" w:type="dxa"/>
+              <w:left w:w="0" w:type="dxa"/>
+              <w:right w:w="0" w:type="dxa"/>
+            </w:tcMar>
+            <w:vAlign w:val="center"/>
+          </w:tcPr>
+          <w:p>
+            <w:pPr>
+              <w:pStyle w:val="Normal"/>
+              <w:jc w:val="left"/>
+              <w:pBdr>
+                <w:bottom w:val="none" w:sz="0" w:space="0" w:color="000000"/>
+                <w:top w:val="none" w:sz="0" w:space="0" w:color="000000"/>
+                <w:left w:val="none" w:sz="0" w:space="0" w:color="000000"/>
+                <w:right w:val="none" w:sz="0" w:space="0" w:color="000000"/>
+              </w:pBdr>
+              <w:spacing w:after="100" w:before="100" w:line="240"/>
+              <w:ind w:left="100" w:right="100" w:firstLine="0" w:firstLineChars="0"/>
+              <w:rPr>
+                <w:rFonts w:ascii="Times New Roman" w:hAnsi="Times New Roman" w:eastAsia="Times New Roman" w:cs="Times New Roman"/>
+                <w:i w:val="false"/>
+                <w:b w:val="false"/>
+                <w:u w:val="none"/>
+                <w:strike w:val="false"/>
+                <w:sz w:val="18"/>
+                <w:szCs w:val="18"/>
+                <w:color w:val="000000"/>
+              </w:rPr>
+            </w:pPr>
+            <w:r>
+              <w:rPr>
+                <w:rFonts w:ascii="Times New Roman" w:hAnsi="Times New Roman" w:eastAsia="Times New Roman" w:cs="Times New Roman"/>
+                <w:i w:val="false"/>
+                <w:b w:val="false"/>
+                <w:u w:val="none"/>
+                <w:strike w:val="false"/>
+                <w:sz w:val="18"/>
+                <w:szCs w:val="18"/>
+                <w:color w:val="000000"/>
+              </w:rPr>
+              <w:t xml:space="preserve">III–IV</w:t>
             </w:r>
           </w:p>
         </w:tc>
@@ -8275,7 +8275,7 @@
                 <w:szCs w:val="18"/>
                 <w:color w:val="000000"/>
               </w:rPr>
-              <w:t xml:space="preserve">246</w:t>
+              <w:t xml:space="preserve">259</w:t>
             </w:r>
           </w:p>
         </w:tc>
@@ -8330,117 +8330,117 @@
                 <w:szCs w:val="18"/>
                 <w:color w:val="000000"/>
               </w:rPr>
-              <w:t xml:space="preserve">88</w:t>
-            </w:r>
-          </w:p>
-        </w:tc>
-        <w:tc>
-          <w:tcPr>
-            <w:tcBorders>
-              <w:bottom w:val="none" w:sz="0" w:space="0" w:color="000000"/>
-              <w:top w:val="none" w:sz="0" w:space="0" w:color="000000"/>
-              <w:left w:val="none" w:sz="0" w:space="0" w:color="000000"/>
-              <w:right w:val="none" w:sz="0" w:space="0" w:color="000000"/>
-            </w:tcBorders>
-            <w:shd w:val="clear" w:color="auto" w:fill="FFFFFF"/>
-            <w:tcMar>
-              <w:top w:w="0" w:type="dxa"/>
-              <w:bottom w:w="0" w:type="dxa"/>
-              <w:left w:w="0" w:type="dxa"/>
-              <w:right w:w="0" w:type="dxa"/>
-            </w:tcMar>
-            <w:vAlign w:val="center"/>
-          </w:tcPr>
-          <w:p>
-            <w:pPr>
-              <w:pStyle w:val="Normal"/>
-              <w:jc w:val="left"/>
-              <w:pBdr>
-                <w:bottom w:val="none" w:sz="0" w:space="0" w:color="000000"/>
-                <w:top w:val="none" w:sz="0" w:space="0" w:color="000000"/>
-                <w:left w:val="none" w:sz="0" w:space="0" w:color="000000"/>
-                <w:right w:val="none" w:sz="0" w:space="0" w:color="000000"/>
-              </w:pBdr>
-              <w:spacing w:after="100" w:before="100" w:line="240"/>
-              <w:ind w:left="100" w:right="100" w:firstLine="0" w:firstLineChars="0"/>
-              <w:rPr>
-                <w:rFonts w:ascii="Times New Roman" w:hAnsi="Times New Roman" w:eastAsia="Times New Roman" w:cs="Times New Roman"/>
-                <w:i w:val="false"/>
-                <w:b w:val="false"/>
-                <w:u w:val="none"/>
-                <w:strike w:val="false"/>
-                <w:sz w:val="18"/>
-                <w:szCs w:val="18"/>
-                <w:color w:val="000000"/>
-              </w:rPr>
-            </w:pPr>
-            <w:r>
-              <w:rPr>
-                <w:rFonts w:ascii="Times New Roman" w:hAnsi="Times New Roman" w:eastAsia="Times New Roman" w:cs="Times New Roman"/>
-                <w:i w:val="false"/>
-                <w:b w:val="false"/>
-                <w:u w:val="none"/>
-                <w:strike w:val="false"/>
-                <w:sz w:val="18"/>
-                <w:szCs w:val="18"/>
-                <w:color w:val="000000"/>
-              </w:rPr>
-              <w:t xml:space="preserve">Reference</w:t>
-            </w:r>
-          </w:p>
-        </w:tc>
-        <w:tc>
-          <w:tcPr>
-            <w:tcBorders>
-              <w:bottom w:val="none" w:sz="0" w:space="0" w:color="000000"/>
-              <w:top w:val="none" w:sz="0" w:space="0" w:color="000000"/>
-              <w:left w:val="none" w:sz="0" w:space="0" w:color="000000"/>
-              <w:right w:val="none" w:sz="0" w:space="0" w:color="000000"/>
-            </w:tcBorders>
-            <w:shd w:val="clear" w:color="auto" w:fill="FFFFFF"/>
-            <w:tcMar>
-              <w:top w:w="0" w:type="dxa"/>
-              <w:bottom w:w="0" w:type="dxa"/>
-              <w:left w:w="0" w:type="dxa"/>
-              <w:right w:w="0" w:type="dxa"/>
-            </w:tcMar>
-            <w:vAlign w:val="center"/>
-          </w:tcPr>
-          <w:p>
-            <w:pPr>
-              <w:pStyle w:val="Normal"/>
-              <w:jc w:val="left"/>
-              <w:pBdr>
-                <w:bottom w:val="none" w:sz="0" w:space="0" w:color="000000"/>
-                <w:top w:val="none" w:sz="0" w:space="0" w:color="000000"/>
-                <w:left w:val="none" w:sz="0" w:space="0" w:color="000000"/>
-                <w:right w:val="none" w:sz="0" w:space="0" w:color="000000"/>
-              </w:pBdr>
-              <w:spacing w:after="100" w:before="100" w:line="240"/>
-              <w:ind w:left="100" w:right="100" w:firstLine="0" w:firstLineChars="0"/>
-              <w:rPr>
-                <w:rFonts w:ascii="Times New Roman" w:hAnsi="Times New Roman" w:eastAsia="Times New Roman" w:cs="Times New Roman"/>
-                <w:i w:val="false"/>
-                <w:b w:val="false"/>
-                <w:u w:val="none"/>
-                <w:strike w:val="false"/>
-                <w:sz w:val="18"/>
-                <w:szCs w:val="18"/>
-                <w:color w:val="000000"/>
-              </w:rPr>
-            </w:pPr>
-            <w:r>
-              <w:rPr>
-                <w:rFonts w:ascii="Times New Roman" w:hAnsi="Times New Roman" w:eastAsia="Times New Roman" w:cs="Times New Roman"/>
-                <w:i w:val="false"/>
-                <w:b w:val="false"/>
-                <w:u w:val="none"/>
-                <w:strike w:val="false"/>
-                <w:sz w:val="18"/>
-                <w:szCs w:val="18"/>
-                <w:color w:val="000000"/>
-              </w:rPr>
-              <w:t xml:space="preserve"/>
+              <w:t xml:space="preserve">106</w:t>
+            </w:r>
+          </w:p>
+        </w:tc>
+        <w:tc>
+          <w:tcPr>
+            <w:tcBorders>
+              <w:bottom w:val="none" w:sz="0" w:space="0" w:color="000000"/>
+              <w:top w:val="none" w:sz="0" w:space="0" w:color="000000"/>
+              <w:left w:val="none" w:sz="0" w:space="0" w:color="000000"/>
+              <w:right w:val="none" w:sz="0" w:space="0" w:color="000000"/>
+            </w:tcBorders>
+            <w:shd w:val="clear" w:color="auto" w:fill="FFFFFF"/>
+            <w:tcMar>
+              <w:top w:w="0" w:type="dxa"/>
+              <w:bottom w:w="0" w:type="dxa"/>
+              <w:left w:w="0" w:type="dxa"/>
+              <w:right w:w="0" w:type="dxa"/>
+            </w:tcMar>
+            <w:vAlign w:val="center"/>
+          </w:tcPr>
+          <w:p>
+            <w:pPr>
+              <w:pStyle w:val="Normal"/>
+              <w:jc w:val="left"/>
+              <w:pBdr>
+                <w:bottom w:val="none" w:sz="0" w:space="0" w:color="000000"/>
+                <w:top w:val="none" w:sz="0" w:space="0" w:color="000000"/>
+                <w:left w:val="none" w:sz="0" w:space="0" w:color="000000"/>
+                <w:right w:val="none" w:sz="0" w:space="0" w:color="000000"/>
+              </w:pBdr>
+              <w:spacing w:after="100" w:before="100" w:line="240"/>
+              <w:ind w:left="100" w:right="100" w:firstLine="0" w:firstLineChars="0"/>
+              <w:rPr>
+                <w:rFonts w:ascii="Times New Roman" w:hAnsi="Times New Roman" w:eastAsia="Times New Roman" w:cs="Times New Roman"/>
+                <w:i w:val="false"/>
+                <w:b w:val="false"/>
+                <w:u w:val="none"/>
+                <w:strike w:val="false"/>
+                <w:sz w:val="18"/>
+                <w:szCs w:val="18"/>
+                <w:color w:val="000000"/>
+              </w:rPr>
+            </w:pPr>
+            <w:r>
+              <w:rPr>
+                <w:rFonts w:ascii="Times New Roman" w:hAnsi="Times New Roman" w:eastAsia="Times New Roman" w:cs="Times New Roman"/>
+                <w:i w:val="false"/>
+                <w:b w:val="false"/>
+                <w:u w:val="none"/>
+                <w:strike w:val="false"/>
+                <w:sz w:val="18"/>
+                <w:szCs w:val="18"/>
+                <w:color w:val="000000"/>
+              </w:rPr>
+              <w:t xml:space="preserve">1.75 (1.29–2.38)</w:t>
+            </w:r>
+          </w:p>
+        </w:tc>
+        <w:tc>
+          <w:tcPr>
+            <w:tcBorders>
+              <w:bottom w:val="none" w:sz="0" w:space="0" w:color="000000"/>
+              <w:top w:val="none" w:sz="0" w:space="0" w:color="000000"/>
+              <w:left w:val="none" w:sz="0" w:space="0" w:color="000000"/>
+              <w:right w:val="none" w:sz="0" w:space="0" w:color="000000"/>
+            </w:tcBorders>
+            <w:shd w:val="clear" w:color="auto" w:fill="FFFFFF"/>
+            <w:tcMar>
+              <w:top w:w="0" w:type="dxa"/>
+              <w:bottom w:w="0" w:type="dxa"/>
+              <w:left w:w="0" w:type="dxa"/>
+              <w:right w:w="0" w:type="dxa"/>
+            </w:tcMar>
+            <w:vAlign w:val="center"/>
+          </w:tcPr>
+          <w:p>
+            <w:pPr>
+              <w:pStyle w:val="Normal"/>
+              <w:jc w:val="left"/>
+              <w:pBdr>
+                <w:bottom w:val="none" w:sz="0" w:space="0" w:color="000000"/>
+                <w:top w:val="none" w:sz="0" w:space="0" w:color="000000"/>
+                <w:left w:val="none" w:sz="0" w:space="0" w:color="000000"/>
+                <w:right w:val="none" w:sz="0" w:space="0" w:color="000000"/>
+              </w:pBdr>
+              <w:spacing w:after="100" w:before="100" w:line="240"/>
+              <w:ind w:left="100" w:right="100" w:firstLine="0" w:firstLineChars="0"/>
+              <w:rPr>
+                <w:rFonts w:ascii="Times New Roman" w:hAnsi="Times New Roman" w:eastAsia="Times New Roman" w:cs="Times New Roman"/>
+                <w:i w:val="false"/>
+                <w:b w:val="false"/>
+                <w:u w:val="none"/>
+                <w:strike w:val="false"/>
+                <w:sz w:val="18"/>
+                <w:szCs w:val="18"/>
+                <w:color w:val="000000"/>
+              </w:rPr>
+            </w:pPr>
+            <w:r>
+              <w:rPr>
+                <w:rFonts w:ascii="Times New Roman" w:hAnsi="Times New Roman" w:eastAsia="Times New Roman" w:cs="Times New Roman"/>
+                <w:i w:val="false"/>
+                <w:b w:val="false"/>
+                <w:u w:val="none"/>
+                <w:strike w:val="false"/>
+                <w:sz w:val="18"/>
+                <w:szCs w:val="18"/>
+                <w:color w:val="000000"/>
+              </w:rPr>
+              <w:t xml:space="preserve">&lt;0.001</w:t>
             </w:r>
           </w:p>
         </w:tc>
@@ -8610,62 +8610,62 @@
                 <w:szCs w:val="18"/>
                 <w:color w:val="000000"/>
               </w:rPr>
-              <w:t xml:space="preserve"/>
-            </w:r>
-          </w:p>
-        </w:tc>
-        <w:tc>
-          <w:tcPr>
-            <w:tcBorders>
-              <w:bottom w:val="none" w:sz="0" w:space="0" w:color="000000"/>
-              <w:top w:val="none" w:sz="0" w:space="0" w:color="000000"/>
-              <w:left w:val="none" w:sz="0" w:space="0" w:color="000000"/>
-              <w:right w:val="none" w:sz="0" w:space="0" w:color="000000"/>
-            </w:tcBorders>
-            <w:shd w:val="clear" w:color="auto" w:fill="FFFFFF"/>
-            <w:tcMar>
-              <w:top w:w="0" w:type="dxa"/>
-              <w:bottom w:w="0" w:type="dxa"/>
-              <w:left w:w="0" w:type="dxa"/>
-              <w:right w:w="0" w:type="dxa"/>
-            </w:tcMar>
-            <w:vAlign w:val="center"/>
-          </w:tcPr>
-          <w:p>
-            <w:pPr>
-              <w:pStyle w:val="Normal"/>
-              <w:jc w:val="left"/>
-              <w:pBdr>
-                <w:bottom w:val="none" w:sz="0" w:space="0" w:color="000000"/>
-                <w:top w:val="none" w:sz="0" w:space="0" w:color="000000"/>
-                <w:left w:val="none" w:sz="0" w:space="0" w:color="000000"/>
-                <w:right w:val="none" w:sz="0" w:space="0" w:color="000000"/>
-              </w:pBdr>
-              <w:spacing w:after="100" w:before="100" w:line="240"/>
-              <w:ind w:left="100" w:right="100" w:firstLine="0" w:firstLineChars="0"/>
-              <w:rPr>
-                <w:rFonts w:ascii="Times New Roman" w:hAnsi="Times New Roman" w:eastAsia="Times New Roman" w:cs="Times New Roman"/>
-                <w:i w:val="false"/>
-                <w:b w:val="false"/>
-                <w:u w:val="none"/>
-                <w:strike w:val="false"/>
-                <w:sz w:val="18"/>
-                <w:szCs w:val="18"/>
-                <w:color w:val="000000"/>
-              </w:rPr>
-            </w:pPr>
-            <w:r>
-              <w:rPr>
-                <w:rFonts w:ascii="Times New Roman" w:hAnsi="Times New Roman" w:eastAsia="Times New Roman" w:cs="Times New Roman"/>
-                <w:i w:val="false"/>
-                <w:b w:val="false"/>
-                <w:u w:val="none"/>
-                <w:strike w:val="false"/>
-                <w:sz w:val="18"/>
-                <w:szCs w:val="18"/>
-                <w:color w:val="000000"/>
-              </w:rPr>
-              <w:t xml:space="preserve">High</w:t>
+              <w:t xml:space="preserve">MMR status</w:t>
+            </w:r>
+          </w:p>
+        </w:tc>
+        <w:tc>
+          <w:tcPr>
+            <w:tcBorders>
+              <w:bottom w:val="none" w:sz="0" w:space="0" w:color="000000"/>
+              <w:top w:val="none" w:sz="0" w:space="0" w:color="000000"/>
+              <w:left w:val="none" w:sz="0" w:space="0" w:color="000000"/>
+              <w:right w:val="none" w:sz="0" w:space="0" w:color="000000"/>
+            </w:tcBorders>
+            <w:shd w:val="clear" w:color="auto" w:fill="FFFFFF"/>
+            <w:tcMar>
+              <w:top w:w="0" w:type="dxa"/>
+              <w:bottom w:w="0" w:type="dxa"/>
+              <w:left w:w="0" w:type="dxa"/>
+              <w:right w:w="0" w:type="dxa"/>
+            </w:tcMar>
+            <w:vAlign w:val="center"/>
+          </w:tcPr>
+          <w:p>
+            <w:pPr>
+              <w:pStyle w:val="Normal"/>
+              <w:jc w:val="left"/>
+              <w:pBdr>
+                <w:bottom w:val="none" w:sz="0" w:space="0" w:color="000000"/>
+                <w:top w:val="none" w:sz="0" w:space="0" w:color="000000"/>
+                <w:left w:val="none" w:sz="0" w:space="0" w:color="000000"/>
+                <w:right w:val="none" w:sz="0" w:space="0" w:color="000000"/>
+              </w:pBdr>
+              <w:spacing w:after="100" w:before="100" w:line="240"/>
+              <w:ind w:left="100" w:right="100" w:firstLine="0" w:firstLineChars="0"/>
+              <w:rPr>
+                <w:rFonts w:ascii="Times New Roman" w:hAnsi="Times New Roman" w:eastAsia="Times New Roman" w:cs="Times New Roman"/>
+                <w:i w:val="false"/>
+                <w:b w:val="false"/>
+                <w:u w:val="none"/>
+                <w:strike w:val="false"/>
+                <w:sz w:val="18"/>
+                <w:szCs w:val="18"/>
+                <w:color w:val="000000"/>
+              </w:rPr>
+            </w:pPr>
+            <w:r>
+              <w:rPr>
+                <w:rFonts w:ascii="Times New Roman" w:hAnsi="Times New Roman" w:eastAsia="Times New Roman" w:cs="Times New Roman"/>
+                <w:i w:val="false"/>
+                <w:b w:val="false"/>
+                <w:u w:val="none"/>
+                <w:strike w:val="false"/>
+                <w:sz w:val="18"/>
+                <w:szCs w:val="18"/>
+                <w:color w:val="000000"/>
+              </w:rPr>
+              <w:t xml:space="preserve">pMMR (ref)</w:t>
             </w:r>
           </w:p>
         </w:tc>
@@ -8720,2677 +8720,7 @@
                 <w:szCs w:val="18"/>
                 <w:color w:val="000000"/>
               </w:rPr>
-              <w:t xml:space="preserve">265</w:t>
-            </w:r>
-          </w:p>
-        </w:tc>
-        <w:tc>
-          <w:tcPr>
-            <w:tcBorders>
-              <w:bottom w:val="none" w:sz="0" w:space="0" w:color="000000"/>
-              <w:top w:val="none" w:sz="0" w:space="0" w:color="000000"/>
-              <w:left w:val="none" w:sz="0" w:space="0" w:color="000000"/>
-              <w:right w:val="none" w:sz="0" w:space="0" w:color="000000"/>
-            </w:tcBorders>
-            <w:shd w:val="clear" w:color="auto" w:fill="FFFFFF"/>
-            <w:tcMar>
-              <w:top w:w="0" w:type="dxa"/>
-              <w:bottom w:w="0" w:type="dxa"/>
-              <w:left w:w="0" w:type="dxa"/>
-              <w:right w:w="0" w:type="dxa"/>
-            </w:tcMar>
-            <w:vAlign w:val="center"/>
-          </w:tcPr>
-          <w:p>
-            <w:pPr>
-              <w:pStyle w:val="Normal"/>
-              <w:jc w:val="right"/>
-              <w:pBdr>
-                <w:bottom w:val="none" w:sz="0" w:space="0" w:color="000000"/>
-                <w:top w:val="none" w:sz="0" w:space="0" w:color="000000"/>
-                <w:left w:val="none" w:sz="0" w:space="0" w:color="000000"/>
-                <w:right w:val="none" w:sz="0" w:space="0" w:color="000000"/>
-              </w:pBdr>
-              <w:spacing w:after="100" w:before="100" w:line="240"/>
-              <w:ind w:left="100" w:right="100" w:firstLine="0" w:firstLineChars="0"/>
-              <w:rPr>
-                <w:rFonts w:ascii="Times New Roman" w:hAnsi="Times New Roman" w:eastAsia="Times New Roman" w:cs="Times New Roman"/>
-                <w:i w:val="false"/>
-                <w:b w:val="false"/>
-                <w:u w:val="none"/>
-                <w:strike w:val="false"/>
-                <w:sz w:val="18"/>
-                <w:szCs w:val="18"/>
-                <w:color w:val="000000"/>
-              </w:rPr>
-            </w:pPr>
-            <w:r>
-              <w:rPr>
-                <w:rFonts w:ascii="Times New Roman" w:hAnsi="Times New Roman" w:eastAsia="Times New Roman" w:cs="Times New Roman"/>
-                <w:i w:val="false"/>
-                <w:b w:val="false"/>
-                <w:u w:val="none"/>
-                <w:strike w:val="false"/>
-                <w:sz w:val="18"/>
-                <w:szCs w:val="18"/>
-                <w:color w:val="000000"/>
-              </w:rPr>
-              <w:t xml:space="preserve">87</w:t>
-            </w:r>
-          </w:p>
-        </w:tc>
-        <w:tc>
-          <w:tcPr>
-            <w:tcBorders>
-              <w:bottom w:val="none" w:sz="0" w:space="0" w:color="000000"/>
-              <w:top w:val="none" w:sz="0" w:space="0" w:color="000000"/>
-              <w:left w:val="none" w:sz="0" w:space="0" w:color="000000"/>
-              <w:right w:val="none" w:sz="0" w:space="0" w:color="000000"/>
-            </w:tcBorders>
-            <w:shd w:val="clear" w:color="auto" w:fill="FFFFFF"/>
-            <w:tcMar>
-              <w:top w:w="0" w:type="dxa"/>
-              <w:bottom w:w="0" w:type="dxa"/>
-              <w:left w:w="0" w:type="dxa"/>
-              <w:right w:w="0" w:type="dxa"/>
-            </w:tcMar>
-            <w:vAlign w:val="center"/>
-          </w:tcPr>
-          <w:p>
-            <w:pPr>
-              <w:pStyle w:val="Normal"/>
-              <w:jc w:val="left"/>
-              <w:pBdr>
-                <w:bottom w:val="none" w:sz="0" w:space="0" w:color="000000"/>
-                <w:top w:val="none" w:sz="0" w:space="0" w:color="000000"/>
-                <w:left w:val="none" w:sz="0" w:space="0" w:color="000000"/>
-                <w:right w:val="none" w:sz="0" w:space="0" w:color="000000"/>
-              </w:pBdr>
-              <w:spacing w:after="100" w:before="100" w:line="240"/>
-              <w:ind w:left="100" w:right="100" w:firstLine="0" w:firstLineChars="0"/>
-              <w:rPr>
-                <w:rFonts w:ascii="Times New Roman" w:hAnsi="Times New Roman" w:eastAsia="Times New Roman" w:cs="Times New Roman"/>
-                <w:i w:val="false"/>
-                <w:b w:val="false"/>
-                <w:u w:val="none"/>
-                <w:strike w:val="false"/>
-                <w:sz w:val="18"/>
-                <w:szCs w:val="18"/>
-                <w:color w:val="000000"/>
-              </w:rPr>
-            </w:pPr>
-            <w:r>
-              <w:rPr>
-                <w:rFonts w:ascii="Times New Roman" w:hAnsi="Times New Roman" w:eastAsia="Times New Roman" w:cs="Times New Roman"/>
-                <w:i w:val="false"/>
-                <w:b w:val="false"/>
-                <w:u w:val="none"/>
-                <w:strike w:val="false"/>
-                <w:sz w:val="18"/>
-                <w:szCs w:val="18"/>
-                <w:color w:val="000000"/>
-              </w:rPr>
-              <w:t xml:space="preserve">0.75 (0.55–1.02)</w:t>
-            </w:r>
-          </w:p>
-        </w:tc>
-        <w:tc>
-          <w:tcPr>
-            <w:tcBorders>
-              <w:bottom w:val="none" w:sz="0" w:space="0" w:color="000000"/>
-              <w:top w:val="none" w:sz="0" w:space="0" w:color="000000"/>
-              <w:left w:val="none" w:sz="0" w:space="0" w:color="000000"/>
-              <w:right w:val="none" w:sz="0" w:space="0" w:color="000000"/>
-            </w:tcBorders>
-            <w:shd w:val="clear" w:color="auto" w:fill="FFFFFF"/>
-            <w:tcMar>
-              <w:top w:w="0" w:type="dxa"/>
-              <w:bottom w:w="0" w:type="dxa"/>
-              <w:left w:w="0" w:type="dxa"/>
-              <w:right w:w="0" w:type="dxa"/>
-            </w:tcMar>
-            <w:vAlign w:val="center"/>
-          </w:tcPr>
-          <w:p>
-            <w:pPr>
-              <w:pStyle w:val="Normal"/>
-              <w:jc w:val="left"/>
-              <w:pBdr>
-                <w:bottom w:val="none" w:sz="0" w:space="0" w:color="000000"/>
-                <w:top w:val="none" w:sz="0" w:space="0" w:color="000000"/>
-                <w:left w:val="none" w:sz="0" w:space="0" w:color="000000"/>
-                <w:right w:val="none" w:sz="0" w:space="0" w:color="000000"/>
-              </w:pBdr>
-              <w:spacing w:after="100" w:before="100" w:line="240"/>
-              <w:ind w:left="100" w:right="100" w:firstLine="0" w:firstLineChars="0"/>
-              <w:rPr>
-                <w:rFonts w:ascii="Times New Roman" w:hAnsi="Times New Roman" w:eastAsia="Times New Roman" w:cs="Times New Roman"/>
-                <w:i w:val="false"/>
-                <w:b w:val="false"/>
-                <w:u w:val="none"/>
-                <w:strike w:val="false"/>
-                <w:sz w:val="18"/>
-                <w:szCs w:val="18"/>
-                <w:color w:val="000000"/>
-              </w:rPr>
-            </w:pPr>
-            <w:r>
-              <w:rPr>
-                <w:rFonts w:ascii="Times New Roman" w:hAnsi="Times New Roman" w:eastAsia="Times New Roman" w:cs="Times New Roman"/>
-                <w:i w:val="false"/>
-                <w:b w:val="false"/>
-                <w:u w:val="none"/>
-                <w:strike w:val="false"/>
-                <w:sz w:val="18"/>
-                <w:szCs w:val="18"/>
-                <w:color w:val="000000"/>
-              </w:rPr>
-              <w:t xml:space="preserve">0.071</w:t>
-            </w:r>
-          </w:p>
-        </w:tc>
-        <w:tc>
-          <w:tcPr>
-            <w:tcBorders>
-              <w:bottom w:val="none" w:sz="0" w:space="0" w:color="000000"/>
-              <w:top w:val="none" w:sz="0" w:space="0" w:color="000000"/>
-              <w:left w:val="none" w:sz="0" w:space="0" w:color="000000"/>
-              <w:right w:val="none" w:sz="0" w:space="0" w:color="000000"/>
-            </w:tcBorders>
-            <w:shd w:val="clear" w:color="auto" w:fill="FFFFFF"/>
-            <w:tcMar>
-              <w:top w:w="0" w:type="dxa"/>
-              <w:bottom w:w="0" w:type="dxa"/>
-              <w:left w:w="0" w:type="dxa"/>
-              <w:right w:w="0" w:type="dxa"/>
-            </w:tcMar>
-            <w:vAlign w:val="center"/>
-          </w:tcPr>
-          <w:p>
-            <w:pPr>
-              <w:pStyle w:val="Normal"/>
-              <w:jc w:val="left"/>
-              <w:pBdr>
-                <w:bottom w:val="none" w:sz="0" w:space="0" w:color="000000"/>
-                <w:top w:val="none" w:sz="0" w:space="0" w:color="000000"/>
-                <w:left w:val="none" w:sz="0" w:space="0" w:color="000000"/>
-                <w:right w:val="none" w:sz="0" w:space="0" w:color="000000"/>
-              </w:pBdr>
-              <w:spacing w:after="100" w:before="100" w:line="240"/>
-              <w:ind w:left="100" w:right="100" w:firstLine="0" w:firstLineChars="0"/>
-              <w:rPr>
-                <w:rFonts w:ascii="Times New Roman" w:hAnsi="Times New Roman" w:eastAsia="Times New Roman" w:cs="Times New Roman"/>
-                <w:i w:val="false"/>
-                <w:b w:val="false"/>
-                <w:u w:val="none"/>
-                <w:strike w:val="false"/>
-                <w:sz w:val="18"/>
-                <w:szCs w:val="18"/>
-                <w:color w:val="000000"/>
-              </w:rPr>
-            </w:pPr>
-            <w:r>
-              <w:rPr>
-                <w:rFonts w:ascii="Times New Roman" w:hAnsi="Times New Roman" w:eastAsia="Times New Roman" w:cs="Times New Roman"/>
-                <w:i w:val="false"/>
-                <w:b w:val="false"/>
-                <w:u w:val="none"/>
-                <w:strike w:val="false"/>
-                <w:sz w:val="18"/>
-                <w:szCs w:val="18"/>
-                <w:color w:val="000000"/>
-              </w:rPr>
-              <w:t xml:space="preserve"/>
-            </w:r>
-          </w:p>
-        </w:tc>
-      </w:tr>
-      <w:tr>
-        <w:trPr>
-          <w:trHeight w:val="560" w:hRule="auto"/>
-        </w:trPr>
-        <w:tc>
-          <w:tcPr>
-            <w:tcBorders>
-              <w:bottom w:val="none" w:sz="0" w:space="0" w:color="000000"/>
-              <w:top w:val="none" w:sz="0" w:space="0" w:color="000000"/>
-              <w:left w:val="none" w:sz="0" w:space="0" w:color="000000"/>
-              <w:right w:val="none" w:sz="0" w:space="0" w:color="000000"/>
-            </w:tcBorders>
-            <w:shd w:val="clear" w:color="auto" w:fill="FFFFFF"/>
-            <w:tcMar>
-              <w:top w:w="0" w:type="dxa"/>
-              <w:bottom w:w="0" w:type="dxa"/>
-              <w:left w:w="0" w:type="dxa"/>
-              <w:right w:w="0" w:type="dxa"/>
-            </w:tcMar>
-            <w:vAlign w:val="center"/>
-          </w:tcPr>
-          <w:p>
-            <w:pPr>
-              <w:pStyle w:val="Normal"/>
-              <w:jc w:val="left"/>
-              <w:pBdr>
-                <w:bottom w:val="none" w:sz="0" w:space="0" w:color="000000"/>
-                <w:top w:val="none" w:sz="0" w:space="0" w:color="000000"/>
-                <w:left w:val="none" w:sz="0" w:space="0" w:color="000000"/>
-                <w:right w:val="none" w:sz="0" w:space="0" w:color="000000"/>
-              </w:pBdr>
-              <w:spacing w:after="100" w:before="100" w:line="240"/>
-              <w:ind w:left="100" w:right="100" w:firstLine="0" w:firstLineChars="0"/>
-              <w:rPr>
-                <w:rFonts w:ascii="Times New Roman" w:hAnsi="Times New Roman" w:eastAsia="Times New Roman" w:cs="Times New Roman"/>
-                <w:i w:val="false"/>
-                <w:b w:val="false"/>
-                <w:u w:val="none"/>
-                <w:strike w:val="false"/>
-                <w:sz w:val="18"/>
-                <w:szCs w:val="18"/>
-                <w:color w:val="000000"/>
-              </w:rPr>
-            </w:pPr>
-            <w:r>
-              <w:rPr>
-                <w:rFonts w:ascii="Times New Roman" w:hAnsi="Times New Roman" w:eastAsia="Times New Roman" w:cs="Times New Roman"/>
-                <w:i w:val="false"/>
-                <w:b w:val="false"/>
-                <w:u w:val="none"/>
-                <w:strike w:val="false"/>
-                <w:sz w:val="18"/>
-                <w:szCs w:val="18"/>
-                <w:color w:val="000000"/>
-              </w:rPr>
-              <w:t xml:space="preserve">Multivariable + MMR status</w:t>
-            </w:r>
-          </w:p>
-        </w:tc>
-        <w:tc>
-          <w:tcPr>
-            <w:tcBorders>
-              <w:bottom w:val="none" w:sz="0" w:space="0" w:color="000000"/>
-              <w:top w:val="none" w:sz="0" w:space="0" w:color="000000"/>
-              <w:left w:val="none" w:sz="0" w:space="0" w:color="000000"/>
-              <w:right w:val="none" w:sz="0" w:space="0" w:color="000000"/>
-            </w:tcBorders>
-            <w:shd w:val="clear" w:color="auto" w:fill="FFFFFF"/>
-            <w:tcMar>
-              <w:top w:w="0" w:type="dxa"/>
-              <w:bottom w:w="0" w:type="dxa"/>
-              <w:left w:w="0" w:type="dxa"/>
-              <w:right w:w="0" w:type="dxa"/>
-            </w:tcMar>
-            <w:vAlign w:val="center"/>
-          </w:tcPr>
-          <w:p>
-            <w:pPr>
-              <w:pStyle w:val="Normal"/>
-              <w:jc w:val="left"/>
-              <w:pBdr>
-                <w:bottom w:val="none" w:sz="0" w:space="0" w:color="000000"/>
-                <w:top w:val="none" w:sz="0" w:space="0" w:color="000000"/>
-                <w:left w:val="none" w:sz="0" w:space="0" w:color="000000"/>
-                <w:right w:val="none" w:sz="0" w:space="0" w:color="000000"/>
-              </w:pBdr>
-              <w:spacing w:after="100" w:before="100" w:line="240"/>
-              <w:ind w:left="100" w:right="100" w:firstLine="0" w:firstLineChars="0"/>
-              <w:rPr>
-                <w:rFonts w:ascii="Times New Roman" w:hAnsi="Times New Roman" w:eastAsia="Times New Roman" w:cs="Times New Roman"/>
-                <w:i w:val="false"/>
-                <w:b w:val="false"/>
-                <w:u w:val="none"/>
-                <w:strike w:val="false"/>
-                <w:sz w:val="18"/>
-                <w:szCs w:val="18"/>
-                <w:color w:val="000000"/>
-              </w:rPr>
-            </w:pPr>
-            <w:r>
-              <w:rPr>
-                <w:rFonts w:ascii="Times New Roman" w:hAnsi="Times New Roman" w:eastAsia="Times New Roman" w:cs="Times New Roman"/>
-                <w:i w:val="false"/>
-                <w:b w:val="false"/>
-                <w:u w:val="none"/>
-                <w:strike w:val="false"/>
-                <w:sz w:val="18"/>
-                <w:szCs w:val="18"/>
-                <w:color w:val="000000"/>
-              </w:rPr>
-              <w:t xml:space="preserve">Age (per 10 years)</w:t>
-            </w:r>
-          </w:p>
-        </w:tc>
-        <w:tc>
-          <w:tcPr>
-            <w:tcBorders>
-              <w:bottom w:val="none" w:sz="0" w:space="0" w:color="000000"/>
-              <w:top w:val="none" w:sz="0" w:space="0" w:color="000000"/>
-              <w:left w:val="none" w:sz="0" w:space="0" w:color="000000"/>
-              <w:right w:val="none" w:sz="0" w:space="0" w:color="000000"/>
-            </w:tcBorders>
-            <w:shd w:val="clear" w:color="auto" w:fill="FFFFFF"/>
-            <w:tcMar>
-              <w:top w:w="0" w:type="dxa"/>
-              <w:bottom w:w="0" w:type="dxa"/>
-              <w:left w:w="0" w:type="dxa"/>
-              <w:right w:w="0" w:type="dxa"/>
-            </w:tcMar>
-            <w:vAlign w:val="center"/>
-          </w:tcPr>
-          <w:p>
-            <w:pPr>
-              <w:pStyle w:val="Normal"/>
-              <w:jc w:val="left"/>
-              <w:pBdr>
-                <w:bottom w:val="none" w:sz="0" w:space="0" w:color="000000"/>
-                <w:top w:val="none" w:sz="0" w:space="0" w:color="000000"/>
-                <w:left w:val="none" w:sz="0" w:space="0" w:color="000000"/>
-                <w:right w:val="none" w:sz="0" w:space="0" w:color="000000"/>
-              </w:pBdr>
-              <w:spacing w:after="100" w:before="100" w:line="240"/>
-              <w:ind w:left="100" w:right="100" w:firstLine="0" w:firstLineChars="0"/>
-              <w:rPr>
-                <w:rFonts w:ascii="Times New Roman" w:hAnsi="Times New Roman" w:eastAsia="Times New Roman" w:cs="Times New Roman"/>
-                <w:i w:val="false"/>
-                <w:b w:val="false"/>
-                <w:u w:val="none"/>
-                <w:strike w:val="false"/>
-                <w:sz w:val="18"/>
-                <w:szCs w:val="18"/>
-                <w:color w:val="000000"/>
-              </w:rPr>
-            </w:pPr>
-            <w:r>
-              <w:rPr>
-                <w:rFonts w:ascii="Times New Roman" w:hAnsi="Times New Roman" w:eastAsia="Times New Roman" w:cs="Times New Roman"/>
-                <w:i w:val="false"/>
-                <w:b w:val="false"/>
-                <w:u w:val="none"/>
-                <w:strike w:val="false"/>
-                <w:sz w:val="18"/>
-                <w:szCs w:val="18"/>
-                <w:color w:val="000000"/>
-              </w:rPr>
-              <w:t xml:space="preserve"/>
-            </w:r>
-          </w:p>
-        </w:tc>
-        <w:tc>
-          <w:tcPr>
-            <w:tcBorders>
-              <w:bottom w:val="none" w:sz="0" w:space="0" w:color="000000"/>
-              <w:top w:val="none" w:sz="0" w:space="0" w:color="000000"/>
-              <w:left w:val="none" w:sz="0" w:space="0" w:color="000000"/>
-              <w:right w:val="none" w:sz="0" w:space="0" w:color="000000"/>
-            </w:tcBorders>
-            <w:shd w:val="clear" w:color="auto" w:fill="FFFFFF"/>
-            <w:tcMar>
-              <w:top w:w="0" w:type="dxa"/>
-              <w:bottom w:w="0" w:type="dxa"/>
-              <w:left w:w="0" w:type="dxa"/>
-              <w:right w:w="0" w:type="dxa"/>
-            </w:tcMar>
-            <w:vAlign w:val="center"/>
-          </w:tcPr>
-          <w:p>
-            <w:pPr>
-              <w:pStyle w:val="Normal"/>
-              <w:jc w:val="right"/>
-              <w:pBdr>
-                <w:bottom w:val="none" w:sz="0" w:space="0" w:color="000000"/>
-                <w:top w:val="none" w:sz="0" w:space="0" w:color="000000"/>
-                <w:left w:val="none" w:sz="0" w:space="0" w:color="000000"/>
-                <w:right w:val="none" w:sz="0" w:space="0" w:color="000000"/>
-              </w:pBdr>
-              <w:spacing w:after="100" w:before="100" w:line="240"/>
-              <w:ind w:left="100" w:right="100" w:firstLine="0" w:firstLineChars="0"/>
-              <w:rPr>
-                <w:rFonts w:ascii="Times New Roman" w:hAnsi="Times New Roman" w:eastAsia="Times New Roman" w:cs="Times New Roman"/>
-                <w:i w:val="false"/>
-                <w:b w:val="false"/>
-                <w:u w:val="none"/>
-                <w:strike w:val="false"/>
-                <w:sz w:val="18"/>
-                <w:szCs w:val="18"/>
-                <w:color w:val="000000"/>
-              </w:rPr>
-            </w:pPr>
-            <w:r>
-              <w:rPr>
-                <w:rFonts w:ascii="Times New Roman" w:hAnsi="Times New Roman" w:eastAsia="Times New Roman" w:cs="Times New Roman"/>
-                <w:i w:val="false"/>
-                <w:b w:val="false"/>
-                <w:u w:val="none"/>
-                <w:strike w:val="false"/>
-                <w:sz w:val="18"/>
-                <w:szCs w:val="18"/>
-                <w:color w:val="000000"/>
-              </w:rPr>
-              <w:t xml:space="preserve">511</w:t>
-            </w:r>
-          </w:p>
-        </w:tc>
-        <w:tc>
-          <w:tcPr>
-            <w:tcBorders>
-              <w:bottom w:val="none" w:sz="0" w:space="0" w:color="000000"/>
-              <w:top w:val="none" w:sz="0" w:space="0" w:color="000000"/>
-              <w:left w:val="none" w:sz="0" w:space="0" w:color="000000"/>
-              <w:right w:val="none" w:sz="0" w:space="0" w:color="000000"/>
-            </w:tcBorders>
-            <w:shd w:val="clear" w:color="auto" w:fill="FFFFFF"/>
-            <w:tcMar>
-              <w:top w:w="0" w:type="dxa"/>
-              <w:bottom w:w="0" w:type="dxa"/>
-              <w:left w:w="0" w:type="dxa"/>
-              <w:right w:w="0" w:type="dxa"/>
-            </w:tcMar>
-            <w:vAlign w:val="center"/>
-          </w:tcPr>
-          <w:p>
-            <w:pPr>
-              <w:pStyle w:val="Normal"/>
-              <w:jc w:val="right"/>
-              <w:pBdr>
-                <w:bottom w:val="none" w:sz="0" w:space="0" w:color="000000"/>
-                <w:top w:val="none" w:sz="0" w:space="0" w:color="000000"/>
-                <w:left w:val="none" w:sz="0" w:space="0" w:color="000000"/>
-                <w:right w:val="none" w:sz="0" w:space="0" w:color="000000"/>
-              </w:pBdr>
-              <w:spacing w:after="100" w:before="100" w:line="240"/>
-              <w:ind w:left="100" w:right="100" w:firstLine="0" w:firstLineChars="0"/>
-              <w:rPr>
-                <w:rFonts w:ascii="Times New Roman" w:hAnsi="Times New Roman" w:eastAsia="Times New Roman" w:cs="Times New Roman"/>
-                <w:i w:val="false"/>
-                <w:b w:val="false"/>
-                <w:u w:val="none"/>
-                <w:strike w:val="false"/>
-                <w:sz w:val="18"/>
-                <w:szCs w:val="18"/>
-                <w:color w:val="000000"/>
-              </w:rPr>
-            </w:pPr>
-            <w:r>
-              <w:rPr>
-                <w:rFonts w:ascii="Times New Roman" w:hAnsi="Times New Roman" w:eastAsia="Times New Roman" w:cs="Times New Roman"/>
-                <w:i w:val="false"/>
-                <w:b w:val="false"/>
-                <w:u w:val="none"/>
-                <w:strike w:val="false"/>
-                <w:sz w:val="18"/>
-                <w:szCs w:val="18"/>
-                <w:color w:val="000000"/>
-              </w:rPr>
-              <w:t xml:space="preserve">175</w:t>
-            </w:r>
-          </w:p>
-        </w:tc>
-        <w:tc>
-          <w:tcPr>
-            <w:tcBorders>
-              <w:bottom w:val="none" w:sz="0" w:space="0" w:color="000000"/>
-              <w:top w:val="none" w:sz="0" w:space="0" w:color="000000"/>
-              <w:left w:val="none" w:sz="0" w:space="0" w:color="000000"/>
-              <w:right w:val="none" w:sz="0" w:space="0" w:color="000000"/>
-            </w:tcBorders>
-            <w:shd w:val="clear" w:color="auto" w:fill="FFFFFF"/>
-            <w:tcMar>
-              <w:top w:w="0" w:type="dxa"/>
-              <w:bottom w:w="0" w:type="dxa"/>
-              <w:left w:w="0" w:type="dxa"/>
-              <w:right w:w="0" w:type="dxa"/>
-            </w:tcMar>
-            <w:vAlign w:val="center"/>
-          </w:tcPr>
-          <w:p>
-            <w:pPr>
-              <w:pStyle w:val="Normal"/>
-              <w:jc w:val="left"/>
-              <w:pBdr>
-                <w:bottom w:val="none" w:sz="0" w:space="0" w:color="000000"/>
-                <w:top w:val="none" w:sz="0" w:space="0" w:color="000000"/>
-                <w:left w:val="none" w:sz="0" w:space="0" w:color="000000"/>
-                <w:right w:val="none" w:sz="0" w:space="0" w:color="000000"/>
-              </w:pBdr>
-              <w:spacing w:after="100" w:before="100" w:line="240"/>
-              <w:ind w:left="100" w:right="100" w:firstLine="0" w:firstLineChars="0"/>
-              <w:rPr>
-                <w:rFonts w:ascii="Times New Roman" w:hAnsi="Times New Roman" w:eastAsia="Times New Roman" w:cs="Times New Roman"/>
-                <w:i w:val="false"/>
-                <w:b w:val="false"/>
-                <w:u w:val="none"/>
-                <w:strike w:val="false"/>
-                <w:sz w:val="18"/>
-                <w:szCs w:val="18"/>
-                <w:color w:val="000000"/>
-              </w:rPr>
-            </w:pPr>
-            <w:r>
-              <w:rPr>
-                <w:rFonts w:ascii="Times New Roman" w:hAnsi="Times New Roman" w:eastAsia="Times New Roman" w:cs="Times New Roman"/>
-                <w:i w:val="false"/>
-                <w:b w:val="false"/>
-                <w:u w:val="none"/>
-                <w:strike w:val="false"/>
-                <w:sz w:val="18"/>
-                <w:szCs w:val="18"/>
-                <w:color w:val="000000"/>
-              </w:rPr>
-              <w:t xml:space="preserve">1.03 (1.02–1.04)</w:t>
-            </w:r>
-          </w:p>
-        </w:tc>
-        <w:tc>
-          <w:tcPr>
-            <w:tcBorders>
-              <w:bottom w:val="none" w:sz="0" w:space="0" w:color="000000"/>
-              <w:top w:val="none" w:sz="0" w:space="0" w:color="000000"/>
-              <w:left w:val="none" w:sz="0" w:space="0" w:color="000000"/>
-              <w:right w:val="none" w:sz="0" w:space="0" w:color="000000"/>
-            </w:tcBorders>
-            <w:shd w:val="clear" w:color="auto" w:fill="FFFFFF"/>
-            <w:tcMar>
-              <w:top w:w="0" w:type="dxa"/>
-              <w:bottom w:w="0" w:type="dxa"/>
-              <w:left w:w="0" w:type="dxa"/>
-              <w:right w:w="0" w:type="dxa"/>
-            </w:tcMar>
-            <w:vAlign w:val="center"/>
-          </w:tcPr>
-          <w:p>
-            <w:pPr>
-              <w:pStyle w:val="Normal"/>
-              <w:jc w:val="left"/>
-              <w:pBdr>
-                <w:bottom w:val="none" w:sz="0" w:space="0" w:color="000000"/>
-                <w:top w:val="none" w:sz="0" w:space="0" w:color="000000"/>
-                <w:left w:val="none" w:sz="0" w:space="0" w:color="000000"/>
-                <w:right w:val="none" w:sz="0" w:space="0" w:color="000000"/>
-              </w:pBdr>
-              <w:spacing w:after="100" w:before="100" w:line="240"/>
-              <w:ind w:left="100" w:right="100" w:firstLine="0" w:firstLineChars="0"/>
-              <w:rPr>
-                <w:rFonts w:ascii="Times New Roman" w:hAnsi="Times New Roman" w:eastAsia="Times New Roman" w:cs="Times New Roman"/>
-                <w:i w:val="false"/>
-                <w:b w:val="false"/>
-                <w:u w:val="none"/>
-                <w:strike w:val="false"/>
-                <w:sz w:val="18"/>
-                <w:szCs w:val="18"/>
-                <w:color w:val="000000"/>
-              </w:rPr>
-            </w:pPr>
-            <w:r>
-              <w:rPr>
-                <w:rFonts w:ascii="Times New Roman" w:hAnsi="Times New Roman" w:eastAsia="Times New Roman" w:cs="Times New Roman"/>
-                <w:i w:val="false"/>
-                <w:b w:val="false"/>
-                <w:u w:val="none"/>
-                <w:strike w:val="false"/>
-                <w:sz w:val="18"/>
-                <w:szCs w:val="18"/>
-                <w:color w:val="000000"/>
-              </w:rPr>
-              <w:t xml:space="preserve">&lt;0.001</w:t>
-            </w:r>
-          </w:p>
-        </w:tc>
-        <w:tc>
-          <w:tcPr>
-            <w:tcBorders>
-              <w:bottom w:val="none" w:sz="0" w:space="0" w:color="000000"/>
-              <w:top w:val="none" w:sz="0" w:space="0" w:color="000000"/>
-              <w:left w:val="none" w:sz="0" w:space="0" w:color="000000"/>
-              <w:right w:val="none" w:sz="0" w:space="0" w:color="000000"/>
-            </w:tcBorders>
-            <w:shd w:val="clear" w:color="auto" w:fill="FFFFFF"/>
-            <w:tcMar>
-              <w:top w:w="0" w:type="dxa"/>
-              <w:bottom w:w="0" w:type="dxa"/>
-              <w:left w:w="0" w:type="dxa"/>
-              <w:right w:w="0" w:type="dxa"/>
-            </w:tcMar>
-            <w:vAlign w:val="center"/>
-          </w:tcPr>
-          <w:p>
-            <w:pPr>
-              <w:pStyle w:val="Normal"/>
-              <w:jc w:val="left"/>
-              <w:pBdr>
-                <w:bottom w:val="none" w:sz="0" w:space="0" w:color="000000"/>
-                <w:top w:val="none" w:sz="0" w:space="0" w:color="000000"/>
-                <w:left w:val="none" w:sz="0" w:space="0" w:color="000000"/>
-                <w:right w:val="none" w:sz="0" w:space="0" w:color="000000"/>
-              </w:pBdr>
-              <w:spacing w:after="100" w:before="100" w:line="240"/>
-              <w:ind w:left="100" w:right="100" w:firstLine="0" w:firstLineChars="0"/>
-              <w:rPr>
-                <w:rFonts w:ascii="Times New Roman" w:hAnsi="Times New Roman" w:eastAsia="Times New Roman" w:cs="Times New Roman"/>
-                <w:i w:val="false"/>
-                <w:b w:val="false"/>
-                <w:u w:val="none"/>
-                <w:strike w:val="false"/>
-                <w:sz w:val="18"/>
-                <w:szCs w:val="18"/>
-                <w:color w:val="000000"/>
-              </w:rPr>
-            </w:pPr>
-            <w:r>
-              <w:rPr>
-                <w:rFonts w:ascii="Times New Roman" w:hAnsi="Times New Roman" w:eastAsia="Times New Roman" w:cs="Times New Roman"/>
-                <w:i w:val="false"/>
-                <w:b w:val="false"/>
-                <w:u w:val="none"/>
-                <w:strike w:val="false"/>
-                <w:sz w:val="18"/>
-                <w:szCs w:val="18"/>
-                <w:color w:val="000000"/>
-              </w:rPr>
-              <w:t xml:space="preserve"/>
-            </w:r>
-          </w:p>
-        </w:tc>
-      </w:tr>
-      <w:tr>
-        <w:trPr>
-          <w:trHeight w:val="560" w:hRule="auto"/>
-        </w:trPr>
-        <w:tc>
-          <w:tcPr>
-            <w:tcBorders>
-              <w:bottom w:val="none" w:sz="0" w:space="0" w:color="000000"/>
-              <w:top w:val="none" w:sz="0" w:space="0" w:color="000000"/>
-              <w:left w:val="none" w:sz="0" w:space="0" w:color="000000"/>
-              <w:right w:val="none" w:sz="0" w:space="0" w:color="000000"/>
-            </w:tcBorders>
-            <w:shd w:val="clear" w:color="auto" w:fill="FFFFFF"/>
-            <w:tcMar>
-              <w:top w:w="0" w:type="dxa"/>
-              <w:bottom w:w="0" w:type="dxa"/>
-              <w:left w:w="0" w:type="dxa"/>
-              <w:right w:w="0" w:type="dxa"/>
-            </w:tcMar>
-            <w:vAlign w:val="center"/>
-          </w:tcPr>
-          <w:p>
-            <w:pPr>
-              <w:pStyle w:val="Normal"/>
-              <w:jc w:val="left"/>
-              <w:pBdr>
-                <w:bottom w:val="none" w:sz="0" w:space="0" w:color="000000"/>
-                <w:top w:val="none" w:sz="0" w:space="0" w:color="000000"/>
-                <w:left w:val="none" w:sz="0" w:space="0" w:color="000000"/>
-                <w:right w:val="none" w:sz="0" w:space="0" w:color="000000"/>
-              </w:pBdr>
-              <w:spacing w:after="100" w:before="100" w:line="240"/>
-              <w:ind w:left="100" w:right="100" w:firstLine="0" w:firstLineChars="0"/>
-              <w:rPr>
-                <w:rFonts w:ascii="Times New Roman" w:hAnsi="Times New Roman" w:eastAsia="Times New Roman" w:cs="Times New Roman"/>
-                <w:i w:val="false"/>
-                <w:b w:val="false"/>
-                <w:u w:val="none"/>
-                <w:strike w:val="false"/>
-                <w:sz w:val="18"/>
-                <w:szCs w:val="18"/>
-                <w:color w:val="000000"/>
-              </w:rPr>
-            </w:pPr>
-            <w:r>
-              <w:rPr>
-                <w:rFonts w:ascii="Times New Roman" w:hAnsi="Times New Roman" w:eastAsia="Times New Roman" w:cs="Times New Roman"/>
-                <w:i w:val="false"/>
-                <w:b w:val="false"/>
-                <w:u w:val="none"/>
-                <w:strike w:val="false"/>
-                <w:sz w:val="18"/>
-                <w:szCs w:val="18"/>
-                <w:color w:val="000000"/>
-              </w:rPr>
-              <w:t xml:space="preserve">Multivariable + MMR status</w:t>
-            </w:r>
-          </w:p>
-        </w:tc>
-        <w:tc>
-          <w:tcPr>
-            <w:tcBorders>
-              <w:bottom w:val="none" w:sz="0" w:space="0" w:color="000000"/>
-              <w:top w:val="none" w:sz="0" w:space="0" w:color="000000"/>
-              <w:left w:val="none" w:sz="0" w:space="0" w:color="000000"/>
-              <w:right w:val="none" w:sz="0" w:space="0" w:color="000000"/>
-            </w:tcBorders>
-            <w:shd w:val="clear" w:color="auto" w:fill="FFFFFF"/>
-            <w:tcMar>
-              <w:top w:w="0" w:type="dxa"/>
-              <w:bottom w:w="0" w:type="dxa"/>
-              <w:left w:w="0" w:type="dxa"/>
-              <w:right w:w="0" w:type="dxa"/>
-            </w:tcMar>
-            <w:vAlign w:val="center"/>
-          </w:tcPr>
-          <w:p>
-            <w:pPr>
-              <w:pStyle w:val="Normal"/>
-              <w:jc w:val="left"/>
-              <w:pBdr>
-                <w:bottom w:val="none" w:sz="0" w:space="0" w:color="000000"/>
-                <w:top w:val="none" w:sz="0" w:space="0" w:color="000000"/>
-                <w:left w:val="none" w:sz="0" w:space="0" w:color="000000"/>
-                <w:right w:val="none" w:sz="0" w:space="0" w:color="000000"/>
-              </w:pBdr>
-              <w:spacing w:after="100" w:before="100" w:line="240"/>
-              <w:ind w:left="100" w:right="100" w:firstLine="0" w:firstLineChars="0"/>
-              <w:rPr>
-                <w:rFonts w:ascii="Times New Roman" w:hAnsi="Times New Roman" w:eastAsia="Times New Roman" w:cs="Times New Roman"/>
-                <w:i w:val="false"/>
-                <w:b w:val="false"/>
-                <w:u w:val="none"/>
-                <w:strike w:val="false"/>
-                <w:sz w:val="18"/>
-                <w:szCs w:val="18"/>
-                <w:color w:val="000000"/>
-              </w:rPr>
-            </w:pPr>
-            <w:r>
-              <w:rPr>
-                <w:rFonts w:ascii="Times New Roman" w:hAnsi="Times New Roman" w:eastAsia="Times New Roman" w:cs="Times New Roman"/>
-                <w:i w:val="false"/>
-                <w:b w:val="false"/>
-                <w:u w:val="none"/>
-                <w:strike w:val="false"/>
-                <w:sz w:val="18"/>
-                <w:szCs w:val="18"/>
-                <w:color w:val="000000"/>
-              </w:rPr>
-              <w:t xml:space="preserve">Sex</w:t>
-            </w:r>
-          </w:p>
-        </w:tc>
-        <w:tc>
-          <w:tcPr>
-            <w:tcBorders>
-              <w:bottom w:val="none" w:sz="0" w:space="0" w:color="000000"/>
-              <w:top w:val="none" w:sz="0" w:space="0" w:color="000000"/>
-              <w:left w:val="none" w:sz="0" w:space="0" w:color="000000"/>
-              <w:right w:val="none" w:sz="0" w:space="0" w:color="000000"/>
-            </w:tcBorders>
-            <w:shd w:val="clear" w:color="auto" w:fill="FFFFFF"/>
-            <w:tcMar>
-              <w:top w:w="0" w:type="dxa"/>
-              <w:bottom w:w="0" w:type="dxa"/>
-              <w:left w:w="0" w:type="dxa"/>
-              <w:right w:w="0" w:type="dxa"/>
-            </w:tcMar>
-            <w:vAlign w:val="center"/>
-          </w:tcPr>
-          <w:p>
-            <w:pPr>
-              <w:pStyle w:val="Normal"/>
-              <w:jc w:val="left"/>
-              <w:pBdr>
-                <w:bottom w:val="none" w:sz="0" w:space="0" w:color="000000"/>
-                <w:top w:val="none" w:sz="0" w:space="0" w:color="000000"/>
-                <w:left w:val="none" w:sz="0" w:space="0" w:color="000000"/>
-                <w:right w:val="none" w:sz="0" w:space="0" w:color="000000"/>
-              </w:pBdr>
-              <w:spacing w:after="100" w:before="100" w:line="240"/>
-              <w:ind w:left="100" w:right="100" w:firstLine="0" w:firstLineChars="0"/>
-              <w:rPr>
-                <w:rFonts w:ascii="Times New Roman" w:hAnsi="Times New Roman" w:eastAsia="Times New Roman" w:cs="Times New Roman"/>
-                <w:i w:val="false"/>
-                <w:b w:val="false"/>
-                <w:u w:val="none"/>
-                <w:strike w:val="false"/>
-                <w:sz w:val="18"/>
-                <w:szCs w:val="18"/>
-                <w:color w:val="000000"/>
-              </w:rPr>
-            </w:pPr>
-            <w:r>
-              <w:rPr>
-                <w:rFonts w:ascii="Times New Roman" w:hAnsi="Times New Roman" w:eastAsia="Times New Roman" w:cs="Times New Roman"/>
-                <w:i w:val="false"/>
-                <w:b w:val="false"/>
-                <w:u w:val="none"/>
-                <w:strike w:val="false"/>
-                <w:sz w:val="18"/>
-                <w:szCs w:val="18"/>
-                <w:color w:val="000000"/>
-              </w:rPr>
-              <w:t xml:space="preserve">Male (ref)</w:t>
-            </w:r>
-          </w:p>
-        </w:tc>
-        <w:tc>
-          <w:tcPr>
-            <w:tcBorders>
-              <w:bottom w:val="none" w:sz="0" w:space="0" w:color="000000"/>
-              <w:top w:val="none" w:sz="0" w:space="0" w:color="000000"/>
-              <w:left w:val="none" w:sz="0" w:space="0" w:color="000000"/>
-              <w:right w:val="none" w:sz="0" w:space="0" w:color="000000"/>
-            </w:tcBorders>
-            <w:shd w:val="clear" w:color="auto" w:fill="FFFFFF"/>
-            <w:tcMar>
-              <w:top w:w="0" w:type="dxa"/>
-              <w:bottom w:w="0" w:type="dxa"/>
-              <w:left w:w="0" w:type="dxa"/>
-              <w:right w:w="0" w:type="dxa"/>
-            </w:tcMar>
-            <w:vAlign w:val="center"/>
-          </w:tcPr>
-          <w:p>
-            <w:pPr>
-              <w:pStyle w:val="Normal"/>
-              <w:jc w:val="right"/>
-              <w:pBdr>
-                <w:bottom w:val="none" w:sz="0" w:space="0" w:color="000000"/>
-                <w:top w:val="none" w:sz="0" w:space="0" w:color="000000"/>
-                <w:left w:val="none" w:sz="0" w:space="0" w:color="000000"/>
-                <w:right w:val="none" w:sz="0" w:space="0" w:color="000000"/>
-              </w:pBdr>
-              <w:spacing w:after="100" w:before="100" w:line="240"/>
-              <w:ind w:left="100" w:right="100" w:firstLine="0" w:firstLineChars="0"/>
-              <w:rPr>
-                <w:rFonts w:ascii="Times New Roman" w:hAnsi="Times New Roman" w:eastAsia="Times New Roman" w:cs="Times New Roman"/>
-                <w:i w:val="false"/>
-                <w:b w:val="false"/>
-                <w:u w:val="none"/>
-                <w:strike w:val="false"/>
-                <w:sz w:val="18"/>
-                <w:szCs w:val="18"/>
-                <w:color w:val="000000"/>
-              </w:rPr>
-            </w:pPr>
-            <w:r>
-              <w:rPr>
-                <w:rFonts w:ascii="Times New Roman" w:hAnsi="Times New Roman" w:eastAsia="Times New Roman" w:cs="Times New Roman"/>
-                <w:i w:val="false"/>
-                <w:b w:val="false"/>
-                <w:u w:val="none"/>
-                <w:strike w:val="false"/>
-                <w:sz w:val="18"/>
-                <w:szCs w:val="18"/>
-                <w:color w:val="000000"/>
-              </w:rPr>
-              <w:t xml:space="preserve">284</w:t>
-            </w:r>
-          </w:p>
-        </w:tc>
-        <w:tc>
-          <w:tcPr>
-            <w:tcBorders>
-              <w:bottom w:val="none" w:sz="0" w:space="0" w:color="000000"/>
-              <w:top w:val="none" w:sz="0" w:space="0" w:color="000000"/>
-              <w:left w:val="none" w:sz="0" w:space="0" w:color="000000"/>
-              <w:right w:val="none" w:sz="0" w:space="0" w:color="000000"/>
-            </w:tcBorders>
-            <w:shd w:val="clear" w:color="auto" w:fill="FFFFFF"/>
-            <w:tcMar>
-              <w:top w:w="0" w:type="dxa"/>
-              <w:bottom w:w="0" w:type="dxa"/>
-              <w:left w:w="0" w:type="dxa"/>
-              <w:right w:w="0" w:type="dxa"/>
-            </w:tcMar>
-            <w:vAlign w:val="center"/>
-          </w:tcPr>
-          <w:p>
-            <w:pPr>
-              <w:pStyle w:val="Normal"/>
-              <w:jc w:val="right"/>
-              <w:pBdr>
-                <w:bottom w:val="none" w:sz="0" w:space="0" w:color="000000"/>
-                <w:top w:val="none" w:sz="0" w:space="0" w:color="000000"/>
-                <w:left w:val="none" w:sz="0" w:space="0" w:color="000000"/>
-                <w:right w:val="none" w:sz="0" w:space="0" w:color="000000"/>
-              </w:pBdr>
-              <w:spacing w:after="100" w:before="100" w:line="240"/>
-              <w:ind w:left="100" w:right="100" w:firstLine="0" w:firstLineChars="0"/>
-              <w:rPr>
-                <w:rFonts w:ascii="Times New Roman" w:hAnsi="Times New Roman" w:eastAsia="Times New Roman" w:cs="Times New Roman"/>
-                <w:i w:val="false"/>
-                <w:b w:val="false"/>
-                <w:u w:val="none"/>
-                <w:strike w:val="false"/>
-                <w:sz w:val="18"/>
-                <w:szCs w:val="18"/>
-                <w:color w:val="000000"/>
-              </w:rPr>
-            </w:pPr>
-            <w:r>
-              <w:rPr>
-                <w:rFonts w:ascii="Times New Roman" w:hAnsi="Times New Roman" w:eastAsia="Times New Roman" w:cs="Times New Roman"/>
-                <w:i w:val="false"/>
-                <w:b w:val="false"/>
-                <w:u w:val="none"/>
-                <w:strike w:val="false"/>
-                <w:sz w:val="18"/>
-                <w:szCs w:val="18"/>
-                <w:color w:val="000000"/>
-              </w:rPr>
-              <w:t xml:space="preserve">105</w:t>
-            </w:r>
-          </w:p>
-        </w:tc>
-        <w:tc>
-          <w:tcPr>
-            <w:tcBorders>
-              <w:bottom w:val="none" w:sz="0" w:space="0" w:color="000000"/>
-              <w:top w:val="none" w:sz="0" w:space="0" w:color="000000"/>
-              <w:left w:val="none" w:sz="0" w:space="0" w:color="000000"/>
-              <w:right w:val="none" w:sz="0" w:space="0" w:color="000000"/>
-            </w:tcBorders>
-            <w:shd w:val="clear" w:color="auto" w:fill="FFFFFF"/>
-            <w:tcMar>
-              <w:top w:w="0" w:type="dxa"/>
-              <w:bottom w:w="0" w:type="dxa"/>
-              <w:left w:w="0" w:type="dxa"/>
-              <w:right w:w="0" w:type="dxa"/>
-            </w:tcMar>
-            <w:vAlign w:val="center"/>
-          </w:tcPr>
-          <w:p>
-            <w:pPr>
-              <w:pStyle w:val="Normal"/>
-              <w:jc w:val="left"/>
-              <w:pBdr>
-                <w:bottom w:val="none" w:sz="0" w:space="0" w:color="000000"/>
-                <w:top w:val="none" w:sz="0" w:space="0" w:color="000000"/>
-                <w:left w:val="none" w:sz="0" w:space="0" w:color="000000"/>
-                <w:right w:val="none" w:sz="0" w:space="0" w:color="000000"/>
-              </w:pBdr>
-              <w:spacing w:after="100" w:before="100" w:line="240"/>
-              <w:ind w:left="100" w:right="100" w:firstLine="0" w:firstLineChars="0"/>
-              <w:rPr>
-                <w:rFonts w:ascii="Times New Roman" w:hAnsi="Times New Roman" w:eastAsia="Times New Roman" w:cs="Times New Roman"/>
-                <w:i w:val="false"/>
-                <w:b w:val="false"/>
-                <w:u w:val="none"/>
-                <w:strike w:val="false"/>
-                <w:sz w:val="18"/>
-                <w:szCs w:val="18"/>
-                <w:color w:val="000000"/>
-              </w:rPr>
-            </w:pPr>
-            <w:r>
-              <w:rPr>
-                <w:rFonts w:ascii="Times New Roman" w:hAnsi="Times New Roman" w:eastAsia="Times New Roman" w:cs="Times New Roman"/>
-                <w:i w:val="false"/>
-                <w:b w:val="false"/>
-                <w:u w:val="none"/>
-                <w:strike w:val="false"/>
-                <w:sz w:val="18"/>
-                <w:szCs w:val="18"/>
-                <w:color w:val="000000"/>
-              </w:rPr>
-              <w:t xml:space="preserve">Reference</w:t>
-            </w:r>
-          </w:p>
-        </w:tc>
-        <w:tc>
-          <w:tcPr>
-            <w:tcBorders>
-              <w:bottom w:val="none" w:sz="0" w:space="0" w:color="000000"/>
-              <w:top w:val="none" w:sz="0" w:space="0" w:color="000000"/>
-              <w:left w:val="none" w:sz="0" w:space="0" w:color="000000"/>
-              <w:right w:val="none" w:sz="0" w:space="0" w:color="000000"/>
-            </w:tcBorders>
-            <w:shd w:val="clear" w:color="auto" w:fill="FFFFFF"/>
-            <w:tcMar>
-              <w:top w:w="0" w:type="dxa"/>
-              <w:bottom w:w="0" w:type="dxa"/>
-              <w:left w:w="0" w:type="dxa"/>
-              <w:right w:w="0" w:type="dxa"/>
-            </w:tcMar>
-            <w:vAlign w:val="center"/>
-          </w:tcPr>
-          <w:p>
-            <w:pPr>
-              <w:pStyle w:val="Normal"/>
-              <w:jc w:val="left"/>
-              <w:pBdr>
-                <w:bottom w:val="none" w:sz="0" w:space="0" w:color="000000"/>
-                <w:top w:val="none" w:sz="0" w:space="0" w:color="000000"/>
-                <w:left w:val="none" w:sz="0" w:space="0" w:color="000000"/>
-                <w:right w:val="none" w:sz="0" w:space="0" w:color="000000"/>
-              </w:pBdr>
-              <w:spacing w:after="100" w:before="100" w:line="240"/>
-              <w:ind w:left="100" w:right="100" w:firstLine="0" w:firstLineChars="0"/>
-              <w:rPr>
-                <w:rFonts w:ascii="Times New Roman" w:hAnsi="Times New Roman" w:eastAsia="Times New Roman" w:cs="Times New Roman"/>
-                <w:i w:val="false"/>
-                <w:b w:val="false"/>
-                <w:u w:val="none"/>
-                <w:strike w:val="false"/>
-                <w:sz w:val="18"/>
-                <w:szCs w:val="18"/>
-                <w:color w:val="000000"/>
-              </w:rPr>
-            </w:pPr>
-            <w:r>
-              <w:rPr>
-                <w:rFonts w:ascii="Times New Roman" w:hAnsi="Times New Roman" w:eastAsia="Times New Roman" w:cs="Times New Roman"/>
-                <w:i w:val="false"/>
-                <w:b w:val="false"/>
-                <w:u w:val="none"/>
-                <w:strike w:val="false"/>
-                <w:sz w:val="18"/>
-                <w:szCs w:val="18"/>
-                <w:color w:val="000000"/>
-              </w:rPr>
-              <w:t xml:space="preserve"/>
-            </w:r>
-          </w:p>
-        </w:tc>
-        <w:tc>
-          <w:tcPr>
-            <w:tcBorders>
-              <w:bottom w:val="none" w:sz="0" w:space="0" w:color="000000"/>
-              <w:top w:val="none" w:sz="0" w:space="0" w:color="000000"/>
-              <w:left w:val="none" w:sz="0" w:space="0" w:color="000000"/>
-              <w:right w:val="none" w:sz="0" w:space="0" w:color="000000"/>
-            </w:tcBorders>
-            <w:shd w:val="clear" w:color="auto" w:fill="FFFFFF"/>
-            <w:tcMar>
-              <w:top w:w="0" w:type="dxa"/>
-              <w:bottom w:w="0" w:type="dxa"/>
-              <w:left w:w="0" w:type="dxa"/>
-              <w:right w:w="0" w:type="dxa"/>
-            </w:tcMar>
-            <w:vAlign w:val="center"/>
-          </w:tcPr>
-          <w:p>
-            <w:pPr>
-              <w:pStyle w:val="Normal"/>
-              <w:jc w:val="left"/>
-              <w:pBdr>
-                <w:bottom w:val="none" w:sz="0" w:space="0" w:color="000000"/>
-                <w:top w:val="none" w:sz="0" w:space="0" w:color="000000"/>
-                <w:left w:val="none" w:sz="0" w:space="0" w:color="000000"/>
-                <w:right w:val="none" w:sz="0" w:space="0" w:color="000000"/>
-              </w:pBdr>
-              <w:spacing w:after="100" w:before="100" w:line="240"/>
-              <w:ind w:left="100" w:right="100" w:firstLine="0" w:firstLineChars="0"/>
-              <w:rPr>
-                <w:rFonts w:ascii="Times New Roman" w:hAnsi="Times New Roman" w:eastAsia="Times New Roman" w:cs="Times New Roman"/>
-                <w:i w:val="false"/>
-                <w:b w:val="false"/>
-                <w:u w:val="none"/>
-                <w:strike w:val="false"/>
-                <w:sz w:val="18"/>
-                <w:szCs w:val="18"/>
-                <w:color w:val="000000"/>
-              </w:rPr>
-            </w:pPr>
-            <w:r>
-              <w:rPr>
-                <w:rFonts w:ascii="Times New Roman" w:hAnsi="Times New Roman" w:eastAsia="Times New Roman" w:cs="Times New Roman"/>
-                <w:i w:val="false"/>
-                <w:b w:val="false"/>
-                <w:u w:val="none"/>
-                <w:strike w:val="false"/>
-                <w:sz w:val="18"/>
-                <w:szCs w:val="18"/>
-                <w:color w:val="000000"/>
-              </w:rPr>
-              <w:t xml:space="preserve"/>
-            </w:r>
-          </w:p>
-        </w:tc>
-      </w:tr>
-      <w:tr>
-        <w:trPr>
-          <w:trHeight w:val="560" w:hRule="auto"/>
-        </w:trPr>
-        <w:tc>
-          <w:tcPr>
-            <w:tcBorders>
-              <w:bottom w:val="none" w:sz="0" w:space="0" w:color="000000"/>
-              <w:top w:val="none" w:sz="0" w:space="0" w:color="000000"/>
-              <w:left w:val="none" w:sz="0" w:space="0" w:color="000000"/>
-              <w:right w:val="none" w:sz="0" w:space="0" w:color="000000"/>
-            </w:tcBorders>
-            <w:shd w:val="clear" w:color="auto" w:fill="FFFFFF"/>
-            <w:tcMar>
-              <w:top w:w="0" w:type="dxa"/>
-              <w:bottom w:w="0" w:type="dxa"/>
-              <w:left w:w="0" w:type="dxa"/>
-              <w:right w:w="0" w:type="dxa"/>
-            </w:tcMar>
-            <w:vAlign w:val="center"/>
-          </w:tcPr>
-          <w:p>
-            <w:pPr>
-              <w:pStyle w:val="Normal"/>
-              <w:jc w:val="left"/>
-              <w:pBdr>
-                <w:bottom w:val="none" w:sz="0" w:space="0" w:color="000000"/>
-                <w:top w:val="none" w:sz="0" w:space="0" w:color="000000"/>
-                <w:left w:val="none" w:sz="0" w:space="0" w:color="000000"/>
-                <w:right w:val="none" w:sz="0" w:space="0" w:color="000000"/>
-              </w:pBdr>
-              <w:spacing w:after="100" w:before="100" w:line="240"/>
-              <w:ind w:left="100" w:right="100" w:firstLine="0" w:firstLineChars="0"/>
-              <w:rPr>
-                <w:rFonts w:ascii="Times New Roman" w:hAnsi="Times New Roman" w:eastAsia="Times New Roman" w:cs="Times New Roman"/>
-                <w:i w:val="false"/>
-                <w:b w:val="false"/>
-                <w:u w:val="none"/>
-                <w:strike w:val="false"/>
-                <w:sz w:val="18"/>
-                <w:szCs w:val="18"/>
-                <w:color w:val="000000"/>
-              </w:rPr>
-            </w:pPr>
-            <w:r>
-              <w:rPr>
-                <w:rFonts w:ascii="Times New Roman" w:hAnsi="Times New Roman" w:eastAsia="Times New Roman" w:cs="Times New Roman"/>
-                <w:i w:val="false"/>
-                <w:b w:val="false"/>
-                <w:u w:val="none"/>
-                <w:strike w:val="false"/>
-                <w:sz w:val="18"/>
-                <w:szCs w:val="18"/>
-                <w:color w:val="000000"/>
-              </w:rPr>
-              <w:t xml:space="preserve">Multivariable + MMR status</w:t>
-            </w:r>
-          </w:p>
-        </w:tc>
-        <w:tc>
-          <w:tcPr>
-            <w:tcBorders>
-              <w:bottom w:val="none" w:sz="0" w:space="0" w:color="000000"/>
-              <w:top w:val="none" w:sz="0" w:space="0" w:color="000000"/>
-              <w:left w:val="none" w:sz="0" w:space="0" w:color="000000"/>
-              <w:right w:val="none" w:sz="0" w:space="0" w:color="000000"/>
-            </w:tcBorders>
-            <w:shd w:val="clear" w:color="auto" w:fill="FFFFFF"/>
-            <w:tcMar>
-              <w:top w:w="0" w:type="dxa"/>
-              <w:bottom w:w="0" w:type="dxa"/>
-              <w:left w:w="0" w:type="dxa"/>
-              <w:right w:w="0" w:type="dxa"/>
-            </w:tcMar>
-            <w:vAlign w:val="center"/>
-          </w:tcPr>
-          <w:p>
-            <w:pPr>
-              <w:pStyle w:val="Normal"/>
-              <w:jc w:val="left"/>
-              <w:pBdr>
-                <w:bottom w:val="none" w:sz="0" w:space="0" w:color="000000"/>
-                <w:top w:val="none" w:sz="0" w:space="0" w:color="000000"/>
-                <w:left w:val="none" w:sz="0" w:space="0" w:color="000000"/>
-                <w:right w:val="none" w:sz="0" w:space="0" w:color="000000"/>
-              </w:pBdr>
-              <w:spacing w:after="100" w:before="100" w:line="240"/>
-              <w:ind w:left="100" w:right="100" w:firstLine="0" w:firstLineChars="0"/>
-              <w:rPr>
-                <w:rFonts w:ascii="Times New Roman" w:hAnsi="Times New Roman" w:eastAsia="Times New Roman" w:cs="Times New Roman"/>
-                <w:i w:val="false"/>
-                <w:b w:val="false"/>
-                <w:u w:val="none"/>
-                <w:strike w:val="false"/>
-                <w:sz w:val="18"/>
-                <w:szCs w:val="18"/>
-                <w:color w:val="000000"/>
-              </w:rPr>
-            </w:pPr>
-            <w:r>
-              <w:rPr>
-                <w:rFonts w:ascii="Times New Roman" w:hAnsi="Times New Roman" w:eastAsia="Times New Roman" w:cs="Times New Roman"/>
-                <w:i w:val="false"/>
-                <w:b w:val="false"/>
-                <w:u w:val="none"/>
-                <w:strike w:val="false"/>
-                <w:sz w:val="18"/>
-                <w:szCs w:val="18"/>
-                <w:color w:val="000000"/>
-              </w:rPr>
-              <w:t xml:space="preserve"/>
-            </w:r>
-          </w:p>
-        </w:tc>
-        <w:tc>
-          <w:tcPr>
-            <w:tcBorders>
-              <w:bottom w:val="none" w:sz="0" w:space="0" w:color="000000"/>
-              <w:top w:val="none" w:sz="0" w:space="0" w:color="000000"/>
-              <w:left w:val="none" w:sz="0" w:space="0" w:color="000000"/>
-              <w:right w:val="none" w:sz="0" w:space="0" w:color="000000"/>
-            </w:tcBorders>
-            <w:shd w:val="clear" w:color="auto" w:fill="FFFFFF"/>
-            <w:tcMar>
-              <w:top w:w="0" w:type="dxa"/>
-              <w:bottom w:w="0" w:type="dxa"/>
-              <w:left w:w="0" w:type="dxa"/>
-              <w:right w:w="0" w:type="dxa"/>
-            </w:tcMar>
-            <w:vAlign w:val="center"/>
-          </w:tcPr>
-          <w:p>
-            <w:pPr>
-              <w:pStyle w:val="Normal"/>
-              <w:jc w:val="left"/>
-              <w:pBdr>
-                <w:bottom w:val="none" w:sz="0" w:space="0" w:color="000000"/>
-                <w:top w:val="none" w:sz="0" w:space="0" w:color="000000"/>
-                <w:left w:val="none" w:sz="0" w:space="0" w:color="000000"/>
-                <w:right w:val="none" w:sz="0" w:space="0" w:color="000000"/>
-              </w:pBdr>
-              <w:spacing w:after="100" w:before="100" w:line="240"/>
-              <w:ind w:left="100" w:right="100" w:firstLine="0" w:firstLineChars="0"/>
-              <w:rPr>
-                <w:rFonts w:ascii="Times New Roman" w:hAnsi="Times New Roman" w:eastAsia="Times New Roman" w:cs="Times New Roman"/>
-                <w:i w:val="false"/>
-                <w:b w:val="false"/>
-                <w:u w:val="none"/>
-                <w:strike w:val="false"/>
-                <w:sz w:val="18"/>
-                <w:szCs w:val="18"/>
-                <w:color w:val="000000"/>
-              </w:rPr>
-            </w:pPr>
-            <w:r>
-              <w:rPr>
-                <w:rFonts w:ascii="Times New Roman" w:hAnsi="Times New Roman" w:eastAsia="Times New Roman" w:cs="Times New Roman"/>
-                <w:i w:val="false"/>
-                <w:b w:val="false"/>
-                <w:u w:val="none"/>
-                <w:strike w:val="false"/>
-                <w:sz w:val="18"/>
-                <w:szCs w:val="18"/>
-                <w:color w:val="000000"/>
-              </w:rPr>
-              <w:t xml:space="preserve">Female</w:t>
-            </w:r>
-          </w:p>
-        </w:tc>
-        <w:tc>
-          <w:tcPr>
-            <w:tcBorders>
-              <w:bottom w:val="none" w:sz="0" w:space="0" w:color="000000"/>
-              <w:top w:val="none" w:sz="0" w:space="0" w:color="000000"/>
-              <w:left w:val="none" w:sz="0" w:space="0" w:color="000000"/>
-              <w:right w:val="none" w:sz="0" w:space="0" w:color="000000"/>
-            </w:tcBorders>
-            <w:shd w:val="clear" w:color="auto" w:fill="FFFFFF"/>
-            <w:tcMar>
-              <w:top w:w="0" w:type="dxa"/>
-              <w:bottom w:w="0" w:type="dxa"/>
-              <w:left w:w="0" w:type="dxa"/>
-              <w:right w:w="0" w:type="dxa"/>
-            </w:tcMar>
-            <w:vAlign w:val="center"/>
-          </w:tcPr>
-          <w:p>
-            <w:pPr>
-              <w:pStyle w:val="Normal"/>
-              <w:jc w:val="right"/>
-              <w:pBdr>
-                <w:bottom w:val="none" w:sz="0" w:space="0" w:color="000000"/>
-                <w:top w:val="none" w:sz="0" w:space="0" w:color="000000"/>
-                <w:left w:val="none" w:sz="0" w:space="0" w:color="000000"/>
-                <w:right w:val="none" w:sz="0" w:space="0" w:color="000000"/>
-              </w:pBdr>
-              <w:spacing w:after="100" w:before="100" w:line="240"/>
-              <w:ind w:left="100" w:right="100" w:firstLine="0" w:firstLineChars="0"/>
-              <w:rPr>
-                <w:rFonts w:ascii="Times New Roman" w:hAnsi="Times New Roman" w:eastAsia="Times New Roman" w:cs="Times New Roman"/>
-                <w:i w:val="false"/>
-                <w:b w:val="false"/>
-                <w:u w:val="none"/>
-                <w:strike w:val="false"/>
-                <w:sz w:val="18"/>
-                <w:szCs w:val="18"/>
-                <w:color w:val="000000"/>
-              </w:rPr>
-            </w:pPr>
-            <w:r>
-              <w:rPr>
-                <w:rFonts w:ascii="Times New Roman" w:hAnsi="Times New Roman" w:eastAsia="Times New Roman" w:cs="Times New Roman"/>
-                <w:i w:val="false"/>
-                <w:b w:val="false"/>
-                <w:u w:val="none"/>
-                <w:strike w:val="false"/>
-                <w:sz w:val="18"/>
-                <w:szCs w:val="18"/>
-                <w:color w:val="000000"/>
-              </w:rPr>
-              <w:t xml:space="preserve">227</w:t>
-            </w:r>
-          </w:p>
-        </w:tc>
-        <w:tc>
-          <w:tcPr>
-            <w:tcBorders>
-              <w:bottom w:val="none" w:sz="0" w:space="0" w:color="000000"/>
-              <w:top w:val="none" w:sz="0" w:space="0" w:color="000000"/>
-              <w:left w:val="none" w:sz="0" w:space="0" w:color="000000"/>
-              <w:right w:val="none" w:sz="0" w:space="0" w:color="000000"/>
-            </w:tcBorders>
-            <w:shd w:val="clear" w:color="auto" w:fill="FFFFFF"/>
-            <w:tcMar>
-              <w:top w:w="0" w:type="dxa"/>
-              <w:bottom w:w="0" w:type="dxa"/>
-              <w:left w:w="0" w:type="dxa"/>
-              <w:right w:w="0" w:type="dxa"/>
-            </w:tcMar>
-            <w:vAlign w:val="center"/>
-          </w:tcPr>
-          <w:p>
-            <w:pPr>
-              <w:pStyle w:val="Normal"/>
-              <w:jc w:val="right"/>
-              <w:pBdr>
-                <w:bottom w:val="none" w:sz="0" w:space="0" w:color="000000"/>
-                <w:top w:val="none" w:sz="0" w:space="0" w:color="000000"/>
-                <w:left w:val="none" w:sz="0" w:space="0" w:color="000000"/>
-                <w:right w:val="none" w:sz="0" w:space="0" w:color="000000"/>
-              </w:pBdr>
-              <w:spacing w:after="100" w:before="100" w:line="240"/>
-              <w:ind w:left="100" w:right="100" w:firstLine="0" w:firstLineChars="0"/>
-              <w:rPr>
-                <w:rFonts w:ascii="Times New Roman" w:hAnsi="Times New Roman" w:eastAsia="Times New Roman" w:cs="Times New Roman"/>
-                <w:i w:val="false"/>
-                <w:b w:val="false"/>
-                <w:u w:val="none"/>
-                <w:strike w:val="false"/>
-                <w:sz w:val="18"/>
-                <w:szCs w:val="18"/>
-                <w:color w:val="000000"/>
-              </w:rPr>
-            </w:pPr>
-            <w:r>
-              <w:rPr>
-                <w:rFonts w:ascii="Times New Roman" w:hAnsi="Times New Roman" w:eastAsia="Times New Roman" w:cs="Times New Roman"/>
-                <w:i w:val="false"/>
-                <w:b w:val="false"/>
-                <w:u w:val="none"/>
-                <w:strike w:val="false"/>
-                <w:sz w:val="18"/>
-                <w:szCs w:val="18"/>
-                <w:color w:val="000000"/>
-              </w:rPr>
-              <w:t xml:space="preserve">70</w:t>
-            </w:r>
-          </w:p>
-        </w:tc>
-        <w:tc>
-          <w:tcPr>
-            <w:tcBorders>
-              <w:bottom w:val="none" w:sz="0" w:space="0" w:color="000000"/>
-              <w:top w:val="none" w:sz="0" w:space="0" w:color="000000"/>
-              <w:left w:val="none" w:sz="0" w:space="0" w:color="000000"/>
-              <w:right w:val="none" w:sz="0" w:space="0" w:color="000000"/>
-            </w:tcBorders>
-            <w:shd w:val="clear" w:color="auto" w:fill="FFFFFF"/>
-            <w:tcMar>
-              <w:top w:w="0" w:type="dxa"/>
-              <w:bottom w:w="0" w:type="dxa"/>
-              <w:left w:w="0" w:type="dxa"/>
-              <w:right w:w="0" w:type="dxa"/>
-            </w:tcMar>
-            <w:vAlign w:val="center"/>
-          </w:tcPr>
-          <w:p>
-            <w:pPr>
-              <w:pStyle w:val="Normal"/>
-              <w:jc w:val="left"/>
-              <w:pBdr>
-                <w:bottom w:val="none" w:sz="0" w:space="0" w:color="000000"/>
-                <w:top w:val="none" w:sz="0" w:space="0" w:color="000000"/>
-                <w:left w:val="none" w:sz="0" w:space="0" w:color="000000"/>
-                <w:right w:val="none" w:sz="0" w:space="0" w:color="000000"/>
-              </w:pBdr>
-              <w:spacing w:after="100" w:before="100" w:line="240"/>
-              <w:ind w:left="100" w:right="100" w:firstLine="0" w:firstLineChars="0"/>
-              <w:rPr>
-                <w:rFonts w:ascii="Times New Roman" w:hAnsi="Times New Roman" w:eastAsia="Times New Roman" w:cs="Times New Roman"/>
-                <w:i w:val="false"/>
-                <w:b w:val="false"/>
-                <w:u w:val="none"/>
-                <w:strike w:val="false"/>
-                <w:sz w:val="18"/>
-                <w:szCs w:val="18"/>
-                <w:color w:val="000000"/>
-              </w:rPr>
-            </w:pPr>
-            <w:r>
-              <w:rPr>
-                <w:rFonts w:ascii="Times New Roman" w:hAnsi="Times New Roman" w:eastAsia="Times New Roman" w:cs="Times New Roman"/>
-                <w:i w:val="false"/>
-                <w:b w:val="false"/>
-                <w:u w:val="none"/>
-                <w:strike w:val="false"/>
-                <w:sz w:val="18"/>
-                <w:szCs w:val="18"/>
-                <w:color w:val="000000"/>
-              </w:rPr>
-              <w:t xml:space="preserve">0.75 (0.55–1.01)</w:t>
-            </w:r>
-          </w:p>
-        </w:tc>
-        <w:tc>
-          <w:tcPr>
-            <w:tcBorders>
-              <w:bottom w:val="none" w:sz="0" w:space="0" w:color="000000"/>
-              <w:top w:val="none" w:sz="0" w:space="0" w:color="000000"/>
-              <w:left w:val="none" w:sz="0" w:space="0" w:color="000000"/>
-              <w:right w:val="none" w:sz="0" w:space="0" w:color="000000"/>
-            </w:tcBorders>
-            <w:shd w:val="clear" w:color="auto" w:fill="FFFFFF"/>
-            <w:tcMar>
-              <w:top w:w="0" w:type="dxa"/>
-              <w:bottom w:w="0" w:type="dxa"/>
-              <w:left w:w="0" w:type="dxa"/>
-              <w:right w:w="0" w:type="dxa"/>
-            </w:tcMar>
-            <w:vAlign w:val="center"/>
-          </w:tcPr>
-          <w:p>
-            <w:pPr>
-              <w:pStyle w:val="Normal"/>
-              <w:jc w:val="left"/>
-              <w:pBdr>
-                <w:bottom w:val="none" w:sz="0" w:space="0" w:color="000000"/>
-                <w:top w:val="none" w:sz="0" w:space="0" w:color="000000"/>
-                <w:left w:val="none" w:sz="0" w:space="0" w:color="000000"/>
-                <w:right w:val="none" w:sz="0" w:space="0" w:color="000000"/>
-              </w:pBdr>
-              <w:spacing w:after="100" w:before="100" w:line="240"/>
-              <w:ind w:left="100" w:right="100" w:firstLine="0" w:firstLineChars="0"/>
-              <w:rPr>
-                <w:rFonts w:ascii="Times New Roman" w:hAnsi="Times New Roman" w:eastAsia="Times New Roman" w:cs="Times New Roman"/>
-                <w:i w:val="false"/>
-                <w:b w:val="false"/>
-                <w:u w:val="none"/>
-                <w:strike w:val="false"/>
-                <w:sz w:val="18"/>
-                <w:szCs w:val="18"/>
-                <w:color w:val="000000"/>
-              </w:rPr>
-            </w:pPr>
-            <w:r>
-              <w:rPr>
-                <w:rFonts w:ascii="Times New Roman" w:hAnsi="Times New Roman" w:eastAsia="Times New Roman" w:cs="Times New Roman"/>
-                <w:i w:val="false"/>
-                <w:b w:val="false"/>
-                <w:u w:val="none"/>
-                <w:strike w:val="false"/>
-                <w:sz w:val="18"/>
-                <w:szCs w:val="18"/>
-                <w:color w:val="000000"/>
-              </w:rPr>
-              <w:t xml:space="preserve">0.062</w:t>
-            </w:r>
-          </w:p>
-        </w:tc>
-        <w:tc>
-          <w:tcPr>
-            <w:tcBorders>
-              <w:bottom w:val="none" w:sz="0" w:space="0" w:color="000000"/>
-              <w:top w:val="none" w:sz="0" w:space="0" w:color="000000"/>
-              <w:left w:val="none" w:sz="0" w:space="0" w:color="000000"/>
-              <w:right w:val="none" w:sz="0" w:space="0" w:color="000000"/>
-            </w:tcBorders>
-            <w:shd w:val="clear" w:color="auto" w:fill="FFFFFF"/>
-            <w:tcMar>
-              <w:top w:w="0" w:type="dxa"/>
-              <w:bottom w:w="0" w:type="dxa"/>
-              <w:left w:w="0" w:type="dxa"/>
-              <w:right w:w="0" w:type="dxa"/>
-            </w:tcMar>
-            <w:vAlign w:val="center"/>
-          </w:tcPr>
-          <w:p>
-            <w:pPr>
-              <w:pStyle w:val="Normal"/>
-              <w:jc w:val="left"/>
-              <w:pBdr>
-                <w:bottom w:val="none" w:sz="0" w:space="0" w:color="000000"/>
-                <w:top w:val="none" w:sz="0" w:space="0" w:color="000000"/>
-                <w:left w:val="none" w:sz="0" w:space="0" w:color="000000"/>
-                <w:right w:val="none" w:sz="0" w:space="0" w:color="000000"/>
-              </w:pBdr>
-              <w:spacing w:after="100" w:before="100" w:line="240"/>
-              <w:ind w:left="100" w:right="100" w:firstLine="0" w:firstLineChars="0"/>
-              <w:rPr>
-                <w:rFonts w:ascii="Times New Roman" w:hAnsi="Times New Roman" w:eastAsia="Times New Roman" w:cs="Times New Roman"/>
-                <w:i w:val="false"/>
-                <w:b w:val="false"/>
-                <w:u w:val="none"/>
-                <w:strike w:val="false"/>
-                <w:sz w:val="18"/>
-                <w:szCs w:val="18"/>
-                <w:color w:val="000000"/>
-              </w:rPr>
-            </w:pPr>
-            <w:r>
-              <w:rPr>
-                <w:rFonts w:ascii="Times New Roman" w:hAnsi="Times New Roman" w:eastAsia="Times New Roman" w:cs="Times New Roman"/>
-                <w:i w:val="false"/>
-                <w:b w:val="false"/>
-                <w:u w:val="none"/>
-                <w:strike w:val="false"/>
-                <w:sz w:val="18"/>
-                <w:szCs w:val="18"/>
-                <w:color w:val="000000"/>
-              </w:rPr>
-              <w:t xml:space="preserve"/>
-            </w:r>
-          </w:p>
-        </w:tc>
-      </w:tr>
-      <w:tr>
-        <w:trPr>
-          <w:trHeight w:val="560" w:hRule="auto"/>
-        </w:trPr>
-        <w:tc>
-          <w:tcPr>
-            <w:tcBorders>
-              <w:bottom w:val="none" w:sz="0" w:space="0" w:color="000000"/>
-              <w:top w:val="none" w:sz="0" w:space="0" w:color="000000"/>
-              <w:left w:val="none" w:sz="0" w:space="0" w:color="000000"/>
-              <w:right w:val="none" w:sz="0" w:space="0" w:color="000000"/>
-            </w:tcBorders>
-            <w:shd w:val="clear" w:color="auto" w:fill="FFFFFF"/>
-            <w:tcMar>
-              <w:top w:w="0" w:type="dxa"/>
-              <w:bottom w:w="0" w:type="dxa"/>
-              <w:left w:w="0" w:type="dxa"/>
-              <w:right w:w="0" w:type="dxa"/>
-            </w:tcMar>
-            <w:vAlign w:val="center"/>
-          </w:tcPr>
-          <w:p>
-            <w:pPr>
-              <w:pStyle w:val="Normal"/>
-              <w:jc w:val="left"/>
-              <w:pBdr>
-                <w:bottom w:val="none" w:sz="0" w:space="0" w:color="000000"/>
-                <w:top w:val="none" w:sz="0" w:space="0" w:color="000000"/>
-                <w:left w:val="none" w:sz="0" w:space="0" w:color="000000"/>
-                <w:right w:val="none" w:sz="0" w:space="0" w:color="000000"/>
-              </w:pBdr>
-              <w:spacing w:after="100" w:before="100" w:line="240"/>
-              <w:ind w:left="100" w:right="100" w:firstLine="0" w:firstLineChars="0"/>
-              <w:rPr>
-                <w:rFonts w:ascii="Times New Roman" w:hAnsi="Times New Roman" w:eastAsia="Times New Roman" w:cs="Times New Roman"/>
-                <w:i w:val="false"/>
-                <w:b w:val="false"/>
-                <w:u w:val="none"/>
-                <w:strike w:val="false"/>
-                <w:sz w:val="18"/>
-                <w:szCs w:val="18"/>
-                <w:color w:val="000000"/>
-              </w:rPr>
-            </w:pPr>
-            <w:r>
-              <w:rPr>
-                <w:rFonts w:ascii="Times New Roman" w:hAnsi="Times New Roman" w:eastAsia="Times New Roman" w:cs="Times New Roman"/>
-                <w:i w:val="false"/>
-                <w:b w:val="false"/>
-                <w:u w:val="none"/>
-                <w:strike w:val="false"/>
-                <w:sz w:val="18"/>
-                <w:szCs w:val="18"/>
-                <w:color w:val="000000"/>
-              </w:rPr>
-              <w:t xml:space="preserve">Multivariable + MMR status</w:t>
-            </w:r>
-          </w:p>
-        </w:tc>
-        <w:tc>
-          <w:tcPr>
-            <w:tcBorders>
-              <w:bottom w:val="none" w:sz="0" w:space="0" w:color="000000"/>
-              <w:top w:val="none" w:sz="0" w:space="0" w:color="000000"/>
-              <w:left w:val="none" w:sz="0" w:space="0" w:color="000000"/>
-              <w:right w:val="none" w:sz="0" w:space="0" w:color="000000"/>
-            </w:tcBorders>
-            <w:shd w:val="clear" w:color="auto" w:fill="FFFFFF"/>
-            <w:tcMar>
-              <w:top w:w="0" w:type="dxa"/>
-              <w:bottom w:w="0" w:type="dxa"/>
-              <w:left w:w="0" w:type="dxa"/>
-              <w:right w:w="0" w:type="dxa"/>
-            </w:tcMar>
-            <w:vAlign w:val="center"/>
-          </w:tcPr>
-          <w:p>
-            <w:pPr>
-              <w:pStyle w:val="Normal"/>
-              <w:jc w:val="left"/>
-              <w:pBdr>
-                <w:bottom w:val="none" w:sz="0" w:space="0" w:color="000000"/>
-                <w:top w:val="none" w:sz="0" w:space="0" w:color="000000"/>
-                <w:left w:val="none" w:sz="0" w:space="0" w:color="000000"/>
-                <w:right w:val="none" w:sz="0" w:space="0" w:color="000000"/>
-              </w:pBdr>
-              <w:spacing w:after="100" w:before="100" w:line="240"/>
-              <w:ind w:left="100" w:right="100" w:firstLine="0" w:firstLineChars="0"/>
-              <w:rPr>
-                <w:rFonts w:ascii="Times New Roman" w:hAnsi="Times New Roman" w:eastAsia="Times New Roman" w:cs="Times New Roman"/>
-                <w:i w:val="false"/>
-                <w:b w:val="false"/>
-                <w:u w:val="none"/>
-                <w:strike w:val="false"/>
-                <w:sz w:val="18"/>
-                <w:szCs w:val="18"/>
-                <w:color w:val="000000"/>
-              </w:rPr>
-            </w:pPr>
-            <w:r>
-              <w:rPr>
-                <w:rFonts w:ascii="Times New Roman" w:hAnsi="Times New Roman" w:eastAsia="Times New Roman" w:cs="Times New Roman"/>
-                <w:i w:val="false"/>
-                <w:b w:val="false"/>
-                <w:u w:val="none"/>
-                <w:strike w:val="false"/>
-                <w:sz w:val="18"/>
-                <w:szCs w:val="18"/>
-                <w:color w:val="000000"/>
-              </w:rPr>
-              <w:t xml:space="preserve">Pathologic stage group</w:t>
-            </w:r>
-          </w:p>
-        </w:tc>
-        <w:tc>
-          <w:tcPr>
-            <w:tcBorders>
-              <w:bottom w:val="none" w:sz="0" w:space="0" w:color="000000"/>
-              <w:top w:val="none" w:sz="0" w:space="0" w:color="000000"/>
-              <w:left w:val="none" w:sz="0" w:space="0" w:color="000000"/>
-              <w:right w:val="none" w:sz="0" w:space="0" w:color="000000"/>
-            </w:tcBorders>
-            <w:shd w:val="clear" w:color="auto" w:fill="FFFFFF"/>
-            <w:tcMar>
-              <w:top w:w="0" w:type="dxa"/>
-              <w:bottom w:w="0" w:type="dxa"/>
-              <w:left w:w="0" w:type="dxa"/>
-              <w:right w:w="0" w:type="dxa"/>
-            </w:tcMar>
-            <w:vAlign w:val="center"/>
-          </w:tcPr>
-          <w:p>
-            <w:pPr>
-              <w:pStyle w:val="Normal"/>
-              <w:jc w:val="left"/>
-              <w:pBdr>
-                <w:bottom w:val="none" w:sz="0" w:space="0" w:color="000000"/>
-                <w:top w:val="none" w:sz="0" w:space="0" w:color="000000"/>
-                <w:left w:val="none" w:sz="0" w:space="0" w:color="000000"/>
-                <w:right w:val="none" w:sz="0" w:space="0" w:color="000000"/>
-              </w:pBdr>
-              <w:spacing w:after="100" w:before="100" w:line="240"/>
-              <w:ind w:left="100" w:right="100" w:firstLine="0" w:firstLineChars="0"/>
-              <w:rPr>
-                <w:rFonts w:ascii="Times New Roman" w:hAnsi="Times New Roman" w:eastAsia="Times New Roman" w:cs="Times New Roman"/>
-                <w:i w:val="false"/>
-                <w:b w:val="false"/>
-                <w:u w:val="none"/>
-                <w:strike w:val="false"/>
-                <w:sz w:val="18"/>
-                <w:szCs w:val="18"/>
-                <w:color w:val="000000"/>
-              </w:rPr>
-            </w:pPr>
-            <w:r>
-              <w:rPr>
-                <w:rFonts w:ascii="Times New Roman" w:hAnsi="Times New Roman" w:eastAsia="Times New Roman" w:cs="Times New Roman"/>
-                <w:i w:val="false"/>
-                <w:b w:val="false"/>
-                <w:u w:val="none"/>
-                <w:strike w:val="false"/>
-                <w:sz w:val="18"/>
-                <w:szCs w:val="18"/>
-                <w:color w:val="000000"/>
-              </w:rPr>
-              <w:t xml:space="preserve">I–II (ref)</w:t>
-            </w:r>
-          </w:p>
-        </w:tc>
-        <w:tc>
-          <w:tcPr>
-            <w:tcBorders>
-              <w:bottom w:val="none" w:sz="0" w:space="0" w:color="000000"/>
-              <w:top w:val="none" w:sz="0" w:space="0" w:color="000000"/>
-              <w:left w:val="none" w:sz="0" w:space="0" w:color="000000"/>
-              <w:right w:val="none" w:sz="0" w:space="0" w:color="000000"/>
-            </w:tcBorders>
-            <w:shd w:val="clear" w:color="auto" w:fill="FFFFFF"/>
-            <w:tcMar>
-              <w:top w:w="0" w:type="dxa"/>
-              <w:bottom w:w="0" w:type="dxa"/>
-              <w:left w:w="0" w:type="dxa"/>
-              <w:right w:w="0" w:type="dxa"/>
-            </w:tcMar>
-            <w:vAlign w:val="center"/>
-          </w:tcPr>
-          <w:p>
-            <w:pPr>
-              <w:pStyle w:val="Normal"/>
-              <w:jc w:val="right"/>
-              <w:pBdr>
-                <w:bottom w:val="none" w:sz="0" w:space="0" w:color="000000"/>
-                <w:top w:val="none" w:sz="0" w:space="0" w:color="000000"/>
-                <w:left w:val="none" w:sz="0" w:space="0" w:color="000000"/>
-                <w:right w:val="none" w:sz="0" w:space="0" w:color="000000"/>
-              </w:pBdr>
-              <w:spacing w:after="100" w:before="100" w:line="240"/>
-              <w:ind w:left="100" w:right="100" w:firstLine="0" w:firstLineChars="0"/>
-              <w:rPr>
-                <w:rFonts w:ascii="Times New Roman" w:hAnsi="Times New Roman" w:eastAsia="Times New Roman" w:cs="Times New Roman"/>
-                <w:i w:val="false"/>
-                <w:b w:val="false"/>
-                <w:u w:val="none"/>
-                <w:strike w:val="false"/>
-                <w:sz w:val="18"/>
-                <w:szCs w:val="18"/>
-                <w:color w:val="000000"/>
-              </w:rPr>
-            </w:pPr>
-            <w:r>
-              <w:rPr>
-                <w:rFonts w:ascii="Times New Roman" w:hAnsi="Times New Roman" w:eastAsia="Times New Roman" w:cs="Times New Roman"/>
-                <w:i w:val="false"/>
-                <w:b w:val="false"/>
-                <w:u w:val="none"/>
-                <w:strike w:val="false"/>
-                <w:sz w:val="18"/>
-                <w:szCs w:val="18"/>
-                <w:color w:val="000000"/>
-              </w:rPr>
-              <w:t xml:space="preserve">252</w:t>
-            </w:r>
-          </w:p>
-        </w:tc>
-        <w:tc>
-          <w:tcPr>
-            <w:tcBorders>
-              <w:bottom w:val="none" w:sz="0" w:space="0" w:color="000000"/>
-              <w:top w:val="none" w:sz="0" w:space="0" w:color="000000"/>
-              <w:left w:val="none" w:sz="0" w:space="0" w:color="000000"/>
-              <w:right w:val="none" w:sz="0" w:space="0" w:color="000000"/>
-            </w:tcBorders>
-            <w:shd w:val="clear" w:color="auto" w:fill="FFFFFF"/>
-            <w:tcMar>
-              <w:top w:w="0" w:type="dxa"/>
-              <w:bottom w:w="0" w:type="dxa"/>
-              <w:left w:w="0" w:type="dxa"/>
-              <w:right w:w="0" w:type="dxa"/>
-            </w:tcMar>
-            <w:vAlign w:val="center"/>
-          </w:tcPr>
-          <w:p>
-            <w:pPr>
-              <w:pStyle w:val="Normal"/>
-              <w:jc w:val="right"/>
-              <w:pBdr>
-                <w:bottom w:val="none" w:sz="0" w:space="0" w:color="000000"/>
-                <w:top w:val="none" w:sz="0" w:space="0" w:color="000000"/>
-                <w:left w:val="none" w:sz="0" w:space="0" w:color="000000"/>
-                <w:right w:val="none" w:sz="0" w:space="0" w:color="000000"/>
-              </w:pBdr>
-              <w:spacing w:after="100" w:before="100" w:line="240"/>
-              <w:ind w:left="100" w:right="100" w:firstLine="0" w:firstLineChars="0"/>
-              <w:rPr>
-                <w:rFonts w:ascii="Times New Roman" w:hAnsi="Times New Roman" w:eastAsia="Times New Roman" w:cs="Times New Roman"/>
-                <w:i w:val="false"/>
-                <w:b w:val="false"/>
-                <w:u w:val="none"/>
-                <w:strike w:val="false"/>
-                <w:sz w:val="18"/>
-                <w:szCs w:val="18"/>
-                <w:color w:val="000000"/>
-              </w:rPr>
-            </w:pPr>
-            <w:r>
-              <w:rPr>
-                <w:rFonts w:ascii="Times New Roman" w:hAnsi="Times New Roman" w:eastAsia="Times New Roman" w:cs="Times New Roman"/>
-                <w:i w:val="false"/>
-                <w:b w:val="false"/>
-                <w:u w:val="none"/>
-                <w:strike w:val="false"/>
-                <w:sz w:val="18"/>
-                <w:szCs w:val="18"/>
-                <w:color w:val="000000"/>
-              </w:rPr>
-              <w:t xml:space="preserve">69</w:t>
-            </w:r>
-          </w:p>
-        </w:tc>
-        <w:tc>
-          <w:tcPr>
-            <w:tcBorders>
-              <w:bottom w:val="none" w:sz="0" w:space="0" w:color="000000"/>
-              <w:top w:val="none" w:sz="0" w:space="0" w:color="000000"/>
-              <w:left w:val="none" w:sz="0" w:space="0" w:color="000000"/>
-              <w:right w:val="none" w:sz="0" w:space="0" w:color="000000"/>
-            </w:tcBorders>
-            <w:shd w:val="clear" w:color="auto" w:fill="FFFFFF"/>
-            <w:tcMar>
-              <w:top w:w="0" w:type="dxa"/>
-              <w:bottom w:w="0" w:type="dxa"/>
-              <w:left w:w="0" w:type="dxa"/>
-              <w:right w:w="0" w:type="dxa"/>
-            </w:tcMar>
-            <w:vAlign w:val="center"/>
-          </w:tcPr>
-          <w:p>
-            <w:pPr>
-              <w:pStyle w:val="Normal"/>
-              <w:jc w:val="left"/>
-              <w:pBdr>
-                <w:bottom w:val="none" w:sz="0" w:space="0" w:color="000000"/>
-                <w:top w:val="none" w:sz="0" w:space="0" w:color="000000"/>
-                <w:left w:val="none" w:sz="0" w:space="0" w:color="000000"/>
-                <w:right w:val="none" w:sz="0" w:space="0" w:color="000000"/>
-              </w:pBdr>
-              <w:spacing w:after="100" w:before="100" w:line="240"/>
-              <w:ind w:left="100" w:right="100" w:firstLine="0" w:firstLineChars="0"/>
-              <w:rPr>
-                <w:rFonts w:ascii="Times New Roman" w:hAnsi="Times New Roman" w:eastAsia="Times New Roman" w:cs="Times New Roman"/>
-                <w:i w:val="false"/>
-                <w:b w:val="false"/>
-                <w:u w:val="none"/>
-                <w:strike w:val="false"/>
-                <w:sz w:val="18"/>
-                <w:szCs w:val="18"/>
-                <w:color w:val="000000"/>
-              </w:rPr>
-            </w:pPr>
-            <w:r>
-              <w:rPr>
-                <w:rFonts w:ascii="Times New Roman" w:hAnsi="Times New Roman" w:eastAsia="Times New Roman" w:cs="Times New Roman"/>
-                <w:i w:val="false"/>
-                <w:b w:val="false"/>
-                <w:u w:val="none"/>
-                <w:strike w:val="false"/>
-                <w:sz w:val="18"/>
-                <w:szCs w:val="18"/>
-                <w:color w:val="000000"/>
-              </w:rPr>
-              <w:t xml:space="preserve">Reference</w:t>
-            </w:r>
-          </w:p>
-        </w:tc>
-        <w:tc>
-          <w:tcPr>
-            <w:tcBorders>
-              <w:bottom w:val="none" w:sz="0" w:space="0" w:color="000000"/>
-              <w:top w:val="none" w:sz="0" w:space="0" w:color="000000"/>
-              <w:left w:val="none" w:sz="0" w:space="0" w:color="000000"/>
-              <w:right w:val="none" w:sz="0" w:space="0" w:color="000000"/>
-            </w:tcBorders>
-            <w:shd w:val="clear" w:color="auto" w:fill="FFFFFF"/>
-            <w:tcMar>
-              <w:top w:w="0" w:type="dxa"/>
-              <w:bottom w:w="0" w:type="dxa"/>
-              <w:left w:w="0" w:type="dxa"/>
-              <w:right w:w="0" w:type="dxa"/>
-            </w:tcMar>
-            <w:vAlign w:val="center"/>
-          </w:tcPr>
-          <w:p>
-            <w:pPr>
-              <w:pStyle w:val="Normal"/>
-              <w:jc w:val="left"/>
-              <w:pBdr>
-                <w:bottom w:val="none" w:sz="0" w:space="0" w:color="000000"/>
-                <w:top w:val="none" w:sz="0" w:space="0" w:color="000000"/>
-                <w:left w:val="none" w:sz="0" w:space="0" w:color="000000"/>
-                <w:right w:val="none" w:sz="0" w:space="0" w:color="000000"/>
-              </w:pBdr>
-              <w:spacing w:after="100" w:before="100" w:line="240"/>
-              <w:ind w:left="100" w:right="100" w:firstLine="0" w:firstLineChars="0"/>
-              <w:rPr>
-                <w:rFonts w:ascii="Times New Roman" w:hAnsi="Times New Roman" w:eastAsia="Times New Roman" w:cs="Times New Roman"/>
-                <w:i w:val="false"/>
-                <w:b w:val="false"/>
-                <w:u w:val="none"/>
-                <w:strike w:val="false"/>
-                <w:sz w:val="18"/>
-                <w:szCs w:val="18"/>
-                <w:color w:val="000000"/>
-              </w:rPr>
-            </w:pPr>
-            <w:r>
-              <w:rPr>
-                <w:rFonts w:ascii="Times New Roman" w:hAnsi="Times New Roman" w:eastAsia="Times New Roman" w:cs="Times New Roman"/>
-                <w:i w:val="false"/>
-                <w:b w:val="false"/>
-                <w:u w:val="none"/>
-                <w:strike w:val="false"/>
-                <w:sz w:val="18"/>
-                <w:szCs w:val="18"/>
-                <w:color w:val="000000"/>
-              </w:rPr>
-              <w:t xml:space="preserve"/>
-            </w:r>
-          </w:p>
-        </w:tc>
-        <w:tc>
-          <w:tcPr>
-            <w:tcBorders>
-              <w:bottom w:val="none" w:sz="0" w:space="0" w:color="000000"/>
-              <w:top w:val="none" w:sz="0" w:space="0" w:color="000000"/>
-              <w:left w:val="none" w:sz="0" w:space="0" w:color="000000"/>
-              <w:right w:val="none" w:sz="0" w:space="0" w:color="000000"/>
-            </w:tcBorders>
-            <w:shd w:val="clear" w:color="auto" w:fill="FFFFFF"/>
-            <w:tcMar>
-              <w:top w:w="0" w:type="dxa"/>
-              <w:bottom w:w="0" w:type="dxa"/>
-              <w:left w:w="0" w:type="dxa"/>
-              <w:right w:w="0" w:type="dxa"/>
-            </w:tcMar>
-            <w:vAlign w:val="center"/>
-          </w:tcPr>
-          <w:p>
-            <w:pPr>
-              <w:pStyle w:val="Normal"/>
-              <w:jc w:val="left"/>
-              <w:pBdr>
-                <w:bottom w:val="none" w:sz="0" w:space="0" w:color="000000"/>
-                <w:top w:val="none" w:sz="0" w:space="0" w:color="000000"/>
-                <w:left w:val="none" w:sz="0" w:space="0" w:color="000000"/>
-                <w:right w:val="none" w:sz="0" w:space="0" w:color="000000"/>
-              </w:pBdr>
-              <w:spacing w:after="100" w:before="100" w:line="240"/>
-              <w:ind w:left="100" w:right="100" w:firstLine="0" w:firstLineChars="0"/>
-              <w:rPr>
-                <w:rFonts w:ascii="Times New Roman" w:hAnsi="Times New Roman" w:eastAsia="Times New Roman" w:cs="Times New Roman"/>
-                <w:i w:val="false"/>
-                <w:b w:val="false"/>
-                <w:u w:val="none"/>
-                <w:strike w:val="false"/>
-                <w:sz w:val="18"/>
-                <w:szCs w:val="18"/>
-                <w:color w:val="000000"/>
-              </w:rPr>
-            </w:pPr>
-            <w:r>
-              <w:rPr>
-                <w:rFonts w:ascii="Times New Roman" w:hAnsi="Times New Roman" w:eastAsia="Times New Roman" w:cs="Times New Roman"/>
-                <w:i w:val="false"/>
-                <w:b w:val="false"/>
-                <w:u w:val="none"/>
-                <w:strike w:val="false"/>
-                <w:sz w:val="18"/>
-                <w:szCs w:val="18"/>
-                <w:color w:val="000000"/>
-              </w:rPr>
-              <w:t xml:space="preserve"/>
-            </w:r>
-          </w:p>
-        </w:tc>
-      </w:tr>
-      <w:tr>
-        <w:trPr>
-          <w:trHeight w:val="560" w:hRule="auto"/>
-        </w:trPr>
-        <w:tc>
-          <w:tcPr>
-            <w:tcBorders>
-              <w:bottom w:val="none" w:sz="0" w:space="0" w:color="000000"/>
-              <w:top w:val="none" w:sz="0" w:space="0" w:color="000000"/>
-              <w:left w:val="none" w:sz="0" w:space="0" w:color="000000"/>
-              <w:right w:val="none" w:sz="0" w:space="0" w:color="000000"/>
-            </w:tcBorders>
-            <w:shd w:val="clear" w:color="auto" w:fill="FFFFFF"/>
-            <w:tcMar>
-              <w:top w:w="0" w:type="dxa"/>
-              <w:bottom w:w="0" w:type="dxa"/>
-              <w:left w:w="0" w:type="dxa"/>
-              <w:right w:w="0" w:type="dxa"/>
-            </w:tcMar>
-            <w:vAlign w:val="center"/>
-          </w:tcPr>
-          <w:p>
-            <w:pPr>
-              <w:pStyle w:val="Normal"/>
-              <w:jc w:val="left"/>
-              <w:pBdr>
-                <w:bottom w:val="none" w:sz="0" w:space="0" w:color="000000"/>
-                <w:top w:val="none" w:sz="0" w:space="0" w:color="000000"/>
-                <w:left w:val="none" w:sz="0" w:space="0" w:color="000000"/>
-                <w:right w:val="none" w:sz="0" w:space="0" w:color="000000"/>
-              </w:pBdr>
-              <w:spacing w:after="100" w:before="100" w:line="240"/>
-              <w:ind w:left="100" w:right="100" w:firstLine="0" w:firstLineChars="0"/>
-              <w:rPr>
-                <w:rFonts w:ascii="Times New Roman" w:hAnsi="Times New Roman" w:eastAsia="Times New Roman" w:cs="Times New Roman"/>
-                <w:i w:val="false"/>
-                <w:b w:val="false"/>
-                <w:u w:val="none"/>
-                <w:strike w:val="false"/>
-                <w:sz w:val="18"/>
-                <w:szCs w:val="18"/>
-                <w:color w:val="000000"/>
-              </w:rPr>
-            </w:pPr>
-            <w:r>
-              <w:rPr>
-                <w:rFonts w:ascii="Times New Roman" w:hAnsi="Times New Roman" w:eastAsia="Times New Roman" w:cs="Times New Roman"/>
-                <w:i w:val="false"/>
-                <w:b w:val="false"/>
-                <w:u w:val="none"/>
-                <w:strike w:val="false"/>
-                <w:sz w:val="18"/>
-                <w:szCs w:val="18"/>
-                <w:color w:val="000000"/>
-              </w:rPr>
-              <w:t xml:space="preserve">Multivariable + MMR status</w:t>
-            </w:r>
-          </w:p>
-        </w:tc>
-        <w:tc>
-          <w:tcPr>
-            <w:tcBorders>
-              <w:bottom w:val="none" w:sz="0" w:space="0" w:color="000000"/>
-              <w:top w:val="none" w:sz="0" w:space="0" w:color="000000"/>
-              <w:left w:val="none" w:sz="0" w:space="0" w:color="000000"/>
-              <w:right w:val="none" w:sz="0" w:space="0" w:color="000000"/>
-            </w:tcBorders>
-            <w:shd w:val="clear" w:color="auto" w:fill="FFFFFF"/>
-            <w:tcMar>
-              <w:top w:w="0" w:type="dxa"/>
-              <w:bottom w:w="0" w:type="dxa"/>
-              <w:left w:w="0" w:type="dxa"/>
-              <w:right w:w="0" w:type="dxa"/>
-            </w:tcMar>
-            <w:vAlign w:val="center"/>
-          </w:tcPr>
-          <w:p>
-            <w:pPr>
-              <w:pStyle w:val="Normal"/>
-              <w:jc w:val="left"/>
-              <w:pBdr>
-                <w:bottom w:val="none" w:sz="0" w:space="0" w:color="000000"/>
-                <w:top w:val="none" w:sz="0" w:space="0" w:color="000000"/>
-                <w:left w:val="none" w:sz="0" w:space="0" w:color="000000"/>
-                <w:right w:val="none" w:sz="0" w:space="0" w:color="000000"/>
-              </w:pBdr>
-              <w:spacing w:after="100" w:before="100" w:line="240"/>
-              <w:ind w:left="100" w:right="100" w:firstLine="0" w:firstLineChars="0"/>
-              <w:rPr>
-                <w:rFonts w:ascii="Times New Roman" w:hAnsi="Times New Roman" w:eastAsia="Times New Roman" w:cs="Times New Roman"/>
-                <w:i w:val="false"/>
-                <w:b w:val="false"/>
-                <w:u w:val="none"/>
-                <w:strike w:val="false"/>
-                <w:sz w:val="18"/>
-                <w:szCs w:val="18"/>
-                <w:color w:val="000000"/>
-              </w:rPr>
-            </w:pPr>
-            <w:r>
-              <w:rPr>
-                <w:rFonts w:ascii="Times New Roman" w:hAnsi="Times New Roman" w:eastAsia="Times New Roman" w:cs="Times New Roman"/>
-                <w:i w:val="false"/>
-                <w:b w:val="false"/>
-                <w:u w:val="none"/>
-                <w:strike w:val="false"/>
-                <w:sz w:val="18"/>
-                <w:szCs w:val="18"/>
-                <w:color w:val="000000"/>
-              </w:rPr>
-              <w:t xml:space="preserve"/>
-            </w:r>
-          </w:p>
-        </w:tc>
-        <w:tc>
-          <w:tcPr>
-            <w:tcBorders>
-              <w:bottom w:val="none" w:sz="0" w:space="0" w:color="000000"/>
-              <w:top w:val="none" w:sz="0" w:space="0" w:color="000000"/>
-              <w:left w:val="none" w:sz="0" w:space="0" w:color="000000"/>
-              <w:right w:val="none" w:sz="0" w:space="0" w:color="000000"/>
-            </w:tcBorders>
-            <w:shd w:val="clear" w:color="auto" w:fill="FFFFFF"/>
-            <w:tcMar>
-              <w:top w:w="0" w:type="dxa"/>
-              <w:bottom w:w="0" w:type="dxa"/>
-              <w:left w:w="0" w:type="dxa"/>
-              <w:right w:w="0" w:type="dxa"/>
-            </w:tcMar>
-            <w:vAlign w:val="center"/>
-          </w:tcPr>
-          <w:p>
-            <w:pPr>
-              <w:pStyle w:val="Normal"/>
-              <w:jc w:val="left"/>
-              <w:pBdr>
-                <w:bottom w:val="none" w:sz="0" w:space="0" w:color="000000"/>
-                <w:top w:val="none" w:sz="0" w:space="0" w:color="000000"/>
-                <w:left w:val="none" w:sz="0" w:space="0" w:color="000000"/>
-                <w:right w:val="none" w:sz="0" w:space="0" w:color="000000"/>
-              </w:pBdr>
-              <w:spacing w:after="100" w:before="100" w:line="240"/>
-              <w:ind w:left="100" w:right="100" w:firstLine="0" w:firstLineChars="0"/>
-              <w:rPr>
-                <w:rFonts w:ascii="Times New Roman" w:hAnsi="Times New Roman" w:eastAsia="Times New Roman" w:cs="Times New Roman"/>
-                <w:i w:val="false"/>
-                <w:b w:val="false"/>
-                <w:u w:val="none"/>
-                <w:strike w:val="false"/>
-                <w:sz w:val="18"/>
-                <w:szCs w:val="18"/>
-                <w:color w:val="000000"/>
-              </w:rPr>
-            </w:pPr>
-            <w:r>
-              <w:rPr>
-                <w:rFonts w:ascii="Times New Roman" w:hAnsi="Times New Roman" w:eastAsia="Times New Roman" w:cs="Times New Roman"/>
-                <w:i w:val="false"/>
-                <w:b w:val="false"/>
-                <w:u w:val="none"/>
-                <w:strike w:val="false"/>
-                <w:sz w:val="18"/>
-                <w:szCs w:val="18"/>
-                <w:color w:val="000000"/>
-              </w:rPr>
-              <w:t xml:space="preserve">III–IV</w:t>
-            </w:r>
-          </w:p>
-        </w:tc>
-        <w:tc>
-          <w:tcPr>
-            <w:tcBorders>
-              <w:bottom w:val="none" w:sz="0" w:space="0" w:color="000000"/>
-              <w:top w:val="none" w:sz="0" w:space="0" w:color="000000"/>
-              <w:left w:val="none" w:sz="0" w:space="0" w:color="000000"/>
-              <w:right w:val="none" w:sz="0" w:space="0" w:color="000000"/>
-            </w:tcBorders>
-            <w:shd w:val="clear" w:color="auto" w:fill="FFFFFF"/>
-            <w:tcMar>
-              <w:top w:w="0" w:type="dxa"/>
-              <w:bottom w:w="0" w:type="dxa"/>
-              <w:left w:w="0" w:type="dxa"/>
-              <w:right w:w="0" w:type="dxa"/>
-            </w:tcMar>
-            <w:vAlign w:val="center"/>
-          </w:tcPr>
-          <w:p>
-            <w:pPr>
-              <w:pStyle w:val="Normal"/>
-              <w:jc w:val="right"/>
-              <w:pBdr>
-                <w:bottom w:val="none" w:sz="0" w:space="0" w:color="000000"/>
-                <w:top w:val="none" w:sz="0" w:space="0" w:color="000000"/>
-                <w:left w:val="none" w:sz="0" w:space="0" w:color="000000"/>
-                <w:right w:val="none" w:sz="0" w:space="0" w:color="000000"/>
-              </w:pBdr>
-              <w:spacing w:after="100" w:before="100" w:line="240"/>
-              <w:ind w:left="100" w:right="100" w:firstLine="0" w:firstLineChars="0"/>
-              <w:rPr>
-                <w:rFonts w:ascii="Times New Roman" w:hAnsi="Times New Roman" w:eastAsia="Times New Roman" w:cs="Times New Roman"/>
-                <w:i w:val="false"/>
-                <w:b w:val="false"/>
-                <w:u w:val="none"/>
-                <w:strike w:val="false"/>
-                <w:sz w:val="18"/>
-                <w:szCs w:val="18"/>
-                <w:color w:val="000000"/>
-              </w:rPr>
-            </w:pPr>
-            <w:r>
-              <w:rPr>
-                <w:rFonts w:ascii="Times New Roman" w:hAnsi="Times New Roman" w:eastAsia="Times New Roman" w:cs="Times New Roman"/>
-                <w:i w:val="false"/>
-                <w:b w:val="false"/>
-                <w:u w:val="none"/>
-                <w:strike w:val="false"/>
-                <w:sz w:val="18"/>
-                <w:szCs w:val="18"/>
-                <w:color w:val="000000"/>
-              </w:rPr>
-              <w:t xml:space="preserve">259</w:t>
-            </w:r>
-          </w:p>
-        </w:tc>
-        <w:tc>
-          <w:tcPr>
-            <w:tcBorders>
-              <w:bottom w:val="none" w:sz="0" w:space="0" w:color="000000"/>
-              <w:top w:val="none" w:sz="0" w:space="0" w:color="000000"/>
-              <w:left w:val="none" w:sz="0" w:space="0" w:color="000000"/>
-              <w:right w:val="none" w:sz="0" w:space="0" w:color="000000"/>
-            </w:tcBorders>
-            <w:shd w:val="clear" w:color="auto" w:fill="FFFFFF"/>
-            <w:tcMar>
-              <w:top w:w="0" w:type="dxa"/>
-              <w:bottom w:w="0" w:type="dxa"/>
-              <w:left w:w="0" w:type="dxa"/>
-              <w:right w:w="0" w:type="dxa"/>
-            </w:tcMar>
-            <w:vAlign w:val="center"/>
-          </w:tcPr>
-          <w:p>
-            <w:pPr>
-              <w:pStyle w:val="Normal"/>
-              <w:jc w:val="right"/>
-              <w:pBdr>
-                <w:bottom w:val="none" w:sz="0" w:space="0" w:color="000000"/>
-                <w:top w:val="none" w:sz="0" w:space="0" w:color="000000"/>
-                <w:left w:val="none" w:sz="0" w:space="0" w:color="000000"/>
-                <w:right w:val="none" w:sz="0" w:space="0" w:color="000000"/>
-              </w:pBdr>
-              <w:spacing w:after="100" w:before="100" w:line="240"/>
-              <w:ind w:left="100" w:right="100" w:firstLine="0" w:firstLineChars="0"/>
-              <w:rPr>
-                <w:rFonts w:ascii="Times New Roman" w:hAnsi="Times New Roman" w:eastAsia="Times New Roman" w:cs="Times New Roman"/>
-                <w:i w:val="false"/>
-                <w:b w:val="false"/>
-                <w:u w:val="none"/>
-                <w:strike w:val="false"/>
-                <w:sz w:val="18"/>
-                <w:szCs w:val="18"/>
-                <w:color w:val="000000"/>
-              </w:rPr>
-            </w:pPr>
-            <w:r>
-              <w:rPr>
-                <w:rFonts w:ascii="Times New Roman" w:hAnsi="Times New Roman" w:eastAsia="Times New Roman" w:cs="Times New Roman"/>
-                <w:i w:val="false"/>
-                <w:b w:val="false"/>
-                <w:u w:val="none"/>
-                <w:strike w:val="false"/>
-                <w:sz w:val="18"/>
-                <w:szCs w:val="18"/>
-                <w:color w:val="000000"/>
-              </w:rPr>
-              <w:t xml:space="preserve">106</w:t>
-            </w:r>
-          </w:p>
-        </w:tc>
-        <w:tc>
-          <w:tcPr>
-            <w:tcBorders>
-              <w:bottom w:val="none" w:sz="0" w:space="0" w:color="000000"/>
-              <w:top w:val="none" w:sz="0" w:space="0" w:color="000000"/>
-              <w:left w:val="none" w:sz="0" w:space="0" w:color="000000"/>
-              <w:right w:val="none" w:sz="0" w:space="0" w:color="000000"/>
-            </w:tcBorders>
-            <w:shd w:val="clear" w:color="auto" w:fill="FFFFFF"/>
-            <w:tcMar>
-              <w:top w:w="0" w:type="dxa"/>
-              <w:bottom w:w="0" w:type="dxa"/>
-              <w:left w:w="0" w:type="dxa"/>
-              <w:right w:w="0" w:type="dxa"/>
-            </w:tcMar>
-            <w:vAlign w:val="center"/>
-          </w:tcPr>
-          <w:p>
-            <w:pPr>
-              <w:pStyle w:val="Normal"/>
-              <w:jc w:val="left"/>
-              <w:pBdr>
-                <w:bottom w:val="none" w:sz="0" w:space="0" w:color="000000"/>
-                <w:top w:val="none" w:sz="0" w:space="0" w:color="000000"/>
-                <w:left w:val="none" w:sz="0" w:space="0" w:color="000000"/>
-                <w:right w:val="none" w:sz="0" w:space="0" w:color="000000"/>
-              </w:pBdr>
-              <w:spacing w:after="100" w:before="100" w:line="240"/>
-              <w:ind w:left="100" w:right="100" w:firstLine="0" w:firstLineChars="0"/>
-              <w:rPr>
-                <w:rFonts w:ascii="Times New Roman" w:hAnsi="Times New Roman" w:eastAsia="Times New Roman" w:cs="Times New Roman"/>
-                <w:i w:val="false"/>
-                <w:b w:val="false"/>
-                <w:u w:val="none"/>
-                <w:strike w:val="false"/>
-                <w:sz w:val="18"/>
-                <w:szCs w:val="18"/>
-                <w:color w:val="000000"/>
-              </w:rPr>
-            </w:pPr>
-            <w:r>
-              <w:rPr>
-                <w:rFonts w:ascii="Times New Roman" w:hAnsi="Times New Roman" w:eastAsia="Times New Roman" w:cs="Times New Roman"/>
-                <w:i w:val="false"/>
-                <w:b w:val="false"/>
-                <w:u w:val="none"/>
-                <w:strike w:val="false"/>
-                <w:sz w:val="18"/>
-                <w:szCs w:val="18"/>
-                <w:color w:val="000000"/>
-              </w:rPr>
-              <w:t xml:space="preserve">1.84 (1.35–2.49)</w:t>
-            </w:r>
-          </w:p>
-        </w:tc>
-        <w:tc>
-          <w:tcPr>
-            <w:tcBorders>
-              <w:bottom w:val="none" w:sz="0" w:space="0" w:color="000000"/>
-              <w:top w:val="none" w:sz="0" w:space="0" w:color="000000"/>
-              <w:left w:val="none" w:sz="0" w:space="0" w:color="000000"/>
-              <w:right w:val="none" w:sz="0" w:space="0" w:color="000000"/>
-            </w:tcBorders>
-            <w:shd w:val="clear" w:color="auto" w:fill="FFFFFF"/>
-            <w:tcMar>
-              <w:top w:w="0" w:type="dxa"/>
-              <w:bottom w:w="0" w:type="dxa"/>
-              <w:left w:w="0" w:type="dxa"/>
-              <w:right w:w="0" w:type="dxa"/>
-            </w:tcMar>
-            <w:vAlign w:val="center"/>
-          </w:tcPr>
-          <w:p>
-            <w:pPr>
-              <w:pStyle w:val="Normal"/>
-              <w:jc w:val="left"/>
-              <w:pBdr>
-                <w:bottom w:val="none" w:sz="0" w:space="0" w:color="000000"/>
-                <w:top w:val="none" w:sz="0" w:space="0" w:color="000000"/>
-                <w:left w:val="none" w:sz="0" w:space="0" w:color="000000"/>
-                <w:right w:val="none" w:sz="0" w:space="0" w:color="000000"/>
-              </w:pBdr>
-              <w:spacing w:after="100" w:before="100" w:line="240"/>
-              <w:ind w:left="100" w:right="100" w:firstLine="0" w:firstLineChars="0"/>
-              <w:rPr>
-                <w:rFonts w:ascii="Times New Roman" w:hAnsi="Times New Roman" w:eastAsia="Times New Roman" w:cs="Times New Roman"/>
-                <w:i w:val="false"/>
-                <w:b w:val="false"/>
-                <w:u w:val="none"/>
-                <w:strike w:val="false"/>
-                <w:sz w:val="18"/>
-                <w:szCs w:val="18"/>
-                <w:color w:val="000000"/>
-              </w:rPr>
-            </w:pPr>
-            <w:r>
-              <w:rPr>
-                <w:rFonts w:ascii="Times New Roman" w:hAnsi="Times New Roman" w:eastAsia="Times New Roman" w:cs="Times New Roman"/>
-                <w:i w:val="false"/>
-                <w:b w:val="false"/>
-                <w:u w:val="none"/>
-                <w:strike w:val="false"/>
-                <w:sz w:val="18"/>
-                <w:szCs w:val="18"/>
-                <w:color w:val="000000"/>
-              </w:rPr>
-              <w:t xml:space="preserve">&lt;0.001</w:t>
-            </w:r>
-          </w:p>
-        </w:tc>
-        <w:tc>
-          <w:tcPr>
-            <w:tcBorders>
-              <w:bottom w:val="none" w:sz="0" w:space="0" w:color="000000"/>
-              <w:top w:val="none" w:sz="0" w:space="0" w:color="000000"/>
-              <w:left w:val="none" w:sz="0" w:space="0" w:color="000000"/>
-              <w:right w:val="none" w:sz="0" w:space="0" w:color="000000"/>
-            </w:tcBorders>
-            <w:shd w:val="clear" w:color="auto" w:fill="FFFFFF"/>
-            <w:tcMar>
-              <w:top w:w="0" w:type="dxa"/>
-              <w:bottom w:w="0" w:type="dxa"/>
-              <w:left w:w="0" w:type="dxa"/>
-              <w:right w:w="0" w:type="dxa"/>
-            </w:tcMar>
-            <w:vAlign w:val="center"/>
-          </w:tcPr>
-          <w:p>
-            <w:pPr>
-              <w:pStyle w:val="Normal"/>
-              <w:jc w:val="left"/>
-              <w:pBdr>
-                <w:bottom w:val="none" w:sz="0" w:space="0" w:color="000000"/>
-                <w:top w:val="none" w:sz="0" w:space="0" w:color="000000"/>
-                <w:left w:val="none" w:sz="0" w:space="0" w:color="000000"/>
-                <w:right w:val="none" w:sz="0" w:space="0" w:color="000000"/>
-              </w:pBdr>
-              <w:spacing w:after="100" w:before="100" w:line="240"/>
-              <w:ind w:left="100" w:right="100" w:firstLine="0" w:firstLineChars="0"/>
-              <w:rPr>
-                <w:rFonts w:ascii="Times New Roman" w:hAnsi="Times New Roman" w:eastAsia="Times New Roman" w:cs="Times New Roman"/>
-                <w:i w:val="false"/>
-                <w:b w:val="false"/>
-                <w:u w:val="none"/>
-                <w:strike w:val="false"/>
-                <w:sz w:val="18"/>
-                <w:szCs w:val="18"/>
-                <w:color w:val="000000"/>
-              </w:rPr>
-            </w:pPr>
-            <w:r>
-              <w:rPr>
-                <w:rFonts w:ascii="Times New Roman" w:hAnsi="Times New Roman" w:eastAsia="Times New Roman" w:cs="Times New Roman"/>
-                <w:i w:val="false"/>
-                <w:b w:val="false"/>
-                <w:u w:val="none"/>
-                <w:strike w:val="false"/>
-                <w:sz w:val="18"/>
-                <w:szCs w:val="18"/>
-                <w:color w:val="000000"/>
-              </w:rPr>
-              <w:t xml:space="preserve"/>
-            </w:r>
-          </w:p>
-        </w:tc>
-      </w:tr>
-      <w:tr>
-        <w:trPr>
-          <w:trHeight w:val="560" w:hRule="auto"/>
-        </w:trPr>
-        <w:tc>
-          <w:tcPr>
-            <w:tcBorders>
-              <w:bottom w:val="none" w:sz="0" w:space="0" w:color="000000"/>
-              <w:top w:val="none" w:sz="0" w:space="0" w:color="000000"/>
-              <w:left w:val="none" w:sz="0" w:space="0" w:color="000000"/>
-              <w:right w:val="none" w:sz="0" w:space="0" w:color="000000"/>
-            </w:tcBorders>
-            <w:shd w:val="clear" w:color="auto" w:fill="FFFFFF"/>
-            <w:tcMar>
-              <w:top w:w="0" w:type="dxa"/>
-              <w:bottom w:w="0" w:type="dxa"/>
-              <w:left w:w="0" w:type="dxa"/>
-              <w:right w:w="0" w:type="dxa"/>
-            </w:tcMar>
-            <w:vAlign w:val="center"/>
-          </w:tcPr>
-          <w:p>
-            <w:pPr>
-              <w:pStyle w:val="Normal"/>
-              <w:jc w:val="left"/>
-              <w:pBdr>
-                <w:bottom w:val="none" w:sz="0" w:space="0" w:color="000000"/>
-                <w:top w:val="none" w:sz="0" w:space="0" w:color="000000"/>
-                <w:left w:val="none" w:sz="0" w:space="0" w:color="000000"/>
-                <w:right w:val="none" w:sz="0" w:space="0" w:color="000000"/>
-              </w:pBdr>
-              <w:spacing w:after="100" w:before="100" w:line="240"/>
-              <w:ind w:left="100" w:right="100" w:firstLine="0" w:firstLineChars="0"/>
-              <w:rPr>
-                <w:rFonts w:ascii="Times New Roman" w:hAnsi="Times New Roman" w:eastAsia="Times New Roman" w:cs="Times New Roman"/>
-                <w:i w:val="false"/>
-                <w:b w:val="false"/>
-                <w:u w:val="none"/>
-                <w:strike w:val="false"/>
-                <w:sz w:val="18"/>
-                <w:szCs w:val="18"/>
-                <w:color w:val="000000"/>
-              </w:rPr>
-            </w:pPr>
-            <w:r>
-              <w:rPr>
-                <w:rFonts w:ascii="Times New Roman" w:hAnsi="Times New Roman" w:eastAsia="Times New Roman" w:cs="Times New Roman"/>
-                <w:i w:val="false"/>
-                <w:b w:val="false"/>
-                <w:u w:val="none"/>
-                <w:strike w:val="false"/>
-                <w:sz w:val="18"/>
-                <w:szCs w:val="18"/>
-                <w:color w:val="000000"/>
-              </w:rPr>
-              <w:t xml:space="preserve">Multivariable + MMR status</w:t>
-            </w:r>
-          </w:p>
-        </w:tc>
-        <w:tc>
-          <w:tcPr>
-            <w:tcBorders>
-              <w:bottom w:val="none" w:sz="0" w:space="0" w:color="000000"/>
-              <w:top w:val="none" w:sz="0" w:space="0" w:color="000000"/>
-              <w:left w:val="none" w:sz="0" w:space="0" w:color="000000"/>
-              <w:right w:val="none" w:sz="0" w:space="0" w:color="000000"/>
-            </w:tcBorders>
-            <w:shd w:val="clear" w:color="auto" w:fill="FFFFFF"/>
-            <w:tcMar>
-              <w:top w:w="0" w:type="dxa"/>
-              <w:bottom w:w="0" w:type="dxa"/>
-              <w:left w:w="0" w:type="dxa"/>
-              <w:right w:w="0" w:type="dxa"/>
-            </w:tcMar>
-            <w:vAlign w:val="center"/>
-          </w:tcPr>
-          <w:p>
-            <w:pPr>
-              <w:pStyle w:val="Normal"/>
-              <w:jc w:val="left"/>
-              <w:pBdr>
-                <w:bottom w:val="none" w:sz="0" w:space="0" w:color="000000"/>
-                <w:top w:val="none" w:sz="0" w:space="0" w:color="000000"/>
-                <w:left w:val="none" w:sz="0" w:space="0" w:color="000000"/>
-                <w:right w:val="none" w:sz="0" w:space="0" w:color="000000"/>
-              </w:pBdr>
-              <w:spacing w:after="100" w:before="100" w:line="240"/>
-              <w:ind w:left="100" w:right="100" w:firstLine="0" w:firstLineChars="0"/>
-              <w:rPr>
-                <w:rFonts w:ascii="Times New Roman" w:hAnsi="Times New Roman" w:eastAsia="Times New Roman" w:cs="Times New Roman"/>
-                <w:i w:val="false"/>
-                <w:b w:val="false"/>
-                <w:u w:val="none"/>
-                <w:strike w:val="false"/>
-                <w:sz w:val="18"/>
-                <w:szCs w:val="18"/>
-                <w:color w:val="000000"/>
-              </w:rPr>
-            </w:pPr>
-            <w:r>
-              <w:rPr>
-                <w:rFonts w:ascii="Times New Roman" w:hAnsi="Times New Roman" w:eastAsia="Times New Roman" w:cs="Times New Roman"/>
-                <w:i w:val="false"/>
-                <w:b w:val="false"/>
-                <w:u w:val="none"/>
-                <w:strike w:val="false"/>
-                <w:sz w:val="18"/>
-                <w:szCs w:val="18"/>
-                <w:color w:val="000000"/>
-              </w:rPr>
-              <w:t xml:space="preserve">MMR status</w:t>
-            </w:r>
-          </w:p>
-        </w:tc>
-        <w:tc>
-          <w:tcPr>
-            <w:tcBorders>
-              <w:bottom w:val="none" w:sz="0" w:space="0" w:color="000000"/>
-              <w:top w:val="none" w:sz="0" w:space="0" w:color="000000"/>
-              <w:left w:val="none" w:sz="0" w:space="0" w:color="000000"/>
-              <w:right w:val="none" w:sz="0" w:space="0" w:color="000000"/>
-            </w:tcBorders>
-            <w:shd w:val="clear" w:color="auto" w:fill="FFFFFF"/>
-            <w:tcMar>
-              <w:top w:w="0" w:type="dxa"/>
-              <w:bottom w:w="0" w:type="dxa"/>
-              <w:left w:w="0" w:type="dxa"/>
-              <w:right w:w="0" w:type="dxa"/>
-            </w:tcMar>
-            <w:vAlign w:val="center"/>
-          </w:tcPr>
-          <w:p>
-            <w:pPr>
-              <w:pStyle w:val="Normal"/>
-              <w:jc w:val="left"/>
-              <w:pBdr>
-                <w:bottom w:val="none" w:sz="0" w:space="0" w:color="000000"/>
-                <w:top w:val="none" w:sz="0" w:space="0" w:color="000000"/>
-                <w:left w:val="none" w:sz="0" w:space="0" w:color="000000"/>
-                <w:right w:val="none" w:sz="0" w:space="0" w:color="000000"/>
-              </w:pBdr>
-              <w:spacing w:after="100" w:before="100" w:line="240"/>
-              <w:ind w:left="100" w:right="100" w:firstLine="0" w:firstLineChars="0"/>
-              <w:rPr>
-                <w:rFonts w:ascii="Times New Roman" w:hAnsi="Times New Roman" w:eastAsia="Times New Roman" w:cs="Times New Roman"/>
-                <w:i w:val="false"/>
-                <w:b w:val="false"/>
-                <w:u w:val="none"/>
-                <w:strike w:val="false"/>
-                <w:sz w:val="18"/>
-                <w:szCs w:val="18"/>
-                <w:color w:val="000000"/>
-              </w:rPr>
-            </w:pPr>
-            <w:r>
-              <w:rPr>
-                <w:rFonts w:ascii="Times New Roman" w:hAnsi="Times New Roman" w:eastAsia="Times New Roman" w:cs="Times New Roman"/>
-                <w:i w:val="false"/>
-                <w:b w:val="false"/>
-                <w:u w:val="none"/>
-                <w:strike w:val="false"/>
-                <w:sz w:val="18"/>
-                <w:szCs w:val="18"/>
-                <w:color w:val="000000"/>
-              </w:rPr>
-              <w:t xml:space="preserve">pMMR (ref)</w:t>
-            </w:r>
-          </w:p>
-        </w:tc>
-        <w:tc>
-          <w:tcPr>
-            <w:tcBorders>
-              <w:bottom w:val="none" w:sz="0" w:space="0" w:color="000000"/>
-              <w:top w:val="none" w:sz="0" w:space="0" w:color="000000"/>
-              <w:left w:val="none" w:sz="0" w:space="0" w:color="000000"/>
-              <w:right w:val="none" w:sz="0" w:space="0" w:color="000000"/>
-            </w:tcBorders>
-            <w:shd w:val="clear" w:color="auto" w:fill="FFFFFF"/>
-            <w:tcMar>
-              <w:top w:w="0" w:type="dxa"/>
-              <w:bottom w:w="0" w:type="dxa"/>
-              <w:left w:w="0" w:type="dxa"/>
-              <w:right w:w="0" w:type="dxa"/>
-            </w:tcMar>
-            <w:vAlign w:val="center"/>
-          </w:tcPr>
-          <w:p>
-            <w:pPr>
-              <w:pStyle w:val="Normal"/>
-              <w:jc w:val="right"/>
-              <w:pBdr>
-                <w:bottom w:val="none" w:sz="0" w:space="0" w:color="000000"/>
-                <w:top w:val="none" w:sz="0" w:space="0" w:color="000000"/>
-                <w:left w:val="none" w:sz="0" w:space="0" w:color="000000"/>
-                <w:right w:val="none" w:sz="0" w:space="0" w:color="000000"/>
-              </w:pBdr>
-              <w:spacing w:after="100" w:before="100" w:line="240"/>
-              <w:ind w:left="100" w:right="100" w:firstLine="0" w:firstLineChars="0"/>
-              <w:rPr>
-                <w:rFonts w:ascii="Times New Roman" w:hAnsi="Times New Roman" w:eastAsia="Times New Roman" w:cs="Times New Roman"/>
-                <w:i w:val="false"/>
-                <w:b w:val="false"/>
-                <w:u w:val="none"/>
-                <w:strike w:val="false"/>
-                <w:sz w:val="18"/>
-                <w:szCs w:val="18"/>
-                <w:color w:val="000000"/>
-              </w:rPr>
-            </w:pPr>
-            <w:r>
-              <w:rPr>
-                <w:rFonts w:ascii="Times New Roman" w:hAnsi="Times New Roman" w:eastAsia="Times New Roman" w:cs="Times New Roman"/>
-                <w:i w:val="false"/>
-                <w:b w:val="false"/>
-                <w:u w:val="none"/>
-                <w:strike w:val="false"/>
-                <w:sz w:val="18"/>
-                <w:szCs w:val="18"/>
-                <w:color w:val="000000"/>
-              </w:rPr>
-              <w:t xml:space="preserve">440</w:t>
+              <w:t xml:space="preserve">441</w:t>
             </w:r>
           </w:p>
         </w:tc>
@@ -11945,7 +9275,7 @@
                 <w:szCs w:val="18"/>
                 <w:color w:val="000000"/>
               </w:rPr>
-              <w:t xml:space="preserve">0.71 (0.42–1.18)</w:t>
+              <w:t xml:space="preserve">0.90 (0.54–1.47)</w:t>
             </w:r>
           </w:p>
         </w:tc>
@@ -12000,7 +9330,7 @@
                 <w:szCs w:val="18"/>
                 <w:color w:val="000000"/>
               </w:rPr>
-              <w:t xml:space="preserve">0.187</w:t>
+              <w:t xml:space="preserve">0.666</w:t>
             </w:r>
           </w:p>
         </w:tc>

--- a/output/tables/GEO/GSE39582/GSE39582_cox_OS.docx
+++ b/output/tables/GEO/GSE39582/GSE39582_cox_OS.docx
@@ -25,7 +25,7 @@
         <w:ind w:left="60" w:right="60" w:firstLine="0" w:firstLineChars="0"/>
       </w:pPr>
       <w:r>
-        <w:t xml:space="preserve">Cox regression for overall survival: HIST1H2AC expression, GSE39582 (CIT, colon)</w:t>
+        <w:t xml:space="preserve">Cox regression for overall survival: MAD2L1 expression, GSE39582 (CIT, colon)</w:t>
       </w:r>
     </w:p>
     <w:tbl xmlns:a="http://schemas.openxmlformats.org/drawingml/2006/main" xmlns:pic="http://schemas.openxmlformats.org/drawingml/2006/picture">
@@ -36,7 +36,7 @@
       </w:tblPr>
       <w:tblGrid>
         <w:gridCol w:w="3360"/>
-        <w:gridCol w:w="3450"/>
+        <w:gridCol w:w="3200"/>
         <w:gridCol w:w="1305"/>
         <w:gridCol w:w="681"/>
         <w:gridCol w:w="931"/>
@@ -600,7 +600,7 @@
                 <w:szCs w:val="18"/>
                 <w:color w:val="000000"/>
               </w:rPr>
-              <w:t xml:space="preserve">HIST1H2AC expression</w:t>
+              <w:t xml:space="preserve">MAD2L1 expression</w:t>
             </w:r>
           </w:p>
         </w:tc>
@@ -710,7 +710,7 @@
                 <w:szCs w:val="18"/>
                 <w:color w:val="000000"/>
               </w:rPr>
-              <w:t xml:space="preserve">279</w:t>
+              <w:t xml:space="preserve">280</w:t>
             </w:r>
           </w:p>
         </w:tc>
@@ -765,7 +765,7 @@
                 <w:szCs w:val="18"/>
                 <w:color w:val="000000"/>
               </w:rPr>
-              <w:t xml:space="preserve">91</w:t>
+              <w:t xml:space="preserve">101</w:t>
             </w:r>
           </w:p>
         </w:tc>
@@ -1155,7 +1155,7 @@
                 <w:szCs w:val="18"/>
                 <w:color w:val="000000"/>
               </w:rPr>
-              <w:t xml:space="preserve">283</w:t>
+              <w:t xml:space="preserve">282</w:t>
             </w:r>
           </w:p>
         </w:tc>
@@ -1210,117 +1210,117 @@
                 <w:szCs w:val="18"/>
                 <w:color w:val="000000"/>
               </w:rPr>
-              <w:t xml:space="preserve">100</w:t>
-            </w:r>
-          </w:p>
-        </w:tc>
-        <w:tc>
-          <w:tcPr>
-            <w:tcBorders>
-              <w:bottom w:val="none" w:sz="0" w:space="0" w:color="000000"/>
-              <w:top w:val="none" w:sz="0" w:space="0" w:color="000000"/>
-              <w:left w:val="none" w:sz="0" w:space="0" w:color="000000"/>
-              <w:right w:val="none" w:sz="0" w:space="0" w:color="000000"/>
-            </w:tcBorders>
-            <w:shd w:val="clear" w:color="auto" w:fill="FFFFFF"/>
-            <w:tcMar>
-              <w:top w:w="0" w:type="dxa"/>
-              <w:bottom w:w="0" w:type="dxa"/>
-              <w:left w:w="0" w:type="dxa"/>
-              <w:right w:w="0" w:type="dxa"/>
-            </w:tcMar>
-            <w:vAlign w:val="center"/>
-          </w:tcPr>
-          <w:p>
-            <w:pPr>
-              <w:pStyle w:val="Normal"/>
-              <w:jc w:val="left"/>
-              <w:pBdr>
-                <w:bottom w:val="none" w:sz="0" w:space="0" w:color="000000"/>
-                <w:top w:val="none" w:sz="0" w:space="0" w:color="000000"/>
-                <w:left w:val="none" w:sz="0" w:space="0" w:color="000000"/>
-                <w:right w:val="none" w:sz="0" w:space="0" w:color="000000"/>
-              </w:pBdr>
-              <w:spacing w:after="100" w:before="100" w:line="240"/>
-              <w:ind w:left="100" w:right="100" w:firstLine="0" w:firstLineChars="0"/>
-              <w:rPr>
-                <w:rFonts w:ascii="Times New Roman" w:hAnsi="Times New Roman" w:eastAsia="Times New Roman" w:cs="Times New Roman"/>
-                <w:i w:val="false"/>
-                <w:b w:val="false"/>
-                <w:u w:val="none"/>
-                <w:strike w:val="false"/>
-                <w:sz w:val="18"/>
-                <w:szCs w:val="18"/>
-                <w:color w:val="000000"/>
-              </w:rPr>
-            </w:pPr>
-            <w:r>
-              <w:rPr>
-                <w:rFonts w:ascii="Times New Roman" w:hAnsi="Times New Roman" w:eastAsia="Times New Roman" w:cs="Times New Roman"/>
-                <w:i w:val="false"/>
-                <w:b w:val="false"/>
-                <w:u w:val="none"/>
-                <w:strike w:val="false"/>
-                <w:sz w:val="18"/>
-                <w:szCs w:val="18"/>
-                <w:color w:val="000000"/>
-              </w:rPr>
-              <w:t xml:space="preserve">1.11 (0.84–1.48)</w:t>
-            </w:r>
-          </w:p>
-        </w:tc>
-        <w:tc>
-          <w:tcPr>
-            <w:tcBorders>
-              <w:bottom w:val="none" w:sz="0" w:space="0" w:color="000000"/>
-              <w:top w:val="none" w:sz="0" w:space="0" w:color="000000"/>
-              <w:left w:val="none" w:sz="0" w:space="0" w:color="000000"/>
-              <w:right w:val="none" w:sz="0" w:space="0" w:color="000000"/>
-            </w:tcBorders>
-            <w:shd w:val="clear" w:color="auto" w:fill="FFFFFF"/>
-            <w:tcMar>
-              <w:top w:w="0" w:type="dxa"/>
-              <w:bottom w:w="0" w:type="dxa"/>
-              <w:left w:w="0" w:type="dxa"/>
-              <w:right w:w="0" w:type="dxa"/>
-            </w:tcMar>
-            <w:vAlign w:val="center"/>
-          </w:tcPr>
-          <w:p>
-            <w:pPr>
-              <w:pStyle w:val="Normal"/>
-              <w:jc w:val="left"/>
-              <w:pBdr>
-                <w:bottom w:val="none" w:sz="0" w:space="0" w:color="000000"/>
-                <w:top w:val="none" w:sz="0" w:space="0" w:color="000000"/>
-                <w:left w:val="none" w:sz="0" w:space="0" w:color="000000"/>
-                <w:right w:val="none" w:sz="0" w:space="0" w:color="000000"/>
-              </w:pBdr>
-              <w:spacing w:after="100" w:before="100" w:line="240"/>
-              <w:ind w:left="100" w:right="100" w:firstLine="0" w:firstLineChars="0"/>
-              <w:rPr>
-                <w:rFonts w:ascii="Times New Roman" w:hAnsi="Times New Roman" w:eastAsia="Times New Roman" w:cs="Times New Roman"/>
-                <w:i w:val="false"/>
-                <w:b w:val="false"/>
-                <w:u w:val="none"/>
-                <w:strike w:val="false"/>
-                <w:sz w:val="18"/>
-                <w:szCs w:val="18"/>
-                <w:color w:val="000000"/>
-              </w:rPr>
-            </w:pPr>
-            <w:r>
-              <w:rPr>
-                <w:rFonts w:ascii="Times New Roman" w:hAnsi="Times New Roman" w:eastAsia="Times New Roman" w:cs="Times New Roman"/>
-                <w:i w:val="false"/>
-                <w:b w:val="false"/>
-                <w:u w:val="none"/>
-                <w:strike w:val="false"/>
-                <w:sz w:val="18"/>
-                <w:szCs w:val="18"/>
-                <w:color w:val="000000"/>
-              </w:rPr>
-              <w:t xml:space="preserve">0.462</w:t>
+              <w:t xml:space="preserve">90</w:t>
+            </w:r>
+          </w:p>
+        </w:tc>
+        <w:tc>
+          <w:tcPr>
+            <w:tcBorders>
+              <w:bottom w:val="none" w:sz="0" w:space="0" w:color="000000"/>
+              <w:top w:val="none" w:sz="0" w:space="0" w:color="000000"/>
+              <w:left w:val="none" w:sz="0" w:space="0" w:color="000000"/>
+              <w:right w:val="none" w:sz="0" w:space="0" w:color="000000"/>
+            </w:tcBorders>
+            <w:shd w:val="clear" w:color="auto" w:fill="FFFFFF"/>
+            <w:tcMar>
+              <w:top w:w="0" w:type="dxa"/>
+              <w:bottom w:w="0" w:type="dxa"/>
+              <w:left w:w="0" w:type="dxa"/>
+              <w:right w:w="0" w:type="dxa"/>
+            </w:tcMar>
+            <w:vAlign w:val="center"/>
+          </w:tcPr>
+          <w:p>
+            <w:pPr>
+              <w:pStyle w:val="Normal"/>
+              <w:jc w:val="left"/>
+              <w:pBdr>
+                <w:bottom w:val="none" w:sz="0" w:space="0" w:color="000000"/>
+                <w:top w:val="none" w:sz="0" w:space="0" w:color="000000"/>
+                <w:left w:val="none" w:sz="0" w:space="0" w:color="000000"/>
+                <w:right w:val="none" w:sz="0" w:space="0" w:color="000000"/>
+              </w:pBdr>
+              <w:spacing w:after="100" w:before="100" w:line="240"/>
+              <w:ind w:left="100" w:right="100" w:firstLine="0" w:firstLineChars="0"/>
+              <w:rPr>
+                <w:rFonts w:ascii="Times New Roman" w:hAnsi="Times New Roman" w:eastAsia="Times New Roman" w:cs="Times New Roman"/>
+                <w:i w:val="false"/>
+                <w:b w:val="false"/>
+                <w:u w:val="none"/>
+                <w:strike w:val="false"/>
+                <w:sz w:val="18"/>
+                <w:szCs w:val="18"/>
+                <w:color w:val="000000"/>
+              </w:rPr>
+            </w:pPr>
+            <w:r>
+              <w:rPr>
+                <w:rFonts w:ascii="Times New Roman" w:hAnsi="Times New Roman" w:eastAsia="Times New Roman" w:cs="Times New Roman"/>
+                <w:i w:val="false"/>
+                <w:b w:val="false"/>
+                <w:u w:val="none"/>
+                <w:strike w:val="false"/>
+                <w:sz w:val="18"/>
+                <w:szCs w:val="18"/>
+                <w:color w:val="000000"/>
+              </w:rPr>
+              <w:t xml:space="preserve">0.85 (0.64–1.13)</w:t>
+            </w:r>
+          </w:p>
+        </w:tc>
+        <w:tc>
+          <w:tcPr>
+            <w:tcBorders>
+              <w:bottom w:val="none" w:sz="0" w:space="0" w:color="000000"/>
+              <w:top w:val="none" w:sz="0" w:space="0" w:color="000000"/>
+              <w:left w:val="none" w:sz="0" w:space="0" w:color="000000"/>
+              <w:right w:val="none" w:sz="0" w:space="0" w:color="000000"/>
+            </w:tcBorders>
+            <w:shd w:val="clear" w:color="auto" w:fill="FFFFFF"/>
+            <w:tcMar>
+              <w:top w:w="0" w:type="dxa"/>
+              <w:bottom w:w="0" w:type="dxa"/>
+              <w:left w:w="0" w:type="dxa"/>
+              <w:right w:w="0" w:type="dxa"/>
+            </w:tcMar>
+            <w:vAlign w:val="center"/>
+          </w:tcPr>
+          <w:p>
+            <w:pPr>
+              <w:pStyle w:val="Normal"/>
+              <w:jc w:val="left"/>
+              <w:pBdr>
+                <w:bottom w:val="none" w:sz="0" w:space="0" w:color="000000"/>
+                <w:top w:val="none" w:sz="0" w:space="0" w:color="000000"/>
+                <w:left w:val="none" w:sz="0" w:space="0" w:color="000000"/>
+                <w:right w:val="none" w:sz="0" w:space="0" w:color="000000"/>
+              </w:pBdr>
+              <w:spacing w:after="100" w:before="100" w:line="240"/>
+              <w:ind w:left="100" w:right="100" w:firstLine="0" w:firstLineChars="0"/>
+              <w:rPr>
+                <w:rFonts w:ascii="Times New Roman" w:hAnsi="Times New Roman" w:eastAsia="Times New Roman" w:cs="Times New Roman"/>
+                <w:i w:val="false"/>
+                <w:b w:val="false"/>
+                <w:u w:val="none"/>
+                <w:strike w:val="false"/>
+                <w:sz w:val="18"/>
+                <w:szCs w:val="18"/>
+                <w:color w:val="000000"/>
+              </w:rPr>
+            </w:pPr>
+            <w:r>
+              <w:rPr>
+                <w:rFonts w:ascii="Times New Roman" w:hAnsi="Times New Roman" w:eastAsia="Times New Roman" w:cs="Times New Roman"/>
+                <w:i w:val="false"/>
+                <w:b w:val="false"/>
+                <w:u w:val="none"/>
+                <w:strike w:val="false"/>
+                <w:sz w:val="18"/>
+                <w:szCs w:val="18"/>
+                <w:color w:val="000000"/>
+              </w:rPr>
+              <w:t xml:space="preserve">0.268</w:t>
             </w:r>
           </w:p>
         </w:tc>
@@ -1490,7 +1490,7 @@
                 <w:szCs w:val="18"/>
                 <w:color w:val="000000"/>
               </w:rPr>
-              <w:t xml:space="preserve">HIST1H2AC expression, log2 (per 1 unit)</w:t>
+              <w:t xml:space="preserve">MAD2L1 expression, log2 (per 1 unit)</w:t>
             </w:r>
           </w:p>
         </w:tc>
@@ -1710,62 +1710,62 @@
                 <w:szCs w:val="18"/>
                 <w:color w:val="000000"/>
               </w:rPr>
-              <w:t xml:space="preserve">1.15 (0.99–1.32)</w:t>
-            </w:r>
-          </w:p>
-        </w:tc>
-        <w:tc>
-          <w:tcPr>
-            <w:tcBorders>
-              <w:bottom w:val="none" w:sz="0" w:space="0" w:color="000000"/>
-              <w:top w:val="none" w:sz="0" w:space="0" w:color="000000"/>
-              <w:left w:val="none" w:sz="0" w:space="0" w:color="000000"/>
-              <w:right w:val="none" w:sz="0" w:space="0" w:color="000000"/>
-            </w:tcBorders>
-            <w:shd w:val="clear" w:color="auto" w:fill="FFFFFF"/>
-            <w:tcMar>
-              <w:top w:w="0" w:type="dxa"/>
-              <w:bottom w:w="0" w:type="dxa"/>
-              <w:left w:w="0" w:type="dxa"/>
-              <w:right w:w="0" w:type="dxa"/>
-            </w:tcMar>
-            <w:vAlign w:val="center"/>
-          </w:tcPr>
-          <w:p>
-            <w:pPr>
-              <w:pStyle w:val="Normal"/>
-              <w:jc w:val="left"/>
-              <w:pBdr>
-                <w:bottom w:val="none" w:sz="0" w:space="0" w:color="000000"/>
-                <w:top w:val="none" w:sz="0" w:space="0" w:color="000000"/>
-                <w:left w:val="none" w:sz="0" w:space="0" w:color="000000"/>
-                <w:right w:val="none" w:sz="0" w:space="0" w:color="000000"/>
-              </w:pBdr>
-              <w:spacing w:after="100" w:before="100" w:line="240"/>
-              <w:ind w:left="100" w:right="100" w:firstLine="0" w:firstLineChars="0"/>
-              <w:rPr>
-                <w:rFonts w:ascii="Times New Roman" w:hAnsi="Times New Roman" w:eastAsia="Times New Roman" w:cs="Times New Roman"/>
-                <w:i w:val="false"/>
-                <w:b w:val="false"/>
-                <w:u w:val="none"/>
-                <w:strike w:val="false"/>
-                <w:sz w:val="18"/>
-                <w:szCs w:val="18"/>
-                <w:color w:val="000000"/>
-              </w:rPr>
-            </w:pPr>
-            <w:r>
-              <w:rPr>
-                <w:rFonts w:ascii="Times New Roman" w:hAnsi="Times New Roman" w:eastAsia="Times New Roman" w:cs="Times New Roman"/>
-                <w:i w:val="false"/>
-                <w:b w:val="false"/>
-                <w:u w:val="none"/>
-                <w:strike w:val="false"/>
-                <w:sz w:val="18"/>
-                <w:szCs w:val="18"/>
-                <w:color w:val="000000"/>
-              </w:rPr>
-              <w:t xml:space="preserve">0.062</w:t>
+              <w:t xml:space="preserve">0.82 (0.70–0.96)</w:t>
+            </w:r>
+          </w:p>
+        </w:tc>
+        <w:tc>
+          <w:tcPr>
+            <w:tcBorders>
+              <w:bottom w:val="none" w:sz="0" w:space="0" w:color="000000"/>
+              <w:top w:val="none" w:sz="0" w:space="0" w:color="000000"/>
+              <w:left w:val="none" w:sz="0" w:space="0" w:color="000000"/>
+              <w:right w:val="none" w:sz="0" w:space="0" w:color="000000"/>
+            </w:tcBorders>
+            <w:shd w:val="clear" w:color="auto" w:fill="FFFFFF"/>
+            <w:tcMar>
+              <w:top w:w="0" w:type="dxa"/>
+              <w:bottom w:w="0" w:type="dxa"/>
+              <w:left w:w="0" w:type="dxa"/>
+              <w:right w:w="0" w:type="dxa"/>
+            </w:tcMar>
+            <w:vAlign w:val="center"/>
+          </w:tcPr>
+          <w:p>
+            <w:pPr>
+              <w:pStyle w:val="Normal"/>
+              <w:jc w:val="left"/>
+              <w:pBdr>
+                <w:bottom w:val="none" w:sz="0" w:space="0" w:color="000000"/>
+                <w:top w:val="none" w:sz="0" w:space="0" w:color="000000"/>
+                <w:left w:val="none" w:sz="0" w:space="0" w:color="000000"/>
+                <w:right w:val="none" w:sz="0" w:space="0" w:color="000000"/>
+              </w:pBdr>
+              <w:spacing w:after="100" w:before="100" w:line="240"/>
+              <w:ind w:left="100" w:right="100" w:firstLine="0" w:firstLineChars="0"/>
+              <w:rPr>
+                <w:rFonts w:ascii="Times New Roman" w:hAnsi="Times New Roman" w:eastAsia="Times New Roman" w:cs="Times New Roman"/>
+                <w:i w:val="false"/>
+                <w:b w:val="false"/>
+                <w:u w:val="none"/>
+                <w:strike w:val="false"/>
+                <w:sz w:val="18"/>
+                <w:szCs w:val="18"/>
+                <w:color w:val="000000"/>
+              </w:rPr>
+            </w:pPr>
+            <w:r>
+              <w:rPr>
+                <w:rFonts w:ascii="Times New Roman" w:hAnsi="Times New Roman" w:eastAsia="Times New Roman" w:cs="Times New Roman"/>
+                <w:i w:val="false"/>
+                <w:b w:val="false"/>
+                <w:u w:val="none"/>
+                <w:strike w:val="false"/>
+                <w:sz w:val="18"/>
+                <w:szCs w:val="18"/>
+                <w:color w:val="000000"/>
+              </w:rPr>
+              <w:t xml:space="preserve">0.015</w:t>
             </w:r>
           </w:p>
         </w:tc>
@@ -1935,7 +1935,7 @@
                 <w:szCs w:val="18"/>
                 <w:color w:val="000000"/>
               </w:rPr>
-              <w:t xml:space="preserve">HIST1H2AC expression, log2 (per 1 unit)</w:t>
+              <w:t xml:space="preserve">MAD2L1 expression, log2 (per 1 unit)</w:t>
             </w:r>
           </w:p>
         </w:tc>
@@ -2155,62 +2155,62 @@
                 <w:szCs w:val="18"/>
                 <w:color w:val="000000"/>
               </w:rPr>
-              <w:t xml:space="preserve">1.10 (0.96–1.27)</w:t>
-            </w:r>
-          </w:p>
-        </w:tc>
-        <w:tc>
-          <w:tcPr>
-            <w:tcBorders>
-              <w:bottom w:val="none" w:sz="0" w:space="0" w:color="000000"/>
-              <w:top w:val="none" w:sz="0" w:space="0" w:color="000000"/>
-              <w:left w:val="none" w:sz="0" w:space="0" w:color="000000"/>
-              <w:right w:val="none" w:sz="0" w:space="0" w:color="000000"/>
-            </w:tcBorders>
-            <w:shd w:val="clear" w:color="auto" w:fill="FFFFFF"/>
-            <w:tcMar>
-              <w:top w:w="0" w:type="dxa"/>
-              <w:bottom w:w="0" w:type="dxa"/>
-              <w:left w:w="0" w:type="dxa"/>
-              <w:right w:w="0" w:type="dxa"/>
-            </w:tcMar>
-            <w:vAlign w:val="center"/>
-          </w:tcPr>
-          <w:p>
-            <w:pPr>
-              <w:pStyle w:val="Normal"/>
-              <w:jc w:val="left"/>
-              <w:pBdr>
-                <w:bottom w:val="none" w:sz="0" w:space="0" w:color="000000"/>
-                <w:top w:val="none" w:sz="0" w:space="0" w:color="000000"/>
-                <w:left w:val="none" w:sz="0" w:space="0" w:color="000000"/>
-                <w:right w:val="none" w:sz="0" w:space="0" w:color="000000"/>
-              </w:pBdr>
-              <w:spacing w:after="100" w:before="100" w:line="240"/>
-              <w:ind w:left="100" w:right="100" w:firstLine="0" w:firstLineChars="0"/>
-              <w:rPr>
-                <w:rFonts w:ascii="Times New Roman" w:hAnsi="Times New Roman" w:eastAsia="Times New Roman" w:cs="Times New Roman"/>
-                <w:i w:val="false"/>
-                <w:b w:val="false"/>
-                <w:u w:val="none"/>
-                <w:strike w:val="false"/>
-                <w:sz w:val="18"/>
-                <w:szCs w:val="18"/>
-                <w:color w:val="000000"/>
-              </w:rPr>
-            </w:pPr>
-            <w:r>
-              <w:rPr>
-                <w:rFonts w:ascii="Times New Roman" w:hAnsi="Times New Roman" w:eastAsia="Times New Roman" w:cs="Times New Roman"/>
-                <w:i w:val="false"/>
-                <w:b w:val="false"/>
-                <w:u w:val="none"/>
-                <w:strike w:val="false"/>
-                <w:sz w:val="18"/>
-                <w:szCs w:val="18"/>
-                <w:color w:val="000000"/>
-              </w:rPr>
-              <w:t xml:space="preserve">0.175</w:t>
+              <w:t xml:space="preserve">0.84 (0.72–0.99)</w:t>
+            </w:r>
+          </w:p>
+        </w:tc>
+        <w:tc>
+          <w:tcPr>
+            <w:tcBorders>
+              <w:bottom w:val="none" w:sz="0" w:space="0" w:color="000000"/>
+              <w:top w:val="none" w:sz="0" w:space="0" w:color="000000"/>
+              <w:left w:val="none" w:sz="0" w:space="0" w:color="000000"/>
+              <w:right w:val="none" w:sz="0" w:space="0" w:color="000000"/>
+            </w:tcBorders>
+            <w:shd w:val="clear" w:color="auto" w:fill="FFFFFF"/>
+            <w:tcMar>
+              <w:top w:w="0" w:type="dxa"/>
+              <w:bottom w:w="0" w:type="dxa"/>
+              <w:left w:w="0" w:type="dxa"/>
+              <w:right w:w="0" w:type="dxa"/>
+            </w:tcMar>
+            <w:vAlign w:val="center"/>
+          </w:tcPr>
+          <w:p>
+            <w:pPr>
+              <w:pStyle w:val="Normal"/>
+              <w:jc w:val="left"/>
+              <w:pBdr>
+                <w:bottom w:val="none" w:sz="0" w:space="0" w:color="000000"/>
+                <w:top w:val="none" w:sz="0" w:space="0" w:color="000000"/>
+                <w:left w:val="none" w:sz="0" w:space="0" w:color="000000"/>
+                <w:right w:val="none" w:sz="0" w:space="0" w:color="000000"/>
+              </w:pBdr>
+              <w:spacing w:after="100" w:before="100" w:line="240"/>
+              <w:ind w:left="100" w:right="100" w:firstLine="0" w:firstLineChars="0"/>
+              <w:rPr>
+                <w:rFonts w:ascii="Times New Roman" w:hAnsi="Times New Roman" w:eastAsia="Times New Roman" w:cs="Times New Roman"/>
+                <w:i w:val="false"/>
+                <w:b w:val="false"/>
+                <w:u w:val="none"/>
+                <w:strike w:val="false"/>
+                <w:sz w:val="18"/>
+                <w:szCs w:val="18"/>
+                <w:color w:val="000000"/>
+              </w:rPr>
+            </w:pPr>
+            <w:r>
+              <w:rPr>
+                <w:rFonts w:ascii="Times New Roman" w:hAnsi="Times New Roman" w:eastAsia="Times New Roman" w:cs="Times New Roman"/>
+                <w:i w:val="false"/>
+                <w:b w:val="false"/>
+                <w:u w:val="none"/>
+                <w:strike w:val="false"/>
+                <w:sz w:val="18"/>
+                <w:szCs w:val="18"/>
+                <w:color w:val="000000"/>
+              </w:rPr>
+              <w:t xml:space="preserve">0.036</w:t>
             </w:r>
           </w:p>
         </w:tc>
@@ -3045,62 +3045,62 @@
                 <w:szCs w:val="18"/>
                 <w:color w:val="000000"/>
               </w:rPr>
-              <w:t xml:space="preserve">0.75 (0.56–1.01)</w:t>
-            </w:r>
-          </w:p>
-        </w:tc>
-        <w:tc>
-          <w:tcPr>
-            <w:tcBorders>
-              <w:bottom w:val="none" w:sz="0" w:space="0" w:color="000000"/>
-              <w:top w:val="none" w:sz="0" w:space="0" w:color="000000"/>
-              <w:left w:val="none" w:sz="0" w:space="0" w:color="000000"/>
-              <w:right w:val="none" w:sz="0" w:space="0" w:color="000000"/>
-            </w:tcBorders>
-            <w:shd w:val="clear" w:color="auto" w:fill="FFFFFF"/>
-            <w:tcMar>
-              <w:top w:w="0" w:type="dxa"/>
-              <w:bottom w:w="0" w:type="dxa"/>
-              <w:left w:w="0" w:type="dxa"/>
-              <w:right w:w="0" w:type="dxa"/>
-            </w:tcMar>
-            <w:vAlign w:val="center"/>
-          </w:tcPr>
-          <w:p>
-            <w:pPr>
-              <w:pStyle w:val="Normal"/>
-              <w:jc w:val="left"/>
-              <w:pBdr>
-                <w:bottom w:val="none" w:sz="0" w:space="0" w:color="000000"/>
-                <w:top w:val="none" w:sz="0" w:space="0" w:color="000000"/>
-                <w:left w:val="none" w:sz="0" w:space="0" w:color="000000"/>
-                <w:right w:val="none" w:sz="0" w:space="0" w:color="000000"/>
-              </w:pBdr>
-              <w:spacing w:after="100" w:before="100" w:line="240"/>
-              <w:ind w:left="100" w:right="100" w:firstLine="0" w:firstLineChars="0"/>
-              <w:rPr>
-                <w:rFonts w:ascii="Times New Roman" w:hAnsi="Times New Roman" w:eastAsia="Times New Roman" w:cs="Times New Roman"/>
-                <w:i w:val="false"/>
-                <w:b w:val="false"/>
-                <w:u w:val="none"/>
-                <w:strike w:val="false"/>
-                <w:sz w:val="18"/>
-                <w:szCs w:val="18"/>
-                <w:color w:val="000000"/>
-              </w:rPr>
-            </w:pPr>
-            <w:r>
-              <w:rPr>
-                <w:rFonts w:ascii="Times New Roman" w:hAnsi="Times New Roman" w:eastAsia="Times New Roman" w:cs="Times New Roman"/>
-                <w:i w:val="false"/>
-                <w:b w:val="false"/>
-                <w:u w:val="none"/>
-                <w:strike w:val="false"/>
-                <w:sz w:val="18"/>
-                <w:szCs w:val="18"/>
-                <w:color w:val="000000"/>
-              </w:rPr>
-              <w:t xml:space="preserve">0.054</w:t>
+              <w:t xml:space="preserve">0.74 (0.55–0.99)</w:t>
+            </w:r>
+          </w:p>
+        </w:tc>
+        <w:tc>
+          <w:tcPr>
+            <w:tcBorders>
+              <w:bottom w:val="none" w:sz="0" w:space="0" w:color="000000"/>
+              <w:top w:val="none" w:sz="0" w:space="0" w:color="000000"/>
+              <w:left w:val="none" w:sz="0" w:space="0" w:color="000000"/>
+              <w:right w:val="none" w:sz="0" w:space="0" w:color="000000"/>
+            </w:tcBorders>
+            <w:shd w:val="clear" w:color="auto" w:fill="FFFFFF"/>
+            <w:tcMar>
+              <w:top w:w="0" w:type="dxa"/>
+              <w:bottom w:w="0" w:type="dxa"/>
+              <w:left w:w="0" w:type="dxa"/>
+              <w:right w:w="0" w:type="dxa"/>
+            </w:tcMar>
+            <w:vAlign w:val="center"/>
+          </w:tcPr>
+          <w:p>
+            <w:pPr>
+              <w:pStyle w:val="Normal"/>
+              <w:jc w:val="left"/>
+              <w:pBdr>
+                <w:bottom w:val="none" w:sz="0" w:space="0" w:color="000000"/>
+                <w:top w:val="none" w:sz="0" w:space="0" w:color="000000"/>
+                <w:left w:val="none" w:sz="0" w:space="0" w:color="000000"/>
+                <w:right w:val="none" w:sz="0" w:space="0" w:color="000000"/>
+              </w:pBdr>
+              <w:spacing w:after="100" w:before="100" w:line="240"/>
+              <w:ind w:left="100" w:right="100" w:firstLine="0" w:firstLineChars="0"/>
+              <w:rPr>
+                <w:rFonts w:ascii="Times New Roman" w:hAnsi="Times New Roman" w:eastAsia="Times New Roman" w:cs="Times New Roman"/>
+                <w:i w:val="false"/>
+                <w:b w:val="false"/>
+                <w:u w:val="none"/>
+                <w:strike w:val="false"/>
+                <w:sz w:val="18"/>
+                <w:szCs w:val="18"/>
+                <w:color w:val="000000"/>
+              </w:rPr>
+            </w:pPr>
+            <w:r>
+              <w:rPr>
+                <w:rFonts w:ascii="Times New Roman" w:hAnsi="Times New Roman" w:eastAsia="Times New Roman" w:cs="Times New Roman"/>
+                <w:i w:val="false"/>
+                <w:b w:val="false"/>
+                <w:u w:val="none"/>
+                <w:strike w:val="false"/>
+                <w:sz w:val="18"/>
+                <w:szCs w:val="18"/>
+                <w:color w:val="000000"/>
+              </w:rPr>
+              <w:t xml:space="preserve">0.043</w:t>
             </w:r>
           </w:p>
         </w:tc>
@@ -3935,7 +3935,7 @@
                 <w:szCs w:val="18"/>
                 <w:color w:val="000000"/>
               </w:rPr>
-              <w:t xml:space="preserve">1.77 (1.33–2.37)</w:t>
+              <w:t xml:space="preserve">1.78 (1.33–2.38)</w:t>
             </w:r>
           </w:p>
         </w:tc>
@@ -4160,7 +4160,7 @@
                 <w:szCs w:val="18"/>
                 <w:color w:val="000000"/>
               </w:rPr>
-              <w:t xml:space="preserve">HIST1H2AC expression, log2 (per 1 unit)</w:t>
+              <w:t xml:space="preserve">MAD2L1 expression, log2 (per 1 unit)</w:t>
             </w:r>
           </w:p>
         </w:tc>
@@ -4380,62 +4380,62 @@
                 <w:szCs w:val="18"/>
                 <w:color w:val="000000"/>
               </w:rPr>
-              <w:t xml:space="preserve">1.09 (0.94–1.26)</w:t>
-            </w:r>
-          </w:p>
-        </w:tc>
-        <w:tc>
-          <w:tcPr>
-            <w:tcBorders>
-              <w:bottom w:val="none" w:sz="0" w:space="0" w:color="000000"/>
-              <w:top w:val="none" w:sz="0" w:space="0" w:color="000000"/>
-              <w:left w:val="none" w:sz="0" w:space="0" w:color="000000"/>
-              <w:right w:val="none" w:sz="0" w:space="0" w:color="000000"/>
-            </w:tcBorders>
-            <w:shd w:val="clear" w:color="auto" w:fill="FFFFFF"/>
-            <w:tcMar>
-              <w:top w:w="0" w:type="dxa"/>
-              <w:bottom w:w="0" w:type="dxa"/>
-              <w:left w:w="0" w:type="dxa"/>
-              <w:right w:w="0" w:type="dxa"/>
-            </w:tcMar>
-            <w:vAlign w:val="center"/>
-          </w:tcPr>
-          <w:p>
-            <w:pPr>
-              <w:pStyle w:val="Normal"/>
-              <w:jc w:val="left"/>
-              <w:pBdr>
-                <w:bottom w:val="none" w:sz="0" w:space="0" w:color="000000"/>
-                <w:top w:val="none" w:sz="0" w:space="0" w:color="000000"/>
-                <w:left w:val="none" w:sz="0" w:space="0" w:color="000000"/>
-                <w:right w:val="none" w:sz="0" w:space="0" w:color="000000"/>
-              </w:pBdr>
-              <w:spacing w:after="100" w:before="100" w:line="240"/>
-              <w:ind w:left="100" w:right="100" w:firstLine="0" w:firstLineChars="0"/>
-              <w:rPr>
-                <w:rFonts w:ascii="Times New Roman" w:hAnsi="Times New Roman" w:eastAsia="Times New Roman" w:cs="Times New Roman"/>
-                <w:i w:val="false"/>
-                <w:b w:val="false"/>
-                <w:u w:val="none"/>
-                <w:strike w:val="false"/>
-                <w:sz w:val="18"/>
-                <w:szCs w:val="18"/>
-                <w:color w:val="000000"/>
-              </w:rPr>
-            </w:pPr>
-            <w:r>
-              <w:rPr>
-                <w:rFonts w:ascii="Times New Roman" w:hAnsi="Times New Roman" w:eastAsia="Times New Roman" w:cs="Times New Roman"/>
-                <w:i w:val="false"/>
-                <w:b w:val="false"/>
-                <w:u w:val="none"/>
-                <w:strike w:val="false"/>
-                <w:sz w:val="18"/>
-                <w:szCs w:val="18"/>
-                <w:color w:val="000000"/>
-              </w:rPr>
-              <w:t xml:space="preserve">0.276</w:t>
+              <w:t xml:space="preserve">0.87 (0.73–1.03)</w:t>
+            </w:r>
+          </w:p>
+        </w:tc>
+        <w:tc>
+          <w:tcPr>
+            <w:tcBorders>
+              <w:bottom w:val="none" w:sz="0" w:space="0" w:color="000000"/>
+              <w:top w:val="none" w:sz="0" w:space="0" w:color="000000"/>
+              <w:left w:val="none" w:sz="0" w:space="0" w:color="000000"/>
+              <w:right w:val="none" w:sz="0" w:space="0" w:color="000000"/>
+            </w:tcBorders>
+            <w:shd w:val="clear" w:color="auto" w:fill="FFFFFF"/>
+            <w:tcMar>
+              <w:top w:w="0" w:type="dxa"/>
+              <w:bottom w:w="0" w:type="dxa"/>
+              <w:left w:w="0" w:type="dxa"/>
+              <w:right w:w="0" w:type="dxa"/>
+            </w:tcMar>
+            <w:vAlign w:val="center"/>
+          </w:tcPr>
+          <w:p>
+            <w:pPr>
+              <w:pStyle w:val="Normal"/>
+              <w:jc w:val="left"/>
+              <w:pBdr>
+                <w:bottom w:val="none" w:sz="0" w:space="0" w:color="000000"/>
+                <w:top w:val="none" w:sz="0" w:space="0" w:color="000000"/>
+                <w:left w:val="none" w:sz="0" w:space="0" w:color="000000"/>
+                <w:right w:val="none" w:sz="0" w:space="0" w:color="000000"/>
+              </w:pBdr>
+              <w:spacing w:after="100" w:before="100" w:line="240"/>
+              <w:ind w:left="100" w:right="100" w:firstLine="0" w:firstLineChars="0"/>
+              <w:rPr>
+                <w:rFonts w:ascii="Times New Roman" w:hAnsi="Times New Roman" w:eastAsia="Times New Roman" w:cs="Times New Roman"/>
+                <w:i w:val="false"/>
+                <w:b w:val="false"/>
+                <w:u w:val="none"/>
+                <w:strike w:val="false"/>
+                <w:sz w:val="18"/>
+                <w:szCs w:val="18"/>
+                <w:color w:val="000000"/>
+              </w:rPr>
+            </w:pPr>
+            <w:r>
+              <w:rPr>
+                <w:rFonts w:ascii="Times New Roman" w:hAnsi="Times New Roman" w:eastAsia="Times New Roman" w:cs="Times New Roman"/>
+                <w:i w:val="false"/>
+                <w:b w:val="false"/>
+                <w:u w:val="none"/>
+                <w:strike w:val="false"/>
+                <w:sz w:val="18"/>
+                <w:szCs w:val="18"/>
+                <w:color w:val="000000"/>
+              </w:rPr>
+              <w:t xml:space="preserve">0.112</w:t>
             </w:r>
           </w:p>
         </w:tc>
@@ -5270,62 +5270,62 @@
                 <w:szCs w:val="18"/>
                 <w:color w:val="000000"/>
               </w:rPr>
-              <w:t xml:space="preserve">0.78 (0.58–1.06)</w:t>
-            </w:r>
-          </w:p>
-        </w:tc>
-        <w:tc>
-          <w:tcPr>
-            <w:tcBorders>
-              <w:bottom w:val="none" w:sz="0" w:space="0" w:color="000000"/>
-              <w:top w:val="none" w:sz="0" w:space="0" w:color="000000"/>
-              <w:left w:val="none" w:sz="0" w:space="0" w:color="000000"/>
-              <w:right w:val="none" w:sz="0" w:space="0" w:color="000000"/>
-            </w:tcBorders>
-            <w:shd w:val="clear" w:color="auto" w:fill="FFFFFF"/>
-            <w:tcMar>
-              <w:top w:w="0" w:type="dxa"/>
-              <w:bottom w:w="0" w:type="dxa"/>
-              <w:left w:w="0" w:type="dxa"/>
-              <w:right w:w="0" w:type="dxa"/>
-            </w:tcMar>
-            <w:vAlign w:val="center"/>
-          </w:tcPr>
-          <w:p>
-            <w:pPr>
-              <w:pStyle w:val="Normal"/>
-              <w:jc w:val="left"/>
-              <w:pBdr>
-                <w:bottom w:val="none" w:sz="0" w:space="0" w:color="000000"/>
-                <w:top w:val="none" w:sz="0" w:space="0" w:color="000000"/>
-                <w:left w:val="none" w:sz="0" w:space="0" w:color="000000"/>
-                <w:right w:val="none" w:sz="0" w:space="0" w:color="000000"/>
-              </w:pBdr>
-              <w:spacing w:after="100" w:before="100" w:line="240"/>
-              <w:ind w:left="100" w:right="100" w:firstLine="0" w:firstLineChars="0"/>
-              <w:rPr>
-                <w:rFonts w:ascii="Times New Roman" w:hAnsi="Times New Roman" w:eastAsia="Times New Roman" w:cs="Times New Roman"/>
-                <w:i w:val="false"/>
-                <w:b w:val="false"/>
-                <w:u w:val="none"/>
-                <w:strike w:val="false"/>
-                <w:sz w:val="18"/>
-                <w:szCs w:val="18"/>
-                <w:color w:val="000000"/>
-              </w:rPr>
-            </w:pPr>
-            <w:r>
-              <w:rPr>
-                <w:rFonts w:ascii="Times New Roman" w:hAnsi="Times New Roman" w:eastAsia="Times New Roman" w:cs="Times New Roman"/>
-                <w:i w:val="false"/>
-                <w:b w:val="false"/>
-                <w:u w:val="none"/>
-                <w:strike w:val="false"/>
-                <w:sz w:val="18"/>
-                <w:szCs w:val="18"/>
-                <w:color w:val="000000"/>
-              </w:rPr>
-              <w:t xml:space="preserve">0.119</w:t>
+              <w:t xml:space="preserve">0.77 (0.57–1.05)</w:t>
+            </w:r>
+          </w:p>
+        </w:tc>
+        <w:tc>
+          <w:tcPr>
+            <w:tcBorders>
+              <w:bottom w:val="none" w:sz="0" w:space="0" w:color="000000"/>
+              <w:top w:val="none" w:sz="0" w:space="0" w:color="000000"/>
+              <w:left w:val="none" w:sz="0" w:space="0" w:color="000000"/>
+              <w:right w:val="none" w:sz="0" w:space="0" w:color="000000"/>
+            </w:tcBorders>
+            <w:shd w:val="clear" w:color="auto" w:fill="FFFFFF"/>
+            <w:tcMar>
+              <w:top w:w="0" w:type="dxa"/>
+              <w:bottom w:w="0" w:type="dxa"/>
+              <w:left w:w="0" w:type="dxa"/>
+              <w:right w:w="0" w:type="dxa"/>
+            </w:tcMar>
+            <w:vAlign w:val="center"/>
+          </w:tcPr>
+          <w:p>
+            <w:pPr>
+              <w:pStyle w:val="Normal"/>
+              <w:jc w:val="left"/>
+              <w:pBdr>
+                <w:bottom w:val="none" w:sz="0" w:space="0" w:color="000000"/>
+                <w:top w:val="none" w:sz="0" w:space="0" w:color="000000"/>
+                <w:left w:val="none" w:sz="0" w:space="0" w:color="000000"/>
+                <w:right w:val="none" w:sz="0" w:space="0" w:color="000000"/>
+              </w:pBdr>
+              <w:spacing w:after="100" w:before="100" w:line="240"/>
+              <w:ind w:left="100" w:right="100" w:firstLine="0" w:firstLineChars="0"/>
+              <w:rPr>
+                <w:rFonts w:ascii="Times New Roman" w:hAnsi="Times New Roman" w:eastAsia="Times New Roman" w:cs="Times New Roman"/>
+                <w:i w:val="false"/>
+                <w:b w:val="false"/>
+                <w:u w:val="none"/>
+                <w:strike w:val="false"/>
+                <w:sz w:val="18"/>
+                <w:szCs w:val="18"/>
+                <w:color w:val="000000"/>
+              </w:rPr>
+            </w:pPr>
+            <w:r>
+              <w:rPr>
+                <w:rFonts w:ascii="Times New Roman" w:hAnsi="Times New Roman" w:eastAsia="Times New Roman" w:cs="Times New Roman"/>
+                <w:i w:val="false"/>
+                <w:b w:val="false"/>
+                <w:u w:val="none"/>
+                <w:strike w:val="false"/>
+                <w:sz w:val="18"/>
+                <w:szCs w:val="18"/>
+                <w:color w:val="000000"/>
+              </w:rPr>
+              <w:t xml:space="preserve">0.100</w:t>
             </w:r>
           </w:p>
         </w:tc>
@@ -6160,7 +6160,7 @@
                 <w:szCs w:val="18"/>
                 <w:color w:val="000000"/>
               </w:rPr>
-              <w:t xml:space="preserve">1.76 (1.30–2.39)</w:t>
+              <w:t xml:space="preserve">1.76 (1.29–2.39)</w:t>
             </w:r>
           </w:p>
         </w:tc>
@@ -6385,7 +6385,7 @@
                 <w:szCs w:val="18"/>
                 <w:color w:val="000000"/>
               </w:rPr>
-              <w:t xml:space="preserve">HIST1H2AC expression, log2 (per 1 unit)</w:t>
+              <w:t xml:space="preserve">MAD2L1 expression, log2 (per 1 unit)</w:t>
             </w:r>
           </w:p>
         </w:tc>
@@ -6605,62 +6605,62 @@
                 <w:szCs w:val="18"/>
                 <w:color w:val="000000"/>
               </w:rPr>
-              <w:t xml:space="preserve">1.08 (0.93–1.26)</w:t>
-            </w:r>
-          </w:p>
-        </w:tc>
-        <w:tc>
-          <w:tcPr>
-            <w:tcBorders>
-              <w:bottom w:val="none" w:sz="0" w:space="0" w:color="000000"/>
-              <w:top w:val="none" w:sz="0" w:space="0" w:color="000000"/>
-              <w:left w:val="none" w:sz="0" w:space="0" w:color="000000"/>
-              <w:right w:val="none" w:sz="0" w:space="0" w:color="000000"/>
-            </w:tcBorders>
-            <w:shd w:val="clear" w:color="auto" w:fill="FFFFFF"/>
-            <w:tcMar>
-              <w:top w:w="0" w:type="dxa"/>
-              <w:bottom w:w="0" w:type="dxa"/>
-              <w:left w:w="0" w:type="dxa"/>
-              <w:right w:w="0" w:type="dxa"/>
-            </w:tcMar>
-            <w:vAlign w:val="center"/>
-          </w:tcPr>
-          <w:p>
-            <w:pPr>
-              <w:pStyle w:val="Normal"/>
-              <w:jc w:val="left"/>
-              <w:pBdr>
-                <w:bottom w:val="none" w:sz="0" w:space="0" w:color="000000"/>
-                <w:top w:val="none" w:sz="0" w:space="0" w:color="000000"/>
-                <w:left w:val="none" w:sz="0" w:space="0" w:color="000000"/>
-                <w:right w:val="none" w:sz="0" w:space="0" w:color="000000"/>
-              </w:pBdr>
-              <w:spacing w:after="100" w:before="100" w:line="240"/>
-              <w:ind w:left="100" w:right="100" w:firstLine="0" w:firstLineChars="0"/>
-              <w:rPr>
-                <w:rFonts w:ascii="Times New Roman" w:hAnsi="Times New Roman" w:eastAsia="Times New Roman" w:cs="Times New Roman"/>
-                <w:i w:val="false"/>
-                <w:b w:val="false"/>
-                <w:u w:val="none"/>
-                <w:strike w:val="false"/>
-                <w:sz w:val="18"/>
-                <w:szCs w:val="18"/>
-                <w:color w:val="000000"/>
-              </w:rPr>
-            </w:pPr>
-            <w:r>
-              <w:rPr>
-                <w:rFonts w:ascii="Times New Roman" w:hAnsi="Times New Roman" w:eastAsia="Times New Roman" w:cs="Times New Roman"/>
-                <w:i w:val="false"/>
-                <w:b w:val="false"/>
-                <w:u w:val="none"/>
-                <w:strike w:val="false"/>
-                <w:sz w:val="18"/>
-                <w:szCs w:val="18"/>
-                <w:color w:val="000000"/>
-              </w:rPr>
-              <w:t xml:space="preserve">0.315</w:t>
+              <w:t xml:space="preserve">0.88 (0.74–1.04)</w:t>
+            </w:r>
+          </w:p>
+        </w:tc>
+        <w:tc>
+          <w:tcPr>
+            <w:tcBorders>
+              <w:bottom w:val="none" w:sz="0" w:space="0" w:color="000000"/>
+              <w:top w:val="none" w:sz="0" w:space="0" w:color="000000"/>
+              <w:left w:val="none" w:sz="0" w:space="0" w:color="000000"/>
+              <w:right w:val="none" w:sz="0" w:space="0" w:color="000000"/>
+            </w:tcBorders>
+            <w:shd w:val="clear" w:color="auto" w:fill="FFFFFF"/>
+            <w:tcMar>
+              <w:top w:w="0" w:type="dxa"/>
+              <w:bottom w:w="0" w:type="dxa"/>
+              <w:left w:w="0" w:type="dxa"/>
+              <w:right w:w="0" w:type="dxa"/>
+            </w:tcMar>
+            <w:vAlign w:val="center"/>
+          </w:tcPr>
+          <w:p>
+            <w:pPr>
+              <w:pStyle w:val="Normal"/>
+              <w:jc w:val="left"/>
+              <w:pBdr>
+                <w:bottom w:val="none" w:sz="0" w:space="0" w:color="000000"/>
+                <w:top w:val="none" w:sz="0" w:space="0" w:color="000000"/>
+                <w:left w:val="none" w:sz="0" w:space="0" w:color="000000"/>
+                <w:right w:val="none" w:sz="0" w:space="0" w:color="000000"/>
+              </w:pBdr>
+              <w:spacing w:after="100" w:before="100" w:line="240"/>
+              <w:ind w:left="100" w:right="100" w:firstLine="0" w:firstLineChars="0"/>
+              <w:rPr>
+                <w:rFonts w:ascii="Times New Roman" w:hAnsi="Times New Roman" w:eastAsia="Times New Roman" w:cs="Times New Roman"/>
+                <w:i w:val="false"/>
+                <w:b w:val="false"/>
+                <w:u w:val="none"/>
+                <w:strike w:val="false"/>
+                <w:sz w:val="18"/>
+                <w:szCs w:val="18"/>
+                <w:color w:val="000000"/>
+              </w:rPr>
+            </w:pPr>
+            <w:r>
+              <w:rPr>
+                <w:rFonts w:ascii="Times New Roman" w:hAnsi="Times New Roman" w:eastAsia="Times New Roman" w:cs="Times New Roman"/>
+                <w:i w:val="false"/>
+                <w:b w:val="false"/>
+                <w:u w:val="none"/>
+                <w:strike w:val="false"/>
+                <w:sz w:val="18"/>
+                <w:szCs w:val="18"/>
+                <w:color w:val="000000"/>
+              </w:rPr>
+              <w:t xml:space="preserve">0.135</w:t>
             </w:r>
           </w:p>
         </w:tc>
@@ -7495,62 +7495,62 @@
                 <w:szCs w:val="18"/>
                 <w:color w:val="000000"/>
               </w:rPr>
-              <w:t xml:space="preserve">0.79 (0.58–1.07)</w:t>
-            </w:r>
-          </w:p>
-        </w:tc>
-        <w:tc>
-          <w:tcPr>
-            <w:tcBorders>
-              <w:bottom w:val="none" w:sz="0" w:space="0" w:color="000000"/>
-              <w:top w:val="none" w:sz="0" w:space="0" w:color="000000"/>
-              <w:left w:val="none" w:sz="0" w:space="0" w:color="000000"/>
-              <w:right w:val="none" w:sz="0" w:space="0" w:color="000000"/>
-            </w:tcBorders>
-            <w:shd w:val="clear" w:color="auto" w:fill="FFFFFF"/>
-            <w:tcMar>
-              <w:top w:w="0" w:type="dxa"/>
-              <w:bottom w:w="0" w:type="dxa"/>
-              <w:left w:w="0" w:type="dxa"/>
-              <w:right w:w="0" w:type="dxa"/>
-            </w:tcMar>
-            <w:vAlign w:val="center"/>
-          </w:tcPr>
-          <w:p>
-            <w:pPr>
-              <w:pStyle w:val="Normal"/>
-              <w:jc w:val="left"/>
-              <w:pBdr>
-                <w:bottom w:val="none" w:sz="0" w:space="0" w:color="000000"/>
-                <w:top w:val="none" w:sz="0" w:space="0" w:color="000000"/>
-                <w:left w:val="none" w:sz="0" w:space="0" w:color="000000"/>
-                <w:right w:val="none" w:sz="0" w:space="0" w:color="000000"/>
-              </w:pBdr>
-              <w:spacing w:after="100" w:before="100" w:line="240"/>
-              <w:ind w:left="100" w:right="100" w:firstLine="0" w:firstLineChars="0"/>
-              <w:rPr>
-                <w:rFonts w:ascii="Times New Roman" w:hAnsi="Times New Roman" w:eastAsia="Times New Roman" w:cs="Times New Roman"/>
-                <w:i w:val="false"/>
-                <w:b w:val="false"/>
-                <w:u w:val="none"/>
-                <w:strike w:val="false"/>
-                <w:sz w:val="18"/>
-                <w:szCs w:val="18"/>
-                <w:color w:val="000000"/>
-              </w:rPr>
-            </w:pPr>
-            <w:r>
-              <w:rPr>
-                <w:rFonts w:ascii="Times New Roman" w:hAnsi="Times New Roman" w:eastAsia="Times New Roman" w:cs="Times New Roman"/>
-                <w:i w:val="false"/>
-                <w:b w:val="false"/>
-                <w:u w:val="none"/>
-                <w:strike w:val="false"/>
-                <w:sz w:val="18"/>
-                <w:szCs w:val="18"/>
-                <w:color w:val="000000"/>
-              </w:rPr>
-              <w:t xml:space="preserve">0.128</w:t>
+              <w:t xml:space="preserve">0.78 (0.57–1.06)</w:t>
+            </w:r>
+          </w:p>
+        </w:tc>
+        <w:tc>
+          <w:tcPr>
+            <w:tcBorders>
+              <w:bottom w:val="none" w:sz="0" w:space="0" w:color="000000"/>
+              <w:top w:val="none" w:sz="0" w:space="0" w:color="000000"/>
+              <w:left w:val="none" w:sz="0" w:space="0" w:color="000000"/>
+              <w:right w:val="none" w:sz="0" w:space="0" w:color="000000"/>
+            </w:tcBorders>
+            <w:shd w:val="clear" w:color="auto" w:fill="FFFFFF"/>
+            <w:tcMar>
+              <w:top w:w="0" w:type="dxa"/>
+              <w:bottom w:w="0" w:type="dxa"/>
+              <w:left w:w="0" w:type="dxa"/>
+              <w:right w:w="0" w:type="dxa"/>
+            </w:tcMar>
+            <w:vAlign w:val="center"/>
+          </w:tcPr>
+          <w:p>
+            <w:pPr>
+              <w:pStyle w:val="Normal"/>
+              <w:jc w:val="left"/>
+              <w:pBdr>
+                <w:bottom w:val="none" w:sz="0" w:space="0" w:color="000000"/>
+                <w:top w:val="none" w:sz="0" w:space="0" w:color="000000"/>
+                <w:left w:val="none" w:sz="0" w:space="0" w:color="000000"/>
+                <w:right w:val="none" w:sz="0" w:space="0" w:color="000000"/>
+              </w:pBdr>
+              <w:spacing w:after="100" w:before="100" w:line="240"/>
+              <w:ind w:left="100" w:right="100" w:firstLine="0" w:firstLineChars="0"/>
+              <w:rPr>
+                <w:rFonts w:ascii="Times New Roman" w:hAnsi="Times New Roman" w:eastAsia="Times New Roman" w:cs="Times New Roman"/>
+                <w:i w:val="false"/>
+                <w:b w:val="false"/>
+                <w:u w:val="none"/>
+                <w:strike w:val="false"/>
+                <w:sz w:val="18"/>
+                <w:szCs w:val="18"/>
+                <w:color w:val="000000"/>
+              </w:rPr>
+            </w:pPr>
+            <w:r>
+              <w:rPr>
+                <w:rFonts w:ascii="Times New Roman" w:hAnsi="Times New Roman" w:eastAsia="Times New Roman" w:cs="Times New Roman"/>
+                <w:i w:val="false"/>
+                <w:b w:val="false"/>
+                <w:u w:val="none"/>
+                <w:strike w:val="false"/>
+                <w:sz w:val="18"/>
+                <w:szCs w:val="18"/>
+                <w:color w:val="000000"/>
+              </w:rPr>
+              <w:t xml:space="preserve">0.106</w:t>
             </w:r>
           </w:p>
         </w:tc>
@@ -9275,7 +9275,7 @@
                 <w:szCs w:val="18"/>
                 <w:color w:val="000000"/>
               </w:rPr>
-              <w:t xml:space="preserve">0.90 (0.54–1.47)</w:t>
+              <w:t xml:space="preserve">0.92 (0.56–1.52)</w:t>
             </w:r>
           </w:p>
         </w:tc>
@@ -9330,7 +9330,7 @@
                 <w:szCs w:val="18"/>
                 <w:color w:val="000000"/>
               </w:rPr>
-              <w:t xml:space="preserve">0.666</w:t>
+              <w:t xml:space="preserve">0.750</w:t>
             </w:r>
           </w:p>
         </w:tc>

--- a/output/tables/GEO/GSE39582/GSE39582_cox_OS.docx
+++ b/output/tables/GEO/GSE39582/GSE39582_cox_OS.docx
@@ -2045,7 +2045,7 @@
                 <w:szCs w:val="18"/>
                 <w:color w:val="000000"/>
               </w:rPr>
-              <w:t xml:space="preserve">558</w:t>
+              <w:t xml:space="preserve">557</w:t>
             </w:r>
           </w:p>
         </w:tc>
@@ -2155,62 +2155,62 @@
                 <w:szCs w:val="18"/>
                 <w:color w:val="000000"/>
               </w:rPr>
-              <w:t xml:space="preserve">0.84 (0.72–0.99)</w:t>
-            </w:r>
-          </w:p>
-        </w:tc>
-        <w:tc>
-          <w:tcPr>
-            <w:tcBorders>
-              <w:bottom w:val="none" w:sz="0" w:space="0" w:color="000000"/>
-              <w:top w:val="none" w:sz="0" w:space="0" w:color="000000"/>
-              <w:left w:val="none" w:sz="0" w:space="0" w:color="000000"/>
-              <w:right w:val="none" w:sz="0" w:space="0" w:color="000000"/>
-            </w:tcBorders>
-            <w:shd w:val="clear" w:color="auto" w:fill="FFFFFF"/>
-            <w:tcMar>
-              <w:top w:w="0" w:type="dxa"/>
-              <w:bottom w:w="0" w:type="dxa"/>
-              <w:left w:w="0" w:type="dxa"/>
-              <w:right w:w="0" w:type="dxa"/>
-            </w:tcMar>
-            <w:vAlign w:val="center"/>
-          </w:tcPr>
-          <w:p>
-            <w:pPr>
-              <w:pStyle w:val="Normal"/>
-              <w:jc w:val="left"/>
-              <w:pBdr>
-                <w:bottom w:val="none" w:sz="0" w:space="0" w:color="000000"/>
-                <w:top w:val="none" w:sz="0" w:space="0" w:color="000000"/>
-                <w:left w:val="none" w:sz="0" w:space="0" w:color="000000"/>
-                <w:right w:val="none" w:sz="0" w:space="0" w:color="000000"/>
-              </w:pBdr>
-              <w:spacing w:after="100" w:before="100" w:line="240"/>
-              <w:ind w:left="100" w:right="100" w:firstLine="0" w:firstLineChars="0"/>
-              <w:rPr>
-                <w:rFonts w:ascii="Times New Roman" w:hAnsi="Times New Roman" w:eastAsia="Times New Roman" w:cs="Times New Roman"/>
-                <w:i w:val="false"/>
-                <w:b w:val="false"/>
-                <w:u w:val="none"/>
-                <w:strike w:val="false"/>
-                <w:sz w:val="18"/>
-                <w:szCs w:val="18"/>
-                <w:color w:val="000000"/>
-              </w:rPr>
-            </w:pPr>
-            <w:r>
-              <w:rPr>
-                <w:rFonts w:ascii="Times New Roman" w:hAnsi="Times New Roman" w:eastAsia="Times New Roman" w:cs="Times New Roman"/>
-                <w:i w:val="false"/>
-                <w:b w:val="false"/>
-                <w:u w:val="none"/>
-                <w:strike w:val="false"/>
-                <w:sz w:val="18"/>
-                <w:szCs w:val="18"/>
-                <w:color w:val="000000"/>
-              </w:rPr>
-              <w:t xml:space="preserve">0.036</w:t>
+              <w:t xml:space="preserve">0.83 (0.70–0.98)</w:t>
+            </w:r>
+          </w:p>
+        </w:tc>
+        <w:tc>
+          <w:tcPr>
+            <w:tcBorders>
+              <w:bottom w:val="none" w:sz="0" w:space="0" w:color="000000"/>
+              <w:top w:val="none" w:sz="0" w:space="0" w:color="000000"/>
+              <w:left w:val="none" w:sz="0" w:space="0" w:color="000000"/>
+              <w:right w:val="none" w:sz="0" w:space="0" w:color="000000"/>
+            </w:tcBorders>
+            <w:shd w:val="clear" w:color="auto" w:fill="FFFFFF"/>
+            <w:tcMar>
+              <w:top w:w="0" w:type="dxa"/>
+              <w:bottom w:w="0" w:type="dxa"/>
+              <w:left w:w="0" w:type="dxa"/>
+              <w:right w:w="0" w:type="dxa"/>
+            </w:tcMar>
+            <w:vAlign w:val="center"/>
+          </w:tcPr>
+          <w:p>
+            <w:pPr>
+              <w:pStyle w:val="Normal"/>
+              <w:jc w:val="left"/>
+              <w:pBdr>
+                <w:bottom w:val="none" w:sz="0" w:space="0" w:color="000000"/>
+                <w:top w:val="none" w:sz="0" w:space="0" w:color="000000"/>
+                <w:left w:val="none" w:sz="0" w:space="0" w:color="000000"/>
+                <w:right w:val="none" w:sz="0" w:space="0" w:color="000000"/>
+              </w:pBdr>
+              <w:spacing w:after="100" w:before="100" w:line="240"/>
+              <w:ind w:left="100" w:right="100" w:firstLine="0" w:firstLineChars="0"/>
+              <w:rPr>
+                <w:rFonts w:ascii="Times New Roman" w:hAnsi="Times New Roman" w:eastAsia="Times New Roman" w:cs="Times New Roman"/>
+                <w:i w:val="false"/>
+                <w:b w:val="false"/>
+                <w:u w:val="none"/>
+                <w:strike w:val="false"/>
+                <w:sz w:val="18"/>
+                <w:szCs w:val="18"/>
+                <w:color w:val="000000"/>
+              </w:rPr>
+            </w:pPr>
+            <w:r>
+              <w:rPr>
+                <w:rFonts w:ascii="Times New Roman" w:hAnsi="Times New Roman" w:eastAsia="Times New Roman" w:cs="Times New Roman"/>
+                <w:i w:val="false"/>
+                <w:b w:val="false"/>
+                <w:u w:val="none"/>
+                <w:strike w:val="false"/>
+                <w:sz w:val="18"/>
+                <w:szCs w:val="18"/>
+                <w:color w:val="000000"/>
+              </w:rPr>
+              <w:t xml:space="preserve">0.027</w:t>
             </w:r>
           </w:p>
         </w:tc>
@@ -2380,62 +2380,62 @@
                 <w:szCs w:val="18"/>
                 <w:color w:val="000000"/>
               </w:rPr>
-              <w:t xml:space="preserve">Sex</w:t>
-            </w:r>
-          </w:p>
-        </w:tc>
-        <w:tc>
-          <w:tcPr>
-            <w:tcBorders>
-              <w:bottom w:val="none" w:sz="0" w:space="0" w:color="000000"/>
-              <w:top w:val="none" w:sz="0" w:space="0" w:color="000000"/>
-              <w:left w:val="none" w:sz="0" w:space="0" w:color="000000"/>
-              <w:right w:val="none" w:sz="0" w:space="0" w:color="000000"/>
-            </w:tcBorders>
-            <w:shd w:val="clear" w:color="auto" w:fill="FFFFFF"/>
-            <w:tcMar>
-              <w:top w:w="0" w:type="dxa"/>
-              <w:bottom w:w="0" w:type="dxa"/>
-              <w:left w:w="0" w:type="dxa"/>
-              <w:right w:w="0" w:type="dxa"/>
-            </w:tcMar>
-            <w:vAlign w:val="center"/>
-          </w:tcPr>
-          <w:p>
-            <w:pPr>
-              <w:pStyle w:val="Normal"/>
-              <w:jc w:val="left"/>
-              <w:pBdr>
-                <w:bottom w:val="none" w:sz="0" w:space="0" w:color="000000"/>
-                <w:top w:val="none" w:sz="0" w:space="0" w:color="000000"/>
-                <w:left w:val="none" w:sz="0" w:space="0" w:color="000000"/>
-                <w:right w:val="none" w:sz="0" w:space="0" w:color="000000"/>
-              </w:pBdr>
-              <w:spacing w:after="100" w:before="100" w:line="240"/>
-              <w:ind w:left="100" w:right="100" w:firstLine="0" w:firstLineChars="0"/>
-              <w:rPr>
-                <w:rFonts w:ascii="Times New Roman" w:hAnsi="Times New Roman" w:eastAsia="Times New Roman" w:cs="Times New Roman"/>
-                <w:i w:val="false"/>
-                <w:b w:val="false"/>
-                <w:u w:val="none"/>
-                <w:strike w:val="false"/>
-                <w:sz w:val="18"/>
-                <w:szCs w:val="18"/>
-                <w:color w:val="000000"/>
-              </w:rPr>
-            </w:pPr>
-            <w:r>
-              <w:rPr>
-                <w:rFonts w:ascii="Times New Roman" w:hAnsi="Times New Roman" w:eastAsia="Times New Roman" w:cs="Times New Roman"/>
-                <w:i w:val="false"/>
-                <w:b w:val="false"/>
-                <w:u w:val="none"/>
-                <w:strike w:val="false"/>
-                <w:sz w:val="18"/>
-                <w:szCs w:val="18"/>
-                <w:color w:val="000000"/>
-              </w:rPr>
-              <w:t xml:space="preserve">Male (ref)</w:t>
+              <w:t xml:space="preserve">Age group, years</w:t>
+            </w:r>
+          </w:p>
+        </w:tc>
+        <w:tc>
+          <w:tcPr>
+            <w:tcBorders>
+              <w:bottom w:val="none" w:sz="0" w:space="0" w:color="000000"/>
+              <w:top w:val="none" w:sz="0" w:space="0" w:color="000000"/>
+              <w:left w:val="none" w:sz="0" w:space="0" w:color="000000"/>
+              <w:right w:val="none" w:sz="0" w:space="0" w:color="000000"/>
+            </w:tcBorders>
+            <w:shd w:val="clear" w:color="auto" w:fill="FFFFFF"/>
+            <w:tcMar>
+              <w:top w:w="0" w:type="dxa"/>
+              <w:bottom w:w="0" w:type="dxa"/>
+              <w:left w:w="0" w:type="dxa"/>
+              <w:right w:w="0" w:type="dxa"/>
+            </w:tcMar>
+            <w:vAlign w:val="center"/>
+          </w:tcPr>
+          <w:p>
+            <w:pPr>
+              <w:pStyle w:val="Normal"/>
+              <w:jc w:val="left"/>
+              <w:pBdr>
+                <w:bottom w:val="none" w:sz="0" w:space="0" w:color="000000"/>
+                <w:top w:val="none" w:sz="0" w:space="0" w:color="000000"/>
+                <w:left w:val="none" w:sz="0" w:space="0" w:color="000000"/>
+                <w:right w:val="none" w:sz="0" w:space="0" w:color="000000"/>
+              </w:pBdr>
+              <w:spacing w:after="100" w:before="100" w:line="240"/>
+              <w:ind w:left="100" w:right="100" w:firstLine="0" w:firstLineChars="0"/>
+              <w:rPr>
+                <w:rFonts w:ascii="Times New Roman" w:hAnsi="Times New Roman" w:eastAsia="Times New Roman" w:cs="Times New Roman"/>
+                <w:i w:val="false"/>
+                <w:b w:val="false"/>
+                <w:u w:val="none"/>
+                <w:strike w:val="false"/>
+                <w:sz w:val="18"/>
+                <w:szCs w:val="18"/>
+                <w:color w:val="000000"/>
+              </w:rPr>
+            </w:pPr>
+            <w:r>
+              <w:rPr>
+                <w:rFonts w:ascii="Times New Roman" w:hAnsi="Times New Roman" w:eastAsia="Times New Roman" w:cs="Times New Roman"/>
+                <w:i w:val="false"/>
+                <w:b w:val="false"/>
+                <w:u w:val="none"/>
+                <w:strike w:val="false"/>
+                <w:sz w:val="18"/>
+                <w:szCs w:val="18"/>
+                <w:color w:val="000000"/>
+              </w:rPr>
+              <w:t xml:space="preserve">≤65 (ref)</w:t>
             </w:r>
           </w:p>
         </w:tc>
@@ -2490,7 +2490,7 @@
                 <w:szCs w:val="18"/>
                 <w:color w:val="000000"/>
               </w:rPr>
-              <w:t xml:space="preserve">306</w:t>
+              <w:t xml:space="preserve">222</w:t>
             </w:r>
           </w:p>
         </w:tc>
@@ -2545,7 +2545,7 @@
                 <w:szCs w:val="18"/>
                 <w:color w:val="000000"/>
               </w:rPr>
-              <w:t xml:space="preserve">114</w:t>
+              <w:t xml:space="preserve">63</w:t>
             </w:r>
           </w:p>
         </w:tc>
@@ -2880,7 +2880,7 @@
                 <w:szCs w:val="18"/>
                 <w:color w:val="000000"/>
               </w:rPr>
-              <w:t xml:space="preserve">Female</w:t>
+              <w:t xml:space="preserve">≥66</w:t>
             </w:r>
           </w:p>
         </w:tc>
@@ -2935,7 +2935,7 @@
                 <w:szCs w:val="18"/>
                 <w:color w:val="000000"/>
               </w:rPr>
-              <w:t xml:space="preserve">252</w:t>
+              <w:t xml:space="preserve">335</w:t>
             </w:r>
           </w:p>
         </w:tc>
@@ -2990,117 +2990,117 @@
                 <w:szCs w:val="18"/>
                 <w:color w:val="000000"/>
               </w:rPr>
-              <w:t xml:space="preserve">76</w:t>
-            </w:r>
-          </w:p>
-        </w:tc>
-        <w:tc>
-          <w:tcPr>
-            <w:tcBorders>
-              <w:bottom w:val="none" w:sz="0" w:space="0" w:color="000000"/>
-              <w:top w:val="none" w:sz="0" w:space="0" w:color="000000"/>
-              <w:left w:val="none" w:sz="0" w:space="0" w:color="000000"/>
-              <w:right w:val="none" w:sz="0" w:space="0" w:color="000000"/>
-            </w:tcBorders>
-            <w:shd w:val="clear" w:color="auto" w:fill="FFFFFF"/>
-            <w:tcMar>
-              <w:top w:w="0" w:type="dxa"/>
-              <w:bottom w:w="0" w:type="dxa"/>
-              <w:left w:w="0" w:type="dxa"/>
-              <w:right w:w="0" w:type="dxa"/>
-            </w:tcMar>
-            <w:vAlign w:val="center"/>
-          </w:tcPr>
-          <w:p>
-            <w:pPr>
-              <w:pStyle w:val="Normal"/>
-              <w:jc w:val="left"/>
-              <w:pBdr>
-                <w:bottom w:val="none" w:sz="0" w:space="0" w:color="000000"/>
-                <w:top w:val="none" w:sz="0" w:space="0" w:color="000000"/>
-                <w:left w:val="none" w:sz="0" w:space="0" w:color="000000"/>
-                <w:right w:val="none" w:sz="0" w:space="0" w:color="000000"/>
-              </w:pBdr>
-              <w:spacing w:after="100" w:before="100" w:line="240"/>
-              <w:ind w:left="100" w:right="100" w:firstLine="0" w:firstLineChars="0"/>
-              <w:rPr>
-                <w:rFonts w:ascii="Times New Roman" w:hAnsi="Times New Roman" w:eastAsia="Times New Roman" w:cs="Times New Roman"/>
-                <w:i w:val="false"/>
-                <w:b w:val="false"/>
-                <w:u w:val="none"/>
-                <w:strike w:val="false"/>
-                <w:sz w:val="18"/>
-                <w:szCs w:val="18"/>
-                <w:color w:val="000000"/>
-              </w:rPr>
-            </w:pPr>
-            <w:r>
-              <w:rPr>
-                <w:rFonts w:ascii="Times New Roman" w:hAnsi="Times New Roman" w:eastAsia="Times New Roman" w:cs="Times New Roman"/>
-                <w:i w:val="false"/>
-                <w:b w:val="false"/>
-                <w:u w:val="none"/>
-                <w:strike w:val="false"/>
-                <w:sz w:val="18"/>
-                <w:szCs w:val="18"/>
-                <w:color w:val="000000"/>
-              </w:rPr>
-              <w:t xml:space="preserve">0.74 (0.55–0.99)</w:t>
-            </w:r>
-          </w:p>
-        </w:tc>
-        <w:tc>
-          <w:tcPr>
-            <w:tcBorders>
-              <w:bottom w:val="none" w:sz="0" w:space="0" w:color="000000"/>
-              <w:top w:val="none" w:sz="0" w:space="0" w:color="000000"/>
-              <w:left w:val="none" w:sz="0" w:space="0" w:color="000000"/>
-              <w:right w:val="none" w:sz="0" w:space="0" w:color="000000"/>
-            </w:tcBorders>
-            <w:shd w:val="clear" w:color="auto" w:fill="FFFFFF"/>
-            <w:tcMar>
-              <w:top w:w="0" w:type="dxa"/>
-              <w:bottom w:w="0" w:type="dxa"/>
-              <w:left w:w="0" w:type="dxa"/>
-              <w:right w:w="0" w:type="dxa"/>
-            </w:tcMar>
-            <w:vAlign w:val="center"/>
-          </w:tcPr>
-          <w:p>
-            <w:pPr>
-              <w:pStyle w:val="Normal"/>
-              <w:jc w:val="left"/>
-              <w:pBdr>
-                <w:bottom w:val="none" w:sz="0" w:space="0" w:color="000000"/>
-                <w:top w:val="none" w:sz="0" w:space="0" w:color="000000"/>
-                <w:left w:val="none" w:sz="0" w:space="0" w:color="000000"/>
-                <w:right w:val="none" w:sz="0" w:space="0" w:color="000000"/>
-              </w:pBdr>
-              <w:spacing w:after="100" w:before="100" w:line="240"/>
-              <w:ind w:left="100" w:right="100" w:firstLine="0" w:firstLineChars="0"/>
-              <w:rPr>
-                <w:rFonts w:ascii="Times New Roman" w:hAnsi="Times New Roman" w:eastAsia="Times New Roman" w:cs="Times New Roman"/>
-                <w:i w:val="false"/>
-                <w:b w:val="false"/>
-                <w:u w:val="none"/>
-                <w:strike w:val="false"/>
-                <w:sz w:val="18"/>
-                <w:szCs w:val="18"/>
-                <w:color w:val="000000"/>
-              </w:rPr>
-            </w:pPr>
-            <w:r>
-              <w:rPr>
-                <w:rFonts w:ascii="Times New Roman" w:hAnsi="Times New Roman" w:eastAsia="Times New Roman" w:cs="Times New Roman"/>
-                <w:i w:val="false"/>
-                <w:b w:val="false"/>
-                <w:u w:val="none"/>
-                <w:strike w:val="false"/>
-                <w:sz w:val="18"/>
-                <w:szCs w:val="18"/>
-                <w:color w:val="000000"/>
-              </w:rPr>
-              <w:t xml:space="preserve">0.043</w:t>
+              <w:t xml:space="preserve">127</w:t>
+            </w:r>
+          </w:p>
+        </w:tc>
+        <w:tc>
+          <w:tcPr>
+            <w:tcBorders>
+              <w:bottom w:val="none" w:sz="0" w:space="0" w:color="000000"/>
+              <w:top w:val="none" w:sz="0" w:space="0" w:color="000000"/>
+              <w:left w:val="none" w:sz="0" w:space="0" w:color="000000"/>
+              <w:right w:val="none" w:sz="0" w:space="0" w:color="000000"/>
+            </w:tcBorders>
+            <w:shd w:val="clear" w:color="auto" w:fill="FFFFFF"/>
+            <w:tcMar>
+              <w:top w:w="0" w:type="dxa"/>
+              <w:bottom w:w="0" w:type="dxa"/>
+              <w:left w:w="0" w:type="dxa"/>
+              <w:right w:w="0" w:type="dxa"/>
+            </w:tcMar>
+            <w:vAlign w:val="center"/>
+          </w:tcPr>
+          <w:p>
+            <w:pPr>
+              <w:pStyle w:val="Normal"/>
+              <w:jc w:val="left"/>
+              <w:pBdr>
+                <w:bottom w:val="none" w:sz="0" w:space="0" w:color="000000"/>
+                <w:top w:val="none" w:sz="0" w:space="0" w:color="000000"/>
+                <w:left w:val="none" w:sz="0" w:space="0" w:color="000000"/>
+                <w:right w:val="none" w:sz="0" w:space="0" w:color="000000"/>
+              </w:pBdr>
+              <w:spacing w:after="100" w:before="100" w:line="240"/>
+              <w:ind w:left="100" w:right="100" w:firstLine="0" w:firstLineChars="0"/>
+              <w:rPr>
+                <w:rFonts w:ascii="Times New Roman" w:hAnsi="Times New Roman" w:eastAsia="Times New Roman" w:cs="Times New Roman"/>
+                <w:i w:val="false"/>
+                <w:b w:val="false"/>
+                <w:u w:val="none"/>
+                <w:strike w:val="false"/>
+                <w:sz w:val="18"/>
+                <w:szCs w:val="18"/>
+                <w:color w:val="000000"/>
+              </w:rPr>
+            </w:pPr>
+            <w:r>
+              <w:rPr>
+                <w:rFonts w:ascii="Times New Roman" w:hAnsi="Times New Roman" w:eastAsia="Times New Roman" w:cs="Times New Roman"/>
+                <w:i w:val="false"/>
+                <w:b w:val="false"/>
+                <w:u w:val="none"/>
+                <w:strike w:val="false"/>
+                <w:sz w:val="18"/>
+                <w:szCs w:val="18"/>
+                <w:color w:val="000000"/>
+              </w:rPr>
+              <w:t xml:space="preserve">1.62 (1.20–2.20)</w:t>
+            </w:r>
+          </w:p>
+        </w:tc>
+        <w:tc>
+          <w:tcPr>
+            <w:tcBorders>
+              <w:bottom w:val="none" w:sz="0" w:space="0" w:color="000000"/>
+              <w:top w:val="none" w:sz="0" w:space="0" w:color="000000"/>
+              <w:left w:val="none" w:sz="0" w:space="0" w:color="000000"/>
+              <w:right w:val="none" w:sz="0" w:space="0" w:color="000000"/>
+            </w:tcBorders>
+            <w:shd w:val="clear" w:color="auto" w:fill="FFFFFF"/>
+            <w:tcMar>
+              <w:top w:w="0" w:type="dxa"/>
+              <w:bottom w:w="0" w:type="dxa"/>
+              <w:left w:w="0" w:type="dxa"/>
+              <w:right w:w="0" w:type="dxa"/>
+            </w:tcMar>
+            <w:vAlign w:val="center"/>
+          </w:tcPr>
+          <w:p>
+            <w:pPr>
+              <w:pStyle w:val="Normal"/>
+              <w:jc w:val="left"/>
+              <w:pBdr>
+                <w:bottom w:val="none" w:sz="0" w:space="0" w:color="000000"/>
+                <w:top w:val="none" w:sz="0" w:space="0" w:color="000000"/>
+                <w:left w:val="none" w:sz="0" w:space="0" w:color="000000"/>
+                <w:right w:val="none" w:sz="0" w:space="0" w:color="000000"/>
+              </w:pBdr>
+              <w:spacing w:after="100" w:before="100" w:line="240"/>
+              <w:ind w:left="100" w:right="100" w:firstLine="0" w:firstLineChars="0"/>
+              <w:rPr>
+                <w:rFonts w:ascii="Times New Roman" w:hAnsi="Times New Roman" w:eastAsia="Times New Roman" w:cs="Times New Roman"/>
+                <w:i w:val="false"/>
+                <w:b w:val="false"/>
+                <w:u w:val="none"/>
+                <w:strike w:val="false"/>
+                <w:sz w:val="18"/>
+                <w:szCs w:val="18"/>
+                <w:color w:val="000000"/>
+              </w:rPr>
+            </w:pPr>
+            <w:r>
+              <w:rPr>
+                <w:rFonts w:ascii="Times New Roman" w:hAnsi="Times New Roman" w:eastAsia="Times New Roman" w:cs="Times New Roman"/>
+                <w:i w:val="false"/>
+                <w:b w:val="false"/>
+                <w:u w:val="none"/>
+                <w:strike w:val="false"/>
+                <w:sz w:val="18"/>
+                <w:szCs w:val="18"/>
+                <w:color w:val="000000"/>
+              </w:rPr>
+              <w:t xml:space="preserve">0.002</w:t>
             </w:r>
           </w:p>
         </w:tc>
@@ -3270,62 +3270,62 @@
                 <w:szCs w:val="18"/>
                 <w:color w:val="000000"/>
               </w:rPr>
-              <w:t xml:space="preserve">Pathologic stage group</w:t>
-            </w:r>
-          </w:p>
-        </w:tc>
-        <w:tc>
-          <w:tcPr>
-            <w:tcBorders>
-              <w:bottom w:val="none" w:sz="0" w:space="0" w:color="000000"/>
-              <w:top w:val="none" w:sz="0" w:space="0" w:color="000000"/>
-              <w:left w:val="none" w:sz="0" w:space="0" w:color="000000"/>
-              <w:right w:val="none" w:sz="0" w:space="0" w:color="000000"/>
-            </w:tcBorders>
-            <w:shd w:val="clear" w:color="auto" w:fill="FFFFFF"/>
-            <w:tcMar>
-              <w:top w:w="0" w:type="dxa"/>
-              <w:bottom w:w="0" w:type="dxa"/>
-              <w:left w:w="0" w:type="dxa"/>
-              <w:right w:w="0" w:type="dxa"/>
-            </w:tcMar>
-            <w:vAlign w:val="center"/>
-          </w:tcPr>
-          <w:p>
-            <w:pPr>
-              <w:pStyle w:val="Normal"/>
-              <w:jc w:val="left"/>
-              <w:pBdr>
-                <w:bottom w:val="none" w:sz="0" w:space="0" w:color="000000"/>
-                <w:top w:val="none" w:sz="0" w:space="0" w:color="000000"/>
-                <w:left w:val="none" w:sz="0" w:space="0" w:color="000000"/>
-                <w:right w:val="none" w:sz="0" w:space="0" w:color="000000"/>
-              </w:pBdr>
-              <w:spacing w:after="100" w:before="100" w:line="240"/>
-              <w:ind w:left="100" w:right="100" w:firstLine="0" w:firstLineChars="0"/>
-              <w:rPr>
-                <w:rFonts w:ascii="Times New Roman" w:hAnsi="Times New Roman" w:eastAsia="Times New Roman" w:cs="Times New Roman"/>
-                <w:i w:val="false"/>
-                <w:b w:val="false"/>
-                <w:u w:val="none"/>
-                <w:strike w:val="false"/>
-                <w:sz w:val="18"/>
-                <w:szCs w:val="18"/>
-                <w:color w:val="000000"/>
-              </w:rPr>
-            </w:pPr>
-            <w:r>
-              <w:rPr>
-                <w:rFonts w:ascii="Times New Roman" w:hAnsi="Times New Roman" w:eastAsia="Times New Roman" w:cs="Times New Roman"/>
-                <w:i w:val="false"/>
-                <w:b w:val="false"/>
-                <w:u w:val="none"/>
-                <w:strike w:val="false"/>
-                <w:sz w:val="18"/>
-                <w:szCs w:val="18"/>
-                <w:color w:val="000000"/>
-              </w:rPr>
-              <w:t xml:space="preserve">I–II (ref)</w:t>
+              <w:t xml:space="preserve">Sex</w:t>
+            </w:r>
+          </w:p>
+        </w:tc>
+        <w:tc>
+          <w:tcPr>
+            <w:tcBorders>
+              <w:bottom w:val="none" w:sz="0" w:space="0" w:color="000000"/>
+              <w:top w:val="none" w:sz="0" w:space="0" w:color="000000"/>
+              <w:left w:val="none" w:sz="0" w:space="0" w:color="000000"/>
+              <w:right w:val="none" w:sz="0" w:space="0" w:color="000000"/>
+            </w:tcBorders>
+            <w:shd w:val="clear" w:color="auto" w:fill="FFFFFF"/>
+            <w:tcMar>
+              <w:top w:w="0" w:type="dxa"/>
+              <w:bottom w:w="0" w:type="dxa"/>
+              <w:left w:w="0" w:type="dxa"/>
+              <w:right w:w="0" w:type="dxa"/>
+            </w:tcMar>
+            <w:vAlign w:val="center"/>
+          </w:tcPr>
+          <w:p>
+            <w:pPr>
+              <w:pStyle w:val="Normal"/>
+              <w:jc w:val="left"/>
+              <w:pBdr>
+                <w:bottom w:val="none" w:sz="0" w:space="0" w:color="000000"/>
+                <w:top w:val="none" w:sz="0" w:space="0" w:color="000000"/>
+                <w:left w:val="none" w:sz="0" w:space="0" w:color="000000"/>
+                <w:right w:val="none" w:sz="0" w:space="0" w:color="000000"/>
+              </w:pBdr>
+              <w:spacing w:after="100" w:before="100" w:line="240"/>
+              <w:ind w:left="100" w:right="100" w:firstLine="0" w:firstLineChars="0"/>
+              <w:rPr>
+                <w:rFonts w:ascii="Times New Roman" w:hAnsi="Times New Roman" w:eastAsia="Times New Roman" w:cs="Times New Roman"/>
+                <w:i w:val="false"/>
+                <w:b w:val="false"/>
+                <w:u w:val="none"/>
+                <w:strike w:val="false"/>
+                <w:sz w:val="18"/>
+                <w:szCs w:val="18"/>
+                <w:color w:val="000000"/>
+              </w:rPr>
+            </w:pPr>
+            <w:r>
+              <w:rPr>
+                <w:rFonts w:ascii="Times New Roman" w:hAnsi="Times New Roman" w:eastAsia="Times New Roman" w:cs="Times New Roman"/>
+                <w:i w:val="false"/>
+                <w:b w:val="false"/>
+                <w:u w:val="none"/>
+                <w:strike w:val="false"/>
+                <w:sz w:val="18"/>
+                <w:szCs w:val="18"/>
+                <w:color w:val="000000"/>
+              </w:rPr>
+              <w:t xml:space="preserve">Male (ref)</w:t>
             </w:r>
           </w:p>
         </w:tc>
@@ -3380,7 +3380,7 @@
                 <w:szCs w:val="18"/>
                 <w:color w:val="000000"/>
               </w:rPr>
-              <w:t xml:space="preserve">294</w:t>
+              <w:t xml:space="preserve">305</w:t>
             </w:r>
           </w:p>
         </w:tc>
@@ -3435,7 +3435,7 @@
                 <w:szCs w:val="18"/>
                 <w:color w:val="000000"/>
               </w:rPr>
-              <w:t xml:space="preserve">83</w:t>
+              <w:t xml:space="preserve">114</w:t>
             </w:r>
           </w:p>
         </w:tc>
@@ -3770,7 +3770,7 @@
                 <w:szCs w:val="18"/>
                 <w:color w:val="000000"/>
               </w:rPr>
-              <w:t xml:space="preserve">III–IV</w:t>
+              <w:t xml:space="preserve">Female</w:t>
             </w:r>
           </w:p>
         </w:tc>
@@ -3825,7 +3825,7 @@
                 <w:szCs w:val="18"/>
                 <w:color w:val="000000"/>
               </w:rPr>
-              <w:t xml:space="preserve">264</w:t>
+              <w:t xml:space="preserve">252</w:t>
             </w:r>
           </w:p>
         </w:tc>
@@ -3880,117 +3880,117 @@
                 <w:szCs w:val="18"/>
                 <w:color w:val="000000"/>
               </w:rPr>
-              <w:t xml:space="preserve">107</w:t>
-            </w:r>
-          </w:p>
-        </w:tc>
-        <w:tc>
-          <w:tcPr>
-            <w:tcBorders>
-              <w:bottom w:val="none" w:sz="0" w:space="0" w:color="000000"/>
-              <w:top w:val="none" w:sz="0" w:space="0" w:color="000000"/>
-              <w:left w:val="none" w:sz="0" w:space="0" w:color="000000"/>
-              <w:right w:val="none" w:sz="0" w:space="0" w:color="000000"/>
-            </w:tcBorders>
-            <w:shd w:val="clear" w:color="auto" w:fill="FFFFFF"/>
-            <w:tcMar>
-              <w:top w:w="0" w:type="dxa"/>
-              <w:bottom w:w="0" w:type="dxa"/>
-              <w:left w:w="0" w:type="dxa"/>
-              <w:right w:w="0" w:type="dxa"/>
-            </w:tcMar>
-            <w:vAlign w:val="center"/>
-          </w:tcPr>
-          <w:p>
-            <w:pPr>
-              <w:pStyle w:val="Normal"/>
-              <w:jc w:val="left"/>
-              <w:pBdr>
-                <w:bottom w:val="none" w:sz="0" w:space="0" w:color="000000"/>
-                <w:top w:val="none" w:sz="0" w:space="0" w:color="000000"/>
-                <w:left w:val="none" w:sz="0" w:space="0" w:color="000000"/>
-                <w:right w:val="none" w:sz="0" w:space="0" w:color="000000"/>
-              </w:pBdr>
-              <w:spacing w:after="100" w:before="100" w:line="240"/>
-              <w:ind w:left="100" w:right="100" w:firstLine="0" w:firstLineChars="0"/>
-              <w:rPr>
-                <w:rFonts w:ascii="Times New Roman" w:hAnsi="Times New Roman" w:eastAsia="Times New Roman" w:cs="Times New Roman"/>
-                <w:i w:val="false"/>
-                <w:b w:val="false"/>
-                <w:u w:val="none"/>
-                <w:strike w:val="false"/>
-                <w:sz w:val="18"/>
-                <w:szCs w:val="18"/>
-                <w:color w:val="000000"/>
-              </w:rPr>
-            </w:pPr>
-            <w:r>
-              <w:rPr>
-                <w:rFonts w:ascii="Times New Roman" w:hAnsi="Times New Roman" w:eastAsia="Times New Roman" w:cs="Times New Roman"/>
-                <w:i w:val="false"/>
-                <w:b w:val="false"/>
-                <w:u w:val="none"/>
-                <w:strike w:val="false"/>
-                <w:sz w:val="18"/>
-                <w:szCs w:val="18"/>
-                <w:color w:val="000000"/>
-              </w:rPr>
-              <w:t xml:space="preserve">1.78 (1.33–2.38)</w:t>
-            </w:r>
-          </w:p>
-        </w:tc>
-        <w:tc>
-          <w:tcPr>
-            <w:tcBorders>
-              <w:bottom w:val="none" w:sz="0" w:space="0" w:color="000000"/>
-              <w:top w:val="none" w:sz="0" w:space="0" w:color="000000"/>
-              <w:left w:val="none" w:sz="0" w:space="0" w:color="000000"/>
-              <w:right w:val="none" w:sz="0" w:space="0" w:color="000000"/>
-            </w:tcBorders>
-            <w:shd w:val="clear" w:color="auto" w:fill="FFFFFF"/>
-            <w:tcMar>
-              <w:top w:w="0" w:type="dxa"/>
-              <w:bottom w:w="0" w:type="dxa"/>
-              <w:left w:w="0" w:type="dxa"/>
-              <w:right w:w="0" w:type="dxa"/>
-            </w:tcMar>
-            <w:vAlign w:val="center"/>
-          </w:tcPr>
-          <w:p>
-            <w:pPr>
-              <w:pStyle w:val="Normal"/>
-              <w:jc w:val="left"/>
-              <w:pBdr>
-                <w:bottom w:val="none" w:sz="0" w:space="0" w:color="000000"/>
-                <w:top w:val="none" w:sz="0" w:space="0" w:color="000000"/>
-                <w:left w:val="none" w:sz="0" w:space="0" w:color="000000"/>
-                <w:right w:val="none" w:sz="0" w:space="0" w:color="000000"/>
-              </w:pBdr>
-              <w:spacing w:after="100" w:before="100" w:line="240"/>
-              <w:ind w:left="100" w:right="100" w:firstLine="0" w:firstLineChars="0"/>
-              <w:rPr>
-                <w:rFonts w:ascii="Times New Roman" w:hAnsi="Times New Roman" w:eastAsia="Times New Roman" w:cs="Times New Roman"/>
-                <w:i w:val="false"/>
-                <w:b w:val="false"/>
-                <w:u w:val="none"/>
-                <w:strike w:val="false"/>
-                <w:sz w:val="18"/>
-                <w:szCs w:val="18"/>
-                <w:color w:val="000000"/>
-              </w:rPr>
-            </w:pPr>
-            <w:r>
-              <w:rPr>
-                <w:rFonts w:ascii="Times New Roman" w:hAnsi="Times New Roman" w:eastAsia="Times New Roman" w:cs="Times New Roman"/>
-                <w:i w:val="false"/>
-                <w:b w:val="false"/>
-                <w:u w:val="none"/>
-                <w:strike w:val="false"/>
-                <w:sz w:val="18"/>
-                <w:szCs w:val="18"/>
-                <w:color w:val="000000"/>
-              </w:rPr>
-              <w:t xml:space="preserve">&lt;0.001</w:t>
+              <w:t xml:space="preserve">76</w:t>
+            </w:r>
+          </w:p>
+        </w:tc>
+        <w:tc>
+          <w:tcPr>
+            <w:tcBorders>
+              <w:bottom w:val="none" w:sz="0" w:space="0" w:color="000000"/>
+              <w:top w:val="none" w:sz="0" w:space="0" w:color="000000"/>
+              <w:left w:val="none" w:sz="0" w:space="0" w:color="000000"/>
+              <w:right w:val="none" w:sz="0" w:space="0" w:color="000000"/>
+            </w:tcBorders>
+            <w:shd w:val="clear" w:color="auto" w:fill="FFFFFF"/>
+            <w:tcMar>
+              <w:top w:w="0" w:type="dxa"/>
+              <w:bottom w:w="0" w:type="dxa"/>
+              <w:left w:w="0" w:type="dxa"/>
+              <w:right w:w="0" w:type="dxa"/>
+            </w:tcMar>
+            <w:vAlign w:val="center"/>
+          </w:tcPr>
+          <w:p>
+            <w:pPr>
+              <w:pStyle w:val="Normal"/>
+              <w:jc w:val="left"/>
+              <w:pBdr>
+                <w:bottom w:val="none" w:sz="0" w:space="0" w:color="000000"/>
+                <w:top w:val="none" w:sz="0" w:space="0" w:color="000000"/>
+                <w:left w:val="none" w:sz="0" w:space="0" w:color="000000"/>
+                <w:right w:val="none" w:sz="0" w:space="0" w:color="000000"/>
+              </w:pBdr>
+              <w:spacing w:after="100" w:before="100" w:line="240"/>
+              <w:ind w:left="100" w:right="100" w:firstLine="0" w:firstLineChars="0"/>
+              <w:rPr>
+                <w:rFonts w:ascii="Times New Roman" w:hAnsi="Times New Roman" w:eastAsia="Times New Roman" w:cs="Times New Roman"/>
+                <w:i w:val="false"/>
+                <w:b w:val="false"/>
+                <w:u w:val="none"/>
+                <w:strike w:val="false"/>
+                <w:sz w:val="18"/>
+                <w:szCs w:val="18"/>
+                <w:color w:val="000000"/>
+              </w:rPr>
+            </w:pPr>
+            <w:r>
+              <w:rPr>
+                <w:rFonts w:ascii="Times New Roman" w:hAnsi="Times New Roman" w:eastAsia="Times New Roman" w:cs="Times New Roman"/>
+                <w:i w:val="false"/>
+                <w:b w:val="false"/>
+                <w:u w:val="none"/>
+                <w:strike w:val="false"/>
+                <w:sz w:val="18"/>
+                <w:szCs w:val="18"/>
+                <w:color w:val="000000"/>
+              </w:rPr>
+              <w:t xml:space="preserve">0.71 (0.53–0.95)</w:t>
+            </w:r>
+          </w:p>
+        </w:tc>
+        <w:tc>
+          <w:tcPr>
+            <w:tcBorders>
+              <w:bottom w:val="none" w:sz="0" w:space="0" w:color="000000"/>
+              <w:top w:val="none" w:sz="0" w:space="0" w:color="000000"/>
+              <w:left w:val="none" w:sz="0" w:space="0" w:color="000000"/>
+              <w:right w:val="none" w:sz="0" w:space="0" w:color="000000"/>
+            </w:tcBorders>
+            <w:shd w:val="clear" w:color="auto" w:fill="FFFFFF"/>
+            <w:tcMar>
+              <w:top w:w="0" w:type="dxa"/>
+              <w:bottom w:w="0" w:type="dxa"/>
+              <w:left w:w="0" w:type="dxa"/>
+              <w:right w:w="0" w:type="dxa"/>
+            </w:tcMar>
+            <w:vAlign w:val="center"/>
+          </w:tcPr>
+          <w:p>
+            <w:pPr>
+              <w:pStyle w:val="Normal"/>
+              <w:jc w:val="left"/>
+              <w:pBdr>
+                <w:bottom w:val="none" w:sz="0" w:space="0" w:color="000000"/>
+                <w:top w:val="none" w:sz="0" w:space="0" w:color="000000"/>
+                <w:left w:val="none" w:sz="0" w:space="0" w:color="000000"/>
+                <w:right w:val="none" w:sz="0" w:space="0" w:color="000000"/>
+              </w:pBdr>
+              <w:spacing w:after="100" w:before="100" w:line="240"/>
+              <w:ind w:left="100" w:right="100" w:firstLine="0" w:firstLineChars="0"/>
+              <w:rPr>
+                <w:rFonts w:ascii="Times New Roman" w:hAnsi="Times New Roman" w:eastAsia="Times New Roman" w:cs="Times New Roman"/>
+                <w:i w:val="false"/>
+                <w:b w:val="false"/>
+                <w:u w:val="none"/>
+                <w:strike w:val="false"/>
+                <w:sz w:val="18"/>
+                <w:szCs w:val="18"/>
+                <w:color w:val="000000"/>
+              </w:rPr>
+            </w:pPr>
+            <w:r>
+              <w:rPr>
+                <w:rFonts w:ascii="Times New Roman" w:hAnsi="Times New Roman" w:eastAsia="Times New Roman" w:cs="Times New Roman"/>
+                <w:i w:val="false"/>
+                <w:b w:val="false"/>
+                <w:u w:val="none"/>
+                <w:strike w:val="false"/>
+                <w:sz w:val="18"/>
+                <w:szCs w:val="18"/>
+                <w:color w:val="000000"/>
+              </w:rPr>
+              <w:t xml:space="preserve">0.022</w:t>
             </w:r>
           </w:p>
         </w:tc>
@@ -4105,62 +4105,282 @@
                 <w:szCs w:val="18"/>
                 <w:color w:val="000000"/>
               </w:rPr>
-              <w:t xml:space="preserve">Multivariable (MMR status known)</w:t>
-            </w:r>
-          </w:p>
-        </w:tc>
-        <w:tc>
-          <w:tcPr>
-            <w:tcBorders>
-              <w:bottom w:val="none" w:sz="0" w:space="0" w:color="000000"/>
-              <w:top w:val="none" w:sz="0" w:space="0" w:color="000000"/>
-              <w:left w:val="none" w:sz="0" w:space="0" w:color="000000"/>
-              <w:right w:val="none" w:sz="0" w:space="0" w:color="000000"/>
-            </w:tcBorders>
-            <w:shd w:val="clear" w:color="auto" w:fill="FFFFFF"/>
-            <w:tcMar>
-              <w:top w:w="0" w:type="dxa"/>
-              <w:bottom w:w="0" w:type="dxa"/>
-              <w:left w:w="0" w:type="dxa"/>
-              <w:right w:w="0" w:type="dxa"/>
-            </w:tcMar>
-            <w:vAlign w:val="center"/>
-          </w:tcPr>
-          <w:p>
-            <w:pPr>
-              <w:pStyle w:val="Normal"/>
-              <w:jc w:val="left"/>
-              <w:pBdr>
-                <w:bottom w:val="none" w:sz="0" w:space="0" w:color="000000"/>
-                <w:top w:val="none" w:sz="0" w:space="0" w:color="000000"/>
-                <w:left w:val="none" w:sz="0" w:space="0" w:color="000000"/>
-                <w:right w:val="none" w:sz="0" w:space="0" w:color="000000"/>
-              </w:pBdr>
-              <w:spacing w:after="100" w:before="100" w:line="240"/>
-              <w:ind w:left="100" w:right="100" w:firstLine="0" w:firstLineChars="0"/>
-              <w:rPr>
-                <w:rFonts w:ascii="Times New Roman" w:hAnsi="Times New Roman" w:eastAsia="Times New Roman" w:cs="Times New Roman"/>
-                <w:i w:val="false"/>
-                <w:b w:val="false"/>
-                <w:u w:val="none"/>
-                <w:strike w:val="false"/>
-                <w:sz w:val="18"/>
-                <w:szCs w:val="18"/>
-                <w:color w:val="000000"/>
-              </w:rPr>
-            </w:pPr>
-            <w:r>
-              <w:rPr>
-                <w:rFonts w:ascii="Times New Roman" w:hAnsi="Times New Roman" w:eastAsia="Times New Roman" w:cs="Times New Roman"/>
-                <w:i w:val="false"/>
-                <w:b w:val="false"/>
-                <w:u w:val="none"/>
-                <w:strike w:val="false"/>
-                <w:sz w:val="18"/>
-                <w:szCs w:val="18"/>
-                <w:color w:val="000000"/>
-              </w:rPr>
-              <w:t xml:space="preserve">MAD2L1 expression, log2 (per 1 unit)</w:t>
+              <w:t xml:space="preserve">Multivariable</w:t>
+            </w:r>
+          </w:p>
+        </w:tc>
+        <w:tc>
+          <w:tcPr>
+            <w:tcBorders>
+              <w:bottom w:val="none" w:sz="0" w:space="0" w:color="000000"/>
+              <w:top w:val="none" w:sz="0" w:space="0" w:color="000000"/>
+              <w:left w:val="none" w:sz="0" w:space="0" w:color="000000"/>
+              <w:right w:val="none" w:sz="0" w:space="0" w:color="000000"/>
+            </w:tcBorders>
+            <w:shd w:val="clear" w:color="auto" w:fill="FFFFFF"/>
+            <w:tcMar>
+              <w:top w:w="0" w:type="dxa"/>
+              <w:bottom w:w="0" w:type="dxa"/>
+              <w:left w:w="0" w:type="dxa"/>
+              <w:right w:w="0" w:type="dxa"/>
+            </w:tcMar>
+            <w:vAlign w:val="center"/>
+          </w:tcPr>
+          <w:p>
+            <w:pPr>
+              <w:pStyle w:val="Normal"/>
+              <w:jc w:val="left"/>
+              <w:pBdr>
+                <w:bottom w:val="none" w:sz="0" w:space="0" w:color="000000"/>
+                <w:top w:val="none" w:sz="0" w:space="0" w:color="000000"/>
+                <w:left w:val="none" w:sz="0" w:space="0" w:color="000000"/>
+                <w:right w:val="none" w:sz="0" w:space="0" w:color="000000"/>
+              </w:pBdr>
+              <w:spacing w:after="100" w:before="100" w:line="240"/>
+              <w:ind w:left="100" w:right="100" w:firstLine="0" w:firstLineChars="0"/>
+              <w:rPr>
+                <w:rFonts w:ascii="Times New Roman" w:hAnsi="Times New Roman" w:eastAsia="Times New Roman" w:cs="Times New Roman"/>
+                <w:i w:val="false"/>
+                <w:b w:val="false"/>
+                <w:u w:val="none"/>
+                <w:strike w:val="false"/>
+                <w:sz w:val="18"/>
+                <w:szCs w:val="18"/>
+                <w:color w:val="000000"/>
+              </w:rPr>
+            </w:pPr>
+            <w:r>
+              <w:rPr>
+                <w:rFonts w:ascii="Times New Roman" w:hAnsi="Times New Roman" w:eastAsia="Times New Roman" w:cs="Times New Roman"/>
+                <w:i w:val="false"/>
+                <w:b w:val="false"/>
+                <w:u w:val="none"/>
+                <w:strike w:val="false"/>
+                <w:sz w:val="18"/>
+                <w:szCs w:val="18"/>
+                <w:color w:val="000000"/>
+              </w:rPr>
+              <w:t xml:space="preserve">Pathologic stage group</w:t>
+            </w:r>
+          </w:p>
+        </w:tc>
+        <w:tc>
+          <w:tcPr>
+            <w:tcBorders>
+              <w:bottom w:val="none" w:sz="0" w:space="0" w:color="000000"/>
+              <w:top w:val="none" w:sz="0" w:space="0" w:color="000000"/>
+              <w:left w:val="none" w:sz="0" w:space="0" w:color="000000"/>
+              <w:right w:val="none" w:sz="0" w:space="0" w:color="000000"/>
+            </w:tcBorders>
+            <w:shd w:val="clear" w:color="auto" w:fill="FFFFFF"/>
+            <w:tcMar>
+              <w:top w:w="0" w:type="dxa"/>
+              <w:bottom w:w="0" w:type="dxa"/>
+              <w:left w:w="0" w:type="dxa"/>
+              <w:right w:w="0" w:type="dxa"/>
+            </w:tcMar>
+            <w:vAlign w:val="center"/>
+          </w:tcPr>
+          <w:p>
+            <w:pPr>
+              <w:pStyle w:val="Normal"/>
+              <w:jc w:val="left"/>
+              <w:pBdr>
+                <w:bottom w:val="none" w:sz="0" w:space="0" w:color="000000"/>
+                <w:top w:val="none" w:sz="0" w:space="0" w:color="000000"/>
+                <w:left w:val="none" w:sz="0" w:space="0" w:color="000000"/>
+                <w:right w:val="none" w:sz="0" w:space="0" w:color="000000"/>
+              </w:pBdr>
+              <w:spacing w:after="100" w:before="100" w:line="240"/>
+              <w:ind w:left="100" w:right="100" w:firstLine="0" w:firstLineChars="0"/>
+              <w:rPr>
+                <w:rFonts w:ascii="Times New Roman" w:hAnsi="Times New Roman" w:eastAsia="Times New Roman" w:cs="Times New Roman"/>
+                <w:i w:val="false"/>
+                <w:b w:val="false"/>
+                <w:u w:val="none"/>
+                <w:strike w:val="false"/>
+                <w:sz w:val="18"/>
+                <w:szCs w:val="18"/>
+                <w:color w:val="000000"/>
+              </w:rPr>
+            </w:pPr>
+            <w:r>
+              <w:rPr>
+                <w:rFonts w:ascii="Times New Roman" w:hAnsi="Times New Roman" w:eastAsia="Times New Roman" w:cs="Times New Roman"/>
+                <w:i w:val="false"/>
+                <w:b w:val="false"/>
+                <w:u w:val="none"/>
+                <w:strike w:val="false"/>
+                <w:sz w:val="18"/>
+                <w:szCs w:val="18"/>
+                <w:color w:val="000000"/>
+              </w:rPr>
+              <w:t xml:space="preserve">I–II (ref)</w:t>
+            </w:r>
+          </w:p>
+        </w:tc>
+        <w:tc>
+          <w:tcPr>
+            <w:tcBorders>
+              <w:bottom w:val="none" w:sz="0" w:space="0" w:color="000000"/>
+              <w:top w:val="none" w:sz="0" w:space="0" w:color="000000"/>
+              <w:left w:val="none" w:sz="0" w:space="0" w:color="000000"/>
+              <w:right w:val="none" w:sz="0" w:space="0" w:color="000000"/>
+            </w:tcBorders>
+            <w:shd w:val="clear" w:color="auto" w:fill="FFFFFF"/>
+            <w:tcMar>
+              <w:top w:w="0" w:type="dxa"/>
+              <w:bottom w:w="0" w:type="dxa"/>
+              <w:left w:w="0" w:type="dxa"/>
+              <w:right w:w="0" w:type="dxa"/>
+            </w:tcMar>
+            <w:vAlign w:val="center"/>
+          </w:tcPr>
+          <w:p>
+            <w:pPr>
+              <w:pStyle w:val="Normal"/>
+              <w:jc w:val="right"/>
+              <w:pBdr>
+                <w:bottom w:val="none" w:sz="0" w:space="0" w:color="000000"/>
+                <w:top w:val="none" w:sz="0" w:space="0" w:color="000000"/>
+                <w:left w:val="none" w:sz="0" w:space="0" w:color="000000"/>
+                <w:right w:val="none" w:sz="0" w:space="0" w:color="000000"/>
+              </w:pBdr>
+              <w:spacing w:after="100" w:before="100" w:line="240"/>
+              <w:ind w:left="100" w:right="100" w:firstLine="0" w:firstLineChars="0"/>
+              <w:rPr>
+                <w:rFonts w:ascii="Times New Roman" w:hAnsi="Times New Roman" w:eastAsia="Times New Roman" w:cs="Times New Roman"/>
+                <w:i w:val="false"/>
+                <w:b w:val="false"/>
+                <w:u w:val="none"/>
+                <w:strike w:val="false"/>
+                <w:sz w:val="18"/>
+                <w:szCs w:val="18"/>
+                <w:color w:val="000000"/>
+              </w:rPr>
+            </w:pPr>
+            <w:r>
+              <w:rPr>
+                <w:rFonts w:ascii="Times New Roman" w:hAnsi="Times New Roman" w:eastAsia="Times New Roman" w:cs="Times New Roman"/>
+                <w:i w:val="false"/>
+                <w:b w:val="false"/>
+                <w:u w:val="none"/>
+                <w:strike w:val="false"/>
+                <w:sz w:val="18"/>
+                <w:szCs w:val="18"/>
+                <w:color w:val="000000"/>
+              </w:rPr>
+              <w:t xml:space="preserve">293</w:t>
+            </w:r>
+          </w:p>
+        </w:tc>
+        <w:tc>
+          <w:tcPr>
+            <w:tcBorders>
+              <w:bottom w:val="none" w:sz="0" w:space="0" w:color="000000"/>
+              <w:top w:val="none" w:sz="0" w:space="0" w:color="000000"/>
+              <w:left w:val="none" w:sz="0" w:space="0" w:color="000000"/>
+              <w:right w:val="none" w:sz="0" w:space="0" w:color="000000"/>
+            </w:tcBorders>
+            <w:shd w:val="clear" w:color="auto" w:fill="FFFFFF"/>
+            <w:tcMar>
+              <w:top w:w="0" w:type="dxa"/>
+              <w:bottom w:w="0" w:type="dxa"/>
+              <w:left w:w="0" w:type="dxa"/>
+              <w:right w:w="0" w:type="dxa"/>
+            </w:tcMar>
+            <w:vAlign w:val="center"/>
+          </w:tcPr>
+          <w:p>
+            <w:pPr>
+              <w:pStyle w:val="Normal"/>
+              <w:jc w:val="right"/>
+              <w:pBdr>
+                <w:bottom w:val="none" w:sz="0" w:space="0" w:color="000000"/>
+                <w:top w:val="none" w:sz="0" w:space="0" w:color="000000"/>
+                <w:left w:val="none" w:sz="0" w:space="0" w:color="000000"/>
+                <w:right w:val="none" w:sz="0" w:space="0" w:color="000000"/>
+              </w:pBdr>
+              <w:spacing w:after="100" w:before="100" w:line="240"/>
+              <w:ind w:left="100" w:right="100" w:firstLine="0" w:firstLineChars="0"/>
+              <w:rPr>
+                <w:rFonts w:ascii="Times New Roman" w:hAnsi="Times New Roman" w:eastAsia="Times New Roman" w:cs="Times New Roman"/>
+                <w:i w:val="false"/>
+                <w:b w:val="false"/>
+                <w:u w:val="none"/>
+                <w:strike w:val="false"/>
+                <w:sz w:val="18"/>
+                <w:szCs w:val="18"/>
+                <w:color w:val="000000"/>
+              </w:rPr>
+            </w:pPr>
+            <w:r>
+              <w:rPr>
+                <w:rFonts w:ascii="Times New Roman" w:hAnsi="Times New Roman" w:eastAsia="Times New Roman" w:cs="Times New Roman"/>
+                <w:i w:val="false"/>
+                <w:b w:val="false"/>
+                <w:u w:val="none"/>
+                <w:strike w:val="false"/>
+                <w:sz w:val="18"/>
+                <w:szCs w:val="18"/>
+                <w:color w:val="000000"/>
+              </w:rPr>
+              <w:t xml:space="preserve">83</w:t>
+            </w:r>
+          </w:p>
+        </w:tc>
+        <w:tc>
+          <w:tcPr>
+            <w:tcBorders>
+              <w:bottom w:val="none" w:sz="0" w:space="0" w:color="000000"/>
+              <w:top w:val="none" w:sz="0" w:space="0" w:color="000000"/>
+              <w:left w:val="none" w:sz="0" w:space="0" w:color="000000"/>
+              <w:right w:val="none" w:sz="0" w:space="0" w:color="000000"/>
+            </w:tcBorders>
+            <w:shd w:val="clear" w:color="auto" w:fill="FFFFFF"/>
+            <w:tcMar>
+              <w:top w:w="0" w:type="dxa"/>
+              <w:bottom w:w="0" w:type="dxa"/>
+              <w:left w:w="0" w:type="dxa"/>
+              <w:right w:w="0" w:type="dxa"/>
+            </w:tcMar>
+            <w:vAlign w:val="center"/>
+          </w:tcPr>
+          <w:p>
+            <w:pPr>
+              <w:pStyle w:val="Normal"/>
+              <w:jc w:val="left"/>
+              <w:pBdr>
+                <w:bottom w:val="none" w:sz="0" w:space="0" w:color="000000"/>
+                <w:top w:val="none" w:sz="0" w:space="0" w:color="000000"/>
+                <w:left w:val="none" w:sz="0" w:space="0" w:color="000000"/>
+                <w:right w:val="none" w:sz="0" w:space="0" w:color="000000"/>
+              </w:pBdr>
+              <w:spacing w:after="100" w:before="100" w:line="240"/>
+              <w:ind w:left="100" w:right="100" w:firstLine="0" w:firstLineChars="0"/>
+              <w:rPr>
+                <w:rFonts w:ascii="Times New Roman" w:hAnsi="Times New Roman" w:eastAsia="Times New Roman" w:cs="Times New Roman"/>
+                <w:i w:val="false"/>
+                <w:b w:val="false"/>
+                <w:u w:val="none"/>
+                <w:strike w:val="false"/>
+                <w:sz w:val="18"/>
+                <w:szCs w:val="18"/>
+                <w:color w:val="000000"/>
+              </w:rPr>
+            </w:pPr>
+            <w:r>
+              <w:rPr>
+                <w:rFonts w:ascii="Times New Roman" w:hAnsi="Times New Roman" w:eastAsia="Times New Roman" w:cs="Times New Roman"/>
+                <w:i w:val="false"/>
+                <w:b w:val="false"/>
+                <w:u w:val="none"/>
+                <w:strike w:val="false"/>
+                <w:sz w:val="18"/>
+                <w:szCs w:val="18"/>
+                <w:color w:val="000000"/>
+              </w:rPr>
+              <w:t xml:space="preserve">Reference</w:t>
             </w:r>
           </w:p>
         </w:tc>
@@ -4216,226 +4436,6 @@
                 <w:color w:val="000000"/>
               </w:rPr>
               <w:t xml:space="preserve"/>
-            </w:r>
-          </w:p>
-        </w:tc>
-        <w:tc>
-          <w:tcPr>
-            <w:tcBorders>
-              <w:bottom w:val="none" w:sz="0" w:space="0" w:color="000000"/>
-              <w:top w:val="none" w:sz="0" w:space="0" w:color="000000"/>
-              <w:left w:val="none" w:sz="0" w:space="0" w:color="000000"/>
-              <w:right w:val="none" w:sz="0" w:space="0" w:color="000000"/>
-            </w:tcBorders>
-            <w:shd w:val="clear" w:color="auto" w:fill="FFFFFF"/>
-            <w:tcMar>
-              <w:top w:w="0" w:type="dxa"/>
-              <w:bottom w:w="0" w:type="dxa"/>
-              <w:left w:w="0" w:type="dxa"/>
-              <w:right w:w="0" w:type="dxa"/>
-            </w:tcMar>
-            <w:vAlign w:val="center"/>
-          </w:tcPr>
-          <w:p>
-            <w:pPr>
-              <w:pStyle w:val="Normal"/>
-              <w:jc w:val="right"/>
-              <w:pBdr>
-                <w:bottom w:val="none" w:sz="0" w:space="0" w:color="000000"/>
-                <w:top w:val="none" w:sz="0" w:space="0" w:color="000000"/>
-                <w:left w:val="none" w:sz="0" w:space="0" w:color="000000"/>
-                <w:right w:val="none" w:sz="0" w:space="0" w:color="000000"/>
-              </w:pBdr>
-              <w:spacing w:after="100" w:before="100" w:line="240"/>
-              <w:ind w:left="100" w:right="100" w:firstLine="0" w:firstLineChars="0"/>
-              <w:rPr>
-                <w:rFonts w:ascii="Times New Roman" w:hAnsi="Times New Roman" w:eastAsia="Times New Roman" w:cs="Times New Roman"/>
-                <w:i w:val="false"/>
-                <w:b w:val="false"/>
-                <w:u w:val="none"/>
-                <w:strike w:val="false"/>
-                <w:sz w:val="18"/>
-                <w:szCs w:val="18"/>
-                <w:color w:val="000000"/>
-              </w:rPr>
-            </w:pPr>
-            <w:r>
-              <w:rPr>
-                <w:rFonts w:ascii="Times New Roman" w:hAnsi="Times New Roman" w:eastAsia="Times New Roman" w:cs="Times New Roman"/>
-                <w:i w:val="false"/>
-                <w:b w:val="false"/>
-                <w:u w:val="none"/>
-                <w:strike w:val="false"/>
-                <w:sz w:val="18"/>
-                <w:szCs w:val="18"/>
-                <w:color w:val="000000"/>
-              </w:rPr>
-              <w:t xml:space="preserve">512</w:t>
-            </w:r>
-          </w:p>
-        </w:tc>
-        <w:tc>
-          <w:tcPr>
-            <w:tcBorders>
-              <w:bottom w:val="none" w:sz="0" w:space="0" w:color="000000"/>
-              <w:top w:val="none" w:sz="0" w:space="0" w:color="000000"/>
-              <w:left w:val="none" w:sz="0" w:space="0" w:color="000000"/>
-              <w:right w:val="none" w:sz="0" w:space="0" w:color="000000"/>
-            </w:tcBorders>
-            <w:shd w:val="clear" w:color="auto" w:fill="FFFFFF"/>
-            <w:tcMar>
-              <w:top w:w="0" w:type="dxa"/>
-              <w:bottom w:w="0" w:type="dxa"/>
-              <w:left w:w="0" w:type="dxa"/>
-              <w:right w:w="0" w:type="dxa"/>
-            </w:tcMar>
-            <w:vAlign w:val="center"/>
-          </w:tcPr>
-          <w:p>
-            <w:pPr>
-              <w:pStyle w:val="Normal"/>
-              <w:jc w:val="right"/>
-              <w:pBdr>
-                <w:bottom w:val="none" w:sz="0" w:space="0" w:color="000000"/>
-                <w:top w:val="none" w:sz="0" w:space="0" w:color="000000"/>
-                <w:left w:val="none" w:sz="0" w:space="0" w:color="000000"/>
-                <w:right w:val="none" w:sz="0" w:space="0" w:color="000000"/>
-              </w:pBdr>
-              <w:spacing w:after="100" w:before="100" w:line="240"/>
-              <w:ind w:left="100" w:right="100" w:firstLine="0" w:firstLineChars="0"/>
-              <w:rPr>
-                <w:rFonts w:ascii="Times New Roman" w:hAnsi="Times New Roman" w:eastAsia="Times New Roman" w:cs="Times New Roman"/>
-                <w:i w:val="false"/>
-                <w:b w:val="false"/>
-                <w:u w:val="none"/>
-                <w:strike w:val="false"/>
-                <w:sz w:val="18"/>
-                <w:szCs w:val="18"/>
-                <w:color w:val="000000"/>
-              </w:rPr>
-            </w:pPr>
-            <w:r>
-              <w:rPr>
-                <w:rFonts w:ascii="Times New Roman" w:hAnsi="Times New Roman" w:eastAsia="Times New Roman" w:cs="Times New Roman"/>
-                <w:i w:val="false"/>
-                <w:b w:val="false"/>
-                <w:u w:val="none"/>
-                <w:strike w:val="false"/>
-                <w:sz w:val="18"/>
-                <w:szCs w:val="18"/>
-                <w:color w:val="000000"/>
-              </w:rPr>
-              <w:t xml:space="preserve">175</w:t>
-            </w:r>
-          </w:p>
-        </w:tc>
-        <w:tc>
-          <w:tcPr>
-            <w:tcBorders>
-              <w:bottom w:val="none" w:sz="0" w:space="0" w:color="000000"/>
-              <w:top w:val="none" w:sz="0" w:space="0" w:color="000000"/>
-              <w:left w:val="none" w:sz="0" w:space="0" w:color="000000"/>
-              <w:right w:val="none" w:sz="0" w:space="0" w:color="000000"/>
-            </w:tcBorders>
-            <w:shd w:val="clear" w:color="auto" w:fill="FFFFFF"/>
-            <w:tcMar>
-              <w:top w:w="0" w:type="dxa"/>
-              <w:bottom w:w="0" w:type="dxa"/>
-              <w:left w:w="0" w:type="dxa"/>
-              <w:right w:w="0" w:type="dxa"/>
-            </w:tcMar>
-            <w:vAlign w:val="center"/>
-          </w:tcPr>
-          <w:p>
-            <w:pPr>
-              <w:pStyle w:val="Normal"/>
-              <w:jc w:val="left"/>
-              <w:pBdr>
-                <w:bottom w:val="none" w:sz="0" w:space="0" w:color="000000"/>
-                <w:top w:val="none" w:sz="0" w:space="0" w:color="000000"/>
-                <w:left w:val="none" w:sz="0" w:space="0" w:color="000000"/>
-                <w:right w:val="none" w:sz="0" w:space="0" w:color="000000"/>
-              </w:pBdr>
-              <w:spacing w:after="100" w:before="100" w:line="240"/>
-              <w:ind w:left="100" w:right="100" w:firstLine="0" w:firstLineChars="0"/>
-              <w:rPr>
-                <w:rFonts w:ascii="Times New Roman" w:hAnsi="Times New Roman" w:eastAsia="Times New Roman" w:cs="Times New Roman"/>
-                <w:i w:val="false"/>
-                <w:b w:val="false"/>
-                <w:u w:val="none"/>
-                <w:strike w:val="false"/>
-                <w:sz w:val="18"/>
-                <w:szCs w:val="18"/>
-                <w:color w:val="000000"/>
-              </w:rPr>
-            </w:pPr>
-            <w:r>
-              <w:rPr>
-                <w:rFonts w:ascii="Times New Roman" w:hAnsi="Times New Roman" w:eastAsia="Times New Roman" w:cs="Times New Roman"/>
-                <w:i w:val="false"/>
-                <w:b w:val="false"/>
-                <w:u w:val="none"/>
-                <w:strike w:val="false"/>
-                <w:sz w:val="18"/>
-                <w:szCs w:val="18"/>
-                <w:color w:val="000000"/>
-              </w:rPr>
-              <w:t xml:space="preserve">0.87 (0.73–1.03)</w:t>
-            </w:r>
-          </w:p>
-        </w:tc>
-        <w:tc>
-          <w:tcPr>
-            <w:tcBorders>
-              <w:bottom w:val="none" w:sz="0" w:space="0" w:color="000000"/>
-              <w:top w:val="none" w:sz="0" w:space="0" w:color="000000"/>
-              <w:left w:val="none" w:sz="0" w:space="0" w:color="000000"/>
-              <w:right w:val="none" w:sz="0" w:space="0" w:color="000000"/>
-            </w:tcBorders>
-            <w:shd w:val="clear" w:color="auto" w:fill="FFFFFF"/>
-            <w:tcMar>
-              <w:top w:w="0" w:type="dxa"/>
-              <w:bottom w:w="0" w:type="dxa"/>
-              <w:left w:w="0" w:type="dxa"/>
-              <w:right w:w="0" w:type="dxa"/>
-            </w:tcMar>
-            <w:vAlign w:val="center"/>
-          </w:tcPr>
-          <w:p>
-            <w:pPr>
-              <w:pStyle w:val="Normal"/>
-              <w:jc w:val="left"/>
-              <w:pBdr>
-                <w:bottom w:val="none" w:sz="0" w:space="0" w:color="000000"/>
-                <w:top w:val="none" w:sz="0" w:space="0" w:color="000000"/>
-                <w:left w:val="none" w:sz="0" w:space="0" w:color="000000"/>
-                <w:right w:val="none" w:sz="0" w:space="0" w:color="000000"/>
-              </w:pBdr>
-              <w:spacing w:after="100" w:before="100" w:line="240"/>
-              <w:ind w:left="100" w:right="100" w:firstLine="0" w:firstLineChars="0"/>
-              <w:rPr>
-                <w:rFonts w:ascii="Times New Roman" w:hAnsi="Times New Roman" w:eastAsia="Times New Roman" w:cs="Times New Roman"/>
-                <w:i w:val="false"/>
-                <w:b w:val="false"/>
-                <w:u w:val="none"/>
-                <w:strike w:val="false"/>
-                <w:sz w:val="18"/>
-                <w:szCs w:val="18"/>
-                <w:color w:val="000000"/>
-              </w:rPr>
-            </w:pPr>
-            <w:r>
-              <w:rPr>
-                <w:rFonts w:ascii="Times New Roman" w:hAnsi="Times New Roman" w:eastAsia="Times New Roman" w:cs="Times New Roman"/>
-                <w:i w:val="false"/>
-                <w:b w:val="false"/>
-                <w:u w:val="none"/>
-                <w:strike w:val="false"/>
-                <w:sz w:val="18"/>
-                <w:szCs w:val="18"/>
-                <w:color w:val="000000"/>
-              </w:rPr>
-              <w:t xml:space="preserve">0.112</w:t>
             </w:r>
           </w:p>
         </w:tc>
@@ -4550,117 +4550,117 @@
                 <w:szCs w:val="18"/>
                 <w:color w:val="000000"/>
               </w:rPr>
-              <w:t xml:space="preserve">Multivariable (MMR status known)</w:t>
-            </w:r>
-          </w:p>
-        </w:tc>
-        <w:tc>
-          <w:tcPr>
-            <w:tcBorders>
-              <w:bottom w:val="none" w:sz="0" w:space="0" w:color="000000"/>
-              <w:top w:val="none" w:sz="0" w:space="0" w:color="000000"/>
-              <w:left w:val="none" w:sz="0" w:space="0" w:color="000000"/>
-              <w:right w:val="none" w:sz="0" w:space="0" w:color="000000"/>
-            </w:tcBorders>
-            <w:shd w:val="clear" w:color="auto" w:fill="FFFFFF"/>
-            <w:tcMar>
-              <w:top w:w="0" w:type="dxa"/>
-              <w:bottom w:w="0" w:type="dxa"/>
-              <w:left w:w="0" w:type="dxa"/>
-              <w:right w:w="0" w:type="dxa"/>
-            </w:tcMar>
-            <w:vAlign w:val="center"/>
-          </w:tcPr>
-          <w:p>
-            <w:pPr>
-              <w:pStyle w:val="Normal"/>
-              <w:jc w:val="left"/>
-              <w:pBdr>
-                <w:bottom w:val="none" w:sz="0" w:space="0" w:color="000000"/>
-                <w:top w:val="none" w:sz="0" w:space="0" w:color="000000"/>
-                <w:left w:val="none" w:sz="0" w:space="0" w:color="000000"/>
-                <w:right w:val="none" w:sz="0" w:space="0" w:color="000000"/>
-              </w:pBdr>
-              <w:spacing w:after="100" w:before="100" w:line="240"/>
-              <w:ind w:left="100" w:right="100" w:firstLine="0" w:firstLineChars="0"/>
-              <w:rPr>
-                <w:rFonts w:ascii="Times New Roman" w:hAnsi="Times New Roman" w:eastAsia="Times New Roman" w:cs="Times New Roman"/>
-                <w:i w:val="false"/>
-                <w:b w:val="false"/>
-                <w:u w:val="none"/>
-                <w:strike w:val="false"/>
-                <w:sz w:val="18"/>
-                <w:szCs w:val="18"/>
-                <w:color w:val="000000"/>
-              </w:rPr>
-            </w:pPr>
-            <w:r>
-              <w:rPr>
-                <w:rFonts w:ascii="Times New Roman" w:hAnsi="Times New Roman" w:eastAsia="Times New Roman" w:cs="Times New Roman"/>
-                <w:i w:val="false"/>
-                <w:b w:val="false"/>
-                <w:u w:val="none"/>
-                <w:strike w:val="false"/>
-                <w:sz w:val="18"/>
-                <w:szCs w:val="18"/>
-                <w:color w:val="000000"/>
-              </w:rPr>
-              <w:t xml:space="preserve">Sex</w:t>
-            </w:r>
-          </w:p>
-        </w:tc>
-        <w:tc>
-          <w:tcPr>
-            <w:tcBorders>
-              <w:bottom w:val="none" w:sz="0" w:space="0" w:color="000000"/>
-              <w:top w:val="none" w:sz="0" w:space="0" w:color="000000"/>
-              <w:left w:val="none" w:sz="0" w:space="0" w:color="000000"/>
-              <w:right w:val="none" w:sz="0" w:space="0" w:color="000000"/>
-            </w:tcBorders>
-            <w:shd w:val="clear" w:color="auto" w:fill="FFFFFF"/>
-            <w:tcMar>
-              <w:top w:w="0" w:type="dxa"/>
-              <w:bottom w:w="0" w:type="dxa"/>
-              <w:left w:w="0" w:type="dxa"/>
-              <w:right w:w="0" w:type="dxa"/>
-            </w:tcMar>
-            <w:vAlign w:val="center"/>
-          </w:tcPr>
-          <w:p>
-            <w:pPr>
-              <w:pStyle w:val="Normal"/>
-              <w:jc w:val="left"/>
-              <w:pBdr>
-                <w:bottom w:val="none" w:sz="0" w:space="0" w:color="000000"/>
-                <w:top w:val="none" w:sz="0" w:space="0" w:color="000000"/>
-                <w:left w:val="none" w:sz="0" w:space="0" w:color="000000"/>
-                <w:right w:val="none" w:sz="0" w:space="0" w:color="000000"/>
-              </w:pBdr>
-              <w:spacing w:after="100" w:before="100" w:line="240"/>
-              <w:ind w:left="100" w:right="100" w:firstLine="0" w:firstLineChars="0"/>
-              <w:rPr>
-                <w:rFonts w:ascii="Times New Roman" w:hAnsi="Times New Roman" w:eastAsia="Times New Roman" w:cs="Times New Roman"/>
-                <w:i w:val="false"/>
-                <w:b w:val="false"/>
-                <w:u w:val="none"/>
-                <w:strike w:val="false"/>
-                <w:sz w:val="18"/>
-                <w:szCs w:val="18"/>
-                <w:color w:val="000000"/>
-              </w:rPr>
-            </w:pPr>
-            <w:r>
-              <w:rPr>
-                <w:rFonts w:ascii="Times New Roman" w:hAnsi="Times New Roman" w:eastAsia="Times New Roman" w:cs="Times New Roman"/>
-                <w:i w:val="false"/>
-                <w:b w:val="false"/>
-                <w:u w:val="none"/>
-                <w:strike w:val="false"/>
-                <w:sz w:val="18"/>
-                <w:szCs w:val="18"/>
-                <w:color w:val="000000"/>
-              </w:rPr>
-              <w:t xml:space="preserve">Male (ref)</w:t>
+              <w:t xml:space="preserve">Multivariable</w:t>
+            </w:r>
+          </w:p>
+        </w:tc>
+        <w:tc>
+          <w:tcPr>
+            <w:tcBorders>
+              <w:bottom w:val="none" w:sz="0" w:space="0" w:color="000000"/>
+              <w:top w:val="none" w:sz="0" w:space="0" w:color="000000"/>
+              <w:left w:val="none" w:sz="0" w:space="0" w:color="000000"/>
+              <w:right w:val="none" w:sz="0" w:space="0" w:color="000000"/>
+            </w:tcBorders>
+            <w:shd w:val="clear" w:color="auto" w:fill="FFFFFF"/>
+            <w:tcMar>
+              <w:top w:w="0" w:type="dxa"/>
+              <w:bottom w:w="0" w:type="dxa"/>
+              <w:left w:w="0" w:type="dxa"/>
+              <w:right w:w="0" w:type="dxa"/>
+            </w:tcMar>
+            <w:vAlign w:val="center"/>
+          </w:tcPr>
+          <w:p>
+            <w:pPr>
+              <w:pStyle w:val="Normal"/>
+              <w:jc w:val="left"/>
+              <w:pBdr>
+                <w:bottom w:val="none" w:sz="0" w:space="0" w:color="000000"/>
+                <w:top w:val="none" w:sz="0" w:space="0" w:color="000000"/>
+                <w:left w:val="none" w:sz="0" w:space="0" w:color="000000"/>
+                <w:right w:val="none" w:sz="0" w:space="0" w:color="000000"/>
+              </w:pBdr>
+              <w:spacing w:after="100" w:before="100" w:line="240"/>
+              <w:ind w:left="100" w:right="100" w:firstLine="0" w:firstLineChars="0"/>
+              <w:rPr>
+                <w:rFonts w:ascii="Times New Roman" w:hAnsi="Times New Roman" w:eastAsia="Times New Roman" w:cs="Times New Roman"/>
+                <w:i w:val="false"/>
+                <w:b w:val="false"/>
+                <w:u w:val="none"/>
+                <w:strike w:val="false"/>
+                <w:sz w:val="18"/>
+                <w:szCs w:val="18"/>
+                <w:color w:val="000000"/>
+              </w:rPr>
+            </w:pPr>
+            <w:r>
+              <w:rPr>
+                <w:rFonts w:ascii="Times New Roman" w:hAnsi="Times New Roman" w:eastAsia="Times New Roman" w:cs="Times New Roman"/>
+                <w:i w:val="false"/>
+                <w:b w:val="false"/>
+                <w:u w:val="none"/>
+                <w:strike w:val="false"/>
+                <w:sz w:val="18"/>
+                <w:szCs w:val="18"/>
+                <w:color w:val="000000"/>
+              </w:rPr>
+              <w:t xml:space="preserve"/>
+            </w:r>
+          </w:p>
+        </w:tc>
+        <w:tc>
+          <w:tcPr>
+            <w:tcBorders>
+              <w:bottom w:val="none" w:sz="0" w:space="0" w:color="000000"/>
+              <w:top w:val="none" w:sz="0" w:space="0" w:color="000000"/>
+              <w:left w:val="none" w:sz="0" w:space="0" w:color="000000"/>
+              <w:right w:val="none" w:sz="0" w:space="0" w:color="000000"/>
+            </w:tcBorders>
+            <w:shd w:val="clear" w:color="auto" w:fill="FFFFFF"/>
+            <w:tcMar>
+              <w:top w:w="0" w:type="dxa"/>
+              <w:bottom w:w="0" w:type="dxa"/>
+              <w:left w:w="0" w:type="dxa"/>
+              <w:right w:w="0" w:type="dxa"/>
+            </w:tcMar>
+            <w:vAlign w:val="center"/>
+          </w:tcPr>
+          <w:p>
+            <w:pPr>
+              <w:pStyle w:val="Normal"/>
+              <w:jc w:val="left"/>
+              <w:pBdr>
+                <w:bottom w:val="none" w:sz="0" w:space="0" w:color="000000"/>
+                <w:top w:val="none" w:sz="0" w:space="0" w:color="000000"/>
+                <w:left w:val="none" w:sz="0" w:space="0" w:color="000000"/>
+                <w:right w:val="none" w:sz="0" w:space="0" w:color="000000"/>
+              </w:pBdr>
+              <w:spacing w:after="100" w:before="100" w:line="240"/>
+              <w:ind w:left="100" w:right="100" w:firstLine="0" w:firstLineChars="0"/>
+              <w:rPr>
+                <w:rFonts w:ascii="Times New Roman" w:hAnsi="Times New Roman" w:eastAsia="Times New Roman" w:cs="Times New Roman"/>
+                <w:i w:val="false"/>
+                <w:b w:val="false"/>
+                <w:u w:val="none"/>
+                <w:strike w:val="false"/>
+                <w:sz w:val="18"/>
+                <w:szCs w:val="18"/>
+                <w:color w:val="000000"/>
+              </w:rPr>
+            </w:pPr>
+            <w:r>
+              <w:rPr>
+                <w:rFonts w:ascii="Times New Roman" w:hAnsi="Times New Roman" w:eastAsia="Times New Roman" w:cs="Times New Roman"/>
+                <w:i w:val="false"/>
+                <w:b w:val="false"/>
+                <w:u w:val="none"/>
+                <w:strike w:val="false"/>
+                <w:sz w:val="18"/>
+                <w:szCs w:val="18"/>
+                <w:color w:val="000000"/>
+              </w:rPr>
+              <w:t xml:space="preserve">III–IV</w:t>
             </w:r>
           </w:p>
         </w:tc>
@@ -4715,7 +4715,7 @@
                 <w:szCs w:val="18"/>
                 <w:color w:val="000000"/>
               </w:rPr>
-              <w:t xml:space="preserve">285</w:t>
+              <w:t xml:space="preserve">264</w:t>
             </w:r>
           </w:p>
         </w:tc>
@@ -4770,117 +4770,117 @@
                 <w:szCs w:val="18"/>
                 <w:color w:val="000000"/>
               </w:rPr>
-              <w:t xml:space="preserve">105</w:t>
-            </w:r>
-          </w:p>
-        </w:tc>
-        <w:tc>
-          <w:tcPr>
-            <w:tcBorders>
-              <w:bottom w:val="none" w:sz="0" w:space="0" w:color="000000"/>
-              <w:top w:val="none" w:sz="0" w:space="0" w:color="000000"/>
-              <w:left w:val="none" w:sz="0" w:space="0" w:color="000000"/>
-              <w:right w:val="none" w:sz="0" w:space="0" w:color="000000"/>
-            </w:tcBorders>
-            <w:shd w:val="clear" w:color="auto" w:fill="FFFFFF"/>
-            <w:tcMar>
-              <w:top w:w="0" w:type="dxa"/>
-              <w:bottom w:w="0" w:type="dxa"/>
-              <w:left w:w="0" w:type="dxa"/>
-              <w:right w:w="0" w:type="dxa"/>
-            </w:tcMar>
-            <w:vAlign w:val="center"/>
-          </w:tcPr>
-          <w:p>
-            <w:pPr>
-              <w:pStyle w:val="Normal"/>
-              <w:jc w:val="left"/>
-              <w:pBdr>
-                <w:bottom w:val="none" w:sz="0" w:space="0" w:color="000000"/>
-                <w:top w:val="none" w:sz="0" w:space="0" w:color="000000"/>
-                <w:left w:val="none" w:sz="0" w:space="0" w:color="000000"/>
-                <w:right w:val="none" w:sz="0" w:space="0" w:color="000000"/>
-              </w:pBdr>
-              <w:spacing w:after="100" w:before="100" w:line="240"/>
-              <w:ind w:left="100" w:right="100" w:firstLine="0" w:firstLineChars="0"/>
-              <w:rPr>
-                <w:rFonts w:ascii="Times New Roman" w:hAnsi="Times New Roman" w:eastAsia="Times New Roman" w:cs="Times New Roman"/>
-                <w:i w:val="false"/>
-                <w:b w:val="false"/>
-                <w:u w:val="none"/>
-                <w:strike w:val="false"/>
-                <w:sz w:val="18"/>
-                <w:szCs w:val="18"/>
-                <w:color w:val="000000"/>
-              </w:rPr>
-            </w:pPr>
-            <w:r>
-              <w:rPr>
-                <w:rFonts w:ascii="Times New Roman" w:hAnsi="Times New Roman" w:eastAsia="Times New Roman" w:cs="Times New Roman"/>
-                <w:i w:val="false"/>
-                <w:b w:val="false"/>
-                <w:u w:val="none"/>
-                <w:strike w:val="false"/>
-                <w:sz w:val="18"/>
-                <w:szCs w:val="18"/>
-                <w:color w:val="000000"/>
-              </w:rPr>
-              <w:t xml:space="preserve">Reference</w:t>
-            </w:r>
-          </w:p>
-        </w:tc>
-        <w:tc>
-          <w:tcPr>
-            <w:tcBorders>
-              <w:bottom w:val="none" w:sz="0" w:space="0" w:color="000000"/>
-              <w:top w:val="none" w:sz="0" w:space="0" w:color="000000"/>
-              <w:left w:val="none" w:sz="0" w:space="0" w:color="000000"/>
-              <w:right w:val="none" w:sz="0" w:space="0" w:color="000000"/>
-            </w:tcBorders>
-            <w:shd w:val="clear" w:color="auto" w:fill="FFFFFF"/>
-            <w:tcMar>
-              <w:top w:w="0" w:type="dxa"/>
-              <w:bottom w:w="0" w:type="dxa"/>
-              <w:left w:w="0" w:type="dxa"/>
-              <w:right w:w="0" w:type="dxa"/>
-            </w:tcMar>
-            <w:vAlign w:val="center"/>
-          </w:tcPr>
-          <w:p>
-            <w:pPr>
-              <w:pStyle w:val="Normal"/>
-              <w:jc w:val="left"/>
-              <w:pBdr>
-                <w:bottom w:val="none" w:sz="0" w:space="0" w:color="000000"/>
-                <w:top w:val="none" w:sz="0" w:space="0" w:color="000000"/>
-                <w:left w:val="none" w:sz="0" w:space="0" w:color="000000"/>
-                <w:right w:val="none" w:sz="0" w:space="0" w:color="000000"/>
-              </w:pBdr>
-              <w:spacing w:after="100" w:before="100" w:line="240"/>
-              <w:ind w:left="100" w:right="100" w:firstLine="0" w:firstLineChars="0"/>
-              <w:rPr>
-                <w:rFonts w:ascii="Times New Roman" w:hAnsi="Times New Roman" w:eastAsia="Times New Roman" w:cs="Times New Roman"/>
-                <w:i w:val="false"/>
-                <w:b w:val="false"/>
-                <w:u w:val="none"/>
-                <w:strike w:val="false"/>
-                <w:sz w:val="18"/>
-                <w:szCs w:val="18"/>
-                <w:color w:val="000000"/>
-              </w:rPr>
-            </w:pPr>
-            <w:r>
-              <w:rPr>
-                <w:rFonts w:ascii="Times New Roman" w:hAnsi="Times New Roman" w:eastAsia="Times New Roman" w:cs="Times New Roman"/>
-                <w:i w:val="false"/>
-                <w:b w:val="false"/>
-                <w:u w:val="none"/>
-                <w:strike w:val="false"/>
-                <w:sz w:val="18"/>
-                <w:szCs w:val="18"/>
-                <w:color w:val="000000"/>
-              </w:rPr>
-              <w:t xml:space="preserve"/>
+              <w:t xml:space="preserve">107</w:t>
+            </w:r>
+          </w:p>
+        </w:tc>
+        <w:tc>
+          <w:tcPr>
+            <w:tcBorders>
+              <w:bottom w:val="none" w:sz="0" w:space="0" w:color="000000"/>
+              <w:top w:val="none" w:sz="0" w:space="0" w:color="000000"/>
+              <w:left w:val="none" w:sz="0" w:space="0" w:color="000000"/>
+              <w:right w:val="none" w:sz="0" w:space="0" w:color="000000"/>
+            </w:tcBorders>
+            <w:shd w:val="clear" w:color="auto" w:fill="FFFFFF"/>
+            <w:tcMar>
+              <w:top w:w="0" w:type="dxa"/>
+              <w:bottom w:w="0" w:type="dxa"/>
+              <w:left w:w="0" w:type="dxa"/>
+              <w:right w:w="0" w:type="dxa"/>
+            </w:tcMar>
+            <w:vAlign w:val="center"/>
+          </w:tcPr>
+          <w:p>
+            <w:pPr>
+              <w:pStyle w:val="Normal"/>
+              <w:jc w:val="left"/>
+              <w:pBdr>
+                <w:bottom w:val="none" w:sz="0" w:space="0" w:color="000000"/>
+                <w:top w:val="none" w:sz="0" w:space="0" w:color="000000"/>
+                <w:left w:val="none" w:sz="0" w:space="0" w:color="000000"/>
+                <w:right w:val="none" w:sz="0" w:space="0" w:color="000000"/>
+              </w:pBdr>
+              <w:spacing w:after="100" w:before="100" w:line="240"/>
+              <w:ind w:left="100" w:right="100" w:firstLine="0" w:firstLineChars="0"/>
+              <w:rPr>
+                <w:rFonts w:ascii="Times New Roman" w:hAnsi="Times New Roman" w:eastAsia="Times New Roman" w:cs="Times New Roman"/>
+                <w:i w:val="false"/>
+                <w:b w:val="false"/>
+                <w:u w:val="none"/>
+                <w:strike w:val="false"/>
+                <w:sz w:val="18"/>
+                <w:szCs w:val="18"/>
+                <w:color w:val="000000"/>
+              </w:rPr>
+            </w:pPr>
+            <w:r>
+              <w:rPr>
+                <w:rFonts w:ascii="Times New Roman" w:hAnsi="Times New Roman" w:eastAsia="Times New Roman" w:cs="Times New Roman"/>
+                <w:i w:val="false"/>
+                <w:b w:val="false"/>
+                <w:u w:val="none"/>
+                <w:strike w:val="false"/>
+                <w:sz w:val="18"/>
+                <w:szCs w:val="18"/>
+                <w:color w:val="000000"/>
+              </w:rPr>
+              <w:t xml:space="preserve">1.86 (1.39–2.49)</w:t>
+            </w:r>
+          </w:p>
+        </w:tc>
+        <w:tc>
+          <w:tcPr>
+            <w:tcBorders>
+              <w:bottom w:val="none" w:sz="0" w:space="0" w:color="000000"/>
+              <w:top w:val="none" w:sz="0" w:space="0" w:color="000000"/>
+              <w:left w:val="none" w:sz="0" w:space="0" w:color="000000"/>
+              <w:right w:val="none" w:sz="0" w:space="0" w:color="000000"/>
+            </w:tcBorders>
+            <w:shd w:val="clear" w:color="auto" w:fill="FFFFFF"/>
+            <w:tcMar>
+              <w:top w:w="0" w:type="dxa"/>
+              <w:bottom w:w="0" w:type="dxa"/>
+              <w:left w:w="0" w:type="dxa"/>
+              <w:right w:w="0" w:type="dxa"/>
+            </w:tcMar>
+            <w:vAlign w:val="center"/>
+          </w:tcPr>
+          <w:p>
+            <w:pPr>
+              <w:pStyle w:val="Normal"/>
+              <w:jc w:val="left"/>
+              <w:pBdr>
+                <w:bottom w:val="none" w:sz="0" w:space="0" w:color="000000"/>
+                <w:top w:val="none" w:sz="0" w:space="0" w:color="000000"/>
+                <w:left w:val="none" w:sz="0" w:space="0" w:color="000000"/>
+                <w:right w:val="none" w:sz="0" w:space="0" w:color="000000"/>
+              </w:pBdr>
+              <w:spacing w:after="100" w:before="100" w:line="240"/>
+              <w:ind w:left="100" w:right="100" w:firstLine="0" w:firstLineChars="0"/>
+              <w:rPr>
+                <w:rFonts w:ascii="Times New Roman" w:hAnsi="Times New Roman" w:eastAsia="Times New Roman" w:cs="Times New Roman"/>
+                <w:i w:val="false"/>
+                <w:b w:val="false"/>
+                <w:u w:val="none"/>
+                <w:strike w:val="false"/>
+                <w:sz w:val="18"/>
+                <w:szCs w:val="18"/>
+                <w:color w:val="000000"/>
+              </w:rPr>
+            </w:pPr>
+            <w:r>
+              <w:rPr>
+                <w:rFonts w:ascii="Times New Roman" w:hAnsi="Times New Roman" w:eastAsia="Times New Roman" w:cs="Times New Roman"/>
+                <w:i w:val="false"/>
+                <w:b w:val="false"/>
+                <w:u w:val="none"/>
+                <w:strike w:val="false"/>
+                <w:sz w:val="18"/>
+                <w:szCs w:val="18"/>
+                <w:color w:val="000000"/>
+              </w:rPr>
+              <w:t xml:space="preserve">&lt;0.001</w:t>
             </w:r>
           </w:p>
         </w:tc>
@@ -5050,6 +5050,61 @@
                 <w:szCs w:val="18"/>
                 <w:color w:val="000000"/>
               </w:rPr>
+              <w:t xml:space="preserve">MAD2L1 expression, log2 (per 1 unit)</w:t>
+            </w:r>
+          </w:p>
+        </w:tc>
+        <w:tc>
+          <w:tcPr>
+            <w:tcBorders>
+              <w:bottom w:val="none" w:sz="0" w:space="0" w:color="000000"/>
+              <w:top w:val="none" w:sz="0" w:space="0" w:color="000000"/>
+              <w:left w:val="none" w:sz="0" w:space="0" w:color="000000"/>
+              <w:right w:val="none" w:sz="0" w:space="0" w:color="000000"/>
+            </w:tcBorders>
+            <w:shd w:val="clear" w:color="auto" w:fill="FFFFFF"/>
+            <w:tcMar>
+              <w:top w:w="0" w:type="dxa"/>
+              <w:bottom w:w="0" w:type="dxa"/>
+              <w:left w:w="0" w:type="dxa"/>
+              <w:right w:w="0" w:type="dxa"/>
+            </w:tcMar>
+            <w:vAlign w:val="center"/>
+          </w:tcPr>
+          <w:p>
+            <w:pPr>
+              <w:pStyle w:val="Normal"/>
+              <w:jc w:val="left"/>
+              <w:pBdr>
+                <w:bottom w:val="none" w:sz="0" w:space="0" w:color="000000"/>
+                <w:top w:val="none" w:sz="0" w:space="0" w:color="000000"/>
+                <w:left w:val="none" w:sz="0" w:space="0" w:color="000000"/>
+                <w:right w:val="none" w:sz="0" w:space="0" w:color="000000"/>
+              </w:pBdr>
+              <w:spacing w:after="100" w:before="100" w:line="240"/>
+              <w:ind w:left="100" w:right="100" w:firstLine="0" w:firstLineChars="0"/>
+              <w:rPr>
+                <w:rFonts w:ascii="Times New Roman" w:hAnsi="Times New Roman" w:eastAsia="Times New Roman" w:cs="Times New Roman"/>
+                <w:i w:val="false"/>
+                <w:b w:val="false"/>
+                <w:u w:val="none"/>
+                <w:strike w:val="false"/>
+                <w:sz w:val="18"/>
+                <w:szCs w:val="18"/>
+                <w:color w:val="000000"/>
+              </w:rPr>
+            </w:pPr>
+            <w:r>
+              <w:rPr>
+                <w:rFonts w:ascii="Times New Roman" w:hAnsi="Times New Roman" w:eastAsia="Times New Roman" w:cs="Times New Roman"/>
+                <w:i w:val="false"/>
+                <w:b w:val="false"/>
+                <w:u w:val="none"/>
+                <w:strike w:val="false"/>
+                <w:sz w:val="18"/>
+                <w:szCs w:val="18"/>
+                <w:color w:val="000000"/>
+              </w:rPr>
               <w:t xml:space="preserve"/>
             </w:r>
           </w:p>
@@ -5074,61 +5129,6 @@
           <w:p>
             <w:pPr>
               <w:pStyle w:val="Normal"/>
-              <w:jc w:val="left"/>
-              <w:pBdr>
-                <w:bottom w:val="none" w:sz="0" w:space="0" w:color="000000"/>
-                <w:top w:val="none" w:sz="0" w:space="0" w:color="000000"/>
-                <w:left w:val="none" w:sz="0" w:space="0" w:color="000000"/>
-                <w:right w:val="none" w:sz="0" w:space="0" w:color="000000"/>
-              </w:pBdr>
-              <w:spacing w:after="100" w:before="100" w:line="240"/>
-              <w:ind w:left="100" w:right="100" w:firstLine="0" w:firstLineChars="0"/>
-              <w:rPr>
-                <w:rFonts w:ascii="Times New Roman" w:hAnsi="Times New Roman" w:eastAsia="Times New Roman" w:cs="Times New Roman"/>
-                <w:i w:val="false"/>
-                <w:b w:val="false"/>
-                <w:u w:val="none"/>
-                <w:strike w:val="false"/>
-                <w:sz w:val="18"/>
-                <w:szCs w:val="18"/>
-                <w:color w:val="000000"/>
-              </w:rPr>
-            </w:pPr>
-            <w:r>
-              <w:rPr>
-                <w:rFonts w:ascii="Times New Roman" w:hAnsi="Times New Roman" w:eastAsia="Times New Roman" w:cs="Times New Roman"/>
-                <w:i w:val="false"/>
-                <w:b w:val="false"/>
-                <w:u w:val="none"/>
-                <w:strike w:val="false"/>
-                <w:sz w:val="18"/>
-                <w:szCs w:val="18"/>
-                <w:color w:val="000000"/>
-              </w:rPr>
-              <w:t xml:space="preserve">Female</w:t>
-            </w:r>
-          </w:p>
-        </w:tc>
-        <w:tc>
-          <w:tcPr>
-            <w:tcBorders>
-              <w:bottom w:val="none" w:sz="0" w:space="0" w:color="000000"/>
-              <w:top w:val="none" w:sz="0" w:space="0" w:color="000000"/>
-              <w:left w:val="none" w:sz="0" w:space="0" w:color="000000"/>
-              <w:right w:val="none" w:sz="0" w:space="0" w:color="000000"/>
-            </w:tcBorders>
-            <w:shd w:val="clear" w:color="auto" w:fill="FFFFFF"/>
-            <w:tcMar>
-              <w:top w:w="0" w:type="dxa"/>
-              <w:bottom w:w="0" w:type="dxa"/>
-              <w:left w:w="0" w:type="dxa"/>
-              <w:right w:w="0" w:type="dxa"/>
-            </w:tcMar>
-            <w:vAlign w:val="center"/>
-          </w:tcPr>
-          <w:p>
-            <w:pPr>
-              <w:pStyle w:val="Normal"/>
               <w:jc w:val="right"/>
               <w:pBdr>
                 <w:bottom w:val="none" w:sz="0" w:space="0" w:color="000000"/>
@@ -5160,7 +5160,7 @@
                 <w:szCs w:val="18"/>
                 <w:color w:val="000000"/>
               </w:rPr>
-              <w:t xml:space="preserve">227</w:t>
+              <w:t xml:space="preserve">511</w:t>
             </w:r>
           </w:p>
         </w:tc>
@@ -5215,117 +5215,117 @@
                 <w:szCs w:val="18"/>
                 <w:color w:val="000000"/>
               </w:rPr>
-              <w:t xml:space="preserve">70</w:t>
-            </w:r>
-          </w:p>
-        </w:tc>
-        <w:tc>
-          <w:tcPr>
-            <w:tcBorders>
-              <w:bottom w:val="none" w:sz="0" w:space="0" w:color="000000"/>
-              <w:top w:val="none" w:sz="0" w:space="0" w:color="000000"/>
-              <w:left w:val="none" w:sz="0" w:space="0" w:color="000000"/>
-              <w:right w:val="none" w:sz="0" w:space="0" w:color="000000"/>
-            </w:tcBorders>
-            <w:shd w:val="clear" w:color="auto" w:fill="FFFFFF"/>
-            <w:tcMar>
-              <w:top w:w="0" w:type="dxa"/>
-              <w:bottom w:w="0" w:type="dxa"/>
-              <w:left w:w="0" w:type="dxa"/>
-              <w:right w:w="0" w:type="dxa"/>
-            </w:tcMar>
-            <w:vAlign w:val="center"/>
-          </w:tcPr>
-          <w:p>
-            <w:pPr>
-              <w:pStyle w:val="Normal"/>
-              <w:jc w:val="left"/>
-              <w:pBdr>
-                <w:bottom w:val="none" w:sz="0" w:space="0" w:color="000000"/>
-                <w:top w:val="none" w:sz="0" w:space="0" w:color="000000"/>
-                <w:left w:val="none" w:sz="0" w:space="0" w:color="000000"/>
-                <w:right w:val="none" w:sz="0" w:space="0" w:color="000000"/>
-              </w:pBdr>
-              <w:spacing w:after="100" w:before="100" w:line="240"/>
-              <w:ind w:left="100" w:right="100" w:firstLine="0" w:firstLineChars="0"/>
-              <w:rPr>
-                <w:rFonts w:ascii="Times New Roman" w:hAnsi="Times New Roman" w:eastAsia="Times New Roman" w:cs="Times New Roman"/>
-                <w:i w:val="false"/>
-                <w:b w:val="false"/>
-                <w:u w:val="none"/>
-                <w:strike w:val="false"/>
-                <w:sz w:val="18"/>
-                <w:szCs w:val="18"/>
-                <w:color w:val="000000"/>
-              </w:rPr>
-            </w:pPr>
-            <w:r>
-              <w:rPr>
-                <w:rFonts w:ascii="Times New Roman" w:hAnsi="Times New Roman" w:eastAsia="Times New Roman" w:cs="Times New Roman"/>
-                <w:i w:val="false"/>
-                <w:b w:val="false"/>
-                <w:u w:val="none"/>
-                <w:strike w:val="false"/>
-                <w:sz w:val="18"/>
-                <w:szCs w:val="18"/>
-                <w:color w:val="000000"/>
-              </w:rPr>
-              <w:t xml:space="preserve">0.77 (0.57–1.05)</w:t>
-            </w:r>
-          </w:p>
-        </w:tc>
-        <w:tc>
-          <w:tcPr>
-            <w:tcBorders>
-              <w:bottom w:val="none" w:sz="0" w:space="0" w:color="000000"/>
-              <w:top w:val="none" w:sz="0" w:space="0" w:color="000000"/>
-              <w:left w:val="none" w:sz="0" w:space="0" w:color="000000"/>
-              <w:right w:val="none" w:sz="0" w:space="0" w:color="000000"/>
-            </w:tcBorders>
-            <w:shd w:val="clear" w:color="auto" w:fill="FFFFFF"/>
-            <w:tcMar>
-              <w:top w:w="0" w:type="dxa"/>
-              <w:bottom w:w="0" w:type="dxa"/>
-              <w:left w:w="0" w:type="dxa"/>
-              <w:right w:w="0" w:type="dxa"/>
-            </w:tcMar>
-            <w:vAlign w:val="center"/>
-          </w:tcPr>
-          <w:p>
-            <w:pPr>
-              <w:pStyle w:val="Normal"/>
-              <w:jc w:val="left"/>
-              <w:pBdr>
-                <w:bottom w:val="none" w:sz="0" w:space="0" w:color="000000"/>
-                <w:top w:val="none" w:sz="0" w:space="0" w:color="000000"/>
-                <w:left w:val="none" w:sz="0" w:space="0" w:color="000000"/>
-                <w:right w:val="none" w:sz="0" w:space="0" w:color="000000"/>
-              </w:pBdr>
-              <w:spacing w:after="100" w:before="100" w:line="240"/>
-              <w:ind w:left="100" w:right="100" w:firstLine="0" w:firstLineChars="0"/>
-              <w:rPr>
-                <w:rFonts w:ascii="Times New Roman" w:hAnsi="Times New Roman" w:eastAsia="Times New Roman" w:cs="Times New Roman"/>
-                <w:i w:val="false"/>
-                <w:b w:val="false"/>
-                <w:u w:val="none"/>
-                <w:strike w:val="false"/>
-                <w:sz w:val="18"/>
-                <w:szCs w:val="18"/>
-                <w:color w:val="000000"/>
-              </w:rPr>
-            </w:pPr>
-            <w:r>
-              <w:rPr>
-                <w:rFonts w:ascii="Times New Roman" w:hAnsi="Times New Roman" w:eastAsia="Times New Roman" w:cs="Times New Roman"/>
-                <w:i w:val="false"/>
-                <w:b w:val="false"/>
-                <w:u w:val="none"/>
-                <w:strike w:val="false"/>
-                <w:sz w:val="18"/>
-                <w:szCs w:val="18"/>
-                <w:color w:val="000000"/>
-              </w:rPr>
-              <w:t xml:space="preserve">0.100</w:t>
+              <w:t xml:space="preserve">175</w:t>
+            </w:r>
+          </w:p>
+        </w:tc>
+        <w:tc>
+          <w:tcPr>
+            <w:tcBorders>
+              <w:bottom w:val="none" w:sz="0" w:space="0" w:color="000000"/>
+              <w:top w:val="none" w:sz="0" w:space="0" w:color="000000"/>
+              <w:left w:val="none" w:sz="0" w:space="0" w:color="000000"/>
+              <w:right w:val="none" w:sz="0" w:space="0" w:color="000000"/>
+            </w:tcBorders>
+            <w:shd w:val="clear" w:color="auto" w:fill="FFFFFF"/>
+            <w:tcMar>
+              <w:top w:w="0" w:type="dxa"/>
+              <w:bottom w:w="0" w:type="dxa"/>
+              <w:left w:w="0" w:type="dxa"/>
+              <w:right w:w="0" w:type="dxa"/>
+            </w:tcMar>
+            <w:vAlign w:val="center"/>
+          </w:tcPr>
+          <w:p>
+            <w:pPr>
+              <w:pStyle w:val="Normal"/>
+              <w:jc w:val="left"/>
+              <w:pBdr>
+                <w:bottom w:val="none" w:sz="0" w:space="0" w:color="000000"/>
+                <w:top w:val="none" w:sz="0" w:space="0" w:color="000000"/>
+                <w:left w:val="none" w:sz="0" w:space="0" w:color="000000"/>
+                <w:right w:val="none" w:sz="0" w:space="0" w:color="000000"/>
+              </w:pBdr>
+              <w:spacing w:after="100" w:before="100" w:line="240"/>
+              <w:ind w:left="100" w:right="100" w:firstLine="0" w:firstLineChars="0"/>
+              <w:rPr>
+                <w:rFonts w:ascii="Times New Roman" w:hAnsi="Times New Roman" w:eastAsia="Times New Roman" w:cs="Times New Roman"/>
+                <w:i w:val="false"/>
+                <w:b w:val="false"/>
+                <w:u w:val="none"/>
+                <w:strike w:val="false"/>
+                <w:sz w:val="18"/>
+                <w:szCs w:val="18"/>
+                <w:color w:val="000000"/>
+              </w:rPr>
+            </w:pPr>
+            <w:r>
+              <w:rPr>
+                <w:rFonts w:ascii="Times New Roman" w:hAnsi="Times New Roman" w:eastAsia="Times New Roman" w:cs="Times New Roman"/>
+                <w:i w:val="false"/>
+                <w:b w:val="false"/>
+                <w:u w:val="none"/>
+                <w:strike w:val="false"/>
+                <w:sz w:val="18"/>
+                <w:szCs w:val="18"/>
+                <w:color w:val="000000"/>
+              </w:rPr>
+              <w:t xml:space="preserve">0.86 (0.72–1.03)</w:t>
+            </w:r>
+          </w:p>
+        </w:tc>
+        <w:tc>
+          <w:tcPr>
+            <w:tcBorders>
+              <w:bottom w:val="none" w:sz="0" w:space="0" w:color="000000"/>
+              <w:top w:val="none" w:sz="0" w:space="0" w:color="000000"/>
+              <w:left w:val="none" w:sz="0" w:space="0" w:color="000000"/>
+              <w:right w:val="none" w:sz="0" w:space="0" w:color="000000"/>
+            </w:tcBorders>
+            <w:shd w:val="clear" w:color="auto" w:fill="FFFFFF"/>
+            <w:tcMar>
+              <w:top w:w="0" w:type="dxa"/>
+              <w:bottom w:w="0" w:type="dxa"/>
+              <w:left w:w="0" w:type="dxa"/>
+              <w:right w:w="0" w:type="dxa"/>
+            </w:tcMar>
+            <w:vAlign w:val="center"/>
+          </w:tcPr>
+          <w:p>
+            <w:pPr>
+              <w:pStyle w:val="Normal"/>
+              <w:jc w:val="left"/>
+              <w:pBdr>
+                <w:bottom w:val="none" w:sz="0" w:space="0" w:color="000000"/>
+                <w:top w:val="none" w:sz="0" w:space="0" w:color="000000"/>
+                <w:left w:val="none" w:sz="0" w:space="0" w:color="000000"/>
+                <w:right w:val="none" w:sz="0" w:space="0" w:color="000000"/>
+              </w:pBdr>
+              <w:spacing w:after="100" w:before="100" w:line="240"/>
+              <w:ind w:left="100" w:right="100" w:firstLine="0" w:firstLineChars="0"/>
+              <w:rPr>
+                <w:rFonts w:ascii="Times New Roman" w:hAnsi="Times New Roman" w:eastAsia="Times New Roman" w:cs="Times New Roman"/>
+                <w:i w:val="false"/>
+                <w:b w:val="false"/>
+                <w:u w:val="none"/>
+                <w:strike w:val="false"/>
+                <w:sz w:val="18"/>
+                <w:szCs w:val="18"/>
+                <w:color w:val="000000"/>
+              </w:rPr>
+            </w:pPr>
+            <w:r>
+              <w:rPr>
+                <w:rFonts w:ascii="Times New Roman" w:hAnsi="Times New Roman" w:eastAsia="Times New Roman" w:cs="Times New Roman"/>
+                <w:i w:val="false"/>
+                <w:b w:val="false"/>
+                <w:u w:val="none"/>
+                <w:strike w:val="false"/>
+                <w:sz w:val="18"/>
+                <w:szCs w:val="18"/>
+                <w:color w:val="000000"/>
+              </w:rPr>
+              <w:t xml:space="preserve">0.094</w:t>
             </w:r>
           </w:p>
         </w:tc>
@@ -5495,62 +5495,62 @@
                 <w:szCs w:val="18"/>
                 <w:color w:val="000000"/>
               </w:rPr>
-              <w:t xml:space="preserve">Pathologic stage group</w:t>
-            </w:r>
-          </w:p>
-        </w:tc>
-        <w:tc>
-          <w:tcPr>
-            <w:tcBorders>
-              <w:bottom w:val="none" w:sz="0" w:space="0" w:color="000000"/>
-              <w:top w:val="none" w:sz="0" w:space="0" w:color="000000"/>
-              <w:left w:val="none" w:sz="0" w:space="0" w:color="000000"/>
-              <w:right w:val="none" w:sz="0" w:space="0" w:color="000000"/>
-            </w:tcBorders>
-            <w:shd w:val="clear" w:color="auto" w:fill="FFFFFF"/>
-            <w:tcMar>
-              <w:top w:w="0" w:type="dxa"/>
-              <w:bottom w:w="0" w:type="dxa"/>
-              <w:left w:w="0" w:type="dxa"/>
-              <w:right w:w="0" w:type="dxa"/>
-            </w:tcMar>
-            <w:vAlign w:val="center"/>
-          </w:tcPr>
-          <w:p>
-            <w:pPr>
-              <w:pStyle w:val="Normal"/>
-              <w:jc w:val="left"/>
-              <w:pBdr>
-                <w:bottom w:val="none" w:sz="0" w:space="0" w:color="000000"/>
-                <w:top w:val="none" w:sz="0" w:space="0" w:color="000000"/>
-                <w:left w:val="none" w:sz="0" w:space="0" w:color="000000"/>
-                <w:right w:val="none" w:sz="0" w:space="0" w:color="000000"/>
-              </w:pBdr>
-              <w:spacing w:after="100" w:before="100" w:line="240"/>
-              <w:ind w:left="100" w:right="100" w:firstLine="0" w:firstLineChars="0"/>
-              <w:rPr>
-                <w:rFonts w:ascii="Times New Roman" w:hAnsi="Times New Roman" w:eastAsia="Times New Roman" w:cs="Times New Roman"/>
-                <w:i w:val="false"/>
-                <w:b w:val="false"/>
-                <w:u w:val="none"/>
-                <w:strike w:val="false"/>
-                <w:sz w:val="18"/>
-                <w:szCs w:val="18"/>
-                <w:color w:val="000000"/>
-              </w:rPr>
-            </w:pPr>
-            <w:r>
-              <w:rPr>
-                <w:rFonts w:ascii="Times New Roman" w:hAnsi="Times New Roman" w:eastAsia="Times New Roman" w:cs="Times New Roman"/>
-                <w:i w:val="false"/>
-                <w:b w:val="false"/>
-                <w:u w:val="none"/>
-                <w:strike w:val="false"/>
-                <w:sz w:val="18"/>
-                <w:szCs w:val="18"/>
-                <w:color w:val="000000"/>
-              </w:rPr>
-              <w:t xml:space="preserve">I–II (ref)</w:t>
+              <w:t xml:space="preserve">Age group, years</w:t>
+            </w:r>
+          </w:p>
+        </w:tc>
+        <w:tc>
+          <w:tcPr>
+            <w:tcBorders>
+              <w:bottom w:val="none" w:sz="0" w:space="0" w:color="000000"/>
+              <w:top w:val="none" w:sz="0" w:space="0" w:color="000000"/>
+              <w:left w:val="none" w:sz="0" w:space="0" w:color="000000"/>
+              <w:right w:val="none" w:sz="0" w:space="0" w:color="000000"/>
+            </w:tcBorders>
+            <w:shd w:val="clear" w:color="auto" w:fill="FFFFFF"/>
+            <w:tcMar>
+              <w:top w:w="0" w:type="dxa"/>
+              <w:bottom w:w="0" w:type="dxa"/>
+              <w:left w:w="0" w:type="dxa"/>
+              <w:right w:w="0" w:type="dxa"/>
+            </w:tcMar>
+            <w:vAlign w:val="center"/>
+          </w:tcPr>
+          <w:p>
+            <w:pPr>
+              <w:pStyle w:val="Normal"/>
+              <w:jc w:val="left"/>
+              <w:pBdr>
+                <w:bottom w:val="none" w:sz="0" w:space="0" w:color="000000"/>
+                <w:top w:val="none" w:sz="0" w:space="0" w:color="000000"/>
+                <w:left w:val="none" w:sz="0" w:space="0" w:color="000000"/>
+                <w:right w:val="none" w:sz="0" w:space="0" w:color="000000"/>
+              </w:pBdr>
+              <w:spacing w:after="100" w:before="100" w:line="240"/>
+              <w:ind w:left="100" w:right="100" w:firstLine="0" w:firstLineChars="0"/>
+              <w:rPr>
+                <w:rFonts w:ascii="Times New Roman" w:hAnsi="Times New Roman" w:eastAsia="Times New Roman" w:cs="Times New Roman"/>
+                <w:i w:val="false"/>
+                <w:b w:val="false"/>
+                <w:u w:val="none"/>
+                <w:strike w:val="false"/>
+                <w:sz w:val="18"/>
+                <w:szCs w:val="18"/>
+                <w:color w:val="000000"/>
+              </w:rPr>
+            </w:pPr>
+            <w:r>
+              <w:rPr>
+                <w:rFonts w:ascii="Times New Roman" w:hAnsi="Times New Roman" w:eastAsia="Times New Roman" w:cs="Times New Roman"/>
+                <w:i w:val="false"/>
+                <w:b w:val="false"/>
+                <w:u w:val="none"/>
+                <w:strike w:val="false"/>
+                <w:sz w:val="18"/>
+                <w:szCs w:val="18"/>
+                <w:color w:val="000000"/>
+              </w:rPr>
+              <w:t xml:space="preserve">≤65 (ref)</w:t>
             </w:r>
           </w:p>
         </w:tc>
@@ -5605,7 +5605,7 @@
                 <w:szCs w:val="18"/>
                 <w:color w:val="000000"/>
               </w:rPr>
-              <w:t xml:space="preserve">253</w:t>
+              <w:t xml:space="preserve">205</w:t>
             </w:r>
           </w:p>
         </w:tc>
@@ -5660,7 +5660,7 @@
                 <w:szCs w:val="18"/>
                 <w:color w:val="000000"/>
               </w:rPr>
-              <w:t xml:space="preserve">69</w:t>
+              <w:t xml:space="preserve">57</w:t>
             </w:r>
           </w:p>
         </w:tc>
@@ -5995,7 +5995,7 @@
                 <w:szCs w:val="18"/>
                 <w:color w:val="000000"/>
               </w:rPr>
-              <w:t xml:space="preserve">III–IV</w:t>
+              <w:t xml:space="preserve">≥66</w:t>
             </w:r>
           </w:p>
         </w:tc>
@@ -6050,7 +6050,7 @@
                 <w:szCs w:val="18"/>
                 <w:color w:val="000000"/>
               </w:rPr>
-              <w:t xml:space="preserve">259</w:t>
+              <w:t xml:space="preserve">306</w:t>
             </w:r>
           </w:p>
         </w:tc>
@@ -6105,117 +6105,117 @@
                 <w:szCs w:val="18"/>
                 <w:color w:val="000000"/>
               </w:rPr>
-              <w:t xml:space="preserve">106</w:t>
-            </w:r>
-          </w:p>
-        </w:tc>
-        <w:tc>
-          <w:tcPr>
-            <w:tcBorders>
-              <w:bottom w:val="none" w:sz="0" w:space="0" w:color="000000"/>
-              <w:top w:val="none" w:sz="0" w:space="0" w:color="000000"/>
-              <w:left w:val="none" w:sz="0" w:space="0" w:color="000000"/>
-              <w:right w:val="none" w:sz="0" w:space="0" w:color="000000"/>
-            </w:tcBorders>
-            <w:shd w:val="clear" w:color="auto" w:fill="FFFFFF"/>
-            <w:tcMar>
-              <w:top w:w="0" w:type="dxa"/>
-              <w:bottom w:w="0" w:type="dxa"/>
-              <w:left w:w="0" w:type="dxa"/>
-              <w:right w:w="0" w:type="dxa"/>
-            </w:tcMar>
-            <w:vAlign w:val="center"/>
-          </w:tcPr>
-          <w:p>
-            <w:pPr>
-              <w:pStyle w:val="Normal"/>
-              <w:jc w:val="left"/>
-              <w:pBdr>
-                <w:bottom w:val="none" w:sz="0" w:space="0" w:color="000000"/>
-                <w:top w:val="none" w:sz="0" w:space="0" w:color="000000"/>
-                <w:left w:val="none" w:sz="0" w:space="0" w:color="000000"/>
-                <w:right w:val="none" w:sz="0" w:space="0" w:color="000000"/>
-              </w:pBdr>
-              <w:spacing w:after="100" w:before="100" w:line="240"/>
-              <w:ind w:left="100" w:right="100" w:firstLine="0" w:firstLineChars="0"/>
-              <w:rPr>
-                <w:rFonts w:ascii="Times New Roman" w:hAnsi="Times New Roman" w:eastAsia="Times New Roman" w:cs="Times New Roman"/>
-                <w:i w:val="false"/>
-                <w:b w:val="false"/>
-                <w:u w:val="none"/>
-                <w:strike w:val="false"/>
-                <w:sz w:val="18"/>
-                <w:szCs w:val="18"/>
-                <w:color w:val="000000"/>
-              </w:rPr>
-            </w:pPr>
-            <w:r>
-              <w:rPr>
-                <w:rFonts w:ascii="Times New Roman" w:hAnsi="Times New Roman" w:eastAsia="Times New Roman" w:cs="Times New Roman"/>
-                <w:i w:val="false"/>
-                <w:b w:val="false"/>
-                <w:u w:val="none"/>
-                <w:strike w:val="false"/>
-                <w:sz w:val="18"/>
-                <w:szCs w:val="18"/>
-                <w:color w:val="000000"/>
-              </w:rPr>
-              <w:t xml:space="preserve">1.76 (1.29–2.39)</w:t>
-            </w:r>
-          </w:p>
-        </w:tc>
-        <w:tc>
-          <w:tcPr>
-            <w:tcBorders>
-              <w:bottom w:val="none" w:sz="0" w:space="0" w:color="000000"/>
-              <w:top w:val="none" w:sz="0" w:space="0" w:color="000000"/>
-              <w:left w:val="none" w:sz="0" w:space="0" w:color="000000"/>
-              <w:right w:val="none" w:sz="0" w:space="0" w:color="000000"/>
-            </w:tcBorders>
-            <w:shd w:val="clear" w:color="auto" w:fill="FFFFFF"/>
-            <w:tcMar>
-              <w:top w:w="0" w:type="dxa"/>
-              <w:bottom w:w="0" w:type="dxa"/>
-              <w:left w:w="0" w:type="dxa"/>
-              <w:right w:w="0" w:type="dxa"/>
-            </w:tcMar>
-            <w:vAlign w:val="center"/>
-          </w:tcPr>
-          <w:p>
-            <w:pPr>
-              <w:pStyle w:val="Normal"/>
-              <w:jc w:val="left"/>
-              <w:pBdr>
-                <w:bottom w:val="none" w:sz="0" w:space="0" w:color="000000"/>
-                <w:top w:val="none" w:sz="0" w:space="0" w:color="000000"/>
-                <w:left w:val="none" w:sz="0" w:space="0" w:color="000000"/>
-                <w:right w:val="none" w:sz="0" w:space="0" w:color="000000"/>
-              </w:pBdr>
-              <w:spacing w:after="100" w:before="100" w:line="240"/>
-              <w:ind w:left="100" w:right="100" w:firstLine="0" w:firstLineChars="0"/>
-              <w:rPr>
-                <w:rFonts w:ascii="Times New Roman" w:hAnsi="Times New Roman" w:eastAsia="Times New Roman" w:cs="Times New Roman"/>
-                <w:i w:val="false"/>
-                <w:b w:val="false"/>
-                <w:u w:val="none"/>
-                <w:strike w:val="false"/>
-                <w:sz w:val="18"/>
-                <w:szCs w:val="18"/>
-                <w:color w:val="000000"/>
-              </w:rPr>
-            </w:pPr>
-            <w:r>
-              <w:rPr>
-                <w:rFonts w:ascii="Times New Roman" w:hAnsi="Times New Roman" w:eastAsia="Times New Roman" w:cs="Times New Roman"/>
-                <w:i w:val="false"/>
-                <w:b w:val="false"/>
-                <w:u w:val="none"/>
-                <w:strike w:val="false"/>
-                <w:sz w:val="18"/>
-                <w:szCs w:val="18"/>
-                <w:color w:val="000000"/>
-              </w:rPr>
-              <w:t xml:space="preserve">&lt;0.001</w:t>
+              <w:t xml:space="preserve">118</w:t>
+            </w:r>
+          </w:p>
+        </w:tc>
+        <w:tc>
+          <w:tcPr>
+            <w:tcBorders>
+              <w:bottom w:val="none" w:sz="0" w:space="0" w:color="000000"/>
+              <w:top w:val="none" w:sz="0" w:space="0" w:color="000000"/>
+              <w:left w:val="none" w:sz="0" w:space="0" w:color="000000"/>
+              <w:right w:val="none" w:sz="0" w:space="0" w:color="000000"/>
+            </w:tcBorders>
+            <w:shd w:val="clear" w:color="auto" w:fill="FFFFFF"/>
+            <w:tcMar>
+              <w:top w:w="0" w:type="dxa"/>
+              <w:bottom w:w="0" w:type="dxa"/>
+              <w:left w:w="0" w:type="dxa"/>
+              <w:right w:w="0" w:type="dxa"/>
+            </w:tcMar>
+            <w:vAlign w:val="center"/>
+          </w:tcPr>
+          <w:p>
+            <w:pPr>
+              <w:pStyle w:val="Normal"/>
+              <w:jc w:val="left"/>
+              <w:pBdr>
+                <w:bottom w:val="none" w:sz="0" w:space="0" w:color="000000"/>
+                <w:top w:val="none" w:sz="0" w:space="0" w:color="000000"/>
+                <w:left w:val="none" w:sz="0" w:space="0" w:color="000000"/>
+                <w:right w:val="none" w:sz="0" w:space="0" w:color="000000"/>
+              </w:pBdr>
+              <w:spacing w:after="100" w:before="100" w:line="240"/>
+              <w:ind w:left="100" w:right="100" w:firstLine="0" w:firstLineChars="0"/>
+              <w:rPr>
+                <w:rFonts w:ascii="Times New Roman" w:hAnsi="Times New Roman" w:eastAsia="Times New Roman" w:cs="Times New Roman"/>
+                <w:i w:val="false"/>
+                <w:b w:val="false"/>
+                <w:u w:val="none"/>
+                <w:strike w:val="false"/>
+                <w:sz w:val="18"/>
+                <w:szCs w:val="18"/>
+                <w:color w:val="000000"/>
+              </w:rPr>
+            </w:pPr>
+            <w:r>
+              <w:rPr>
+                <w:rFonts w:ascii="Times New Roman" w:hAnsi="Times New Roman" w:eastAsia="Times New Roman" w:cs="Times New Roman"/>
+                <w:i w:val="false"/>
+                <w:b w:val="false"/>
+                <w:u w:val="none"/>
+                <w:strike w:val="false"/>
+                <w:sz w:val="18"/>
+                <w:szCs w:val="18"/>
+                <w:color w:val="000000"/>
+              </w:rPr>
+              <w:t xml:space="preserve">1.68 (1.22–2.31)</w:t>
+            </w:r>
+          </w:p>
+        </w:tc>
+        <w:tc>
+          <w:tcPr>
+            <w:tcBorders>
+              <w:bottom w:val="none" w:sz="0" w:space="0" w:color="000000"/>
+              <w:top w:val="none" w:sz="0" w:space="0" w:color="000000"/>
+              <w:left w:val="none" w:sz="0" w:space="0" w:color="000000"/>
+              <w:right w:val="none" w:sz="0" w:space="0" w:color="000000"/>
+            </w:tcBorders>
+            <w:shd w:val="clear" w:color="auto" w:fill="FFFFFF"/>
+            <w:tcMar>
+              <w:top w:w="0" w:type="dxa"/>
+              <w:bottom w:w="0" w:type="dxa"/>
+              <w:left w:w="0" w:type="dxa"/>
+              <w:right w:w="0" w:type="dxa"/>
+            </w:tcMar>
+            <w:vAlign w:val="center"/>
+          </w:tcPr>
+          <w:p>
+            <w:pPr>
+              <w:pStyle w:val="Normal"/>
+              <w:jc w:val="left"/>
+              <w:pBdr>
+                <w:bottom w:val="none" w:sz="0" w:space="0" w:color="000000"/>
+                <w:top w:val="none" w:sz="0" w:space="0" w:color="000000"/>
+                <w:left w:val="none" w:sz="0" w:space="0" w:color="000000"/>
+                <w:right w:val="none" w:sz="0" w:space="0" w:color="000000"/>
+              </w:pBdr>
+              <w:spacing w:after="100" w:before="100" w:line="240"/>
+              <w:ind w:left="100" w:right="100" w:firstLine="0" w:firstLineChars="0"/>
+              <w:rPr>
+                <w:rFonts w:ascii="Times New Roman" w:hAnsi="Times New Roman" w:eastAsia="Times New Roman" w:cs="Times New Roman"/>
+                <w:i w:val="false"/>
+                <w:b w:val="false"/>
+                <w:u w:val="none"/>
+                <w:strike w:val="false"/>
+                <w:sz w:val="18"/>
+                <w:szCs w:val="18"/>
+                <w:color w:val="000000"/>
+              </w:rPr>
+            </w:pPr>
+            <w:r>
+              <w:rPr>
+                <w:rFonts w:ascii="Times New Roman" w:hAnsi="Times New Roman" w:eastAsia="Times New Roman" w:cs="Times New Roman"/>
+                <w:i w:val="false"/>
+                <w:b w:val="false"/>
+                <w:u w:val="none"/>
+                <w:strike w:val="false"/>
+                <w:sz w:val="18"/>
+                <w:szCs w:val="18"/>
+                <w:color w:val="000000"/>
+              </w:rPr>
+              <w:t xml:space="preserve">0.001</w:t>
             </w:r>
           </w:p>
         </w:tc>
@@ -6330,62 +6330,282 @@
                 <w:szCs w:val="18"/>
                 <w:color w:val="000000"/>
               </w:rPr>
-              <w:t xml:space="preserve">Multivariable + MMR status</w:t>
-            </w:r>
-          </w:p>
-        </w:tc>
-        <w:tc>
-          <w:tcPr>
-            <w:tcBorders>
-              <w:bottom w:val="none" w:sz="0" w:space="0" w:color="000000"/>
-              <w:top w:val="none" w:sz="0" w:space="0" w:color="000000"/>
-              <w:left w:val="none" w:sz="0" w:space="0" w:color="000000"/>
-              <w:right w:val="none" w:sz="0" w:space="0" w:color="000000"/>
-            </w:tcBorders>
-            <w:shd w:val="clear" w:color="auto" w:fill="FFFFFF"/>
-            <w:tcMar>
-              <w:top w:w="0" w:type="dxa"/>
-              <w:bottom w:w="0" w:type="dxa"/>
-              <w:left w:w="0" w:type="dxa"/>
-              <w:right w:w="0" w:type="dxa"/>
-            </w:tcMar>
-            <w:vAlign w:val="center"/>
-          </w:tcPr>
-          <w:p>
-            <w:pPr>
-              <w:pStyle w:val="Normal"/>
-              <w:jc w:val="left"/>
-              <w:pBdr>
-                <w:bottom w:val="none" w:sz="0" w:space="0" w:color="000000"/>
-                <w:top w:val="none" w:sz="0" w:space="0" w:color="000000"/>
-                <w:left w:val="none" w:sz="0" w:space="0" w:color="000000"/>
-                <w:right w:val="none" w:sz="0" w:space="0" w:color="000000"/>
-              </w:pBdr>
-              <w:spacing w:after="100" w:before="100" w:line="240"/>
-              <w:ind w:left="100" w:right="100" w:firstLine="0" w:firstLineChars="0"/>
-              <w:rPr>
-                <w:rFonts w:ascii="Times New Roman" w:hAnsi="Times New Roman" w:eastAsia="Times New Roman" w:cs="Times New Roman"/>
-                <w:i w:val="false"/>
-                <w:b w:val="false"/>
-                <w:u w:val="none"/>
-                <w:strike w:val="false"/>
-                <w:sz w:val="18"/>
-                <w:szCs w:val="18"/>
-                <w:color w:val="000000"/>
-              </w:rPr>
-            </w:pPr>
-            <w:r>
-              <w:rPr>
-                <w:rFonts w:ascii="Times New Roman" w:hAnsi="Times New Roman" w:eastAsia="Times New Roman" w:cs="Times New Roman"/>
-                <w:i w:val="false"/>
-                <w:b w:val="false"/>
-                <w:u w:val="none"/>
-                <w:strike w:val="false"/>
-                <w:sz w:val="18"/>
-                <w:szCs w:val="18"/>
-                <w:color w:val="000000"/>
-              </w:rPr>
-              <w:t xml:space="preserve">MAD2L1 expression, log2 (per 1 unit)</w:t>
+              <w:t xml:space="preserve">Multivariable (MMR status known)</w:t>
+            </w:r>
+          </w:p>
+        </w:tc>
+        <w:tc>
+          <w:tcPr>
+            <w:tcBorders>
+              <w:bottom w:val="none" w:sz="0" w:space="0" w:color="000000"/>
+              <w:top w:val="none" w:sz="0" w:space="0" w:color="000000"/>
+              <w:left w:val="none" w:sz="0" w:space="0" w:color="000000"/>
+              <w:right w:val="none" w:sz="0" w:space="0" w:color="000000"/>
+            </w:tcBorders>
+            <w:shd w:val="clear" w:color="auto" w:fill="FFFFFF"/>
+            <w:tcMar>
+              <w:top w:w="0" w:type="dxa"/>
+              <w:bottom w:w="0" w:type="dxa"/>
+              <w:left w:w="0" w:type="dxa"/>
+              <w:right w:w="0" w:type="dxa"/>
+            </w:tcMar>
+            <w:vAlign w:val="center"/>
+          </w:tcPr>
+          <w:p>
+            <w:pPr>
+              <w:pStyle w:val="Normal"/>
+              <w:jc w:val="left"/>
+              <w:pBdr>
+                <w:bottom w:val="none" w:sz="0" w:space="0" w:color="000000"/>
+                <w:top w:val="none" w:sz="0" w:space="0" w:color="000000"/>
+                <w:left w:val="none" w:sz="0" w:space="0" w:color="000000"/>
+                <w:right w:val="none" w:sz="0" w:space="0" w:color="000000"/>
+              </w:pBdr>
+              <w:spacing w:after="100" w:before="100" w:line="240"/>
+              <w:ind w:left="100" w:right="100" w:firstLine="0" w:firstLineChars="0"/>
+              <w:rPr>
+                <w:rFonts w:ascii="Times New Roman" w:hAnsi="Times New Roman" w:eastAsia="Times New Roman" w:cs="Times New Roman"/>
+                <w:i w:val="false"/>
+                <w:b w:val="false"/>
+                <w:u w:val="none"/>
+                <w:strike w:val="false"/>
+                <w:sz w:val="18"/>
+                <w:szCs w:val="18"/>
+                <w:color w:val="000000"/>
+              </w:rPr>
+            </w:pPr>
+            <w:r>
+              <w:rPr>
+                <w:rFonts w:ascii="Times New Roman" w:hAnsi="Times New Roman" w:eastAsia="Times New Roman" w:cs="Times New Roman"/>
+                <w:i w:val="false"/>
+                <w:b w:val="false"/>
+                <w:u w:val="none"/>
+                <w:strike w:val="false"/>
+                <w:sz w:val="18"/>
+                <w:szCs w:val="18"/>
+                <w:color w:val="000000"/>
+              </w:rPr>
+              <w:t xml:space="preserve">Sex</w:t>
+            </w:r>
+          </w:p>
+        </w:tc>
+        <w:tc>
+          <w:tcPr>
+            <w:tcBorders>
+              <w:bottom w:val="none" w:sz="0" w:space="0" w:color="000000"/>
+              <w:top w:val="none" w:sz="0" w:space="0" w:color="000000"/>
+              <w:left w:val="none" w:sz="0" w:space="0" w:color="000000"/>
+              <w:right w:val="none" w:sz="0" w:space="0" w:color="000000"/>
+            </w:tcBorders>
+            <w:shd w:val="clear" w:color="auto" w:fill="FFFFFF"/>
+            <w:tcMar>
+              <w:top w:w="0" w:type="dxa"/>
+              <w:bottom w:w="0" w:type="dxa"/>
+              <w:left w:w="0" w:type="dxa"/>
+              <w:right w:w="0" w:type="dxa"/>
+            </w:tcMar>
+            <w:vAlign w:val="center"/>
+          </w:tcPr>
+          <w:p>
+            <w:pPr>
+              <w:pStyle w:val="Normal"/>
+              <w:jc w:val="left"/>
+              <w:pBdr>
+                <w:bottom w:val="none" w:sz="0" w:space="0" w:color="000000"/>
+                <w:top w:val="none" w:sz="0" w:space="0" w:color="000000"/>
+                <w:left w:val="none" w:sz="0" w:space="0" w:color="000000"/>
+                <w:right w:val="none" w:sz="0" w:space="0" w:color="000000"/>
+              </w:pBdr>
+              <w:spacing w:after="100" w:before="100" w:line="240"/>
+              <w:ind w:left="100" w:right="100" w:firstLine="0" w:firstLineChars="0"/>
+              <w:rPr>
+                <w:rFonts w:ascii="Times New Roman" w:hAnsi="Times New Roman" w:eastAsia="Times New Roman" w:cs="Times New Roman"/>
+                <w:i w:val="false"/>
+                <w:b w:val="false"/>
+                <w:u w:val="none"/>
+                <w:strike w:val="false"/>
+                <w:sz w:val="18"/>
+                <w:szCs w:val="18"/>
+                <w:color w:val="000000"/>
+              </w:rPr>
+            </w:pPr>
+            <w:r>
+              <w:rPr>
+                <w:rFonts w:ascii="Times New Roman" w:hAnsi="Times New Roman" w:eastAsia="Times New Roman" w:cs="Times New Roman"/>
+                <w:i w:val="false"/>
+                <w:b w:val="false"/>
+                <w:u w:val="none"/>
+                <w:strike w:val="false"/>
+                <w:sz w:val="18"/>
+                <w:szCs w:val="18"/>
+                <w:color w:val="000000"/>
+              </w:rPr>
+              <w:t xml:space="preserve">Male (ref)</w:t>
+            </w:r>
+          </w:p>
+        </w:tc>
+        <w:tc>
+          <w:tcPr>
+            <w:tcBorders>
+              <w:bottom w:val="none" w:sz="0" w:space="0" w:color="000000"/>
+              <w:top w:val="none" w:sz="0" w:space="0" w:color="000000"/>
+              <w:left w:val="none" w:sz="0" w:space="0" w:color="000000"/>
+              <w:right w:val="none" w:sz="0" w:space="0" w:color="000000"/>
+            </w:tcBorders>
+            <w:shd w:val="clear" w:color="auto" w:fill="FFFFFF"/>
+            <w:tcMar>
+              <w:top w:w="0" w:type="dxa"/>
+              <w:bottom w:w="0" w:type="dxa"/>
+              <w:left w:w="0" w:type="dxa"/>
+              <w:right w:w="0" w:type="dxa"/>
+            </w:tcMar>
+            <w:vAlign w:val="center"/>
+          </w:tcPr>
+          <w:p>
+            <w:pPr>
+              <w:pStyle w:val="Normal"/>
+              <w:jc w:val="right"/>
+              <w:pBdr>
+                <w:bottom w:val="none" w:sz="0" w:space="0" w:color="000000"/>
+                <w:top w:val="none" w:sz="0" w:space="0" w:color="000000"/>
+                <w:left w:val="none" w:sz="0" w:space="0" w:color="000000"/>
+                <w:right w:val="none" w:sz="0" w:space="0" w:color="000000"/>
+              </w:pBdr>
+              <w:spacing w:after="100" w:before="100" w:line="240"/>
+              <w:ind w:left="100" w:right="100" w:firstLine="0" w:firstLineChars="0"/>
+              <w:rPr>
+                <w:rFonts w:ascii="Times New Roman" w:hAnsi="Times New Roman" w:eastAsia="Times New Roman" w:cs="Times New Roman"/>
+                <w:i w:val="false"/>
+                <w:b w:val="false"/>
+                <w:u w:val="none"/>
+                <w:strike w:val="false"/>
+                <w:sz w:val="18"/>
+                <w:szCs w:val="18"/>
+                <w:color w:val="000000"/>
+              </w:rPr>
+            </w:pPr>
+            <w:r>
+              <w:rPr>
+                <w:rFonts w:ascii="Times New Roman" w:hAnsi="Times New Roman" w:eastAsia="Times New Roman" w:cs="Times New Roman"/>
+                <w:i w:val="false"/>
+                <w:b w:val="false"/>
+                <w:u w:val="none"/>
+                <w:strike w:val="false"/>
+                <w:sz w:val="18"/>
+                <w:szCs w:val="18"/>
+                <w:color w:val="000000"/>
+              </w:rPr>
+              <w:t xml:space="preserve">284</w:t>
+            </w:r>
+          </w:p>
+        </w:tc>
+        <w:tc>
+          <w:tcPr>
+            <w:tcBorders>
+              <w:bottom w:val="none" w:sz="0" w:space="0" w:color="000000"/>
+              <w:top w:val="none" w:sz="0" w:space="0" w:color="000000"/>
+              <w:left w:val="none" w:sz="0" w:space="0" w:color="000000"/>
+              <w:right w:val="none" w:sz="0" w:space="0" w:color="000000"/>
+            </w:tcBorders>
+            <w:shd w:val="clear" w:color="auto" w:fill="FFFFFF"/>
+            <w:tcMar>
+              <w:top w:w="0" w:type="dxa"/>
+              <w:bottom w:w="0" w:type="dxa"/>
+              <w:left w:w="0" w:type="dxa"/>
+              <w:right w:w="0" w:type="dxa"/>
+            </w:tcMar>
+            <w:vAlign w:val="center"/>
+          </w:tcPr>
+          <w:p>
+            <w:pPr>
+              <w:pStyle w:val="Normal"/>
+              <w:jc w:val="right"/>
+              <w:pBdr>
+                <w:bottom w:val="none" w:sz="0" w:space="0" w:color="000000"/>
+                <w:top w:val="none" w:sz="0" w:space="0" w:color="000000"/>
+                <w:left w:val="none" w:sz="0" w:space="0" w:color="000000"/>
+                <w:right w:val="none" w:sz="0" w:space="0" w:color="000000"/>
+              </w:pBdr>
+              <w:spacing w:after="100" w:before="100" w:line="240"/>
+              <w:ind w:left="100" w:right="100" w:firstLine="0" w:firstLineChars="0"/>
+              <w:rPr>
+                <w:rFonts w:ascii="Times New Roman" w:hAnsi="Times New Roman" w:eastAsia="Times New Roman" w:cs="Times New Roman"/>
+                <w:i w:val="false"/>
+                <w:b w:val="false"/>
+                <w:u w:val="none"/>
+                <w:strike w:val="false"/>
+                <w:sz w:val="18"/>
+                <w:szCs w:val="18"/>
+                <w:color w:val="000000"/>
+              </w:rPr>
+            </w:pPr>
+            <w:r>
+              <w:rPr>
+                <w:rFonts w:ascii="Times New Roman" w:hAnsi="Times New Roman" w:eastAsia="Times New Roman" w:cs="Times New Roman"/>
+                <w:i w:val="false"/>
+                <w:b w:val="false"/>
+                <w:u w:val="none"/>
+                <w:strike w:val="false"/>
+                <w:sz w:val="18"/>
+                <w:szCs w:val="18"/>
+                <w:color w:val="000000"/>
+              </w:rPr>
+              <w:t xml:space="preserve">105</w:t>
+            </w:r>
+          </w:p>
+        </w:tc>
+        <w:tc>
+          <w:tcPr>
+            <w:tcBorders>
+              <w:bottom w:val="none" w:sz="0" w:space="0" w:color="000000"/>
+              <w:top w:val="none" w:sz="0" w:space="0" w:color="000000"/>
+              <w:left w:val="none" w:sz="0" w:space="0" w:color="000000"/>
+              <w:right w:val="none" w:sz="0" w:space="0" w:color="000000"/>
+            </w:tcBorders>
+            <w:shd w:val="clear" w:color="auto" w:fill="FFFFFF"/>
+            <w:tcMar>
+              <w:top w:w="0" w:type="dxa"/>
+              <w:bottom w:w="0" w:type="dxa"/>
+              <w:left w:w="0" w:type="dxa"/>
+              <w:right w:w="0" w:type="dxa"/>
+            </w:tcMar>
+            <w:vAlign w:val="center"/>
+          </w:tcPr>
+          <w:p>
+            <w:pPr>
+              <w:pStyle w:val="Normal"/>
+              <w:jc w:val="left"/>
+              <w:pBdr>
+                <w:bottom w:val="none" w:sz="0" w:space="0" w:color="000000"/>
+                <w:top w:val="none" w:sz="0" w:space="0" w:color="000000"/>
+                <w:left w:val="none" w:sz="0" w:space="0" w:color="000000"/>
+                <w:right w:val="none" w:sz="0" w:space="0" w:color="000000"/>
+              </w:pBdr>
+              <w:spacing w:after="100" w:before="100" w:line="240"/>
+              <w:ind w:left="100" w:right="100" w:firstLine="0" w:firstLineChars="0"/>
+              <w:rPr>
+                <w:rFonts w:ascii="Times New Roman" w:hAnsi="Times New Roman" w:eastAsia="Times New Roman" w:cs="Times New Roman"/>
+                <w:i w:val="false"/>
+                <w:b w:val="false"/>
+                <w:u w:val="none"/>
+                <w:strike w:val="false"/>
+                <w:sz w:val="18"/>
+                <w:szCs w:val="18"/>
+                <w:color w:val="000000"/>
+              </w:rPr>
+            </w:pPr>
+            <w:r>
+              <w:rPr>
+                <w:rFonts w:ascii="Times New Roman" w:hAnsi="Times New Roman" w:eastAsia="Times New Roman" w:cs="Times New Roman"/>
+                <w:i w:val="false"/>
+                <w:b w:val="false"/>
+                <w:u w:val="none"/>
+                <w:strike w:val="false"/>
+                <w:sz w:val="18"/>
+                <w:szCs w:val="18"/>
+                <w:color w:val="000000"/>
+              </w:rPr>
+              <w:t xml:space="preserve">Reference</w:t>
             </w:r>
           </w:p>
         </w:tc>
@@ -6441,226 +6661,6 @@
                 <w:color w:val="000000"/>
               </w:rPr>
               <w:t xml:space="preserve"/>
-            </w:r>
-          </w:p>
-        </w:tc>
-        <w:tc>
-          <w:tcPr>
-            <w:tcBorders>
-              <w:bottom w:val="none" w:sz="0" w:space="0" w:color="000000"/>
-              <w:top w:val="none" w:sz="0" w:space="0" w:color="000000"/>
-              <w:left w:val="none" w:sz="0" w:space="0" w:color="000000"/>
-              <w:right w:val="none" w:sz="0" w:space="0" w:color="000000"/>
-            </w:tcBorders>
-            <w:shd w:val="clear" w:color="auto" w:fill="FFFFFF"/>
-            <w:tcMar>
-              <w:top w:w="0" w:type="dxa"/>
-              <w:bottom w:w="0" w:type="dxa"/>
-              <w:left w:w="0" w:type="dxa"/>
-              <w:right w:w="0" w:type="dxa"/>
-            </w:tcMar>
-            <w:vAlign w:val="center"/>
-          </w:tcPr>
-          <w:p>
-            <w:pPr>
-              <w:pStyle w:val="Normal"/>
-              <w:jc w:val="right"/>
-              <w:pBdr>
-                <w:bottom w:val="none" w:sz="0" w:space="0" w:color="000000"/>
-                <w:top w:val="none" w:sz="0" w:space="0" w:color="000000"/>
-                <w:left w:val="none" w:sz="0" w:space="0" w:color="000000"/>
-                <w:right w:val="none" w:sz="0" w:space="0" w:color="000000"/>
-              </w:pBdr>
-              <w:spacing w:after="100" w:before="100" w:line="240"/>
-              <w:ind w:left="100" w:right="100" w:firstLine="0" w:firstLineChars="0"/>
-              <w:rPr>
-                <w:rFonts w:ascii="Times New Roman" w:hAnsi="Times New Roman" w:eastAsia="Times New Roman" w:cs="Times New Roman"/>
-                <w:i w:val="false"/>
-                <w:b w:val="false"/>
-                <w:u w:val="none"/>
-                <w:strike w:val="false"/>
-                <w:sz w:val="18"/>
-                <w:szCs w:val="18"/>
-                <w:color w:val="000000"/>
-              </w:rPr>
-            </w:pPr>
-            <w:r>
-              <w:rPr>
-                <w:rFonts w:ascii="Times New Roman" w:hAnsi="Times New Roman" w:eastAsia="Times New Roman" w:cs="Times New Roman"/>
-                <w:i w:val="false"/>
-                <w:b w:val="false"/>
-                <w:u w:val="none"/>
-                <w:strike w:val="false"/>
-                <w:sz w:val="18"/>
-                <w:szCs w:val="18"/>
-                <w:color w:val="000000"/>
-              </w:rPr>
-              <w:t xml:space="preserve">512</w:t>
-            </w:r>
-          </w:p>
-        </w:tc>
-        <w:tc>
-          <w:tcPr>
-            <w:tcBorders>
-              <w:bottom w:val="none" w:sz="0" w:space="0" w:color="000000"/>
-              <w:top w:val="none" w:sz="0" w:space="0" w:color="000000"/>
-              <w:left w:val="none" w:sz="0" w:space="0" w:color="000000"/>
-              <w:right w:val="none" w:sz="0" w:space="0" w:color="000000"/>
-            </w:tcBorders>
-            <w:shd w:val="clear" w:color="auto" w:fill="FFFFFF"/>
-            <w:tcMar>
-              <w:top w:w="0" w:type="dxa"/>
-              <w:bottom w:w="0" w:type="dxa"/>
-              <w:left w:w="0" w:type="dxa"/>
-              <w:right w:w="0" w:type="dxa"/>
-            </w:tcMar>
-            <w:vAlign w:val="center"/>
-          </w:tcPr>
-          <w:p>
-            <w:pPr>
-              <w:pStyle w:val="Normal"/>
-              <w:jc w:val="right"/>
-              <w:pBdr>
-                <w:bottom w:val="none" w:sz="0" w:space="0" w:color="000000"/>
-                <w:top w:val="none" w:sz="0" w:space="0" w:color="000000"/>
-                <w:left w:val="none" w:sz="0" w:space="0" w:color="000000"/>
-                <w:right w:val="none" w:sz="0" w:space="0" w:color="000000"/>
-              </w:pBdr>
-              <w:spacing w:after="100" w:before="100" w:line="240"/>
-              <w:ind w:left="100" w:right="100" w:firstLine="0" w:firstLineChars="0"/>
-              <w:rPr>
-                <w:rFonts w:ascii="Times New Roman" w:hAnsi="Times New Roman" w:eastAsia="Times New Roman" w:cs="Times New Roman"/>
-                <w:i w:val="false"/>
-                <w:b w:val="false"/>
-                <w:u w:val="none"/>
-                <w:strike w:val="false"/>
-                <w:sz w:val="18"/>
-                <w:szCs w:val="18"/>
-                <w:color w:val="000000"/>
-              </w:rPr>
-            </w:pPr>
-            <w:r>
-              <w:rPr>
-                <w:rFonts w:ascii="Times New Roman" w:hAnsi="Times New Roman" w:eastAsia="Times New Roman" w:cs="Times New Roman"/>
-                <w:i w:val="false"/>
-                <w:b w:val="false"/>
-                <w:u w:val="none"/>
-                <w:strike w:val="false"/>
-                <w:sz w:val="18"/>
-                <w:szCs w:val="18"/>
-                <w:color w:val="000000"/>
-              </w:rPr>
-              <w:t xml:space="preserve">175</w:t>
-            </w:r>
-          </w:p>
-        </w:tc>
-        <w:tc>
-          <w:tcPr>
-            <w:tcBorders>
-              <w:bottom w:val="none" w:sz="0" w:space="0" w:color="000000"/>
-              <w:top w:val="none" w:sz="0" w:space="0" w:color="000000"/>
-              <w:left w:val="none" w:sz="0" w:space="0" w:color="000000"/>
-              <w:right w:val="none" w:sz="0" w:space="0" w:color="000000"/>
-            </w:tcBorders>
-            <w:shd w:val="clear" w:color="auto" w:fill="FFFFFF"/>
-            <w:tcMar>
-              <w:top w:w="0" w:type="dxa"/>
-              <w:bottom w:w="0" w:type="dxa"/>
-              <w:left w:w="0" w:type="dxa"/>
-              <w:right w:w="0" w:type="dxa"/>
-            </w:tcMar>
-            <w:vAlign w:val="center"/>
-          </w:tcPr>
-          <w:p>
-            <w:pPr>
-              <w:pStyle w:val="Normal"/>
-              <w:jc w:val="left"/>
-              <w:pBdr>
-                <w:bottom w:val="none" w:sz="0" w:space="0" w:color="000000"/>
-                <w:top w:val="none" w:sz="0" w:space="0" w:color="000000"/>
-                <w:left w:val="none" w:sz="0" w:space="0" w:color="000000"/>
-                <w:right w:val="none" w:sz="0" w:space="0" w:color="000000"/>
-              </w:pBdr>
-              <w:spacing w:after="100" w:before="100" w:line="240"/>
-              <w:ind w:left="100" w:right="100" w:firstLine="0" w:firstLineChars="0"/>
-              <w:rPr>
-                <w:rFonts w:ascii="Times New Roman" w:hAnsi="Times New Roman" w:eastAsia="Times New Roman" w:cs="Times New Roman"/>
-                <w:i w:val="false"/>
-                <w:b w:val="false"/>
-                <w:u w:val="none"/>
-                <w:strike w:val="false"/>
-                <w:sz w:val="18"/>
-                <w:szCs w:val="18"/>
-                <w:color w:val="000000"/>
-              </w:rPr>
-            </w:pPr>
-            <w:r>
-              <w:rPr>
-                <w:rFonts w:ascii="Times New Roman" w:hAnsi="Times New Roman" w:eastAsia="Times New Roman" w:cs="Times New Roman"/>
-                <w:i w:val="false"/>
-                <w:b w:val="false"/>
-                <w:u w:val="none"/>
-                <w:strike w:val="false"/>
-                <w:sz w:val="18"/>
-                <w:szCs w:val="18"/>
-                <w:color w:val="000000"/>
-              </w:rPr>
-              <w:t xml:space="preserve">0.88 (0.74–1.04)</w:t>
-            </w:r>
-          </w:p>
-        </w:tc>
-        <w:tc>
-          <w:tcPr>
-            <w:tcBorders>
-              <w:bottom w:val="none" w:sz="0" w:space="0" w:color="000000"/>
-              <w:top w:val="none" w:sz="0" w:space="0" w:color="000000"/>
-              <w:left w:val="none" w:sz="0" w:space="0" w:color="000000"/>
-              <w:right w:val="none" w:sz="0" w:space="0" w:color="000000"/>
-            </w:tcBorders>
-            <w:shd w:val="clear" w:color="auto" w:fill="FFFFFF"/>
-            <w:tcMar>
-              <w:top w:w="0" w:type="dxa"/>
-              <w:bottom w:w="0" w:type="dxa"/>
-              <w:left w:w="0" w:type="dxa"/>
-              <w:right w:w="0" w:type="dxa"/>
-            </w:tcMar>
-            <w:vAlign w:val="center"/>
-          </w:tcPr>
-          <w:p>
-            <w:pPr>
-              <w:pStyle w:val="Normal"/>
-              <w:jc w:val="left"/>
-              <w:pBdr>
-                <w:bottom w:val="none" w:sz="0" w:space="0" w:color="000000"/>
-                <w:top w:val="none" w:sz="0" w:space="0" w:color="000000"/>
-                <w:left w:val="none" w:sz="0" w:space="0" w:color="000000"/>
-                <w:right w:val="none" w:sz="0" w:space="0" w:color="000000"/>
-              </w:pBdr>
-              <w:spacing w:after="100" w:before="100" w:line="240"/>
-              <w:ind w:left="100" w:right="100" w:firstLine="0" w:firstLineChars="0"/>
-              <w:rPr>
-                <w:rFonts w:ascii="Times New Roman" w:hAnsi="Times New Roman" w:eastAsia="Times New Roman" w:cs="Times New Roman"/>
-                <w:i w:val="false"/>
-                <w:b w:val="false"/>
-                <w:u w:val="none"/>
-                <w:strike w:val="false"/>
-                <w:sz w:val="18"/>
-                <w:szCs w:val="18"/>
-                <w:color w:val="000000"/>
-              </w:rPr>
-            </w:pPr>
-            <w:r>
-              <w:rPr>
-                <w:rFonts w:ascii="Times New Roman" w:hAnsi="Times New Roman" w:eastAsia="Times New Roman" w:cs="Times New Roman"/>
-                <w:i w:val="false"/>
-                <w:b w:val="false"/>
-                <w:u w:val="none"/>
-                <w:strike w:val="false"/>
-                <w:sz w:val="18"/>
-                <w:szCs w:val="18"/>
-                <w:color w:val="000000"/>
-              </w:rPr>
-              <w:t xml:space="preserve">0.135</w:t>
             </w:r>
           </w:p>
         </w:tc>
@@ -6775,117 +6775,117 @@
                 <w:szCs w:val="18"/>
                 <w:color w:val="000000"/>
               </w:rPr>
-              <w:t xml:space="preserve">Multivariable + MMR status</w:t>
-            </w:r>
-          </w:p>
-        </w:tc>
-        <w:tc>
-          <w:tcPr>
-            <w:tcBorders>
-              <w:bottom w:val="none" w:sz="0" w:space="0" w:color="000000"/>
-              <w:top w:val="none" w:sz="0" w:space="0" w:color="000000"/>
-              <w:left w:val="none" w:sz="0" w:space="0" w:color="000000"/>
-              <w:right w:val="none" w:sz="0" w:space="0" w:color="000000"/>
-            </w:tcBorders>
-            <w:shd w:val="clear" w:color="auto" w:fill="FFFFFF"/>
-            <w:tcMar>
-              <w:top w:w="0" w:type="dxa"/>
-              <w:bottom w:w="0" w:type="dxa"/>
-              <w:left w:w="0" w:type="dxa"/>
-              <w:right w:w="0" w:type="dxa"/>
-            </w:tcMar>
-            <w:vAlign w:val="center"/>
-          </w:tcPr>
-          <w:p>
-            <w:pPr>
-              <w:pStyle w:val="Normal"/>
-              <w:jc w:val="left"/>
-              <w:pBdr>
-                <w:bottom w:val="none" w:sz="0" w:space="0" w:color="000000"/>
-                <w:top w:val="none" w:sz="0" w:space="0" w:color="000000"/>
-                <w:left w:val="none" w:sz="0" w:space="0" w:color="000000"/>
-                <w:right w:val="none" w:sz="0" w:space="0" w:color="000000"/>
-              </w:pBdr>
-              <w:spacing w:after="100" w:before="100" w:line="240"/>
-              <w:ind w:left="100" w:right="100" w:firstLine="0" w:firstLineChars="0"/>
-              <w:rPr>
-                <w:rFonts w:ascii="Times New Roman" w:hAnsi="Times New Roman" w:eastAsia="Times New Roman" w:cs="Times New Roman"/>
-                <w:i w:val="false"/>
-                <w:b w:val="false"/>
-                <w:u w:val="none"/>
-                <w:strike w:val="false"/>
-                <w:sz w:val="18"/>
-                <w:szCs w:val="18"/>
-                <w:color w:val="000000"/>
-              </w:rPr>
-            </w:pPr>
-            <w:r>
-              <w:rPr>
-                <w:rFonts w:ascii="Times New Roman" w:hAnsi="Times New Roman" w:eastAsia="Times New Roman" w:cs="Times New Roman"/>
-                <w:i w:val="false"/>
-                <w:b w:val="false"/>
-                <w:u w:val="none"/>
-                <w:strike w:val="false"/>
-                <w:sz w:val="18"/>
-                <w:szCs w:val="18"/>
-                <w:color w:val="000000"/>
-              </w:rPr>
-              <w:t xml:space="preserve">Sex</w:t>
-            </w:r>
-          </w:p>
-        </w:tc>
-        <w:tc>
-          <w:tcPr>
-            <w:tcBorders>
-              <w:bottom w:val="none" w:sz="0" w:space="0" w:color="000000"/>
-              <w:top w:val="none" w:sz="0" w:space="0" w:color="000000"/>
-              <w:left w:val="none" w:sz="0" w:space="0" w:color="000000"/>
-              <w:right w:val="none" w:sz="0" w:space="0" w:color="000000"/>
-            </w:tcBorders>
-            <w:shd w:val="clear" w:color="auto" w:fill="FFFFFF"/>
-            <w:tcMar>
-              <w:top w:w="0" w:type="dxa"/>
-              <w:bottom w:w="0" w:type="dxa"/>
-              <w:left w:w="0" w:type="dxa"/>
-              <w:right w:w="0" w:type="dxa"/>
-            </w:tcMar>
-            <w:vAlign w:val="center"/>
-          </w:tcPr>
-          <w:p>
-            <w:pPr>
-              <w:pStyle w:val="Normal"/>
-              <w:jc w:val="left"/>
-              <w:pBdr>
-                <w:bottom w:val="none" w:sz="0" w:space="0" w:color="000000"/>
-                <w:top w:val="none" w:sz="0" w:space="0" w:color="000000"/>
-                <w:left w:val="none" w:sz="0" w:space="0" w:color="000000"/>
-                <w:right w:val="none" w:sz="0" w:space="0" w:color="000000"/>
-              </w:pBdr>
-              <w:spacing w:after="100" w:before="100" w:line="240"/>
-              <w:ind w:left="100" w:right="100" w:firstLine="0" w:firstLineChars="0"/>
-              <w:rPr>
-                <w:rFonts w:ascii="Times New Roman" w:hAnsi="Times New Roman" w:eastAsia="Times New Roman" w:cs="Times New Roman"/>
-                <w:i w:val="false"/>
-                <w:b w:val="false"/>
-                <w:u w:val="none"/>
-                <w:strike w:val="false"/>
-                <w:sz w:val="18"/>
-                <w:szCs w:val="18"/>
-                <w:color w:val="000000"/>
-              </w:rPr>
-            </w:pPr>
-            <w:r>
-              <w:rPr>
-                <w:rFonts w:ascii="Times New Roman" w:hAnsi="Times New Roman" w:eastAsia="Times New Roman" w:cs="Times New Roman"/>
-                <w:i w:val="false"/>
-                <w:b w:val="false"/>
-                <w:u w:val="none"/>
-                <w:strike w:val="false"/>
-                <w:sz w:val="18"/>
-                <w:szCs w:val="18"/>
-                <w:color w:val="000000"/>
-              </w:rPr>
-              <w:t xml:space="preserve">Male (ref)</w:t>
+              <w:t xml:space="preserve">Multivariable (MMR status known)</w:t>
+            </w:r>
+          </w:p>
+        </w:tc>
+        <w:tc>
+          <w:tcPr>
+            <w:tcBorders>
+              <w:bottom w:val="none" w:sz="0" w:space="0" w:color="000000"/>
+              <w:top w:val="none" w:sz="0" w:space="0" w:color="000000"/>
+              <w:left w:val="none" w:sz="0" w:space="0" w:color="000000"/>
+              <w:right w:val="none" w:sz="0" w:space="0" w:color="000000"/>
+            </w:tcBorders>
+            <w:shd w:val="clear" w:color="auto" w:fill="FFFFFF"/>
+            <w:tcMar>
+              <w:top w:w="0" w:type="dxa"/>
+              <w:bottom w:w="0" w:type="dxa"/>
+              <w:left w:w="0" w:type="dxa"/>
+              <w:right w:w="0" w:type="dxa"/>
+            </w:tcMar>
+            <w:vAlign w:val="center"/>
+          </w:tcPr>
+          <w:p>
+            <w:pPr>
+              <w:pStyle w:val="Normal"/>
+              <w:jc w:val="left"/>
+              <w:pBdr>
+                <w:bottom w:val="none" w:sz="0" w:space="0" w:color="000000"/>
+                <w:top w:val="none" w:sz="0" w:space="0" w:color="000000"/>
+                <w:left w:val="none" w:sz="0" w:space="0" w:color="000000"/>
+                <w:right w:val="none" w:sz="0" w:space="0" w:color="000000"/>
+              </w:pBdr>
+              <w:spacing w:after="100" w:before="100" w:line="240"/>
+              <w:ind w:left="100" w:right="100" w:firstLine="0" w:firstLineChars="0"/>
+              <w:rPr>
+                <w:rFonts w:ascii="Times New Roman" w:hAnsi="Times New Roman" w:eastAsia="Times New Roman" w:cs="Times New Roman"/>
+                <w:i w:val="false"/>
+                <w:b w:val="false"/>
+                <w:u w:val="none"/>
+                <w:strike w:val="false"/>
+                <w:sz w:val="18"/>
+                <w:szCs w:val="18"/>
+                <w:color w:val="000000"/>
+              </w:rPr>
+            </w:pPr>
+            <w:r>
+              <w:rPr>
+                <w:rFonts w:ascii="Times New Roman" w:hAnsi="Times New Roman" w:eastAsia="Times New Roman" w:cs="Times New Roman"/>
+                <w:i w:val="false"/>
+                <w:b w:val="false"/>
+                <w:u w:val="none"/>
+                <w:strike w:val="false"/>
+                <w:sz w:val="18"/>
+                <w:szCs w:val="18"/>
+                <w:color w:val="000000"/>
+              </w:rPr>
+              <w:t xml:space="preserve"/>
+            </w:r>
+          </w:p>
+        </w:tc>
+        <w:tc>
+          <w:tcPr>
+            <w:tcBorders>
+              <w:bottom w:val="none" w:sz="0" w:space="0" w:color="000000"/>
+              <w:top w:val="none" w:sz="0" w:space="0" w:color="000000"/>
+              <w:left w:val="none" w:sz="0" w:space="0" w:color="000000"/>
+              <w:right w:val="none" w:sz="0" w:space="0" w:color="000000"/>
+            </w:tcBorders>
+            <w:shd w:val="clear" w:color="auto" w:fill="FFFFFF"/>
+            <w:tcMar>
+              <w:top w:w="0" w:type="dxa"/>
+              <w:bottom w:w="0" w:type="dxa"/>
+              <w:left w:w="0" w:type="dxa"/>
+              <w:right w:w="0" w:type="dxa"/>
+            </w:tcMar>
+            <w:vAlign w:val="center"/>
+          </w:tcPr>
+          <w:p>
+            <w:pPr>
+              <w:pStyle w:val="Normal"/>
+              <w:jc w:val="left"/>
+              <w:pBdr>
+                <w:bottom w:val="none" w:sz="0" w:space="0" w:color="000000"/>
+                <w:top w:val="none" w:sz="0" w:space="0" w:color="000000"/>
+                <w:left w:val="none" w:sz="0" w:space="0" w:color="000000"/>
+                <w:right w:val="none" w:sz="0" w:space="0" w:color="000000"/>
+              </w:pBdr>
+              <w:spacing w:after="100" w:before="100" w:line="240"/>
+              <w:ind w:left="100" w:right="100" w:firstLine="0" w:firstLineChars="0"/>
+              <w:rPr>
+                <w:rFonts w:ascii="Times New Roman" w:hAnsi="Times New Roman" w:eastAsia="Times New Roman" w:cs="Times New Roman"/>
+                <w:i w:val="false"/>
+                <w:b w:val="false"/>
+                <w:u w:val="none"/>
+                <w:strike w:val="false"/>
+                <w:sz w:val="18"/>
+                <w:szCs w:val="18"/>
+                <w:color w:val="000000"/>
+              </w:rPr>
+            </w:pPr>
+            <w:r>
+              <w:rPr>
+                <w:rFonts w:ascii="Times New Roman" w:hAnsi="Times New Roman" w:eastAsia="Times New Roman" w:cs="Times New Roman"/>
+                <w:i w:val="false"/>
+                <w:b w:val="false"/>
+                <w:u w:val="none"/>
+                <w:strike w:val="false"/>
+                <w:sz w:val="18"/>
+                <w:szCs w:val="18"/>
+                <w:color w:val="000000"/>
+              </w:rPr>
+              <w:t xml:space="preserve">Female</w:t>
             </w:r>
           </w:p>
         </w:tc>
@@ -6940,7 +6940,7 @@
                 <w:szCs w:val="18"/>
                 <w:color w:val="000000"/>
               </w:rPr>
-              <w:t xml:space="preserve">285</w:t>
+              <w:t xml:space="preserve">227</w:t>
             </w:r>
           </w:p>
         </w:tc>
@@ -6995,117 +6995,117 @@
                 <w:szCs w:val="18"/>
                 <w:color w:val="000000"/>
               </w:rPr>
-              <w:t xml:space="preserve">105</w:t>
-            </w:r>
-          </w:p>
-        </w:tc>
-        <w:tc>
-          <w:tcPr>
-            <w:tcBorders>
-              <w:bottom w:val="none" w:sz="0" w:space="0" w:color="000000"/>
-              <w:top w:val="none" w:sz="0" w:space="0" w:color="000000"/>
-              <w:left w:val="none" w:sz="0" w:space="0" w:color="000000"/>
-              <w:right w:val="none" w:sz="0" w:space="0" w:color="000000"/>
-            </w:tcBorders>
-            <w:shd w:val="clear" w:color="auto" w:fill="FFFFFF"/>
-            <w:tcMar>
-              <w:top w:w="0" w:type="dxa"/>
-              <w:bottom w:w="0" w:type="dxa"/>
-              <w:left w:w="0" w:type="dxa"/>
-              <w:right w:w="0" w:type="dxa"/>
-            </w:tcMar>
-            <w:vAlign w:val="center"/>
-          </w:tcPr>
-          <w:p>
-            <w:pPr>
-              <w:pStyle w:val="Normal"/>
-              <w:jc w:val="left"/>
-              <w:pBdr>
-                <w:bottom w:val="none" w:sz="0" w:space="0" w:color="000000"/>
-                <w:top w:val="none" w:sz="0" w:space="0" w:color="000000"/>
-                <w:left w:val="none" w:sz="0" w:space="0" w:color="000000"/>
-                <w:right w:val="none" w:sz="0" w:space="0" w:color="000000"/>
-              </w:pBdr>
-              <w:spacing w:after="100" w:before="100" w:line="240"/>
-              <w:ind w:left="100" w:right="100" w:firstLine="0" w:firstLineChars="0"/>
-              <w:rPr>
-                <w:rFonts w:ascii="Times New Roman" w:hAnsi="Times New Roman" w:eastAsia="Times New Roman" w:cs="Times New Roman"/>
-                <w:i w:val="false"/>
-                <w:b w:val="false"/>
-                <w:u w:val="none"/>
-                <w:strike w:val="false"/>
-                <w:sz w:val="18"/>
-                <w:szCs w:val="18"/>
-                <w:color w:val="000000"/>
-              </w:rPr>
-            </w:pPr>
-            <w:r>
-              <w:rPr>
-                <w:rFonts w:ascii="Times New Roman" w:hAnsi="Times New Roman" w:eastAsia="Times New Roman" w:cs="Times New Roman"/>
-                <w:i w:val="false"/>
-                <w:b w:val="false"/>
-                <w:u w:val="none"/>
-                <w:strike w:val="false"/>
-                <w:sz w:val="18"/>
-                <w:szCs w:val="18"/>
-                <w:color w:val="000000"/>
-              </w:rPr>
-              <w:t xml:space="preserve">Reference</w:t>
-            </w:r>
-          </w:p>
-        </w:tc>
-        <w:tc>
-          <w:tcPr>
-            <w:tcBorders>
-              <w:bottom w:val="none" w:sz="0" w:space="0" w:color="000000"/>
-              <w:top w:val="none" w:sz="0" w:space="0" w:color="000000"/>
-              <w:left w:val="none" w:sz="0" w:space="0" w:color="000000"/>
-              <w:right w:val="none" w:sz="0" w:space="0" w:color="000000"/>
-            </w:tcBorders>
-            <w:shd w:val="clear" w:color="auto" w:fill="FFFFFF"/>
-            <w:tcMar>
-              <w:top w:w="0" w:type="dxa"/>
-              <w:bottom w:w="0" w:type="dxa"/>
-              <w:left w:w="0" w:type="dxa"/>
-              <w:right w:w="0" w:type="dxa"/>
-            </w:tcMar>
-            <w:vAlign w:val="center"/>
-          </w:tcPr>
-          <w:p>
-            <w:pPr>
-              <w:pStyle w:val="Normal"/>
-              <w:jc w:val="left"/>
-              <w:pBdr>
-                <w:bottom w:val="none" w:sz="0" w:space="0" w:color="000000"/>
-                <w:top w:val="none" w:sz="0" w:space="0" w:color="000000"/>
-                <w:left w:val="none" w:sz="0" w:space="0" w:color="000000"/>
-                <w:right w:val="none" w:sz="0" w:space="0" w:color="000000"/>
-              </w:pBdr>
-              <w:spacing w:after="100" w:before="100" w:line="240"/>
-              <w:ind w:left="100" w:right="100" w:firstLine="0" w:firstLineChars="0"/>
-              <w:rPr>
-                <w:rFonts w:ascii="Times New Roman" w:hAnsi="Times New Roman" w:eastAsia="Times New Roman" w:cs="Times New Roman"/>
-                <w:i w:val="false"/>
-                <w:b w:val="false"/>
-                <w:u w:val="none"/>
-                <w:strike w:val="false"/>
-                <w:sz w:val="18"/>
-                <w:szCs w:val="18"/>
-                <w:color w:val="000000"/>
-              </w:rPr>
-            </w:pPr>
-            <w:r>
-              <w:rPr>
-                <w:rFonts w:ascii="Times New Roman" w:hAnsi="Times New Roman" w:eastAsia="Times New Roman" w:cs="Times New Roman"/>
-                <w:i w:val="false"/>
-                <w:b w:val="false"/>
-                <w:u w:val="none"/>
-                <w:strike w:val="false"/>
-                <w:sz w:val="18"/>
-                <w:szCs w:val="18"/>
-                <w:color w:val="000000"/>
-              </w:rPr>
-              <w:t xml:space="preserve"/>
+              <w:t xml:space="preserve">70</w:t>
+            </w:r>
+          </w:p>
+        </w:tc>
+        <w:tc>
+          <w:tcPr>
+            <w:tcBorders>
+              <w:bottom w:val="none" w:sz="0" w:space="0" w:color="000000"/>
+              <w:top w:val="none" w:sz="0" w:space="0" w:color="000000"/>
+              <w:left w:val="none" w:sz="0" w:space="0" w:color="000000"/>
+              <w:right w:val="none" w:sz="0" w:space="0" w:color="000000"/>
+            </w:tcBorders>
+            <w:shd w:val="clear" w:color="auto" w:fill="FFFFFF"/>
+            <w:tcMar>
+              <w:top w:w="0" w:type="dxa"/>
+              <w:bottom w:w="0" w:type="dxa"/>
+              <w:left w:w="0" w:type="dxa"/>
+              <w:right w:w="0" w:type="dxa"/>
+            </w:tcMar>
+            <w:vAlign w:val="center"/>
+          </w:tcPr>
+          <w:p>
+            <w:pPr>
+              <w:pStyle w:val="Normal"/>
+              <w:jc w:val="left"/>
+              <w:pBdr>
+                <w:bottom w:val="none" w:sz="0" w:space="0" w:color="000000"/>
+                <w:top w:val="none" w:sz="0" w:space="0" w:color="000000"/>
+                <w:left w:val="none" w:sz="0" w:space="0" w:color="000000"/>
+                <w:right w:val="none" w:sz="0" w:space="0" w:color="000000"/>
+              </w:pBdr>
+              <w:spacing w:after="100" w:before="100" w:line="240"/>
+              <w:ind w:left="100" w:right="100" w:firstLine="0" w:firstLineChars="0"/>
+              <w:rPr>
+                <w:rFonts w:ascii="Times New Roman" w:hAnsi="Times New Roman" w:eastAsia="Times New Roman" w:cs="Times New Roman"/>
+                <w:i w:val="false"/>
+                <w:b w:val="false"/>
+                <w:u w:val="none"/>
+                <w:strike w:val="false"/>
+                <w:sz w:val="18"/>
+                <w:szCs w:val="18"/>
+                <w:color w:val="000000"/>
+              </w:rPr>
+            </w:pPr>
+            <w:r>
+              <w:rPr>
+                <w:rFonts w:ascii="Times New Roman" w:hAnsi="Times New Roman" w:eastAsia="Times New Roman" w:cs="Times New Roman"/>
+                <w:i w:val="false"/>
+                <w:b w:val="false"/>
+                <w:u w:val="none"/>
+                <w:strike w:val="false"/>
+                <w:sz w:val="18"/>
+                <w:szCs w:val="18"/>
+                <w:color w:val="000000"/>
+              </w:rPr>
+              <w:t xml:space="preserve">0.75 (0.55–1.02)</w:t>
+            </w:r>
+          </w:p>
+        </w:tc>
+        <w:tc>
+          <w:tcPr>
+            <w:tcBorders>
+              <w:bottom w:val="none" w:sz="0" w:space="0" w:color="000000"/>
+              <w:top w:val="none" w:sz="0" w:space="0" w:color="000000"/>
+              <w:left w:val="none" w:sz="0" w:space="0" w:color="000000"/>
+              <w:right w:val="none" w:sz="0" w:space="0" w:color="000000"/>
+            </w:tcBorders>
+            <w:shd w:val="clear" w:color="auto" w:fill="FFFFFF"/>
+            <w:tcMar>
+              <w:top w:w="0" w:type="dxa"/>
+              <w:bottom w:w="0" w:type="dxa"/>
+              <w:left w:w="0" w:type="dxa"/>
+              <w:right w:w="0" w:type="dxa"/>
+            </w:tcMar>
+            <w:vAlign w:val="center"/>
+          </w:tcPr>
+          <w:p>
+            <w:pPr>
+              <w:pStyle w:val="Normal"/>
+              <w:jc w:val="left"/>
+              <w:pBdr>
+                <w:bottom w:val="none" w:sz="0" w:space="0" w:color="000000"/>
+                <w:top w:val="none" w:sz="0" w:space="0" w:color="000000"/>
+                <w:left w:val="none" w:sz="0" w:space="0" w:color="000000"/>
+                <w:right w:val="none" w:sz="0" w:space="0" w:color="000000"/>
+              </w:pBdr>
+              <w:spacing w:after="100" w:before="100" w:line="240"/>
+              <w:ind w:left="100" w:right="100" w:firstLine="0" w:firstLineChars="0"/>
+              <w:rPr>
+                <w:rFonts w:ascii="Times New Roman" w:hAnsi="Times New Roman" w:eastAsia="Times New Roman" w:cs="Times New Roman"/>
+                <w:i w:val="false"/>
+                <w:b w:val="false"/>
+                <w:u w:val="none"/>
+                <w:strike w:val="false"/>
+                <w:sz w:val="18"/>
+                <w:szCs w:val="18"/>
+                <w:color w:val="000000"/>
+              </w:rPr>
+            </w:pPr>
+            <w:r>
+              <w:rPr>
+                <w:rFonts w:ascii="Times New Roman" w:hAnsi="Times New Roman" w:eastAsia="Times New Roman" w:cs="Times New Roman"/>
+                <w:i w:val="false"/>
+                <w:b w:val="false"/>
+                <w:u w:val="none"/>
+                <w:strike w:val="false"/>
+                <w:sz w:val="18"/>
+                <w:szCs w:val="18"/>
+                <w:color w:val="000000"/>
+              </w:rPr>
+              <w:t xml:space="preserve">0.066</w:t>
             </w:r>
           </w:p>
         </w:tc>
@@ -7220,7 +7220,282 @@
                 <w:szCs w:val="18"/>
                 <w:color w:val="000000"/>
               </w:rPr>
-              <w:t xml:space="preserve">Multivariable + MMR status</w:t>
+              <w:t xml:space="preserve">Multivariable (MMR status known)</w:t>
+            </w:r>
+          </w:p>
+        </w:tc>
+        <w:tc>
+          <w:tcPr>
+            <w:tcBorders>
+              <w:bottom w:val="none" w:sz="0" w:space="0" w:color="000000"/>
+              <w:top w:val="none" w:sz="0" w:space="0" w:color="000000"/>
+              <w:left w:val="none" w:sz="0" w:space="0" w:color="000000"/>
+              <w:right w:val="none" w:sz="0" w:space="0" w:color="000000"/>
+            </w:tcBorders>
+            <w:shd w:val="clear" w:color="auto" w:fill="FFFFFF"/>
+            <w:tcMar>
+              <w:top w:w="0" w:type="dxa"/>
+              <w:bottom w:w="0" w:type="dxa"/>
+              <w:left w:w="0" w:type="dxa"/>
+              <w:right w:w="0" w:type="dxa"/>
+            </w:tcMar>
+            <w:vAlign w:val="center"/>
+          </w:tcPr>
+          <w:p>
+            <w:pPr>
+              <w:pStyle w:val="Normal"/>
+              <w:jc w:val="left"/>
+              <w:pBdr>
+                <w:bottom w:val="none" w:sz="0" w:space="0" w:color="000000"/>
+                <w:top w:val="none" w:sz="0" w:space="0" w:color="000000"/>
+                <w:left w:val="none" w:sz="0" w:space="0" w:color="000000"/>
+                <w:right w:val="none" w:sz="0" w:space="0" w:color="000000"/>
+              </w:pBdr>
+              <w:spacing w:after="100" w:before="100" w:line="240"/>
+              <w:ind w:left="100" w:right="100" w:firstLine="0" w:firstLineChars="0"/>
+              <w:rPr>
+                <w:rFonts w:ascii="Times New Roman" w:hAnsi="Times New Roman" w:eastAsia="Times New Roman" w:cs="Times New Roman"/>
+                <w:i w:val="false"/>
+                <w:b w:val="false"/>
+                <w:u w:val="none"/>
+                <w:strike w:val="false"/>
+                <w:sz w:val="18"/>
+                <w:szCs w:val="18"/>
+                <w:color w:val="000000"/>
+              </w:rPr>
+            </w:pPr>
+            <w:r>
+              <w:rPr>
+                <w:rFonts w:ascii="Times New Roman" w:hAnsi="Times New Roman" w:eastAsia="Times New Roman" w:cs="Times New Roman"/>
+                <w:i w:val="false"/>
+                <w:b w:val="false"/>
+                <w:u w:val="none"/>
+                <w:strike w:val="false"/>
+                <w:sz w:val="18"/>
+                <w:szCs w:val="18"/>
+                <w:color w:val="000000"/>
+              </w:rPr>
+              <w:t xml:space="preserve">Pathologic stage group</w:t>
+            </w:r>
+          </w:p>
+        </w:tc>
+        <w:tc>
+          <w:tcPr>
+            <w:tcBorders>
+              <w:bottom w:val="none" w:sz="0" w:space="0" w:color="000000"/>
+              <w:top w:val="none" w:sz="0" w:space="0" w:color="000000"/>
+              <w:left w:val="none" w:sz="0" w:space="0" w:color="000000"/>
+              <w:right w:val="none" w:sz="0" w:space="0" w:color="000000"/>
+            </w:tcBorders>
+            <w:shd w:val="clear" w:color="auto" w:fill="FFFFFF"/>
+            <w:tcMar>
+              <w:top w:w="0" w:type="dxa"/>
+              <w:bottom w:w="0" w:type="dxa"/>
+              <w:left w:w="0" w:type="dxa"/>
+              <w:right w:w="0" w:type="dxa"/>
+            </w:tcMar>
+            <w:vAlign w:val="center"/>
+          </w:tcPr>
+          <w:p>
+            <w:pPr>
+              <w:pStyle w:val="Normal"/>
+              <w:jc w:val="left"/>
+              <w:pBdr>
+                <w:bottom w:val="none" w:sz="0" w:space="0" w:color="000000"/>
+                <w:top w:val="none" w:sz="0" w:space="0" w:color="000000"/>
+                <w:left w:val="none" w:sz="0" w:space="0" w:color="000000"/>
+                <w:right w:val="none" w:sz="0" w:space="0" w:color="000000"/>
+              </w:pBdr>
+              <w:spacing w:after="100" w:before="100" w:line="240"/>
+              <w:ind w:left="100" w:right="100" w:firstLine="0" w:firstLineChars="0"/>
+              <w:rPr>
+                <w:rFonts w:ascii="Times New Roman" w:hAnsi="Times New Roman" w:eastAsia="Times New Roman" w:cs="Times New Roman"/>
+                <w:i w:val="false"/>
+                <w:b w:val="false"/>
+                <w:u w:val="none"/>
+                <w:strike w:val="false"/>
+                <w:sz w:val="18"/>
+                <w:szCs w:val="18"/>
+                <w:color w:val="000000"/>
+              </w:rPr>
+            </w:pPr>
+            <w:r>
+              <w:rPr>
+                <w:rFonts w:ascii="Times New Roman" w:hAnsi="Times New Roman" w:eastAsia="Times New Roman" w:cs="Times New Roman"/>
+                <w:i w:val="false"/>
+                <w:b w:val="false"/>
+                <w:u w:val="none"/>
+                <w:strike w:val="false"/>
+                <w:sz w:val="18"/>
+                <w:szCs w:val="18"/>
+                <w:color w:val="000000"/>
+              </w:rPr>
+              <w:t xml:space="preserve">I–II (ref)</w:t>
+            </w:r>
+          </w:p>
+        </w:tc>
+        <w:tc>
+          <w:tcPr>
+            <w:tcBorders>
+              <w:bottom w:val="none" w:sz="0" w:space="0" w:color="000000"/>
+              <w:top w:val="none" w:sz="0" w:space="0" w:color="000000"/>
+              <w:left w:val="none" w:sz="0" w:space="0" w:color="000000"/>
+              <w:right w:val="none" w:sz="0" w:space="0" w:color="000000"/>
+            </w:tcBorders>
+            <w:shd w:val="clear" w:color="auto" w:fill="FFFFFF"/>
+            <w:tcMar>
+              <w:top w:w="0" w:type="dxa"/>
+              <w:bottom w:w="0" w:type="dxa"/>
+              <w:left w:w="0" w:type="dxa"/>
+              <w:right w:w="0" w:type="dxa"/>
+            </w:tcMar>
+            <w:vAlign w:val="center"/>
+          </w:tcPr>
+          <w:p>
+            <w:pPr>
+              <w:pStyle w:val="Normal"/>
+              <w:jc w:val="right"/>
+              <w:pBdr>
+                <w:bottom w:val="none" w:sz="0" w:space="0" w:color="000000"/>
+                <w:top w:val="none" w:sz="0" w:space="0" w:color="000000"/>
+                <w:left w:val="none" w:sz="0" w:space="0" w:color="000000"/>
+                <w:right w:val="none" w:sz="0" w:space="0" w:color="000000"/>
+              </w:pBdr>
+              <w:spacing w:after="100" w:before="100" w:line="240"/>
+              <w:ind w:left="100" w:right="100" w:firstLine="0" w:firstLineChars="0"/>
+              <w:rPr>
+                <w:rFonts w:ascii="Times New Roman" w:hAnsi="Times New Roman" w:eastAsia="Times New Roman" w:cs="Times New Roman"/>
+                <w:i w:val="false"/>
+                <w:b w:val="false"/>
+                <w:u w:val="none"/>
+                <w:strike w:val="false"/>
+                <w:sz w:val="18"/>
+                <w:szCs w:val="18"/>
+                <w:color w:val="000000"/>
+              </w:rPr>
+            </w:pPr>
+            <w:r>
+              <w:rPr>
+                <w:rFonts w:ascii="Times New Roman" w:hAnsi="Times New Roman" w:eastAsia="Times New Roman" w:cs="Times New Roman"/>
+                <w:i w:val="false"/>
+                <w:b w:val="false"/>
+                <w:u w:val="none"/>
+                <w:strike w:val="false"/>
+                <w:sz w:val="18"/>
+                <w:szCs w:val="18"/>
+                <w:color w:val="000000"/>
+              </w:rPr>
+              <w:t xml:space="preserve">252</w:t>
+            </w:r>
+          </w:p>
+        </w:tc>
+        <w:tc>
+          <w:tcPr>
+            <w:tcBorders>
+              <w:bottom w:val="none" w:sz="0" w:space="0" w:color="000000"/>
+              <w:top w:val="none" w:sz="0" w:space="0" w:color="000000"/>
+              <w:left w:val="none" w:sz="0" w:space="0" w:color="000000"/>
+              <w:right w:val="none" w:sz="0" w:space="0" w:color="000000"/>
+            </w:tcBorders>
+            <w:shd w:val="clear" w:color="auto" w:fill="FFFFFF"/>
+            <w:tcMar>
+              <w:top w:w="0" w:type="dxa"/>
+              <w:bottom w:w="0" w:type="dxa"/>
+              <w:left w:w="0" w:type="dxa"/>
+              <w:right w:w="0" w:type="dxa"/>
+            </w:tcMar>
+            <w:vAlign w:val="center"/>
+          </w:tcPr>
+          <w:p>
+            <w:pPr>
+              <w:pStyle w:val="Normal"/>
+              <w:jc w:val="right"/>
+              <w:pBdr>
+                <w:bottom w:val="none" w:sz="0" w:space="0" w:color="000000"/>
+                <w:top w:val="none" w:sz="0" w:space="0" w:color="000000"/>
+                <w:left w:val="none" w:sz="0" w:space="0" w:color="000000"/>
+                <w:right w:val="none" w:sz="0" w:space="0" w:color="000000"/>
+              </w:pBdr>
+              <w:spacing w:after="100" w:before="100" w:line="240"/>
+              <w:ind w:left="100" w:right="100" w:firstLine="0" w:firstLineChars="0"/>
+              <w:rPr>
+                <w:rFonts w:ascii="Times New Roman" w:hAnsi="Times New Roman" w:eastAsia="Times New Roman" w:cs="Times New Roman"/>
+                <w:i w:val="false"/>
+                <w:b w:val="false"/>
+                <w:u w:val="none"/>
+                <w:strike w:val="false"/>
+                <w:sz w:val="18"/>
+                <w:szCs w:val="18"/>
+                <w:color w:val="000000"/>
+              </w:rPr>
+            </w:pPr>
+            <w:r>
+              <w:rPr>
+                <w:rFonts w:ascii="Times New Roman" w:hAnsi="Times New Roman" w:eastAsia="Times New Roman" w:cs="Times New Roman"/>
+                <w:i w:val="false"/>
+                <w:b w:val="false"/>
+                <w:u w:val="none"/>
+                <w:strike w:val="false"/>
+                <w:sz w:val="18"/>
+                <w:szCs w:val="18"/>
+                <w:color w:val="000000"/>
+              </w:rPr>
+              <w:t xml:space="preserve">69</w:t>
+            </w:r>
+          </w:p>
+        </w:tc>
+        <w:tc>
+          <w:tcPr>
+            <w:tcBorders>
+              <w:bottom w:val="none" w:sz="0" w:space="0" w:color="000000"/>
+              <w:top w:val="none" w:sz="0" w:space="0" w:color="000000"/>
+              <w:left w:val="none" w:sz="0" w:space="0" w:color="000000"/>
+              <w:right w:val="none" w:sz="0" w:space="0" w:color="000000"/>
+            </w:tcBorders>
+            <w:shd w:val="clear" w:color="auto" w:fill="FFFFFF"/>
+            <w:tcMar>
+              <w:top w:w="0" w:type="dxa"/>
+              <w:bottom w:w="0" w:type="dxa"/>
+              <w:left w:w="0" w:type="dxa"/>
+              <w:right w:w="0" w:type="dxa"/>
+            </w:tcMar>
+            <w:vAlign w:val="center"/>
+          </w:tcPr>
+          <w:p>
+            <w:pPr>
+              <w:pStyle w:val="Normal"/>
+              <w:jc w:val="left"/>
+              <w:pBdr>
+                <w:bottom w:val="none" w:sz="0" w:space="0" w:color="000000"/>
+                <w:top w:val="none" w:sz="0" w:space="0" w:color="000000"/>
+                <w:left w:val="none" w:sz="0" w:space="0" w:color="000000"/>
+                <w:right w:val="none" w:sz="0" w:space="0" w:color="000000"/>
+              </w:pBdr>
+              <w:spacing w:after="100" w:before="100" w:line="240"/>
+              <w:ind w:left="100" w:right="100" w:firstLine="0" w:firstLineChars="0"/>
+              <w:rPr>
+                <w:rFonts w:ascii="Times New Roman" w:hAnsi="Times New Roman" w:eastAsia="Times New Roman" w:cs="Times New Roman"/>
+                <w:i w:val="false"/>
+                <w:b w:val="false"/>
+                <w:u w:val="none"/>
+                <w:strike w:val="false"/>
+                <w:sz w:val="18"/>
+                <w:szCs w:val="18"/>
+                <w:color w:val="000000"/>
+              </w:rPr>
+            </w:pPr>
+            <w:r>
+              <w:rPr>
+                <w:rFonts w:ascii="Times New Roman" w:hAnsi="Times New Roman" w:eastAsia="Times New Roman" w:cs="Times New Roman"/>
+                <w:i w:val="false"/>
+                <w:b w:val="false"/>
+                <w:u w:val="none"/>
+                <w:strike w:val="false"/>
+                <w:sz w:val="18"/>
+                <w:szCs w:val="18"/>
+                <w:color w:val="000000"/>
+              </w:rPr>
+              <w:t xml:space="preserve">Reference</w:t>
             </w:r>
           </w:p>
         </w:tc>
@@ -7276,281 +7551,6 @@
                 <w:color w:val="000000"/>
               </w:rPr>
               <w:t xml:space="preserve"/>
-            </w:r>
-          </w:p>
-        </w:tc>
-        <w:tc>
-          <w:tcPr>
-            <w:tcBorders>
-              <w:bottom w:val="none" w:sz="0" w:space="0" w:color="000000"/>
-              <w:top w:val="none" w:sz="0" w:space="0" w:color="000000"/>
-              <w:left w:val="none" w:sz="0" w:space="0" w:color="000000"/>
-              <w:right w:val="none" w:sz="0" w:space="0" w:color="000000"/>
-            </w:tcBorders>
-            <w:shd w:val="clear" w:color="auto" w:fill="FFFFFF"/>
-            <w:tcMar>
-              <w:top w:w="0" w:type="dxa"/>
-              <w:bottom w:w="0" w:type="dxa"/>
-              <w:left w:w="0" w:type="dxa"/>
-              <w:right w:w="0" w:type="dxa"/>
-            </w:tcMar>
-            <w:vAlign w:val="center"/>
-          </w:tcPr>
-          <w:p>
-            <w:pPr>
-              <w:pStyle w:val="Normal"/>
-              <w:jc w:val="left"/>
-              <w:pBdr>
-                <w:bottom w:val="none" w:sz="0" w:space="0" w:color="000000"/>
-                <w:top w:val="none" w:sz="0" w:space="0" w:color="000000"/>
-                <w:left w:val="none" w:sz="0" w:space="0" w:color="000000"/>
-                <w:right w:val="none" w:sz="0" w:space="0" w:color="000000"/>
-              </w:pBdr>
-              <w:spacing w:after="100" w:before="100" w:line="240"/>
-              <w:ind w:left="100" w:right="100" w:firstLine="0" w:firstLineChars="0"/>
-              <w:rPr>
-                <w:rFonts w:ascii="Times New Roman" w:hAnsi="Times New Roman" w:eastAsia="Times New Roman" w:cs="Times New Roman"/>
-                <w:i w:val="false"/>
-                <w:b w:val="false"/>
-                <w:u w:val="none"/>
-                <w:strike w:val="false"/>
-                <w:sz w:val="18"/>
-                <w:szCs w:val="18"/>
-                <w:color w:val="000000"/>
-              </w:rPr>
-            </w:pPr>
-            <w:r>
-              <w:rPr>
-                <w:rFonts w:ascii="Times New Roman" w:hAnsi="Times New Roman" w:eastAsia="Times New Roman" w:cs="Times New Roman"/>
-                <w:i w:val="false"/>
-                <w:b w:val="false"/>
-                <w:u w:val="none"/>
-                <w:strike w:val="false"/>
-                <w:sz w:val="18"/>
-                <w:szCs w:val="18"/>
-                <w:color w:val="000000"/>
-              </w:rPr>
-              <w:t xml:space="preserve">Female</w:t>
-            </w:r>
-          </w:p>
-        </w:tc>
-        <w:tc>
-          <w:tcPr>
-            <w:tcBorders>
-              <w:bottom w:val="none" w:sz="0" w:space="0" w:color="000000"/>
-              <w:top w:val="none" w:sz="0" w:space="0" w:color="000000"/>
-              <w:left w:val="none" w:sz="0" w:space="0" w:color="000000"/>
-              <w:right w:val="none" w:sz="0" w:space="0" w:color="000000"/>
-            </w:tcBorders>
-            <w:shd w:val="clear" w:color="auto" w:fill="FFFFFF"/>
-            <w:tcMar>
-              <w:top w:w="0" w:type="dxa"/>
-              <w:bottom w:w="0" w:type="dxa"/>
-              <w:left w:w="0" w:type="dxa"/>
-              <w:right w:w="0" w:type="dxa"/>
-            </w:tcMar>
-            <w:vAlign w:val="center"/>
-          </w:tcPr>
-          <w:p>
-            <w:pPr>
-              <w:pStyle w:val="Normal"/>
-              <w:jc w:val="right"/>
-              <w:pBdr>
-                <w:bottom w:val="none" w:sz="0" w:space="0" w:color="000000"/>
-                <w:top w:val="none" w:sz="0" w:space="0" w:color="000000"/>
-                <w:left w:val="none" w:sz="0" w:space="0" w:color="000000"/>
-                <w:right w:val="none" w:sz="0" w:space="0" w:color="000000"/>
-              </w:pBdr>
-              <w:spacing w:after="100" w:before="100" w:line="240"/>
-              <w:ind w:left="100" w:right="100" w:firstLine="0" w:firstLineChars="0"/>
-              <w:rPr>
-                <w:rFonts w:ascii="Times New Roman" w:hAnsi="Times New Roman" w:eastAsia="Times New Roman" w:cs="Times New Roman"/>
-                <w:i w:val="false"/>
-                <w:b w:val="false"/>
-                <w:u w:val="none"/>
-                <w:strike w:val="false"/>
-                <w:sz w:val="18"/>
-                <w:szCs w:val="18"/>
-                <w:color w:val="000000"/>
-              </w:rPr>
-            </w:pPr>
-            <w:r>
-              <w:rPr>
-                <w:rFonts w:ascii="Times New Roman" w:hAnsi="Times New Roman" w:eastAsia="Times New Roman" w:cs="Times New Roman"/>
-                <w:i w:val="false"/>
-                <w:b w:val="false"/>
-                <w:u w:val="none"/>
-                <w:strike w:val="false"/>
-                <w:sz w:val="18"/>
-                <w:szCs w:val="18"/>
-                <w:color w:val="000000"/>
-              </w:rPr>
-              <w:t xml:space="preserve">227</w:t>
-            </w:r>
-          </w:p>
-        </w:tc>
-        <w:tc>
-          <w:tcPr>
-            <w:tcBorders>
-              <w:bottom w:val="none" w:sz="0" w:space="0" w:color="000000"/>
-              <w:top w:val="none" w:sz="0" w:space="0" w:color="000000"/>
-              <w:left w:val="none" w:sz="0" w:space="0" w:color="000000"/>
-              <w:right w:val="none" w:sz="0" w:space="0" w:color="000000"/>
-            </w:tcBorders>
-            <w:shd w:val="clear" w:color="auto" w:fill="FFFFFF"/>
-            <w:tcMar>
-              <w:top w:w="0" w:type="dxa"/>
-              <w:bottom w:w="0" w:type="dxa"/>
-              <w:left w:w="0" w:type="dxa"/>
-              <w:right w:w="0" w:type="dxa"/>
-            </w:tcMar>
-            <w:vAlign w:val="center"/>
-          </w:tcPr>
-          <w:p>
-            <w:pPr>
-              <w:pStyle w:val="Normal"/>
-              <w:jc w:val="right"/>
-              <w:pBdr>
-                <w:bottom w:val="none" w:sz="0" w:space="0" w:color="000000"/>
-                <w:top w:val="none" w:sz="0" w:space="0" w:color="000000"/>
-                <w:left w:val="none" w:sz="0" w:space="0" w:color="000000"/>
-                <w:right w:val="none" w:sz="0" w:space="0" w:color="000000"/>
-              </w:pBdr>
-              <w:spacing w:after="100" w:before="100" w:line="240"/>
-              <w:ind w:left="100" w:right="100" w:firstLine="0" w:firstLineChars="0"/>
-              <w:rPr>
-                <w:rFonts w:ascii="Times New Roman" w:hAnsi="Times New Roman" w:eastAsia="Times New Roman" w:cs="Times New Roman"/>
-                <w:i w:val="false"/>
-                <w:b w:val="false"/>
-                <w:u w:val="none"/>
-                <w:strike w:val="false"/>
-                <w:sz w:val="18"/>
-                <w:szCs w:val="18"/>
-                <w:color w:val="000000"/>
-              </w:rPr>
-            </w:pPr>
-            <w:r>
-              <w:rPr>
-                <w:rFonts w:ascii="Times New Roman" w:hAnsi="Times New Roman" w:eastAsia="Times New Roman" w:cs="Times New Roman"/>
-                <w:i w:val="false"/>
-                <w:b w:val="false"/>
-                <w:u w:val="none"/>
-                <w:strike w:val="false"/>
-                <w:sz w:val="18"/>
-                <w:szCs w:val="18"/>
-                <w:color w:val="000000"/>
-              </w:rPr>
-              <w:t xml:space="preserve">70</w:t>
-            </w:r>
-          </w:p>
-        </w:tc>
-        <w:tc>
-          <w:tcPr>
-            <w:tcBorders>
-              <w:bottom w:val="none" w:sz="0" w:space="0" w:color="000000"/>
-              <w:top w:val="none" w:sz="0" w:space="0" w:color="000000"/>
-              <w:left w:val="none" w:sz="0" w:space="0" w:color="000000"/>
-              <w:right w:val="none" w:sz="0" w:space="0" w:color="000000"/>
-            </w:tcBorders>
-            <w:shd w:val="clear" w:color="auto" w:fill="FFFFFF"/>
-            <w:tcMar>
-              <w:top w:w="0" w:type="dxa"/>
-              <w:bottom w:w="0" w:type="dxa"/>
-              <w:left w:w="0" w:type="dxa"/>
-              <w:right w:w="0" w:type="dxa"/>
-            </w:tcMar>
-            <w:vAlign w:val="center"/>
-          </w:tcPr>
-          <w:p>
-            <w:pPr>
-              <w:pStyle w:val="Normal"/>
-              <w:jc w:val="left"/>
-              <w:pBdr>
-                <w:bottom w:val="none" w:sz="0" w:space="0" w:color="000000"/>
-                <w:top w:val="none" w:sz="0" w:space="0" w:color="000000"/>
-                <w:left w:val="none" w:sz="0" w:space="0" w:color="000000"/>
-                <w:right w:val="none" w:sz="0" w:space="0" w:color="000000"/>
-              </w:pBdr>
-              <w:spacing w:after="100" w:before="100" w:line="240"/>
-              <w:ind w:left="100" w:right="100" w:firstLine="0" w:firstLineChars="0"/>
-              <w:rPr>
-                <w:rFonts w:ascii="Times New Roman" w:hAnsi="Times New Roman" w:eastAsia="Times New Roman" w:cs="Times New Roman"/>
-                <w:i w:val="false"/>
-                <w:b w:val="false"/>
-                <w:u w:val="none"/>
-                <w:strike w:val="false"/>
-                <w:sz w:val="18"/>
-                <w:szCs w:val="18"/>
-                <w:color w:val="000000"/>
-              </w:rPr>
-            </w:pPr>
-            <w:r>
-              <w:rPr>
-                <w:rFonts w:ascii="Times New Roman" w:hAnsi="Times New Roman" w:eastAsia="Times New Roman" w:cs="Times New Roman"/>
-                <w:i w:val="false"/>
-                <w:b w:val="false"/>
-                <w:u w:val="none"/>
-                <w:strike w:val="false"/>
-                <w:sz w:val="18"/>
-                <w:szCs w:val="18"/>
-                <w:color w:val="000000"/>
-              </w:rPr>
-              <w:t xml:space="preserve">0.78 (0.57–1.06)</w:t>
-            </w:r>
-          </w:p>
-        </w:tc>
-        <w:tc>
-          <w:tcPr>
-            <w:tcBorders>
-              <w:bottom w:val="none" w:sz="0" w:space="0" w:color="000000"/>
-              <w:top w:val="none" w:sz="0" w:space="0" w:color="000000"/>
-              <w:left w:val="none" w:sz="0" w:space="0" w:color="000000"/>
-              <w:right w:val="none" w:sz="0" w:space="0" w:color="000000"/>
-            </w:tcBorders>
-            <w:shd w:val="clear" w:color="auto" w:fill="FFFFFF"/>
-            <w:tcMar>
-              <w:top w:w="0" w:type="dxa"/>
-              <w:bottom w:w="0" w:type="dxa"/>
-              <w:left w:w="0" w:type="dxa"/>
-              <w:right w:w="0" w:type="dxa"/>
-            </w:tcMar>
-            <w:vAlign w:val="center"/>
-          </w:tcPr>
-          <w:p>
-            <w:pPr>
-              <w:pStyle w:val="Normal"/>
-              <w:jc w:val="left"/>
-              <w:pBdr>
-                <w:bottom w:val="none" w:sz="0" w:space="0" w:color="000000"/>
-                <w:top w:val="none" w:sz="0" w:space="0" w:color="000000"/>
-                <w:left w:val="none" w:sz="0" w:space="0" w:color="000000"/>
-                <w:right w:val="none" w:sz="0" w:space="0" w:color="000000"/>
-              </w:pBdr>
-              <w:spacing w:after="100" w:before="100" w:line="240"/>
-              <w:ind w:left="100" w:right="100" w:firstLine="0" w:firstLineChars="0"/>
-              <w:rPr>
-                <w:rFonts w:ascii="Times New Roman" w:hAnsi="Times New Roman" w:eastAsia="Times New Roman" w:cs="Times New Roman"/>
-                <w:i w:val="false"/>
-                <w:b w:val="false"/>
-                <w:u w:val="none"/>
-                <w:strike w:val="false"/>
-                <w:sz w:val="18"/>
-                <w:szCs w:val="18"/>
-                <w:color w:val="000000"/>
-              </w:rPr>
-            </w:pPr>
-            <w:r>
-              <w:rPr>
-                <w:rFonts w:ascii="Times New Roman" w:hAnsi="Times New Roman" w:eastAsia="Times New Roman" w:cs="Times New Roman"/>
-                <w:i w:val="false"/>
-                <w:b w:val="false"/>
-                <w:u w:val="none"/>
-                <w:strike w:val="false"/>
-                <w:sz w:val="18"/>
-                <w:szCs w:val="18"/>
-                <w:color w:val="000000"/>
-              </w:rPr>
-              <w:t xml:space="preserve">0.106</w:t>
             </w:r>
           </w:p>
         </w:tc>
@@ -7665,117 +7665,117 @@
                 <w:szCs w:val="18"/>
                 <w:color w:val="000000"/>
               </w:rPr>
-              <w:t xml:space="preserve">Multivariable + MMR status</w:t>
-            </w:r>
-          </w:p>
-        </w:tc>
-        <w:tc>
-          <w:tcPr>
-            <w:tcBorders>
-              <w:bottom w:val="none" w:sz="0" w:space="0" w:color="000000"/>
-              <w:top w:val="none" w:sz="0" w:space="0" w:color="000000"/>
-              <w:left w:val="none" w:sz="0" w:space="0" w:color="000000"/>
-              <w:right w:val="none" w:sz="0" w:space="0" w:color="000000"/>
-            </w:tcBorders>
-            <w:shd w:val="clear" w:color="auto" w:fill="FFFFFF"/>
-            <w:tcMar>
-              <w:top w:w="0" w:type="dxa"/>
-              <w:bottom w:w="0" w:type="dxa"/>
-              <w:left w:w="0" w:type="dxa"/>
-              <w:right w:w="0" w:type="dxa"/>
-            </w:tcMar>
-            <w:vAlign w:val="center"/>
-          </w:tcPr>
-          <w:p>
-            <w:pPr>
-              <w:pStyle w:val="Normal"/>
-              <w:jc w:val="left"/>
-              <w:pBdr>
-                <w:bottom w:val="none" w:sz="0" w:space="0" w:color="000000"/>
-                <w:top w:val="none" w:sz="0" w:space="0" w:color="000000"/>
-                <w:left w:val="none" w:sz="0" w:space="0" w:color="000000"/>
-                <w:right w:val="none" w:sz="0" w:space="0" w:color="000000"/>
-              </w:pBdr>
-              <w:spacing w:after="100" w:before="100" w:line="240"/>
-              <w:ind w:left="100" w:right="100" w:firstLine="0" w:firstLineChars="0"/>
-              <w:rPr>
-                <w:rFonts w:ascii="Times New Roman" w:hAnsi="Times New Roman" w:eastAsia="Times New Roman" w:cs="Times New Roman"/>
-                <w:i w:val="false"/>
-                <w:b w:val="false"/>
-                <w:u w:val="none"/>
-                <w:strike w:val="false"/>
-                <w:sz w:val="18"/>
-                <w:szCs w:val="18"/>
-                <w:color w:val="000000"/>
-              </w:rPr>
-            </w:pPr>
-            <w:r>
-              <w:rPr>
-                <w:rFonts w:ascii="Times New Roman" w:hAnsi="Times New Roman" w:eastAsia="Times New Roman" w:cs="Times New Roman"/>
-                <w:i w:val="false"/>
-                <w:b w:val="false"/>
-                <w:u w:val="none"/>
-                <w:strike w:val="false"/>
-                <w:sz w:val="18"/>
-                <w:szCs w:val="18"/>
-                <w:color w:val="000000"/>
-              </w:rPr>
-              <w:t xml:space="preserve">Pathologic stage group</w:t>
-            </w:r>
-          </w:p>
-        </w:tc>
-        <w:tc>
-          <w:tcPr>
-            <w:tcBorders>
-              <w:bottom w:val="none" w:sz="0" w:space="0" w:color="000000"/>
-              <w:top w:val="none" w:sz="0" w:space="0" w:color="000000"/>
-              <w:left w:val="none" w:sz="0" w:space="0" w:color="000000"/>
-              <w:right w:val="none" w:sz="0" w:space="0" w:color="000000"/>
-            </w:tcBorders>
-            <w:shd w:val="clear" w:color="auto" w:fill="FFFFFF"/>
-            <w:tcMar>
-              <w:top w:w="0" w:type="dxa"/>
-              <w:bottom w:w="0" w:type="dxa"/>
-              <w:left w:w="0" w:type="dxa"/>
-              <w:right w:w="0" w:type="dxa"/>
-            </w:tcMar>
-            <w:vAlign w:val="center"/>
-          </w:tcPr>
-          <w:p>
-            <w:pPr>
-              <w:pStyle w:val="Normal"/>
-              <w:jc w:val="left"/>
-              <w:pBdr>
-                <w:bottom w:val="none" w:sz="0" w:space="0" w:color="000000"/>
-                <w:top w:val="none" w:sz="0" w:space="0" w:color="000000"/>
-                <w:left w:val="none" w:sz="0" w:space="0" w:color="000000"/>
-                <w:right w:val="none" w:sz="0" w:space="0" w:color="000000"/>
-              </w:pBdr>
-              <w:spacing w:after="100" w:before="100" w:line="240"/>
-              <w:ind w:left="100" w:right="100" w:firstLine="0" w:firstLineChars="0"/>
-              <w:rPr>
-                <w:rFonts w:ascii="Times New Roman" w:hAnsi="Times New Roman" w:eastAsia="Times New Roman" w:cs="Times New Roman"/>
-                <w:i w:val="false"/>
-                <w:b w:val="false"/>
-                <w:u w:val="none"/>
-                <w:strike w:val="false"/>
-                <w:sz w:val="18"/>
-                <w:szCs w:val="18"/>
-                <w:color w:val="000000"/>
-              </w:rPr>
-            </w:pPr>
-            <w:r>
-              <w:rPr>
-                <w:rFonts w:ascii="Times New Roman" w:hAnsi="Times New Roman" w:eastAsia="Times New Roman" w:cs="Times New Roman"/>
-                <w:i w:val="false"/>
-                <w:b w:val="false"/>
-                <w:u w:val="none"/>
-                <w:strike w:val="false"/>
-                <w:sz w:val="18"/>
-                <w:szCs w:val="18"/>
-                <w:color w:val="000000"/>
-              </w:rPr>
-              <w:t xml:space="preserve">I–II (ref)</w:t>
+              <w:t xml:space="preserve">Multivariable (MMR status known)</w:t>
+            </w:r>
+          </w:p>
+        </w:tc>
+        <w:tc>
+          <w:tcPr>
+            <w:tcBorders>
+              <w:bottom w:val="none" w:sz="0" w:space="0" w:color="000000"/>
+              <w:top w:val="none" w:sz="0" w:space="0" w:color="000000"/>
+              <w:left w:val="none" w:sz="0" w:space="0" w:color="000000"/>
+              <w:right w:val="none" w:sz="0" w:space="0" w:color="000000"/>
+            </w:tcBorders>
+            <w:shd w:val="clear" w:color="auto" w:fill="FFFFFF"/>
+            <w:tcMar>
+              <w:top w:w="0" w:type="dxa"/>
+              <w:bottom w:w="0" w:type="dxa"/>
+              <w:left w:w="0" w:type="dxa"/>
+              <w:right w:w="0" w:type="dxa"/>
+            </w:tcMar>
+            <w:vAlign w:val="center"/>
+          </w:tcPr>
+          <w:p>
+            <w:pPr>
+              <w:pStyle w:val="Normal"/>
+              <w:jc w:val="left"/>
+              <w:pBdr>
+                <w:bottom w:val="none" w:sz="0" w:space="0" w:color="000000"/>
+                <w:top w:val="none" w:sz="0" w:space="0" w:color="000000"/>
+                <w:left w:val="none" w:sz="0" w:space="0" w:color="000000"/>
+                <w:right w:val="none" w:sz="0" w:space="0" w:color="000000"/>
+              </w:pBdr>
+              <w:spacing w:after="100" w:before="100" w:line="240"/>
+              <w:ind w:left="100" w:right="100" w:firstLine="0" w:firstLineChars="0"/>
+              <w:rPr>
+                <w:rFonts w:ascii="Times New Roman" w:hAnsi="Times New Roman" w:eastAsia="Times New Roman" w:cs="Times New Roman"/>
+                <w:i w:val="false"/>
+                <w:b w:val="false"/>
+                <w:u w:val="none"/>
+                <w:strike w:val="false"/>
+                <w:sz w:val="18"/>
+                <w:szCs w:val="18"/>
+                <w:color w:val="000000"/>
+              </w:rPr>
+            </w:pPr>
+            <w:r>
+              <w:rPr>
+                <w:rFonts w:ascii="Times New Roman" w:hAnsi="Times New Roman" w:eastAsia="Times New Roman" w:cs="Times New Roman"/>
+                <w:i w:val="false"/>
+                <w:b w:val="false"/>
+                <w:u w:val="none"/>
+                <w:strike w:val="false"/>
+                <w:sz w:val="18"/>
+                <w:szCs w:val="18"/>
+                <w:color w:val="000000"/>
+              </w:rPr>
+              <w:t xml:space="preserve"/>
+            </w:r>
+          </w:p>
+        </w:tc>
+        <w:tc>
+          <w:tcPr>
+            <w:tcBorders>
+              <w:bottom w:val="none" w:sz="0" w:space="0" w:color="000000"/>
+              <w:top w:val="none" w:sz="0" w:space="0" w:color="000000"/>
+              <w:left w:val="none" w:sz="0" w:space="0" w:color="000000"/>
+              <w:right w:val="none" w:sz="0" w:space="0" w:color="000000"/>
+            </w:tcBorders>
+            <w:shd w:val="clear" w:color="auto" w:fill="FFFFFF"/>
+            <w:tcMar>
+              <w:top w:w="0" w:type="dxa"/>
+              <w:bottom w:w="0" w:type="dxa"/>
+              <w:left w:w="0" w:type="dxa"/>
+              <w:right w:w="0" w:type="dxa"/>
+            </w:tcMar>
+            <w:vAlign w:val="center"/>
+          </w:tcPr>
+          <w:p>
+            <w:pPr>
+              <w:pStyle w:val="Normal"/>
+              <w:jc w:val="left"/>
+              <w:pBdr>
+                <w:bottom w:val="none" w:sz="0" w:space="0" w:color="000000"/>
+                <w:top w:val="none" w:sz="0" w:space="0" w:color="000000"/>
+                <w:left w:val="none" w:sz="0" w:space="0" w:color="000000"/>
+                <w:right w:val="none" w:sz="0" w:space="0" w:color="000000"/>
+              </w:pBdr>
+              <w:spacing w:after="100" w:before="100" w:line="240"/>
+              <w:ind w:left="100" w:right="100" w:firstLine="0" w:firstLineChars="0"/>
+              <w:rPr>
+                <w:rFonts w:ascii="Times New Roman" w:hAnsi="Times New Roman" w:eastAsia="Times New Roman" w:cs="Times New Roman"/>
+                <w:i w:val="false"/>
+                <w:b w:val="false"/>
+                <w:u w:val="none"/>
+                <w:strike w:val="false"/>
+                <w:sz w:val="18"/>
+                <w:szCs w:val="18"/>
+                <w:color w:val="000000"/>
+              </w:rPr>
+            </w:pPr>
+            <w:r>
+              <w:rPr>
+                <w:rFonts w:ascii="Times New Roman" w:hAnsi="Times New Roman" w:eastAsia="Times New Roman" w:cs="Times New Roman"/>
+                <w:i w:val="false"/>
+                <w:b w:val="false"/>
+                <w:u w:val="none"/>
+                <w:strike w:val="false"/>
+                <w:sz w:val="18"/>
+                <w:szCs w:val="18"/>
+                <w:color w:val="000000"/>
+              </w:rPr>
+              <w:t xml:space="preserve">III–IV</w:t>
             </w:r>
           </w:p>
         </w:tc>
@@ -7830,7 +7830,7 @@
                 <w:szCs w:val="18"/>
                 <w:color w:val="000000"/>
               </w:rPr>
-              <w:t xml:space="preserve">253</w:t>
+              <w:t xml:space="preserve">259</w:t>
             </w:r>
           </w:p>
         </w:tc>
@@ -7885,117 +7885,117 @@
                 <w:szCs w:val="18"/>
                 <w:color w:val="000000"/>
               </w:rPr>
-              <w:t xml:space="preserve">69</w:t>
-            </w:r>
-          </w:p>
-        </w:tc>
-        <w:tc>
-          <w:tcPr>
-            <w:tcBorders>
-              <w:bottom w:val="none" w:sz="0" w:space="0" w:color="000000"/>
-              <w:top w:val="none" w:sz="0" w:space="0" w:color="000000"/>
-              <w:left w:val="none" w:sz="0" w:space="0" w:color="000000"/>
-              <w:right w:val="none" w:sz="0" w:space="0" w:color="000000"/>
-            </w:tcBorders>
-            <w:shd w:val="clear" w:color="auto" w:fill="FFFFFF"/>
-            <w:tcMar>
-              <w:top w:w="0" w:type="dxa"/>
-              <w:bottom w:w="0" w:type="dxa"/>
-              <w:left w:w="0" w:type="dxa"/>
-              <w:right w:w="0" w:type="dxa"/>
-            </w:tcMar>
-            <w:vAlign w:val="center"/>
-          </w:tcPr>
-          <w:p>
-            <w:pPr>
-              <w:pStyle w:val="Normal"/>
-              <w:jc w:val="left"/>
-              <w:pBdr>
-                <w:bottom w:val="none" w:sz="0" w:space="0" w:color="000000"/>
-                <w:top w:val="none" w:sz="0" w:space="0" w:color="000000"/>
-                <w:left w:val="none" w:sz="0" w:space="0" w:color="000000"/>
-                <w:right w:val="none" w:sz="0" w:space="0" w:color="000000"/>
-              </w:pBdr>
-              <w:spacing w:after="100" w:before="100" w:line="240"/>
-              <w:ind w:left="100" w:right="100" w:firstLine="0" w:firstLineChars="0"/>
-              <w:rPr>
-                <w:rFonts w:ascii="Times New Roman" w:hAnsi="Times New Roman" w:eastAsia="Times New Roman" w:cs="Times New Roman"/>
-                <w:i w:val="false"/>
-                <w:b w:val="false"/>
-                <w:u w:val="none"/>
-                <w:strike w:val="false"/>
-                <w:sz w:val="18"/>
-                <w:szCs w:val="18"/>
-                <w:color w:val="000000"/>
-              </w:rPr>
-            </w:pPr>
-            <w:r>
-              <w:rPr>
-                <w:rFonts w:ascii="Times New Roman" w:hAnsi="Times New Roman" w:eastAsia="Times New Roman" w:cs="Times New Roman"/>
-                <w:i w:val="false"/>
-                <w:b w:val="false"/>
-                <w:u w:val="none"/>
-                <w:strike w:val="false"/>
-                <w:sz w:val="18"/>
-                <w:szCs w:val="18"/>
-                <w:color w:val="000000"/>
-              </w:rPr>
-              <w:t xml:space="preserve">Reference</w:t>
-            </w:r>
-          </w:p>
-        </w:tc>
-        <w:tc>
-          <w:tcPr>
-            <w:tcBorders>
-              <w:bottom w:val="none" w:sz="0" w:space="0" w:color="000000"/>
-              <w:top w:val="none" w:sz="0" w:space="0" w:color="000000"/>
-              <w:left w:val="none" w:sz="0" w:space="0" w:color="000000"/>
-              <w:right w:val="none" w:sz="0" w:space="0" w:color="000000"/>
-            </w:tcBorders>
-            <w:shd w:val="clear" w:color="auto" w:fill="FFFFFF"/>
-            <w:tcMar>
-              <w:top w:w="0" w:type="dxa"/>
-              <w:bottom w:w="0" w:type="dxa"/>
-              <w:left w:w="0" w:type="dxa"/>
-              <w:right w:w="0" w:type="dxa"/>
-            </w:tcMar>
-            <w:vAlign w:val="center"/>
-          </w:tcPr>
-          <w:p>
-            <w:pPr>
-              <w:pStyle w:val="Normal"/>
-              <w:jc w:val="left"/>
-              <w:pBdr>
-                <w:bottom w:val="none" w:sz="0" w:space="0" w:color="000000"/>
-                <w:top w:val="none" w:sz="0" w:space="0" w:color="000000"/>
-                <w:left w:val="none" w:sz="0" w:space="0" w:color="000000"/>
-                <w:right w:val="none" w:sz="0" w:space="0" w:color="000000"/>
-              </w:pBdr>
-              <w:spacing w:after="100" w:before="100" w:line="240"/>
-              <w:ind w:left="100" w:right="100" w:firstLine="0" w:firstLineChars="0"/>
-              <w:rPr>
-                <w:rFonts w:ascii="Times New Roman" w:hAnsi="Times New Roman" w:eastAsia="Times New Roman" w:cs="Times New Roman"/>
-                <w:i w:val="false"/>
-                <w:b w:val="false"/>
-                <w:u w:val="none"/>
-                <w:strike w:val="false"/>
-                <w:sz w:val="18"/>
-                <w:szCs w:val="18"/>
-                <w:color w:val="000000"/>
-              </w:rPr>
-            </w:pPr>
-            <w:r>
-              <w:rPr>
-                <w:rFonts w:ascii="Times New Roman" w:hAnsi="Times New Roman" w:eastAsia="Times New Roman" w:cs="Times New Roman"/>
-                <w:i w:val="false"/>
-                <w:b w:val="false"/>
-                <w:u w:val="none"/>
-                <w:strike w:val="false"/>
-                <w:sz w:val="18"/>
-                <w:szCs w:val="18"/>
-                <w:color w:val="000000"/>
-              </w:rPr>
-              <w:t xml:space="preserve"/>
+              <w:t xml:space="preserve">106</w:t>
+            </w:r>
+          </w:p>
+        </w:tc>
+        <w:tc>
+          <w:tcPr>
+            <w:tcBorders>
+              <w:bottom w:val="none" w:sz="0" w:space="0" w:color="000000"/>
+              <w:top w:val="none" w:sz="0" w:space="0" w:color="000000"/>
+              <w:left w:val="none" w:sz="0" w:space="0" w:color="000000"/>
+              <w:right w:val="none" w:sz="0" w:space="0" w:color="000000"/>
+            </w:tcBorders>
+            <w:shd w:val="clear" w:color="auto" w:fill="FFFFFF"/>
+            <w:tcMar>
+              <w:top w:w="0" w:type="dxa"/>
+              <w:bottom w:w="0" w:type="dxa"/>
+              <w:left w:w="0" w:type="dxa"/>
+              <w:right w:w="0" w:type="dxa"/>
+            </w:tcMar>
+            <w:vAlign w:val="center"/>
+          </w:tcPr>
+          <w:p>
+            <w:pPr>
+              <w:pStyle w:val="Normal"/>
+              <w:jc w:val="left"/>
+              <w:pBdr>
+                <w:bottom w:val="none" w:sz="0" w:space="0" w:color="000000"/>
+                <w:top w:val="none" w:sz="0" w:space="0" w:color="000000"/>
+                <w:left w:val="none" w:sz="0" w:space="0" w:color="000000"/>
+                <w:right w:val="none" w:sz="0" w:space="0" w:color="000000"/>
+              </w:pBdr>
+              <w:spacing w:after="100" w:before="100" w:line="240"/>
+              <w:ind w:left="100" w:right="100" w:firstLine="0" w:firstLineChars="0"/>
+              <w:rPr>
+                <w:rFonts w:ascii="Times New Roman" w:hAnsi="Times New Roman" w:eastAsia="Times New Roman" w:cs="Times New Roman"/>
+                <w:i w:val="false"/>
+                <w:b w:val="false"/>
+                <w:u w:val="none"/>
+                <w:strike w:val="false"/>
+                <w:sz w:val="18"/>
+                <w:szCs w:val="18"/>
+                <w:color w:val="000000"/>
+              </w:rPr>
+            </w:pPr>
+            <w:r>
+              <w:rPr>
+                <w:rFonts w:ascii="Times New Roman" w:hAnsi="Times New Roman" w:eastAsia="Times New Roman" w:cs="Times New Roman"/>
+                <w:i w:val="false"/>
+                <w:b w:val="false"/>
+                <w:u w:val="none"/>
+                <w:strike w:val="false"/>
+                <w:sz w:val="18"/>
+                <w:szCs w:val="18"/>
+                <w:color w:val="000000"/>
+              </w:rPr>
+              <w:t xml:space="preserve">1.84 (1.35–2.50)</w:t>
+            </w:r>
+          </w:p>
+        </w:tc>
+        <w:tc>
+          <w:tcPr>
+            <w:tcBorders>
+              <w:bottom w:val="none" w:sz="0" w:space="0" w:color="000000"/>
+              <w:top w:val="none" w:sz="0" w:space="0" w:color="000000"/>
+              <w:left w:val="none" w:sz="0" w:space="0" w:color="000000"/>
+              <w:right w:val="none" w:sz="0" w:space="0" w:color="000000"/>
+            </w:tcBorders>
+            <w:shd w:val="clear" w:color="auto" w:fill="FFFFFF"/>
+            <w:tcMar>
+              <w:top w:w="0" w:type="dxa"/>
+              <w:bottom w:w="0" w:type="dxa"/>
+              <w:left w:w="0" w:type="dxa"/>
+              <w:right w:w="0" w:type="dxa"/>
+            </w:tcMar>
+            <w:vAlign w:val="center"/>
+          </w:tcPr>
+          <w:p>
+            <w:pPr>
+              <w:pStyle w:val="Normal"/>
+              <w:jc w:val="left"/>
+              <w:pBdr>
+                <w:bottom w:val="none" w:sz="0" w:space="0" w:color="000000"/>
+                <w:top w:val="none" w:sz="0" w:space="0" w:color="000000"/>
+                <w:left w:val="none" w:sz="0" w:space="0" w:color="000000"/>
+                <w:right w:val="none" w:sz="0" w:space="0" w:color="000000"/>
+              </w:pBdr>
+              <w:spacing w:after="100" w:before="100" w:line="240"/>
+              <w:ind w:left="100" w:right="100" w:firstLine="0" w:firstLineChars="0"/>
+              <w:rPr>
+                <w:rFonts w:ascii="Times New Roman" w:hAnsi="Times New Roman" w:eastAsia="Times New Roman" w:cs="Times New Roman"/>
+                <w:i w:val="false"/>
+                <w:b w:val="false"/>
+                <w:u w:val="none"/>
+                <w:strike w:val="false"/>
+                <w:sz w:val="18"/>
+                <w:szCs w:val="18"/>
+                <w:color w:val="000000"/>
+              </w:rPr>
+            </w:pPr>
+            <w:r>
+              <w:rPr>
+                <w:rFonts w:ascii="Times New Roman" w:hAnsi="Times New Roman" w:eastAsia="Times New Roman" w:cs="Times New Roman"/>
+                <w:i w:val="false"/>
+                <w:b w:val="false"/>
+                <w:u w:val="none"/>
+                <w:strike w:val="false"/>
+                <w:sz w:val="18"/>
+                <w:szCs w:val="18"/>
+                <w:color w:val="000000"/>
+              </w:rPr>
+              <w:t xml:space="preserve">&lt;0.001</w:t>
             </w:r>
           </w:p>
         </w:tc>
@@ -8165,6 +8165,61 @@
                 <w:szCs w:val="18"/>
                 <w:color w:val="000000"/>
               </w:rPr>
+              <w:t xml:space="preserve">MAD2L1 expression, log2 (per 1 unit)</w:t>
+            </w:r>
+          </w:p>
+        </w:tc>
+        <w:tc>
+          <w:tcPr>
+            <w:tcBorders>
+              <w:bottom w:val="none" w:sz="0" w:space="0" w:color="000000"/>
+              <w:top w:val="none" w:sz="0" w:space="0" w:color="000000"/>
+              <w:left w:val="none" w:sz="0" w:space="0" w:color="000000"/>
+              <w:right w:val="none" w:sz="0" w:space="0" w:color="000000"/>
+            </w:tcBorders>
+            <w:shd w:val="clear" w:color="auto" w:fill="FFFFFF"/>
+            <w:tcMar>
+              <w:top w:w="0" w:type="dxa"/>
+              <w:bottom w:w="0" w:type="dxa"/>
+              <w:left w:w="0" w:type="dxa"/>
+              <w:right w:w="0" w:type="dxa"/>
+            </w:tcMar>
+            <w:vAlign w:val="center"/>
+          </w:tcPr>
+          <w:p>
+            <w:pPr>
+              <w:pStyle w:val="Normal"/>
+              <w:jc w:val="left"/>
+              <w:pBdr>
+                <w:bottom w:val="none" w:sz="0" w:space="0" w:color="000000"/>
+                <w:top w:val="none" w:sz="0" w:space="0" w:color="000000"/>
+                <w:left w:val="none" w:sz="0" w:space="0" w:color="000000"/>
+                <w:right w:val="none" w:sz="0" w:space="0" w:color="000000"/>
+              </w:pBdr>
+              <w:spacing w:after="100" w:before="100" w:line="240"/>
+              <w:ind w:left="100" w:right="100" w:firstLine="0" w:firstLineChars="0"/>
+              <w:rPr>
+                <w:rFonts w:ascii="Times New Roman" w:hAnsi="Times New Roman" w:eastAsia="Times New Roman" w:cs="Times New Roman"/>
+                <w:i w:val="false"/>
+                <w:b w:val="false"/>
+                <w:u w:val="none"/>
+                <w:strike w:val="false"/>
+                <w:sz w:val="18"/>
+                <w:szCs w:val="18"/>
+                <w:color w:val="000000"/>
+              </w:rPr>
+            </w:pPr>
+            <w:r>
+              <w:rPr>
+                <w:rFonts w:ascii="Times New Roman" w:hAnsi="Times New Roman" w:eastAsia="Times New Roman" w:cs="Times New Roman"/>
+                <w:i w:val="false"/>
+                <w:b w:val="false"/>
+                <w:u w:val="none"/>
+                <w:strike w:val="false"/>
+                <w:sz w:val="18"/>
+                <w:szCs w:val="18"/>
+                <w:color w:val="000000"/>
+              </w:rPr>
               <w:t xml:space="preserve"/>
             </w:r>
           </w:p>
@@ -8189,61 +8244,6 @@
           <w:p>
             <w:pPr>
               <w:pStyle w:val="Normal"/>
-              <w:jc w:val="left"/>
-              <w:pBdr>
-                <w:bottom w:val="none" w:sz="0" w:space="0" w:color="000000"/>
-                <w:top w:val="none" w:sz="0" w:space="0" w:color="000000"/>
-                <w:left w:val="none" w:sz="0" w:space="0" w:color="000000"/>
-                <w:right w:val="none" w:sz="0" w:space="0" w:color="000000"/>
-              </w:pBdr>
-              <w:spacing w:after="100" w:before="100" w:line="240"/>
-              <w:ind w:left="100" w:right="100" w:firstLine="0" w:firstLineChars="0"/>
-              <w:rPr>
-                <w:rFonts w:ascii="Times New Roman" w:hAnsi="Times New Roman" w:eastAsia="Times New Roman" w:cs="Times New Roman"/>
-                <w:i w:val="false"/>
-                <w:b w:val="false"/>
-                <w:u w:val="none"/>
-                <w:strike w:val="false"/>
-                <w:sz w:val="18"/>
-                <w:szCs w:val="18"/>
-                <w:color w:val="000000"/>
-              </w:rPr>
-            </w:pPr>
-            <w:r>
-              <w:rPr>
-                <w:rFonts w:ascii="Times New Roman" w:hAnsi="Times New Roman" w:eastAsia="Times New Roman" w:cs="Times New Roman"/>
-                <w:i w:val="false"/>
-                <w:b w:val="false"/>
-                <w:u w:val="none"/>
-                <w:strike w:val="false"/>
-                <w:sz w:val="18"/>
-                <w:szCs w:val="18"/>
-                <w:color w:val="000000"/>
-              </w:rPr>
-              <w:t xml:space="preserve">III–IV</w:t>
-            </w:r>
-          </w:p>
-        </w:tc>
-        <w:tc>
-          <w:tcPr>
-            <w:tcBorders>
-              <w:bottom w:val="none" w:sz="0" w:space="0" w:color="000000"/>
-              <w:top w:val="none" w:sz="0" w:space="0" w:color="000000"/>
-              <w:left w:val="none" w:sz="0" w:space="0" w:color="000000"/>
-              <w:right w:val="none" w:sz="0" w:space="0" w:color="000000"/>
-            </w:tcBorders>
-            <w:shd w:val="clear" w:color="auto" w:fill="FFFFFF"/>
-            <w:tcMar>
-              <w:top w:w="0" w:type="dxa"/>
-              <w:bottom w:w="0" w:type="dxa"/>
-              <w:left w:w="0" w:type="dxa"/>
-              <w:right w:w="0" w:type="dxa"/>
-            </w:tcMar>
-            <w:vAlign w:val="center"/>
-          </w:tcPr>
-          <w:p>
-            <w:pPr>
-              <w:pStyle w:val="Normal"/>
               <w:jc w:val="right"/>
               <w:pBdr>
                 <w:bottom w:val="none" w:sz="0" w:space="0" w:color="000000"/>
@@ -8275,7 +8275,7 @@
                 <w:szCs w:val="18"/>
                 <w:color w:val="000000"/>
               </w:rPr>
-              <w:t xml:space="preserve">259</w:t>
+              <w:t xml:space="preserve">511</w:t>
             </w:r>
           </w:p>
         </w:tc>
@@ -8330,117 +8330,117 @@
                 <w:szCs w:val="18"/>
                 <w:color w:val="000000"/>
               </w:rPr>
-              <w:t xml:space="preserve">106</w:t>
-            </w:r>
-          </w:p>
-        </w:tc>
-        <w:tc>
-          <w:tcPr>
-            <w:tcBorders>
-              <w:bottom w:val="none" w:sz="0" w:space="0" w:color="000000"/>
-              <w:top w:val="none" w:sz="0" w:space="0" w:color="000000"/>
-              <w:left w:val="none" w:sz="0" w:space="0" w:color="000000"/>
-              <w:right w:val="none" w:sz="0" w:space="0" w:color="000000"/>
-            </w:tcBorders>
-            <w:shd w:val="clear" w:color="auto" w:fill="FFFFFF"/>
-            <w:tcMar>
-              <w:top w:w="0" w:type="dxa"/>
-              <w:bottom w:w="0" w:type="dxa"/>
-              <w:left w:w="0" w:type="dxa"/>
-              <w:right w:w="0" w:type="dxa"/>
-            </w:tcMar>
-            <w:vAlign w:val="center"/>
-          </w:tcPr>
-          <w:p>
-            <w:pPr>
-              <w:pStyle w:val="Normal"/>
-              <w:jc w:val="left"/>
-              <w:pBdr>
-                <w:bottom w:val="none" w:sz="0" w:space="0" w:color="000000"/>
-                <w:top w:val="none" w:sz="0" w:space="0" w:color="000000"/>
-                <w:left w:val="none" w:sz="0" w:space="0" w:color="000000"/>
-                <w:right w:val="none" w:sz="0" w:space="0" w:color="000000"/>
-              </w:pBdr>
-              <w:spacing w:after="100" w:before="100" w:line="240"/>
-              <w:ind w:left="100" w:right="100" w:firstLine="0" w:firstLineChars="0"/>
-              <w:rPr>
-                <w:rFonts w:ascii="Times New Roman" w:hAnsi="Times New Roman" w:eastAsia="Times New Roman" w:cs="Times New Roman"/>
-                <w:i w:val="false"/>
-                <w:b w:val="false"/>
-                <w:u w:val="none"/>
-                <w:strike w:val="false"/>
-                <w:sz w:val="18"/>
-                <w:szCs w:val="18"/>
-                <w:color w:val="000000"/>
-              </w:rPr>
-            </w:pPr>
-            <w:r>
-              <w:rPr>
-                <w:rFonts w:ascii="Times New Roman" w:hAnsi="Times New Roman" w:eastAsia="Times New Roman" w:cs="Times New Roman"/>
-                <w:i w:val="false"/>
-                <w:b w:val="false"/>
-                <w:u w:val="none"/>
-                <w:strike w:val="false"/>
-                <w:sz w:val="18"/>
-                <w:szCs w:val="18"/>
-                <w:color w:val="000000"/>
-              </w:rPr>
-              <w:t xml:space="preserve">1.75 (1.29–2.38)</w:t>
-            </w:r>
-          </w:p>
-        </w:tc>
-        <w:tc>
-          <w:tcPr>
-            <w:tcBorders>
-              <w:bottom w:val="none" w:sz="0" w:space="0" w:color="000000"/>
-              <w:top w:val="none" w:sz="0" w:space="0" w:color="000000"/>
-              <w:left w:val="none" w:sz="0" w:space="0" w:color="000000"/>
-              <w:right w:val="none" w:sz="0" w:space="0" w:color="000000"/>
-            </w:tcBorders>
-            <w:shd w:val="clear" w:color="auto" w:fill="FFFFFF"/>
-            <w:tcMar>
-              <w:top w:w="0" w:type="dxa"/>
-              <w:bottom w:w="0" w:type="dxa"/>
-              <w:left w:w="0" w:type="dxa"/>
-              <w:right w:w="0" w:type="dxa"/>
-            </w:tcMar>
-            <w:vAlign w:val="center"/>
-          </w:tcPr>
-          <w:p>
-            <w:pPr>
-              <w:pStyle w:val="Normal"/>
-              <w:jc w:val="left"/>
-              <w:pBdr>
-                <w:bottom w:val="none" w:sz="0" w:space="0" w:color="000000"/>
-                <w:top w:val="none" w:sz="0" w:space="0" w:color="000000"/>
-                <w:left w:val="none" w:sz="0" w:space="0" w:color="000000"/>
-                <w:right w:val="none" w:sz="0" w:space="0" w:color="000000"/>
-              </w:pBdr>
-              <w:spacing w:after="100" w:before="100" w:line="240"/>
-              <w:ind w:left="100" w:right="100" w:firstLine="0" w:firstLineChars="0"/>
-              <w:rPr>
-                <w:rFonts w:ascii="Times New Roman" w:hAnsi="Times New Roman" w:eastAsia="Times New Roman" w:cs="Times New Roman"/>
-                <w:i w:val="false"/>
-                <w:b w:val="false"/>
-                <w:u w:val="none"/>
-                <w:strike w:val="false"/>
-                <w:sz w:val="18"/>
-                <w:szCs w:val="18"/>
-                <w:color w:val="000000"/>
-              </w:rPr>
-            </w:pPr>
-            <w:r>
-              <w:rPr>
-                <w:rFonts w:ascii="Times New Roman" w:hAnsi="Times New Roman" w:eastAsia="Times New Roman" w:cs="Times New Roman"/>
-                <w:i w:val="false"/>
-                <w:b w:val="false"/>
-                <w:u w:val="none"/>
-                <w:strike w:val="false"/>
-                <w:sz w:val="18"/>
-                <w:szCs w:val="18"/>
-                <w:color w:val="000000"/>
-              </w:rPr>
-              <w:t xml:space="preserve">&lt;0.001</w:t>
+              <w:t xml:space="preserve">175</w:t>
+            </w:r>
+          </w:p>
+        </w:tc>
+        <w:tc>
+          <w:tcPr>
+            <w:tcBorders>
+              <w:bottom w:val="none" w:sz="0" w:space="0" w:color="000000"/>
+              <w:top w:val="none" w:sz="0" w:space="0" w:color="000000"/>
+              <w:left w:val="none" w:sz="0" w:space="0" w:color="000000"/>
+              <w:right w:val="none" w:sz="0" w:space="0" w:color="000000"/>
+            </w:tcBorders>
+            <w:shd w:val="clear" w:color="auto" w:fill="FFFFFF"/>
+            <w:tcMar>
+              <w:top w:w="0" w:type="dxa"/>
+              <w:bottom w:w="0" w:type="dxa"/>
+              <w:left w:w="0" w:type="dxa"/>
+              <w:right w:w="0" w:type="dxa"/>
+            </w:tcMar>
+            <w:vAlign w:val="center"/>
+          </w:tcPr>
+          <w:p>
+            <w:pPr>
+              <w:pStyle w:val="Normal"/>
+              <w:jc w:val="left"/>
+              <w:pBdr>
+                <w:bottom w:val="none" w:sz="0" w:space="0" w:color="000000"/>
+                <w:top w:val="none" w:sz="0" w:space="0" w:color="000000"/>
+                <w:left w:val="none" w:sz="0" w:space="0" w:color="000000"/>
+                <w:right w:val="none" w:sz="0" w:space="0" w:color="000000"/>
+              </w:pBdr>
+              <w:spacing w:after="100" w:before="100" w:line="240"/>
+              <w:ind w:left="100" w:right="100" w:firstLine="0" w:firstLineChars="0"/>
+              <w:rPr>
+                <w:rFonts w:ascii="Times New Roman" w:hAnsi="Times New Roman" w:eastAsia="Times New Roman" w:cs="Times New Roman"/>
+                <w:i w:val="false"/>
+                <w:b w:val="false"/>
+                <w:u w:val="none"/>
+                <w:strike w:val="false"/>
+                <w:sz w:val="18"/>
+                <w:szCs w:val="18"/>
+                <w:color w:val="000000"/>
+              </w:rPr>
+            </w:pPr>
+            <w:r>
+              <w:rPr>
+                <w:rFonts w:ascii="Times New Roman" w:hAnsi="Times New Roman" w:eastAsia="Times New Roman" w:cs="Times New Roman"/>
+                <w:i w:val="false"/>
+                <w:b w:val="false"/>
+                <w:u w:val="none"/>
+                <w:strike w:val="false"/>
+                <w:sz w:val="18"/>
+                <w:szCs w:val="18"/>
+                <w:color w:val="000000"/>
+              </w:rPr>
+              <w:t xml:space="preserve">0.87 (0.73–1.04)</w:t>
+            </w:r>
+          </w:p>
+        </w:tc>
+        <w:tc>
+          <w:tcPr>
+            <w:tcBorders>
+              <w:bottom w:val="none" w:sz="0" w:space="0" w:color="000000"/>
+              <w:top w:val="none" w:sz="0" w:space="0" w:color="000000"/>
+              <w:left w:val="none" w:sz="0" w:space="0" w:color="000000"/>
+              <w:right w:val="none" w:sz="0" w:space="0" w:color="000000"/>
+            </w:tcBorders>
+            <w:shd w:val="clear" w:color="auto" w:fill="FFFFFF"/>
+            <w:tcMar>
+              <w:top w:w="0" w:type="dxa"/>
+              <w:bottom w:w="0" w:type="dxa"/>
+              <w:left w:w="0" w:type="dxa"/>
+              <w:right w:w="0" w:type="dxa"/>
+            </w:tcMar>
+            <w:vAlign w:val="center"/>
+          </w:tcPr>
+          <w:p>
+            <w:pPr>
+              <w:pStyle w:val="Normal"/>
+              <w:jc w:val="left"/>
+              <w:pBdr>
+                <w:bottom w:val="none" w:sz="0" w:space="0" w:color="000000"/>
+                <w:top w:val="none" w:sz="0" w:space="0" w:color="000000"/>
+                <w:left w:val="none" w:sz="0" w:space="0" w:color="000000"/>
+                <w:right w:val="none" w:sz="0" w:space="0" w:color="000000"/>
+              </w:pBdr>
+              <w:spacing w:after="100" w:before="100" w:line="240"/>
+              <w:ind w:left="100" w:right="100" w:firstLine="0" w:firstLineChars="0"/>
+              <w:rPr>
+                <w:rFonts w:ascii="Times New Roman" w:hAnsi="Times New Roman" w:eastAsia="Times New Roman" w:cs="Times New Roman"/>
+                <w:i w:val="false"/>
+                <w:b w:val="false"/>
+                <w:u w:val="none"/>
+                <w:strike w:val="false"/>
+                <w:sz w:val="18"/>
+                <w:szCs w:val="18"/>
+                <w:color w:val="000000"/>
+              </w:rPr>
+            </w:pPr>
+            <w:r>
+              <w:rPr>
+                <w:rFonts w:ascii="Times New Roman" w:hAnsi="Times New Roman" w:eastAsia="Times New Roman" w:cs="Times New Roman"/>
+                <w:i w:val="false"/>
+                <w:b w:val="false"/>
+                <w:u w:val="none"/>
+                <w:strike w:val="false"/>
+                <w:sz w:val="18"/>
+                <w:szCs w:val="18"/>
+                <w:color w:val="000000"/>
+              </w:rPr>
+              <w:t xml:space="preserve">0.121</w:t>
             </w:r>
           </w:p>
         </w:tc>
@@ -8610,6 +8610,2676 @@
                 <w:szCs w:val="18"/>
                 <w:color w:val="000000"/>
               </w:rPr>
+              <w:t xml:space="preserve">Age group, years</w:t>
+            </w:r>
+          </w:p>
+        </w:tc>
+        <w:tc>
+          <w:tcPr>
+            <w:tcBorders>
+              <w:bottom w:val="none" w:sz="0" w:space="0" w:color="000000"/>
+              <w:top w:val="none" w:sz="0" w:space="0" w:color="000000"/>
+              <w:left w:val="none" w:sz="0" w:space="0" w:color="000000"/>
+              <w:right w:val="none" w:sz="0" w:space="0" w:color="000000"/>
+            </w:tcBorders>
+            <w:shd w:val="clear" w:color="auto" w:fill="FFFFFF"/>
+            <w:tcMar>
+              <w:top w:w="0" w:type="dxa"/>
+              <w:bottom w:w="0" w:type="dxa"/>
+              <w:left w:w="0" w:type="dxa"/>
+              <w:right w:w="0" w:type="dxa"/>
+            </w:tcMar>
+            <w:vAlign w:val="center"/>
+          </w:tcPr>
+          <w:p>
+            <w:pPr>
+              <w:pStyle w:val="Normal"/>
+              <w:jc w:val="left"/>
+              <w:pBdr>
+                <w:bottom w:val="none" w:sz="0" w:space="0" w:color="000000"/>
+                <w:top w:val="none" w:sz="0" w:space="0" w:color="000000"/>
+                <w:left w:val="none" w:sz="0" w:space="0" w:color="000000"/>
+                <w:right w:val="none" w:sz="0" w:space="0" w:color="000000"/>
+              </w:pBdr>
+              <w:spacing w:after="100" w:before="100" w:line="240"/>
+              <w:ind w:left="100" w:right="100" w:firstLine="0" w:firstLineChars="0"/>
+              <w:rPr>
+                <w:rFonts w:ascii="Times New Roman" w:hAnsi="Times New Roman" w:eastAsia="Times New Roman" w:cs="Times New Roman"/>
+                <w:i w:val="false"/>
+                <w:b w:val="false"/>
+                <w:u w:val="none"/>
+                <w:strike w:val="false"/>
+                <w:sz w:val="18"/>
+                <w:szCs w:val="18"/>
+                <w:color w:val="000000"/>
+              </w:rPr>
+            </w:pPr>
+            <w:r>
+              <w:rPr>
+                <w:rFonts w:ascii="Times New Roman" w:hAnsi="Times New Roman" w:eastAsia="Times New Roman" w:cs="Times New Roman"/>
+                <w:i w:val="false"/>
+                <w:b w:val="false"/>
+                <w:u w:val="none"/>
+                <w:strike w:val="false"/>
+                <w:sz w:val="18"/>
+                <w:szCs w:val="18"/>
+                <w:color w:val="000000"/>
+              </w:rPr>
+              <w:t xml:space="preserve">≤65 (ref)</w:t>
+            </w:r>
+          </w:p>
+        </w:tc>
+        <w:tc>
+          <w:tcPr>
+            <w:tcBorders>
+              <w:bottom w:val="none" w:sz="0" w:space="0" w:color="000000"/>
+              <w:top w:val="none" w:sz="0" w:space="0" w:color="000000"/>
+              <w:left w:val="none" w:sz="0" w:space="0" w:color="000000"/>
+              <w:right w:val="none" w:sz="0" w:space="0" w:color="000000"/>
+            </w:tcBorders>
+            <w:shd w:val="clear" w:color="auto" w:fill="FFFFFF"/>
+            <w:tcMar>
+              <w:top w:w="0" w:type="dxa"/>
+              <w:bottom w:w="0" w:type="dxa"/>
+              <w:left w:w="0" w:type="dxa"/>
+              <w:right w:w="0" w:type="dxa"/>
+            </w:tcMar>
+            <w:vAlign w:val="center"/>
+          </w:tcPr>
+          <w:p>
+            <w:pPr>
+              <w:pStyle w:val="Normal"/>
+              <w:jc w:val="right"/>
+              <w:pBdr>
+                <w:bottom w:val="none" w:sz="0" w:space="0" w:color="000000"/>
+                <w:top w:val="none" w:sz="0" w:space="0" w:color="000000"/>
+                <w:left w:val="none" w:sz="0" w:space="0" w:color="000000"/>
+                <w:right w:val="none" w:sz="0" w:space="0" w:color="000000"/>
+              </w:pBdr>
+              <w:spacing w:after="100" w:before="100" w:line="240"/>
+              <w:ind w:left="100" w:right="100" w:firstLine="0" w:firstLineChars="0"/>
+              <w:rPr>
+                <w:rFonts w:ascii="Times New Roman" w:hAnsi="Times New Roman" w:eastAsia="Times New Roman" w:cs="Times New Roman"/>
+                <w:i w:val="false"/>
+                <w:b w:val="false"/>
+                <w:u w:val="none"/>
+                <w:strike w:val="false"/>
+                <w:sz w:val="18"/>
+                <w:szCs w:val="18"/>
+                <w:color w:val="000000"/>
+              </w:rPr>
+            </w:pPr>
+            <w:r>
+              <w:rPr>
+                <w:rFonts w:ascii="Times New Roman" w:hAnsi="Times New Roman" w:eastAsia="Times New Roman" w:cs="Times New Roman"/>
+                <w:i w:val="false"/>
+                <w:b w:val="false"/>
+                <w:u w:val="none"/>
+                <w:strike w:val="false"/>
+                <w:sz w:val="18"/>
+                <w:szCs w:val="18"/>
+                <w:color w:val="000000"/>
+              </w:rPr>
+              <w:t xml:space="preserve">205</w:t>
+            </w:r>
+          </w:p>
+        </w:tc>
+        <w:tc>
+          <w:tcPr>
+            <w:tcBorders>
+              <w:bottom w:val="none" w:sz="0" w:space="0" w:color="000000"/>
+              <w:top w:val="none" w:sz="0" w:space="0" w:color="000000"/>
+              <w:left w:val="none" w:sz="0" w:space="0" w:color="000000"/>
+              <w:right w:val="none" w:sz="0" w:space="0" w:color="000000"/>
+            </w:tcBorders>
+            <w:shd w:val="clear" w:color="auto" w:fill="FFFFFF"/>
+            <w:tcMar>
+              <w:top w:w="0" w:type="dxa"/>
+              <w:bottom w:w="0" w:type="dxa"/>
+              <w:left w:w="0" w:type="dxa"/>
+              <w:right w:w="0" w:type="dxa"/>
+            </w:tcMar>
+            <w:vAlign w:val="center"/>
+          </w:tcPr>
+          <w:p>
+            <w:pPr>
+              <w:pStyle w:val="Normal"/>
+              <w:jc w:val="right"/>
+              <w:pBdr>
+                <w:bottom w:val="none" w:sz="0" w:space="0" w:color="000000"/>
+                <w:top w:val="none" w:sz="0" w:space="0" w:color="000000"/>
+                <w:left w:val="none" w:sz="0" w:space="0" w:color="000000"/>
+                <w:right w:val="none" w:sz="0" w:space="0" w:color="000000"/>
+              </w:pBdr>
+              <w:spacing w:after="100" w:before="100" w:line="240"/>
+              <w:ind w:left="100" w:right="100" w:firstLine="0" w:firstLineChars="0"/>
+              <w:rPr>
+                <w:rFonts w:ascii="Times New Roman" w:hAnsi="Times New Roman" w:eastAsia="Times New Roman" w:cs="Times New Roman"/>
+                <w:i w:val="false"/>
+                <w:b w:val="false"/>
+                <w:u w:val="none"/>
+                <w:strike w:val="false"/>
+                <w:sz w:val="18"/>
+                <w:szCs w:val="18"/>
+                <w:color w:val="000000"/>
+              </w:rPr>
+            </w:pPr>
+            <w:r>
+              <w:rPr>
+                <w:rFonts w:ascii="Times New Roman" w:hAnsi="Times New Roman" w:eastAsia="Times New Roman" w:cs="Times New Roman"/>
+                <w:i w:val="false"/>
+                <w:b w:val="false"/>
+                <w:u w:val="none"/>
+                <w:strike w:val="false"/>
+                <w:sz w:val="18"/>
+                <w:szCs w:val="18"/>
+                <w:color w:val="000000"/>
+              </w:rPr>
+              <w:t xml:space="preserve">57</w:t>
+            </w:r>
+          </w:p>
+        </w:tc>
+        <w:tc>
+          <w:tcPr>
+            <w:tcBorders>
+              <w:bottom w:val="none" w:sz="0" w:space="0" w:color="000000"/>
+              <w:top w:val="none" w:sz="0" w:space="0" w:color="000000"/>
+              <w:left w:val="none" w:sz="0" w:space="0" w:color="000000"/>
+              <w:right w:val="none" w:sz="0" w:space="0" w:color="000000"/>
+            </w:tcBorders>
+            <w:shd w:val="clear" w:color="auto" w:fill="FFFFFF"/>
+            <w:tcMar>
+              <w:top w:w="0" w:type="dxa"/>
+              <w:bottom w:w="0" w:type="dxa"/>
+              <w:left w:w="0" w:type="dxa"/>
+              <w:right w:w="0" w:type="dxa"/>
+            </w:tcMar>
+            <w:vAlign w:val="center"/>
+          </w:tcPr>
+          <w:p>
+            <w:pPr>
+              <w:pStyle w:val="Normal"/>
+              <w:jc w:val="left"/>
+              <w:pBdr>
+                <w:bottom w:val="none" w:sz="0" w:space="0" w:color="000000"/>
+                <w:top w:val="none" w:sz="0" w:space="0" w:color="000000"/>
+                <w:left w:val="none" w:sz="0" w:space="0" w:color="000000"/>
+                <w:right w:val="none" w:sz="0" w:space="0" w:color="000000"/>
+              </w:pBdr>
+              <w:spacing w:after="100" w:before="100" w:line="240"/>
+              <w:ind w:left="100" w:right="100" w:firstLine="0" w:firstLineChars="0"/>
+              <w:rPr>
+                <w:rFonts w:ascii="Times New Roman" w:hAnsi="Times New Roman" w:eastAsia="Times New Roman" w:cs="Times New Roman"/>
+                <w:i w:val="false"/>
+                <w:b w:val="false"/>
+                <w:u w:val="none"/>
+                <w:strike w:val="false"/>
+                <w:sz w:val="18"/>
+                <w:szCs w:val="18"/>
+                <w:color w:val="000000"/>
+              </w:rPr>
+            </w:pPr>
+            <w:r>
+              <w:rPr>
+                <w:rFonts w:ascii="Times New Roman" w:hAnsi="Times New Roman" w:eastAsia="Times New Roman" w:cs="Times New Roman"/>
+                <w:i w:val="false"/>
+                <w:b w:val="false"/>
+                <w:u w:val="none"/>
+                <w:strike w:val="false"/>
+                <w:sz w:val="18"/>
+                <w:szCs w:val="18"/>
+                <w:color w:val="000000"/>
+              </w:rPr>
+              <w:t xml:space="preserve">Reference</w:t>
+            </w:r>
+          </w:p>
+        </w:tc>
+        <w:tc>
+          <w:tcPr>
+            <w:tcBorders>
+              <w:bottom w:val="none" w:sz="0" w:space="0" w:color="000000"/>
+              <w:top w:val="none" w:sz="0" w:space="0" w:color="000000"/>
+              <w:left w:val="none" w:sz="0" w:space="0" w:color="000000"/>
+              <w:right w:val="none" w:sz="0" w:space="0" w:color="000000"/>
+            </w:tcBorders>
+            <w:shd w:val="clear" w:color="auto" w:fill="FFFFFF"/>
+            <w:tcMar>
+              <w:top w:w="0" w:type="dxa"/>
+              <w:bottom w:w="0" w:type="dxa"/>
+              <w:left w:w="0" w:type="dxa"/>
+              <w:right w:w="0" w:type="dxa"/>
+            </w:tcMar>
+            <w:vAlign w:val="center"/>
+          </w:tcPr>
+          <w:p>
+            <w:pPr>
+              <w:pStyle w:val="Normal"/>
+              <w:jc w:val="left"/>
+              <w:pBdr>
+                <w:bottom w:val="none" w:sz="0" w:space="0" w:color="000000"/>
+                <w:top w:val="none" w:sz="0" w:space="0" w:color="000000"/>
+                <w:left w:val="none" w:sz="0" w:space="0" w:color="000000"/>
+                <w:right w:val="none" w:sz="0" w:space="0" w:color="000000"/>
+              </w:pBdr>
+              <w:spacing w:after="100" w:before="100" w:line="240"/>
+              <w:ind w:left="100" w:right="100" w:firstLine="0" w:firstLineChars="0"/>
+              <w:rPr>
+                <w:rFonts w:ascii="Times New Roman" w:hAnsi="Times New Roman" w:eastAsia="Times New Roman" w:cs="Times New Roman"/>
+                <w:i w:val="false"/>
+                <w:b w:val="false"/>
+                <w:u w:val="none"/>
+                <w:strike w:val="false"/>
+                <w:sz w:val="18"/>
+                <w:szCs w:val="18"/>
+                <w:color w:val="000000"/>
+              </w:rPr>
+            </w:pPr>
+            <w:r>
+              <w:rPr>
+                <w:rFonts w:ascii="Times New Roman" w:hAnsi="Times New Roman" w:eastAsia="Times New Roman" w:cs="Times New Roman"/>
+                <w:i w:val="false"/>
+                <w:b w:val="false"/>
+                <w:u w:val="none"/>
+                <w:strike w:val="false"/>
+                <w:sz w:val="18"/>
+                <w:szCs w:val="18"/>
+                <w:color w:val="000000"/>
+              </w:rPr>
+              <w:t xml:space="preserve"/>
+            </w:r>
+          </w:p>
+        </w:tc>
+        <w:tc>
+          <w:tcPr>
+            <w:tcBorders>
+              <w:bottom w:val="none" w:sz="0" w:space="0" w:color="000000"/>
+              <w:top w:val="none" w:sz="0" w:space="0" w:color="000000"/>
+              <w:left w:val="none" w:sz="0" w:space="0" w:color="000000"/>
+              <w:right w:val="none" w:sz="0" w:space="0" w:color="000000"/>
+            </w:tcBorders>
+            <w:shd w:val="clear" w:color="auto" w:fill="FFFFFF"/>
+            <w:tcMar>
+              <w:top w:w="0" w:type="dxa"/>
+              <w:bottom w:w="0" w:type="dxa"/>
+              <w:left w:w="0" w:type="dxa"/>
+              <w:right w:w="0" w:type="dxa"/>
+            </w:tcMar>
+            <w:vAlign w:val="center"/>
+          </w:tcPr>
+          <w:p>
+            <w:pPr>
+              <w:pStyle w:val="Normal"/>
+              <w:jc w:val="left"/>
+              <w:pBdr>
+                <w:bottom w:val="none" w:sz="0" w:space="0" w:color="000000"/>
+                <w:top w:val="none" w:sz="0" w:space="0" w:color="000000"/>
+                <w:left w:val="none" w:sz="0" w:space="0" w:color="000000"/>
+                <w:right w:val="none" w:sz="0" w:space="0" w:color="000000"/>
+              </w:pBdr>
+              <w:spacing w:after="100" w:before="100" w:line="240"/>
+              <w:ind w:left="100" w:right="100" w:firstLine="0" w:firstLineChars="0"/>
+              <w:rPr>
+                <w:rFonts w:ascii="Times New Roman" w:hAnsi="Times New Roman" w:eastAsia="Times New Roman" w:cs="Times New Roman"/>
+                <w:i w:val="false"/>
+                <w:b w:val="false"/>
+                <w:u w:val="none"/>
+                <w:strike w:val="false"/>
+                <w:sz w:val="18"/>
+                <w:szCs w:val="18"/>
+                <w:color w:val="000000"/>
+              </w:rPr>
+            </w:pPr>
+            <w:r>
+              <w:rPr>
+                <w:rFonts w:ascii="Times New Roman" w:hAnsi="Times New Roman" w:eastAsia="Times New Roman" w:cs="Times New Roman"/>
+                <w:i w:val="false"/>
+                <w:b w:val="false"/>
+                <w:u w:val="none"/>
+                <w:strike w:val="false"/>
+                <w:sz w:val="18"/>
+                <w:szCs w:val="18"/>
+                <w:color w:val="000000"/>
+              </w:rPr>
+              <w:t xml:space="preserve"/>
+            </w:r>
+          </w:p>
+        </w:tc>
+      </w:tr>
+      <w:tr>
+        <w:trPr>
+          <w:trHeight w:val="560" w:hRule="auto"/>
+        </w:trPr>
+        <w:tc>
+          <w:tcPr>
+            <w:tcBorders>
+              <w:bottom w:val="none" w:sz="0" w:space="0" w:color="000000"/>
+              <w:top w:val="none" w:sz="0" w:space="0" w:color="000000"/>
+              <w:left w:val="none" w:sz="0" w:space="0" w:color="000000"/>
+              <w:right w:val="none" w:sz="0" w:space="0" w:color="000000"/>
+            </w:tcBorders>
+            <w:shd w:val="clear" w:color="auto" w:fill="FFFFFF"/>
+            <w:tcMar>
+              <w:top w:w="0" w:type="dxa"/>
+              <w:bottom w:w="0" w:type="dxa"/>
+              <w:left w:w="0" w:type="dxa"/>
+              <w:right w:w="0" w:type="dxa"/>
+            </w:tcMar>
+            <w:vAlign w:val="center"/>
+          </w:tcPr>
+          <w:p>
+            <w:pPr>
+              <w:pStyle w:val="Normal"/>
+              <w:jc w:val="left"/>
+              <w:pBdr>
+                <w:bottom w:val="none" w:sz="0" w:space="0" w:color="000000"/>
+                <w:top w:val="none" w:sz="0" w:space="0" w:color="000000"/>
+                <w:left w:val="none" w:sz="0" w:space="0" w:color="000000"/>
+                <w:right w:val="none" w:sz="0" w:space="0" w:color="000000"/>
+              </w:pBdr>
+              <w:spacing w:after="100" w:before="100" w:line="240"/>
+              <w:ind w:left="100" w:right="100" w:firstLine="0" w:firstLineChars="0"/>
+              <w:rPr>
+                <w:rFonts w:ascii="Times New Roman" w:hAnsi="Times New Roman" w:eastAsia="Times New Roman" w:cs="Times New Roman"/>
+                <w:i w:val="false"/>
+                <w:b w:val="false"/>
+                <w:u w:val="none"/>
+                <w:strike w:val="false"/>
+                <w:sz w:val="18"/>
+                <w:szCs w:val="18"/>
+                <w:color w:val="000000"/>
+              </w:rPr>
+            </w:pPr>
+            <w:r>
+              <w:rPr>
+                <w:rFonts w:ascii="Times New Roman" w:hAnsi="Times New Roman" w:eastAsia="Times New Roman" w:cs="Times New Roman"/>
+                <w:i w:val="false"/>
+                <w:b w:val="false"/>
+                <w:u w:val="none"/>
+                <w:strike w:val="false"/>
+                <w:sz w:val="18"/>
+                <w:szCs w:val="18"/>
+                <w:color w:val="000000"/>
+              </w:rPr>
+              <w:t xml:space="preserve">Multivariable + MMR status</w:t>
+            </w:r>
+          </w:p>
+        </w:tc>
+        <w:tc>
+          <w:tcPr>
+            <w:tcBorders>
+              <w:bottom w:val="none" w:sz="0" w:space="0" w:color="000000"/>
+              <w:top w:val="none" w:sz="0" w:space="0" w:color="000000"/>
+              <w:left w:val="none" w:sz="0" w:space="0" w:color="000000"/>
+              <w:right w:val="none" w:sz="0" w:space="0" w:color="000000"/>
+            </w:tcBorders>
+            <w:shd w:val="clear" w:color="auto" w:fill="FFFFFF"/>
+            <w:tcMar>
+              <w:top w:w="0" w:type="dxa"/>
+              <w:bottom w:w="0" w:type="dxa"/>
+              <w:left w:w="0" w:type="dxa"/>
+              <w:right w:w="0" w:type="dxa"/>
+            </w:tcMar>
+            <w:vAlign w:val="center"/>
+          </w:tcPr>
+          <w:p>
+            <w:pPr>
+              <w:pStyle w:val="Normal"/>
+              <w:jc w:val="left"/>
+              <w:pBdr>
+                <w:bottom w:val="none" w:sz="0" w:space="0" w:color="000000"/>
+                <w:top w:val="none" w:sz="0" w:space="0" w:color="000000"/>
+                <w:left w:val="none" w:sz="0" w:space="0" w:color="000000"/>
+                <w:right w:val="none" w:sz="0" w:space="0" w:color="000000"/>
+              </w:pBdr>
+              <w:spacing w:after="100" w:before="100" w:line="240"/>
+              <w:ind w:left="100" w:right="100" w:firstLine="0" w:firstLineChars="0"/>
+              <w:rPr>
+                <w:rFonts w:ascii="Times New Roman" w:hAnsi="Times New Roman" w:eastAsia="Times New Roman" w:cs="Times New Roman"/>
+                <w:i w:val="false"/>
+                <w:b w:val="false"/>
+                <w:u w:val="none"/>
+                <w:strike w:val="false"/>
+                <w:sz w:val="18"/>
+                <w:szCs w:val="18"/>
+                <w:color w:val="000000"/>
+              </w:rPr>
+            </w:pPr>
+            <w:r>
+              <w:rPr>
+                <w:rFonts w:ascii="Times New Roman" w:hAnsi="Times New Roman" w:eastAsia="Times New Roman" w:cs="Times New Roman"/>
+                <w:i w:val="false"/>
+                <w:b w:val="false"/>
+                <w:u w:val="none"/>
+                <w:strike w:val="false"/>
+                <w:sz w:val="18"/>
+                <w:szCs w:val="18"/>
+                <w:color w:val="000000"/>
+              </w:rPr>
+              <w:t xml:space="preserve"/>
+            </w:r>
+          </w:p>
+        </w:tc>
+        <w:tc>
+          <w:tcPr>
+            <w:tcBorders>
+              <w:bottom w:val="none" w:sz="0" w:space="0" w:color="000000"/>
+              <w:top w:val="none" w:sz="0" w:space="0" w:color="000000"/>
+              <w:left w:val="none" w:sz="0" w:space="0" w:color="000000"/>
+              <w:right w:val="none" w:sz="0" w:space="0" w:color="000000"/>
+            </w:tcBorders>
+            <w:shd w:val="clear" w:color="auto" w:fill="FFFFFF"/>
+            <w:tcMar>
+              <w:top w:w="0" w:type="dxa"/>
+              <w:bottom w:w="0" w:type="dxa"/>
+              <w:left w:w="0" w:type="dxa"/>
+              <w:right w:w="0" w:type="dxa"/>
+            </w:tcMar>
+            <w:vAlign w:val="center"/>
+          </w:tcPr>
+          <w:p>
+            <w:pPr>
+              <w:pStyle w:val="Normal"/>
+              <w:jc w:val="left"/>
+              <w:pBdr>
+                <w:bottom w:val="none" w:sz="0" w:space="0" w:color="000000"/>
+                <w:top w:val="none" w:sz="0" w:space="0" w:color="000000"/>
+                <w:left w:val="none" w:sz="0" w:space="0" w:color="000000"/>
+                <w:right w:val="none" w:sz="0" w:space="0" w:color="000000"/>
+              </w:pBdr>
+              <w:spacing w:after="100" w:before="100" w:line="240"/>
+              <w:ind w:left="100" w:right="100" w:firstLine="0" w:firstLineChars="0"/>
+              <w:rPr>
+                <w:rFonts w:ascii="Times New Roman" w:hAnsi="Times New Roman" w:eastAsia="Times New Roman" w:cs="Times New Roman"/>
+                <w:i w:val="false"/>
+                <w:b w:val="false"/>
+                <w:u w:val="none"/>
+                <w:strike w:val="false"/>
+                <w:sz w:val="18"/>
+                <w:szCs w:val="18"/>
+                <w:color w:val="000000"/>
+              </w:rPr>
+            </w:pPr>
+            <w:r>
+              <w:rPr>
+                <w:rFonts w:ascii="Times New Roman" w:hAnsi="Times New Roman" w:eastAsia="Times New Roman" w:cs="Times New Roman"/>
+                <w:i w:val="false"/>
+                <w:b w:val="false"/>
+                <w:u w:val="none"/>
+                <w:strike w:val="false"/>
+                <w:sz w:val="18"/>
+                <w:szCs w:val="18"/>
+                <w:color w:val="000000"/>
+              </w:rPr>
+              <w:t xml:space="preserve">≥66</w:t>
+            </w:r>
+          </w:p>
+        </w:tc>
+        <w:tc>
+          <w:tcPr>
+            <w:tcBorders>
+              <w:bottom w:val="none" w:sz="0" w:space="0" w:color="000000"/>
+              <w:top w:val="none" w:sz="0" w:space="0" w:color="000000"/>
+              <w:left w:val="none" w:sz="0" w:space="0" w:color="000000"/>
+              <w:right w:val="none" w:sz="0" w:space="0" w:color="000000"/>
+            </w:tcBorders>
+            <w:shd w:val="clear" w:color="auto" w:fill="FFFFFF"/>
+            <w:tcMar>
+              <w:top w:w="0" w:type="dxa"/>
+              <w:bottom w:w="0" w:type="dxa"/>
+              <w:left w:w="0" w:type="dxa"/>
+              <w:right w:w="0" w:type="dxa"/>
+            </w:tcMar>
+            <w:vAlign w:val="center"/>
+          </w:tcPr>
+          <w:p>
+            <w:pPr>
+              <w:pStyle w:val="Normal"/>
+              <w:jc w:val="right"/>
+              <w:pBdr>
+                <w:bottom w:val="none" w:sz="0" w:space="0" w:color="000000"/>
+                <w:top w:val="none" w:sz="0" w:space="0" w:color="000000"/>
+                <w:left w:val="none" w:sz="0" w:space="0" w:color="000000"/>
+                <w:right w:val="none" w:sz="0" w:space="0" w:color="000000"/>
+              </w:pBdr>
+              <w:spacing w:after="100" w:before="100" w:line="240"/>
+              <w:ind w:left="100" w:right="100" w:firstLine="0" w:firstLineChars="0"/>
+              <w:rPr>
+                <w:rFonts w:ascii="Times New Roman" w:hAnsi="Times New Roman" w:eastAsia="Times New Roman" w:cs="Times New Roman"/>
+                <w:i w:val="false"/>
+                <w:b w:val="false"/>
+                <w:u w:val="none"/>
+                <w:strike w:val="false"/>
+                <w:sz w:val="18"/>
+                <w:szCs w:val="18"/>
+                <w:color w:val="000000"/>
+              </w:rPr>
+            </w:pPr>
+            <w:r>
+              <w:rPr>
+                <w:rFonts w:ascii="Times New Roman" w:hAnsi="Times New Roman" w:eastAsia="Times New Roman" w:cs="Times New Roman"/>
+                <w:i w:val="false"/>
+                <w:b w:val="false"/>
+                <w:u w:val="none"/>
+                <w:strike w:val="false"/>
+                <w:sz w:val="18"/>
+                <w:szCs w:val="18"/>
+                <w:color w:val="000000"/>
+              </w:rPr>
+              <w:t xml:space="preserve">306</w:t>
+            </w:r>
+          </w:p>
+        </w:tc>
+        <w:tc>
+          <w:tcPr>
+            <w:tcBorders>
+              <w:bottom w:val="none" w:sz="0" w:space="0" w:color="000000"/>
+              <w:top w:val="none" w:sz="0" w:space="0" w:color="000000"/>
+              <w:left w:val="none" w:sz="0" w:space="0" w:color="000000"/>
+              <w:right w:val="none" w:sz="0" w:space="0" w:color="000000"/>
+            </w:tcBorders>
+            <w:shd w:val="clear" w:color="auto" w:fill="FFFFFF"/>
+            <w:tcMar>
+              <w:top w:w="0" w:type="dxa"/>
+              <w:bottom w:w="0" w:type="dxa"/>
+              <w:left w:w="0" w:type="dxa"/>
+              <w:right w:w="0" w:type="dxa"/>
+            </w:tcMar>
+            <w:vAlign w:val="center"/>
+          </w:tcPr>
+          <w:p>
+            <w:pPr>
+              <w:pStyle w:val="Normal"/>
+              <w:jc w:val="right"/>
+              <w:pBdr>
+                <w:bottom w:val="none" w:sz="0" w:space="0" w:color="000000"/>
+                <w:top w:val="none" w:sz="0" w:space="0" w:color="000000"/>
+                <w:left w:val="none" w:sz="0" w:space="0" w:color="000000"/>
+                <w:right w:val="none" w:sz="0" w:space="0" w:color="000000"/>
+              </w:pBdr>
+              <w:spacing w:after="100" w:before="100" w:line="240"/>
+              <w:ind w:left="100" w:right="100" w:firstLine="0" w:firstLineChars="0"/>
+              <w:rPr>
+                <w:rFonts w:ascii="Times New Roman" w:hAnsi="Times New Roman" w:eastAsia="Times New Roman" w:cs="Times New Roman"/>
+                <w:i w:val="false"/>
+                <w:b w:val="false"/>
+                <w:u w:val="none"/>
+                <w:strike w:val="false"/>
+                <w:sz w:val="18"/>
+                <w:szCs w:val="18"/>
+                <w:color w:val="000000"/>
+              </w:rPr>
+            </w:pPr>
+            <w:r>
+              <w:rPr>
+                <w:rFonts w:ascii="Times New Roman" w:hAnsi="Times New Roman" w:eastAsia="Times New Roman" w:cs="Times New Roman"/>
+                <w:i w:val="false"/>
+                <w:b w:val="false"/>
+                <w:u w:val="none"/>
+                <w:strike w:val="false"/>
+                <w:sz w:val="18"/>
+                <w:szCs w:val="18"/>
+                <w:color w:val="000000"/>
+              </w:rPr>
+              <w:t xml:space="preserve">118</w:t>
+            </w:r>
+          </w:p>
+        </w:tc>
+        <w:tc>
+          <w:tcPr>
+            <w:tcBorders>
+              <w:bottom w:val="none" w:sz="0" w:space="0" w:color="000000"/>
+              <w:top w:val="none" w:sz="0" w:space="0" w:color="000000"/>
+              <w:left w:val="none" w:sz="0" w:space="0" w:color="000000"/>
+              <w:right w:val="none" w:sz="0" w:space="0" w:color="000000"/>
+            </w:tcBorders>
+            <w:shd w:val="clear" w:color="auto" w:fill="FFFFFF"/>
+            <w:tcMar>
+              <w:top w:w="0" w:type="dxa"/>
+              <w:bottom w:w="0" w:type="dxa"/>
+              <w:left w:w="0" w:type="dxa"/>
+              <w:right w:w="0" w:type="dxa"/>
+            </w:tcMar>
+            <w:vAlign w:val="center"/>
+          </w:tcPr>
+          <w:p>
+            <w:pPr>
+              <w:pStyle w:val="Normal"/>
+              <w:jc w:val="left"/>
+              <w:pBdr>
+                <w:bottom w:val="none" w:sz="0" w:space="0" w:color="000000"/>
+                <w:top w:val="none" w:sz="0" w:space="0" w:color="000000"/>
+                <w:left w:val="none" w:sz="0" w:space="0" w:color="000000"/>
+                <w:right w:val="none" w:sz="0" w:space="0" w:color="000000"/>
+              </w:pBdr>
+              <w:spacing w:after="100" w:before="100" w:line="240"/>
+              <w:ind w:left="100" w:right="100" w:firstLine="0" w:firstLineChars="0"/>
+              <w:rPr>
+                <w:rFonts w:ascii="Times New Roman" w:hAnsi="Times New Roman" w:eastAsia="Times New Roman" w:cs="Times New Roman"/>
+                <w:i w:val="false"/>
+                <w:b w:val="false"/>
+                <w:u w:val="none"/>
+                <w:strike w:val="false"/>
+                <w:sz w:val="18"/>
+                <w:szCs w:val="18"/>
+                <w:color w:val="000000"/>
+              </w:rPr>
+            </w:pPr>
+            <w:r>
+              <w:rPr>
+                <w:rFonts w:ascii="Times New Roman" w:hAnsi="Times New Roman" w:eastAsia="Times New Roman" w:cs="Times New Roman"/>
+                <w:i w:val="false"/>
+                <w:b w:val="false"/>
+                <w:u w:val="none"/>
+                <w:strike w:val="false"/>
+                <w:sz w:val="18"/>
+                <w:szCs w:val="18"/>
+                <w:color w:val="000000"/>
+              </w:rPr>
+              <w:t xml:space="preserve">1.68 (1.22–2.31)</w:t>
+            </w:r>
+          </w:p>
+        </w:tc>
+        <w:tc>
+          <w:tcPr>
+            <w:tcBorders>
+              <w:bottom w:val="none" w:sz="0" w:space="0" w:color="000000"/>
+              <w:top w:val="none" w:sz="0" w:space="0" w:color="000000"/>
+              <w:left w:val="none" w:sz="0" w:space="0" w:color="000000"/>
+              <w:right w:val="none" w:sz="0" w:space="0" w:color="000000"/>
+            </w:tcBorders>
+            <w:shd w:val="clear" w:color="auto" w:fill="FFFFFF"/>
+            <w:tcMar>
+              <w:top w:w="0" w:type="dxa"/>
+              <w:bottom w:w="0" w:type="dxa"/>
+              <w:left w:w="0" w:type="dxa"/>
+              <w:right w:w="0" w:type="dxa"/>
+            </w:tcMar>
+            <w:vAlign w:val="center"/>
+          </w:tcPr>
+          <w:p>
+            <w:pPr>
+              <w:pStyle w:val="Normal"/>
+              <w:jc w:val="left"/>
+              <w:pBdr>
+                <w:bottom w:val="none" w:sz="0" w:space="0" w:color="000000"/>
+                <w:top w:val="none" w:sz="0" w:space="0" w:color="000000"/>
+                <w:left w:val="none" w:sz="0" w:space="0" w:color="000000"/>
+                <w:right w:val="none" w:sz="0" w:space="0" w:color="000000"/>
+              </w:pBdr>
+              <w:spacing w:after="100" w:before="100" w:line="240"/>
+              <w:ind w:left="100" w:right="100" w:firstLine="0" w:firstLineChars="0"/>
+              <w:rPr>
+                <w:rFonts w:ascii="Times New Roman" w:hAnsi="Times New Roman" w:eastAsia="Times New Roman" w:cs="Times New Roman"/>
+                <w:i w:val="false"/>
+                <w:b w:val="false"/>
+                <w:u w:val="none"/>
+                <w:strike w:val="false"/>
+                <w:sz w:val="18"/>
+                <w:szCs w:val="18"/>
+                <w:color w:val="000000"/>
+              </w:rPr>
+            </w:pPr>
+            <w:r>
+              <w:rPr>
+                <w:rFonts w:ascii="Times New Roman" w:hAnsi="Times New Roman" w:eastAsia="Times New Roman" w:cs="Times New Roman"/>
+                <w:i w:val="false"/>
+                <w:b w:val="false"/>
+                <w:u w:val="none"/>
+                <w:strike w:val="false"/>
+                <w:sz w:val="18"/>
+                <w:szCs w:val="18"/>
+                <w:color w:val="000000"/>
+              </w:rPr>
+              <w:t xml:space="preserve">0.001</w:t>
+            </w:r>
+          </w:p>
+        </w:tc>
+        <w:tc>
+          <w:tcPr>
+            <w:tcBorders>
+              <w:bottom w:val="none" w:sz="0" w:space="0" w:color="000000"/>
+              <w:top w:val="none" w:sz="0" w:space="0" w:color="000000"/>
+              <w:left w:val="none" w:sz="0" w:space="0" w:color="000000"/>
+              <w:right w:val="none" w:sz="0" w:space="0" w:color="000000"/>
+            </w:tcBorders>
+            <w:shd w:val="clear" w:color="auto" w:fill="FFFFFF"/>
+            <w:tcMar>
+              <w:top w:w="0" w:type="dxa"/>
+              <w:bottom w:w="0" w:type="dxa"/>
+              <w:left w:w="0" w:type="dxa"/>
+              <w:right w:w="0" w:type="dxa"/>
+            </w:tcMar>
+            <w:vAlign w:val="center"/>
+          </w:tcPr>
+          <w:p>
+            <w:pPr>
+              <w:pStyle w:val="Normal"/>
+              <w:jc w:val="left"/>
+              <w:pBdr>
+                <w:bottom w:val="none" w:sz="0" w:space="0" w:color="000000"/>
+                <w:top w:val="none" w:sz="0" w:space="0" w:color="000000"/>
+                <w:left w:val="none" w:sz="0" w:space="0" w:color="000000"/>
+                <w:right w:val="none" w:sz="0" w:space="0" w:color="000000"/>
+              </w:pBdr>
+              <w:spacing w:after="100" w:before="100" w:line="240"/>
+              <w:ind w:left="100" w:right="100" w:firstLine="0" w:firstLineChars="0"/>
+              <w:rPr>
+                <w:rFonts w:ascii="Times New Roman" w:hAnsi="Times New Roman" w:eastAsia="Times New Roman" w:cs="Times New Roman"/>
+                <w:i w:val="false"/>
+                <w:b w:val="false"/>
+                <w:u w:val="none"/>
+                <w:strike w:val="false"/>
+                <w:sz w:val="18"/>
+                <w:szCs w:val="18"/>
+                <w:color w:val="000000"/>
+              </w:rPr>
+            </w:pPr>
+            <w:r>
+              <w:rPr>
+                <w:rFonts w:ascii="Times New Roman" w:hAnsi="Times New Roman" w:eastAsia="Times New Roman" w:cs="Times New Roman"/>
+                <w:i w:val="false"/>
+                <w:b w:val="false"/>
+                <w:u w:val="none"/>
+                <w:strike w:val="false"/>
+                <w:sz w:val="18"/>
+                <w:szCs w:val="18"/>
+                <w:color w:val="000000"/>
+              </w:rPr>
+              <w:t xml:space="preserve"/>
+            </w:r>
+          </w:p>
+        </w:tc>
+      </w:tr>
+      <w:tr>
+        <w:trPr>
+          <w:trHeight w:val="560" w:hRule="auto"/>
+        </w:trPr>
+        <w:tc>
+          <w:tcPr>
+            <w:tcBorders>
+              <w:bottom w:val="none" w:sz="0" w:space="0" w:color="000000"/>
+              <w:top w:val="none" w:sz="0" w:space="0" w:color="000000"/>
+              <w:left w:val="none" w:sz="0" w:space="0" w:color="000000"/>
+              <w:right w:val="none" w:sz="0" w:space="0" w:color="000000"/>
+            </w:tcBorders>
+            <w:shd w:val="clear" w:color="auto" w:fill="FFFFFF"/>
+            <w:tcMar>
+              <w:top w:w="0" w:type="dxa"/>
+              <w:bottom w:w="0" w:type="dxa"/>
+              <w:left w:w="0" w:type="dxa"/>
+              <w:right w:w="0" w:type="dxa"/>
+            </w:tcMar>
+            <w:vAlign w:val="center"/>
+          </w:tcPr>
+          <w:p>
+            <w:pPr>
+              <w:pStyle w:val="Normal"/>
+              <w:jc w:val="left"/>
+              <w:pBdr>
+                <w:bottom w:val="none" w:sz="0" w:space="0" w:color="000000"/>
+                <w:top w:val="none" w:sz="0" w:space="0" w:color="000000"/>
+                <w:left w:val="none" w:sz="0" w:space="0" w:color="000000"/>
+                <w:right w:val="none" w:sz="0" w:space="0" w:color="000000"/>
+              </w:pBdr>
+              <w:spacing w:after="100" w:before="100" w:line="240"/>
+              <w:ind w:left="100" w:right="100" w:firstLine="0" w:firstLineChars="0"/>
+              <w:rPr>
+                <w:rFonts w:ascii="Times New Roman" w:hAnsi="Times New Roman" w:eastAsia="Times New Roman" w:cs="Times New Roman"/>
+                <w:i w:val="false"/>
+                <w:b w:val="false"/>
+                <w:u w:val="none"/>
+                <w:strike w:val="false"/>
+                <w:sz w:val="18"/>
+                <w:szCs w:val="18"/>
+                <w:color w:val="000000"/>
+              </w:rPr>
+            </w:pPr>
+            <w:r>
+              <w:rPr>
+                <w:rFonts w:ascii="Times New Roman" w:hAnsi="Times New Roman" w:eastAsia="Times New Roman" w:cs="Times New Roman"/>
+                <w:i w:val="false"/>
+                <w:b w:val="false"/>
+                <w:u w:val="none"/>
+                <w:strike w:val="false"/>
+                <w:sz w:val="18"/>
+                <w:szCs w:val="18"/>
+                <w:color w:val="000000"/>
+              </w:rPr>
+              <w:t xml:space="preserve">Multivariable + MMR status</w:t>
+            </w:r>
+          </w:p>
+        </w:tc>
+        <w:tc>
+          <w:tcPr>
+            <w:tcBorders>
+              <w:bottom w:val="none" w:sz="0" w:space="0" w:color="000000"/>
+              <w:top w:val="none" w:sz="0" w:space="0" w:color="000000"/>
+              <w:left w:val="none" w:sz="0" w:space="0" w:color="000000"/>
+              <w:right w:val="none" w:sz="0" w:space="0" w:color="000000"/>
+            </w:tcBorders>
+            <w:shd w:val="clear" w:color="auto" w:fill="FFFFFF"/>
+            <w:tcMar>
+              <w:top w:w="0" w:type="dxa"/>
+              <w:bottom w:w="0" w:type="dxa"/>
+              <w:left w:w="0" w:type="dxa"/>
+              <w:right w:w="0" w:type="dxa"/>
+            </w:tcMar>
+            <w:vAlign w:val="center"/>
+          </w:tcPr>
+          <w:p>
+            <w:pPr>
+              <w:pStyle w:val="Normal"/>
+              <w:jc w:val="left"/>
+              <w:pBdr>
+                <w:bottom w:val="none" w:sz="0" w:space="0" w:color="000000"/>
+                <w:top w:val="none" w:sz="0" w:space="0" w:color="000000"/>
+                <w:left w:val="none" w:sz="0" w:space="0" w:color="000000"/>
+                <w:right w:val="none" w:sz="0" w:space="0" w:color="000000"/>
+              </w:pBdr>
+              <w:spacing w:after="100" w:before="100" w:line="240"/>
+              <w:ind w:left="100" w:right="100" w:firstLine="0" w:firstLineChars="0"/>
+              <w:rPr>
+                <w:rFonts w:ascii="Times New Roman" w:hAnsi="Times New Roman" w:eastAsia="Times New Roman" w:cs="Times New Roman"/>
+                <w:i w:val="false"/>
+                <w:b w:val="false"/>
+                <w:u w:val="none"/>
+                <w:strike w:val="false"/>
+                <w:sz w:val="18"/>
+                <w:szCs w:val="18"/>
+                <w:color w:val="000000"/>
+              </w:rPr>
+            </w:pPr>
+            <w:r>
+              <w:rPr>
+                <w:rFonts w:ascii="Times New Roman" w:hAnsi="Times New Roman" w:eastAsia="Times New Roman" w:cs="Times New Roman"/>
+                <w:i w:val="false"/>
+                <w:b w:val="false"/>
+                <w:u w:val="none"/>
+                <w:strike w:val="false"/>
+                <w:sz w:val="18"/>
+                <w:szCs w:val="18"/>
+                <w:color w:val="000000"/>
+              </w:rPr>
+              <w:t xml:space="preserve">Sex</w:t>
+            </w:r>
+          </w:p>
+        </w:tc>
+        <w:tc>
+          <w:tcPr>
+            <w:tcBorders>
+              <w:bottom w:val="none" w:sz="0" w:space="0" w:color="000000"/>
+              <w:top w:val="none" w:sz="0" w:space="0" w:color="000000"/>
+              <w:left w:val="none" w:sz="0" w:space="0" w:color="000000"/>
+              <w:right w:val="none" w:sz="0" w:space="0" w:color="000000"/>
+            </w:tcBorders>
+            <w:shd w:val="clear" w:color="auto" w:fill="FFFFFF"/>
+            <w:tcMar>
+              <w:top w:w="0" w:type="dxa"/>
+              <w:bottom w:w="0" w:type="dxa"/>
+              <w:left w:w="0" w:type="dxa"/>
+              <w:right w:w="0" w:type="dxa"/>
+            </w:tcMar>
+            <w:vAlign w:val="center"/>
+          </w:tcPr>
+          <w:p>
+            <w:pPr>
+              <w:pStyle w:val="Normal"/>
+              <w:jc w:val="left"/>
+              <w:pBdr>
+                <w:bottom w:val="none" w:sz="0" w:space="0" w:color="000000"/>
+                <w:top w:val="none" w:sz="0" w:space="0" w:color="000000"/>
+                <w:left w:val="none" w:sz="0" w:space="0" w:color="000000"/>
+                <w:right w:val="none" w:sz="0" w:space="0" w:color="000000"/>
+              </w:pBdr>
+              <w:spacing w:after="100" w:before="100" w:line="240"/>
+              <w:ind w:left="100" w:right="100" w:firstLine="0" w:firstLineChars="0"/>
+              <w:rPr>
+                <w:rFonts w:ascii="Times New Roman" w:hAnsi="Times New Roman" w:eastAsia="Times New Roman" w:cs="Times New Roman"/>
+                <w:i w:val="false"/>
+                <w:b w:val="false"/>
+                <w:u w:val="none"/>
+                <w:strike w:val="false"/>
+                <w:sz w:val="18"/>
+                <w:szCs w:val="18"/>
+                <w:color w:val="000000"/>
+              </w:rPr>
+            </w:pPr>
+            <w:r>
+              <w:rPr>
+                <w:rFonts w:ascii="Times New Roman" w:hAnsi="Times New Roman" w:eastAsia="Times New Roman" w:cs="Times New Roman"/>
+                <w:i w:val="false"/>
+                <w:b w:val="false"/>
+                <w:u w:val="none"/>
+                <w:strike w:val="false"/>
+                <w:sz w:val="18"/>
+                <w:szCs w:val="18"/>
+                <w:color w:val="000000"/>
+              </w:rPr>
+              <w:t xml:space="preserve">Male (ref)</w:t>
+            </w:r>
+          </w:p>
+        </w:tc>
+        <w:tc>
+          <w:tcPr>
+            <w:tcBorders>
+              <w:bottom w:val="none" w:sz="0" w:space="0" w:color="000000"/>
+              <w:top w:val="none" w:sz="0" w:space="0" w:color="000000"/>
+              <w:left w:val="none" w:sz="0" w:space="0" w:color="000000"/>
+              <w:right w:val="none" w:sz="0" w:space="0" w:color="000000"/>
+            </w:tcBorders>
+            <w:shd w:val="clear" w:color="auto" w:fill="FFFFFF"/>
+            <w:tcMar>
+              <w:top w:w="0" w:type="dxa"/>
+              <w:bottom w:w="0" w:type="dxa"/>
+              <w:left w:w="0" w:type="dxa"/>
+              <w:right w:w="0" w:type="dxa"/>
+            </w:tcMar>
+            <w:vAlign w:val="center"/>
+          </w:tcPr>
+          <w:p>
+            <w:pPr>
+              <w:pStyle w:val="Normal"/>
+              <w:jc w:val="right"/>
+              <w:pBdr>
+                <w:bottom w:val="none" w:sz="0" w:space="0" w:color="000000"/>
+                <w:top w:val="none" w:sz="0" w:space="0" w:color="000000"/>
+                <w:left w:val="none" w:sz="0" w:space="0" w:color="000000"/>
+                <w:right w:val="none" w:sz="0" w:space="0" w:color="000000"/>
+              </w:pBdr>
+              <w:spacing w:after="100" w:before="100" w:line="240"/>
+              <w:ind w:left="100" w:right="100" w:firstLine="0" w:firstLineChars="0"/>
+              <w:rPr>
+                <w:rFonts w:ascii="Times New Roman" w:hAnsi="Times New Roman" w:eastAsia="Times New Roman" w:cs="Times New Roman"/>
+                <w:i w:val="false"/>
+                <w:b w:val="false"/>
+                <w:u w:val="none"/>
+                <w:strike w:val="false"/>
+                <w:sz w:val="18"/>
+                <w:szCs w:val="18"/>
+                <w:color w:val="000000"/>
+              </w:rPr>
+            </w:pPr>
+            <w:r>
+              <w:rPr>
+                <w:rFonts w:ascii="Times New Roman" w:hAnsi="Times New Roman" w:eastAsia="Times New Roman" w:cs="Times New Roman"/>
+                <w:i w:val="false"/>
+                <w:b w:val="false"/>
+                <w:u w:val="none"/>
+                <w:strike w:val="false"/>
+                <w:sz w:val="18"/>
+                <w:szCs w:val="18"/>
+                <w:color w:val="000000"/>
+              </w:rPr>
+              <w:t xml:space="preserve">284</w:t>
+            </w:r>
+          </w:p>
+        </w:tc>
+        <w:tc>
+          <w:tcPr>
+            <w:tcBorders>
+              <w:bottom w:val="none" w:sz="0" w:space="0" w:color="000000"/>
+              <w:top w:val="none" w:sz="0" w:space="0" w:color="000000"/>
+              <w:left w:val="none" w:sz="0" w:space="0" w:color="000000"/>
+              <w:right w:val="none" w:sz="0" w:space="0" w:color="000000"/>
+            </w:tcBorders>
+            <w:shd w:val="clear" w:color="auto" w:fill="FFFFFF"/>
+            <w:tcMar>
+              <w:top w:w="0" w:type="dxa"/>
+              <w:bottom w:w="0" w:type="dxa"/>
+              <w:left w:w="0" w:type="dxa"/>
+              <w:right w:w="0" w:type="dxa"/>
+            </w:tcMar>
+            <w:vAlign w:val="center"/>
+          </w:tcPr>
+          <w:p>
+            <w:pPr>
+              <w:pStyle w:val="Normal"/>
+              <w:jc w:val="right"/>
+              <w:pBdr>
+                <w:bottom w:val="none" w:sz="0" w:space="0" w:color="000000"/>
+                <w:top w:val="none" w:sz="0" w:space="0" w:color="000000"/>
+                <w:left w:val="none" w:sz="0" w:space="0" w:color="000000"/>
+                <w:right w:val="none" w:sz="0" w:space="0" w:color="000000"/>
+              </w:pBdr>
+              <w:spacing w:after="100" w:before="100" w:line="240"/>
+              <w:ind w:left="100" w:right="100" w:firstLine="0" w:firstLineChars="0"/>
+              <w:rPr>
+                <w:rFonts w:ascii="Times New Roman" w:hAnsi="Times New Roman" w:eastAsia="Times New Roman" w:cs="Times New Roman"/>
+                <w:i w:val="false"/>
+                <w:b w:val="false"/>
+                <w:u w:val="none"/>
+                <w:strike w:val="false"/>
+                <w:sz w:val="18"/>
+                <w:szCs w:val="18"/>
+                <w:color w:val="000000"/>
+              </w:rPr>
+            </w:pPr>
+            <w:r>
+              <w:rPr>
+                <w:rFonts w:ascii="Times New Roman" w:hAnsi="Times New Roman" w:eastAsia="Times New Roman" w:cs="Times New Roman"/>
+                <w:i w:val="false"/>
+                <w:b w:val="false"/>
+                <w:u w:val="none"/>
+                <w:strike w:val="false"/>
+                <w:sz w:val="18"/>
+                <w:szCs w:val="18"/>
+                <w:color w:val="000000"/>
+              </w:rPr>
+              <w:t xml:space="preserve">105</w:t>
+            </w:r>
+          </w:p>
+        </w:tc>
+        <w:tc>
+          <w:tcPr>
+            <w:tcBorders>
+              <w:bottom w:val="none" w:sz="0" w:space="0" w:color="000000"/>
+              <w:top w:val="none" w:sz="0" w:space="0" w:color="000000"/>
+              <w:left w:val="none" w:sz="0" w:space="0" w:color="000000"/>
+              <w:right w:val="none" w:sz="0" w:space="0" w:color="000000"/>
+            </w:tcBorders>
+            <w:shd w:val="clear" w:color="auto" w:fill="FFFFFF"/>
+            <w:tcMar>
+              <w:top w:w="0" w:type="dxa"/>
+              <w:bottom w:w="0" w:type="dxa"/>
+              <w:left w:w="0" w:type="dxa"/>
+              <w:right w:w="0" w:type="dxa"/>
+            </w:tcMar>
+            <w:vAlign w:val="center"/>
+          </w:tcPr>
+          <w:p>
+            <w:pPr>
+              <w:pStyle w:val="Normal"/>
+              <w:jc w:val="left"/>
+              <w:pBdr>
+                <w:bottom w:val="none" w:sz="0" w:space="0" w:color="000000"/>
+                <w:top w:val="none" w:sz="0" w:space="0" w:color="000000"/>
+                <w:left w:val="none" w:sz="0" w:space="0" w:color="000000"/>
+                <w:right w:val="none" w:sz="0" w:space="0" w:color="000000"/>
+              </w:pBdr>
+              <w:spacing w:after="100" w:before="100" w:line="240"/>
+              <w:ind w:left="100" w:right="100" w:firstLine="0" w:firstLineChars="0"/>
+              <w:rPr>
+                <w:rFonts w:ascii="Times New Roman" w:hAnsi="Times New Roman" w:eastAsia="Times New Roman" w:cs="Times New Roman"/>
+                <w:i w:val="false"/>
+                <w:b w:val="false"/>
+                <w:u w:val="none"/>
+                <w:strike w:val="false"/>
+                <w:sz w:val="18"/>
+                <w:szCs w:val="18"/>
+                <w:color w:val="000000"/>
+              </w:rPr>
+            </w:pPr>
+            <w:r>
+              <w:rPr>
+                <w:rFonts w:ascii="Times New Roman" w:hAnsi="Times New Roman" w:eastAsia="Times New Roman" w:cs="Times New Roman"/>
+                <w:i w:val="false"/>
+                <w:b w:val="false"/>
+                <w:u w:val="none"/>
+                <w:strike w:val="false"/>
+                <w:sz w:val="18"/>
+                <w:szCs w:val="18"/>
+                <w:color w:val="000000"/>
+              </w:rPr>
+              <w:t xml:space="preserve">Reference</w:t>
+            </w:r>
+          </w:p>
+        </w:tc>
+        <w:tc>
+          <w:tcPr>
+            <w:tcBorders>
+              <w:bottom w:val="none" w:sz="0" w:space="0" w:color="000000"/>
+              <w:top w:val="none" w:sz="0" w:space="0" w:color="000000"/>
+              <w:left w:val="none" w:sz="0" w:space="0" w:color="000000"/>
+              <w:right w:val="none" w:sz="0" w:space="0" w:color="000000"/>
+            </w:tcBorders>
+            <w:shd w:val="clear" w:color="auto" w:fill="FFFFFF"/>
+            <w:tcMar>
+              <w:top w:w="0" w:type="dxa"/>
+              <w:bottom w:w="0" w:type="dxa"/>
+              <w:left w:w="0" w:type="dxa"/>
+              <w:right w:w="0" w:type="dxa"/>
+            </w:tcMar>
+            <w:vAlign w:val="center"/>
+          </w:tcPr>
+          <w:p>
+            <w:pPr>
+              <w:pStyle w:val="Normal"/>
+              <w:jc w:val="left"/>
+              <w:pBdr>
+                <w:bottom w:val="none" w:sz="0" w:space="0" w:color="000000"/>
+                <w:top w:val="none" w:sz="0" w:space="0" w:color="000000"/>
+                <w:left w:val="none" w:sz="0" w:space="0" w:color="000000"/>
+                <w:right w:val="none" w:sz="0" w:space="0" w:color="000000"/>
+              </w:pBdr>
+              <w:spacing w:after="100" w:before="100" w:line="240"/>
+              <w:ind w:left="100" w:right="100" w:firstLine="0" w:firstLineChars="0"/>
+              <w:rPr>
+                <w:rFonts w:ascii="Times New Roman" w:hAnsi="Times New Roman" w:eastAsia="Times New Roman" w:cs="Times New Roman"/>
+                <w:i w:val="false"/>
+                <w:b w:val="false"/>
+                <w:u w:val="none"/>
+                <w:strike w:val="false"/>
+                <w:sz w:val="18"/>
+                <w:szCs w:val="18"/>
+                <w:color w:val="000000"/>
+              </w:rPr>
+            </w:pPr>
+            <w:r>
+              <w:rPr>
+                <w:rFonts w:ascii="Times New Roman" w:hAnsi="Times New Roman" w:eastAsia="Times New Roman" w:cs="Times New Roman"/>
+                <w:i w:val="false"/>
+                <w:b w:val="false"/>
+                <w:u w:val="none"/>
+                <w:strike w:val="false"/>
+                <w:sz w:val="18"/>
+                <w:szCs w:val="18"/>
+                <w:color w:val="000000"/>
+              </w:rPr>
+              <w:t xml:space="preserve"/>
+            </w:r>
+          </w:p>
+        </w:tc>
+        <w:tc>
+          <w:tcPr>
+            <w:tcBorders>
+              <w:bottom w:val="none" w:sz="0" w:space="0" w:color="000000"/>
+              <w:top w:val="none" w:sz="0" w:space="0" w:color="000000"/>
+              <w:left w:val="none" w:sz="0" w:space="0" w:color="000000"/>
+              <w:right w:val="none" w:sz="0" w:space="0" w:color="000000"/>
+            </w:tcBorders>
+            <w:shd w:val="clear" w:color="auto" w:fill="FFFFFF"/>
+            <w:tcMar>
+              <w:top w:w="0" w:type="dxa"/>
+              <w:bottom w:w="0" w:type="dxa"/>
+              <w:left w:w="0" w:type="dxa"/>
+              <w:right w:w="0" w:type="dxa"/>
+            </w:tcMar>
+            <w:vAlign w:val="center"/>
+          </w:tcPr>
+          <w:p>
+            <w:pPr>
+              <w:pStyle w:val="Normal"/>
+              <w:jc w:val="left"/>
+              <w:pBdr>
+                <w:bottom w:val="none" w:sz="0" w:space="0" w:color="000000"/>
+                <w:top w:val="none" w:sz="0" w:space="0" w:color="000000"/>
+                <w:left w:val="none" w:sz="0" w:space="0" w:color="000000"/>
+                <w:right w:val="none" w:sz="0" w:space="0" w:color="000000"/>
+              </w:pBdr>
+              <w:spacing w:after="100" w:before="100" w:line="240"/>
+              <w:ind w:left="100" w:right="100" w:firstLine="0" w:firstLineChars="0"/>
+              <w:rPr>
+                <w:rFonts w:ascii="Times New Roman" w:hAnsi="Times New Roman" w:eastAsia="Times New Roman" w:cs="Times New Roman"/>
+                <w:i w:val="false"/>
+                <w:b w:val="false"/>
+                <w:u w:val="none"/>
+                <w:strike w:val="false"/>
+                <w:sz w:val="18"/>
+                <w:szCs w:val="18"/>
+                <w:color w:val="000000"/>
+              </w:rPr>
+            </w:pPr>
+            <w:r>
+              <w:rPr>
+                <w:rFonts w:ascii="Times New Roman" w:hAnsi="Times New Roman" w:eastAsia="Times New Roman" w:cs="Times New Roman"/>
+                <w:i w:val="false"/>
+                <w:b w:val="false"/>
+                <w:u w:val="none"/>
+                <w:strike w:val="false"/>
+                <w:sz w:val="18"/>
+                <w:szCs w:val="18"/>
+                <w:color w:val="000000"/>
+              </w:rPr>
+              <w:t xml:space="preserve"/>
+            </w:r>
+          </w:p>
+        </w:tc>
+      </w:tr>
+      <w:tr>
+        <w:trPr>
+          <w:trHeight w:val="560" w:hRule="auto"/>
+        </w:trPr>
+        <w:tc>
+          <w:tcPr>
+            <w:tcBorders>
+              <w:bottom w:val="none" w:sz="0" w:space="0" w:color="000000"/>
+              <w:top w:val="none" w:sz="0" w:space="0" w:color="000000"/>
+              <w:left w:val="none" w:sz="0" w:space="0" w:color="000000"/>
+              <w:right w:val="none" w:sz="0" w:space="0" w:color="000000"/>
+            </w:tcBorders>
+            <w:shd w:val="clear" w:color="auto" w:fill="FFFFFF"/>
+            <w:tcMar>
+              <w:top w:w="0" w:type="dxa"/>
+              <w:bottom w:w="0" w:type="dxa"/>
+              <w:left w:w="0" w:type="dxa"/>
+              <w:right w:w="0" w:type="dxa"/>
+            </w:tcMar>
+            <w:vAlign w:val="center"/>
+          </w:tcPr>
+          <w:p>
+            <w:pPr>
+              <w:pStyle w:val="Normal"/>
+              <w:jc w:val="left"/>
+              <w:pBdr>
+                <w:bottom w:val="none" w:sz="0" w:space="0" w:color="000000"/>
+                <w:top w:val="none" w:sz="0" w:space="0" w:color="000000"/>
+                <w:left w:val="none" w:sz="0" w:space="0" w:color="000000"/>
+                <w:right w:val="none" w:sz="0" w:space="0" w:color="000000"/>
+              </w:pBdr>
+              <w:spacing w:after="100" w:before="100" w:line="240"/>
+              <w:ind w:left="100" w:right="100" w:firstLine="0" w:firstLineChars="0"/>
+              <w:rPr>
+                <w:rFonts w:ascii="Times New Roman" w:hAnsi="Times New Roman" w:eastAsia="Times New Roman" w:cs="Times New Roman"/>
+                <w:i w:val="false"/>
+                <w:b w:val="false"/>
+                <w:u w:val="none"/>
+                <w:strike w:val="false"/>
+                <w:sz w:val="18"/>
+                <w:szCs w:val="18"/>
+                <w:color w:val="000000"/>
+              </w:rPr>
+            </w:pPr>
+            <w:r>
+              <w:rPr>
+                <w:rFonts w:ascii="Times New Roman" w:hAnsi="Times New Roman" w:eastAsia="Times New Roman" w:cs="Times New Roman"/>
+                <w:i w:val="false"/>
+                <w:b w:val="false"/>
+                <w:u w:val="none"/>
+                <w:strike w:val="false"/>
+                <w:sz w:val="18"/>
+                <w:szCs w:val="18"/>
+                <w:color w:val="000000"/>
+              </w:rPr>
+              <w:t xml:space="preserve">Multivariable + MMR status</w:t>
+            </w:r>
+          </w:p>
+        </w:tc>
+        <w:tc>
+          <w:tcPr>
+            <w:tcBorders>
+              <w:bottom w:val="none" w:sz="0" w:space="0" w:color="000000"/>
+              <w:top w:val="none" w:sz="0" w:space="0" w:color="000000"/>
+              <w:left w:val="none" w:sz="0" w:space="0" w:color="000000"/>
+              <w:right w:val="none" w:sz="0" w:space="0" w:color="000000"/>
+            </w:tcBorders>
+            <w:shd w:val="clear" w:color="auto" w:fill="FFFFFF"/>
+            <w:tcMar>
+              <w:top w:w="0" w:type="dxa"/>
+              <w:bottom w:w="0" w:type="dxa"/>
+              <w:left w:w="0" w:type="dxa"/>
+              <w:right w:w="0" w:type="dxa"/>
+            </w:tcMar>
+            <w:vAlign w:val="center"/>
+          </w:tcPr>
+          <w:p>
+            <w:pPr>
+              <w:pStyle w:val="Normal"/>
+              <w:jc w:val="left"/>
+              <w:pBdr>
+                <w:bottom w:val="none" w:sz="0" w:space="0" w:color="000000"/>
+                <w:top w:val="none" w:sz="0" w:space="0" w:color="000000"/>
+                <w:left w:val="none" w:sz="0" w:space="0" w:color="000000"/>
+                <w:right w:val="none" w:sz="0" w:space="0" w:color="000000"/>
+              </w:pBdr>
+              <w:spacing w:after="100" w:before="100" w:line="240"/>
+              <w:ind w:left="100" w:right="100" w:firstLine="0" w:firstLineChars="0"/>
+              <w:rPr>
+                <w:rFonts w:ascii="Times New Roman" w:hAnsi="Times New Roman" w:eastAsia="Times New Roman" w:cs="Times New Roman"/>
+                <w:i w:val="false"/>
+                <w:b w:val="false"/>
+                <w:u w:val="none"/>
+                <w:strike w:val="false"/>
+                <w:sz w:val="18"/>
+                <w:szCs w:val="18"/>
+                <w:color w:val="000000"/>
+              </w:rPr>
+            </w:pPr>
+            <w:r>
+              <w:rPr>
+                <w:rFonts w:ascii="Times New Roman" w:hAnsi="Times New Roman" w:eastAsia="Times New Roman" w:cs="Times New Roman"/>
+                <w:i w:val="false"/>
+                <w:b w:val="false"/>
+                <w:u w:val="none"/>
+                <w:strike w:val="false"/>
+                <w:sz w:val="18"/>
+                <w:szCs w:val="18"/>
+                <w:color w:val="000000"/>
+              </w:rPr>
+              <w:t xml:space="preserve"/>
+            </w:r>
+          </w:p>
+        </w:tc>
+        <w:tc>
+          <w:tcPr>
+            <w:tcBorders>
+              <w:bottom w:val="none" w:sz="0" w:space="0" w:color="000000"/>
+              <w:top w:val="none" w:sz="0" w:space="0" w:color="000000"/>
+              <w:left w:val="none" w:sz="0" w:space="0" w:color="000000"/>
+              <w:right w:val="none" w:sz="0" w:space="0" w:color="000000"/>
+            </w:tcBorders>
+            <w:shd w:val="clear" w:color="auto" w:fill="FFFFFF"/>
+            <w:tcMar>
+              <w:top w:w="0" w:type="dxa"/>
+              <w:bottom w:w="0" w:type="dxa"/>
+              <w:left w:w="0" w:type="dxa"/>
+              <w:right w:w="0" w:type="dxa"/>
+            </w:tcMar>
+            <w:vAlign w:val="center"/>
+          </w:tcPr>
+          <w:p>
+            <w:pPr>
+              <w:pStyle w:val="Normal"/>
+              <w:jc w:val="left"/>
+              <w:pBdr>
+                <w:bottom w:val="none" w:sz="0" w:space="0" w:color="000000"/>
+                <w:top w:val="none" w:sz="0" w:space="0" w:color="000000"/>
+                <w:left w:val="none" w:sz="0" w:space="0" w:color="000000"/>
+                <w:right w:val="none" w:sz="0" w:space="0" w:color="000000"/>
+              </w:pBdr>
+              <w:spacing w:after="100" w:before="100" w:line="240"/>
+              <w:ind w:left="100" w:right="100" w:firstLine="0" w:firstLineChars="0"/>
+              <w:rPr>
+                <w:rFonts w:ascii="Times New Roman" w:hAnsi="Times New Roman" w:eastAsia="Times New Roman" w:cs="Times New Roman"/>
+                <w:i w:val="false"/>
+                <w:b w:val="false"/>
+                <w:u w:val="none"/>
+                <w:strike w:val="false"/>
+                <w:sz w:val="18"/>
+                <w:szCs w:val="18"/>
+                <w:color w:val="000000"/>
+              </w:rPr>
+            </w:pPr>
+            <w:r>
+              <w:rPr>
+                <w:rFonts w:ascii="Times New Roman" w:hAnsi="Times New Roman" w:eastAsia="Times New Roman" w:cs="Times New Roman"/>
+                <w:i w:val="false"/>
+                <w:b w:val="false"/>
+                <w:u w:val="none"/>
+                <w:strike w:val="false"/>
+                <w:sz w:val="18"/>
+                <w:szCs w:val="18"/>
+                <w:color w:val="000000"/>
+              </w:rPr>
+              <w:t xml:space="preserve">Female</w:t>
+            </w:r>
+          </w:p>
+        </w:tc>
+        <w:tc>
+          <w:tcPr>
+            <w:tcBorders>
+              <w:bottom w:val="none" w:sz="0" w:space="0" w:color="000000"/>
+              <w:top w:val="none" w:sz="0" w:space="0" w:color="000000"/>
+              <w:left w:val="none" w:sz="0" w:space="0" w:color="000000"/>
+              <w:right w:val="none" w:sz="0" w:space="0" w:color="000000"/>
+            </w:tcBorders>
+            <w:shd w:val="clear" w:color="auto" w:fill="FFFFFF"/>
+            <w:tcMar>
+              <w:top w:w="0" w:type="dxa"/>
+              <w:bottom w:w="0" w:type="dxa"/>
+              <w:left w:w="0" w:type="dxa"/>
+              <w:right w:w="0" w:type="dxa"/>
+            </w:tcMar>
+            <w:vAlign w:val="center"/>
+          </w:tcPr>
+          <w:p>
+            <w:pPr>
+              <w:pStyle w:val="Normal"/>
+              <w:jc w:val="right"/>
+              <w:pBdr>
+                <w:bottom w:val="none" w:sz="0" w:space="0" w:color="000000"/>
+                <w:top w:val="none" w:sz="0" w:space="0" w:color="000000"/>
+                <w:left w:val="none" w:sz="0" w:space="0" w:color="000000"/>
+                <w:right w:val="none" w:sz="0" w:space="0" w:color="000000"/>
+              </w:pBdr>
+              <w:spacing w:after="100" w:before="100" w:line="240"/>
+              <w:ind w:left="100" w:right="100" w:firstLine="0" w:firstLineChars="0"/>
+              <w:rPr>
+                <w:rFonts w:ascii="Times New Roman" w:hAnsi="Times New Roman" w:eastAsia="Times New Roman" w:cs="Times New Roman"/>
+                <w:i w:val="false"/>
+                <w:b w:val="false"/>
+                <w:u w:val="none"/>
+                <w:strike w:val="false"/>
+                <w:sz w:val="18"/>
+                <w:szCs w:val="18"/>
+                <w:color w:val="000000"/>
+              </w:rPr>
+            </w:pPr>
+            <w:r>
+              <w:rPr>
+                <w:rFonts w:ascii="Times New Roman" w:hAnsi="Times New Roman" w:eastAsia="Times New Roman" w:cs="Times New Roman"/>
+                <w:i w:val="false"/>
+                <w:b w:val="false"/>
+                <w:u w:val="none"/>
+                <w:strike w:val="false"/>
+                <w:sz w:val="18"/>
+                <w:szCs w:val="18"/>
+                <w:color w:val="000000"/>
+              </w:rPr>
+              <w:t xml:space="preserve">227</w:t>
+            </w:r>
+          </w:p>
+        </w:tc>
+        <w:tc>
+          <w:tcPr>
+            <w:tcBorders>
+              <w:bottom w:val="none" w:sz="0" w:space="0" w:color="000000"/>
+              <w:top w:val="none" w:sz="0" w:space="0" w:color="000000"/>
+              <w:left w:val="none" w:sz="0" w:space="0" w:color="000000"/>
+              <w:right w:val="none" w:sz="0" w:space="0" w:color="000000"/>
+            </w:tcBorders>
+            <w:shd w:val="clear" w:color="auto" w:fill="FFFFFF"/>
+            <w:tcMar>
+              <w:top w:w="0" w:type="dxa"/>
+              <w:bottom w:w="0" w:type="dxa"/>
+              <w:left w:w="0" w:type="dxa"/>
+              <w:right w:w="0" w:type="dxa"/>
+            </w:tcMar>
+            <w:vAlign w:val="center"/>
+          </w:tcPr>
+          <w:p>
+            <w:pPr>
+              <w:pStyle w:val="Normal"/>
+              <w:jc w:val="right"/>
+              <w:pBdr>
+                <w:bottom w:val="none" w:sz="0" w:space="0" w:color="000000"/>
+                <w:top w:val="none" w:sz="0" w:space="0" w:color="000000"/>
+                <w:left w:val="none" w:sz="0" w:space="0" w:color="000000"/>
+                <w:right w:val="none" w:sz="0" w:space="0" w:color="000000"/>
+              </w:pBdr>
+              <w:spacing w:after="100" w:before="100" w:line="240"/>
+              <w:ind w:left="100" w:right="100" w:firstLine="0" w:firstLineChars="0"/>
+              <w:rPr>
+                <w:rFonts w:ascii="Times New Roman" w:hAnsi="Times New Roman" w:eastAsia="Times New Roman" w:cs="Times New Roman"/>
+                <w:i w:val="false"/>
+                <w:b w:val="false"/>
+                <w:u w:val="none"/>
+                <w:strike w:val="false"/>
+                <w:sz w:val="18"/>
+                <w:szCs w:val="18"/>
+                <w:color w:val="000000"/>
+              </w:rPr>
+            </w:pPr>
+            <w:r>
+              <w:rPr>
+                <w:rFonts w:ascii="Times New Roman" w:hAnsi="Times New Roman" w:eastAsia="Times New Roman" w:cs="Times New Roman"/>
+                <w:i w:val="false"/>
+                <w:b w:val="false"/>
+                <w:u w:val="none"/>
+                <w:strike w:val="false"/>
+                <w:sz w:val="18"/>
+                <w:szCs w:val="18"/>
+                <w:color w:val="000000"/>
+              </w:rPr>
+              <w:t xml:space="preserve">70</w:t>
+            </w:r>
+          </w:p>
+        </w:tc>
+        <w:tc>
+          <w:tcPr>
+            <w:tcBorders>
+              <w:bottom w:val="none" w:sz="0" w:space="0" w:color="000000"/>
+              <w:top w:val="none" w:sz="0" w:space="0" w:color="000000"/>
+              <w:left w:val="none" w:sz="0" w:space="0" w:color="000000"/>
+              <w:right w:val="none" w:sz="0" w:space="0" w:color="000000"/>
+            </w:tcBorders>
+            <w:shd w:val="clear" w:color="auto" w:fill="FFFFFF"/>
+            <w:tcMar>
+              <w:top w:w="0" w:type="dxa"/>
+              <w:bottom w:w="0" w:type="dxa"/>
+              <w:left w:w="0" w:type="dxa"/>
+              <w:right w:w="0" w:type="dxa"/>
+            </w:tcMar>
+            <w:vAlign w:val="center"/>
+          </w:tcPr>
+          <w:p>
+            <w:pPr>
+              <w:pStyle w:val="Normal"/>
+              <w:jc w:val="left"/>
+              <w:pBdr>
+                <w:bottom w:val="none" w:sz="0" w:space="0" w:color="000000"/>
+                <w:top w:val="none" w:sz="0" w:space="0" w:color="000000"/>
+                <w:left w:val="none" w:sz="0" w:space="0" w:color="000000"/>
+                <w:right w:val="none" w:sz="0" w:space="0" w:color="000000"/>
+              </w:pBdr>
+              <w:spacing w:after="100" w:before="100" w:line="240"/>
+              <w:ind w:left="100" w:right="100" w:firstLine="0" w:firstLineChars="0"/>
+              <w:rPr>
+                <w:rFonts w:ascii="Times New Roman" w:hAnsi="Times New Roman" w:eastAsia="Times New Roman" w:cs="Times New Roman"/>
+                <w:i w:val="false"/>
+                <w:b w:val="false"/>
+                <w:u w:val="none"/>
+                <w:strike w:val="false"/>
+                <w:sz w:val="18"/>
+                <w:szCs w:val="18"/>
+                <w:color w:val="000000"/>
+              </w:rPr>
+            </w:pPr>
+            <w:r>
+              <w:rPr>
+                <w:rFonts w:ascii="Times New Roman" w:hAnsi="Times New Roman" w:eastAsia="Times New Roman" w:cs="Times New Roman"/>
+                <w:i w:val="false"/>
+                <w:b w:val="false"/>
+                <w:u w:val="none"/>
+                <w:strike w:val="false"/>
+                <w:sz w:val="18"/>
+                <w:szCs w:val="18"/>
+                <w:color w:val="000000"/>
+              </w:rPr>
+              <w:t xml:space="preserve">0.76 (0.56–1.03)</w:t>
+            </w:r>
+          </w:p>
+        </w:tc>
+        <w:tc>
+          <w:tcPr>
+            <w:tcBorders>
+              <w:bottom w:val="none" w:sz="0" w:space="0" w:color="000000"/>
+              <w:top w:val="none" w:sz="0" w:space="0" w:color="000000"/>
+              <w:left w:val="none" w:sz="0" w:space="0" w:color="000000"/>
+              <w:right w:val="none" w:sz="0" w:space="0" w:color="000000"/>
+            </w:tcBorders>
+            <w:shd w:val="clear" w:color="auto" w:fill="FFFFFF"/>
+            <w:tcMar>
+              <w:top w:w="0" w:type="dxa"/>
+              <w:bottom w:w="0" w:type="dxa"/>
+              <w:left w:w="0" w:type="dxa"/>
+              <w:right w:w="0" w:type="dxa"/>
+            </w:tcMar>
+            <w:vAlign w:val="center"/>
+          </w:tcPr>
+          <w:p>
+            <w:pPr>
+              <w:pStyle w:val="Normal"/>
+              <w:jc w:val="left"/>
+              <w:pBdr>
+                <w:bottom w:val="none" w:sz="0" w:space="0" w:color="000000"/>
+                <w:top w:val="none" w:sz="0" w:space="0" w:color="000000"/>
+                <w:left w:val="none" w:sz="0" w:space="0" w:color="000000"/>
+                <w:right w:val="none" w:sz="0" w:space="0" w:color="000000"/>
+              </w:pBdr>
+              <w:spacing w:after="100" w:before="100" w:line="240"/>
+              <w:ind w:left="100" w:right="100" w:firstLine="0" w:firstLineChars="0"/>
+              <w:rPr>
+                <w:rFonts w:ascii="Times New Roman" w:hAnsi="Times New Roman" w:eastAsia="Times New Roman" w:cs="Times New Roman"/>
+                <w:i w:val="false"/>
+                <w:b w:val="false"/>
+                <w:u w:val="none"/>
+                <w:strike w:val="false"/>
+                <w:sz w:val="18"/>
+                <w:szCs w:val="18"/>
+                <w:color w:val="000000"/>
+              </w:rPr>
+            </w:pPr>
+            <w:r>
+              <w:rPr>
+                <w:rFonts w:ascii="Times New Roman" w:hAnsi="Times New Roman" w:eastAsia="Times New Roman" w:cs="Times New Roman"/>
+                <w:i w:val="false"/>
+                <w:b w:val="false"/>
+                <w:u w:val="none"/>
+                <w:strike w:val="false"/>
+                <w:sz w:val="18"/>
+                <w:szCs w:val="18"/>
+                <w:color w:val="000000"/>
+              </w:rPr>
+              <w:t xml:space="preserve">0.074</w:t>
+            </w:r>
+          </w:p>
+        </w:tc>
+        <w:tc>
+          <w:tcPr>
+            <w:tcBorders>
+              <w:bottom w:val="none" w:sz="0" w:space="0" w:color="000000"/>
+              <w:top w:val="none" w:sz="0" w:space="0" w:color="000000"/>
+              <w:left w:val="none" w:sz="0" w:space="0" w:color="000000"/>
+              <w:right w:val="none" w:sz="0" w:space="0" w:color="000000"/>
+            </w:tcBorders>
+            <w:shd w:val="clear" w:color="auto" w:fill="FFFFFF"/>
+            <w:tcMar>
+              <w:top w:w="0" w:type="dxa"/>
+              <w:bottom w:w="0" w:type="dxa"/>
+              <w:left w:w="0" w:type="dxa"/>
+              <w:right w:w="0" w:type="dxa"/>
+            </w:tcMar>
+            <w:vAlign w:val="center"/>
+          </w:tcPr>
+          <w:p>
+            <w:pPr>
+              <w:pStyle w:val="Normal"/>
+              <w:jc w:val="left"/>
+              <w:pBdr>
+                <w:bottom w:val="none" w:sz="0" w:space="0" w:color="000000"/>
+                <w:top w:val="none" w:sz="0" w:space="0" w:color="000000"/>
+                <w:left w:val="none" w:sz="0" w:space="0" w:color="000000"/>
+                <w:right w:val="none" w:sz="0" w:space="0" w:color="000000"/>
+              </w:pBdr>
+              <w:spacing w:after="100" w:before="100" w:line="240"/>
+              <w:ind w:left="100" w:right="100" w:firstLine="0" w:firstLineChars="0"/>
+              <w:rPr>
+                <w:rFonts w:ascii="Times New Roman" w:hAnsi="Times New Roman" w:eastAsia="Times New Roman" w:cs="Times New Roman"/>
+                <w:i w:val="false"/>
+                <w:b w:val="false"/>
+                <w:u w:val="none"/>
+                <w:strike w:val="false"/>
+                <w:sz w:val="18"/>
+                <w:szCs w:val="18"/>
+                <w:color w:val="000000"/>
+              </w:rPr>
+            </w:pPr>
+            <w:r>
+              <w:rPr>
+                <w:rFonts w:ascii="Times New Roman" w:hAnsi="Times New Roman" w:eastAsia="Times New Roman" w:cs="Times New Roman"/>
+                <w:i w:val="false"/>
+                <w:b w:val="false"/>
+                <w:u w:val="none"/>
+                <w:strike w:val="false"/>
+                <w:sz w:val="18"/>
+                <w:szCs w:val="18"/>
+                <w:color w:val="000000"/>
+              </w:rPr>
+              <w:t xml:space="preserve"/>
+            </w:r>
+          </w:p>
+        </w:tc>
+      </w:tr>
+      <w:tr>
+        <w:trPr>
+          <w:trHeight w:val="560" w:hRule="auto"/>
+        </w:trPr>
+        <w:tc>
+          <w:tcPr>
+            <w:tcBorders>
+              <w:bottom w:val="none" w:sz="0" w:space="0" w:color="000000"/>
+              <w:top w:val="none" w:sz="0" w:space="0" w:color="000000"/>
+              <w:left w:val="none" w:sz="0" w:space="0" w:color="000000"/>
+              <w:right w:val="none" w:sz="0" w:space="0" w:color="000000"/>
+            </w:tcBorders>
+            <w:shd w:val="clear" w:color="auto" w:fill="FFFFFF"/>
+            <w:tcMar>
+              <w:top w:w="0" w:type="dxa"/>
+              <w:bottom w:w="0" w:type="dxa"/>
+              <w:left w:w="0" w:type="dxa"/>
+              <w:right w:w="0" w:type="dxa"/>
+            </w:tcMar>
+            <w:vAlign w:val="center"/>
+          </w:tcPr>
+          <w:p>
+            <w:pPr>
+              <w:pStyle w:val="Normal"/>
+              <w:jc w:val="left"/>
+              <w:pBdr>
+                <w:bottom w:val="none" w:sz="0" w:space="0" w:color="000000"/>
+                <w:top w:val="none" w:sz="0" w:space="0" w:color="000000"/>
+                <w:left w:val="none" w:sz="0" w:space="0" w:color="000000"/>
+                <w:right w:val="none" w:sz="0" w:space="0" w:color="000000"/>
+              </w:pBdr>
+              <w:spacing w:after="100" w:before="100" w:line="240"/>
+              <w:ind w:left="100" w:right="100" w:firstLine="0" w:firstLineChars="0"/>
+              <w:rPr>
+                <w:rFonts w:ascii="Times New Roman" w:hAnsi="Times New Roman" w:eastAsia="Times New Roman" w:cs="Times New Roman"/>
+                <w:i w:val="false"/>
+                <w:b w:val="false"/>
+                <w:u w:val="none"/>
+                <w:strike w:val="false"/>
+                <w:sz w:val="18"/>
+                <w:szCs w:val="18"/>
+                <w:color w:val="000000"/>
+              </w:rPr>
+            </w:pPr>
+            <w:r>
+              <w:rPr>
+                <w:rFonts w:ascii="Times New Roman" w:hAnsi="Times New Roman" w:eastAsia="Times New Roman" w:cs="Times New Roman"/>
+                <w:i w:val="false"/>
+                <w:b w:val="false"/>
+                <w:u w:val="none"/>
+                <w:strike w:val="false"/>
+                <w:sz w:val="18"/>
+                <w:szCs w:val="18"/>
+                <w:color w:val="000000"/>
+              </w:rPr>
+              <w:t xml:space="preserve">Multivariable + MMR status</w:t>
+            </w:r>
+          </w:p>
+        </w:tc>
+        <w:tc>
+          <w:tcPr>
+            <w:tcBorders>
+              <w:bottom w:val="none" w:sz="0" w:space="0" w:color="000000"/>
+              <w:top w:val="none" w:sz="0" w:space="0" w:color="000000"/>
+              <w:left w:val="none" w:sz="0" w:space="0" w:color="000000"/>
+              <w:right w:val="none" w:sz="0" w:space="0" w:color="000000"/>
+            </w:tcBorders>
+            <w:shd w:val="clear" w:color="auto" w:fill="FFFFFF"/>
+            <w:tcMar>
+              <w:top w:w="0" w:type="dxa"/>
+              <w:bottom w:w="0" w:type="dxa"/>
+              <w:left w:w="0" w:type="dxa"/>
+              <w:right w:w="0" w:type="dxa"/>
+            </w:tcMar>
+            <w:vAlign w:val="center"/>
+          </w:tcPr>
+          <w:p>
+            <w:pPr>
+              <w:pStyle w:val="Normal"/>
+              <w:jc w:val="left"/>
+              <w:pBdr>
+                <w:bottom w:val="none" w:sz="0" w:space="0" w:color="000000"/>
+                <w:top w:val="none" w:sz="0" w:space="0" w:color="000000"/>
+                <w:left w:val="none" w:sz="0" w:space="0" w:color="000000"/>
+                <w:right w:val="none" w:sz="0" w:space="0" w:color="000000"/>
+              </w:pBdr>
+              <w:spacing w:after="100" w:before="100" w:line="240"/>
+              <w:ind w:left="100" w:right="100" w:firstLine="0" w:firstLineChars="0"/>
+              <w:rPr>
+                <w:rFonts w:ascii="Times New Roman" w:hAnsi="Times New Roman" w:eastAsia="Times New Roman" w:cs="Times New Roman"/>
+                <w:i w:val="false"/>
+                <w:b w:val="false"/>
+                <w:u w:val="none"/>
+                <w:strike w:val="false"/>
+                <w:sz w:val="18"/>
+                <w:szCs w:val="18"/>
+                <w:color w:val="000000"/>
+              </w:rPr>
+            </w:pPr>
+            <w:r>
+              <w:rPr>
+                <w:rFonts w:ascii="Times New Roman" w:hAnsi="Times New Roman" w:eastAsia="Times New Roman" w:cs="Times New Roman"/>
+                <w:i w:val="false"/>
+                <w:b w:val="false"/>
+                <w:u w:val="none"/>
+                <w:strike w:val="false"/>
+                <w:sz w:val="18"/>
+                <w:szCs w:val="18"/>
+                <w:color w:val="000000"/>
+              </w:rPr>
+              <w:t xml:space="preserve">Pathologic stage group</w:t>
+            </w:r>
+          </w:p>
+        </w:tc>
+        <w:tc>
+          <w:tcPr>
+            <w:tcBorders>
+              <w:bottom w:val="none" w:sz="0" w:space="0" w:color="000000"/>
+              <w:top w:val="none" w:sz="0" w:space="0" w:color="000000"/>
+              <w:left w:val="none" w:sz="0" w:space="0" w:color="000000"/>
+              <w:right w:val="none" w:sz="0" w:space="0" w:color="000000"/>
+            </w:tcBorders>
+            <w:shd w:val="clear" w:color="auto" w:fill="FFFFFF"/>
+            <w:tcMar>
+              <w:top w:w="0" w:type="dxa"/>
+              <w:bottom w:w="0" w:type="dxa"/>
+              <w:left w:w="0" w:type="dxa"/>
+              <w:right w:w="0" w:type="dxa"/>
+            </w:tcMar>
+            <w:vAlign w:val="center"/>
+          </w:tcPr>
+          <w:p>
+            <w:pPr>
+              <w:pStyle w:val="Normal"/>
+              <w:jc w:val="left"/>
+              <w:pBdr>
+                <w:bottom w:val="none" w:sz="0" w:space="0" w:color="000000"/>
+                <w:top w:val="none" w:sz="0" w:space="0" w:color="000000"/>
+                <w:left w:val="none" w:sz="0" w:space="0" w:color="000000"/>
+                <w:right w:val="none" w:sz="0" w:space="0" w:color="000000"/>
+              </w:pBdr>
+              <w:spacing w:after="100" w:before="100" w:line="240"/>
+              <w:ind w:left="100" w:right="100" w:firstLine="0" w:firstLineChars="0"/>
+              <w:rPr>
+                <w:rFonts w:ascii="Times New Roman" w:hAnsi="Times New Roman" w:eastAsia="Times New Roman" w:cs="Times New Roman"/>
+                <w:i w:val="false"/>
+                <w:b w:val="false"/>
+                <w:u w:val="none"/>
+                <w:strike w:val="false"/>
+                <w:sz w:val="18"/>
+                <w:szCs w:val="18"/>
+                <w:color w:val="000000"/>
+              </w:rPr>
+            </w:pPr>
+            <w:r>
+              <w:rPr>
+                <w:rFonts w:ascii="Times New Roman" w:hAnsi="Times New Roman" w:eastAsia="Times New Roman" w:cs="Times New Roman"/>
+                <w:i w:val="false"/>
+                <w:b w:val="false"/>
+                <w:u w:val="none"/>
+                <w:strike w:val="false"/>
+                <w:sz w:val="18"/>
+                <w:szCs w:val="18"/>
+                <w:color w:val="000000"/>
+              </w:rPr>
+              <w:t xml:space="preserve">I–II (ref)</w:t>
+            </w:r>
+          </w:p>
+        </w:tc>
+        <w:tc>
+          <w:tcPr>
+            <w:tcBorders>
+              <w:bottom w:val="none" w:sz="0" w:space="0" w:color="000000"/>
+              <w:top w:val="none" w:sz="0" w:space="0" w:color="000000"/>
+              <w:left w:val="none" w:sz="0" w:space="0" w:color="000000"/>
+              <w:right w:val="none" w:sz="0" w:space="0" w:color="000000"/>
+            </w:tcBorders>
+            <w:shd w:val="clear" w:color="auto" w:fill="FFFFFF"/>
+            <w:tcMar>
+              <w:top w:w="0" w:type="dxa"/>
+              <w:bottom w:w="0" w:type="dxa"/>
+              <w:left w:w="0" w:type="dxa"/>
+              <w:right w:w="0" w:type="dxa"/>
+            </w:tcMar>
+            <w:vAlign w:val="center"/>
+          </w:tcPr>
+          <w:p>
+            <w:pPr>
+              <w:pStyle w:val="Normal"/>
+              <w:jc w:val="right"/>
+              <w:pBdr>
+                <w:bottom w:val="none" w:sz="0" w:space="0" w:color="000000"/>
+                <w:top w:val="none" w:sz="0" w:space="0" w:color="000000"/>
+                <w:left w:val="none" w:sz="0" w:space="0" w:color="000000"/>
+                <w:right w:val="none" w:sz="0" w:space="0" w:color="000000"/>
+              </w:pBdr>
+              <w:spacing w:after="100" w:before="100" w:line="240"/>
+              <w:ind w:left="100" w:right="100" w:firstLine="0" w:firstLineChars="0"/>
+              <w:rPr>
+                <w:rFonts w:ascii="Times New Roman" w:hAnsi="Times New Roman" w:eastAsia="Times New Roman" w:cs="Times New Roman"/>
+                <w:i w:val="false"/>
+                <w:b w:val="false"/>
+                <w:u w:val="none"/>
+                <w:strike w:val="false"/>
+                <w:sz w:val="18"/>
+                <w:szCs w:val="18"/>
+                <w:color w:val="000000"/>
+              </w:rPr>
+            </w:pPr>
+            <w:r>
+              <w:rPr>
+                <w:rFonts w:ascii="Times New Roman" w:hAnsi="Times New Roman" w:eastAsia="Times New Roman" w:cs="Times New Roman"/>
+                <w:i w:val="false"/>
+                <w:b w:val="false"/>
+                <w:u w:val="none"/>
+                <w:strike w:val="false"/>
+                <w:sz w:val="18"/>
+                <w:szCs w:val="18"/>
+                <w:color w:val="000000"/>
+              </w:rPr>
+              <w:t xml:space="preserve">252</w:t>
+            </w:r>
+          </w:p>
+        </w:tc>
+        <w:tc>
+          <w:tcPr>
+            <w:tcBorders>
+              <w:bottom w:val="none" w:sz="0" w:space="0" w:color="000000"/>
+              <w:top w:val="none" w:sz="0" w:space="0" w:color="000000"/>
+              <w:left w:val="none" w:sz="0" w:space="0" w:color="000000"/>
+              <w:right w:val="none" w:sz="0" w:space="0" w:color="000000"/>
+            </w:tcBorders>
+            <w:shd w:val="clear" w:color="auto" w:fill="FFFFFF"/>
+            <w:tcMar>
+              <w:top w:w="0" w:type="dxa"/>
+              <w:bottom w:w="0" w:type="dxa"/>
+              <w:left w:w="0" w:type="dxa"/>
+              <w:right w:w="0" w:type="dxa"/>
+            </w:tcMar>
+            <w:vAlign w:val="center"/>
+          </w:tcPr>
+          <w:p>
+            <w:pPr>
+              <w:pStyle w:val="Normal"/>
+              <w:jc w:val="right"/>
+              <w:pBdr>
+                <w:bottom w:val="none" w:sz="0" w:space="0" w:color="000000"/>
+                <w:top w:val="none" w:sz="0" w:space="0" w:color="000000"/>
+                <w:left w:val="none" w:sz="0" w:space="0" w:color="000000"/>
+                <w:right w:val="none" w:sz="0" w:space="0" w:color="000000"/>
+              </w:pBdr>
+              <w:spacing w:after="100" w:before="100" w:line="240"/>
+              <w:ind w:left="100" w:right="100" w:firstLine="0" w:firstLineChars="0"/>
+              <w:rPr>
+                <w:rFonts w:ascii="Times New Roman" w:hAnsi="Times New Roman" w:eastAsia="Times New Roman" w:cs="Times New Roman"/>
+                <w:i w:val="false"/>
+                <w:b w:val="false"/>
+                <w:u w:val="none"/>
+                <w:strike w:val="false"/>
+                <w:sz w:val="18"/>
+                <w:szCs w:val="18"/>
+                <w:color w:val="000000"/>
+              </w:rPr>
+            </w:pPr>
+            <w:r>
+              <w:rPr>
+                <w:rFonts w:ascii="Times New Roman" w:hAnsi="Times New Roman" w:eastAsia="Times New Roman" w:cs="Times New Roman"/>
+                <w:i w:val="false"/>
+                <w:b w:val="false"/>
+                <w:u w:val="none"/>
+                <w:strike w:val="false"/>
+                <w:sz w:val="18"/>
+                <w:szCs w:val="18"/>
+                <w:color w:val="000000"/>
+              </w:rPr>
+              <w:t xml:space="preserve">69</w:t>
+            </w:r>
+          </w:p>
+        </w:tc>
+        <w:tc>
+          <w:tcPr>
+            <w:tcBorders>
+              <w:bottom w:val="none" w:sz="0" w:space="0" w:color="000000"/>
+              <w:top w:val="none" w:sz="0" w:space="0" w:color="000000"/>
+              <w:left w:val="none" w:sz="0" w:space="0" w:color="000000"/>
+              <w:right w:val="none" w:sz="0" w:space="0" w:color="000000"/>
+            </w:tcBorders>
+            <w:shd w:val="clear" w:color="auto" w:fill="FFFFFF"/>
+            <w:tcMar>
+              <w:top w:w="0" w:type="dxa"/>
+              <w:bottom w:w="0" w:type="dxa"/>
+              <w:left w:w="0" w:type="dxa"/>
+              <w:right w:w="0" w:type="dxa"/>
+            </w:tcMar>
+            <w:vAlign w:val="center"/>
+          </w:tcPr>
+          <w:p>
+            <w:pPr>
+              <w:pStyle w:val="Normal"/>
+              <w:jc w:val="left"/>
+              <w:pBdr>
+                <w:bottom w:val="none" w:sz="0" w:space="0" w:color="000000"/>
+                <w:top w:val="none" w:sz="0" w:space="0" w:color="000000"/>
+                <w:left w:val="none" w:sz="0" w:space="0" w:color="000000"/>
+                <w:right w:val="none" w:sz="0" w:space="0" w:color="000000"/>
+              </w:pBdr>
+              <w:spacing w:after="100" w:before="100" w:line="240"/>
+              <w:ind w:left="100" w:right="100" w:firstLine="0" w:firstLineChars="0"/>
+              <w:rPr>
+                <w:rFonts w:ascii="Times New Roman" w:hAnsi="Times New Roman" w:eastAsia="Times New Roman" w:cs="Times New Roman"/>
+                <w:i w:val="false"/>
+                <w:b w:val="false"/>
+                <w:u w:val="none"/>
+                <w:strike w:val="false"/>
+                <w:sz w:val="18"/>
+                <w:szCs w:val="18"/>
+                <w:color w:val="000000"/>
+              </w:rPr>
+            </w:pPr>
+            <w:r>
+              <w:rPr>
+                <w:rFonts w:ascii="Times New Roman" w:hAnsi="Times New Roman" w:eastAsia="Times New Roman" w:cs="Times New Roman"/>
+                <w:i w:val="false"/>
+                <w:b w:val="false"/>
+                <w:u w:val="none"/>
+                <w:strike w:val="false"/>
+                <w:sz w:val="18"/>
+                <w:szCs w:val="18"/>
+                <w:color w:val="000000"/>
+              </w:rPr>
+              <w:t xml:space="preserve">Reference</w:t>
+            </w:r>
+          </w:p>
+        </w:tc>
+        <w:tc>
+          <w:tcPr>
+            <w:tcBorders>
+              <w:bottom w:val="none" w:sz="0" w:space="0" w:color="000000"/>
+              <w:top w:val="none" w:sz="0" w:space="0" w:color="000000"/>
+              <w:left w:val="none" w:sz="0" w:space="0" w:color="000000"/>
+              <w:right w:val="none" w:sz="0" w:space="0" w:color="000000"/>
+            </w:tcBorders>
+            <w:shd w:val="clear" w:color="auto" w:fill="FFFFFF"/>
+            <w:tcMar>
+              <w:top w:w="0" w:type="dxa"/>
+              <w:bottom w:w="0" w:type="dxa"/>
+              <w:left w:w="0" w:type="dxa"/>
+              <w:right w:w="0" w:type="dxa"/>
+            </w:tcMar>
+            <w:vAlign w:val="center"/>
+          </w:tcPr>
+          <w:p>
+            <w:pPr>
+              <w:pStyle w:val="Normal"/>
+              <w:jc w:val="left"/>
+              <w:pBdr>
+                <w:bottom w:val="none" w:sz="0" w:space="0" w:color="000000"/>
+                <w:top w:val="none" w:sz="0" w:space="0" w:color="000000"/>
+                <w:left w:val="none" w:sz="0" w:space="0" w:color="000000"/>
+                <w:right w:val="none" w:sz="0" w:space="0" w:color="000000"/>
+              </w:pBdr>
+              <w:spacing w:after="100" w:before="100" w:line="240"/>
+              <w:ind w:left="100" w:right="100" w:firstLine="0" w:firstLineChars="0"/>
+              <w:rPr>
+                <w:rFonts w:ascii="Times New Roman" w:hAnsi="Times New Roman" w:eastAsia="Times New Roman" w:cs="Times New Roman"/>
+                <w:i w:val="false"/>
+                <w:b w:val="false"/>
+                <w:u w:val="none"/>
+                <w:strike w:val="false"/>
+                <w:sz w:val="18"/>
+                <w:szCs w:val="18"/>
+                <w:color w:val="000000"/>
+              </w:rPr>
+            </w:pPr>
+            <w:r>
+              <w:rPr>
+                <w:rFonts w:ascii="Times New Roman" w:hAnsi="Times New Roman" w:eastAsia="Times New Roman" w:cs="Times New Roman"/>
+                <w:i w:val="false"/>
+                <w:b w:val="false"/>
+                <w:u w:val="none"/>
+                <w:strike w:val="false"/>
+                <w:sz w:val="18"/>
+                <w:szCs w:val="18"/>
+                <w:color w:val="000000"/>
+              </w:rPr>
+              <w:t xml:space="preserve"/>
+            </w:r>
+          </w:p>
+        </w:tc>
+        <w:tc>
+          <w:tcPr>
+            <w:tcBorders>
+              <w:bottom w:val="none" w:sz="0" w:space="0" w:color="000000"/>
+              <w:top w:val="none" w:sz="0" w:space="0" w:color="000000"/>
+              <w:left w:val="none" w:sz="0" w:space="0" w:color="000000"/>
+              <w:right w:val="none" w:sz="0" w:space="0" w:color="000000"/>
+            </w:tcBorders>
+            <w:shd w:val="clear" w:color="auto" w:fill="FFFFFF"/>
+            <w:tcMar>
+              <w:top w:w="0" w:type="dxa"/>
+              <w:bottom w:w="0" w:type="dxa"/>
+              <w:left w:w="0" w:type="dxa"/>
+              <w:right w:w="0" w:type="dxa"/>
+            </w:tcMar>
+            <w:vAlign w:val="center"/>
+          </w:tcPr>
+          <w:p>
+            <w:pPr>
+              <w:pStyle w:val="Normal"/>
+              <w:jc w:val="left"/>
+              <w:pBdr>
+                <w:bottom w:val="none" w:sz="0" w:space="0" w:color="000000"/>
+                <w:top w:val="none" w:sz="0" w:space="0" w:color="000000"/>
+                <w:left w:val="none" w:sz="0" w:space="0" w:color="000000"/>
+                <w:right w:val="none" w:sz="0" w:space="0" w:color="000000"/>
+              </w:pBdr>
+              <w:spacing w:after="100" w:before="100" w:line="240"/>
+              <w:ind w:left="100" w:right="100" w:firstLine="0" w:firstLineChars="0"/>
+              <w:rPr>
+                <w:rFonts w:ascii="Times New Roman" w:hAnsi="Times New Roman" w:eastAsia="Times New Roman" w:cs="Times New Roman"/>
+                <w:i w:val="false"/>
+                <w:b w:val="false"/>
+                <w:u w:val="none"/>
+                <w:strike w:val="false"/>
+                <w:sz w:val="18"/>
+                <w:szCs w:val="18"/>
+                <w:color w:val="000000"/>
+              </w:rPr>
+            </w:pPr>
+            <w:r>
+              <w:rPr>
+                <w:rFonts w:ascii="Times New Roman" w:hAnsi="Times New Roman" w:eastAsia="Times New Roman" w:cs="Times New Roman"/>
+                <w:i w:val="false"/>
+                <w:b w:val="false"/>
+                <w:u w:val="none"/>
+                <w:strike w:val="false"/>
+                <w:sz w:val="18"/>
+                <w:szCs w:val="18"/>
+                <w:color w:val="000000"/>
+              </w:rPr>
+              <w:t xml:space="preserve"/>
+            </w:r>
+          </w:p>
+        </w:tc>
+      </w:tr>
+      <w:tr>
+        <w:trPr>
+          <w:trHeight w:val="560" w:hRule="auto"/>
+        </w:trPr>
+        <w:tc>
+          <w:tcPr>
+            <w:tcBorders>
+              <w:bottom w:val="none" w:sz="0" w:space="0" w:color="000000"/>
+              <w:top w:val="none" w:sz="0" w:space="0" w:color="000000"/>
+              <w:left w:val="none" w:sz="0" w:space="0" w:color="000000"/>
+              <w:right w:val="none" w:sz="0" w:space="0" w:color="000000"/>
+            </w:tcBorders>
+            <w:shd w:val="clear" w:color="auto" w:fill="FFFFFF"/>
+            <w:tcMar>
+              <w:top w:w="0" w:type="dxa"/>
+              <w:bottom w:w="0" w:type="dxa"/>
+              <w:left w:w="0" w:type="dxa"/>
+              <w:right w:w="0" w:type="dxa"/>
+            </w:tcMar>
+            <w:vAlign w:val="center"/>
+          </w:tcPr>
+          <w:p>
+            <w:pPr>
+              <w:pStyle w:val="Normal"/>
+              <w:jc w:val="left"/>
+              <w:pBdr>
+                <w:bottom w:val="none" w:sz="0" w:space="0" w:color="000000"/>
+                <w:top w:val="none" w:sz="0" w:space="0" w:color="000000"/>
+                <w:left w:val="none" w:sz="0" w:space="0" w:color="000000"/>
+                <w:right w:val="none" w:sz="0" w:space="0" w:color="000000"/>
+              </w:pBdr>
+              <w:spacing w:after="100" w:before="100" w:line="240"/>
+              <w:ind w:left="100" w:right="100" w:firstLine="0" w:firstLineChars="0"/>
+              <w:rPr>
+                <w:rFonts w:ascii="Times New Roman" w:hAnsi="Times New Roman" w:eastAsia="Times New Roman" w:cs="Times New Roman"/>
+                <w:i w:val="false"/>
+                <w:b w:val="false"/>
+                <w:u w:val="none"/>
+                <w:strike w:val="false"/>
+                <w:sz w:val="18"/>
+                <w:szCs w:val="18"/>
+                <w:color w:val="000000"/>
+              </w:rPr>
+            </w:pPr>
+            <w:r>
+              <w:rPr>
+                <w:rFonts w:ascii="Times New Roman" w:hAnsi="Times New Roman" w:eastAsia="Times New Roman" w:cs="Times New Roman"/>
+                <w:i w:val="false"/>
+                <w:b w:val="false"/>
+                <w:u w:val="none"/>
+                <w:strike w:val="false"/>
+                <w:sz w:val="18"/>
+                <w:szCs w:val="18"/>
+                <w:color w:val="000000"/>
+              </w:rPr>
+              <w:t xml:space="preserve">Multivariable + MMR status</w:t>
+            </w:r>
+          </w:p>
+        </w:tc>
+        <w:tc>
+          <w:tcPr>
+            <w:tcBorders>
+              <w:bottom w:val="none" w:sz="0" w:space="0" w:color="000000"/>
+              <w:top w:val="none" w:sz="0" w:space="0" w:color="000000"/>
+              <w:left w:val="none" w:sz="0" w:space="0" w:color="000000"/>
+              <w:right w:val="none" w:sz="0" w:space="0" w:color="000000"/>
+            </w:tcBorders>
+            <w:shd w:val="clear" w:color="auto" w:fill="FFFFFF"/>
+            <w:tcMar>
+              <w:top w:w="0" w:type="dxa"/>
+              <w:bottom w:w="0" w:type="dxa"/>
+              <w:left w:w="0" w:type="dxa"/>
+              <w:right w:w="0" w:type="dxa"/>
+            </w:tcMar>
+            <w:vAlign w:val="center"/>
+          </w:tcPr>
+          <w:p>
+            <w:pPr>
+              <w:pStyle w:val="Normal"/>
+              <w:jc w:val="left"/>
+              <w:pBdr>
+                <w:bottom w:val="none" w:sz="0" w:space="0" w:color="000000"/>
+                <w:top w:val="none" w:sz="0" w:space="0" w:color="000000"/>
+                <w:left w:val="none" w:sz="0" w:space="0" w:color="000000"/>
+                <w:right w:val="none" w:sz="0" w:space="0" w:color="000000"/>
+              </w:pBdr>
+              <w:spacing w:after="100" w:before="100" w:line="240"/>
+              <w:ind w:left="100" w:right="100" w:firstLine="0" w:firstLineChars="0"/>
+              <w:rPr>
+                <w:rFonts w:ascii="Times New Roman" w:hAnsi="Times New Roman" w:eastAsia="Times New Roman" w:cs="Times New Roman"/>
+                <w:i w:val="false"/>
+                <w:b w:val="false"/>
+                <w:u w:val="none"/>
+                <w:strike w:val="false"/>
+                <w:sz w:val="18"/>
+                <w:szCs w:val="18"/>
+                <w:color w:val="000000"/>
+              </w:rPr>
+            </w:pPr>
+            <w:r>
+              <w:rPr>
+                <w:rFonts w:ascii="Times New Roman" w:hAnsi="Times New Roman" w:eastAsia="Times New Roman" w:cs="Times New Roman"/>
+                <w:i w:val="false"/>
+                <w:b w:val="false"/>
+                <w:u w:val="none"/>
+                <w:strike w:val="false"/>
+                <w:sz w:val="18"/>
+                <w:szCs w:val="18"/>
+                <w:color w:val="000000"/>
+              </w:rPr>
+              <w:t xml:space="preserve"/>
+            </w:r>
+          </w:p>
+        </w:tc>
+        <w:tc>
+          <w:tcPr>
+            <w:tcBorders>
+              <w:bottom w:val="none" w:sz="0" w:space="0" w:color="000000"/>
+              <w:top w:val="none" w:sz="0" w:space="0" w:color="000000"/>
+              <w:left w:val="none" w:sz="0" w:space="0" w:color="000000"/>
+              <w:right w:val="none" w:sz="0" w:space="0" w:color="000000"/>
+            </w:tcBorders>
+            <w:shd w:val="clear" w:color="auto" w:fill="FFFFFF"/>
+            <w:tcMar>
+              <w:top w:w="0" w:type="dxa"/>
+              <w:bottom w:w="0" w:type="dxa"/>
+              <w:left w:w="0" w:type="dxa"/>
+              <w:right w:w="0" w:type="dxa"/>
+            </w:tcMar>
+            <w:vAlign w:val="center"/>
+          </w:tcPr>
+          <w:p>
+            <w:pPr>
+              <w:pStyle w:val="Normal"/>
+              <w:jc w:val="left"/>
+              <w:pBdr>
+                <w:bottom w:val="none" w:sz="0" w:space="0" w:color="000000"/>
+                <w:top w:val="none" w:sz="0" w:space="0" w:color="000000"/>
+                <w:left w:val="none" w:sz="0" w:space="0" w:color="000000"/>
+                <w:right w:val="none" w:sz="0" w:space="0" w:color="000000"/>
+              </w:pBdr>
+              <w:spacing w:after="100" w:before="100" w:line="240"/>
+              <w:ind w:left="100" w:right="100" w:firstLine="0" w:firstLineChars="0"/>
+              <w:rPr>
+                <w:rFonts w:ascii="Times New Roman" w:hAnsi="Times New Roman" w:eastAsia="Times New Roman" w:cs="Times New Roman"/>
+                <w:i w:val="false"/>
+                <w:b w:val="false"/>
+                <w:u w:val="none"/>
+                <w:strike w:val="false"/>
+                <w:sz w:val="18"/>
+                <w:szCs w:val="18"/>
+                <w:color w:val="000000"/>
+              </w:rPr>
+            </w:pPr>
+            <w:r>
+              <w:rPr>
+                <w:rFonts w:ascii="Times New Roman" w:hAnsi="Times New Roman" w:eastAsia="Times New Roman" w:cs="Times New Roman"/>
+                <w:i w:val="false"/>
+                <w:b w:val="false"/>
+                <w:u w:val="none"/>
+                <w:strike w:val="false"/>
+                <w:sz w:val="18"/>
+                <w:szCs w:val="18"/>
+                <w:color w:val="000000"/>
+              </w:rPr>
+              <w:t xml:space="preserve">III–IV</w:t>
+            </w:r>
+          </w:p>
+        </w:tc>
+        <w:tc>
+          <w:tcPr>
+            <w:tcBorders>
+              <w:bottom w:val="none" w:sz="0" w:space="0" w:color="000000"/>
+              <w:top w:val="none" w:sz="0" w:space="0" w:color="000000"/>
+              <w:left w:val="none" w:sz="0" w:space="0" w:color="000000"/>
+              <w:right w:val="none" w:sz="0" w:space="0" w:color="000000"/>
+            </w:tcBorders>
+            <w:shd w:val="clear" w:color="auto" w:fill="FFFFFF"/>
+            <w:tcMar>
+              <w:top w:w="0" w:type="dxa"/>
+              <w:bottom w:w="0" w:type="dxa"/>
+              <w:left w:w="0" w:type="dxa"/>
+              <w:right w:w="0" w:type="dxa"/>
+            </w:tcMar>
+            <w:vAlign w:val="center"/>
+          </w:tcPr>
+          <w:p>
+            <w:pPr>
+              <w:pStyle w:val="Normal"/>
+              <w:jc w:val="right"/>
+              <w:pBdr>
+                <w:bottom w:val="none" w:sz="0" w:space="0" w:color="000000"/>
+                <w:top w:val="none" w:sz="0" w:space="0" w:color="000000"/>
+                <w:left w:val="none" w:sz="0" w:space="0" w:color="000000"/>
+                <w:right w:val="none" w:sz="0" w:space="0" w:color="000000"/>
+              </w:pBdr>
+              <w:spacing w:after="100" w:before="100" w:line="240"/>
+              <w:ind w:left="100" w:right="100" w:firstLine="0" w:firstLineChars="0"/>
+              <w:rPr>
+                <w:rFonts w:ascii="Times New Roman" w:hAnsi="Times New Roman" w:eastAsia="Times New Roman" w:cs="Times New Roman"/>
+                <w:i w:val="false"/>
+                <w:b w:val="false"/>
+                <w:u w:val="none"/>
+                <w:strike w:val="false"/>
+                <w:sz w:val="18"/>
+                <w:szCs w:val="18"/>
+                <w:color w:val="000000"/>
+              </w:rPr>
+            </w:pPr>
+            <w:r>
+              <w:rPr>
+                <w:rFonts w:ascii="Times New Roman" w:hAnsi="Times New Roman" w:eastAsia="Times New Roman" w:cs="Times New Roman"/>
+                <w:i w:val="false"/>
+                <w:b w:val="false"/>
+                <w:u w:val="none"/>
+                <w:strike w:val="false"/>
+                <w:sz w:val="18"/>
+                <w:szCs w:val="18"/>
+                <w:color w:val="000000"/>
+              </w:rPr>
+              <w:t xml:space="preserve">259</w:t>
+            </w:r>
+          </w:p>
+        </w:tc>
+        <w:tc>
+          <w:tcPr>
+            <w:tcBorders>
+              <w:bottom w:val="none" w:sz="0" w:space="0" w:color="000000"/>
+              <w:top w:val="none" w:sz="0" w:space="0" w:color="000000"/>
+              <w:left w:val="none" w:sz="0" w:space="0" w:color="000000"/>
+              <w:right w:val="none" w:sz="0" w:space="0" w:color="000000"/>
+            </w:tcBorders>
+            <w:shd w:val="clear" w:color="auto" w:fill="FFFFFF"/>
+            <w:tcMar>
+              <w:top w:w="0" w:type="dxa"/>
+              <w:bottom w:w="0" w:type="dxa"/>
+              <w:left w:w="0" w:type="dxa"/>
+              <w:right w:w="0" w:type="dxa"/>
+            </w:tcMar>
+            <w:vAlign w:val="center"/>
+          </w:tcPr>
+          <w:p>
+            <w:pPr>
+              <w:pStyle w:val="Normal"/>
+              <w:jc w:val="right"/>
+              <w:pBdr>
+                <w:bottom w:val="none" w:sz="0" w:space="0" w:color="000000"/>
+                <w:top w:val="none" w:sz="0" w:space="0" w:color="000000"/>
+                <w:left w:val="none" w:sz="0" w:space="0" w:color="000000"/>
+                <w:right w:val="none" w:sz="0" w:space="0" w:color="000000"/>
+              </w:pBdr>
+              <w:spacing w:after="100" w:before="100" w:line="240"/>
+              <w:ind w:left="100" w:right="100" w:firstLine="0" w:firstLineChars="0"/>
+              <w:rPr>
+                <w:rFonts w:ascii="Times New Roman" w:hAnsi="Times New Roman" w:eastAsia="Times New Roman" w:cs="Times New Roman"/>
+                <w:i w:val="false"/>
+                <w:b w:val="false"/>
+                <w:u w:val="none"/>
+                <w:strike w:val="false"/>
+                <w:sz w:val="18"/>
+                <w:szCs w:val="18"/>
+                <w:color w:val="000000"/>
+              </w:rPr>
+            </w:pPr>
+            <w:r>
+              <w:rPr>
+                <w:rFonts w:ascii="Times New Roman" w:hAnsi="Times New Roman" w:eastAsia="Times New Roman" w:cs="Times New Roman"/>
+                <w:i w:val="false"/>
+                <w:b w:val="false"/>
+                <w:u w:val="none"/>
+                <w:strike w:val="false"/>
+                <w:sz w:val="18"/>
+                <w:szCs w:val="18"/>
+                <w:color w:val="000000"/>
+              </w:rPr>
+              <w:t xml:space="preserve">106</w:t>
+            </w:r>
+          </w:p>
+        </w:tc>
+        <w:tc>
+          <w:tcPr>
+            <w:tcBorders>
+              <w:bottom w:val="none" w:sz="0" w:space="0" w:color="000000"/>
+              <w:top w:val="none" w:sz="0" w:space="0" w:color="000000"/>
+              <w:left w:val="none" w:sz="0" w:space="0" w:color="000000"/>
+              <w:right w:val="none" w:sz="0" w:space="0" w:color="000000"/>
+            </w:tcBorders>
+            <w:shd w:val="clear" w:color="auto" w:fill="FFFFFF"/>
+            <w:tcMar>
+              <w:top w:w="0" w:type="dxa"/>
+              <w:bottom w:w="0" w:type="dxa"/>
+              <w:left w:w="0" w:type="dxa"/>
+              <w:right w:w="0" w:type="dxa"/>
+            </w:tcMar>
+            <w:vAlign w:val="center"/>
+          </w:tcPr>
+          <w:p>
+            <w:pPr>
+              <w:pStyle w:val="Normal"/>
+              <w:jc w:val="left"/>
+              <w:pBdr>
+                <w:bottom w:val="none" w:sz="0" w:space="0" w:color="000000"/>
+                <w:top w:val="none" w:sz="0" w:space="0" w:color="000000"/>
+                <w:left w:val="none" w:sz="0" w:space="0" w:color="000000"/>
+                <w:right w:val="none" w:sz="0" w:space="0" w:color="000000"/>
+              </w:pBdr>
+              <w:spacing w:after="100" w:before="100" w:line="240"/>
+              <w:ind w:left="100" w:right="100" w:firstLine="0" w:firstLineChars="0"/>
+              <w:rPr>
+                <w:rFonts w:ascii="Times New Roman" w:hAnsi="Times New Roman" w:eastAsia="Times New Roman" w:cs="Times New Roman"/>
+                <w:i w:val="false"/>
+                <w:b w:val="false"/>
+                <w:u w:val="none"/>
+                <w:strike w:val="false"/>
+                <w:sz w:val="18"/>
+                <w:szCs w:val="18"/>
+                <w:color w:val="000000"/>
+              </w:rPr>
+            </w:pPr>
+            <w:r>
+              <w:rPr>
+                <w:rFonts w:ascii="Times New Roman" w:hAnsi="Times New Roman" w:eastAsia="Times New Roman" w:cs="Times New Roman"/>
+                <w:i w:val="false"/>
+                <w:b w:val="false"/>
+                <w:u w:val="none"/>
+                <w:strike w:val="false"/>
+                <w:sz w:val="18"/>
+                <w:szCs w:val="18"/>
+                <w:color w:val="000000"/>
+              </w:rPr>
+              <w:t xml:space="preserve">1.83 (1.35–2.49)</w:t>
+            </w:r>
+          </w:p>
+        </w:tc>
+        <w:tc>
+          <w:tcPr>
+            <w:tcBorders>
+              <w:bottom w:val="none" w:sz="0" w:space="0" w:color="000000"/>
+              <w:top w:val="none" w:sz="0" w:space="0" w:color="000000"/>
+              <w:left w:val="none" w:sz="0" w:space="0" w:color="000000"/>
+              <w:right w:val="none" w:sz="0" w:space="0" w:color="000000"/>
+            </w:tcBorders>
+            <w:shd w:val="clear" w:color="auto" w:fill="FFFFFF"/>
+            <w:tcMar>
+              <w:top w:w="0" w:type="dxa"/>
+              <w:bottom w:w="0" w:type="dxa"/>
+              <w:left w:w="0" w:type="dxa"/>
+              <w:right w:w="0" w:type="dxa"/>
+            </w:tcMar>
+            <w:vAlign w:val="center"/>
+          </w:tcPr>
+          <w:p>
+            <w:pPr>
+              <w:pStyle w:val="Normal"/>
+              <w:jc w:val="left"/>
+              <w:pBdr>
+                <w:bottom w:val="none" w:sz="0" w:space="0" w:color="000000"/>
+                <w:top w:val="none" w:sz="0" w:space="0" w:color="000000"/>
+                <w:left w:val="none" w:sz="0" w:space="0" w:color="000000"/>
+                <w:right w:val="none" w:sz="0" w:space="0" w:color="000000"/>
+              </w:pBdr>
+              <w:spacing w:after="100" w:before="100" w:line="240"/>
+              <w:ind w:left="100" w:right="100" w:firstLine="0" w:firstLineChars="0"/>
+              <w:rPr>
+                <w:rFonts w:ascii="Times New Roman" w:hAnsi="Times New Roman" w:eastAsia="Times New Roman" w:cs="Times New Roman"/>
+                <w:i w:val="false"/>
+                <w:b w:val="false"/>
+                <w:u w:val="none"/>
+                <w:strike w:val="false"/>
+                <w:sz w:val="18"/>
+                <w:szCs w:val="18"/>
+                <w:color w:val="000000"/>
+              </w:rPr>
+            </w:pPr>
+            <w:r>
+              <w:rPr>
+                <w:rFonts w:ascii="Times New Roman" w:hAnsi="Times New Roman" w:eastAsia="Times New Roman" w:cs="Times New Roman"/>
+                <w:i w:val="false"/>
+                <w:b w:val="false"/>
+                <w:u w:val="none"/>
+                <w:strike w:val="false"/>
+                <w:sz w:val="18"/>
+                <w:szCs w:val="18"/>
+                <w:color w:val="000000"/>
+              </w:rPr>
+              <w:t xml:space="preserve">&lt;0.001</w:t>
+            </w:r>
+          </w:p>
+        </w:tc>
+        <w:tc>
+          <w:tcPr>
+            <w:tcBorders>
+              <w:bottom w:val="none" w:sz="0" w:space="0" w:color="000000"/>
+              <w:top w:val="none" w:sz="0" w:space="0" w:color="000000"/>
+              <w:left w:val="none" w:sz="0" w:space="0" w:color="000000"/>
+              <w:right w:val="none" w:sz="0" w:space="0" w:color="000000"/>
+            </w:tcBorders>
+            <w:shd w:val="clear" w:color="auto" w:fill="FFFFFF"/>
+            <w:tcMar>
+              <w:top w:w="0" w:type="dxa"/>
+              <w:bottom w:w="0" w:type="dxa"/>
+              <w:left w:w="0" w:type="dxa"/>
+              <w:right w:w="0" w:type="dxa"/>
+            </w:tcMar>
+            <w:vAlign w:val="center"/>
+          </w:tcPr>
+          <w:p>
+            <w:pPr>
+              <w:pStyle w:val="Normal"/>
+              <w:jc w:val="left"/>
+              <w:pBdr>
+                <w:bottom w:val="none" w:sz="0" w:space="0" w:color="000000"/>
+                <w:top w:val="none" w:sz="0" w:space="0" w:color="000000"/>
+                <w:left w:val="none" w:sz="0" w:space="0" w:color="000000"/>
+                <w:right w:val="none" w:sz="0" w:space="0" w:color="000000"/>
+              </w:pBdr>
+              <w:spacing w:after="100" w:before="100" w:line="240"/>
+              <w:ind w:left="100" w:right="100" w:firstLine="0" w:firstLineChars="0"/>
+              <w:rPr>
+                <w:rFonts w:ascii="Times New Roman" w:hAnsi="Times New Roman" w:eastAsia="Times New Roman" w:cs="Times New Roman"/>
+                <w:i w:val="false"/>
+                <w:b w:val="false"/>
+                <w:u w:val="none"/>
+                <w:strike w:val="false"/>
+                <w:sz w:val="18"/>
+                <w:szCs w:val="18"/>
+                <w:color w:val="000000"/>
+              </w:rPr>
+            </w:pPr>
+            <w:r>
+              <w:rPr>
+                <w:rFonts w:ascii="Times New Roman" w:hAnsi="Times New Roman" w:eastAsia="Times New Roman" w:cs="Times New Roman"/>
+                <w:i w:val="false"/>
+                <w:b w:val="false"/>
+                <w:u w:val="none"/>
+                <w:strike w:val="false"/>
+                <w:sz w:val="18"/>
+                <w:szCs w:val="18"/>
+                <w:color w:val="000000"/>
+              </w:rPr>
+              <w:t xml:space="preserve"/>
+            </w:r>
+          </w:p>
+        </w:tc>
+      </w:tr>
+      <w:tr>
+        <w:trPr>
+          <w:trHeight w:val="560" w:hRule="auto"/>
+        </w:trPr>
+        <w:tc>
+          <w:tcPr>
+            <w:tcBorders>
+              <w:bottom w:val="none" w:sz="0" w:space="0" w:color="000000"/>
+              <w:top w:val="none" w:sz="0" w:space="0" w:color="000000"/>
+              <w:left w:val="none" w:sz="0" w:space="0" w:color="000000"/>
+              <w:right w:val="none" w:sz="0" w:space="0" w:color="000000"/>
+            </w:tcBorders>
+            <w:shd w:val="clear" w:color="auto" w:fill="FFFFFF"/>
+            <w:tcMar>
+              <w:top w:w="0" w:type="dxa"/>
+              <w:bottom w:w="0" w:type="dxa"/>
+              <w:left w:w="0" w:type="dxa"/>
+              <w:right w:w="0" w:type="dxa"/>
+            </w:tcMar>
+            <w:vAlign w:val="center"/>
+          </w:tcPr>
+          <w:p>
+            <w:pPr>
+              <w:pStyle w:val="Normal"/>
+              <w:jc w:val="left"/>
+              <w:pBdr>
+                <w:bottom w:val="none" w:sz="0" w:space="0" w:color="000000"/>
+                <w:top w:val="none" w:sz="0" w:space="0" w:color="000000"/>
+                <w:left w:val="none" w:sz="0" w:space="0" w:color="000000"/>
+                <w:right w:val="none" w:sz="0" w:space="0" w:color="000000"/>
+              </w:pBdr>
+              <w:spacing w:after="100" w:before="100" w:line="240"/>
+              <w:ind w:left="100" w:right="100" w:firstLine="0" w:firstLineChars="0"/>
+              <w:rPr>
+                <w:rFonts w:ascii="Times New Roman" w:hAnsi="Times New Roman" w:eastAsia="Times New Roman" w:cs="Times New Roman"/>
+                <w:i w:val="false"/>
+                <w:b w:val="false"/>
+                <w:u w:val="none"/>
+                <w:strike w:val="false"/>
+                <w:sz w:val="18"/>
+                <w:szCs w:val="18"/>
+                <w:color w:val="000000"/>
+              </w:rPr>
+            </w:pPr>
+            <w:r>
+              <w:rPr>
+                <w:rFonts w:ascii="Times New Roman" w:hAnsi="Times New Roman" w:eastAsia="Times New Roman" w:cs="Times New Roman"/>
+                <w:i w:val="false"/>
+                <w:b w:val="false"/>
+                <w:u w:val="none"/>
+                <w:strike w:val="false"/>
+                <w:sz w:val="18"/>
+                <w:szCs w:val="18"/>
+                <w:color w:val="000000"/>
+              </w:rPr>
+              <w:t xml:space="preserve">Multivariable + MMR status</w:t>
+            </w:r>
+          </w:p>
+        </w:tc>
+        <w:tc>
+          <w:tcPr>
+            <w:tcBorders>
+              <w:bottom w:val="none" w:sz="0" w:space="0" w:color="000000"/>
+              <w:top w:val="none" w:sz="0" w:space="0" w:color="000000"/>
+              <w:left w:val="none" w:sz="0" w:space="0" w:color="000000"/>
+              <w:right w:val="none" w:sz="0" w:space="0" w:color="000000"/>
+            </w:tcBorders>
+            <w:shd w:val="clear" w:color="auto" w:fill="FFFFFF"/>
+            <w:tcMar>
+              <w:top w:w="0" w:type="dxa"/>
+              <w:bottom w:w="0" w:type="dxa"/>
+              <w:left w:w="0" w:type="dxa"/>
+              <w:right w:w="0" w:type="dxa"/>
+            </w:tcMar>
+            <w:vAlign w:val="center"/>
+          </w:tcPr>
+          <w:p>
+            <w:pPr>
+              <w:pStyle w:val="Normal"/>
+              <w:jc w:val="left"/>
+              <w:pBdr>
+                <w:bottom w:val="none" w:sz="0" w:space="0" w:color="000000"/>
+                <w:top w:val="none" w:sz="0" w:space="0" w:color="000000"/>
+                <w:left w:val="none" w:sz="0" w:space="0" w:color="000000"/>
+                <w:right w:val="none" w:sz="0" w:space="0" w:color="000000"/>
+              </w:pBdr>
+              <w:spacing w:after="100" w:before="100" w:line="240"/>
+              <w:ind w:left="100" w:right="100" w:firstLine="0" w:firstLineChars="0"/>
+              <w:rPr>
+                <w:rFonts w:ascii="Times New Roman" w:hAnsi="Times New Roman" w:eastAsia="Times New Roman" w:cs="Times New Roman"/>
+                <w:i w:val="false"/>
+                <w:b w:val="false"/>
+                <w:u w:val="none"/>
+                <w:strike w:val="false"/>
+                <w:sz w:val="18"/>
+                <w:szCs w:val="18"/>
+                <w:color w:val="000000"/>
+              </w:rPr>
+            </w:pPr>
+            <w:r>
+              <w:rPr>
+                <w:rFonts w:ascii="Times New Roman" w:hAnsi="Times New Roman" w:eastAsia="Times New Roman" w:cs="Times New Roman"/>
+                <w:i w:val="false"/>
+                <w:b w:val="false"/>
+                <w:u w:val="none"/>
+                <w:strike w:val="false"/>
+                <w:sz w:val="18"/>
+                <w:szCs w:val="18"/>
+                <w:color w:val="000000"/>
+              </w:rPr>
               <w:t xml:space="preserve">MMR status</w:t>
             </w:r>
           </w:p>
@@ -8720,7 +11390,7 @@
                 <w:szCs w:val="18"/>
                 <w:color w:val="000000"/>
               </w:rPr>
-              <w:t xml:space="preserve">441</w:t>
+              <w:t xml:space="preserve">440</w:t>
             </w:r>
           </w:p>
         </w:tc>
@@ -9275,7 +11945,7 @@
                 <w:szCs w:val="18"/>
                 <w:color w:val="000000"/>
               </w:rPr>
-              <w:t xml:space="preserve">0.92 (0.56–1.52)</w:t>
+              <w:t xml:space="preserve">0.89 (0.54–1.47)</w:t>
             </w:r>
           </w:p>
         </w:tc>
@@ -9330,7 +12000,7 @@
                 <w:szCs w:val="18"/>
                 <w:color w:val="000000"/>
               </w:rPr>
-              <w:t xml:space="preserve">0.750</w:t>
+              <w:t xml:space="preserve">0.644</w:t>
             </w:r>
           </w:p>
         </w:tc>

--- a/output/tables/GEO/GSE39582/GSE39582_cox_OS.docx
+++ b/output/tables/GEO/GSE39582/GSE39582_cox_OS.docx
@@ -1766,6 +1766,3566 @@
                 <w:color w:val="000000"/>
               </w:rPr>
               <w:t xml:space="preserve">0.015</w:t>
+            </w:r>
+          </w:p>
+        </w:tc>
+        <w:tc>
+          <w:tcPr>
+            <w:tcBorders>
+              <w:bottom w:val="none" w:sz="0" w:space="0" w:color="000000"/>
+              <w:top w:val="none" w:sz="0" w:space="0" w:color="000000"/>
+              <w:left w:val="none" w:sz="0" w:space="0" w:color="000000"/>
+              <w:right w:val="none" w:sz="0" w:space="0" w:color="000000"/>
+            </w:tcBorders>
+            <w:shd w:val="clear" w:color="auto" w:fill="FFFFFF"/>
+            <w:tcMar>
+              <w:top w:w="0" w:type="dxa"/>
+              <w:bottom w:w="0" w:type="dxa"/>
+              <w:left w:w="0" w:type="dxa"/>
+              <w:right w:w="0" w:type="dxa"/>
+            </w:tcMar>
+            <w:vAlign w:val="center"/>
+          </w:tcPr>
+          <w:p>
+            <w:pPr>
+              <w:pStyle w:val="Normal"/>
+              <w:jc w:val="left"/>
+              <w:pBdr>
+                <w:bottom w:val="none" w:sz="0" w:space="0" w:color="000000"/>
+                <w:top w:val="none" w:sz="0" w:space="0" w:color="000000"/>
+                <w:left w:val="none" w:sz="0" w:space="0" w:color="000000"/>
+                <w:right w:val="none" w:sz="0" w:space="0" w:color="000000"/>
+              </w:pBdr>
+              <w:spacing w:after="100" w:before="100" w:line="240"/>
+              <w:ind w:left="100" w:right="100" w:firstLine="0" w:firstLineChars="0"/>
+              <w:rPr>
+                <w:rFonts w:ascii="Times New Roman" w:hAnsi="Times New Roman" w:eastAsia="Times New Roman" w:cs="Times New Roman"/>
+                <w:i w:val="false"/>
+                <w:b w:val="false"/>
+                <w:u w:val="none"/>
+                <w:strike w:val="false"/>
+                <w:sz w:val="18"/>
+                <w:szCs w:val="18"/>
+                <w:color w:val="000000"/>
+              </w:rPr>
+            </w:pPr>
+            <w:r>
+              <w:rPr>
+                <w:rFonts w:ascii="Times New Roman" w:hAnsi="Times New Roman" w:eastAsia="Times New Roman" w:cs="Times New Roman"/>
+                <w:i w:val="false"/>
+                <w:b w:val="false"/>
+                <w:u w:val="none"/>
+                <w:strike w:val="false"/>
+                <w:sz w:val="18"/>
+                <w:szCs w:val="18"/>
+                <w:color w:val="000000"/>
+              </w:rPr>
+              <w:t xml:space="preserve"/>
+            </w:r>
+          </w:p>
+        </w:tc>
+      </w:tr>
+      <w:tr>
+        <w:trPr>
+          <w:trHeight w:val="560" w:hRule="auto"/>
+        </w:trPr>
+        <w:tc>
+          <w:tcPr>
+            <w:tcBorders>
+              <w:bottom w:val="none" w:sz="0" w:space="0" w:color="000000"/>
+              <w:top w:val="none" w:sz="0" w:space="0" w:color="000000"/>
+              <w:left w:val="none" w:sz="0" w:space="0" w:color="000000"/>
+              <w:right w:val="none" w:sz="0" w:space="0" w:color="000000"/>
+            </w:tcBorders>
+            <w:shd w:val="clear" w:color="auto" w:fill="FFFFFF"/>
+            <w:tcMar>
+              <w:top w:w="0" w:type="dxa"/>
+              <w:bottom w:w="0" w:type="dxa"/>
+              <w:left w:w="0" w:type="dxa"/>
+              <w:right w:w="0" w:type="dxa"/>
+            </w:tcMar>
+            <w:vAlign w:val="center"/>
+          </w:tcPr>
+          <w:p>
+            <w:pPr>
+              <w:pStyle w:val="Normal"/>
+              <w:jc w:val="left"/>
+              <w:pBdr>
+                <w:bottom w:val="none" w:sz="0" w:space="0" w:color="000000"/>
+                <w:top w:val="none" w:sz="0" w:space="0" w:color="000000"/>
+                <w:left w:val="none" w:sz="0" w:space="0" w:color="000000"/>
+                <w:right w:val="none" w:sz="0" w:space="0" w:color="000000"/>
+              </w:pBdr>
+              <w:spacing w:after="100" w:before="100" w:line="240"/>
+              <w:ind w:left="100" w:right="100" w:firstLine="0" w:firstLineChars="0"/>
+              <w:rPr>
+                <w:rFonts w:ascii="Times New Roman" w:hAnsi="Times New Roman" w:eastAsia="Times New Roman" w:cs="Times New Roman"/>
+                <w:i w:val="false"/>
+                <w:b w:val="false"/>
+                <w:u w:val="none"/>
+                <w:strike w:val="false"/>
+                <w:sz w:val="18"/>
+                <w:szCs w:val="18"/>
+                <w:color w:val="000000"/>
+              </w:rPr>
+            </w:pPr>
+            <w:r>
+              <w:rPr>
+                <w:rFonts w:ascii="Times New Roman" w:hAnsi="Times New Roman" w:eastAsia="Times New Roman" w:cs="Times New Roman"/>
+                <w:i w:val="false"/>
+                <w:b w:val="false"/>
+                <w:u w:val="none"/>
+                <w:strike w:val="false"/>
+                <w:sz w:val="18"/>
+                <w:szCs w:val="18"/>
+                <w:color w:val="000000"/>
+              </w:rPr>
+              <w:t xml:space="preserve">Univariable</w:t>
+            </w:r>
+          </w:p>
+        </w:tc>
+        <w:tc>
+          <w:tcPr>
+            <w:tcBorders>
+              <w:bottom w:val="none" w:sz="0" w:space="0" w:color="000000"/>
+              <w:top w:val="none" w:sz="0" w:space="0" w:color="000000"/>
+              <w:left w:val="none" w:sz="0" w:space="0" w:color="000000"/>
+              <w:right w:val="none" w:sz="0" w:space="0" w:color="000000"/>
+            </w:tcBorders>
+            <w:shd w:val="clear" w:color="auto" w:fill="FFFFFF"/>
+            <w:tcMar>
+              <w:top w:w="0" w:type="dxa"/>
+              <w:bottom w:w="0" w:type="dxa"/>
+              <w:left w:w="0" w:type="dxa"/>
+              <w:right w:w="0" w:type="dxa"/>
+            </w:tcMar>
+            <w:vAlign w:val="center"/>
+          </w:tcPr>
+          <w:p>
+            <w:pPr>
+              <w:pStyle w:val="Normal"/>
+              <w:jc w:val="left"/>
+              <w:pBdr>
+                <w:bottom w:val="none" w:sz="0" w:space="0" w:color="000000"/>
+                <w:top w:val="none" w:sz="0" w:space="0" w:color="000000"/>
+                <w:left w:val="none" w:sz="0" w:space="0" w:color="000000"/>
+                <w:right w:val="none" w:sz="0" w:space="0" w:color="000000"/>
+              </w:pBdr>
+              <w:spacing w:after="100" w:before="100" w:line="240"/>
+              <w:ind w:left="100" w:right="100" w:firstLine="0" w:firstLineChars="0"/>
+              <w:rPr>
+                <w:rFonts w:ascii="Times New Roman" w:hAnsi="Times New Roman" w:eastAsia="Times New Roman" w:cs="Times New Roman"/>
+                <w:i w:val="false"/>
+                <w:b w:val="false"/>
+                <w:u w:val="none"/>
+                <w:strike w:val="false"/>
+                <w:sz w:val="18"/>
+                <w:szCs w:val="18"/>
+                <w:color w:val="000000"/>
+              </w:rPr>
+            </w:pPr>
+            <w:r>
+              <w:rPr>
+                <w:rFonts w:ascii="Times New Roman" w:hAnsi="Times New Roman" w:eastAsia="Times New Roman" w:cs="Times New Roman"/>
+                <w:i w:val="false"/>
+                <w:b w:val="false"/>
+                <w:u w:val="none"/>
+                <w:strike w:val="false"/>
+                <w:sz w:val="18"/>
+                <w:szCs w:val="18"/>
+                <w:color w:val="000000"/>
+              </w:rPr>
+              <w:t xml:space="preserve">Age group, years</w:t>
+            </w:r>
+          </w:p>
+        </w:tc>
+        <w:tc>
+          <w:tcPr>
+            <w:tcBorders>
+              <w:bottom w:val="none" w:sz="0" w:space="0" w:color="000000"/>
+              <w:top w:val="none" w:sz="0" w:space="0" w:color="000000"/>
+              <w:left w:val="none" w:sz="0" w:space="0" w:color="000000"/>
+              <w:right w:val="none" w:sz="0" w:space="0" w:color="000000"/>
+            </w:tcBorders>
+            <w:shd w:val="clear" w:color="auto" w:fill="FFFFFF"/>
+            <w:tcMar>
+              <w:top w:w="0" w:type="dxa"/>
+              <w:bottom w:w="0" w:type="dxa"/>
+              <w:left w:w="0" w:type="dxa"/>
+              <w:right w:w="0" w:type="dxa"/>
+            </w:tcMar>
+            <w:vAlign w:val="center"/>
+          </w:tcPr>
+          <w:p>
+            <w:pPr>
+              <w:pStyle w:val="Normal"/>
+              <w:jc w:val="left"/>
+              <w:pBdr>
+                <w:bottom w:val="none" w:sz="0" w:space="0" w:color="000000"/>
+                <w:top w:val="none" w:sz="0" w:space="0" w:color="000000"/>
+                <w:left w:val="none" w:sz="0" w:space="0" w:color="000000"/>
+                <w:right w:val="none" w:sz="0" w:space="0" w:color="000000"/>
+              </w:pBdr>
+              <w:spacing w:after="100" w:before="100" w:line="240"/>
+              <w:ind w:left="100" w:right="100" w:firstLine="0" w:firstLineChars="0"/>
+              <w:rPr>
+                <w:rFonts w:ascii="Times New Roman" w:hAnsi="Times New Roman" w:eastAsia="Times New Roman" w:cs="Times New Roman"/>
+                <w:i w:val="false"/>
+                <w:b w:val="false"/>
+                <w:u w:val="none"/>
+                <w:strike w:val="false"/>
+                <w:sz w:val="18"/>
+                <w:szCs w:val="18"/>
+                <w:color w:val="000000"/>
+              </w:rPr>
+            </w:pPr>
+            <w:r>
+              <w:rPr>
+                <w:rFonts w:ascii="Times New Roman" w:hAnsi="Times New Roman" w:eastAsia="Times New Roman" w:cs="Times New Roman"/>
+                <w:i w:val="false"/>
+                <w:b w:val="false"/>
+                <w:u w:val="none"/>
+                <w:strike w:val="false"/>
+                <w:sz w:val="18"/>
+                <w:szCs w:val="18"/>
+                <w:color w:val="000000"/>
+              </w:rPr>
+              <w:t xml:space="preserve">≤65 (ref)</w:t>
+            </w:r>
+          </w:p>
+        </w:tc>
+        <w:tc>
+          <w:tcPr>
+            <w:tcBorders>
+              <w:bottom w:val="none" w:sz="0" w:space="0" w:color="000000"/>
+              <w:top w:val="none" w:sz="0" w:space="0" w:color="000000"/>
+              <w:left w:val="none" w:sz="0" w:space="0" w:color="000000"/>
+              <w:right w:val="none" w:sz="0" w:space="0" w:color="000000"/>
+            </w:tcBorders>
+            <w:shd w:val="clear" w:color="auto" w:fill="FFFFFF"/>
+            <w:tcMar>
+              <w:top w:w="0" w:type="dxa"/>
+              <w:bottom w:w="0" w:type="dxa"/>
+              <w:left w:w="0" w:type="dxa"/>
+              <w:right w:w="0" w:type="dxa"/>
+            </w:tcMar>
+            <w:vAlign w:val="center"/>
+          </w:tcPr>
+          <w:p>
+            <w:pPr>
+              <w:pStyle w:val="Normal"/>
+              <w:jc w:val="right"/>
+              <w:pBdr>
+                <w:bottom w:val="none" w:sz="0" w:space="0" w:color="000000"/>
+                <w:top w:val="none" w:sz="0" w:space="0" w:color="000000"/>
+                <w:left w:val="none" w:sz="0" w:space="0" w:color="000000"/>
+                <w:right w:val="none" w:sz="0" w:space="0" w:color="000000"/>
+              </w:pBdr>
+              <w:spacing w:after="100" w:before="100" w:line="240"/>
+              <w:ind w:left="100" w:right="100" w:firstLine="0" w:firstLineChars="0"/>
+              <w:rPr>
+                <w:rFonts w:ascii="Times New Roman" w:hAnsi="Times New Roman" w:eastAsia="Times New Roman" w:cs="Times New Roman"/>
+                <w:i w:val="false"/>
+                <w:b w:val="false"/>
+                <w:u w:val="none"/>
+                <w:strike w:val="false"/>
+                <w:sz w:val="18"/>
+                <w:szCs w:val="18"/>
+                <w:color w:val="000000"/>
+              </w:rPr>
+            </w:pPr>
+            <w:r>
+              <w:rPr>
+                <w:rFonts w:ascii="Times New Roman" w:hAnsi="Times New Roman" w:eastAsia="Times New Roman" w:cs="Times New Roman"/>
+                <w:i w:val="false"/>
+                <w:b w:val="false"/>
+                <w:u w:val="none"/>
+                <w:strike w:val="false"/>
+                <w:sz w:val="18"/>
+                <w:szCs w:val="18"/>
+                <w:color w:val="000000"/>
+              </w:rPr>
+              <w:t xml:space="preserve">222</w:t>
+            </w:r>
+          </w:p>
+        </w:tc>
+        <w:tc>
+          <w:tcPr>
+            <w:tcBorders>
+              <w:bottom w:val="none" w:sz="0" w:space="0" w:color="000000"/>
+              <w:top w:val="none" w:sz="0" w:space="0" w:color="000000"/>
+              <w:left w:val="none" w:sz="0" w:space="0" w:color="000000"/>
+              <w:right w:val="none" w:sz="0" w:space="0" w:color="000000"/>
+            </w:tcBorders>
+            <w:shd w:val="clear" w:color="auto" w:fill="FFFFFF"/>
+            <w:tcMar>
+              <w:top w:w="0" w:type="dxa"/>
+              <w:bottom w:w="0" w:type="dxa"/>
+              <w:left w:w="0" w:type="dxa"/>
+              <w:right w:w="0" w:type="dxa"/>
+            </w:tcMar>
+            <w:vAlign w:val="center"/>
+          </w:tcPr>
+          <w:p>
+            <w:pPr>
+              <w:pStyle w:val="Normal"/>
+              <w:jc w:val="right"/>
+              <w:pBdr>
+                <w:bottom w:val="none" w:sz="0" w:space="0" w:color="000000"/>
+                <w:top w:val="none" w:sz="0" w:space="0" w:color="000000"/>
+                <w:left w:val="none" w:sz="0" w:space="0" w:color="000000"/>
+                <w:right w:val="none" w:sz="0" w:space="0" w:color="000000"/>
+              </w:pBdr>
+              <w:spacing w:after="100" w:before="100" w:line="240"/>
+              <w:ind w:left="100" w:right="100" w:firstLine="0" w:firstLineChars="0"/>
+              <w:rPr>
+                <w:rFonts w:ascii="Times New Roman" w:hAnsi="Times New Roman" w:eastAsia="Times New Roman" w:cs="Times New Roman"/>
+                <w:i w:val="false"/>
+                <w:b w:val="false"/>
+                <w:u w:val="none"/>
+                <w:strike w:val="false"/>
+                <w:sz w:val="18"/>
+                <w:szCs w:val="18"/>
+                <w:color w:val="000000"/>
+              </w:rPr>
+            </w:pPr>
+            <w:r>
+              <w:rPr>
+                <w:rFonts w:ascii="Times New Roman" w:hAnsi="Times New Roman" w:eastAsia="Times New Roman" w:cs="Times New Roman"/>
+                <w:i w:val="false"/>
+                <w:b w:val="false"/>
+                <w:u w:val="none"/>
+                <w:strike w:val="false"/>
+                <w:sz w:val="18"/>
+                <w:szCs w:val="18"/>
+                <w:color w:val="000000"/>
+              </w:rPr>
+              <w:t xml:space="preserve">63</w:t>
+            </w:r>
+          </w:p>
+        </w:tc>
+        <w:tc>
+          <w:tcPr>
+            <w:tcBorders>
+              <w:bottom w:val="none" w:sz="0" w:space="0" w:color="000000"/>
+              <w:top w:val="none" w:sz="0" w:space="0" w:color="000000"/>
+              <w:left w:val="none" w:sz="0" w:space="0" w:color="000000"/>
+              <w:right w:val="none" w:sz="0" w:space="0" w:color="000000"/>
+            </w:tcBorders>
+            <w:shd w:val="clear" w:color="auto" w:fill="FFFFFF"/>
+            <w:tcMar>
+              <w:top w:w="0" w:type="dxa"/>
+              <w:bottom w:w="0" w:type="dxa"/>
+              <w:left w:w="0" w:type="dxa"/>
+              <w:right w:w="0" w:type="dxa"/>
+            </w:tcMar>
+            <w:vAlign w:val="center"/>
+          </w:tcPr>
+          <w:p>
+            <w:pPr>
+              <w:pStyle w:val="Normal"/>
+              <w:jc w:val="left"/>
+              <w:pBdr>
+                <w:bottom w:val="none" w:sz="0" w:space="0" w:color="000000"/>
+                <w:top w:val="none" w:sz="0" w:space="0" w:color="000000"/>
+                <w:left w:val="none" w:sz="0" w:space="0" w:color="000000"/>
+                <w:right w:val="none" w:sz="0" w:space="0" w:color="000000"/>
+              </w:pBdr>
+              <w:spacing w:after="100" w:before="100" w:line="240"/>
+              <w:ind w:left="100" w:right="100" w:firstLine="0" w:firstLineChars="0"/>
+              <w:rPr>
+                <w:rFonts w:ascii="Times New Roman" w:hAnsi="Times New Roman" w:eastAsia="Times New Roman" w:cs="Times New Roman"/>
+                <w:i w:val="false"/>
+                <w:b w:val="false"/>
+                <w:u w:val="none"/>
+                <w:strike w:val="false"/>
+                <w:sz w:val="18"/>
+                <w:szCs w:val="18"/>
+                <w:color w:val="000000"/>
+              </w:rPr>
+            </w:pPr>
+            <w:r>
+              <w:rPr>
+                <w:rFonts w:ascii="Times New Roman" w:hAnsi="Times New Roman" w:eastAsia="Times New Roman" w:cs="Times New Roman"/>
+                <w:i w:val="false"/>
+                <w:b w:val="false"/>
+                <w:u w:val="none"/>
+                <w:strike w:val="false"/>
+                <w:sz w:val="18"/>
+                <w:szCs w:val="18"/>
+                <w:color w:val="000000"/>
+              </w:rPr>
+              <w:t xml:space="preserve">Reference</w:t>
+            </w:r>
+          </w:p>
+        </w:tc>
+        <w:tc>
+          <w:tcPr>
+            <w:tcBorders>
+              <w:bottom w:val="none" w:sz="0" w:space="0" w:color="000000"/>
+              <w:top w:val="none" w:sz="0" w:space="0" w:color="000000"/>
+              <w:left w:val="none" w:sz="0" w:space="0" w:color="000000"/>
+              <w:right w:val="none" w:sz="0" w:space="0" w:color="000000"/>
+            </w:tcBorders>
+            <w:shd w:val="clear" w:color="auto" w:fill="FFFFFF"/>
+            <w:tcMar>
+              <w:top w:w="0" w:type="dxa"/>
+              <w:bottom w:w="0" w:type="dxa"/>
+              <w:left w:w="0" w:type="dxa"/>
+              <w:right w:w="0" w:type="dxa"/>
+            </w:tcMar>
+            <w:vAlign w:val="center"/>
+          </w:tcPr>
+          <w:p>
+            <w:pPr>
+              <w:pStyle w:val="Normal"/>
+              <w:jc w:val="left"/>
+              <w:pBdr>
+                <w:bottom w:val="none" w:sz="0" w:space="0" w:color="000000"/>
+                <w:top w:val="none" w:sz="0" w:space="0" w:color="000000"/>
+                <w:left w:val="none" w:sz="0" w:space="0" w:color="000000"/>
+                <w:right w:val="none" w:sz="0" w:space="0" w:color="000000"/>
+              </w:pBdr>
+              <w:spacing w:after="100" w:before="100" w:line="240"/>
+              <w:ind w:left="100" w:right="100" w:firstLine="0" w:firstLineChars="0"/>
+              <w:rPr>
+                <w:rFonts w:ascii="Times New Roman" w:hAnsi="Times New Roman" w:eastAsia="Times New Roman" w:cs="Times New Roman"/>
+                <w:i w:val="false"/>
+                <w:b w:val="false"/>
+                <w:u w:val="none"/>
+                <w:strike w:val="false"/>
+                <w:sz w:val="18"/>
+                <w:szCs w:val="18"/>
+                <w:color w:val="000000"/>
+              </w:rPr>
+            </w:pPr>
+            <w:r>
+              <w:rPr>
+                <w:rFonts w:ascii="Times New Roman" w:hAnsi="Times New Roman" w:eastAsia="Times New Roman" w:cs="Times New Roman"/>
+                <w:i w:val="false"/>
+                <w:b w:val="false"/>
+                <w:u w:val="none"/>
+                <w:strike w:val="false"/>
+                <w:sz w:val="18"/>
+                <w:szCs w:val="18"/>
+                <w:color w:val="000000"/>
+              </w:rPr>
+              <w:t xml:space="preserve"/>
+            </w:r>
+          </w:p>
+        </w:tc>
+        <w:tc>
+          <w:tcPr>
+            <w:tcBorders>
+              <w:bottom w:val="none" w:sz="0" w:space="0" w:color="000000"/>
+              <w:top w:val="none" w:sz="0" w:space="0" w:color="000000"/>
+              <w:left w:val="none" w:sz="0" w:space="0" w:color="000000"/>
+              <w:right w:val="none" w:sz="0" w:space="0" w:color="000000"/>
+            </w:tcBorders>
+            <w:shd w:val="clear" w:color="auto" w:fill="FFFFFF"/>
+            <w:tcMar>
+              <w:top w:w="0" w:type="dxa"/>
+              <w:bottom w:w="0" w:type="dxa"/>
+              <w:left w:w="0" w:type="dxa"/>
+              <w:right w:w="0" w:type="dxa"/>
+            </w:tcMar>
+            <w:vAlign w:val="center"/>
+          </w:tcPr>
+          <w:p>
+            <w:pPr>
+              <w:pStyle w:val="Normal"/>
+              <w:jc w:val="left"/>
+              <w:pBdr>
+                <w:bottom w:val="none" w:sz="0" w:space="0" w:color="000000"/>
+                <w:top w:val="none" w:sz="0" w:space="0" w:color="000000"/>
+                <w:left w:val="none" w:sz="0" w:space="0" w:color="000000"/>
+                <w:right w:val="none" w:sz="0" w:space="0" w:color="000000"/>
+              </w:pBdr>
+              <w:spacing w:after="100" w:before="100" w:line="240"/>
+              <w:ind w:left="100" w:right="100" w:firstLine="0" w:firstLineChars="0"/>
+              <w:rPr>
+                <w:rFonts w:ascii="Times New Roman" w:hAnsi="Times New Roman" w:eastAsia="Times New Roman" w:cs="Times New Roman"/>
+                <w:i w:val="false"/>
+                <w:b w:val="false"/>
+                <w:u w:val="none"/>
+                <w:strike w:val="false"/>
+                <w:sz w:val="18"/>
+                <w:szCs w:val="18"/>
+                <w:color w:val="000000"/>
+              </w:rPr>
+            </w:pPr>
+            <w:r>
+              <w:rPr>
+                <w:rFonts w:ascii="Times New Roman" w:hAnsi="Times New Roman" w:eastAsia="Times New Roman" w:cs="Times New Roman"/>
+                <w:i w:val="false"/>
+                <w:b w:val="false"/>
+                <w:u w:val="none"/>
+                <w:strike w:val="false"/>
+                <w:sz w:val="18"/>
+                <w:szCs w:val="18"/>
+                <w:color w:val="000000"/>
+              </w:rPr>
+              <w:t xml:space="preserve"/>
+            </w:r>
+          </w:p>
+        </w:tc>
+      </w:tr>
+      <w:tr>
+        <w:trPr>
+          <w:trHeight w:val="560" w:hRule="auto"/>
+        </w:trPr>
+        <w:tc>
+          <w:tcPr>
+            <w:tcBorders>
+              <w:bottom w:val="none" w:sz="0" w:space="0" w:color="000000"/>
+              <w:top w:val="none" w:sz="0" w:space="0" w:color="000000"/>
+              <w:left w:val="none" w:sz="0" w:space="0" w:color="000000"/>
+              <w:right w:val="none" w:sz="0" w:space="0" w:color="000000"/>
+            </w:tcBorders>
+            <w:shd w:val="clear" w:color="auto" w:fill="FFFFFF"/>
+            <w:tcMar>
+              <w:top w:w="0" w:type="dxa"/>
+              <w:bottom w:w="0" w:type="dxa"/>
+              <w:left w:w="0" w:type="dxa"/>
+              <w:right w:w="0" w:type="dxa"/>
+            </w:tcMar>
+            <w:vAlign w:val="center"/>
+          </w:tcPr>
+          <w:p>
+            <w:pPr>
+              <w:pStyle w:val="Normal"/>
+              <w:jc w:val="left"/>
+              <w:pBdr>
+                <w:bottom w:val="none" w:sz="0" w:space="0" w:color="000000"/>
+                <w:top w:val="none" w:sz="0" w:space="0" w:color="000000"/>
+                <w:left w:val="none" w:sz="0" w:space="0" w:color="000000"/>
+                <w:right w:val="none" w:sz="0" w:space="0" w:color="000000"/>
+              </w:pBdr>
+              <w:spacing w:after="100" w:before="100" w:line="240"/>
+              <w:ind w:left="100" w:right="100" w:firstLine="0" w:firstLineChars="0"/>
+              <w:rPr>
+                <w:rFonts w:ascii="Times New Roman" w:hAnsi="Times New Roman" w:eastAsia="Times New Roman" w:cs="Times New Roman"/>
+                <w:i w:val="false"/>
+                <w:b w:val="false"/>
+                <w:u w:val="none"/>
+                <w:strike w:val="false"/>
+                <w:sz w:val="18"/>
+                <w:szCs w:val="18"/>
+                <w:color w:val="000000"/>
+              </w:rPr>
+            </w:pPr>
+            <w:r>
+              <w:rPr>
+                <w:rFonts w:ascii="Times New Roman" w:hAnsi="Times New Roman" w:eastAsia="Times New Roman" w:cs="Times New Roman"/>
+                <w:i w:val="false"/>
+                <w:b w:val="false"/>
+                <w:u w:val="none"/>
+                <w:strike w:val="false"/>
+                <w:sz w:val="18"/>
+                <w:szCs w:val="18"/>
+                <w:color w:val="000000"/>
+              </w:rPr>
+              <w:t xml:space="preserve">Univariable</w:t>
+            </w:r>
+          </w:p>
+        </w:tc>
+        <w:tc>
+          <w:tcPr>
+            <w:tcBorders>
+              <w:bottom w:val="none" w:sz="0" w:space="0" w:color="000000"/>
+              <w:top w:val="none" w:sz="0" w:space="0" w:color="000000"/>
+              <w:left w:val="none" w:sz="0" w:space="0" w:color="000000"/>
+              <w:right w:val="none" w:sz="0" w:space="0" w:color="000000"/>
+            </w:tcBorders>
+            <w:shd w:val="clear" w:color="auto" w:fill="FFFFFF"/>
+            <w:tcMar>
+              <w:top w:w="0" w:type="dxa"/>
+              <w:bottom w:w="0" w:type="dxa"/>
+              <w:left w:w="0" w:type="dxa"/>
+              <w:right w:w="0" w:type="dxa"/>
+            </w:tcMar>
+            <w:vAlign w:val="center"/>
+          </w:tcPr>
+          <w:p>
+            <w:pPr>
+              <w:pStyle w:val="Normal"/>
+              <w:jc w:val="left"/>
+              <w:pBdr>
+                <w:bottom w:val="none" w:sz="0" w:space="0" w:color="000000"/>
+                <w:top w:val="none" w:sz="0" w:space="0" w:color="000000"/>
+                <w:left w:val="none" w:sz="0" w:space="0" w:color="000000"/>
+                <w:right w:val="none" w:sz="0" w:space="0" w:color="000000"/>
+              </w:pBdr>
+              <w:spacing w:after="100" w:before="100" w:line="240"/>
+              <w:ind w:left="100" w:right="100" w:firstLine="0" w:firstLineChars="0"/>
+              <w:rPr>
+                <w:rFonts w:ascii="Times New Roman" w:hAnsi="Times New Roman" w:eastAsia="Times New Roman" w:cs="Times New Roman"/>
+                <w:i w:val="false"/>
+                <w:b w:val="false"/>
+                <w:u w:val="none"/>
+                <w:strike w:val="false"/>
+                <w:sz w:val="18"/>
+                <w:szCs w:val="18"/>
+                <w:color w:val="000000"/>
+              </w:rPr>
+            </w:pPr>
+            <w:r>
+              <w:rPr>
+                <w:rFonts w:ascii="Times New Roman" w:hAnsi="Times New Roman" w:eastAsia="Times New Roman" w:cs="Times New Roman"/>
+                <w:i w:val="false"/>
+                <w:b w:val="false"/>
+                <w:u w:val="none"/>
+                <w:strike w:val="false"/>
+                <w:sz w:val="18"/>
+                <w:szCs w:val="18"/>
+                <w:color w:val="000000"/>
+              </w:rPr>
+              <w:t xml:space="preserve"/>
+            </w:r>
+          </w:p>
+        </w:tc>
+        <w:tc>
+          <w:tcPr>
+            <w:tcBorders>
+              <w:bottom w:val="none" w:sz="0" w:space="0" w:color="000000"/>
+              <w:top w:val="none" w:sz="0" w:space="0" w:color="000000"/>
+              <w:left w:val="none" w:sz="0" w:space="0" w:color="000000"/>
+              <w:right w:val="none" w:sz="0" w:space="0" w:color="000000"/>
+            </w:tcBorders>
+            <w:shd w:val="clear" w:color="auto" w:fill="FFFFFF"/>
+            <w:tcMar>
+              <w:top w:w="0" w:type="dxa"/>
+              <w:bottom w:w="0" w:type="dxa"/>
+              <w:left w:w="0" w:type="dxa"/>
+              <w:right w:w="0" w:type="dxa"/>
+            </w:tcMar>
+            <w:vAlign w:val="center"/>
+          </w:tcPr>
+          <w:p>
+            <w:pPr>
+              <w:pStyle w:val="Normal"/>
+              <w:jc w:val="left"/>
+              <w:pBdr>
+                <w:bottom w:val="none" w:sz="0" w:space="0" w:color="000000"/>
+                <w:top w:val="none" w:sz="0" w:space="0" w:color="000000"/>
+                <w:left w:val="none" w:sz="0" w:space="0" w:color="000000"/>
+                <w:right w:val="none" w:sz="0" w:space="0" w:color="000000"/>
+              </w:pBdr>
+              <w:spacing w:after="100" w:before="100" w:line="240"/>
+              <w:ind w:left="100" w:right="100" w:firstLine="0" w:firstLineChars="0"/>
+              <w:rPr>
+                <w:rFonts w:ascii="Times New Roman" w:hAnsi="Times New Roman" w:eastAsia="Times New Roman" w:cs="Times New Roman"/>
+                <w:i w:val="false"/>
+                <w:b w:val="false"/>
+                <w:u w:val="none"/>
+                <w:strike w:val="false"/>
+                <w:sz w:val="18"/>
+                <w:szCs w:val="18"/>
+                <w:color w:val="000000"/>
+              </w:rPr>
+            </w:pPr>
+            <w:r>
+              <w:rPr>
+                <w:rFonts w:ascii="Times New Roman" w:hAnsi="Times New Roman" w:eastAsia="Times New Roman" w:cs="Times New Roman"/>
+                <w:i w:val="false"/>
+                <w:b w:val="false"/>
+                <w:u w:val="none"/>
+                <w:strike w:val="false"/>
+                <w:sz w:val="18"/>
+                <w:szCs w:val="18"/>
+                <w:color w:val="000000"/>
+              </w:rPr>
+              <w:t xml:space="preserve">≥66</w:t>
+            </w:r>
+          </w:p>
+        </w:tc>
+        <w:tc>
+          <w:tcPr>
+            <w:tcBorders>
+              <w:bottom w:val="none" w:sz="0" w:space="0" w:color="000000"/>
+              <w:top w:val="none" w:sz="0" w:space="0" w:color="000000"/>
+              <w:left w:val="none" w:sz="0" w:space="0" w:color="000000"/>
+              <w:right w:val="none" w:sz="0" w:space="0" w:color="000000"/>
+            </w:tcBorders>
+            <w:shd w:val="clear" w:color="auto" w:fill="FFFFFF"/>
+            <w:tcMar>
+              <w:top w:w="0" w:type="dxa"/>
+              <w:bottom w:w="0" w:type="dxa"/>
+              <w:left w:w="0" w:type="dxa"/>
+              <w:right w:w="0" w:type="dxa"/>
+            </w:tcMar>
+            <w:vAlign w:val="center"/>
+          </w:tcPr>
+          <w:p>
+            <w:pPr>
+              <w:pStyle w:val="Normal"/>
+              <w:jc w:val="right"/>
+              <w:pBdr>
+                <w:bottom w:val="none" w:sz="0" w:space="0" w:color="000000"/>
+                <w:top w:val="none" w:sz="0" w:space="0" w:color="000000"/>
+                <w:left w:val="none" w:sz="0" w:space="0" w:color="000000"/>
+                <w:right w:val="none" w:sz="0" w:space="0" w:color="000000"/>
+              </w:pBdr>
+              <w:spacing w:after="100" w:before="100" w:line="240"/>
+              <w:ind w:left="100" w:right="100" w:firstLine="0" w:firstLineChars="0"/>
+              <w:rPr>
+                <w:rFonts w:ascii="Times New Roman" w:hAnsi="Times New Roman" w:eastAsia="Times New Roman" w:cs="Times New Roman"/>
+                <w:i w:val="false"/>
+                <w:b w:val="false"/>
+                <w:u w:val="none"/>
+                <w:strike w:val="false"/>
+                <w:sz w:val="18"/>
+                <w:szCs w:val="18"/>
+                <w:color w:val="000000"/>
+              </w:rPr>
+            </w:pPr>
+            <w:r>
+              <w:rPr>
+                <w:rFonts w:ascii="Times New Roman" w:hAnsi="Times New Roman" w:eastAsia="Times New Roman" w:cs="Times New Roman"/>
+                <w:i w:val="false"/>
+                <w:b w:val="false"/>
+                <w:u w:val="none"/>
+                <w:strike w:val="false"/>
+                <w:sz w:val="18"/>
+                <w:szCs w:val="18"/>
+                <w:color w:val="000000"/>
+              </w:rPr>
+              <w:t xml:space="preserve">339</w:t>
+            </w:r>
+          </w:p>
+        </w:tc>
+        <w:tc>
+          <w:tcPr>
+            <w:tcBorders>
+              <w:bottom w:val="none" w:sz="0" w:space="0" w:color="000000"/>
+              <w:top w:val="none" w:sz="0" w:space="0" w:color="000000"/>
+              <w:left w:val="none" w:sz="0" w:space="0" w:color="000000"/>
+              <w:right w:val="none" w:sz="0" w:space="0" w:color="000000"/>
+            </w:tcBorders>
+            <w:shd w:val="clear" w:color="auto" w:fill="FFFFFF"/>
+            <w:tcMar>
+              <w:top w:w="0" w:type="dxa"/>
+              <w:bottom w:w="0" w:type="dxa"/>
+              <w:left w:w="0" w:type="dxa"/>
+              <w:right w:w="0" w:type="dxa"/>
+            </w:tcMar>
+            <w:vAlign w:val="center"/>
+          </w:tcPr>
+          <w:p>
+            <w:pPr>
+              <w:pStyle w:val="Normal"/>
+              <w:jc w:val="right"/>
+              <w:pBdr>
+                <w:bottom w:val="none" w:sz="0" w:space="0" w:color="000000"/>
+                <w:top w:val="none" w:sz="0" w:space="0" w:color="000000"/>
+                <w:left w:val="none" w:sz="0" w:space="0" w:color="000000"/>
+                <w:right w:val="none" w:sz="0" w:space="0" w:color="000000"/>
+              </w:pBdr>
+              <w:spacing w:after="100" w:before="100" w:line="240"/>
+              <w:ind w:left="100" w:right="100" w:firstLine="0" w:firstLineChars="0"/>
+              <w:rPr>
+                <w:rFonts w:ascii="Times New Roman" w:hAnsi="Times New Roman" w:eastAsia="Times New Roman" w:cs="Times New Roman"/>
+                <w:i w:val="false"/>
+                <w:b w:val="false"/>
+                <w:u w:val="none"/>
+                <w:strike w:val="false"/>
+                <w:sz w:val="18"/>
+                <w:szCs w:val="18"/>
+                <w:color w:val="000000"/>
+              </w:rPr>
+            </w:pPr>
+            <w:r>
+              <w:rPr>
+                <w:rFonts w:ascii="Times New Roman" w:hAnsi="Times New Roman" w:eastAsia="Times New Roman" w:cs="Times New Roman"/>
+                <w:i w:val="false"/>
+                <w:b w:val="false"/>
+                <w:u w:val="none"/>
+                <w:strike w:val="false"/>
+                <w:sz w:val="18"/>
+                <w:szCs w:val="18"/>
+                <w:color w:val="000000"/>
+              </w:rPr>
+              <w:t xml:space="preserve">128</w:t>
+            </w:r>
+          </w:p>
+        </w:tc>
+        <w:tc>
+          <w:tcPr>
+            <w:tcBorders>
+              <w:bottom w:val="none" w:sz="0" w:space="0" w:color="000000"/>
+              <w:top w:val="none" w:sz="0" w:space="0" w:color="000000"/>
+              <w:left w:val="none" w:sz="0" w:space="0" w:color="000000"/>
+              <w:right w:val="none" w:sz="0" w:space="0" w:color="000000"/>
+            </w:tcBorders>
+            <w:shd w:val="clear" w:color="auto" w:fill="FFFFFF"/>
+            <w:tcMar>
+              <w:top w:w="0" w:type="dxa"/>
+              <w:bottom w:w="0" w:type="dxa"/>
+              <w:left w:w="0" w:type="dxa"/>
+              <w:right w:w="0" w:type="dxa"/>
+            </w:tcMar>
+            <w:vAlign w:val="center"/>
+          </w:tcPr>
+          <w:p>
+            <w:pPr>
+              <w:pStyle w:val="Normal"/>
+              <w:jc w:val="left"/>
+              <w:pBdr>
+                <w:bottom w:val="none" w:sz="0" w:space="0" w:color="000000"/>
+                <w:top w:val="none" w:sz="0" w:space="0" w:color="000000"/>
+                <w:left w:val="none" w:sz="0" w:space="0" w:color="000000"/>
+                <w:right w:val="none" w:sz="0" w:space="0" w:color="000000"/>
+              </w:pBdr>
+              <w:spacing w:after="100" w:before="100" w:line="240"/>
+              <w:ind w:left="100" w:right="100" w:firstLine="0" w:firstLineChars="0"/>
+              <w:rPr>
+                <w:rFonts w:ascii="Times New Roman" w:hAnsi="Times New Roman" w:eastAsia="Times New Roman" w:cs="Times New Roman"/>
+                <w:i w:val="false"/>
+                <w:b w:val="false"/>
+                <w:u w:val="none"/>
+                <w:strike w:val="false"/>
+                <w:sz w:val="18"/>
+                <w:szCs w:val="18"/>
+                <w:color w:val="000000"/>
+              </w:rPr>
+            </w:pPr>
+            <w:r>
+              <w:rPr>
+                <w:rFonts w:ascii="Times New Roman" w:hAnsi="Times New Roman" w:eastAsia="Times New Roman" w:cs="Times New Roman"/>
+                <w:i w:val="false"/>
+                <w:b w:val="false"/>
+                <w:u w:val="none"/>
+                <w:strike w:val="false"/>
+                <w:sz w:val="18"/>
+                <w:szCs w:val="18"/>
+                <w:color w:val="000000"/>
+              </w:rPr>
+              <w:t xml:space="preserve">1.47 (1.08–1.98)</w:t>
+            </w:r>
+          </w:p>
+        </w:tc>
+        <w:tc>
+          <w:tcPr>
+            <w:tcBorders>
+              <w:bottom w:val="none" w:sz="0" w:space="0" w:color="000000"/>
+              <w:top w:val="none" w:sz="0" w:space="0" w:color="000000"/>
+              <w:left w:val="none" w:sz="0" w:space="0" w:color="000000"/>
+              <w:right w:val="none" w:sz="0" w:space="0" w:color="000000"/>
+            </w:tcBorders>
+            <w:shd w:val="clear" w:color="auto" w:fill="FFFFFF"/>
+            <w:tcMar>
+              <w:top w:w="0" w:type="dxa"/>
+              <w:bottom w:w="0" w:type="dxa"/>
+              <w:left w:w="0" w:type="dxa"/>
+              <w:right w:w="0" w:type="dxa"/>
+            </w:tcMar>
+            <w:vAlign w:val="center"/>
+          </w:tcPr>
+          <w:p>
+            <w:pPr>
+              <w:pStyle w:val="Normal"/>
+              <w:jc w:val="left"/>
+              <w:pBdr>
+                <w:bottom w:val="none" w:sz="0" w:space="0" w:color="000000"/>
+                <w:top w:val="none" w:sz="0" w:space="0" w:color="000000"/>
+                <w:left w:val="none" w:sz="0" w:space="0" w:color="000000"/>
+                <w:right w:val="none" w:sz="0" w:space="0" w:color="000000"/>
+              </w:pBdr>
+              <w:spacing w:after="100" w:before="100" w:line="240"/>
+              <w:ind w:left="100" w:right="100" w:firstLine="0" w:firstLineChars="0"/>
+              <w:rPr>
+                <w:rFonts w:ascii="Times New Roman" w:hAnsi="Times New Roman" w:eastAsia="Times New Roman" w:cs="Times New Roman"/>
+                <w:i w:val="false"/>
+                <w:b w:val="false"/>
+                <w:u w:val="none"/>
+                <w:strike w:val="false"/>
+                <w:sz w:val="18"/>
+                <w:szCs w:val="18"/>
+                <w:color w:val="000000"/>
+              </w:rPr>
+            </w:pPr>
+            <w:r>
+              <w:rPr>
+                <w:rFonts w:ascii="Times New Roman" w:hAnsi="Times New Roman" w:eastAsia="Times New Roman" w:cs="Times New Roman"/>
+                <w:i w:val="false"/>
+                <w:b w:val="false"/>
+                <w:u w:val="none"/>
+                <w:strike w:val="false"/>
+                <w:sz w:val="18"/>
+                <w:szCs w:val="18"/>
+                <w:color w:val="000000"/>
+              </w:rPr>
+              <w:t xml:space="preserve">0.013</w:t>
+            </w:r>
+          </w:p>
+        </w:tc>
+        <w:tc>
+          <w:tcPr>
+            <w:tcBorders>
+              <w:bottom w:val="none" w:sz="0" w:space="0" w:color="000000"/>
+              <w:top w:val="none" w:sz="0" w:space="0" w:color="000000"/>
+              <w:left w:val="none" w:sz="0" w:space="0" w:color="000000"/>
+              <w:right w:val="none" w:sz="0" w:space="0" w:color="000000"/>
+            </w:tcBorders>
+            <w:shd w:val="clear" w:color="auto" w:fill="FFFFFF"/>
+            <w:tcMar>
+              <w:top w:w="0" w:type="dxa"/>
+              <w:bottom w:w="0" w:type="dxa"/>
+              <w:left w:w="0" w:type="dxa"/>
+              <w:right w:w="0" w:type="dxa"/>
+            </w:tcMar>
+            <w:vAlign w:val="center"/>
+          </w:tcPr>
+          <w:p>
+            <w:pPr>
+              <w:pStyle w:val="Normal"/>
+              <w:jc w:val="left"/>
+              <w:pBdr>
+                <w:bottom w:val="none" w:sz="0" w:space="0" w:color="000000"/>
+                <w:top w:val="none" w:sz="0" w:space="0" w:color="000000"/>
+                <w:left w:val="none" w:sz="0" w:space="0" w:color="000000"/>
+                <w:right w:val="none" w:sz="0" w:space="0" w:color="000000"/>
+              </w:pBdr>
+              <w:spacing w:after="100" w:before="100" w:line="240"/>
+              <w:ind w:left="100" w:right="100" w:firstLine="0" w:firstLineChars="0"/>
+              <w:rPr>
+                <w:rFonts w:ascii="Times New Roman" w:hAnsi="Times New Roman" w:eastAsia="Times New Roman" w:cs="Times New Roman"/>
+                <w:i w:val="false"/>
+                <w:b w:val="false"/>
+                <w:u w:val="none"/>
+                <w:strike w:val="false"/>
+                <w:sz w:val="18"/>
+                <w:szCs w:val="18"/>
+                <w:color w:val="000000"/>
+              </w:rPr>
+            </w:pPr>
+            <w:r>
+              <w:rPr>
+                <w:rFonts w:ascii="Times New Roman" w:hAnsi="Times New Roman" w:eastAsia="Times New Roman" w:cs="Times New Roman"/>
+                <w:i w:val="false"/>
+                <w:b w:val="false"/>
+                <w:u w:val="none"/>
+                <w:strike w:val="false"/>
+                <w:sz w:val="18"/>
+                <w:szCs w:val="18"/>
+                <w:color w:val="000000"/>
+              </w:rPr>
+              <w:t xml:space="preserve"/>
+            </w:r>
+          </w:p>
+        </w:tc>
+      </w:tr>
+      <w:tr>
+        <w:trPr>
+          <w:trHeight w:val="560" w:hRule="auto"/>
+        </w:trPr>
+        <w:tc>
+          <w:tcPr>
+            <w:tcBorders>
+              <w:bottom w:val="none" w:sz="0" w:space="0" w:color="000000"/>
+              <w:top w:val="none" w:sz="0" w:space="0" w:color="000000"/>
+              <w:left w:val="none" w:sz="0" w:space="0" w:color="000000"/>
+              <w:right w:val="none" w:sz="0" w:space="0" w:color="000000"/>
+            </w:tcBorders>
+            <w:shd w:val="clear" w:color="auto" w:fill="FFFFFF"/>
+            <w:tcMar>
+              <w:top w:w="0" w:type="dxa"/>
+              <w:bottom w:w="0" w:type="dxa"/>
+              <w:left w:w="0" w:type="dxa"/>
+              <w:right w:w="0" w:type="dxa"/>
+            </w:tcMar>
+            <w:vAlign w:val="center"/>
+          </w:tcPr>
+          <w:p>
+            <w:pPr>
+              <w:pStyle w:val="Normal"/>
+              <w:jc w:val="left"/>
+              <w:pBdr>
+                <w:bottom w:val="none" w:sz="0" w:space="0" w:color="000000"/>
+                <w:top w:val="none" w:sz="0" w:space="0" w:color="000000"/>
+                <w:left w:val="none" w:sz="0" w:space="0" w:color="000000"/>
+                <w:right w:val="none" w:sz="0" w:space="0" w:color="000000"/>
+              </w:pBdr>
+              <w:spacing w:after="100" w:before="100" w:line="240"/>
+              <w:ind w:left="100" w:right="100" w:firstLine="0" w:firstLineChars="0"/>
+              <w:rPr>
+                <w:rFonts w:ascii="Times New Roman" w:hAnsi="Times New Roman" w:eastAsia="Times New Roman" w:cs="Times New Roman"/>
+                <w:i w:val="false"/>
+                <w:b w:val="false"/>
+                <w:u w:val="none"/>
+                <w:strike w:val="false"/>
+                <w:sz w:val="18"/>
+                <w:szCs w:val="18"/>
+                <w:color w:val="000000"/>
+              </w:rPr>
+            </w:pPr>
+            <w:r>
+              <w:rPr>
+                <w:rFonts w:ascii="Times New Roman" w:hAnsi="Times New Roman" w:eastAsia="Times New Roman" w:cs="Times New Roman"/>
+                <w:i w:val="false"/>
+                <w:b w:val="false"/>
+                <w:u w:val="none"/>
+                <w:strike w:val="false"/>
+                <w:sz w:val="18"/>
+                <w:szCs w:val="18"/>
+                <w:color w:val="000000"/>
+              </w:rPr>
+              <w:t xml:space="preserve">Univariable</w:t>
+            </w:r>
+          </w:p>
+        </w:tc>
+        <w:tc>
+          <w:tcPr>
+            <w:tcBorders>
+              <w:bottom w:val="none" w:sz="0" w:space="0" w:color="000000"/>
+              <w:top w:val="none" w:sz="0" w:space="0" w:color="000000"/>
+              <w:left w:val="none" w:sz="0" w:space="0" w:color="000000"/>
+              <w:right w:val="none" w:sz="0" w:space="0" w:color="000000"/>
+            </w:tcBorders>
+            <w:shd w:val="clear" w:color="auto" w:fill="FFFFFF"/>
+            <w:tcMar>
+              <w:top w:w="0" w:type="dxa"/>
+              <w:bottom w:w="0" w:type="dxa"/>
+              <w:left w:w="0" w:type="dxa"/>
+              <w:right w:w="0" w:type="dxa"/>
+            </w:tcMar>
+            <w:vAlign w:val="center"/>
+          </w:tcPr>
+          <w:p>
+            <w:pPr>
+              <w:pStyle w:val="Normal"/>
+              <w:jc w:val="left"/>
+              <w:pBdr>
+                <w:bottom w:val="none" w:sz="0" w:space="0" w:color="000000"/>
+                <w:top w:val="none" w:sz="0" w:space="0" w:color="000000"/>
+                <w:left w:val="none" w:sz="0" w:space="0" w:color="000000"/>
+                <w:right w:val="none" w:sz="0" w:space="0" w:color="000000"/>
+              </w:pBdr>
+              <w:spacing w:after="100" w:before="100" w:line="240"/>
+              <w:ind w:left="100" w:right="100" w:firstLine="0" w:firstLineChars="0"/>
+              <w:rPr>
+                <w:rFonts w:ascii="Times New Roman" w:hAnsi="Times New Roman" w:eastAsia="Times New Roman" w:cs="Times New Roman"/>
+                <w:i w:val="false"/>
+                <w:b w:val="false"/>
+                <w:u w:val="none"/>
+                <w:strike w:val="false"/>
+                <w:sz w:val="18"/>
+                <w:szCs w:val="18"/>
+                <w:color w:val="000000"/>
+              </w:rPr>
+            </w:pPr>
+            <w:r>
+              <w:rPr>
+                <w:rFonts w:ascii="Times New Roman" w:hAnsi="Times New Roman" w:eastAsia="Times New Roman" w:cs="Times New Roman"/>
+                <w:i w:val="false"/>
+                <w:b w:val="false"/>
+                <w:u w:val="none"/>
+                <w:strike w:val="false"/>
+                <w:sz w:val="18"/>
+                <w:szCs w:val="18"/>
+                <w:color w:val="000000"/>
+              </w:rPr>
+              <w:t xml:space="preserve">Sex</w:t>
+            </w:r>
+          </w:p>
+        </w:tc>
+        <w:tc>
+          <w:tcPr>
+            <w:tcBorders>
+              <w:bottom w:val="none" w:sz="0" w:space="0" w:color="000000"/>
+              <w:top w:val="none" w:sz="0" w:space="0" w:color="000000"/>
+              <w:left w:val="none" w:sz="0" w:space="0" w:color="000000"/>
+              <w:right w:val="none" w:sz="0" w:space="0" w:color="000000"/>
+            </w:tcBorders>
+            <w:shd w:val="clear" w:color="auto" w:fill="FFFFFF"/>
+            <w:tcMar>
+              <w:top w:w="0" w:type="dxa"/>
+              <w:bottom w:w="0" w:type="dxa"/>
+              <w:left w:w="0" w:type="dxa"/>
+              <w:right w:w="0" w:type="dxa"/>
+            </w:tcMar>
+            <w:vAlign w:val="center"/>
+          </w:tcPr>
+          <w:p>
+            <w:pPr>
+              <w:pStyle w:val="Normal"/>
+              <w:jc w:val="left"/>
+              <w:pBdr>
+                <w:bottom w:val="none" w:sz="0" w:space="0" w:color="000000"/>
+                <w:top w:val="none" w:sz="0" w:space="0" w:color="000000"/>
+                <w:left w:val="none" w:sz="0" w:space="0" w:color="000000"/>
+                <w:right w:val="none" w:sz="0" w:space="0" w:color="000000"/>
+              </w:pBdr>
+              <w:spacing w:after="100" w:before="100" w:line="240"/>
+              <w:ind w:left="100" w:right="100" w:firstLine="0" w:firstLineChars="0"/>
+              <w:rPr>
+                <w:rFonts w:ascii="Times New Roman" w:hAnsi="Times New Roman" w:eastAsia="Times New Roman" w:cs="Times New Roman"/>
+                <w:i w:val="false"/>
+                <w:b w:val="false"/>
+                <w:u w:val="none"/>
+                <w:strike w:val="false"/>
+                <w:sz w:val="18"/>
+                <w:szCs w:val="18"/>
+                <w:color w:val="000000"/>
+              </w:rPr>
+            </w:pPr>
+            <w:r>
+              <w:rPr>
+                <w:rFonts w:ascii="Times New Roman" w:hAnsi="Times New Roman" w:eastAsia="Times New Roman" w:cs="Times New Roman"/>
+                <w:i w:val="false"/>
+                <w:b w:val="false"/>
+                <w:u w:val="none"/>
+                <w:strike w:val="false"/>
+                <w:sz w:val="18"/>
+                <w:szCs w:val="18"/>
+                <w:color w:val="000000"/>
+              </w:rPr>
+              <w:t xml:space="preserve">Male (ref)</w:t>
+            </w:r>
+          </w:p>
+        </w:tc>
+        <w:tc>
+          <w:tcPr>
+            <w:tcBorders>
+              <w:bottom w:val="none" w:sz="0" w:space="0" w:color="000000"/>
+              <w:top w:val="none" w:sz="0" w:space="0" w:color="000000"/>
+              <w:left w:val="none" w:sz="0" w:space="0" w:color="000000"/>
+              <w:right w:val="none" w:sz="0" w:space="0" w:color="000000"/>
+            </w:tcBorders>
+            <w:shd w:val="clear" w:color="auto" w:fill="FFFFFF"/>
+            <w:tcMar>
+              <w:top w:w="0" w:type="dxa"/>
+              <w:bottom w:w="0" w:type="dxa"/>
+              <w:left w:w="0" w:type="dxa"/>
+              <w:right w:w="0" w:type="dxa"/>
+            </w:tcMar>
+            <w:vAlign w:val="center"/>
+          </w:tcPr>
+          <w:p>
+            <w:pPr>
+              <w:pStyle w:val="Normal"/>
+              <w:jc w:val="right"/>
+              <w:pBdr>
+                <w:bottom w:val="none" w:sz="0" w:space="0" w:color="000000"/>
+                <w:top w:val="none" w:sz="0" w:space="0" w:color="000000"/>
+                <w:left w:val="none" w:sz="0" w:space="0" w:color="000000"/>
+                <w:right w:val="none" w:sz="0" w:space="0" w:color="000000"/>
+              </w:pBdr>
+              <w:spacing w:after="100" w:before="100" w:line="240"/>
+              <w:ind w:left="100" w:right="100" w:firstLine="0" w:firstLineChars="0"/>
+              <w:rPr>
+                <w:rFonts w:ascii="Times New Roman" w:hAnsi="Times New Roman" w:eastAsia="Times New Roman" w:cs="Times New Roman"/>
+                <w:i w:val="false"/>
+                <w:b w:val="false"/>
+                <w:u w:val="none"/>
+                <w:strike w:val="false"/>
+                <w:sz w:val="18"/>
+                <w:szCs w:val="18"/>
+                <w:color w:val="000000"/>
+              </w:rPr>
+            </w:pPr>
+            <w:r>
+              <w:rPr>
+                <w:rFonts w:ascii="Times New Roman" w:hAnsi="Times New Roman" w:eastAsia="Times New Roman" w:cs="Times New Roman"/>
+                <w:i w:val="false"/>
+                <w:b w:val="false"/>
+                <w:u w:val="none"/>
+                <w:strike w:val="false"/>
+                <w:sz w:val="18"/>
+                <w:szCs w:val="18"/>
+                <w:color w:val="000000"/>
+              </w:rPr>
+              <w:t xml:space="preserve">309</w:t>
+            </w:r>
+          </w:p>
+        </w:tc>
+        <w:tc>
+          <w:tcPr>
+            <w:tcBorders>
+              <w:bottom w:val="none" w:sz="0" w:space="0" w:color="000000"/>
+              <w:top w:val="none" w:sz="0" w:space="0" w:color="000000"/>
+              <w:left w:val="none" w:sz="0" w:space="0" w:color="000000"/>
+              <w:right w:val="none" w:sz="0" w:space="0" w:color="000000"/>
+            </w:tcBorders>
+            <w:shd w:val="clear" w:color="auto" w:fill="FFFFFF"/>
+            <w:tcMar>
+              <w:top w:w="0" w:type="dxa"/>
+              <w:bottom w:w="0" w:type="dxa"/>
+              <w:left w:w="0" w:type="dxa"/>
+              <w:right w:w="0" w:type="dxa"/>
+            </w:tcMar>
+            <w:vAlign w:val="center"/>
+          </w:tcPr>
+          <w:p>
+            <w:pPr>
+              <w:pStyle w:val="Normal"/>
+              <w:jc w:val="right"/>
+              <w:pBdr>
+                <w:bottom w:val="none" w:sz="0" w:space="0" w:color="000000"/>
+                <w:top w:val="none" w:sz="0" w:space="0" w:color="000000"/>
+                <w:left w:val="none" w:sz="0" w:space="0" w:color="000000"/>
+                <w:right w:val="none" w:sz="0" w:space="0" w:color="000000"/>
+              </w:pBdr>
+              <w:spacing w:after="100" w:before="100" w:line="240"/>
+              <w:ind w:left="100" w:right="100" w:firstLine="0" w:firstLineChars="0"/>
+              <w:rPr>
+                <w:rFonts w:ascii="Times New Roman" w:hAnsi="Times New Roman" w:eastAsia="Times New Roman" w:cs="Times New Roman"/>
+                <w:i w:val="false"/>
+                <w:b w:val="false"/>
+                <w:u w:val="none"/>
+                <w:strike w:val="false"/>
+                <w:sz w:val="18"/>
+                <w:szCs w:val="18"/>
+                <w:color w:val="000000"/>
+              </w:rPr>
+            </w:pPr>
+            <w:r>
+              <w:rPr>
+                <w:rFonts w:ascii="Times New Roman" w:hAnsi="Times New Roman" w:eastAsia="Times New Roman" w:cs="Times New Roman"/>
+                <w:i w:val="false"/>
+                <w:b w:val="false"/>
+                <w:u w:val="none"/>
+                <w:strike w:val="false"/>
+                <w:sz w:val="18"/>
+                <w:szCs w:val="18"/>
+                <w:color w:val="000000"/>
+              </w:rPr>
+              <w:t xml:space="preserve">115</w:t>
+            </w:r>
+          </w:p>
+        </w:tc>
+        <w:tc>
+          <w:tcPr>
+            <w:tcBorders>
+              <w:bottom w:val="none" w:sz="0" w:space="0" w:color="000000"/>
+              <w:top w:val="none" w:sz="0" w:space="0" w:color="000000"/>
+              <w:left w:val="none" w:sz="0" w:space="0" w:color="000000"/>
+              <w:right w:val="none" w:sz="0" w:space="0" w:color="000000"/>
+            </w:tcBorders>
+            <w:shd w:val="clear" w:color="auto" w:fill="FFFFFF"/>
+            <w:tcMar>
+              <w:top w:w="0" w:type="dxa"/>
+              <w:bottom w:w="0" w:type="dxa"/>
+              <w:left w:w="0" w:type="dxa"/>
+              <w:right w:w="0" w:type="dxa"/>
+            </w:tcMar>
+            <w:vAlign w:val="center"/>
+          </w:tcPr>
+          <w:p>
+            <w:pPr>
+              <w:pStyle w:val="Normal"/>
+              <w:jc w:val="left"/>
+              <w:pBdr>
+                <w:bottom w:val="none" w:sz="0" w:space="0" w:color="000000"/>
+                <w:top w:val="none" w:sz="0" w:space="0" w:color="000000"/>
+                <w:left w:val="none" w:sz="0" w:space="0" w:color="000000"/>
+                <w:right w:val="none" w:sz="0" w:space="0" w:color="000000"/>
+              </w:pBdr>
+              <w:spacing w:after="100" w:before="100" w:line="240"/>
+              <w:ind w:left="100" w:right="100" w:firstLine="0" w:firstLineChars="0"/>
+              <w:rPr>
+                <w:rFonts w:ascii="Times New Roman" w:hAnsi="Times New Roman" w:eastAsia="Times New Roman" w:cs="Times New Roman"/>
+                <w:i w:val="false"/>
+                <w:b w:val="false"/>
+                <w:u w:val="none"/>
+                <w:strike w:val="false"/>
+                <w:sz w:val="18"/>
+                <w:szCs w:val="18"/>
+                <w:color w:val="000000"/>
+              </w:rPr>
+            </w:pPr>
+            <w:r>
+              <w:rPr>
+                <w:rFonts w:ascii="Times New Roman" w:hAnsi="Times New Roman" w:eastAsia="Times New Roman" w:cs="Times New Roman"/>
+                <w:i w:val="false"/>
+                <w:b w:val="false"/>
+                <w:u w:val="none"/>
+                <w:strike w:val="false"/>
+                <w:sz w:val="18"/>
+                <w:szCs w:val="18"/>
+                <w:color w:val="000000"/>
+              </w:rPr>
+              <w:t xml:space="preserve">Reference</w:t>
+            </w:r>
+          </w:p>
+        </w:tc>
+        <w:tc>
+          <w:tcPr>
+            <w:tcBorders>
+              <w:bottom w:val="none" w:sz="0" w:space="0" w:color="000000"/>
+              <w:top w:val="none" w:sz="0" w:space="0" w:color="000000"/>
+              <w:left w:val="none" w:sz="0" w:space="0" w:color="000000"/>
+              <w:right w:val="none" w:sz="0" w:space="0" w:color="000000"/>
+            </w:tcBorders>
+            <w:shd w:val="clear" w:color="auto" w:fill="FFFFFF"/>
+            <w:tcMar>
+              <w:top w:w="0" w:type="dxa"/>
+              <w:bottom w:w="0" w:type="dxa"/>
+              <w:left w:w="0" w:type="dxa"/>
+              <w:right w:w="0" w:type="dxa"/>
+            </w:tcMar>
+            <w:vAlign w:val="center"/>
+          </w:tcPr>
+          <w:p>
+            <w:pPr>
+              <w:pStyle w:val="Normal"/>
+              <w:jc w:val="left"/>
+              <w:pBdr>
+                <w:bottom w:val="none" w:sz="0" w:space="0" w:color="000000"/>
+                <w:top w:val="none" w:sz="0" w:space="0" w:color="000000"/>
+                <w:left w:val="none" w:sz="0" w:space="0" w:color="000000"/>
+                <w:right w:val="none" w:sz="0" w:space="0" w:color="000000"/>
+              </w:pBdr>
+              <w:spacing w:after="100" w:before="100" w:line="240"/>
+              <w:ind w:left="100" w:right="100" w:firstLine="0" w:firstLineChars="0"/>
+              <w:rPr>
+                <w:rFonts w:ascii="Times New Roman" w:hAnsi="Times New Roman" w:eastAsia="Times New Roman" w:cs="Times New Roman"/>
+                <w:i w:val="false"/>
+                <w:b w:val="false"/>
+                <w:u w:val="none"/>
+                <w:strike w:val="false"/>
+                <w:sz w:val="18"/>
+                <w:szCs w:val="18"/>
+                <w:color w:val="000000"/>
+              </w:rPr>
+            </w:pPr>
+            <w:r>
+              <w:rPr>
+                <w:rFonts w:ascii="Times New Roman" w:hAnsi="Times New Roman" w:eastAsia="Times New Roman" w:cs="Times New Roman"/>
+                <w:i w:val="false"/>
+                <w:b w:val="false"/>
+                <w:u w:val="none"/>
+                <w:strike w:val="false"/>
+                <w:sz w:val="18"/>
+                <w:szCs w:val="18"/>
+                <w:color w:val="000000"/>
+              </w:rPr>
+              <w:t xml:space="preserve"/>
+            </w:r>
+          </w:p>
+        </w:tc>
+        <w:tc>
+          <w:tcPr>
+            <w:tcBorders>
+              <w:bottom w:val="none" w:sz="0" w:space="0" w:color="000000"/>
+              <w:top w:val="none" w:sz="0" w:space="0" w:color="000000"/>
+              <w:left w:val="none" w:sz="0" w:space="0" w:color="000000"/>
+              <w:right w:val="none" w:sz="0" w:space="0" w:color="000000"/>
+            </w:tcBorders>
+            <w:shd w:val="clear" w:color="auto" w:fill="FFFFFF"/>
+            <w:tcMar>
+              <w:top w:w="0" w:type="dxa"/>
+              <w:bottom w:w="0" w:type="dxa"/>
+              <w:left w:w="0" w:type="dxa"/>
+              <w:right w:w="0" w:type="dxa"/>
+            </w:tcMar>
+            <w:vAlign w:val="center"/>
+          </w:tcPr>
+          <w:p>
+            <w:pPr>
+              <w:pStyle w:val="Normal"/>
+              <w:jc w:val="left"/>
+              <w:pBdr>
+                <w:bottom w:val="none" w:sz="0" w:space="0" w:color="000000"/>
+                <w:top w:val="none" w:sz="0" w:space="0" w:color="000000"/>
+                <w:left w:val="none" w:sz="0" w:space="0" w:color="000000"/>
+                <w:right w:val="none" w:sz="0" w:space="0" w:color="000000"/>
+              </w:pBdr>
+              <w:spacing w:after="100" w:before="100" w:line="240"/>
+              <w:ind w:left="100" w:right="100" w:firstLine="0" w:firstLineChars="0"/>
+              <w:rPr>
+                <w:rFonts w:ascii="Times New Roman" w:hAnsi="Times New Roman" w:eastAsia="Times New Roman" w:cs="Times New Roman"/>
+                <w:i w:val="false"/>
+                <w:b w:val="false"/>
+                <w:u w:val="none"/>
+                <w:strike w:val="false"/>
+                <w:sz w:val="18"/>
+                <w:szCs w:val="18"/>
+                <w:color w:val="000000"/>
+              </w:rPr>
+            </w:pPr>
+            <w:r>
+              <w:rPr>
+                <w:rFonts w:ascii="Times New Roman" w:hAnsi="Times New Roman" w:eastAsia="Times New Roman" w:cs="Times New Roman"/>
+                <w:i w:val="false"/>
+                <w:b w:val="false"/>
+                <w:u w:val="none"/>
+                <w:strike w:val="false"/>
+                <w:sz w:val="18"/>
+                <w:szCs w:val="18"/>
+                <w:color w:val="000000"/>
+              </w:rPr>
+              <w:t xml:space="preserve"/>
+            </w:r>
+          </w:p>
+        </w:tc>
+      </w:tr>
+      <w:tr>
+        <w:trPr>
+          <w:trHeight w:val="560" w:hRule="auto"/>
+        </w:trPr>
+        <w:tc>
+          <w:tcPr>
+            <w:tcBorders>
+              <w:bottom w:val="none" w:sz="0" w:space="0" w:color="000000"/>
+              <w:top w:val="none" w:sz="0" w:space="0" w:color="000000"/>
+              <w:left w:val="none" w:sz="0" w:space="0" w:color="000000"/>
+              <w:right w:val="none" w:sz="0" w:space="0" w:color="000000"/>
+            </w:tcBorders>
+            <w:shd w:val="clear" w:color="auto" w:fill="FFFFFF"/>
+            <w:tcMar>
+              <w:top w:w="0" w:type="dxa"/>
+              <w:bottom w:w="0" w:type="dxa"/>
+              <w:left w:w="0" w:type="dxa"/>
+              <w:right w:w="0" w:type="dxa"/>
+            </w:tcMar>
+            <w:vAlign w:val="center"/>
+          </w:tcPr>
+          <w:p>
+            <w:pPr>
+              <w:pStyle w:val="Normal"/>
+              <w:jc w:val="left"/>
+              <w:pBdr>
+                <w:bottom w:val="none" w:sz="0" w:space="0" w:color="000000"/>
+                <w:top w:val="none" w:sz="0" w:space="0" w:color="000000"/>
+                <w:left w:val="none" w:sz="0" w:space="0" w:color="000000"/>
+                <w:right w:val="none" w:sz="0" w:space="0" w:color="000000"/>
+              </w:pBdr>
+              <w:spacing w:after="100" w:before="100" w:line="240"/>
+              <w:ind w:left="100" w:right="100" w:firstLine="0" w:firstLineChars="0"/>
+              <w:rPr>
+                <w:rFonts w:ascii="Times New Roman" w:hAnsi="Times New Roman" w:eastAsia="Times New Roman" w:cs="Times New Roman"/>
+                <w:i w:val="false"/>
+                <w:b w:val="false"/>
+                <w:u w:val="none"/>
+                <w:strike w:val="false"/>
+                <w:sz w:val="18"/>
+                <w:szCs w:val="18"/>
+                <w:color w:val="000000"/>
+              </w:rPr>
+            </w:pPr>
+            <w:r>
+              <w:rPr>
+                <w:rFonts w:ascii="Times New Roman" w:hAnsi="Times New Roman" w:eastAsia="Times New Roman" w:cs="Times New Roman"/>
+                <w:i w:val="false"/>
+                <w:b w:val="false"/>
+                <w:u w:val="none"/>
+                <w:strike w:val="false"/>
+                <w:sz w:val="18"/>
+                <w:szCs w:val="18"/>
+                <w:color w:val="000000"/>
+              </w:rPr>
+              <w:t xml:space="preserve">Univariable</w:t>
+            </w:r>
+          </w:p>
+        </w:tc>
+        <w:tc>
+          <w:tcPr>
+            <w:tcBorders>
+              <w:bottom w:val="none" w:sz="0" w:space="0" w:color="000000"/>
+              <w:top w:val="none" w:sz="0" w:space="0" w:color="000000"/>
+              <w:left w:val="none" w:sz="0" w:space="0" w:color="000000"/>
+              <w:right w:val="none" w:sz="0" w:space="0" w:color="000000"/>
+            </w:tcBorders>
+            <w:shd w:val="clear" w:color="auto" w:fill="FFFFFF"/>
+            <w:tcMar>
+              <w:top w:w="0" w:type="dxa"/>
+              <w:bottom w:w="0" w:type="dxa"/>
+              <w:left w:w="0" w:type="dxa"/>
+              <w:right w:w="0" w:type="dxa"/>
+            </w:tcMar>
+            <w:vAlign w:val="center"/>
+          </w:tcPr>
+          <w:p>
+            <w:pPr>
+              <w:pStyle w:val="Normal"/>
+              <w:jc w:val="left"/>
+              <w:pBdr>
+                <w:bottom w:val="none" w:sz="0" w:space="0" w:color="000000"/>
+                <w:top w:val="none" w:sz="0" w:space="0" w:color="000000"/>
+                <w:left w:val="none" w:sz="0" w:space="0" w:color="000000"/>
+                <w:right w:val="none" w:sz="0" w:space="0" w:color="000000"/>
+              </w:pBdr>
+              <w:spacing w:after="100" w:before="100" w:line="240"/>
+              <w:ind w:left="100" w:right="100" w:firstLine="0" w:firstLineChars="0"/>
+              <w:rPr>
+                <w:rFonts w:ascii="Times New Roman" w:hAnsi="Times New Roman" w:eastAsia="Times New Roman" w:cs="Times New Roman"/>
+                <w:i w:val="false"/>
+                <w:b w:val="false"/>
+                <w:u w:val="none"/>
+                <w:strike w:val="false"/>
+                <w:sz w:val="18"/>
+                <w:szCs w:val="18"/>
+                <w:color w:val="000000"/>
+              </w:rPr>
+            </w:pPr>
+            <w:r>
+              <w:rPr>
+                <w:rFonts w:ascii="Times New Roman" w:hAnsi="Times New Roman" w:eastAsia="Times New Roman" w:cs="Times New Roman"/>
+                <w:i w:val="false"/>
+                <w:b w:val="false"/>
+                <w:u w:val="none"/>
+                <w:strike w:val="false"/>
+                <w:sz w:val="18"/>
+                <w:szCs w:val="18"/>
+                <w:color w:val="000000"/>
+              </w:rPr>
+              <w:t xml:space="preserve"/>
+            </w:r>
+          </w:p>
+        </w:tc>
+        <w:tc>
+          <w:tcPr>
+            <w:tcBorders>
+              <w:bottom w:val="none" w:sz="0" w:space="0" w:color="000000"/>
+              <w:top w:val="none" w:sz="0" w:space="0" w:color="000000"/>
+              <w:left w:val="none" w:sz="0" w:space="0" w:color="000000"/>
+              <w:right w:val="none" w:sz="0" w:space="0" w:color="000000"/>
+            </w:tcBorders>
+            <w:shd w:val="clear" w:color="auto" w:fill="FFFFFF"/>
+            <w:tcMar>
+              <w:top w:w="0" w:type="dxa"/>
+              <w:bottom w:w="0" w:type="dxa"/>
+              <w:left w:w="0" w:type="dxa"/>
+              <w:right w:w="0" w:type="dxa"/>
+            </w:tcMar>
+            <w:vAlign w:val="center"/>
+          </w:tcPr>
+          <w:p>
+            <w:pPr>
+              <w:pStyle w:val="Normal"/>
+              <w:jc w:val="left"/>
+              <w:pBdr>
+                <w:bottom w:val="none" w:sz="0" w:space="0" w:color="000000"/>
+                <w:top w:val="none" w:sz="0" w:space="0" w:color="000000"/>
+                <w:left w:val="none" w:sz="0" w:space="0" w:color="000000"/>
+                <w:right w:val="none" w:sz="0" w:space="0" w:color="000000"/>
+              </w:pBdr>
+              <w:spacing w:after="100" w:before="100" w:line="240"/>
+              <w:ind w:left="100" w:right="100" w:firstLine="0" w:firstLineChars="0"/>
+              <w:rPr>
+                <w:rFonts w:ascii="Times New Roman" w:hAnsi="Times New Roman" w:eastAsia="Times New Roman" w:cs="Times New Roman"/>
+                <w:i w:val="false"/>
+                <w:b w:val="false"/>
+                <w:u w:val="none"/>
+                <w:strike w:val="false"/>
+                <w:sz w:val="18"/>
+                <w:szCs w:val="18"/>
+                <w:color w:val="000000"/>
+              </w:rPr>
+            </w:pPr>
+            <w:r>
+              <w:rPr>
+                <w:rFonts w:ascii="Times New Roman" w:hAnsi="Times New Roman" w:eastAsia="Times New Roman" w:cs="Times New Roman"/>
+                <w:i w:val="false"/>
+                <w:b w:val="false"/>
+                <w:u w:val="none"/>
+                <w:strike w:val="false"/>
+                <w:sz w:val="18"/>
+                <w:szCs w:val="18"/>
+                <w:color w:val="000000"/>
+              </w:rPr>
+              <w:t xml:space="preserve">Female</w:t>
+            </w:r>
+          </w:p>
+        </w:tc>
+        <w:tc>
+          <w:tcPr>
+            <w:tcBorders>
+              <w:bottom w:val="none" w:sz="0" w:space="0" w:color="000000"/>
+              <w:top w:val="none" w:sz="0" w:space="0" w:color="000000"/>
+              <w:left w:val="none" w:sz="0" w:space="0" w:color="000000"/>
+              <w:right w:val="none" w:sz="0" w:space="0" w:color="000000"/>
+            </w:tcBorders>
+            <w:shd w:val="clear" w:color="auto" w:fill="FFFFFF"/>
+            <w:tcMar>
+              <w:top w:w="0" w:type="dxa"/>
+              <w:bottom w:w="0" w:type="dxa"/>
+              <w:left w:w="0" w:type="dxa"/>
+              <w:right w:w="0" w:type="dxa"/>
+            </w:tcMar>
+            <w:vAlign w:val="center"/>
+          </w:tcPr>
+          <w:p>
+            <w:pPr>
+              <w:pStyle w:val="Normal"/>
+              <w:jc w:val="right"/>
+              <w:pBdr>
+                <w:bottom w:val="none" w:sz="0" w:space="0" w:color="000000"/>
+                <w:top w:val="none" w:sz="0" w:space="0" w:color="000000"/>
+                <w:left w:val="none" w:sz="0" w:space="0" w:color="000000"/>
+                <w:right w:val="none" w:sz="0" w:space="0" w:color="000000"/>
+              </w:pBdr>
+              <w:spacing w:after="100" w:before="100" w:line="240"/>
+              <w:ind w:left="100" w:right="100" w:firstLine="0" w:firstLineChars="0"/>
+              <w:rPr>
+                <w:rFonts w:ascii="Times New Roman" w:hAnsi="Times New Roman" w:eastAsia="Times New Roman" w:cs="Times New Roman"/>
+                <w:i w:val="false"/>
+                <w:b w:val="false"/>
+                <w:u w:val="none"/>
+                <w:strike w:val="false"/>
+                <w:sz w:val="18"/>
+                <w:szCs w:val="18"/>
+                <w:color w:val="000000"/>
+              </w:rPr>
+            </w:pPr>
+            <w:r>
+              <w:rPr>
+                <w:rFonts w:ascii="Times New Roman" w:hAnsi="Times New Roman" w:eastAsia="Times New Roman" w:cs="Times New Roman"/>
+                <w:i w:val="false"/>
+                <w:b w:val="false"/>
+                <w:u w:val="none"/>
+                <w:strike w:val="false"/>
+                <w:sz w:val="18"/>
+                <w:szCs w:val="18"/>
+                <w:color w:val="000000"/>
+              </w:rPr>
+              <w:t xml:space="preserve">253</w:t>
+            </w:r>
+          </w:p>
+        </w:tc>
+        <w:tc>
+          <w:tcPr>
+            <w:tcBorders>
+              <w:bottom w:val="none" w:sz="0" w:space="0" w:color="000000"/>
+              <w:top w:val="none" w:sz="0" w:space="0" w:color="000000"/>
+              <w:left w:val="none" w:sz="0" w:space="0" w:color="000000"/>
+              <w:right w:val="none" w:sz="0" w:space="0" w:color="000000"/>
+            </w:tcBorders>
+            <w:shd w:val="clear" w:color="auto" w:fill="FFFFFF"/>
+            <w:tcMar>
+              <w:top w:w="0" w:type="dxa"/>
+              <w:bottom w:w="0" w:type="dxa"/>
+              <w:left w:w="0" w:type="dxa"/>
+              <w:right w:w="0" w:type="dxa"/>
+            </w:tcMar>
+            <w:vAlign w:val="center"/>
+          </w:tcPr>
+          <w:p>
+            <w:pPr>
+              <w:pStyle w:val="Normal"/>
+              <w:jc w:val="right"/>
+              <w:pBdr>
+                <w:bottom w:val="none" w:sz="0" w:space="0" w:color="000000"/>
+                <w:top w:val="none" w:sz="0" w:space="0" w:color="000000"/>
+                <w:left w:val="none" w:sz="0" w:space="0" w:color="000000"/>
+                <w:right w:val="none" w:sz="0" w:space="0" w:color="000000"/>
+              </w:pBdr>
+              <w:spacing w:after="100" w:before="100" w:line="240"/>
+              <w:ind w:left="100" w:right="100" w:firstLine="0" w:firstLineChars="0"/>
+              <w:rPr>
+                <w:rFonts w:ascii="Times New Roman" w:hAnsi="Times New Roman" w:eastAsia="Times New Roman" w:cs="Times New Roman"/>
+                <w:i w:val="false"/>
+                <w:b w:val="false"/>
+                <w:u w:val="none"/>
+                <w:strike w:val="false"/>
+                <w:sz w:val="18"/>
+                <w:szCs w:val="18"/>
+                <w:color w:val="000000"/>
+              </w:rPr>
+            </w:pPr>
+            <w:r>
+              <w:rPr>
+                <w:rFonts w:ascii="Times New Roman" w:hAnsi="Times New Roman" w:eastAsia="Times New Roman" w:cs="Times New Roman"/>
+                <w:i w:val="false"/>
+                <w:b w:val="false"/>
+                <w:u w:val="none"/>
+                <w:strike w:val="false"/>
+                <w:sz w:val="18"/>
+                <w:szCs w:val="18"/>
+                <w:color w:val="000000"/>
+              </w:rPr>
+              <w:t xml:space="preserve">76</w:t>
+            </w:r>
+          </w:p>
+        </w:tc>
+        <w:tc>
+          <w:tcPr>
+            <w:tcBorders>
+              <w:bottom w:val="none" w:sz="0" w:space="0" w:color="000000"/>
+              <w:top w:val="none" w:sz="0" w:space="0" w:color="000000"/>
+              <w:left w:val="none" w:sz="0" w:space="0" w:color="000000"/>
+              <w:right w:val="none" w:sz="0" w:space="0" w:color="000000"/>
+            </w:tcBorders>
+            <w:shd w:val="clear" w:color="auto" w:fill="FFFFFF"/>
+            <w:tcMar>
+              <w:top w:w="0" w:type="dxa"/>
+              <w:bottom w:w="0" w:type="dxa"/>
+              <w:left w:w="0" w:type="dxa"/>
+              <w:right w:w="0" w:type="dxa"/>
+            </w:tcMar>
+            <w:vAlign w:val="center"/>
+          </w:tcPr>
+          <w:p>
+            <w:pPr>
+              <w:pStyle w:val="Normal"/>
+              <w:jc w:val="left"/>
+              <w:pBdr>
+                <w:bottom w:val="none" w:sz="0" w:space="0" w:color="000000"/>
+                <w:top w:val="none" w:sz="0" w:space="0" w:color="000000"/>
+                <w:left w:val="none" w:sz="0" w:space="0" w:color="000000"/>
+                <w:right w:val="none" w:sz="0" w:space="0" w:color="000000"/>
+              </w:pBdr>
+              <w:spacing w:after="100" w:before="100" w:line="240"/>
+              <w:ind w:left="100" w:right="100" w:firstLine="0" w:firstLineChars="0"/>
+              <w:rPr>
+                <w:rFonts w:ascii="Times New Roman" w:hAnsi="Times New Roman" w:eastAsia="Times New Roman" w:cs="Times New Roman"/>
+                <w:i w:val="false"/>
+                <w:b w:val="false"/>
+                <w:u w:val="none"/>
+                <w:strike w:val="false"/>
+                <w:sz w:val="18"/>
+                <w:szCs w:val="18"/>
+                <w:color w:val="000000"/>
+              </w:rPr>
+            </w:pPr>
+            <w:r>
+              <w:rPr>
+                <w:rFonts w:ascii="Times New Roman" w:hAnsi="Times New Roman" w:eastAsia="Times New Roman" w:cs="Times New Roman"/>
+                <w:i w:val="false"/>
+                <w:b w:val="false"/>
+                <w:u w:val="none"/>
+                <w:strike w:val="false"/>
+                <w:sz w:val="18"/>
+                <w:szCs w:val="18"/>
+                <w:color w:val="000000"/>
+              </w:rPr>
+              <w:t xml:space="preserve">0.76 (0.57–1.02)</w:t>
+            </w:r>
+          </w:p>
+        </w:tc>
+        <w:tc>
+          <w:tcPr>
+            <w:tcBorders>
+              <w:bottom w:val="none" w:sz="0" w:space="0" w:color="000000"/>
+              <w:top w:val="none" w:sz="0" w:space="0" w:color="000000"/>
+              <w:left w:val="none" w:sz="0" w:space="0" w:color="000000"/>
+              <w:right w:val="none" w:sz="0" w:space="0" w:color="000000"/>
+            </w:tcBorders>
+            <w:shd w:val="clear" w:color="auto" w:fill="FFFFFF"/>
+            <w:tcMar>
+              <w:top w:w="0" w:type="dxa"/>
+              <w:bottom w:w="0" w:type="dxa"/>
+              <w:left w:w="0" w:type="dxa"/>
+              <w:right w:w="0" w:type="dxa"/>
+            </w:tcMar>
+            <w:vAlign w:val="center"/>
+          </w:tcPr>
+          <w:p>
+            <w:pPr>
+              <w:pStyle w:val="Normal"/>
+              <w:jc w:val="left"/>
+              <w:pBdr>
+                <w:bottom w:val="none" w:sz="0" w:space="0" w:color="000000"/>
+                <w:top w:val="none" w:sz="0" w:space="0" w:color="000000"/>
+                <w:left w:val="none" w:sz="0" w:space="0" w:color="000000"/>
+                <w:right w:val="none" w:sz="0" w:space="0" w:color="000000"/>
+              </w:pBdr>
+              <w:spacing w:after="100" w:before="100" w:line="240"/>
+              <w:ind w:left="100" w:right="100" w:firstLine="0" w:firstLineChars="0"/>
+              <w:rPr>
+                <w:rFonts w:ascii="Times New Roman" w:hAnsi="Times New Roman" w:eastAsia="Times New Roman" w:cs="Times New Roman"/>
+                <w:i w:val="false"/>
+                <w:b w:val="false"/>
+                <w:u w:val="none"/>
+                <w:strike w:val="false"/>
+                <w:sz w:val="18"/>
+                <w:szCs w:val="18"/>
+                <w:color w:val="000000"/>
+              </w:rPr>
+            </w:pPr>
+            <w:r>
+              <w:rPr>
+                <w:rFonts w:ascii="Times New Roman" w:hAnsi="Times New Roman" w:eastAsia="Times New Roman" w:cs="Times New Roman"/>
+                <w:i w:val="false"/>
+                <w:b w:val="false"/>
+                <w:u w:val="none"/>
+                <w:strike w:val="false"/>
+                <w:sz w:val="18"/>
+                <w:szCs w:val="18"/>
+                <w:color w:val="000000"/>
+              </w:rPr>
+              <w:t xml:space="preserve">0.068</w:t>
+            </w:r>
+          </w:p>
+        </w:tc>
+        <w:tc>
+          <w:tcPr>
+            <w:tcBorders>
+              <w:bottom w:val="none" w:sz="0" w:space="0" w:color="000000"/>
+              <w:top w:val="none" w:sz="0" w:space="0" w:color="000000"/>
+              <w:left w:val="none" w:sz="0" w:space="0" w:color="000000"/>
+              <w:right w:val="none" w:sz="0" w:space="0" w:color="000000"/>
+            </w:tcBorders>
+            <w:shd w:val="clear" w:color="auto" w:fill="FFFFFF"/>
+            <w:tcMar>
+              <w:top w:w="0" w:type="dxa"/>
+              <w:bottom w:w="0" w:type="dxa"/>
+              <w:left w:w="0" w:type="dxa"/>
+              <w:right w:w="0" w:type="dxa"/>
+            </w:tcMar>
+            <w:vAlign w:val="center"/>
+          </w:tcPr>
+          <w:p>
+            <w:pPr>
+              <w:pStyle w:val="Normal"/>
+              <w:jc w:val="left"/>
+              <w:pBdr>
+                <w:bottom w:val="none" w:sz="0" w:space="0" w:color="000000"/>
+                <w:top w:val="none" w:sz="0" w:space="0" w:color="000000"/>
+                <w:left w:val="none" w:sz="0" w:space="0" w:color="000000"/>
+                <w:right w:val="none" w:sz="0" w:space="0" w:color="000000"/>
+              </w:pBdr>
+              <w:spacing w:after="100" w:before="100" w:line="240"/>
+              <w:ind w:left="100" w:right="100" w:firstLine="0" w:firstLineChars="0"/>
+              <w:rPr>
+                <w:rFonts w:ascii="Times New Roman" w:hAnsi="Times New Roman" w:eastAsia="Times New Roman" w:cs="Times New Roman"/>
+                <w:i w:val="false"/>
+                <w:b w:val="false"/>
+                <w:u w:val="none"/>
+                <w:strike w:val="false"/>
+                <w:sz w:val="18"/>
+                <w:szCs w:val="18"/>
+                <w:color w:val="000000"/>
+              </w:rPr>
+            </w:pPr>
+            <w:r>
+              <w:rPr>
+                <w:rFonts w:ascii="Times New Roman" w:hAnsi="Times New Roman" w:eastAsia="Times New Roman" w:cs="Times New Roman"/>
+                <w:i w:val="false"/>
+                <w:b w:val="false"/>
+                <w:u w:val="none"/>
+                <w:strike w:val="false"/>
+                <w:sz w:val="18"/>
+                <w:szCs w:val="18"/>
+                <w:color w:val="000000"/>
+              </w:rPr>
+              <w:t xml:space="preserve"/>
+            </w:r>
+          </w:p>
+        </w:tc>
+      </w:tr>
+      <w:tr>
+        <w:trPr>
+          <w:trHeight w:val="560" w:hRule="auto"/>
+        </w:trPr>
+        <w:tc>
+          <w:tcPr>
+            <w:tcBorders>
+              <w:bottom w:val="none" w:sz="0" w:space="0" w:color="000000"/>
+              <w:top w:val="none" w:sz="0" w:space="0" w:color="000000"/>
+              <w:left w:val="none" w:sz="0" w:space="0" w:color="000000"/>
+              <w:right w:val="none" w:sz="0" w:space="0" w:color="000000"/>
+            </w:tcBorders>
+            <w:shd w:val="clear" w:color="auto" w:fill="FFFFFF"/>
+            <w:tcMar>
+              <w:top w:w="0" w:type="dxa"/>
+              <w:bottom w:w="0" w:type="dxa"/>
+              <w:left w:w="0" w:type="dxa"/>
+              <w:right w:w="0" w:type="dxa"/>
+            </w:tcMar>
+            <w:vAlign w:val="center"/>
+          </w:tcPr>
+          <w:p>
+            <w:pPr>
+              <w:pStyle w:val="Normal"/>
+              <w:jc w:val="left"/>
+              <w:pBdr>
+                <w:bottom w:val="none" w:sz="0" w:space="0" w:color="000000"/>
+                <w:top w:val="none" w:sz="0" w:space="0" w:color="000000"/>
+                <w:left w:val="none" w:sz="0" w:space="0" w:color="000000"/>
+                <w:right w:val="none" w:sz="0" w:space="0" w:color="000000"/>
+              </w:pBdr>
+              <w:spacing w:after="100" w:before="100" w:line="240"/>
+              <w:ind w:left="100" w:right="100" w:firstLine="0" w:firstLineChars="0"/>
+              <w:rPr>
+                <w:rFonts w:ascii="Times New Roman" w:hAnsi="Times New Roman" w:eastAsia="Times New Roman" w:cs="Times New Roman"/>
+                <w:i w:val="false"/>
+                <w:b w:val="false"/>
+                <w:u w:val="none"/>
+                <w:strike w:val="false"/>
+                <w:sz w:val="18"/>
+                <w:szCs w:val="18"/>
+                <w:color w:val="000000"/>
+              </w:rPr>
+            </w:pPr>
+            <w:r>
+              <w:rPr>
+                <w:rFonts w:ascii="Times New Roman" w:hAnsi="Times New Roman" w:eastAsia="Times New Roman" w:cs="Times New Roman"/>
+                <w:i w:val="false"/>
+                <w:b w:val="false"/>
+                <w:u w:val="none"/>
+                <w:strike w:val="false"/>
+                <w:sz w:val="18"/>
+                <w:szCs w:val="18"/>
+                <w:color w:val="000000"/>
+              </w:rPr>
+              <w:t xml:space="preserve">Univariable</w:t>
+            </w:r>
+          </w:p>
+        </w:tc>
+        <w:tc>
+          <w:tcPr>
+            <w:tcBorders>
+              <w:bottom w:val="none" w:sz="0" w:space="0" w:color="000000"/>
+              <w:top w:val="none" w:sz="0" w:space="0" w:color="000000"/>
+              <w:left w:val="none" w:sz="0" w:space="0" w:color="000000"/>
+              <w:right w:val="none" w:sz="0" w:space="0" w:color="000000"/>
+            </w:tcBorders>
+            <w:shd w:val="clear" w:color="auto" w:fill="FFFFFF"/>
+            <w:tcMar>
+              <w:top w:w="0" w:type="dxa"/>
+              <w:bottom w:w="0" w:type="dxa"/>
+              <w:left w:w="0" w:type="dxa"/>
+              <w:right w:w="0" w:type="dxa"/>
+            </w:tcMar>
+            <w:vAlign w:val="center"/>
+          </w:tcPr>
+          <w:p>
+            <w:pPr>
+              <w:pStyle w:val="Normal"/>
+              <w:jc w:val="left"/>
+              <w:pBdr>
+                <w:bottom w:val="none" w:sz="0" w:space="0" w:color="000000"/>
+                <w:top w:val="none" w:sz="0" w:space="0" w:color="000000"/>
+                <w:left w:val="none" w:sz="0" w:space="0" w:color="000000"/>
+                <w:right w:val="none" w:sz="0" w:space="0" w:color="000000"/>
+              </w:pBdr>
+              <w:spacing w:after="100" w:before="100" w:line="240"/>
+              <w:ind w:left="100" w:right="100" w:firstLine="0" w:firstLineChars="0"/>
+              <w:rPr>
+                <w:rFonts w:ascii="Times New Roman" w:hAnsi="Times New Roman" w:eastAsia="Times New Roman" w:cs="Times New Roman"/>
+                <w:i w:val="false"/>
+                <w:b w:val="false"/>
+                <w:u w:val="none"/>
+                <w:strike w:val="false"/>
+                <w:sz w:val="18"/>
+                <w:szCs w:val="18"/>
+                <w:color w:val="000000"/>
+              </w:rPr>
+            </w:pPr>
+            <w:r>
+              <w:rPr>
+                <w:rFonts w:ascii="Times New Roman" w:hAnsi="Times New Roman" w:eastAsia="Times New Roman" w:cs="Times New Roman"/>
+                <w:i w:val="false"/>
+                <w:b w:val="false"/>
+                <w:u w:val="none"/>
+                <w:strike w:val="false"/>
+                <w:sz w:val="18"/>
+                <w:szCs w:val="18"/>
+                <w:color w:val="000000"/>
+              </w:rPr>
+              <w:t xml:space="preserve">Pathologic stage group</w:t>
+            </w:r>
+          </w:p>
+        </w:tc>
+        <w:tc>
+          <w:tcPr>
+            <w:tcBorders>
+              <w:bottom w:val="none" w:sz="0" w:space="0" w:color="000000"/>
+              <w:top w:val="none" w:sz="0" w:space="0" w:color="000000"/>
+              <w:left w:val="none" w:sz="0" w:space="0" w:color="000000"/>
+              <w:right w:val="none" w:sz="0" w:space="0" w:color="000000"/>
+            </w:tcBorders>
+            <w:shd w:val="clear" w:color="auto" w:fill="FFFFFF"/>
+            <w:tcMar>
+              <w:top w:w="0" w:type="dxa"/>
+              <w:bottom w:w="0" w:type="dxa"/>
+              <w:left w:w="0" w:type="dxa"/>
+              <w:right w:w="0" w:type="dxa"/>
+            </w:tcMar>
+            <w:vAlign w:val="center"/>
+          </w:tcPr>
+          <w:p>
+            <w:pPr>
+              <w:pStyle w:val="Normal"/>
+              <w:jc w:val="left"/>
+              <w:pBdr>
+                <w:bottom w:val="none" w:sz="0" w:space="0" w:color="000000"/>
+                <w:top w:val="none" w:sz="0" w:space="0" w:color="000000"/>
+                <w:left w:val="none" w:sz="0" w:space="0" w:color="000000"/>
+                <w:right w:val="none" w:sz="0" w:space="0" w:color="000000"/>
+              </w:pBdr>
+              <w:spacing w:after="100" w:before="100" w:line="240"/>
+              <w:ind w:left="100" w:right="100" w:firstLine="0" w:firstLineChars="0"/>
+              <w:rPr>
+                <w:rFonts w:ascii="Times New Roman" w:hAnsi="Times New Roman" w:eastAsia="Times New Roman" w:cs="Times New Roman"/>
+                <w:i w:val="false"/>
+                <w:b w:val="false"/>
+                <w:u w:val="none"/>
+                <w:strike w:val="false"/>
+                <w:sz w:val="18"/>
+                <w:szCs w:val="18"/>
+                <w:color w:val="000000"/>
+              </w:rPr>
+            </w:pPr>
+            <w:r>
+              <w:rPr>
+                <w:rFonts w:ascii="Times New Roman" w:hAnsi="Times New Roman" w:eastAsia="Times New Roman" w:cs="Times New Roman"/>
+                <w:i w:val="false"/>
+                <w:b w:val="false"/>
+                <w:u w:val="none"/>
+                <w:strike w:val="false"/>
+                <w:sz w:val="18"/>
+                <w:szCs w:val="18"/>
+                <w:color w:val="000000"/>
+              </w:rPr>
+              <w:t xml:space="preserve">I–II (ref)</w:t>
+            </w:r>
+          </w:p>
+        </w:tc>
+        <w:tc>
+          <w:tcPr>
+            <w:tcBorders>
+              <w:bottom w:val="none" w:sz="0" w:space="0" w:color="000000"/>
+              <w:top w:val="none" w:sz="0" w:space="0" w:color="000000"/>
+              <w:left w:val="none" w:sz="0" w:space="0" w:color="000000"/>
+              <w:right w:val="none" w:sz="0" w:space="0" w:color="000000"/>
+            </w:tcBorders>
+            <w:shd w:val="clear" w:color="auto" w:fill="FFFFFF"/>
+            <w:tcMar>
+              <w:top w:w="0" w:type="dxa"/>
+              <w:bottom w:w="0" w:type="dxa"/>
+              <w:left w:w="0" w:type="dxa"/>
+              <w:right w:w="0" w:type="dxa"/>
+            </w:tcMar>
+            <w:vAlign w:val="center"/>
+          </w:tcPr>
+          <w:p>
+            <w:pPr>
+              <w:pStyle w:val="Normal"/>
+              <w:jc w:val="right"/>
+              <w:pBdr>
+                <w:bottom w:val="none" w:sz="0" w:space="0" w:color="000000"/>
+                <w:top w:val="none" w:sz="0" w:space="0" w:color="000000"/>
+                <w:left w:val="none" w:sz="0" w:space="0" w:color="000000"/>
+                <w:right w:val="none" w:sz="0" w:space="0" w:color="000000"/>
+              </w:pBdr>
+              <w:spacing w:after="100" w:before="100" w:line="240"/>
+              <w:ind w:left="100" w:right="100" w:firstLine="0" w:firstLineChars="0"/>
+              <w:rPr>
+                <w:rFonts w:ascii="Times New Roman" w:hAnsi="Times New Roman" w:eastAsia="Times New Roman" w:cs="Times New Roman"/>
+                <w:i w:val="false"/>
+                <w:b w:val="false"/>
+                <w:u w:val="none"/>
+                <w:strike w:val="false"/>
+                <w:sz w:val="18"/>
+                <w:szCs w:val="18"/>
+                <w:color w:val="000000"/>
+              </w:rPr>
+            </w:pPr>
+            <w:r>
+              <w:rPr>
+                <w:rFonts w:ascii="Times New Roman" w:hAnsi="Times New Roman" w:eastAsia="Times New Roman" w:cs="Times New Roman"/>
+                <w:i w:val="false"/>
+                <w:b w:val="false"/>
+                <w:u w:val="none"/>
+                <w:strike w:val="false"/>
+                <w:sz w:val="18"/>
+                <w:szCs w:val="18"/>
+                <w:color w:val="000000"/>
+              </w:rPr>
+              <w:t xml:space="preserve">294</w:t>
+            </w:r>
+          </w:p>
+        </w:tc>
+        <w:tc>
+          <w:tcPr>
+            <w:tcBorders>
+              <w:bottom w:val="none" w:sz="0" w:space="0" w:color="000000"/>
+              <w:top w:val="none" w:sz="0" w:space="0" w:color="000000"/>
+              <w:left w:val="none" w:sz="0" w:space="0" w:color="000000"/>
+              <w:right w:val="none" w:sz="0" w:space="0" w:color="000000"/>
+            </w:tcBorders>
+            <w:shd w:val="clear" w:color="auto" w:fill="FFFFFF"/>
+            <w:tcMar>
+              <w:top w:w="0" w:type="dxa"/>
+              <w:bottom w:w="0" w:type="dxa"/>
+              <w:left w:w="0" w:type="dxa"/>
+              <w:right w:w="0" w:type="dxa"/>
+            </w:tcMar>
+            <w:vAlign w:val="center"/>
+          </w:tcPr>
+          <w:p>
+            <w:pPr>
+              <w:pStyle w:val="Normal"/>
+              <w:jc w:val="right"/>
+              <w:pBdr>
+                <w:bottom w:val="none" w:sz="0" w:space="0" w:color="000000"/>
+                <w:top w:val="none" w:sz="0" w:space="0" w:color="000000"/>
+                <w:left w:val="none" w:sz="0" w:space="0" w:color="000000"/>
+                <w:right w:val="none" w:sz="0" w:space="0" w:color="000000"/>
+              </w:pBdr>
+              <w:spacing w:after="100" w:before="100" w:line="240"/>
+              <w:ind w:left="100" w:right="100" w:firstLine="0" w:firstLineChars="0"/>
+              <w:rPr>
+                <w:rFonts w:ascii="Times New Roman" w:hAnsi="Times New Roman" w:eastAsia="Times New Roman" w:cs="Times New Roman"/>
+                <w:i w:val="false"/>
+                <w:b w:val="false"/>
+                <w:u w:val="none"/>
+                <w:strike w:val="false"/>
+                <w:sz w:val="18"/>
+                <w:szCs w:val="18"/>
+                <w:color w:val="000000"/>
+              </w:rPr>
+            </w:pPr>
+            <w:r>
+              <w:rPr>
+                <w:rFonts w:ascii="Times New Roman" w:hAnsi="Times New Roman" w:eastAsia="Times New Roman" w:cs="Times New Roman"/>
+                <w:i w:val="false"/>
+                <w:b w:val="false"/>
+                <w:u w:val="none"/>
+                <w:strike w:val="false"/>
+                <w:sz w:val="18"/>
+                <w:szCs w:val="18"/>
+                <w:color w:val="000000"/>
+              </w:rPr>
+              <w:t xml:space="preserve">83</w:t>
+            </w:r>
+          </w:p>
+        </w:tc>
+        <w:tc>
+          <w:tcPr>
+            <w:tcBorders>
+              <w:bottom w:val="none" w:sz="0" w:space="0" w:color="000000"/>
+              <w:top w:val="none" w:sz="0" w:space="0" w:color="000000"/>
+              <w:left w:val="none" w:sz="0" w:space="0" w:color="000000"/>
+              <w:right w:val="none" w:sz="0" w:space="0" w:color="000000"/>
+            </w:tcBorders>
+            <w:shd w:val="clear" w:color="auto" w:fill="FFFFFF"/>
+            <w:tcMar>
+              <w:top w:w="0" w:type="dxa"/>
+              <w:bottom w:w="0" w:type="dxa"/>
+              <w:left w:w="0" w:type="dxa"/>
+              <w:right w:w="0" w:type="dxa"/>
+            </w:tcMar>
+            <w:vAlign w:val="center"/>
+          </w:tcPr>
+          <w:p>
+            <w:pPr>
+              <w:pStyle w:val="Normal"/>
+              <w:jc w:val="left"/>
+              <w:pBdr>
+                <w:bottom w:val="none" w:sz="0" w:space="0" w:color="000000"/>
+                <w:top w:val="none" w:sz="0" w:space="0" w:color="000000"/>
+                <w:left w:val="none" w:sz="0" w:space="0" w:color="000000"/>
+                <w:right w:val="none" w:sz="0" w:space="0" w:color="000000"/>
+              </w:pBdr>
+              <w:spacing w:after="100" w:before="100" w:line="240"/>
+              <w:ind w:left="100" w:right="100" w:firstLine="0" w:firstLineChars="0"/>
+              <w:rPr>
+                <w:rFonts w:ascii="Times New Roman" w:hAnsi="Times New Roman" w:eastAsia="Times New Roman" w:cs="Times New Roman"/>
+                <w:i w:val="false"/>
+                <w:b w:val="false"/>
+                <w:u w:val="none"/>
+                <w:strike w:val="false"/>
+                <w:sz w:val="18"/>
+                <w:szCs w:val="18"/>
+                <w:color w:val="000000"/>
+              </w:rPr>
+            </w:pPr>
+            <w:r>
+              <w:rPr>
+                <w:rFonts w:ascii="Times New Roman" w:hAnsi="Times New Roman" w:eastAsia="Times New Roman" w:cs="Times New Roman"/>
+                <w:i w:val="false"/>
+                <w:b w:val="false"/>
+                <w:u w:val="none"/>
+                <w:strike w:val="false"/>
+                <w:sz w:val="18"/>
+                <w:szCs w:val="18"/>
+                <w:color w:val="000000"/>
+              </w:rPr>
+              <w:t xml:space="preserve">Reference</w:t>
+            </w:r>
+          </w:p>
+        </w:tc>
+        <w:tc>
+          <w:tcPr>
+            <w:tcBorders>
+              <w:bottom w:val="none" w:sz="0" w:space="0" w:color="000000"/>
+              <w:top w:val="none" w:sz="0" w:space="0" w:color="000000"/>
+              <w:left w:val="none" w:sz="0" w:space="0" w:color="000000"/>
+              <w:right w:val="none" w:sz="0" w:space="0" w:color="000000"/>
+            </w:tcBorders>
+            <w:shd w:val="clear" w:color="auto" w:fill="FFFFFF"/>
+            <w:tcMar>
+              <w:top w:w="0" w:type="dxa"/>
+              <w:bottom w:w="0" w:type="dxa"/>
+              <w:left w:w="0" w:type="dxa"/>
+              <w:right w:w="0" w:type="dxa"/>
+            </w:tcMar>
+            <w:vAlign w:val="center"/>
+          </w:tcPr>
+          <w:p>
+            <w:pPr>
+              <w:pStyle w:val="Normal"/>
+              <w:jc w:val="left"/>
+              <w:pBdr>
+                <w:bottom w:val="none" w:sz="0" w:space="0" w:color="000000"/>
+                <w:top w:val="none" w:sz="0" w:space="0" w:color="000000"/>
+                <w:left w:val="none" w:sz="0" w:space="0" w:color="000000"/>
+                <w:right w:val="none" w:sz="0" w:space="0" w:color="000000"/>
+              </w:pBdr>
+              <w:spacing w:after="100" w:before="100" w:line="240"/>
+              <w:ind w:left="100" w:right="100" w:firstLine="0" w:firstLineChars="0"/>
+              <w:rPr>
+                <w:rFonts w:ascii="Times New Roman" w:hAnsi="Times New Roman" w:eastAsia="Times New Roman" w:cs="Times New Roman"/>
+                <w:i w:val="false"/>
+                <w:b w:val="false"/>
+                <w:u w:val="none"/>
+                <w:strike w:val="false"/>
+                <w:sz w:val="18"/>
+                <w:szCs w:val="18"/>
+                <w:color w:val="000000"/>
+              </w:rPr>
+            </w:pPr>
+            <w:r>
+              <w:rPr>
+                <w:rFonts w:ascii="Times New Roman" w:hAnsi="Times New Roman" w:eastAsia="Times New Roman" w:cs="Times New Roman"/>
+                <w:i w:val="false"/>
+                <w:b w:val="false"/>
+                <w:u w:val="none"/>
+                <w:strike w:val="false"/>
+                <w:sz w:val="18"/>
+                <w:szCs w:val="18"/>
+                <w:color w:val="000000"/>
+              </w:rPr>
+              <w:t xml:space="preserve"/>
+            </w:r>
+          </w:p>
+        </w:tc>
+        <w:tc>
+          <w:tcPr>
+            <w:tcBorders>
+              <w:bottom w:val="none" w:sz="0" w:space="0" w:color="000000"/>
+              <w:top w:val="none" w:sz="0" w:space="0" w:color="000000"/>
+              <w:left w:val="none" w:sz="0" w:space="0" w:color="000000"/>
+              <w:right w:val="none" w:sz="0" w:space="0" w:color="000000"/>
+            </w:tcBorders>
+            <w:shd w:val="clear" w:color="auto" w:fill="FFFFFF"/>
+            <w:tcMar>
+              <w:top w:w="0" w:type="dxa"/>
+              <w:bottom w:w="0" w:type="dxa"/>
+              <w:left w:w="0" w:type="dxa"/>
+              <w:right w:w="0" w:type="dxa"/>
+            </w:tcMar>
+            <w:vAlign w:val="center"/>
+          </w:tcPr>
+          <w:p>
+            <w:pPr>
+              <w:pStyle w:val="Normal"/>
+              <w:jc w:val="left"/>
+              <w:pBdr>
+                <w:bottom w:val="none" w:sz="0" w:space="0" w:color="000000"/>
+                <w:top w:val="none" w:sz="0" w:space="0" w:color="000000"/>
+                <w:left w:val="none" w:sz="0" w:space="0" w:color="000000"/>
+                <w:right w:val="none" w:sz="0" w:space="0" w:color="000000"/>
+              </w:pBdr>
+              <w:spacing w:after="100" w:before="100" w:line="240"/>
+              <w:ind w:left="100" w:right="100" w:firstLine="0" w:firstLineChars="0"/>
+              <w:rPr>
+                <w:rFonts w:ascii="Times New Roman" w:hAnsi="Times New Roman" w:eastAsia="Times New Roman" w:cs="Times New Roman"/>
+                <w:i w:val="false"/>
+                <w:b w:val="false"/>
+                <w:u w:val="none"/>
+                <w:strike w:val="false"/>
+                <w:sz w:val="18"/>
+                <w:szCs w:val="18"/>
+                <w:color w:val="000000"/>
+              </w:rPr>
+            </w:pPr>
+            <w:r>
+              <w:rPr>
+                <w:rFonts w:ascii="Times New Roman" w:hAnsi="Times New Roman" w:eastAsia="Times New Roman" w:cs="Times New Roman"/>
+                <w:i w:val="false"/>
+                <w:b w:val="false"/>
+                <w:u w:val="none"/>
+                <w:strike w:val="false"/>
+                <w:sz w:val="18"/>
+                <w:szCs w:val="18"/>
+                <w:color w:val="000000"/>
+              </w:rPr>
+              <w:t xml:space="preserve"/>
+            </w:r>
+          </w:p>
+        </w:tc>
+      </w:tr>
+      <w:tr>
+        <w:trPr>
+          <w:trHeight w:val="560" w:hRule="auto"/>
+        </w:trPr>
+        <w:tc>
+          <w:tcPr>
+            <w:tcBorders>
+              <w:bottom w:val="none" w:sz="0" w:space="0" w:color="000000"/>
+              <w:top w:val="none" w:sz="0" w:space="0" w:color="000000"/>
+              <w:left w:val="none" w:sz="0" w:space="0" w:color="000000"/>
+              <w:right w:val="none" w:sz="0" w:space="0" w:color="000000"/>
+            </w:tcBorders>
+            <w:shd w:val="clear" w:color="auto" w:fill="FFFFFF"/>
+            <w:tcMar>
+              <w:top w:w="0" w:type="dxa"/>
+              <w:bottom w:w="0" w:type="dxa"/>
+              <w:left w:w="0" w:type="dxa"/>
+              <w:right w:w="0" w:type="dxa"/>
+            </w:tcMar>
+            <w:vAlign w:val="center"/>
+          </w:tcPr>
+          <w:p>
+            <w:pPr>
+              <w:pStyle w:val="Normal"/>
+              <w:jc w:val="left"/>
+              <w:pBdr>
+                <w:bottom w:val="none" w:sz="0" w:space="0" w:color="000000"/>
+                <w:top w:val="none" w:sz="0" w:space="0" w:color="000000"/>
+                <w:left w:val="none" w:sz="0" w:space="0" w:color="000000"/>
+                <w:right w:val="none" w:sz="0" w:space="0" w:color="000000"/>
+              </w:pBdr>
+              <w:spacing w:after="100" w:before="100" w:line="240"/>
+              <w:ind w:left="100" w:right="100" w:firstLine="0" w:firstLineChars="0"/>
+              <w:rPr>
+                <w:rFonts w:ascii="Times New Roman" w:hAnsi="Times New Roman" w:eastAsia="Times New Roman" w:cs="Times New Roman"/>
+                <w:i w:val="false"/>
+                <w:b w:val="false"/>
+                <w:u w:val="none"/>
+                <w:strike w:val="false"/>
+                <w:sz w:val="18"/>
+                <w:szCs w:val="18"/>
+                <w:color w:val="000000"/>
+              </w:rPr>
+            </w:pPr>
+            <w:r>
+              <w:rPr>
+                <w:rFonts w:ascii="Times New Roman" w:hAnsi="Times New Roman" w:eastAsia="Times New Roman" w:cs="Times New Roman"/>
+                <w:i w:val="false"/>
+                <w:b w:val="false"/>
+                <w:u w:val="none"/>
+                <w:strike w:val="false"/>
+                <w:sz w:val="18"/>
+                <w:szCs w:val="18"/>
+                <w:color w:val="000000"/>
+              </w:rPr>
+              <w:t xml:space="preserve">Univariable</w:t>
+            </w:r>
+          </w:p>
+        </w:tc>
+        <w:tc>
+          <w:tcPr>
+            <w:tcBorders>
+              <w:bottom w:val="none" w:sz="0" w:space="0" w:color="000000"/>
+              <w:top w:val="none" w:sz="0" w:space="0" w:color="000000"/>
+              <w:left w:val="none" w:sz="0" w:space="0" w:color="000000"/>
+              <w:right w:val="none" w:sz="0" w:space="0" w:color="000000"/>
+            </w:tcBorders>
+            <w:shd w:val="clear" w:color="auto" w:fill="FFFFFF"/>
+            <w:tcMar>
+              <w:top w:w="0" w:type="dxa"/>
+              <w:bottom w:w="0" w:type="dxa"/>
+              <w:left w:w="0" w:type="dxa"/>
+              <w:right w:w="0" w:type="dxa"/>
+            </w:tcMar>
+            <w:vAlign w:val="center"/>
+          </w:tcPr>
+          <w:p>
+            <w:pPr>
+              <w:pStyle w:val="Normal"/>
+              <w:jc w:val="left"/>
+              <w:pBdr>
+                <w:bottom w:val="none" w:sz="0" w:space="0" w:color="000000"/>
+                <w:top w:val="none" w:sz="0" w:space="0" w:color="000000"/>
+                <w:left w:val="none" w:sz="0" w:space="0" w:color="000000"/>
+                <w:right w:val="none" w:sz="0" w:space="0" w:color="000000"/>
+              </w:pBdr>
+              <w:spacing w:after="100" w:before="100" w:line="240"/>
+              <w:ind w:left="100" w:right="100" w:firstLine="0" w:firstLineChars="0"/>
+              <w:rPr>
+                <w:rFonts w:ascii="Times New Roman" w:hAnsi="Times New Roman" w:eastAsia="Times New Roman" w:cs="Times New Roman"/>
+                <w:i w:val="false"/>
+                <w:b w:val="false"/>
+                <w:u w:val="none"/>
+                <w:strike w:val="false"/>
+                <w:sz w:val="18"/>
+                <w:szCs w:val="18"/>
+                <w:color w:val="000000"/>
+              </w:rPr>
+            </w:pPr>
+            <w:r>
+              <w:rPr>
+                <w:rFonts w:ascii="Times New Roman" w:hAnsi="Times New Roman" w:eastAsia="Times New Roman" w:cs="Times New Roman"/>
+                <w:i w:val="false"/>
+                <w:b w:val="false"/>
+                <w:u w:val="none"/>
+                <w:strike w:val="false"/>
+                <w:sz w:val="18"/>
+                <w:szCs w:val="18"/>
+                <w:color w:val="000000"/>
+              </w:rPr>
+              <w:t xml:space="preserve"/>
+            </w:r>
+          </w:p>
+        </w:tc>
+        <w:tc>
+          <w:tcPr>
+            <w:tcBorders>
+              <w:bottom w:val="none" w:sz="0" w:space="0" w:color="000000"/>
+              <w:top w:val="none" w:sz="0" w:space="0" w:color="000000"/>
+              <w:left w:val="none" w:sz="0" w:space="0" w:color="000000"/>
+              <w:right w:val="none" w:sz="0" w:space="0" w:color="000000"/>
+            </w:tcBorders>
+            <w:shd w:val="clear" w:color="auto" w:fill="FFFFFF"/>
+            <w:tcMar>
+              <w:top w:w="0" w:type="dxa"/>
+              <w:bottom w:w="0" w:type="dxa"/>
+              <w:left w:w="0" w:type="dxa"/>
+              <w:right w:w="0" w:type="dxa"/>
+            </w:tcMar>
+            <w:vAlign w:val="center"/>
+          </w:tcPr>
+          <w:p>
+            <w:pPr>
+              <w:pStyle w:val="Normal"/>
+              <w:jc w:val="left"/>
+              <w:pBdr>
+                <w:bottom w:val="none" w:sz="0" w:space="0" w:color="000000"/>
+                <w:top w:val="none" w:sz="0" w:space="0" w:color="000000"/>
+                <w:left w:val="none" w:sz="0" w:space="0" w:color="000000"/>
+                <w:right w:val="none" w:sz="0" w:space="0" w:color="000000"/>
+              </w:pBdr>
+              <w:spacing w:after="100" w:before="100" w:line="240"/>
+              <w:ind w:left="100" w:right="100" w:firstLine="0" w:firstLineChars="0"/>
+              <w:rPr>
+                <w:rFonts w:ascii="Times New Roman" w:hAnsi="Times New Roman" w:eastAsia="Times New Roman" w:cs="Times New Roman"/>
+                <w:i w:val="false"/>
+                <w:b w:val="false"/>
+                <w:u w:val="none"/>
+                <w:strike w:val="false"/>
+                <w:sz w:val="18"/>
+                <w:szCs w:val="18"/>
+                <w:color w:val="000000"/>
+              </w:rPr>
+            </w:pPr>
+            <w:r>
+              <w:rPr>
+                <w:rFonts w:ascii="Times New Roman" w:hAnsi="Times New Roman" w:eastAsia="Times New Roman" w:cs="Times New Roman"/>
+                <w:i w:val="false"/>
+                <w:b w:val="false"/>
+                <w:u w:val="none"/>
+                <w:strike w:val="false"/>
+                <w:sz w:val="18"/>
+                <w:szCs w:val="18"/>
+                <w:color w:val="000000"/>
+              </w:rPr>
+              <w:t xml:space="preserve">III–IV</w:t>
+            </w:r>
+          </w:p>
+        </w:tc>
+        <w:tc>
+          <w:tcPr>
+            <w:tcBorders>
+              <w:bottom w:val="none" w:sz="0" w:space="0" w:color="000000"/>
+              <w:top w:val="none" w:sz="0" w:space="0" w:color="000000"/>
+              <w:left w:val="none" w:sz="0" w:space="0" w:color="000000"/>
+              <w:right w:val="none" w:sz="0" w:space="0" w:color="000000"/>
+            </w:tcBorders>
+            <w:shd w:val="clear" w:color="auto" w:fill="FFFFFF"/>
+            <w:tcMar>
+              <w:top w:w="0" w:type="dxa"/>
+              <w:bottom w:w="0" w:type="dxa"/>
+              <w:left w:w="0" w:type="dxa"/>
+              <w:right w:w="0" w:type="dxa"/>
+            </w:tcMar>
+            <w:vAlign w:val="center"/>
+          </w:tcPr>
+          <w:p>
+            <w:pPr>
+              <w:pStyle w:val="Normal"/>
+              <w:jc w:val="right"/>
+              <w:pBdr>
+                <w:bottom w:val="none" w:sz="0" w:space="0" w:color="000000"/>
+                <w:top w:val="none" w:sz="0" w:space="0" w:color="000000"/>
+                <w:left w:val="none" w:sz="0" w:space="0" w:color="000000"/>
+                <w:right w:val="none" w:sz="0" w:space="0" w:color="000000"/>
+              </w:pBdr>
+              <w:spacing w:after="100" w:before="100" w:line="240"/>
+              <w:ind w:left="100" w:right="100" w:firstLine="0" w:firstLineChars="0"/>
+              <w:rPr>
+                <w:rFonts w:ascii="Times New Roman" w:hAnsi="Times New Roman" w:eastAsia="Times New Roman" w:cs="Times New Roman"/>
+                <w:i w:val="false"/>
+                <w:b w:val="false"/>
+                <w:u w:val="none"/>
+                <w:strike w:val="false"/>
+                <w:sz w:val="18"/>
+                <w:szCs w:val="18"/>
+                <w:color w:val="000000"/>
+              </w:rPr>
+            </w:pPr>
+            <w:r>
+              <w:rPr>
+                <w:rFonts w:ascii="Times New Roman" w:hAnsi="Times New Roman" w:eastAsia="Times New Roman" w:cs="Times New Roman"/>
+                <w:i w:val="false"/>
+                <w:b w:val="false"/>
+                <w:u w:val="none"/>
+                <w:strike w:val="false"/>
+                <w:sz w:val="18"/>
+                <w:szCs w:val="18"/>
+                <w:color w:val="000000"/>
+              </w:rPr>
+              <w:t xml:space="preserve">264</w:t>
+            </w:r>
+          </w:p>
+        </w:tc>
+        <w:tc>
+          <w:tcPr>
+            <w:tcBorders>
+              <w:bottom w:val="none" w:sz="0" w:space="0" w:color="000000"/>
+              <w:top w:val="none" w:sz="0" w:space="0" w:color="000000"/>
+              <w:left w:val="none" w:sz="0" w:space="0" w:color="000000"/>
+              <w:right w:val="none" w:sz="0" w:space="0" w:color="000000"/>
+            </w:tcBorders>
+            <w:shd w:val="clear" w:color="auto" w:fill="FFFFFF"/>
+            <w:tcMar>
+              <w:top w:w="0" w:type="dxa"/>
+              <w:bottom w:w="0" w:type="dxa"/>
+              <w:left w:w="0" w:type="dxa"/>
+              <w:right w:w="0" w:type="dxa"/>
+            </w:tcMar>
+            <w:vAlign w:val="center"/>
+          </w:tcPr>
+          <w:p>
+            <w:pPr>
+              <w:pStyle w:val="Normal"/>
+              <w:jc w:val="right"/>
+              <w:pBdr>
+                <w:bottom w:val="none" w:sz="0" w:space="0" w:color="000000"/>
+                <w:top w:val="none" w:sz="0" w:space="0" w:color="000000"/>
+                <w:left w:val="none" w:sz="0" w:space="0" w:color="000000"/>
+                <w:right w:val="none" w:sz="0" w:space="0" w:color="000000"/>
+              </w:pBdr>
+              <w:spacing w:after="100" w:before="100" w:line="240"/>
+              <w:ind w:left="100" w:right="100" w:firstLine="0" w:firstLineChars="0"/>
+              <w:rPr>
+                <w:rFonts w:ascii="Times New Roman" w:hAnsi="Times New Roman" w:eastAsia="Times New Roman" w:cs="Times New Roman"/>
+                <w:i w:val="false"/>
+                <w:b w:val="false"/>
+                <w:u w:val="none"/>
+                <w:strike w:val="false"/>
+                <w:sz w:val="18"/>
+                <w:szCs w:val="18"/>
+                <w:color w:val="000000"/>
+              </w:rPr>
+            </w:pPr>
+            <w:r>
+              <w:rPr>
+                <w:rFonts w:ascii="Times New Roman" w:hAnsi="Times New Roman" w:eastAsia="Times New Roman" w:cs="Times New Roman"/>
+                <w:i w:val="false"/>
+                <w:b w:val="false"/>
+                <w:u w:val="none"/>
+                <w:strike w:val="false"/>
+                <w:sz w:val="18"/>
+                <w:szCs w:val="18"/>
+                <w:color w:val="000000"/>
+              </w:rPr>
+              <w:t xml:space="preserve">107</w:t>
+            </w:r>
+          </w:p>
+        </w:tc>
+        <w:tc>
+          <w:tcPr>
+            <w:tcBorders>
+              <w:bottom w:val="none" w:sz="0" w:space="0" w:color="000000"/>
+              <w:top w:val="none" w:sz="0" w:space="0" w:color="000000"/>
+              <w:left w:val="none" w:sz="0" w:space="0" w:color="000000"/>
+              <w:right w:val="none" w:sz="0" w:space="0" w:color="000000"/>
+            </w:tcBorders>
+            <w:shd w:val="clear" w:color="auto" w:fill="FFFFFF"/>
+            <w:tcMar>
+              <w:top w:w="0" w:type="dxa"/>
+              <w:bottom w:w="0" w:type="dxa"/>
+              <w:left w:w="0" w:type="dxa"/>
+              <w:right w:w="0" w:type="dxa"/>
+            </w:tcMar>
+            <w:vAlign w:val="center"/>
+          </w:tcPr>
+          <w:p>
+            <w:pPr>
+              <w:pStyle w:val="Normal"/>
+              <w:jc w:val="left"/>
+              <w:pBdr>
+                <w:bottom w:val="none" w:sz="0" w:space="0" w:color="000000"/>
+                <w:top w:val="none" w:sz="0" w:space="0" w:color="000000"/>
+                <w:left w:val="none" w:sz="0" w:space="0" w:color="000000"/>
+                <w:right w:val="none" w:sz="0" w:space="0" w:color="000000"/>
+              </w:pBdr>
+              <w:spacing w:after="100" w:before="100" w:line="240"/>
+              <w:ind w:left="100" w:right="100" w:firstLine="0" w:firstLineChars="0"/>
+              <w:rPr>
+                <w:rFonts w:ascii="Times New Roman" w:hAnsi="Times New Roman" w:eastAsia="Times New Roman" w:cs="Times New Roman"/>
+                <w:i w:val="false"/>
+                <w:b w:val="false"/>
+                <w:u w:val="none"/>
+                <w:strike w:val="false"/>
+                <w:sz w:val="18"/>
+                <w:szCs w:val="18"/>
+                <w:color w:val="000000"/>
+              </w:rPr>
+            </w:pPr>
+            <w:r>
+              <w:rPr>
+                <w:rFonts w:ascii="Times New Roman" w:hAnsi="Times New Roman" w:eastAsia="Times New Roman" w:cs="Times New Roman"/>
+                <w:i w:val="false"/>
+                <w:b w:val="false"/>
+                <w:u w:val="none"/>
+                <w:strike w:val="false"/>
+                <w:sz w:val="18"/>
+                <w:szCs w:val="18"/>
+                <w:color w:val="000000"/>
+              </w:rPr>
+              <w:t xml:space="preserve">1.78 (1.33–2.37)</w:t>
+            </w:r>
+          </w:p>
+        </w:tc>
+        <w:tc>
+          <w:tcPr>
+            <w:tcBorders>
+              <w:bottom w:val="none" w:sz="0" w:space="0" w:color="000000"/>
+              <w:top w:val="none" w:sz="0" w:space="0" w:color="000000"/>
+              <w:left w:val="none" w:sz="0" w:space="0" w:color="000000"/>
+              <w:right w:val="none" w:sz="0" w:space="0" w:color="000000"/>
+            </w:tcBorders>
+            <w:shd w:val="clear" w:color="auto" w:fill="FFFFFF"/>
+            <w:tcMar>
+              <w:top w:w="0" w:type="dxa"/>
+              <w:bottom w:w="0" w:type="dxa"/>
+              <w:left w:w="0" w:type="dxa"/>
+              <w:right w:w="0" w:type="dxa"/>
+            </w:tcMar>
+            <w:vAlign w:val="center"/>
+          </w:tcPr>
+          <w:p>
+            <w:pPr>
+              <w:pStyle w:val="Normal"/>
+              <w:jc w:val="left"/>
+              <w:pBdr>
+                <w:bottom w:val="none" w:sz="0" w:space="0" w:color="000000"/>
+                <w:top w:val="none" w:sz="0" w:space="0" w:color="000000"/>
+                <w:left w:val="none" w:sz="0" w:space="0" w:color="000000"/>
+                <w:right w:val="none" w:sz="0" w:space="0" w:color="000000"/>
+              </w:pBdr>
+              <w:spacing w:after="100" w:before="100" w:line="240"/>
+              <w:ind w:left="100" w:right="100" w:firstLine="0" w:firstLineChars="0"/>
+              <w:rPr>
+                <w:rFonts w:ascii="Times New Roman" w:hAnsi="Times New Roman" w:eastAsia="Times New Roman" w:cs="Times New Roman"/>
+                <w:i w:val="false"/>
+                <w:b w:val="false"/>
+                <w:u w:val="none"/>
+                <w:strike w:val="false"/>
+                <w:sz w:val="18"/>
+                <w:szCs w:val="18"/>
+                <w:color w:val="000000"/>
+              </w:rPr>
+            </w:pPr>
+            <w:r>
+              <w:rPr>
+                <w:rFonts w:ascii="Times New Roman" w:hAnsi="Times New Roman" w:eastAsia="Times New Roman" w:cs="Times New Roman"/>
+                <w:i w:val="false"/>
+                <w:b w:val="false"/>
+                <w:u w:val="none"/>
+                <w:strike w:val="false"/>
+                <w:sz w:val="18"/>
+                <w:szCs w:val="18"/>
+                <w:color w:val="000000"/>
+              </w:rPr>
+              <w:t xml:space="preserve">&lt;0.001</w:t>
+            </w:r>
+          </w:p>
+        </w:tc>
+        <w:tc>
+          <w:tcPr>
+            <w:tcBorders>
+              <w:bottom w:val="none" w:sz="0" w:space="0" w:color="000000"/>
+              <w:top w:val="none" w:sz="0" w:space="0" w:color="000000"/>
+              <w:left w:val="none" w:sz="0" w:space="0" w:color="000000"/>
+              <w:right w:val="none" w:sz="0" w:space="0" w:color="000000"/>
+            </w:tcBorders>
+            <w:shd w:val="clear" w:color="auto" w:fill="FFFFFF"/>
+            <w:tcMar>
+              <w:top w:w="0" w:type="dxa"/>
+              <w:bottom w:w="0" w:type="dxa"/>
+              <w:left w:w="0" w:type="dxa"/>
+              <w:right w:w="0" w:type="dxa"/>
+            </w:tcMar>
+            <w:vAlign w:val="center"/>
+          </w:tcPr>
+          <w:p>
+            <w:pPr>
+              <w:pStyle w:val="Normal"/>
+              <w:jc w:val="left"/>
+              <w:pBdr>
+                <w:bottom w:val="none" w:sz="0" w:space="0" w:color="000000"/>
+                <w:top w:val="none" w:sz="0" w:space="0" w:color="000000"/>
+                <w:left w:val="none" w:sz="0" w:space="0" w:color="000000"/>
+                <w:right w:val="none" w:sz="0" w:space="0" w:color="000000"/>
+              </w:pBdr>
+              <w:spacing w:after="100" w:before="100" w:line="240"/>
+              <w:ind w:left="100" w:right="100" w:firstLine="0" w:firstLineChars="0"/>
+              <w:rPr>
+                <w:rFonts w:ascii="Times New Roman" w:hAnsi="Times New Roman" w:eastAsia="Times New Roman" w:cs="Times New Roman"/>
+                <w:i w:val="false"/>
+                <w:b w:val="false"/>
+                <w:u w:val="none"/>
+                <w:strike w:val="false"/>
+                <w:sz w:val="18"/>
+                <w:szCs w:val="18"/>
+                <w:color w:val="000000"/>
+              </w:rPr>
+            </w:pPr>
+            <w:r>
+              <w:rPr>
+                <w:rFonts w:ascii="Times New Roman" w:hAnsi="Times New Roman" w:eastAsia="Times New Roman" w:cs="Times New Roman"/>
+                <w:i w:val="false"/>
+                <w:b w:val="false"/>
+                <w:u w:val="none"/>
+                <w:strike w:val="false"/>
+                <w:sz w:val="18"/>
+                <w:szCs w:val="18"/>
+                <w:color w:val="000000"/>
+              </w:rPr>
+              <w:t xml:space="preserve"/>
+            </w:r>
+          </w:p>
+        </w:tc>
+      </w:tr>
+      <w:tr>
+        <w:trPr>
+          <w:trHeight w:val="560" w:hRule="auto"/>
+        </w:trPr>
+        <w:tc>
+          <w:tcPr>
+            <w:tcBorders>
+              <w:bottom w:val="none" w:sz="0" w:space="0" w:color="000000"/>
+              <w:top w:val="none" w:sz="0" w:space="0" w:color="000000"/>
+              <w:left w:val="none" w:sz="0" w:space="0" w:color="000000"/>
+              <w:right w:val="none" w:sz="0" w:space="0" w:color="000000"/>
+            </w:tcBorders>
+            <w:shd w:val="clear" w:color="auto" w:fill="FFFFFF"/>
+            <w:tcMar>
+              <w:top w:w="0" w:type="dxa"/>
+              <w:bottom w:w="0" w:type="dxa"/>
+              <w:left w:w="0" w:type="dxa"/>
+              <w:right w:w="0" w:type="dxa"/>
+            </w:tcMar>
+            <w:vAlign w:val="center"/>
+          </w:tcPr>
+          <w:p>
+            <w:pPr>
+              <w:pStyle w:val="Normal"/>
+              <w:jc w:val="left"/>
+              <w:pBdr>
+                <w:bottom w:val="none" w:sz="0" w:space="0" w:color="000000"/>
+                <w:top w:val="none" w:sz="0" w:space="0" w:color="000000"/>
+                <w:left w:val="none" w:sz="0" w:space="0" w:color="000000"/>
+                <w:right w:val="none" w:sz="0" w:space="0" w:color="000000"/>
+              </w:pBdr>
+              <w:spacing w:after="100" w:before="100" w:line="240"/>
+              <w:ind w:left="100" w:right="100" w:firstLine="0" w:firstLineChars="0"/>
+              <w:rPr>
+                <w:rFonts w:ascii="Times New Roman" w:hAnsi="Times New Roman" w:eastAsia="Times New Roman" w:cs="Times New Roman"/>
+                <w:i w:val="false"/>
+                <w:b w:val="false"/>
+                <w:u w:val="none"/>
+                <w:strike w:val="false"/>
+                <w:sz w:val="18"/>
+                <w:szCs w:val="18"/>
+                <w:color w:val="000000"/>
+              </w:rPr>
+            </w:pPr>
+            <w:r>
+              <w:rPr>
+                <w:rFonts w:ascii="Times New Roman" w:hAnsi="Times New Roman" w:eastAsia="Times New Roman" w:cs="Times New Roman"/>
+                <w:i w:val="false"/>
+                <w:b w:val="false"/>
+                <w:u w:val="none"/>
+                <w:strike w:val="false"/>
+                <w:sz w:val="18"/>
+                <w:szCs w:val="18"/>
+                <w:color w:val="000000"/>
+              </w:rPr>
+              <w:t xml:space="preserve">Univariable</w:t>
+            </w:r>
+          </w:p>
+        </w:tc>
+        <w:tc>
+          <w:tcPr>
+            <w:tcBorders>
+              <w:bottom w:val="none" w:sz="0" w:space="0" w:color="000000"/>
+              <w:top w:val="none" w:sz="0" w:space="0" w:color="000000"/>
+              <w:left w:val="none" w:sz="0" w:space="0" w:color="000000"/>
+              <w:right w:val="none" w:sz="0" w:space="0" w:color="000000"/>
+            </w:tcBorders>
+            <w:shd w:val="clear" w:color="auto" w:fill="FFFFFF"/>
+            <w:tcMar>
+              <w:top w:w="0" w:type="dxa"/>
+              <w:bottom w:w="0" w:type="dxa"/>
+              <w:left w:w="0" w:type="dxa"/>
+              <w:right w:w="0" w:type="dxa"/>
+            </w:tcMar>
+            <w:vAlign w:val="center"/>
+          </w:tcPr>
+          <w:p>
+            <w:pPr>
+              <w:pStyle w:val="Normal"/>
+              <w:jc w:val="left"/>
+              <w:pBdr>
+                <w:bottom w:val="none" w:sz="0" w:space="0" w:color="000000"/>
+                <w:top w:val="none" w:sz="0" w:space="0" w:color="000000"/>
+                <w:left w:val="none" w:sz="0" w:space="0" w:color="000000"/>
+                <w:right w:val="none" w:sz="0" w:space="0" w:color="000000"/>
+              </w:pBdr>
+              <w:spacing w:after="100" w:before="100" w:line="240"/>
+              <w:ind w:left="100" w:right="100" w:firstLine="0" w:firstLineChars="0"/>
+              <w:rPr>
+                <w:rFonts w:ascii="Times New Roman" w:hAnsi="Times New Roman" w:eastAsia="Times New Roman" w:cs="Times New Roman"/>
+                <w:i w:val="false"/>
+                <w:b w:val="false"/>
+                <w:u w:val="none"/>
+                <w:strike w:val="false"/>
+                <w:sz w:val="18"/>
+                <w:szCs w:val="18"/>
+                <w:color w:val="000000"/>
+              </w:rPr>
+            </w:pPr>
+            <w:r>
+              <w:rPr>
+                <w:rFonts w:ascii="Times New Roman" w:hAnsi="Times New Roman" w:eastAsia="Times New Roman" w:cs="Times New Roman"/>
+                <w:i w:val="false"/>
+                <w:b w:val="false"/>
+                <w:u w:val="none"/>
+                <w:strike w:val="false"/>
+                <w:sz w:val="18"/>
+                <w:szCs w:val="18"/>
+                <w:color w:val="000000"/>
+              </w:rPr>
+              <w:t xml:space="preserve">MMR status</w:t>
+            </w:r>
+          </w:p>
+        </w:tc>
+        <w:tc>
+          <w:tcPr>
+            <w:tcBorders>
+              <w:bottom w:val="none" w:sz="0" w:space="0" w:color="000000"/>
+              <w:top w:val="none" w:sz="0" w:space="0" w:color="000000"/>
+              <w:left w:val="none" w:sz="0" w:space="0" w:color="000000"/>
+              <w:right w:val="none" w:sz="0" w:space="0" w:color="000000"/>
+            </w:tcBorders>
+            <w:shd w:val="clear" w:color="auto" w:fill="FFFFFF"/>
+            <w:tcMar>
+              <w:top w:w="0" w:type="dxa"/>
+              <w:bottom w:w="0" w:type="dxa"/>
+              <w:left w:w="0" w:type="dxa"/>
+              <w:right w:w="0" w:type="dxa"/>
+            </w:tcMar>
+            <w:vAlign w:val="center"/>
+          </w:tcPr>
+          <w:p>
+            <w:pPr>
+              <w:pStyle w:val="Normal"/>
+              <w:jc w:val="left"/>
+              <w:pBdr>
+                <w:bottom w:val="none" w:sz="0" w:space="0" w:color="000000"/>
+                <w:top w:val="none" w:sz="0" w:space="0" w:color="000000"/>
+                <w:left w:val="none" w:sz="0" w:space="0" w:color="000000"/>
+                <w:right w:val="none" w:sz="0" w:space="0" w:color="000000"/>
+              </w:pBdr>
+              <w:spacing w:after="100" w:before="100" w:line="240"/>
+              <w:ind w:left="100" w:right="100" w:firstLine="0" w:firstLineChars="0"/>
+              <w:rPr>
+                <w:rFonts w:ascii="Times New Roman" w:hAnsi="Times New Roman" w:eastAsia="Times New Roman" w:cs="Times New Roman"/>
+                <w:i w:val="false"/>
+                <w:b w:val="false"/>
+                <w:u w:val="none"/>
+                <w:strike w:val="false"/>
+                <w:sz w:val="18"/>
+                <w:szCs w:val="18"/>
+                <w:color w:val="000000"/>
+              </w:rPr>
+            </w:pPr>
+            <w:r>
+              <w:rPr>
+                <w:rFonts w:ascii="Times New Roman" w:hAnsi="Times New Roman" w:eastAsia="Times New Roman" w:cs="Times New Roman"/>
+                <w:i w:val="false"/>
+                <w:b w:val="false"/>
+                <w:u w:val="none"/>
+                <w:strike w:val="false"/>
+                <w:sz w:val="18"/>
+                <w:szCs w:val="18"/>
+                <w:color w:val="000000"/>
+              </w:rPr>
+              <w:t xml:space="preserve">pMMR (ref)</w:t>
+            </w:r>
+          </w:p>
+        </w:tc>
+        <w:tc>
+          <w:tcPr>
+            <w:tcBorders>
+              <w:bottom w:val="none" w:sz="0" w:space="0" w:color="000000"/>
+              <w:top w:val="none" w:sz="0" w:space="0" w:color="000000"/>
+              <w:left w:val="none" w:sz="0" w:space="0" w:color="000000"/>
+              <w:right w:val="none" w:sz="0" w:space="0" w:color="000000"/>
+            </w:tcBorders>
+            <w:shd w:val="clear" w:color="auto" w:fill="FFFFFF"/>
+            <w:tcMar>
+              <w:top w:w="0" w:type="dxa"/>
+              <w:bottom w:w="0" w:type="dxa"/>
+              <w:left w:w="0" w:type="dxa"/>
+              <w:right w:w="0" w:type="dxa"/>
+            </w:tcMar>
+            <w:vAlign w:val="center"/>
+          </w:tcPr>
+          <w:p>
+            <w:pPr>
+              <w:pStyle w:val="Normal"/>
+              <w:jc w:val="right"/>
+              <w:pBdr>
+                <w:bottom w:val="none" w:sz="0" w:space="0" w:color="000000"/>
+                <w:top w:val="none" w:sz="0" w:space="0" w:color="000000"/>
+                <w:left w:val="none" w:sz="0" w:space="0" w:color="000000"/>
+                <w:right w:val="none" w:sz="0" w:space="0" w:color="000000"/>
+              </w:pBdr>
+              <w:spacing w:after="100" w:before="100" w:line="240"/>
+              <w:ind w:left="100" w:right="100" w:firstLine="0" w:firstLineChars="0"/>
+              <w:rPr>
+                <w:rFonts w:ascii="Times New Roman" w:hAnsi="Times New Roman" w:eastAsia="Times New Roman" w:cs="Times New Roman"/>
+                <w:i w:val="false"/>
+                <w:b w:val="false"/>
+                <w:u w:val="none"/>
+                <w:strike w:val="false"/>
+                <w:sz w:val="18"/>
+                <w:szCs w:val="18"/>
+                <w:color w:val="000000"/>
+              </w:rPr>
+            </w:pPr>
+            <w:r>
+              <w:rPr>
+                <w:rFonts w:ascii="Times New Roman" w:hAnsi="Times New Roman" w:eastAsia="Times New Roman" w:cs="Times New Roman"/>
+                <w:i w:val="false"/>
+                <w:b w:val="false"/>
+                <w:u w:val="none"/>
+                <w:strike w:val="false"/>
+                <w:sz w:val="18"/>
+                <w:szCs w:val="18"/>
+                <w:color w:val="000000"/>
+              </w:rPr>
+              <w:t xml:space="preserve">444</w:t>
+            </w:r>
+          </w:p>
+        </w:tc>
+        <w:tc>
+          <w:tcPr>
+            <w:tcBorders>
+              <w:bottom w:val="none" w:sz="0" w:space="0" w:color="000000"/>
+              <w:top w:val="none" w:sz="0" w:space="0" w:color="000000"/>
+              <w:left w:val="none" w:sz="0" w:space="0" w:color="000000"/>
+              <w:right w:val="none" w:sz="0" w:space="0" w:color="000000"/>
+            </w:tcBorders>
+            <w:shd w:val="clear" w:color="auto" w:fill="FFFFFF"/>
+            <w:tcMar>
+              <w:top w:w="0" w:type="dxa"/>
+              <w:bottom w:w="0" w:type="dxa"/>
+              <w:left w:w="0" w:type="dxa"/>
+              <w:right w:w="0" w:type="dxa"/>
+            </w:tcMar>
+            <w:vAlign w:val="center"/>
+          </w:tcPr>
+          <w:p>
+            <w:pPr>
+              <w:pStyle w:val="Normal"/>
+              <w:jc w:val="right"/>
+              <w:pBdr>
+                <w:bottom w:val="none" w:sz="0" w:space="0" w:color="000000"/>
+                <w:top w:val="none" w:sz="0" w:space="0" w:color="000000"/>
+                <w:left w:val="none" w:sz="0" w:space="0" w:color="000000"/>
+                <w:right w:val="none" w:sz="0" w:space="0" w:color="000000"/>
+              </w:pBdr>
+              <w:spacing w:after="100" w:before="100" w:line="240"/>
+              <w:ind w:left="100" w:right="100" w:firstLine="0" w:firstLineChars="0"/>
+              <w:rPr>
+                <w:rFonts w:ascii="Times New Roman" w:hAnsi="Times New Roman" w:eastAsia="Times New Roman" w:cs="Times New Roman"/>
+                <w:i w:val="false"/>
+                <w:b w:val="false"/>
+                <w:u w:val="none"/>
+                <w:strike w:val="false"/>
+                <w:sz w:val="18"/>
+                <w:szCs w:val="18"/>
+                <w:color w:val="000000"/>
+              </w:rPr>
+            </w:pPr>
+            <w:r>
+              <w:rPr>
+                <w:rFonts w:ascii="Times New Roman" w:hAnsi="Times New Roman" w:eastAsia="Times New Roman" w:cs="Times New Roman"/>
+                <w:i w:val="false"/>
+                <w:b w:val="false"/>
+                <w:u w:val="none"/>
+                <w:strike w:val="false"/>
+                <w:sz w:val="18"/>
+                <w:szCs w:val="18"/>
+                <w:color w:val="000000"/>
+              </w:rPr>
+              <w:t xml:space="preserve">158</w:t>
+            </w:r>
+          </w:p>
+        </w:tc>
+        <w:tc>
+          <w:tcPr>
+            <w:tcBorders>
+              <w:bottom w:val="none" w:sz="0" w:space="0" w:color="000000"/>
+              <w:top w:val="none" w:sz="0" w:space="0" w:color="000000"/>
+              <w:left w:val="none" w:sz="0" w:space="0" w:color="000000"/>
+              <w:right w:val="none" w:sz="0" w:space="0" w:color="000000"/>
+            </w:tcBorders>
+            <w:shd w:val="clear" w:color="auto" w:fill="FFFFFF"/>
+            <w:tcMar>
+              <w:top w:w="0" w:type="dxa"/>
+              <w:bottom w:w="0" w:type="dxa"/>
+              <w:left w:w="0" w:type="dxa"/>
+              <w:right w:w="0" w:type="dxa"/>
+            </w:tcMar>
+            <w:vAlign w:val="center"/>
+          </w:tcPr>
+          <w:p>
+            <w:pPr>
+              <w:pStyle w:val="Normal"/>
+              <w:jc w:val="left"/>
+              <w:pBdr>
+                <w:bottom w:val="none" w:sz="0" w:space="0" w:color="000000"/>
+                <w:top w:val="none" w:sz="0" w:space="0" w:color="000000"/>
+                <w:left w:val="none" w:sz="0" w:space="0" w:color="000000"/>
+                <w:right w:val="none" w:sz="0" w:space="0" w:color="000000"/>
+              </w:pBdr>
+              <w:spacing w:after="100" w:before="100" w:line="240"/>
+              <w:ind w:left="100" w:right="100" w:firstLine="0" w:firstLineChars="0"/>
+              <w:rPr>
+                <w:rFonts w:ascii="Times New Roman" w:hAnsi="Times New Roman" w:eastAsia="Times New Roman" w:cs="Times New Roman"/>
+                <w:i w:val="false"/>
+                <w:b w:val="false"/>
+                <w:u w:val="none"/>
+                <w:strike w:val="false"/>
+                <w:sz w:val="18"/>
+                <w:szCs w:val="18"/>
+                <w:color w:val="000000"/>
+              </w:rPr>
+            </w:pPr>
+            <w:r>
+              <w:rPr>
+                <w:rFonts w:ascii="Times New Roman" w:hAnsi="Times New Roman" w:eastAsia="Times New Roman" w:cs="Times New Roman"/>
+                <w:i w:val="false"/>
+                <w:b w:val="false"/>
+                <w:u w:val="none"/>
+                <w:strike w:val="false"/>
+                <w:sz w:val="18"/>
+                <w:szCs w:val="18"/>
+                <w:color w:val="000000"/>
+              </w:rPr>
+              <w:t xml:space="preserve">Reference</w:t>
+            </w:r>
+          </w:p>
+        </w:tc>
+        <w:tc>
+          <w:tcPr>
+            <w:tcBorders>
+              <w:bottom w:val="none" w:sz="0" w:space="0" w:color="000000"/>
+              <w:top w:val="none" w:sz="0" w:space="0" w:color="000000"/>
+              <w:left w:val="none" w:sz="0" w:space="0" w:color="000000"/>
+              <w:right w:val="none" w:sz="0" w:space="0" w:color="000000"/>
+            </w:tcBorders>
+            <w:shd w:val="clear" w:color="auto" w:fill="FFFFFF"/>
+            <w:tcMar>
+              <w:top w:w="0" w:type="dxa"/>
+              <w:bottom w:w="0" w:type="dxa"/>
+              <w:left w:w="0" w:type="dxa"/>
+              <w:right w:w="0" w:type="dxa"/>
+            </w:tcMar>
+            <w:vAlign w:val="center"/>
+          </w:tcPr>
+          <w:p>
+            <w:pPr>
+              <w:pStyle w:val="Normal"/>
+              <w:jc w:val="left"/>
+              <w:pBdr>
+                <w:bottom w:val="none" w:sz="0" w:space="0" w:color="000000"/>
+                <w:top w:val="none" w:sz="0" w:space="0" w:color="000000"/>
+                <w:left w:val="none" w:sz="0" w:space="0" w:color="000000"/>
+                <w:right w:val="none" w:sz="0" w:space="0" w:color="000000"/>
+              </w:pBdr>
+              <w:spacing w:after="100" w:before="100" w:line="240"/>
+              <w:ind w:left="100" w:right="100" w:firstLine="0" w:firstLineChars="0"/>
+              <w:rPr>
+                <w:rFonts w:ascii="Times New Roman" w:hAnsi="Times New Roman" w:eastAsia="Times New Roman" w:cs="Times New Roman"/>
+                <w:i w:val="false"/>
+                <w:b w:val="false"/>
+                <w:u w:val="none"/>
+                <w:strike w:val="false"/>
+                <w:sz w:val="18"/>
+                <w:szCs w:val="18"/>
+                <w:color w:val="000000"/>
+              </w:rPr>
+            </w:pPr>
+            <w:r>
+              <w:rPr>
+                <w:rFonts w:ascii="Times New Roman" w:hAnsi="Times New Roman" w:eastAsia="Times New Roman" w:cs="Times New Roman"/>
+                <w:i w:val="false"/>
+                <w:b w:val="false"/>
+                <w:u w:val="none"/>
+                <w:strike w:val="false"/>
+                <w:sz w:val="18"/>
+                <w:szCs w:val="18"/>
+                <w:color w:val="000000"/>
+              </w:rPr>
+              <w:t xml:space="preserve"/>
+            </w:r>
+          </w:p>
+        </w:tc>
+        <w:tc>
+          <w:tcPr>
+            <w:tcBorders>
+              <w:bottom w:val="none" w:sz="0" w:space="0" w:color="000000"/>
+              <w:top w:val="none" w:sz="0" w:space="0" w:color="000000"/>
+              <w:left w:val="none" w:sz="0" w:space="0" w:color="000000"/>
+              <w:right w:val="none" w:sz="0" w:space="0" w:color="000000"/>
+            </w:tcBorders>
+            <w:shd w:val="clear" w:color="auto" w:fill="FFFFFF"/>
+            <w:tcMar>
+              <w:top w:w="0" w:type="dxa"/>
+              <w:bottom w:w="0" w:type="dxa"/>
+              <w:left w:w="0" w:type="dxa"/>
+              <w:right w:w="0" w:type="dxa"/>
+            </w:tcMar>
+            <w:vAlign w:val="center"/>
+          </w:tcPr>
+          <w:p>
+            <w:pPr>
+              <w:pStyle w:val="Normal"/>
+              <w:jc w:val="left"/>
+              <w:pBdr>
+                <w:bottom w:val="none" w:sz="0" w:space="0" w:color="000000"/>
+                <w:top w:val="none" w:sz="0" w:space="0" w:color="000000"/>
+                <w:left w:val="none" w:sz="0" w:space="0" w:color="000000"/>
+                <w:right w:val="none" w:sz="0" w:space="0" w:color="000000"/>
+              </w:pBdr>
+              <w:spacing w:after="100" w:before="100" w:line="240"/>
+              <w:ind w:left="100" w:right="100" w:firstLine="0" w:firstLineChars="0"/>
+              <w:rPr>
+                <w:rFonts w:ascii="Times New Roman" w:hAnsi="Times New Roman" w:eastAsia="Times New Roman" w:cs="Times New Roman"/>
+                <w:i w:val="false"/>
+                <w:b w:val="false"/>
+                <w:u w:val="none"/>
+                <w:strike w:val="false"/>
+                <w:sz w:val="18"/>
+                <w:szCs w:val="18"/>
+                <w:color w:val="000000"/>
+              </w:rPr>
+            </w:pPr>
+            <w:r>
+              <w:rPr>
+                <w:rFonts w:ascii="Times New Roman" w:hAnsi="Times New Roman" w:eastAsia="Times New Roman" w:cs="Times New Roman"/>
+                <w:i w:val="false"/>
+                <w:b w:val="false"/>
+                <w:u w:val="none"/>
+                <w:strike w:val="false"/>
+                <w:sz w:val="18"/>
+                <w:szCs w:val="18"/>
+                <w:color w:val="000000"/>
+              </w:rPr>
+              <w:t xml:space="preserve"/>
+            </w:r>
+          </w:p>
+        </w:tc>
+      </w:tr>
+      <w:tr>
+        <w:trPr>
+          <w:trHeight w:val="560" w:hRule="auto"/>
+        </w:trPr>
+        <w:tc>
+          <w:tcPr>
+            <w:tcBorders>
+              <w:bottom w:val="none" w:sz="0" w:space="0" w:color="000000"/>
+              <w:top w:val="none" w:sz="0" w:space="0" w:color="000000"/>
+              <w:left w:val="none" w:sz="0" w:space="0" w:color="000000"/>
+              <w:right w:val="none" w:sz="0" w:space="0" w:color="000000"/>
+            </w:tcBorders>
+            <w:shd w:val="clear" w:color="auto" w:fill="FFFFFF"/>
+            <w:tcMar>
+              <w:top w:w="0" w:type="dxa"/>
+              <w:bottom w:w="0" w:type="dxa"/>
+              <w:left w:w="0" w:type="dxa"/>
+              <w:right w:w="0" w:type="dxa"/>
+            </w:tcMar>
+            <w:vAlign w:val="center"/>
+          </w:tcPr>
+          <w:p>
+            <w:pPr>
+              <w:pStyle w:val="Normal"/>
+              <w:jc w:val="left"/>
+              <w:pBdr>
+                <w:bottom w:val="none" w:sz="0" w:space="0" w:color="000000"/>
+                <w:top w:val="none" w:sz="0" w:space="0" w:color="000000"/>
+                <w:left w:val="none" w:sz="0" w:space="0" w:color="000000"/>
+                <w:right w:val="none" w:sz="0" w:space="0" w:color="000000"/>
+              </w:pBdr>
+              <w:spacing w:after="100" w:before="100" w:line="240"/>
+              <w:ind w:left="100" w:right="100" w:firstLine="0" w:firstLineChars="0"/>
+              <w:rPr>
+                <w:rFonts w:ascii="Times New Roman" w:hAnsi="Times New Roman" w:eastAsia="Times New Roman" w:cs="Times New Roman"/>
+                <w:i w:val="false"/>
+                <w:b w:val="false"/>
+                <w:u w:val="none"/>
+                <w:strike w:val="false"/>
+                <w:sz w:val="18"/>
+                <w:szCs w:val="18"/>
+                <w:color w:val="000000"/>
+              </w:rPr>
+            </w:pPr>
+            <w:r>
+              <w:rPr>
+                <w:rFonts w:ascii="Times New Roman" w:hAnsi="Times New Roman" w:eastAsia="Times New Roman" w:cs="Times New Roman"/>
+                <w:i w:val="false"/>
+                <w:b w:val="false"/>
+                <w:u w:val="none"/>
+                <w:strike w:val="false"/>
+                <w:sz w:val="18"/>
+                <w:szCs w:val="18"/>
+                <w:color w:val="000000"/>
+              </w:rPr>
+              <w:t xml:space="preserve">Univariable</w:t>
+            </w:r>
+          </w:p>
+        </w:tc>
+        <w:tc>
+          <w:tcPr>
+            <w:tcBorders>
+              <w:bottom w:val="none" w:sz="0" w:space="0" w:color="000000"/>
+              <w:top w:val="none" w:sz="0" w:space="0" w:color="000000"/>
+              <w:left w:val="none" w:sz="0" w:space="0" w:color="000000"/>
+              <w:right w:val="none" w:sz="0" w:space="0" w:color="000000"/>
+            </w:tcBorders>
+            <w:shd w:val="clear" w:color="auto" w:fill="FFFFFF"/>
+            <w:tcMar>
+              <w:top w:w="0" w:type="dxa"/>
+              <w:bottom w:w="0" w:type="dxa"/>
+              <w:left w:w="0" w:type="dxa"/>
+              <w:right w:w="0" w:type="dxa"/>
+            </w:tcMar>
+            <w:vAlign w:val="center"/>
+          </w:tcPr>
+          <w:p>
+            <w:pPr>
+              <w:pStyle w:val="Normal"/>
+              <w:jc w:val="left"/>
+              <w:pBdr>
+                <w:bottom w:val="none" w:sz="0" w:space="0" w:color="000000"/>
+                <w:top w:val="none" w:sz="0" w:space="0" w:color="000000"/>
+                <w:left w:val="none" w:sz="0" w:space="0" w:color="000000"/>
+                <w:right w:val="none" w:sz="0" w:space="0" w:color="000000"/>
+              </w:pBdr>
+              <w:spacing w:after="100" w:before="100" w:line="240"/>
+              <w:ind w:left="100" w:right="100" w:firstLine="0" w:firstLineChars="0"/>
+              <w:rPr>
+                <w:rFonts w:ascii="Times New Roman" w:hAnsi="Times New Roman" w:eastAsia="Times New Roman" w:cs="Times New Roman"/>
+                <w:i w:val="false"/>
+                <w:b w:val="false"/>
+                <w:u w:val="none"/>
+                <w:strike w:val="false"/>
+                <w:sz w:val="18"/>
+                <w:szCs w:val="18"/>
+                <w:color w:val="000000"/>
+              </w:rPr>
+            </w:pPr>
+            <w:r>
+              <w:rPr>
+                <w:rFonts w:ascii="Times New Roman" w:hAnsi="Times New Roman" w:eastAsia="Times New Roman" w:cs="Times New Roman"/>
+                <w:i w:val="false"/>
+                <w:b w:val="false"/>
+                <w:u w:val="none"/>
+                <w:strike w:val="false"/>
+                <w:sz w:val="18"/>
+                <w:szCs w:val="18"/>
+                <w:color w:val="000000"/>
+              </w:rPr>
+              <w:t xml:space="preserve"/>
+            </w:r>
+          </w:p>
+        </w:tc>
+        <w:tc>
+          <w:tcPr>
+            <w:tcBorders>
+              <w:bottom w:val="none" w:sz="0" w:space="0" w:color="000000"/>
+              <w:top w:val="none" w:sz="0" w:space="0" w:color="000000"/>
+              <w:left w:val="none" w:sz="0" w:space="0" w:color="000000"/>
+              <w:right w:val="none" w:sz="0" w:space="0" w:color="000000"/>
+            </w:tcBorders>
+            <w:shd w:val="clear" w:color="auto" w:fill="FFFFFF"/>
+            <w:tcMar>
+              <w:top w:w="0" w:type="dxa"/>
+              <w:bottom w:w="0" w:type="dxa"/>
+              <w:left w:w="0" w:type="dxa"/>
+              <w:right w:w="0" w:type="dxa"/>
+            </w:tcMar>
+            <w:vAlign w:val="center"/>
+          </w:tcPr>
+          <w:p>
+            <w:pPr>
+              <w:pStyle w:val="Normal"/>
+              <w:jc w:val="left"/>
+              <w:pBdr>
+                <w:bottom w:val="none" w:sz="0" w:space="0" w:color="000000"/>
+                <w:top w:val="none" w:sz="0" w:space="0" w:color="000000"/>
+                <w:left w:val="none" w:sz="0" w:space="0" w:color="000000"/>
+                <w:right w:val="none" w:sz="0" w:space="0" w:color="000000"/>
+              </w:pBdr>
+              <w:spacing w:after="100" w:before="100" w:line="240"/>
+              <w:ind w:left="100" w:right="100" w:firstLine="0" w:firstLineChars="0"/>
+              <w:rPr>
+                <w:rFonts w:ascii="Times New Roman" w:hAnsi="Times New Roman" w:eastAsia="Times New Roman" w:cs="Times New Roman"/>
+                <w:i w:val="false"/>
+                <w:b w:val="false"/>
+                <w:u w:val="none"/>
+                <w:strike w:val="false"/>
+                <w:sz w:val="18"/>
+                <w:szCs w:val="18"/>
+                <w:color w:val="000000"/>
+              </w:rPr>
+            </w:pPr>
+            <w:r>
+              <w:rPr>
+                <w:rFonts w:ascii="Times New Roman" w:hAnsi="Times New Roman" w:eastAsia="Times New Roman" w:cs="Times New Roman"/>
+                <w:i w:val="false"/>
+                <w:b w:val="false"/>
+                <w:u w:val="none"/>
+                <w:strike w:val="false"/>
+                <w:sz w:val="18"/>
+                <w:szCs w:val="18"/>
+                <w:color w:val="000000"/>
+              </w:rPr>
+              <w:t xml:space="preserve">dMMR</w:t>
+            </w:r>
+          </w:p>
+        </w:tc>
+        <w:tc>
+          <w:tcPr>
+            <w:tcBorders>
+              <w:bottom w:val="none" w:sz="0" w:space="0" w:color="000000"/>
+              <w:top w:val="none" w:sz="0" w:space="0" w:color="000000"/>
+              <w:left w:val="none" w:sz="0" w:space="0" w:color="000000"/>
+              <w:right w:val="none" w:sz="0" w:space="0" w:color="000000"/>
+            </w:tcBorders>
+            <w:shd w:val="clear" w:color="auto" w:fill="FFFFFF"/>
+            <w:tcMar>
+              <w:top w:w="0" w:type="dxa"/>
+              <w:bottom w:w="0" w:type="dxa"/>
+              <w:left w:w="0" w:type="dxa"/>
+              <w:right w:w="0" w:type="dxa"/>
+            </w:tcMar>
+            <w:vAlign w:val="center"/>
+          </w:tcPr>
+          <w:p>
+            <w:pPr>
+              <w:pStyle w:val="Normal"/>
+              <w:jc w:val="right"/>
+              <w:pBdr>
+                <w:bottom w:val="none" w:sz="0" w:space="0" w:color="000000"/>
+                <w:top w:val="none" w:sz="0" w:space="0" w:color="000000"/>
+                <w:left w:val="none" w:sz="0" w:space="0" w:color="000000"/>
+                <w:right w:val="none" w:sz="0" w:space="0" w:color="000000"/>
+              </w:pBdr>
+              <w:spacing w:after="100" w:before="100" w:line="240"/>
+              <w:ind w:left="100" w:right="100" w:firstLine="0" w:firstLineChars="0"/>
+              <w:rPr>
+                <w:rFonts w:ascii="Times New Roman" w:hAnsi="Times New Roman" w:eastAsia="Times New Roman" w:cs="Times New Roman"/>
+                <w:i w:val="false"/>
+                <w:b w:val="false"/>
+                <w:u w:val="none"/>
+                <w:strike w:val="false"/>
+                <w:sz w:val="18"/>
+                <w:szCs w:val="18"/>
+                <w:color w:val="000000"/>
+              </w:rPr>
+            </w:pPr>
+            <w:r>
+              <w:rPr>
+                <w:rFonts w:ascii="Times New Roman" w:hAnsi="Times New Roman" w:eastAsia="Times New Roman" w:cs="Times New Roman"/>
+                <w:i w:val="false"/>
+                <w:b w:val="false"/>
+                <w:u w:val="none"/>
+                <w:strike w:val="false"/>
+                <w:sz w:val="18"/>
+                <w:szCs w:val="18"/>
+                <w:color w:val="000000"/>
+              </w:rPr>
+              <w:t xml:space="preserve">72</w:t>
+            </w:r>
+          </w:p>
+        </w:tc>
+        <w:tc>
+          <w:tcPr>
+            <w:tcBorders>
+              <w:bottom w:val="none" w:sz="0" w:space="0" w:color="000000"/>
+              <w:top w:val="none" w:sz="0" w:space="0" w:color="000000"/>
+              <w:left w:val="none" w:sz="0" w:space="0" w:color="000000"/>
+              <w:right w:val="none" w:sz="0" w:space="0" w:color="000000"/>
+            </w:tcBorders>
+            <w:shd w:val="clear" w:color="auto" w:fill="FFFFFF"/>
+            <w:tcMar>
+              <w:top w:w="0" w:type="dxa"/>
+              <w:bottom w:w="0" w:type="dxa"/>
+              <w:left w:w="0" w:type="dxa"/>
+              <w:right w:w="0" w:type="dxa"/>
+            </w:tcMar>
+            <w:vAlign w:val="center"/>
+          </w:tcPr>
+          <w:p>
+            <w:pPr>
+              <w:pStyle w:val="Normal"/>
+              <w:jc w:val="right"/>
+              <w:pBdr>
+                <w:bottom w:val="none" w:sz="0" w:space="0" w:color="000000"/>
+                <w:top w:val="none" w:sz="0" w:space="0" w:color="000000"/>
+                <w:left w:val="none" w:sz="0" w:space="0" w:color="000000"/>
+                <w:right w:val="none" w:sz="0" w:space="0" w:color="000000"/>
+              </w:pBdr>
+              <w:spacing w:after="100" w:before="100" w:line="240"/>
+              <w:ind w:left="100" w:right="100" w:firstLine="0" w:firstLineChars="0"/>
+              <w:rPr>
+                <w:rFonts w:ascii="Times New Roman" w:hAnsi="Times New Roman" w:eastAsia="Times New Roman" w:cs="Times New Roman"/>
+                <w:i w:val="false"/>
+                <w:b w:val="false"/>
+                <w:u w:val="none"/>
+                <w:strike w:val="false"/>
+                <w:sz w:val="18"/>
+                <w:szCs w:val="18"/>
+                <w:color w:val="000000"/>
+              </w:rPr>
+            </w:pPr>
+            <w:r>
+              <w:rPr>
+                <w:rFonts w:ascii="Times New Roman" w:hAnsi="Times New Roman" w:eastAsia="Times New Roman" w:cs="Times New Roman"/>
+                <w:i w:val="false"/>
+                <w:b w:val="false"/>
+                <w:u w:val="none"/>
+                <w:strike w:val="false"/>
+                <w:sz w:val="18"/>
+                <w:szCs w:val="18"/>
+                <w:color w:val="000000"/>
+              </w:rPr>
+              <w:t xml:space="preserve">18</w:t>
+            </w:r>
+          </w:p>
+        </w:tc>
+        <w:tc>
+          <w:tcPr>
+            <w:tcBorders>
+              <w:bottom w:val="none" w:sz="0" w:space="0" w:color="000000"/>
+              <w:top w:val="none" w:sz="0" w:space="0" w:color="000000"/>
+              <w:left w:val="none" w:sz="0" w:space="0" w:color="000000"/>
+              <w:right w:val="none" w:sz="0" w:space="0" w:color="000000"/>
+            </w:tcBorders>
+            <w:shd w:val="clear" w:color="auto" w:fill="FFFFFF"/>
+            <w:tcMar>
+              <w:top w:w="0" w:type="dxa"/>
+              <w:bottom w:w="0" w:type="dxa"/>
+              <w:left w:w="0" w:type="dxa"/>
+              <w:right w:w="0" w:type="dxa"/>
+            </w:tcMar>
+            <w:vAlign w:val="center"/>
+          </w:tcPr>
+          <w:p>
+            <w:pPr>
+              <w:pStyle w:val="Normal"/>
+              <w:jc w:val="left"/>
+              <w:pBdr>
+                <w:bottom w:val="none" w:sz="0" w:space="0" w:color="000000"/>
+                <w:top w:val="none" w:sz="0" w:space="0" w:color="000000"/>
+                <w:left w:val="none" w:sz="0" w:space="0" w:color="000000"/>
+                <w:right w:val="none" w:sz="0" w:space="0" w:color="000000"/>
+              </w:pBdr>
+              <w:spacing w:after="100" w:before="100" w:line="240"/>
+              <w:ind w:left="100" w:right="100" w:firstLine="0" w:firstLineChars="0"/>
+              <w:rPr>
+                <w:rFonts w:ascii="Times New Roman" w:hAnsi="Times New Roman" w:eastAsia="Times New Roman" w:cs="Times New Roman"/>
+                <w:i w:val="false"/>
+                <w:b w:val="false"/>
+                <w:u w:val="none"/>
+                <w:strike w:val="false"/>
+                <w:sz w:val="18"/>
+                <w:szCs w:val="18"/>
+                <w:color w:val="000000"/>
+              </w:rPr>
+            </w:pPr>
+            <w:r>
+              <w:rPr>
+                <w:rFonts w:ascii="Times New Roman" w:hAnsi="Times New Roman" w:eastAsia="Times New Roman" w:cs="Times New Roman"/>
+                <w:i w:val="false"/>
+                <w:b w:val="false"/>
+                <w:u w:val="none"/>
+                <w:strike w:val="false"/>
+                <w:sz w:val="18"/>
+                <w:szCs w:val="18"/>
+                <w:color w:val="000000"/>
+              </w:rPr>
+              <w:t xml:space="preserve">0.77 (0.47–1.25)</w:t>
+            </w:r>
+          </w:p>
+        </w:tc>
+        <w:tc>
+          <w:tcPr>
+            <w:tcBorders>
+              <w:bottom w:val="none" w:sz="0" w:space="0" w:color="000000"/>
+              <w:top w:val="none" w:sz="0" w:space="0" w:color="000000"/>
+              <w:left w:val="none" w:sz="0" w:space="0" w:color="000000"/>
+              <w:right w:val="none" w:sz="0" w:space="0" w:color="000000"/>
+            </w:tcBorders>
+            <w:shd w:val="clear" w:color="auto" w:fill="FFFFFF"/>
+            <w:tcMar>
+              <w:top w:w="0" w:type="dxa"/>
+              <w:bottom w:w="0" w:type="dxa"/>
+              <w:left w:w="0" w:type="dxa"/>
+              <w:right w:w="0" w:type="dxa"/>
+            </w:tcMar>
+            <w:vAlign w:val="center"/>
+          </w:tcPr>
+          <w:p>
+            <w:pPr>
+              <w:pStyle w:val="Normal"/>
+              <w:jc w:val="left"/>
+              <w:pBdr>
+                <w:bottom w:val="none" w:sz="0" w:space="0" w:color="000000"/>
+                <w:top w:val="none" w:sz="0" w:space="0" w:color="000000"/>
+                <w:left w:val="none" w:sz="0" w:space="0" w:color="000000"/>
+                <w:right w:val="none" w:sz="0" w:space="0" w:color="000000"/>
+              </w:pBdr>
+              <w:spacing w:after="100" w:before="100" w:line="240"/>
+              <w:ind w:left="100" w:right="100" w:firstLine="0" w:firstLineChars="0"/>
+              <w:rPr>
+                <w:rFonts w:ascii="Times New Roman" w:hAnsi="Times New Roman" w:eastAsia="Times New Roman" w:cs="Times New Roman"/>
+                <w:i w:val="false"/>
+                <w:b w:val="false"/>
+                <w:u w:val="none"/>
+                <w:strike w:val="false"/>
+                <w:sz w:val="18"/>
+                <w:szCs w:val="18"/>
+                <w:color w:val="000000"/>
+              </w:rPr>
+            </w:pPr>
+            <w:r>
+              <w:rPr>
+                <w:rFonts w:ascii="Times New Roman" w:hAnsi="Times New Roman" w:eastAsia="Times New Roman" w:cs="Times New Roman"/>
+                <w:i w:val="false"/>
+                <w:b w:val="false"/>
+                <w:u w:val="none"/>
+                <w:strike w:val="false"/>
+                <w:sz w:val="18"/>
+                <w:szCs w:val="18"/>
+                <w:color w:val="000000"/>
+              </w:rPr>
+              <w:t xml:space="preserve">0.290</w:t>
             </w:r>
           </w:p>
         </w:tc>

--- a/output/tables/GEO/GSE39582/GSE39582_cox_OS.docx
+++ b/output/tables/GEO/GSE39582/GSE39582_cox_OS.docx
@@ -25,7 +25,7 @@
         <w:ind w:left="60" w:right="60" w:firstLine="0" w:firstLineChars="0"/>
       </w:pPr>
       <w:r>
-        <w:t xml:space="preserve">Cox regression for overall survival: MAD2L1 expression, GSE39582 (CIT, colon)</w:t>
+        <w:t xml:space="preserve">Cox regression for overall survival: HIST1H2AC expression, GSE39582 (CIT, colon)</w:t>
       </w:r>
     </w:p>
     <w:tbl xmlns:a="http://schemas.openxmlformats.org/drawingml/2006/main" xmlns:pic="http://schemas.openxmlformats.org/drawingml/2006/picture">
@@ -36,7 +36,7 @@
       </w:tblPr>
       <w:tblGrid>
         <w:gridCol w:w="3360"/>
-        <w:gridCol w:w="3200"/>
+        <w:gridCol w:w="3450"/>
         <w:gridCol w:w="1305"/>
         <w:gridCol w:w="681"/>
         <w:gridCol w:w="931"/>
@@ -600,7 +600,7 @@
                 <w:szCs w:val="18"/>
                 <w:color w:val="000000"/>
               </w:rPr>
-              <w:t xml:space="preserve">MAD2L1 expression</w:t>
+              <w:t xml:space="preserve">HIST1H2AC expression</w:t>
             </w:r>
           </w:p>
         </w:tc>
@@ -710,7 +710,7 @@
                 <w:szCs w:val="18"/>
                 <w:color w:val="000000"/>
               </w:rPr>
-              <w:t xml:space="preserve">280</w:t>
+              <w:t xml:space="preserve">279</w:t>
             </w:r>
           </w:p>
         </w:tc>
@@ -765,7 +765,7 @@
                 <w:szCs w:val="18"/>
                 <w:color w:val="000000"/>
               </w:rPr>
-              <w:t xml:space="preserve">101</w:t>
+              <w:t xml:space="preserve">91</w:t>
             </w:r>
           </w:p>
         </w:tc>
@@ -1155,7 +1155,7 @@
                 <w:szCs w:val="18"/>
                 <w:color w:val="000000"/>
               </w:rPr>
-              <w:t xml:space="preserve">282</w:t>
+              <w:t xml:space="preserve">283</w:t>
             </w:r>
           </w:p>
         </w:tc>
@@ -1210,117 +1210,117 @@
                 <w:szCs w:val="18"/>
                 <w:color w:val="000000"/>
               </w:rPr>
-              <w:t xml:space="preserve">90</w:t>
-            </w:r>
-          </w:p>
-        </w:tc>
-        <w:tc>
-          <w:tcPr>
-            <w:tcBorders>
-              <w:bottom w:val="none" w:sz="0" w:space="0" w:color="000000"/>
-              <w:top w:val="none" w:sz="0" w:space="0" w:color="000000"/>
-              <w:left w:val="none" w:sz="0" w:space="0" w:color="000000"/>
-              <w:right w:val="none" w:sz="0" w:space="0" w:color="000000"/>
-            </w:tcBorders>
-            <w:shd w:val="clear" w:color="auto" w:fill="FFFFFF"/>
-            <w:tcMar>
-              <w:top w:w="0" w:type="dxa"/>
-              <w:bottom w:w="0" w:type="dxa"/>
-              <w:left w:w="0" w:type="dxa"/>
-              <w:right w:w="0" w:type="dxa"/>
-            </w:tcMar>
-            <w:vAlign w:val="center"/>
-          </w:tcPr>
-          <w:p>
-            <w:pPr>
-              <w:pStyle w:val="Normal"/>
-              <w:jc w:val="left"/>
-              <w:pBdr>
-                <w:bottom w:val="none" w:sz="0" w:space="0" w:color="000000"/>
-                <w:top w:val="none" w:sz="0" w:space="0" w:color="000000"/>
-                <w:left w:val="none" w:sz="0" w:space="0" w:color="000000"/>
-                <w:right w:val="none" w:sz="0" w:space="0" w:color="000000"/>
-              </w:pBdr>
-              <w:spacing w:after="100" w:before="100" w:line="240"/>
-              <w:ind w:left="100" w:right="100" w:firstLine="0" w:firstLineChars="0"/>
-              <w:rPr>
-                <w:rFonts w:ascii="Times New Roman" w:hAnsi="Times New Roman" w:eastAsia="Times New Roman" w:cs="Times New Roman"/>
-                <w:i w:val="false"/>
-                <w:b w:val="false"/>
-                <w:u w:val="none"/>
-                <w:strike w:val="false"/>
-                <w:sz w:val="18"/>
-                <w:szCs w:val="18"/>
-                <w:color w:val="000000"/>
-              </w:rPr>
-            </w:pPr>
-            <w:r>
-              <w:rPr>
-                <w:rFonts w:ascii="Times New Roman" w:hAnsi="Times New Roman" w:eastAsia="Times New Roman" w:cs="Times New Roman"/>
-                <w:i w:val="false"/>
-                <w:b w:val="false"/>
-                <w:u w:val="none"/>
-                <w:strike w:val="false"/>
-                <w:sz w:val="18"/>
-                <w:szCs w:val="18"/>
-                <w:color w:val="000000"/>
-              </w:rPr>
-              <w:t xml:space="preserve">0.85 (0.64–1.13)</w:t>
-            </w:r>
-          </w:p>
-        </w:tc>
-        <w:tc>
-          <w:tcPr>
-            <w:tcBorders>
-              <w:bottom w:val="none" w:sz="0" w:space="0" w:color="000000"/>
-              <w:top w:val="none" w:sz="0" w:space="0" w:color="000000"/>
-              <w:left w:val="none" w:sz="0" w:space="0" w:color="000000"/>
-              <w:right w:val="none" w:sz="0" w:space="0" w:color="000000"/>
-            </w:tcBorders>
-            <w:shd w:val="clear" w:color="auto" w:fill="FFFFFF"/>
-            <w:tcMar>
-              <w:top w:w="0" w:type="dxa"/>
-              <w:bottom w:w="0" w:type="dxa"/>
-              <w:left w:w="0" w:type="dxa"/>
-              <w:right w:w="0" w:type="dxa"/>
-            </w:tcMar>
-            <w:vAlign w:val="center"/>
-          </w:tcPr>
-          <w:p>
-            <w:pPr>
-              <w:pStyle w:val="Normal"/>
-              <w:jc w:val="left"/>
-              <w:pBdr>
-                <w:bottom w:val="none" w:sz="0" w:space="0" w:color="000000"/>
-                <w:top w:val="none" w:sz="0" w:space="0" w:color="000000"/>
-                <w:left w:val="none" w:sz="0" w:space="0" w:color="000000"/>
-                <w:right w:val="none" w:sz="0" w:space="0" w:color="000000"/>
-              </w:pBdr>
-              <w:spacing w:after="100" w:before="100" w:line="240"/>
-              <w:ind w:left="100" w:right="100" w:firstLine="0" w:firstLineChars="0"/>
-              <w:rPr>
-                <w:rFonts w:ascii="Times New Roman" w:hAnsi="Times New Roman" w:eastAsia="Times New Roman" w:cs="Times New Roman"/>
-                <w:i w:val="false"/>
-                <w:b w:val="false"/>
-                <w:u w:val="none"/>
-                <w:strike w:val="false"/>
-                <w:sz w:val="18"/>
-                <w:szCs w:val="18"/>
-                <w:color w:val="000000"/>
-              </w:rPr>
-            </w:pPr>
-            <w:r>
-              <w:rPr>
-                <w:rFonts w:ascii="Times New Roman" w:hAnsi="Times New Roman" w:eastAsia="Times New Roman" w:cs="Times New Roman"/>
-                <w:i w:val="false"/>
-                <w:b w:val="false"/>
-                <w:u w:val="none"/>
-                <w:strike w:val="false"/>
-                <w:sz w:val="18"/>
-                <w:szCs w:val="18"/>
-                <w:color w:val="000000"/>
-              </w:rPr>
-              <w:t xml:space="preserve">0.268</w:t>
+              <w:t xml:space="preserve">100</w:t>
+            </w:r>
+          </w:p>
+        </w:tc>
+        <w:tc>
+          <w:tcPr>
+            <w:tcBorders>
+              <w:bottom w:val="none" w:sz="0" w:space="0" w:color="000000"/>
+              <w:top w:val="none" w:sz="0" w:space="0" w:color="000000"/>
+              <w:left w:val="none" w:sz="0" w:space="0" w:color="000000"/>
+              <w:right w:val="none" w:sz="0" w:space="0" w:color="000000"/>
+            </w:tcBorders>
+            <w:shd w:val="clear" w:color="auto" w:fill="FFFFFF"/>
+            <w:tcMar>
+              <w:top w:w="0" w:type="dxa"/>
+              <w:bottom w:w="0" w:type="dxa"/>
+              <w:left w:w="0" w:type="dxa"/>
+              <w:right w:w="0" w:type="dxa"/>
+            </w:tcMar>
+            <w:vAlign w:val="center"/>
+          </w:tcPr>
+          <w:p>
+            <w:pPr>
+              <w:pStyle w:val="Normal"/>
+              <w:jc w:val="left"/>
+              <w:pBdr>
+                <w:bottom w:val="none" w:sz="0" w:space="0" w:color="000000"/>
+                <w:top w:val="none" w:sz="0" w:space="0" w:color="000000"/>
+                <w:left w:val="none" w:sz="0" w:space="0" w:color="000000"/>
+                <w:right w:val="none" w:sz="0" w:space="0" w:color="000000"/>
+              </w:pBdr>
+              <w:spacing w:after="100" w:before="100" w:line="240"/>
+              <w:ind w:left="100" w:right="100" w:firstLine="0" w:firstLineChars="0"/>
+              <w:rPr>
+                <w:rFonts w:ascii="Times New Roman" w:hAnsi="Times New Roman" w:eastAsia="Times New Roman" w:cs="Times New Roman"/>
+                <w:i w:val="false"/>
+                <w:b w:val="false"/>
+                <w:u w:val="none"/>
+                <w:strike w:val="false"/>
+                <w:sz w:val="18"/>
+                <w:szCs w:val="18"/>
+                <w:color w:val="000000"/>
+              </w:rPr>
+            </w:pPr>
+            <w:r>
+              <w:rPr>
+                <w:rFonts w:ascii="Times New Roman" w:hAnsi="Times New Roman" w:eastAsia="Times New Roman" w:cs="Times New Roman"/>
+                <w:i w:val="false"/>
+                <w:b w:val="false"/>
+                <w:u w:val="none"/>
+                <w:strike w:val="false"/>
+                <w:sz w:val="18"/>
+                <w:szCs w:val="18"/>
+                <w:color w:val="000000"/>
+              </w:rPr>
+              <w:t xml:space="preserve">1.11 (0.84–1.48)</w:t>
+            </w:r>
+          </w:p>
+        </w:tc>
+        <w:tc>
+          <w:tcPr>
+            <w:tcBorders>
+              <w:bottom w:val="none" w:sz="0" w:space="0" w:color="000000"/>
+              <w:top w:val="none" w:sz="0" w:space="0" w:color="000000"/>
+              <w:left w:val="none" w:sz="0" w:space="0" w:color="000000"/>
+              <w:right w:val="none" w:sz="0" w:space="0" w:color="000000"/>
+            </w:tcBorders>
+            <w:shd w:val="clear" w:color="auto" w:fill="FFFFFF"/>
+            <w:tcMar>
+              <w:top w:w="0" w:type="dxa"/>
+              <w:bottom w:w="0" w:type="dxa"/>
+              <w:left w:w="0" w:type="dxa"/>
+              <w:right w:w="0" w:type="dxa"/>
+            </w:tcMar>
+            <w:vAlign w:val="center"/>
+          </w:tcPr>
+          <w:p>
+            <w:pPr>
+              <w:pStyle w:val="Normal"/>
+              <w:jc w:val="left"/>
+              <w:pBdr>
+                <w:bottom w:val="none" w:sz="0" w:space="0" w:color="000000"/>
+                <w:top w:val="none" w:sz="0" w:space="0" w:color="000000"/>
+                <w:left w:val="none" w:sz="0" w:space="0" w:color="000000"/>
+                <w:right w:val="none" w:sz="0" w:space="0" w:color="000000"/>
+              </w:pBdr>
+              <w:spacing w:after="100" w:before="100" w:line="240"/>
+              <w:ind w:left="100" w:right="100" w:firstLine="0" w:firstLineChars="0"/>
+              <w:rPr>
+                <w:rFonts w:ascii="Times New Roman" w:hAnsi="Times New Roman" w:eastAsia="Times New Roman" w:cs="Times New Roman"/>
+                <w:i w:val="false"/>
+                <w:b w:val="false"/>
+                <w:u w:val="none"/>
+                <w:strike w:val="false"/>
+                <w:sz w:val="18"/>
+                <w:szCs w:val="18"/>
+                <w:color w:val="000000"/>
+              </w:rPr>
+            </w:pPr>
+            <w:r>
+              <w:rPr>
+                <w:rFonts w:ascii="Times New Roman" w:hAnsi="Times New Roman" w:eastAsia="Times New Roman" w:cs="Times New Roman"/>
+                <w:i w:val="false"/>
+                <w:b w:val="false"/>
+                <w:u w:val="none"/>
+                <w:strike w:val="false"/>
+                <w:sz w:val="18"/>
+                <w:szCs w:val="18"/>
+                <w:color w:val="000000"/>
+              </w:rPr>
+              <w:t xml:space="preserve">0.462</w:t>
             </w:r>
           </w:p>
         </w:tc>
@@ -1490,7 +1490,7 @@
                 <w:szCs w:val="18"/>
                 <w:color w:val="000000"/>
               </w:rPr>
-              <w:t xml:space="preserve">MAD2L1 expression, log2 (per 1 unit)</w:t>
+              <w:t xml:space="preserve">HIST1H2AC expression, log2 (per 1 unit)</w:t>
             </w:r>
           </w:p>
         </w:tc>
@@ -1710,62 +1710,62 @@
                 <w:szCs w:val="18"/>
                 <w:color w:val="000000"/>
               </w:rPr>
-              <w:t xml:space="preserve">0.82 (0.70–0.96)</w:t>
-            </w:r>
-          </w:p>
-        </w:tc>
-        <w:tc>
-          <w:tcPr>
-            <w:tcBorders>
-              <w:bottom w:val="none" w:sz="0" w:space="0" w:color="000000"/>
-              <w:top w:val="none" w:sz="0" w:space="0" w:color="000000"/>
-              <w:left w:val="none" w:sz="0" w:space="0" w:color="000000"/>
-              <w:right w:val="none" w:sz="0" w:space="0" w:color="000000"/>
-            </w:tcBorders>
-            <w:shd w:val="clear" w:color="auto" w:fill="FFFFFF"/>
-            <w:tcMar>
-              <w:top w:w="0" w:type="dxa"/>
-              <w:bottom w:w="0" w:type="dxa"/>
-              <w:left w:w="0" w:type="dxa"/>
-              <w:right w:w="0" w:type="dxa"/>
-            </w:tcMar>
-            <w:vAlign w:val="center"/>
-          </w:tcPr>
-          <w:p>
-            <w:pPr>
-              <w:pStyle w:val="Normal"/>
-              <w:jc w:val="left"/>
-              <w:pBdr>
-                <w:bottom w:val="none" w:sz="0" w:space="0" w:color="000000"/>
-                <w:top w:val="none" w:sz="0" w:space="0" w:color="000000"/>
-                <w:left w:val="none" w:sz="0" w:space="0" w:color="000000"/>
-                <w:right w:val="none" w:sz="0" w:space="0" w:color="000000"/>
-              </w:pBdr>
-              <w:spacing w:after="100" w:before="100" w:line="240"/>
-              <w:ind w:left="100" w:right="100" w:firstLine="0" w:firstLineChars="0"/>
-              <w:rPr>
-                <w:rFonts w:ascii="Times New Roman" w:hAnsi="Times New Roman" w:eastAsia="Times New Roman" w:cs="Times New Roman"/>
-                <w:i w:val="false"/>
-                <w:b w:val="false"/>
-                <w:u w:val="none"/>
-                <w:strike w:val="false"/>
-                <w:sz w:val="18"/>
-                <w:szCs w:val="18"/>
-                <w:color w:val="000000"/>
-              </w:rPr>
-            </w:pPr>
-            <w:r>
-              <w:rPr>
-                <w:rFonts w:ascii="Times New Roman" w:hAnsi="Times New Roman" w:eastAsia="Times New Roman" w:cs="Times New Roman"/>
-                <w:i w:val="false"/>
-                <w:b w:val="false"/>
-                <w:u w:val="none"/>
-                <w:strike w:val="false"/>
-                <w:sz w:val="18"/>
-                <w:szCs w:val="18"/>
-                <w:color w:val="000000"/>
-              </w:rPr>
-              <w:t xml:space="preserve">0.015</w:t>
+              <w:t xml:space="preserve">1.15 (0.99–1.32)</w:t>
+            </w:r>
+          </w:p>
+        </w:tc>
+        <w:tc>
+          <w:tcPr>
+            <w:tcBorders>
+              <w:bottom w:val="none" w:sz="0" w:space="0" w:color="000000"/>
+              <w:top w:val="none" w:sz="0" w:space="0" w:color="000000"/>
+              <w:left w:val="none" w:sz="0" w:space="0" w:color="000000"/>
+              <w:right w:val="none" w:sz="0" w:space="0" w:color="000000"/>
+            </w:tcBorders>
+            <w:shd w:val="clear" w:color="auto" w:fill="FFFFFF"/>
+            <w:tcMar>
+              <w:top w:w="0" w:type="dxa"/>
+              <w:bottom w:w="0" w:type="dxa"/>
+              <w:left w:w="0" w:type="dxa"/>
+              <w:right w:w="0" w:type="dxa"/>
+            </w:tcMar>
+            <w:vAlign w:val="center"/>
+          </w:tcPr>
+          <w:p>
+            <w:pPr>
+              <w:pStyle w:val="Normal"/>
+              <w:jc w:val="left"/>
+              <w:pBdr>
+                <w:bottom w:val="none" w:sz="0" w:space="0" w:color="000000"/>
+                <w:top w:val="none" w:sz="0" w:space="0" w:color="000000"/>
+                <w:left w:val="none" w:sz="0" w:space="0" w:color="000000"/>
+                <w:right w:val="none" w:sz="0" w:space="0" w:color="000000"/>
+              </w:pBdr>
+              <w:spacing w:after="100" w:before="100" w:line="240"/>
+              <w:ind w:left="100" w:right="100" w:firstLine="0" w:firstLineChars="0"/>
+              <w:rPr>
+                <w:rFonts w:ascii="Times New Roman" w:hAnsi="Times New Roman" w:eastAsia="Times New Roman" w:cs="Times New Roman"/>
+                <w:i w:val="false"/>
+                <w:b w:val="false"/>
+                <w:u w:val="none"/>
+                <w:strike w:val="false"/>
+                <w:sz w:val="18"/>
+                <w:szCs w:val="18"/>
+                <w:color w:val="000000"/>
+              </w:rPr>
+            </w:pPr>
+            <w:r>
+              <w:rPr>
+                <w:rFonts w:ascii="Times New Roman" w:hAnsi="Times New Roman" w:eastAsia="Times New Roman" w:cs="Times New Roman"/>
+                <w:i w:val="false"/>
+                <w:b w:val="false"/>
+                <w:u w:val="none"/>
+                <w:strike w:val="false"/>
+                <w:sz w:val="18"/>
+                <w:szCs w:val="18"/>
+                <w:color w:val="000000"/>
+              </w:rPr>
+              <w:t xml:space="preserve">0.062</w:t>
             </w:r>
           </w:p>
         </w:tc>
@@ -5495,7 +5495,7 @@
                 <w:szCs w:val="18"/>
                 <w:color w:val="000000"/>
               </w:rPr>
-              <w:t xml:space="preserve">MAD2L1 expression, log2 (per 1 unit)</w:t>
+              <w:t xml:space="preserve">HIST1H2AC expression, log2 (per 1 unit)</w:t>
             </w:r>
           </w:p>
         </w:tc>
@@ -5715,62 +5715,62 @@
                 <w:szCs w:val="18"/>
                 <w:color w:val="000000"/>
               </w:rPr>
-              <w:t xml:space="preserve">0.83 (0.70–0.98)</w:t>
-            </w:r>
-          </w:p>
-        </w:tc>
-        <w:tc>
-          <w:tcPr>
-            <w:tcBorders>
-              <w:bottom w:val="none" w:sz="0" w:space="0" w:color="000000"/>
-              <w:top w:val="none" w:sz="0" w:space="0" w:color="000000"/>
-              <w:left w:val="none" w:sz="0" w:space="0" w:color="000000"/>
-              <w:right w:val="none" w:sz="0" w:space="0" w:color="000000"/>
-            </w:tcBorders>
-            <w:shd w:val="clear" w:color="auto" w:fill="FFFFFF"/>
-            <w:tcMar>
-              <w:top w:w="0" w:type="dxa"/>
-              <w:bottom w:w="0" w:type="dxa"/>
-              <w:left w:w="0" w:type="dxa"/>
-              <w:right w:w="0" w:type="dxa"/>
-            </w:tcMar>
-            <w:vAlign w:val="center"/>
-          </w:tcPr>
-          <w:p>
-            <w:pPr>
-              <w:pStyle w:val="Normal"/>
-              <w:jc w:val="left"/>
-              <w:pBdr>
-                <w:bottom w:val="none" w:sz="0" w:space="0" w:color="000000"/>
-                <w:top w:val="none" w:sz="0" w:space="0" w:color="000000"/>
-                <w:left w:val="none" w:sz="0" w:space="0" w:color="000000"/>
-                <w:right w:val="none" w:sz="0" w:space="0" w:color="000000"/>
-              </w:pBdr>
-              <w:spacing w:after="100" w:before="100" w:line="240"/>
-              <w:ind w:left="100" w:right="100" w:firstLine="0" w:firstLineChars="0"/>
-              <w:rPr>
-                <w:rFonts w:ascii="Times New Roman" w:hAnsi="Times New Roman" w:eastAsia="Times New Roman" w:cs="Times New Roman"/>
-                <w:i w:val="false"/>
-                <w:b w:val="false"/>
-                <w:u w:val="none"/>
-                <w:strike w:val="false"/>
-                <w:sz w:val="18"/>
-                <w:szCs w:val="18"/>
-                <w:color w:val="000000"/>
-              </w:rPr>
-            </w:pPr>
-            <w:r>
-              <w:rPr>
-                <w:rFonts w:ascii="Times New Roman" w:hAnsi="Times New Roman" w:eastAsia="Times New Roman" w:cs="Times New Roman"/>
-                <w:i w:val="false"/>
-                <w:b w:val="false"/>
-                <w:u w:val="none"/>
-                <w:strike w:val="false"/>
-                <w:sz w:val="18"/>
-                <w:szCs w:val="18"/>
-                <w:color w:val="000000"/>
-              </w:rPr>
-              <w:t xml:space="preserve">0.027</w:t>
+              <w:t xml:space="preserve">1.10 (0.95–1.27)</w:t>
+            </w:r>
+          </w:p>
+        </w:tc>
+        <w:tc>
+          <w:tcPr>
+            <w:tcBorders>
+              <w:bottom w:val="none" w:sz="0" w:space="0" w:color="000000"/>
+              <w:top w:val="none" w:sz="0" w:space="0" w:color="000000"/>
+              <w:left w:val="none" w:sz="0" w:space="0" w:color="000000"/>
+              <w:right w:val="none" w:sz="0" w:space="0" w:color="000000"/>
+            </w:tcBorders>
+            <w:shd w:val="clear" w:color="auto" w:fill="FFFFFF"/>
+            <w:tcMar>
+              <w:top w:w="0" w:type="dxa"/>
+              <w:bottom w:w="0" w:type="dxa"/>
+              <w:left w:w="0" w:type="dxa"/>
+              <w:right w:w="0" w:type="dxa"/>
+            </w:tcMar>
+            <w:vAlign w:val="center"/>
+          </w:tcPr>
+          <w:p>
+            <w:pPr>
+              <w:pStyle w:val="Normal"/>
+              <w:jc w:val="left"/>
+              <w:pBdr>
+                <w:bottom w:val="none" w:sz="0" w:space="0" w:color="000000"/>
+                <w:top w:val="none" w:sz="0" w:space="0" w:color="000000"/>
+                <w:left w:val="none" w:sz="0" w:space="0" w:color="000000"/>
+                <w:right w:val="none" w:sz="0" w:space="0" w:color="000000"/>
+              </w:pBdr>
+              <w:spacing w:after="100" w:before="100" w:line="240"/>
+              <w:ind w:left="100" w:right="100" w:firstLine="0" w:firstLineChars="0"/>
+              <w:rPr>
+                <w:rFonts w:ascii="Times New Roman" w:hAnsi="Times New Roman" w:eastAsia="Times New Roman" w:cs="Times New Roman"/>
+                <w:i w:val="false"/>
+                <w:b w:val="false"/>
+                <w:u w:val="none"/>
+                <w:strike w:val="false"/>
+                <w:sz w:val="18"/>
+                <w:szCs w:val="18"/>
+                <w:color w:val="000000"/>
+              </w:rPr>
+            </w:pPr>
+            <w:r>
+              <w:rPr>
+                <w:rFonts w:ascii="Times New Roman" w:hAnsi="Times New Roman" w:eastAsia="Times New Roman" w:cs="Times New Roman"/>
+                <w:i w:val="false"/>
+                <w:b w:val="false"/>
+                <w:u w:val="none"/>
+                <w:strike w:val="false"/>
+                <w:sz w:val="18"/>
+                <w:szCs w:val="18"/>
+                <w:color w:val="000000"/>
+              </w:rPr>
+              <w:t xml:space="preserve">0.211</w:t>
             </w:r>
           </w:p>
         </w:tc>
@@ -6605,62 +6605,62 @@
                 <w:szCs w:val="18"/>
                 <w:color w:val="000000"/>
               </w:rPr>
-              <w:t xml:space="preserve">1.62 (1.20–2.20)</w:t>
-            </w:r>
-          </w:p>
-        </w:tc>
-        <w:tc>
-          <w:tcPr>
-            <w:tcBorders>
-              <w:bottom w:val="none" w:sz="0" w:space="0" w:color="000000"/>
-              <w:top w:val="none" w:sz="0" w:space="0" w:color="000000"/>
-              <w:left w:val="none" w:sz="0" w:space="0" w:color="000000"/>
-              <w:right w:val="none" w:sz="0" w:space="0" w:color="000000"/>
-            </w:tcBorders>
-            <w:shd w:val="clear" w:color="auto" w:fill="FFFFFF"/>
-            <w:tcMar>
-              <w:top w:w="0" w:type="dxa"/>
-              <w:bottom w:w="0" w:type="dxa"/>
-              <w:left w:w="0" w:type="dxa"/>
-              <w:right w:w="0" w:type="dxa"/>
-            </w:tcMar>
-            <w:vAlign w:val="center"/>
-          </w:tcPr>
-          <w:p>
-            <w:pPr>
-              <w:pStyle w:val="Normal"/>
-              <w:jc w:val="left"/>
-              <w:pBdr>
-                <w:bottom w:val="none" w:sz="0" w:space="0" w:color="000000"/>
-                <w:top w:val="none" w:sz="0" w:space="0" w:color="000000"/>
-                <w:left w:val="none" w:sz="0" w:space="0" w:color="000000"/>
-                <w:right w:val="none" w:sz="0" w:space="0" w:color="000000"/>
-              </w:pBdr>
-              <w:spacing w:after="100" w:before="100" w:line="240"/>
-              <w:ind w:left="100" w:right="100" w:firstLine="0" w:firstLineChars="0"/>
-              <w:rPr>
-                <w:rFonts w:ascii="Times New Roman" w:hAnsi="Times New Roman" w:eastAsia="Times New Roman" w:cs="Times New Roman"/>
-                <w:i w:val="false"/>
-                <w:b w:val="false"/>
-                <w:u w:val="none"/>
-                <w:strike w:val="false"/>
-                <w:sz w:val="18"/>
-                <w:szCs w:val="18"/>
-                <w:color w:val="000000"/>
-              </w:rPr>
-            </w:pPr>
-            <w:r>
-              <w:rPr>
-                <w:rFonts w:ascii="Times New Roman" w:hAnsi="Times New Roman" w:eastAsia="Times New Roman" w:cs="Times New Roman"/>
-                <w:i w:val="false"/>
-                <w:b w:val="false"/>
-                <w:u w:val="none"/>
-                <w:strike w:val="false"/>
-                <w:sz w:val="18"/>
-                <w:szCs w:val="18"/>
-                <w:color w:val="000000"/>
-              </w:rPr>
-              <w:t xml:space="preserve">0.002</w:t>
+              <w:t xml:space="preserve">1.60 (1.18–2.17)</w:t>
+            </w:r>
+          </w:p>
+        </w:tc>
+        <w:tc>
+          <w:tcPr>
+            <w:tcBorders>
+              <w:bottom w:val="none" w:sz="0" w:space="0" w:color="000000"/>
+              <w:top w:val="none" w:sz="0" w:space="0" w:color="000000"/>
+              <w:left w:val="none" w:sz="0" w:space="0" w:color="000000"/>
+              <w:right w:val="none" w:sz="0" w:space="0" w:color="000000"/>
+            </w:tcBorders>
+            <w:shd w:val="clear" w:color="auto" w:fill="FFFFFF"/>
+            <w:tcMar>
+              <w:top w:w="0" w:type="dxa"/>
+              <w:bottom w:w="0" w:type="dxa"/>
+              <w:left w:w="0" w:type="dxa"/>
+              <w:right w:w="0" w:type="dxa"/>
+            </w:tcMar>
+            <w:vAlign w:val="center"/>
+          </w:tcPr>
+          <w:p>
+            <w:pPr>
+              <w:pStyle w:val="Normal"/>
+              <w:jc w:val="left"/>
+              <w:pBdr>
+                <w:bottom w:val="none" w:sz="0" w:space="0" w:color="000000"/>
+                <w:top w:val="none" w:sz="0" w:space="0" w:color="000000"/>
+                <w:left w:val="none" w:sz="0" w:space="0" w:color="000000"/>
+                <w:right w:val="none" w:sz="0" w:space="0" w:color="000000"/>
+              </w:pBdr>
+              <w:spacing w:after="100" w:before="100" w:line="240"/>
+              <w:ind w:left="100" w:right="100" w:firstLine="0" w:firstLineChars="0"/>
+              <w:rPr>
+                <w:rFonts w:ascii="Times New Roman" w:hAnsi="Times New Roman" w:eastAsia="Times New Roman" w:cs="Times New Roman"/>
+                <w:i w:val="false"/>
+                <w:b w:val="false"/>
+                <w:u w:val="none"/>
+                <w:strike w:val="false"/>
+                <w:sz w:val="18"/>
+                <w:szCs w:val="18"/>
+                <w:color w:val="000000"/>
+              </w:rPr>
+            </w:pPr>
+            <w:r>
+              <w:rPr>
+                <w:rFonts w:ascii="Times New Roman" w:hAnsi="Times New Roman" w:eastAsia="Times New Roman" w:cs="Times New Roman"/>
+                <w:i w:val="false"/>
+                <w:b w:val="false"/>
+                <w:u w:val="none"/>
+                <w:strike w:val="false"/>
+                <w:sz w:val="18"/>
+                <w:szCs w:val="18"/>
+                <w:color w:val="000000"/>
+              </w:rPr>
+              <w:t xml:space="preserve">0.003</w:t>
             </w:r>
           </w:p>
         </w:tc>
@@ -7495,62 +7495,62 @@
                 <w:szCs w:val="18"/>
                 <w:color w:val="000000"/>
               </w:rPr>
-              <w:t xml:space="preserve">0.71 (0.53–0.95)</w:t>
-            </w:r>
-          </w:p>
-        </w:tc>
-        <w:tc>
-          <w:tcPr>
-            <w:tcBorders>
-              <w:bottom w:val="none" w:sz="0" w:space="0" w:color="000000"/>
-              <w:top w:val="none" w:sz="0" w:space="0" w:color="000000"/>
-              <w:left w:val="none" w:sz="0" w:space="0" w:color="000000"/>
-              <w:right w:val="none" w:sz="0" w:space="0" w:color="000000"/>
-            </w:tcBorders>
-            <w:shd w:val="clear" w:color="auto" w:fill="FFFFFF"/>
-            <w:tcMar>
-              <w:top w:w="0" w:type="dxa"/>
-              <w:bottom w:w="0" w:type="dxa"/>
-              <w:left w:w="0" w:type="dxa"/>
-              <w:right w:w="0" w:type="dxa"/>
-            </w:tcMar>
-            <w:vAlign w:val="center"/>
-          </w:tcPr>
-          <w:p>
-            <w:pPr>
-              <w:pStyle w:val="Normal"/>
-              <w:jc w:val="left"/>
-              <w:pBdr>
-                <w:bottom w:val="none" w:sz="0" w:space="0" w:color="000000"/>
-                <w:top w:val="none" w:sz="0" w:space="0" w:color="000000"/>
-                <w:left w:val="none" w:sz="0" w:space="0" w:color="000000"/>
-                <w:right w:val="none" w:sz="0" w:space="0" w:color="000000"/>
-              </w:pBdr>
-              <w:spacing w:after="100" w:before="100" w:line="240"/>
-              <w:ind w:left="100" w:right="100" w:firstLine="0" w:firstLineChars="0"/>
-              <w:rPr>
-                <w:rFonts w:ascii="Times New Roman" w:hAnsi="Times New Roman" w:eastAsia="Times New Roman" w:cs="Times New Roman"/>
-                <w:i w:val="false"/>
-                <w:b w:val="false"/>
-                <w:u w:val="none"/>
-                <w:strike w:val="false"/>
-                <w:sz w:val="18"/>
-                <w:szCs w:val="18"/>
-                <w:color w:val="000000"/>
-              </w:rPr>
-            </w:pPr>
-            <w:r>
-              <w:rPr>
-                <w:rFonts w:ascii="Times New Roman" w:hAnsi="Times New Roman" w:eastAsia="Times New Roman" w:cs="Times New Roman"/>
-                <w:i w:val="false"/>
-                <w:b w:val="false"/>
-                <w:u w:val="none"/>
-                <w:strike w:val="false"/>
-                <w:sz w:val="18"/>
-                <w:szCs w:val="18"/>
-                <w:color w:val="000000"/>
-              </w:rPr>
-              <w:t xml:space="preserve">0.022</w:t>
+              <w:t xml:space="preserve">0.72 (0.54–0.97)</w:t>
+            </w:r>
+          </w:p>
+        </w:tc>
+        <w:tc>
+          <w:tcPr>
+            <w:tcBorders>
+              <w:bottom w:val="none" w:sz="0" w:space="0" w:color="000000"/>
+              <w:top w:val="none" w:sz="0" w:space="0" w:color="000000"/>
+              <w:left w:val="none" w:sz="0" w:space="0" w:color="000000"/>
+              <w:right w:val="none" w:sz="0" w:space="0" w:color="000000"/>
+            </w:tcBorders>
+            <w:shd w:val="clear" w:color="auto" w:fill="FFFFFF"/>
+            <w:tcMar>
+              <w:top w:w="0" w:type="dxa"/>
+              <w:bottom w:w="0" w:type="dxa"/>
+              <w:left w:w="0" w:type="dxa"/>
+              <w:right w:w="0" w:type="dxa"/>
+            </w:tcMar>
+            <w:vAlign w:val="center"/>
+          </w:tcPr>
+          <w:p>
+            <w:pPr>
+              <w:pStyle w:val="Normal"/>
+              <w:jc w:val="left"/>
+              <w:pBdr>
+                <w:bottom w:val="none" w:sz="0" w:space="0" w:color="000000"/>
+                <w:top w:val="none" w:sz="0" w:space="0" w:color="000000"/>
+                <w:left w:val="none" w:sz="0" w:space="0" w:color="000000"/>
+                <w:right w:val="none" w:sz="0" w:space="0" w:color="000000"/>
+              </w:pBdr>
+              <w:spacing w:after="100" w:before="100" w:line="240"/>
+              <w:ind w:left="100" w:right="100" w:firstLine="0" w:firstLineChars="0"/>
+              <w:rPr>
+                <w:rFonts w:ascii="Times New Roman" w:hAnsi="Times New Roman" w:eastAsia="Times New Roman" w:cs="Times New Roman"/>
+                <w:i w:val="false"/>
+                <w:b w:val="false"/>
+                <w:u w:val="none"/>
+                <w:strike w:val="false"/>
+                <w:sz w:val="18"/>
+                <w:szCs w:val="18"/>
+                <w:color w:val="000000"/>
+              </w:rPr>
+            </w:pPr>
+            <w:r>
+              <w:rPr>
+                <w:rFonts w:ascii="Times New Roman" w:hAnsi="Times New Roman" w:eastAsia="Times New Roman" w:cs="Times New Roman"/>
+                <w:i w:val="false"/>
+                <w:b w:val="false"/>
+                <w:u w:val="none"/>
+                <w:strike w:val="false"/>
+                <w:sz w:val="18"/>
+                <w:szCs w:val="18"/>
+                <w:color w:val="000000"/>
+              </w:rPr>
+              <w:t xml:space="preserve">0.028</w:t>
             </w:r>
           </w:p>
         </w:tc>
@@ -8385,7 +8385,7 @@
                 <w:szCs w:val="18"/>
                 <w:color w:val="000000"/>
               </w:rPr>
-              <w:t xml:space="preserve">1.86 (1.39–2.49)</w:t>
+              <w:t xml:space="preserve">1.85 (1.38–2.48)</w:t>
             </w:r>
           </w:p>
         </w:tc>
@@ -8610,7 +8610,7 @@
                 <w:szCs w:val="18"/>
                 <w:color w:val="000000"/>
               </w:rPr>
-              <w:t xml:space="preserve">MAD2L1 expression, log2 (per 1 unit)</w:t>
+              <w:t xml:space="preserve">HIST1H2AC expression, log2 (per 1 unit)</w:t>
             </w:r>
           </w:p>
         </w:tc>
@@ -8830,62 +8830,62 @@
                 <w:szCs w:val="18"/>
                 <w:color w:val="000000"/>
               </w:rPr>
-              <w:t xml:space="preserve">0.86 (0.72–1.03)</w:t>
-            </w:r>
-          </w:p>
-        </w:tc>
-        <w:tc>
-          <w:tcPr>
-            <w:tcBorders>
-              <w:bottom w:val="none" w:sz="0" w:space="0" w:color="000000"/>
-              <w:top w:val="none" w:sz="0" w:space="0" w:color="000000"/>
-              <w:left w:val="none" w:sz="0" w:space="0" w:color="000000"/>
-              <w:right w:val="none" w:sz="0" w:space="0" w:color="000000"/>
-            </w:tcBorders>
-            <w:shd w:val="clear" w:color="auto" w:fill="FFFFFF"/>
-            <w:tcMar>
-              <w:top w:w="0" w:type="dxa"/>
-              <w:bottom w:w="0" w:type="dxa"/>
-              <w:left w:w="0" w:type="dxa"/>
-              <w:right w:w="0" w:type="dxa"/>
-            </w:tcMar>
-            <w:vAlign w:val="center"/>
-          </w:tcPr>
-          <w:p>
-            <w:pPr>
-              <w:pStyle w:val="Normal"/>
-              <w:jc w:val="left"/>
-              <w:pBdr>
-                <w:bottom w:val="none" w:sz="0" w:space="0" w:color="000000"/>
-                <w:top w:val="none" w:sz="0" w:space="0" w:color="000000"/>
-                <w:left w:val="none" w:sz="0" w:space="0" w:color="000000"/>
-                <w:right w:val="none" w:sz="0" w:space="0" w:color="000000"/>
-              </w:pBdr>
-              <w:spacing w:after="100" w:before="100" w:line="240"/>
-              <w:ind w:left="100" w:right="100" w:firstLine="0" w:firstLineChars="0"/>
-              <w:rPr>
-                <w:rFonts w:ascii="Times New Roman" w:hAnsi="Times New Roman" w:eastAsia="Times New Roman" w:cs="Times New Roman"/>
-                <w:i w:val="false"/>
-                <w:b w:val="false"/>
-                <w:u w:val="none"/>
-                <w:strike w:val="false"/>
-                <w:sz w:val="18"/>
-                <w:szCs w:val="18"/>
-                <w:color w:val="000000"/>
-              </w:rPr>
-            </w:pPr>
-            <w:r>
-              <w:rPr>
-                <w:rFonts w:ascii="Times New Roman" w:hAnsi="Times New Roman" w:eastAsia="Times New Roman" w:cs="Times New Roman"/>
-                <w:i w:val="false"/>
-                <w:b w:val="false"/>
-                <w:u w:val="none"/>
-                <w:strike w:val="false"/>
-                <w:sz w:val="18"/>
-                <w:szCs w:val="18"/>
-                <w:color w:val="000000"/>
-              </w:rPr>
-              <w:t xml:space="preserve">0.094</w:t>
+              <w:t xml:space="preserve">1.08 (0.93–1.26)</w:t>
+            </w:r>
+          </w:p>
+        </w:tc>
+        <w:tc>
+          <w:tcPr>
+            <w:tcBorders>
+              <w:bottom w:val="none" w:sz="0" w:space="0" w:color="000000"/>
+              <w:top w:val="none" w:sz="0" w:space="0" w:color="000000"/>
+              <w:left w:val="none" w:sz="0" w:space="0" w:color="000000"/>
+              <w:right w:val="none" w:sz="0" w:space="0" w:color="000000"/>
+            </w:tcBorders>
+            <w:shd w:val="clear" w:color="auto" w:fill="FFFFFF"/>
+            <w:tcMar>
+              <w:top w:w="0" w:type="dxa"/>
+              <w:bottom w:w="0" w:type="dxa"/>
+              <w:left w:w="0" w:type="dxa"/>
+              <w:right w:w="0" w:type="dxa"/>
+            </w:tcMar>
+            <w:vAlign w:val="center"/>
+          </w:tcPr>
+          <w:p>
+            <w:pPr>
+              <w:pStyle w:val="Normal"/>
+              <w:jc w:val="left"/>
+              <w:pBdr>
+                <w:bottom w:val="none" w:sz="0" w:space="0" w:color="000000"/>
+                <w:top w:val="none" w:sz="0" w:space="0" w:color="000000"/>
+                <w:left w:val="none" w:sz="0" w:space="0" w:color="000000"/>
+                <w:right w:val="none" w:sz="0" w:space="0" w:color="000000"/>
+              </w:pBdr>
+              <w:spacing w:after="100" w:before="100" w:line="240"/>
+              <w:ind w:left="100" w:right="100" w:firstLine="0" w:firstLineChars="0"/>
+              <w:rPr>
+                <w:rFonts w:ascii="Times New Roman" w:hAnsi="Times New Roman" w:eastAsia="Times New Roman" w:cs="Times New Roman"/>
+                <w:i w:val="false"/>
+                <w:b w:val="false"/>
+                <w:u w:val="none"/>
+                <w:strike w:val="false"/>
+                <w:sz w:val="18"/>
+                <w:szCs w:val="18"/>
+                <w:color w:val="000000"/>
+              </w:rPr>
+            </w:pPr>
+            <w:r>
+              <w:rPr>
+                <w:rFonts w:ascii="Times New Roman" w:hAnsi="Times New Roman" w:eastAsia="Times New Roman" w:cs="Times New Roman"/>
+                <w:i w:val="false"/>
+                <w:b w:val="false"/>
+                <w:u w:val="none"/>
+                <w:strike w:val="false"/>
+                <w:sz w:val="18"/>
+                <w:szCs w:val="18"/>
+                <w:color w:val="000000"/>
+              </w:rPr>
+              <w:t xml:space="preserve">0.297</w:t>
             </w:r>
           </w:p>
         </w:tc>
@@ -9720,62 +9720,62 @@
                 <w:szCs w:val="18"/>
                 <w:color w:val="000000"/>
               </w:rPr>
-              <w:t xml:space="preserve">1.68 (1.22–2.31)</w:t>
-            </w:r>
-          </w:p>
-        </w:tc>
-        <w:tc>
-          <w:tcPr>
-            <w:tcBorders>
-              <w:bottom w:val="none" w:sz="0" w:space="0" w:color="000000"/>
-              <w:top w:val="none" w:sz="0" w:space="0" w:color="000000"/>
-              <w:left w:val="none" w:sz="0" w:space="0" w:color="000000"/>
-              <w:right w:val="none" w:sz="0" w:space="0" w:color="000000"/>
-            </w:tcBorders>
-            <w:shd w:val="clear" w:color="auto" w:fill="FFFFFF"/>
-            <w:tcMar>
-              <w:top w:w="0" w:type="dxa"/>
-              <w:bottom w:w="0" w:type="dxa"/>
-              <w:left w:w="0" w:type="dxa"/>
-              <w:right w:w="0" w:type="dxa"/>
-            </w:tcMar>
-            <w:vAlign w:val="center"/>
-          </w:tcPr>
-          <w:p>
-            <w:pPr>
-              <w:pStyle w:val="Normal"/>
-              <w:jc w:val="left"/>
-              <w:pBdr>
-                <w:bottom w:val="none" w:sz="0" w:space="0" w:color="000000"/>
-                <w:top w:val="none" w:sz="0" w:space="0" w:color="000000"/>
-                <w:left w:val="none" w:sz="0" w:space="0" w:color="000000"/>
-                <w:right w:val="none" w:sz="0" w:space="0" w:color="000000"/>
-              </w:pBdr>
-              <w:spacing w:after="100" w:before="100" w:line="240"/>
-              <w:ind w:left="100" w:right="100" w:firstLine="0" w:firstLineChars="0"/>
-              <w:rPr>
-                <w:rFonts w:ascii="Times New Roman" w:hAnsi="Times New Roman" w:eastAsia="Times New Roman" w:cs="Times New Roman"/>
-                <w:i w:val="false"/>
-                <w:b w:val="false"/>
-                <w:u w:val="none"/>
-                <w:strike w:val="false"/>
-                <w:sz w:val="18"/>
-                <w:szCs w:val="18"/>
-                <w:color w:val="000000"/>
-              </w:rPr>
-            </w:pPr>
-            <w:r>
-              <w:rPr>
-                <w:rFonts w:ascii="Times New Roman" w:hAnsi="Times New Roman" w:eastAsia="Times New Roman" w:cs="Times New Roman"/>
-                <w:i w:val="false"/>
-                <w:b w:val="false"/>
-                <w:u w:val="none"/>
-                <w:strike w:val="false"/>
-                <w:sz w:val="18"/>
-                <w:szCs w:val="18"/>
-                <w:color w:val="000000"/>
-              </w:rPr>
-              <w:t xml:space="preserve">0.001</w:t>
+              <w:t xml:space="preserve">1.66 (1.21–2.29)</w:t>
+            </w:r>
+          </w:p>
+        </w:tc>
+        <w:tc>
+          <w:tcPr>
+            <w:tcBorders>
+              <w:bottom w:val="none" w:sz="0" w:space="0" w:color="000000"/>
+              <w:top w:val="none" w:sz="0" w:space="0" w:color="000000"/>
+              <w:left w:val="none" w:sz="0" w:space="0" w:color="000000"/>
+              <w:right w:val="none" w:sz="0" w:space="0" w:color="000000"/>
+            </w:tcBorders>
+            <w:shd w:val="clear" w:color="auto" w:fill="FFFFFF"/>
+            <w:tcMar>
+              <w:top w:w="0" w:type="dxa"/>
+              <w:bottom w:w="0" w:type="dxa"/>
+              <w:left w:w="0" w:type="dxa"/>
+              <w:right w:w="0" w:type="dxa"/>
+            </w:tcMar>
+            <w:vAlign w:val="center"/>
+          </w:tcPr>
+          <w:p>
+            <w:pPr>
+              <w:pStyle w:val="Normal"/>
+              <w:jc w:val="left"/>
+              <w:pBdr>
+                <w:bottom w:val="none" w:sz="0" w:space="0" w:color="000000"/>
+                <w:top w:val="none" w:sz="0" w:space="0" w:color="000000"/>
+                <w:left w:val="none" w:sz="0" w:space="0" w:color="000000"/>
+                <w:right w:val="none" w:sz="0" w:space="0" w:color="000000"/>
+              </w:pBdr>
+              <w:spacing w:after="100" w:before="100" w:line="240"/>
+              <w:ind w:left="100" w:right="100" w:firstLine="0" w:firstLineChars="0"/>
+              <w:rPr>
+                <w:rFonts w:ascii="Times New Roman" w:hAnsi="Times New Roman" w:eastAsia="Times New Roman" w:cs="Times New Roman"/>
+                <w:i w:val="false"/>
+                <w:b w:val="false"/>
+                <w:u w:val="none"/>
+                <w:strike w:val="false"/>
+                <w:sz w:val="18"/>
+                <w:szCs w:val="18"/>
+                <w:color w:val="000000"/>
+              </w:rPr>
+            </w:pPr>
+            <w:r>
+              <w:rPr>
+                <w:rFonts w:ascii="Times New Roman" w:hAnsi="Times New Roman" w:eastAsia="Times New Roman" w:cs="Times New Roman"/>
+                <w:i w:val="false"/>
+                <w:b w:val="false"/>
+                <w:u w:val="none"/>
+                <w:strike w:val="false"/>
+                <w:sz w:val="18"/>
+                <w:szCs w:val="18"/>
+                <w:color w:val="000000"/>
+              </w:rPr>
+              <w:t xml:space="preserve">0.002</w:t>
             </w:r>
           </w:p>
         </w:tc>
@@ -10610,62 +10610,62 @@
                 <w:szCs w:val="18"/>
                 <w:color w:val="000000"/>
               </w:rPr>
-              <w:t xml:space="preserve">0.75 (0.55–1.02)</w:t>
-            </w:r>
-          </w:p>
-        </w:tc>
-        <w:tc>
-          <w:tcPr>
-            <w:tcBorders>
-              <w:bottom w:val="none" w:sz="0" w:space="0" w:color="000000"/>
-              <w:top w:val="none" w:sz="0" w:space="0" w:color="000000"/>
-              <w:left w:val="none" w:sz="0" w:space="0" w:color="000000"/>
-              <w:right w:val="none" w:sz="0" w:space="0" w:color="000000"/>
-            </w:tcBorders>
-            <w:shd w:val="clear" w:color="auto" w:fill="FFFFFF"/>
-            <w:tcMar>
-              <w:top w:w="0" w:type="dxa"/>
-              <w:bottom w:w="0" w:type="dxa"/>
-              <w:left w:w="0" w:type="dxa"/>
-              <w:right w:w="0" w:type="dxa"/>
-            </w:tcMar>
-            <w:vAlign w:val="center"/>
-          </w:tcPr>
-          <w:p>
-            <w:pPr>
-              <w:pStyle w:val="Normal"/>
-              <w:jc w:val="left"/>
-              <w:pBdr>
-                <w:bottom w:val="none" w:sz="0" w:space="0" w:color="000000"/>
-                <w:top w:val="none" w:sz="0" w:space="0" w:color="000000"/>
-                <w:left w:val="none" w:sz="0" w:space="0" w:color="000000"/>
-                <w:right w:val="none" w:sz="0" w:space="0" w:color="000000"/>
-              </w:pBdr>
-              <w:spacing w:after="100" w:before="100" w:line="240"/>
-              <w:ind w:left="100" w:right="100" w:firstLine="0" w:firstLineChars="0"/>
-              <w:rPr>
-                <w:rFonts w:ascii="Times New Roman" w:hAnsi="Times New Roman" w:eastAsia="Times New Roman" w:cs="Times New Roman"/>
-                <w:i w:val="false"/>
-                <w:b w:val="false"/>
-                <w:u w:val="none"/>
-                <w:strike w:val="false"/>
-                <w:sz w:val="18"/>
-                <w:szCs w:val="18"/>
-                <w:color w:val="000000"/>
-              </w:rPr>
-            </w:pPr>
-            <w:r>
-              <w:rPr>
-                <w:rFonts w:ascii="Times New Roman" w:hAnsi="Times New Roman" w:eastAsia="Times New Roman" w:cs="Times New Roman"/>
-                <w:i w:val="false"/>
-                <w:b w:val="false"/>
-                <w:u w:val="none"/>
-                <w:strike w:val="false"/>
-                <w:sz w:val="18"/>
-                <w:szCs w:val="18"/>
-                <w:color w:val="000000"/>
-              </w:rPr>
-              <w:t xml:space="preserve">0.066</w:t>
+              <w:t xml:space="preserve">0.76 (0.56–1.03)</w:t>
+            </w:r>
+          </w:p>
+        </w:tc>
+        <w:tc>
+          <w:tcPr>
+            <w:tcBorders>
+              <w:bottom w:val="none" w:sz="0" w:space="0" w:color="000000"/>
+              <w:top w:val="none" w:sz="0" w:space="0" w:color="000000"/>
+              <w:left w:val="none" w:sz="0" w:space="0" w:color="000000"/>
+              <w:right w:val="none" w:sz="0" w:space="0" w:color="000000"/>
+            </w:tcBorders>
+            <w:shd w:val="clear" w:color="auto" w:fill="FFFFFF"/>
+            <w:tcMar>
+              <w:top w:w="0" w:type="dxa"/>
+              <w:bottom w:w="0" w:type="dxa"/>
+              <w:left w:w="0" w:type="dxa"/>
+              <w:right w:w="0" w:type="dxa"/>
+            </w:tcMar>
+            <w:vAlign w:val="center"/>
+          </w:tcPr>
+          <w:p>
+            <w:pPr>
+              <w:pStyle w:val="Normal"/>
+              <w:jc w:val="left"/>
+              <w:pBdr>
+                <w:bottom w:val="none" w:sz="0" w:space="0" w:color="000000"/>
+                <w:top w:val="none" w:sz="0" w:space="0" w:color="000000"/>
+                <w:left w:val="none" w:sz="0" w:space="0" w:color="000000"/>
+                <w:right w:val="none" w:sz="0" w:space="0" w:color="000000"/>
+              </w:pBdr>
+              <w:spacing w:after="100" w:before="100" w:line="240"/>
+              <w:ind w:left="100" w:right="100" w:firstLine="0" w:firstLineChars="0"/>
+              <w:rPr>
+                <w:rFonts w:ascii="Times New Roman" w:hAnsi="Times New Roman" w:eastAsia="Times New Roman" w:cs="Times New Roman"/>
+                <w:i w:val="false"/>
+                <w:b w:val="false"/>
+                <w:u w:val="none"/>
+                <w:strike w:val="false"/>
+                <w:sz w:val="18"/>
+                <w:szCs w:val="18"/>
+                <w:color w:val="000000"/>
+              </w:rPr>
+            </w:pPr>
+            <w:r>
+              <w:rPr>
+                <w:rFonts w:ascii="Times New Roman" w:hAnsi="Times New Roman" w:eastAsia="Times New Roman" w:cs="Times New Roman"/>
+                <w:i w:val="false"/>
+                <w:b w:val="false"/>
+                <w:u w:val="none"/>
+                <w:strike w:val="false"/>
+                <w:sz w:val="18"/>
+                <w:szCs w:val="18"/>
+                <w:color w:val="000000"/>
+              </w:rPr>
+              <w:t xml:space="preserve">0.079</w:t>
             </w:r>
           </w:p>
         </w:tc>
@@ -11725,7 +11725,7 @@
                 <w:szCs w:val="18"/>
                 <w:color w:val="000000"/>
               </w:rPr>
-              <w:t xml:space="preserve">MAD2L1 expression, log2 (per 1 unit)</w:t>
+              <w:t xml:space="preserve">HIST1H2AC expression, log2 (per 1 unit)</w:t>
             </w:r>
           </w:p>
         </w:tc>
@@ -11945,62 +11945,62 @@
                 <w:szCs w:val="18"/>
                 <w:color w:val="000000"/>
               </w:rPr>
-              <w:t xml:space="preserve">0.87 (0.73–1.04)</w:t>
-            </w:r>
-          </w:p>
-        </w:tc>
-        <w:tc>
-          <w:tcPr>
-            <w:tcBorders>
-              <w:bottom w:val="none" w:sz="0" w:space="0" w:color="000000"/>
-              <w:top w:val="none" w:sz="0" w:space="0" w:color="000000"/>
-              <w:left w:val="none" w:sz="0" w:space="0" w:color="000000"/>
-              <w:right w:val="none" w:sz="0" w:space="0" w:color="000000"/>
-            </w:tcBorders>
-            <w:shd w:val="clear" w:color="auto" w:fill="FFFFFF"/>
-            <w:tcMar>
-              <w:top w:w="0" w:type="dxa"/>
-              <w:bottom w:w="0" w:type="dxa"/>
-              <w:left w:w="0" w:type="dxa"/>
-              <w:right w:w="0" w:type="dxa"/>
-            </w:tcMar>
-            <w:vAlign w:val="center"/>
-          </w:tcPr>
-          <w:p>
-            <w:pPr>
-              <w:pStyle w:val="Normal"/>
-              <w:jc w:val="left"/>
-              <w:pBdr>
-                <w:bottom w:val="none" w:sz="0" w:space="0" w:color="000000"/>
-                <w:top w:val="none" w:sz="0" w:space="0" w:color="000000"/>
-                <w:left w:val="none" w:sz="0" w:space="0" w:color="000000"/>
-                <w:right w:val="none" w:sz="0" w:space="0" w:color="000000"/>
-              </w:pBdr>
-              <w:spacing w:after="100" w:before="100" w:line="240"/>
-              <w:ind w:left="100" w:right="100" w:firstLine="0" w:firstLineChars="0"/>
-              <w:rPr>
-                <w:rFonts w:ascii="Times New Roman" w:hAnsi="Times New Roman" w:eastAsia="Times New Roman" w:cs="Times New Roman"/>
-                <w:i w:val="false"/>
-                <w:b w:val="false"/>
-                <w:u w:val="none"/>
-                <w:strike w:val="false"/>
-                <w:sz w:val="18"/>
-                <w:szCs w:val="18"/>
-                <w:color w:val="000000"/>
-              </w:rPr>
-            </w:pPr>
-            <w:r>
-              <w:rPr>
-                <w:rFonts w:ascii="Times New Roman" w:hAnsi="Times New Roman" w:eastAsia="Times New Roman" w:cs="Times New Roman"/>
-                <w:i w:val="false"/>
-                <w:b w:val="false"/>
-                <w:u w:val="none"/>
-                <w:strike w:val="false"/>
-                <w:sz w:val="18"/>
-                <w:szCs w:val="18"/>
-                <w:color w:val="000000"/>
-              </w:rPr>
-              <w:t xml:space="preserve">0.121</w:t>
+              <w:t xml:space="preserve">1.08 (0.92–1.25)</w:t>
+            </w:r>
+          </w:p>
+        </w:tc>
+        <w:tc>
+          <w:tcPr>
+            <w:tcBorders>
+              <w:bottom w:val="none" w:sz="0" w:space="0" w:color="000000"/>
+              <w:top w:val="none" w:sz="0" w:space="0" w:color="000000"/>
+              <w:left w:val="none" w:sz="0" w:space="0" w:color="000000"/>
+              <w:right w:val="none" w:sz="0" w:space="0" w:color="000000"/>
+            </w:tcBorders>
+            <w:shd w:val="clear" w:color="auto" w:fill="FFFFFF"/>
+            <w:tcMar>
+              <w:top w:w="0" w:type="dxa"/>
+              <w:bottom w:w="0" w:type="dxa"/>
+              <w:left w:w="0" w:type="dxa"/>
+              <w:right w:w="0" w:type="dxa"/>
+            </w:tcMar>
+            <w:vAlign w:val="center"/>
+          </w:tcPr>
+          <w:p>
+            <w:pPr>
+              <w:pStyle w:val="Normal"/>
+              <w:jc w:val="left"/>
+              <w:pBdr>
+                <w:bottom w:val="none" w:sz="0" w:space="0" w:color="000000"/>
+                <w:top w:val="none" w:sz="0" w:space="0" w:color="000000"/>
+                <w:left w:val="none" w:sz="0" w:space="0" w:color="000000"/>
+                <w:right w:val="none" w:sz="0" w:space="0" w:color="000000"/>
+              </w:pBdr>
+              <w:spacing w:after="100" w:before="100" w:line="240"/>
+              <w:ind w:left="100" w:right="100" w:firstLine="0" w:firstLineChars="0"/>
+              <w:rPr>
+                <w:rFonts w:ascii="Times New Roman" w:hAnsi="Times New Roman" w:eastAsia="Times New Roman" w:cs="Times New Roman"/>
+                <w:i w:val="false"/>
+                <w:b w:val="false"/>
+                <w:u w:val="none"/>
+                <w:strike w:val="false"/>
+                <w:sz w:val="18"/>
+                <w:szCs w:val="18"/>
+                <w:color w:val="000000"/>
+              </w:rPr>
+            </w:pPr>
+            <w:r>
+              <w:rPr>
+                <w:rFonts w:ascii="Times New Roman" w:hAnsi="Times New Roman" w:eastAsia="Times New Roman" w:cs="Times New Roman"/>
+                <w:i w:val="false"/>
+                <w:b w:val="false"/>
+                <w:u w:val="none"/>
+                <w:strike w:val="false"/>
+                <w:sz w:val="18"/>
+                <w:szCs w:val="18"/>
+                <w:color w:val="000000"/>
+              </w:rPr>
+              <w:t xml:space="preserve">0.346</w:t>
             </w:r>
           </w:p>
         </w:tc>
@@ -12835,62 +12835,62 @@
                 <w:szCs w:val="18"/>
                 <w:color w:val="000000"/>
               </w:rPr>
-              <w:t xml:space="preserve">1.68 (1.22–2.31)</w:t>
-            </w:r>
-          </w:p>
-        </w:tc>
-        <w:tc>
-          <w:tcPr>
-            <w:tcBorders>
-              <w:bottom w:val="none" w:sz="0" w:space="0" w:color="000000"/>
-              <w:top w:val="none" w:sz="0" w:space="0" w:color="000000"/>
-              <w:left w:val="none" w:sz="0" w:space="0" w:color="000000"/>
-              <w:right w:val="none" w:sz="0" w:space="0" w:color="000000"/>
-            </w:tcBorders>
-            <w:shd w:val="clear" w:color="auto" w:fill="FFFFFF"/>
-            <w:tcMar>
-              <w:top w:w="0" w:type="dxa"/>
-              <w:bottom w:w="0" w:type="dxa"/>
-              <w:left w:w="0" w:type="dxa"/>
-              <w:right w:w="0" w:type="dxa"/>
-            </w:tcMar>
-            <w:vAlign w:val="center"/>
-          </w:tcPr>
-          <w:p>
-            <w:pPr>
-              <w:pStyle w:val="Normal"/>
-              <w:jc w:val="left"/>
-              <w:pBdr>
-                <w:bottom w:val="none" w:sz="0" w:space="0" w:color="000000"/>
-                <w:top w:val="none" w:sz="0" w:space="0" w:color="000000"/>
-                <w:left w:val="none" w:sz="0" w:space="0" w:color="000000"/>
-                <w:right w:val="none" w:sz="0" w:space="0" w:color="000000"/>
-              </w:pBdr>
-              <w:spacing w:after="100" w:before="100" w:line="240"/>
-              <w:ind w:left="100" w:right="100" w:firstLine="0" w:firstLineChars="0"/>
-              <w:rPr>
-                <w:rFonts w:ascii="Times New Roman" w:hAnsi="Times New Roman" w:eastAsia="Times New Roman" w:cs="Times New Roman"/>
-                <w:i w:val="false"/>
-                <w:b w:val="false"/>
-                <w:u w:val="none"/>
-                <w:strike w:val="false"/>
-                <w:sz w:val="18"/>
-                <w:szCs w:val="18"/>
-                <w:color w:val="000000"/>
-              </w:rPr>
-            </w:pPr>
-            <w:r>
-              <w:rPr>
-                <w:rFonts w:ascii="Times New Roman" w:hAnsi="Times New Roman" w:eastAsia="Times New Roman" w:cs="Times New Roman"/>
-                <w:i w:val="false"/>
-                <w:b w:val="false"/>
-                <w:u w:val="none"/>
-                <w:strike w:val="false"/>
-                <w:sz w:val="18"/>
-                <w:szCs w:val="18"/>
-                <w:color w:val="000000"/>
-              </w:rPr>
-              <w:t xml:space="preserve">0.001</w:t>
+              <w:t xml:space="preserve">1.67 (1.22–2.30)</w:t>
+            </w:r>
+          </w:p>
+        </w:tc>
+        <w:tc>
+          <w:tcPr>
+            <w:tcBorders>
+              <w:bottom w:val="none" w:sz="0" w:space="0" w:color="000000"/>
+              <w:top w:val="none" w:sz="0" w:space="0" w:color="000000"/>
+              <w:left w:val="none" w:sz="0" w:space="0" w:color="000000"/>
+              <w:right w:val="none" w:sz="0" w:space="0" w:color="000000"/>
+            </w:tcBorders>
+            <w:shd w:val="clear" w:color="auto" w:fill="FFFFFF"/>
+            <w:tcMar>
+              <w:top w:w="0" w:type="dxa"/>
+              <w:bottom w:w="0" w:type="dxa"/>
+              <w:left w:w="0" w:type="dxa"/>
+              <w:right w:w="0" w:type="dxa"/>
+            </w:tcMar>
+            <w:vAlign w:val="center"/>
+          </w:tcPr>
+          <w:p>
+            <w:pPr>
+              <w:pStyle w:val="Normal"/>
+              <w:jc w:val="left"/>
+              <w:pBdr>
+                <w:bottom w:val="none" w:sz="0" w:space="0" w:color="000000"/>
+                <w:top w:val="none" w:sz="0" w:space="0" w:color="000000"/>
+                <w:left w:val="none" w:sz="0" w:space="0" w:color="000000"/>
+                <w:right w:val="none" w:sz="0" w:space="0" w:color="000000"/>
+              </w:pBdr>
+              <w:spacing w:after="100" w:before="100" w:line="240"/>
+              <w:ind w:left="100" w:right="100" w:firstLine="0" w:firstLineChars="0"/>
+              <w:rPr>
+                <w:rFonts w:ascii="Times New Roman" w:hAnsi="Times New Roman" w:eastAsia="Times New Roman" w:cs="Times New Roman"/>
+                <w:i w:val="false"/>
+                <w:b w:val="false"/>
+                <w:u w:val="none"/>
+                <w:strike w:val="false"/>
+                <w:sz w:val="18"/>
+                <w:szCs w:val="18"/>
+                <w:color w:val="000000"/>
+              </w:rPr>
+            </w:pPr>
+            <w:r>
+              <w:rPr>
+                <w:rFonts w:ascii="Times New Roman" w:hAnsi="Times New Roman" w:eastAsia="Times New Roman" w:cs="Times New Roman"/>
+                <w:i w:val="false"/>
+                <w:b w:val="false"/>
+                <w:u w:val="none"/>
+                <w:strike w:val="false"/>
+                <w:sz w:val="18"/>
+                <w:szCs w:val="18"/>
+                <w:color w:val="000000"/>
+              </w:rPr>
+              <w:t xml:space="preserve">0.002</w:t>
             </w:r>
           </w:p>
         </w:tc>
@@ -13725,62 +13725,62 @@
                 <w:szCs w:val="18"/>
                 <w:color w:val="000000"/>
               </w:rPr>
-              <w:t xml:space="preserve">0.76 (0.56–1.03)</w:t>
-            </w:r>
-          </w:p>
-        </w:tc>
-        <w:tc>
-          <w:tcPr>
-            <w:tcBorders>
-              <w:bottom w:val="none" w:sz="0" w:space="0" w:color="000000"/>
-              <w:top w:val="none" w:sz="0" w:space="0" w:color="000000"/>
-              <w:left w:val="none" w:sz="0" w:space="0" w:color="000000"/>
-              <w:right w:val="none" w:sz="0" w:space="0" w:color="000000"/>
-            </w:tcBorders>
-            <w:shd w:val="clear" w:color="auto" w:fill="FFFFFF"/>
-            <w:tcMar>
-              <w:top w:w="0" w:type="dxa"/>
-              <w:bottom w:w="0" w:type="dxa"/>
-              <w:left w:w="0" w:type="dxa"/>
-              <w:right w:w="0" w:type="dxa"/>
-            </w:tcMar>
-            <w:vAlign w:val="center"/>
-          </w:tcPr>
-          <w:p>
-            <w:pPr>
-              <w:pStyle w:val="Normal"/>
-              <w:jc w:val="left"/>
-              <w:pBdr>
-                <w:bottom w:val="none" w:sz="0" w:space="0" w:color="000000"/>
-                <w:top w:val="none" w:sz="0" w:space="0" w:color="000000"/>
-                <w:left w:val="none" w:sz="0" w:space="0" w:color="000000"/>
-                <w:right w:val="none" w:sz="0" w:space="0" w:color="000000"/>
-              </w:pBdr>
-              <w:spacing w:after="100" w:before="100" w:line="240"/>
-              <w:ind w:left="100" w:right="100" w:firstLine="0" w:firstLineChars="0"/>
-              <w:rPr>
-                <w:rFonts w:ascii="Times New Roman" w:hAnsi="Times New Roman" w:eastAsia="Times New Roman" w:cs="Times New Roman"/>
-                <w:i w:val="false"/>
-                <w:b w:val="false"/>
-                <w:u w:val="none"/>
-                <w:strike w:val="false"/>
-                <w:sz w:val="18"/>
-                <w:szCs w:val="18"/>
-                <w:color w:val="000000"/>
-              </w:rPr>
-            </w:pPr>
-            <w:r>
-              <w:rPr>
-                <w:rFonts w:ascii="Times New Roman" w:hAnsi="Times New Roman" w:eastAsia="Times New Roman" w:cs="Times New Roman"/>
-                <w:i w:val="false"/>
-                <w:b w:val="false"/>
-                <w:u w:val="none"/>
-                <w:strike w:val="false"/>
-                <w:sz w:val="18"/>
-                <w:szCs w:val="18"/>
-                <w:color w:val="000000"/>
-              </w:rPr>
-              <w:t xml:space="preserve">0.074</w:t>
+              <w:t xml:space="preserve">0.77 (0.56–1.04)</w:t>
+            </w:r>
+          </w:p>
+        </w:tc>
+        <w:tc>
+          <w:tcPr>
+            <w:tcBorders>
+              <w:bottom w:val="none" w:sz="0" w:space="0" w:color="000000"/>
+              <w:top w:val="none" w:sz="0" w:space="0" w:color="000000"/>
+              <w:left w:val="none" w:sz="0" w:space="0" w:color="000000"/>
+              <w:right w:val="none" w:sz="0" w:space="0" w:color="000000"/>
+            </w:tcBorders>
+            <w:shd w:val="clear" w:color="auto" w:fill="FFFFFF"/>
+            <w:tcMar>
+              <w:top w:w="0" w:type="dxa"/>
+              <w:bottom w:w="0" w:type="dxa"/>
+              <w:left w:w="0" w:type="dxa"/>
+              <w:right w:w="0" w:type="dxa"/>
+            </w:tcMar>
+            <w:vAlign w:val="center"/>
+          </w:tcPr>
+          <w:p>
+            <w:pPr>
+              <w:pStyle w:val="Normal"/>
+              <w:jc w:val="left"/>
+              <w:pBdr>
+                <w:bottom w:val="none" w:sz="0" w:space="0" w:color="000000"/>
+                <w:top w:val="none" w:sz="0" w:space="0" w:color="000000"/>
+                <w:left w:val="none" w:sz="0" w:space="0" w:color="000000"/>
+                <w:right w:val="none" w:sz="0" w:space="0" w:color="000000"/>
+              </w:pBdr>
+              <w:spacing w:after="100" w:before="100" w:line="240"/>
+              <w:ind w:left="100" w:right="100" w:firstLine="0" w:firstLineChars="0"/>
+              <w:rPr>
+                <w:rFonts w:ascii="Times New Roman" w:hAnsi="Times New Roman" w:eastAsia="Times New Roman" w:cs="Times New Roman"/>
+                <w:i w:val="false"/>
+                <w:b w:val="false"/>
+                <w:u w:val="none"/>
+                <w:strike w:val="false"/>
+                <w:sz w:val="18"/>
+                <w:szCs w:val="18"/>
+                <w:color w:val="000000"/>
+              </w:rPr>
+            </w:pPr>
+            <w:r>
+              <w:rPr>
+                <w:rFonts w:ascii="Times New Roman" w:hAnsi="Times New Roman" w:eastAsia="Times New Roman" w:cs="Times New Roman"/>
+                <w:i w:val="false"/>
+                <w:b w:val="false"/>
+                <w:u w:val="none"/>
+                <w:strike w:val="false"/>
+                <w:sz w:val="18"/>
+                <w:szCs w:val="18"/>
+                <w:color w:val="000000"/>
+              </w:rPr>
+              <w:t xml:space="preserve">0.089</w:t>
             </w:r>
           </w:p>
         </w:tc>
@@ -14615,7 +14615,7 @@
                 <w:szCs w:val="18"/>
                 <w:color w:val="000000"/>
               </w:rPr>
-              <w:t xml:space="preserve">1.83 (1.35–2.49)</w:t>
+              <w:t xml:space="preserve">1.83 (1.34–2.49)</w:t>
             </w:r>
           </w:p>
         </w:tc>
@@ -15505,7 +15505,7 @@
                 <w:szCs w:val="18"/>
                 <w:color w:val="000000"/>
               </w:rPr>
-              <w:t xml:space="preserve">0.89 (0.54–1.47)</w:t>
+              <w:t xml:space="preserve">0.85 (0.52–1.41)</w:t>
             </w:r>
           </w:p>
         </w:tc>
@@ -15560,7 +15560,7 @@
                 <w:szCs w:val="18"/>
                 <w:color w:val="000000"/>
               </w:rPr>
-              <w:t xml:space="preserve">0.644</w:t>
+              <w:t xml:space="preserve">0.537</w:t>
             </w:r>
           </w:p>
         </w:tc>

--- a/output/tables/GEO/GSE39582/GSE39582_cox_OS.docx
+++ b/output/tables/GEO/GSE39582/GSE39582_cox_OS.docx
@@ -25,7 +25,7 @@
         <w:ind w:left="60" w:right="60" w:firstLine="0" w:firstLineChars="0"/>
       </w:pPr>
       <w:r>
-        <w:t xml:space="preserve">Cox regression for overall survival: HIST1H2AC expression, GSE39582 (CIT, colon)</w:t>
+        <w:t xml:space="preserve">Cox regression for overall survival: MS4A1 expression, GSE39582 (CIT, colon)</w:t>
       </w:r>
     </w:p>
     <w:tbl xmlns:a="http://schemas.openxmlformats.org/drawingml/2006/main" xmlns:pic="http://schemas.openxmlformats.org/drawingml/2006/picture">
@@ -36,7 +36,7 @@
       </w:tblPr>
       <w:tblGrid>
         <w:gridCol w:w="3360"/>
-        <w:gridCol w:w="3450"/>
+        <w:gridCol w:w="3060"/>
         <w:gridCol w:w="1305"/>
         <w:gridCol w:w="681"/>
         <w:gridCol w:w="931"/>
@@ -600,7 +600,7 @@
                 <w:szCs w:val="18"/>
                 <w:color w:val="000000"/>
               </w:rPr>
-              <w:t xml:space="preserve">HIST1H2AC expression</w:t>
+              <w:t xml:space="preserve">MS4A1 expression</w:t>
             </w:r>
           </w:p>
         </w:tc>
@@ -710,7 +710,7 @@
                 <w:szCs w:val="18"/>
                 <w:color w:val="000000"/>
               </w:rPr>
-              <w:t xml:space="preserve">279</w:t>
+              <w:t xml:space="preserve">281</w:t>
             </w:r>
           </w:p>
         </w:tc>
@@ -765,7 +765,7 @@
                 <w:szCs w:val="18"/>
                 <w:color w:val="000000"/>
               </w:rPr>
-              <w:t xml:space="preserve">91</w:t>
+              <w:t xml:space="preserve">97</w:t>
             </w:r>
           </w:p>
         </w:tc>
@@ -1155,7 +1155,7 @@
                 <w:szCs w:val="18"/>
                 <w:color w:val="000000"/>
               </w:rPr>
-              <w:t xml:space="preserve">283</w:t>
+              <w:t xml:space="preserve">281</w:t>
             </w:r>
           </w:p>
         </w:tc>
@@ -1210,117 +1210,117 @@
                 <w:szCs w:val="18"/>
                 <w:color w:val="000000"/>
               </w:rPr>
-              <w:t xml:space="preserve">100</w:t>
-            </w:r>
-          </w:p>
-        </w:tc>
-        <w:tc>
-          <w:tcPr>
-            <w:tcBorders>
-              <w:bottom w:val="none" w:sz="0" w:space="0" w:color="000000"/>
-              <w:top w:val="none" w:sz="0" w:space="0" w:color="000000"/>
-              <w:left w:val="none" w:sz="0" w:space="0" w:color="000000"/>
-              <w:right w:val="none" w:sz="0" w:space="0" w:color="000000"/>
-            </w:tcBorders>
-            <w:shd w:val="clear" w:color="auto" w:fill="FFFFFF"/>
-            <w:tcMar>
-              <w:top w:w="0" w:type="dxa"/>
-              <w:bottom w:w="0" w:type="dxa"/>
-              <w:left w:w="0" w:type="dxa"/>
-              <w:right w:w="0" w:type="dxa"/>
-            </w:tcMar>
-            <w:vAlign w:val="center"/>
-          </w:tcPr>
-          <w:p>
-            <w:pPr>
-              <w:pStyle w:val="Normal"/>
-              <w:jc w:val="left"/>
-              <w:pBdr>
-                <w:bottom w:val="none" w:sz="0" w:space="0" w:color="000000"/>
-                <w:top w:val="none" w:sz="0" w:space="0" w:color="000000"/>
-                <w:left w:val="none" w:sz="0" w:space="0" w:color="000000"/>
-                <w:right w:val="none" w:sz="0" w:space="0" w:color="000000"/>
-              </w:pBdr>
-              <w:spacing w:after="100" w:before="100" w:line="240"/>
-              <w:ind w:left="100" w:right="100" w:firstLine="0" w:firstLineChars="0"/>
-              <w:rPr>
-                <w:rFonts w:ascii="Times New Roman" w:hAnsi="Times New Roman" w:eastAsia="Times New Roman" w:cs="Times New Roman"/>
-                <w:i w:val="false"/>
-                <w:b w:val="false"/>
-                <w:u w:val="none"/>
-                <w:strike w:val="false"/>
-                <w:sz w:val="18"/>
-                <w:szCs w:val="18"/>
-                <w:color w:val="000000"/>
-              </w:rPr>
-            </w:pPr>
-            <w:r>
-              <w:rPr>
-                <w:rFonts w:ascii="Times New Roman" w:hAnsi="Times New Roman" w:eastAsia="Times New Roman" w:cs="Times New Roman"/>
-                <w:i w:val="false"/>
-                <w:b w:val="false"/>
-                <w:u w:val="none"/>
-                <w:strike w:val="false"/>
-                <w:sz w:val="18"/>
-                <w:szCs w:val="18"/>
-                <w:color w:val="000000"/>
-              </w:rPr>
-              <w:t xml:space="preserve">1.11 (0.84–1.48)</w:t>
-            </w:r>
-          </w:p>
-        </w:tc>
-        <w:tc>
-          <w:tcPr>
-            <w:tcBorders>
-              <w:bottom w:val="none" w:sz="0" w:space="0" w:color="000000"/>
-              <w:top w:val="none" w:sz="0" w:space="0" w:color="000000"/>
-              <w:left w:val="none" w:sz="0" w:space="0" w:color="000000"/>
-              <w:right w:val="none" w:sz="0" w:space="0" w:color="000000"/>
-            </w:tcBorders>
-            <w:shd w:val="clear" w:color="auto" w:fill="FFFFFF"/>
-            <w:tcMar>
-              <w:top w:w="0" w:type="dxa"/>
-              <w:bottom w:w="0" w:type="dxa"/>
-              <w:left w:w="0" w:type="dxa"/>
-              <w:right w:w="0" w:type="dxa"/>
-            </w:tcMar>
-            <w:vAlign w:val="center"/>
-          </w:tcPr>
-          <w:p>
-            <w:pPr>
-              <w:pStyle w:val="Normal"/>
-              <w:jc w:val="left"/>
-              <w:pBdr>
-                <w:bottom w:val="none" w:sz="0" w:space="0" w:color="000000"/>
-                <w:top w:val="none" w:sz="0" w:space="0" w:color="000000"/>
-                <w:left w:val="none" w:sz="0" w:space="0" w:color="000000"/>
-                <w:right w:val="none" w:sz="0" w:space="0" w:color="000000"/>
-              </w:pBdr>
-              <w:spacing w:after="100" w:before="100" w:line="240"/>
-              <w:ind w:left="100" w:right="100" w:firstLine="0" w:firstLineChars="0"/>
-              <w:rPr>
-                <w:rFonts w:ascii="Times New Roman" w:hAnsi="Times New Roman" w:eastAsia="Times New Roman" w:cs="Times New Roman"/>
-                <w:i w:val="false"/>
-                <w:b w:val="false"/>
-                <w:u w:val="none"/>
-                <w:strike w:val="false"/>
-                <w:sz w:val="18"/>
-                <w:szCs w:val="18"/>
-                <w:color w:val="000000"/>
-              </w:rPr>
-            </w:pPr>
-            <w:r>
-              <w:rPr>
-                <w:rFonts w:ascii="Times New Roman" w:hAnsi="Times New Roman" w:eastAsia="Times New Roman" w:cs="Times New Roman"/>
-                <w:i w:val="false"/>
-                <w:b w:val="false"/>
-                <w:u w:val="none"/>
-                <w:strike w:val="false"/>
-                <w:sz w:val="18"/>
-                <w:szCs w:val="18"/>
-                <w:color w:val="000000"/>
-              </w:rPr>
-              <w:t xml:space="preserve">0.462</w:t>
+              <w:t xml:space="preserve">94</w:t>
+            </w:r>
+          </w:p>
+        </w:tc>
+        <w:tc>
+          <w:tcPr>
+            <w:tcBorders>
+              <w:bottom w:val="none" w:sz="0" w:space="0" w:color="000000"/>
+              <w:top w:val="none" w:sz="0" w:space="0" w:color="000000"/>
+              <w:left w:val="none" w:sz="0" w:space="0" w:color="000000"/>
+              <w:right w:val="none" w:sz="0" w:space="0" w:color="000000"/>
+            </w:tcBorders>
+            <w:shd w:val="clear" w:color="auto" w:fill="FFFFFF"/>
+            <w:tcMar>
+              <w:top w:w="0" w:type="dxa"/>
+              <w:bottom w:w="0" w:type="dxa"/>
+              <w:left w:w="0" w:type="dxa"/>
+              <w:right w:w="0" w:type="dxa"/>
+            </w:tcMar>
+            <w:vAlign w:val="center"/>
+          </w:tcPr>
+          <w:p>
+            <w:pPr>
+              <w:pStyle w:val="Normal"/>
+              <w:jc w:val="left"/>
+              <w:pBdr>
+                <w:bottom w:val="none" w:sz="0" w:space="0" w:color="000000"/>
+                <w:top w:val="none" w:sz="0" w:space="0" w:color="000000"/>
+                <w:left w:val="none" w:sz="0" w:space="0" w:color="000000"/>
+                <w:right w:val="none" w:sz="0" w:space="0" w:color="000000"/>
+              </w:pBdr>
+              <w:spacing w:after="100" w:before="100" w:line="240"/>
+              <w:ind w:left="100" w:right="100" w:firstLine="0" w:firstLineChars="0"/>
+              <w:rPr>
+                <w:rFonts w:ascii="Times New Roman" w:hAnsi="Times New Roman" w:eastAsia="Times New Roman" w:cs="Times New Roman"/>
+                <w:i w:val="false"/>
+                <w:b w:val="false"/>
+                <w:u w:val="none"/>
+                <w:strike w:val="false"/>
+                <w:sz w:val="18"/>
+                <w:szCs w:val="18"/>
+                <w:color w:val="000000"/>
+              </w:rPr>
+            </w:pPr>
+            <w:r>
+              <w:rPr>
+                <w:rFonts w:ascii="Times New Roman" w:hAnsi="Times New Roman" w:eastAsia="Times New Roman" w:cs="Times New Roman"/>
+                <w:i w:val="false"/>
+                <w:b w:val="false"/>
+                <w:u w:val="none"/>
+                <w:strike w:val="false"/>
+                <w:sz w:val="18"/>
+                <w:szCs w:val="18"/>
+                <w:color w:val="000000"/>
+              </w:rPr>
+              <w:t xml:space="preserve">1.04 (0.78–1.38)</w:t>
+            </w:r>
+          </w:p>
+        </w:tc>
+        <w:tc>
+          <w:tcPr>
+            <w:tcBorders>
+              <w:bottom w:val="none" w:sz="0" w:space="0" w:color="000000"/>
+              <w:top w:val="none" w:sz="0" w:space="0" w:color="000000"/>
+              <w:left w:val="none" w:sz="0" w:space="0" w:color="000000"/>
+              <w:right w:val="none" w:sz="0" w:space="0" w:color="000000"/>
+            </w:tcBorders>
+            <w:shd w:val="clear" w:color="auto" w:fill="FFFFFF"/>
+            <w:tcMar>
+              <w:top w:w="0" w:type="dxa"/>
+              <w:bottom w:w="0" w:type="dxa"/>
+              <w:left w:w="0" w:type="dxa"/>
+              <w:right w:w="0" w:type="dxa"/>
+            </w:tcMar>
+            <w:vAlign w:val="center"/>
+          </w:tcPr>
+          <w:p>
+            <w:pPr>
+              <w:pStyle w:val="Normal"/>
+              <w:jc w:val="left"/>
+              <w:pBdr>
+                <w:bottom w:val="none" w:sz="0" w:space="0" w:color="000000"/>
+                <w:top w:val="none" w:sz="0" w:space="0" w:color="000000"/>
+                <w:left w:val="none" w:sz="0" w:space="0" w:color="000000"/>
+                <w:right w:val="none" w:sz="0" w:space="0" w:color="000000"/>
+              </w:pBdr>
+              <w:spacing w:after="100" w:before="100" w:line="240"/>
+              <w:ind w:left="100" w:right="100" w:firstLine="0" w:firstLineChars="0"/>
+              <w:rPr>
+                <w:rFonts w:ascii="Times New Roman" w:hAnsi="Times New Roman" w:eastAsia="Times New Roman" w:cs="Times New Roman"/>
+                <w:i w:val="false"/>
+                <w:b w:val="false"/>
+                <w:u w:val="none"/>
+                <w:strike w:val="false"/>
+                <w:sz w:val="18"/>
+                <w:szCs w:val="18"/>
+                <w:color w:val="000000"/>
+              </w:rPr>
+            </w:pPr>
+            <w:r>
+              <w:rPr>
+                <w:rFonts w:ascii="Times New Roman" w:hAnsi="Times New Roman" w:eastAsia="Times New Roman" w:cs="Times New Roman"/>
+                <w:i w:val="false"/>
+                <w:b w:val="false"/>
+                <w:u w:val="none"/>
+                <w:strike w:val="false"/>
+                <w:sz w:val="18"/>
+                <w:szCs w:val="18"/>
+                <w:color w:val="000000"/>
+              </w:rPr>
+              <w:t xml:space="preserve">0.797</w:t>
             </w:r>
           </w:p>
         </w:tc>
@@ -1490,7 +1490,7 @@
                 <w:szCs w:val="18"/>
                 <w:color w:val="000000"/>
               </w:rPr>
-              <w:t xml:space="preserve">HIST1H2AC expression, log2 (per 1 unit)</w:t>
+              <w:t xml:space="preserve">MS4A1 expression, log2 (per 1 unit)</w:t>
             </w:r>
           </w:p>
         </w:tc>
@@ -1710,62 +1710,62 @@
                 <w:szCs w:val="18"/>
                 <w:color w:val="000000"/>
               </w:rPr>
-              <w:t xml:space="preserve">1.15 (0.99–1.32)</w:t>
-            </w:r>
-          </w:p>
-        </w:tc>
-        <w:tc>
-          <w:tcPr>
-            <w:tcBorders>
-              <w:bottom w:val="none" w:sz="0" w:space="0" w:color="000000"/>
-              <w:top w:val="none" w:sz="0" w:space="0" w:color="000000"/>
-              <w:left w:val="none" w:sz="0" w:space="0" w:color="000000"/>
-              <w:right w:val="none" w:sz="0" w:space="0" w:color="000000"/>
-            </w:tcBorders>
-            <w:shd w:val="clear" w:color="auto" w:fill="FFFFFF"/>
-            <w:tcMar>
-              <w:top w:w="0" w:type="dxa"/>
-              <w:bottom w:w="0" w:type="dxa"/>
-              <w:left w:w="0" w:type="dxa"/>
-              <w:right w:w="0" w:type="dxa"/>
-            </w:tcMar>
-            <w:vAlign w:val="center"/>
-          </w:tcPr>
-          <w:p>
-            <w:pPr>
-              <w:pStyle w:val="Normal"/>
-              <w:jc w:val="left"/>
-              <w:pBdr>
-                <w:bottom w:val="none" w:sz="0" w:space="0" w:color="000000"/>
-                <w:top w:val="none" w:sz="0" w:space="0" w:color="000000"/>
-                <w:left w:val="none" w:sz="0" w:space="0" w:color="000000"/>
-                <w:right w:val="none" w:sz="0" w:space="0" w:color="000000"/>
-              </w:pBdr>
-              <w:spacing w:after="100" w:before="100" w:line="240"/>
-              <w:ind w:left="100" w:right="100" w:firstLine="0" w:firstLineChars="0"/>
-              <w:rPr>
-                <w:rFonts w:ascii="Times New Roman" w:hAnsi="Times New Roman" w:eastAsia="Times New Roman" w:cs="Times New Roman"/>
-                <w:i w:val="false"/>
-                <w:b w:val="false"/>
-                <w:u w:val="none"/>
-                <w:strike w:val="false"/>
-                <w:sz w:val="18"/>
-                <w:szCs w:val="18"/>
-                <w:color w:val="000000"/>
-              </w:rPr>
-            </w:pPr>
-            <w:r>
-              <w:rPr>
-                <w:rFonts w:ascii="Times New Roman" w:hAnsi="Times New Roman" w:eastAsia="Times New Roman" w:cs="Times New Roman"/>
-                <w:i w:val="false"/>
-                <w:b w:val="false"/>
-                <w:u w:val="none"/>
-                <w:strike w:val="false"/>
-                <w:sz w:val="18"/>
-                <w:szCs w:val="18"/>
-                <w:color w:val="000000"/>
-              </w:rPr>
-              <w:t xml:space="preserve">0.062</w:t>
+              <w:t xml:space="preserve">0.96 (0.86–1.07)</w:t>
+            </w:r>
+          </w:p>
+        </w:tc>
+        <w:tc>
+          <w:tcPr>
+            <w:tcBorders>
+              <w:bottom w:val="none" w:sz="0" w:space="0" w:color="000000"/>
+              <w:top w:val="none" w:sz="0" w:space="0" w:color="000000"/>
+              <w:left w:val="none" w:sz="0" w:space="0" w:color="000000"/>
+              <w:right w:val="none" w:sz="0" w:space="0" w:color="000000"/>
+            </w:tcBorders>
+            <w:shd w:val="clear" w:color="auto" w:fill="FFFFFF"/>
+            <w:tcMar>
+              <w:top w:w="0" w:type="dxa"/>
+              <w:bottom w:w="0" w:type="dxa"/>
+              <w:left w:w="0" w:type="dxa"/>
+              <w:right w:w="0" w:type="dxa"/>
+            </w:tcMar>
+            <w:vAlign w:val="center"/>
+          </w:tcPr>
+          <w:p>
+            <w:pPr>
+              <w:pStyle w:val="Normal"/>
+              <w:jc w:val="left"/>
+              <w:pBdr>
+                <w:bottom w:val="none" w:sz="0" w:space="0" w:color="000000"/>
+                <w:top w:val="none" w:sz="0" w:space="0" w:color="000000"/>
+                <w:left w:val="none" w:sz="0" w:space="0" w:color="000000"/>
+                <w:right w:val="none" w:sz="0" w:space="0" w:color="000000"/>
+              </w:pBdr>
+              <w:spacing w:after="100" w:before="100" w:line="240"/>
+              <w:ind w:left="100" w:right="100" w:firstLine="0" w:firstLineChars="0"/>
+              <w:rPr>
+                <w:rFonts w:ascii="Times New Roman" w:hAnsi="Times New Roman" w:eastAsia="Times New Roman" w:cs="Times New Roman"/>
+                <w:i w:val="false"/>
+                <w:b w:val="false"/>
+                <w:u w:val="none"/>
+                <w:strike w:val="false"/>
+                <w:sz w:val="18"/>
+                <w:szCs w:val="18"/>
+                <w:color w:val="000000"/>
+              </w:rPr>
+            </w:pPr>
+            <w:r>
+              <w:rPr>
+                <w:rFonts w:ascii="Times New Roman" w:hAnsi="Times New Roman" w:eastAsia="Times New Roman" w:cs="Times New Roman"/>
+                <w:i w:val="false"/>
+                <w:b w:val="false"/>
+                <w:u w:val="none"/>
+                <w:strike w:val="false"/>
+                <w:sz w:val="18"/>
+                <w:szCs w:val="18"/>
+                <w:color w:val="000000"/>
+              </w:rPr>
+              <w:t xml:space="preserve">0.485</w:t>
             </w:r>
           </w:p>
         </w:tc>
@@ -5495,7 +5495,7 @@
                 <w:szCs w:val="18"/>
                 <w:color w:val="000000"/>
               </w:rPr>
-              <w:t xml:space="preserve">HIST1H2AC expression, log2 (per 1 unit)</w:t>
+              <w:t xml:space="preserve">MS4A1 expression, log2 (per 1 unit)</w:t>
             </w:r>
           </w:p>
         </w:tc>
@@ -5715,62 +5715,62 @@
                 <w:szCs w:val="18"/>
                 <w:color w:val="000000"/>
               </w:rPr>
-              <w:t xml:space="preserve">1.10 (0.95–1.27)</w:t>
-            </w:r>
-          </w:p>
-        </w:tc>
-        <w:tc>
-          <w:tcPr>
-            <w:tcBorders>
-              <w:bottom w:val="none" w:sz="0" w:space="0" w:color="000000"/>
-              <w:top w:val="none" w:sz="0" w:space="0" w:color="000000"/>
-              <w:left w:val="none" w:sz="0" w:space="0" w:color="000000"/>
-              <w:right w:val="none" w:sz="0" w:space="0" w:color="000000"/>
-            </w:tcBorders>
-            <w:shd w:val="clear" w:color="auto" w:fill="FFFFFF"/>
-            <w:tcMar>
-              <w:top w:w="0" w:type="dxa"/>
-              <w:bottom w:w="0" w:type="dxa"/>
-              <w:left w:w="0" w:type="dxa"/>
-              <w:right w:w="0" w:type="dxa"/>
-            </w:tcMar>
-            <w:vAlign w:val="center"/>
-          </w:tcPr>
-          <w:p>
-            <w:pPr>
-              <w:pStyle w:val="Normal"/>
-              <w:jc w:val="left"/>
-              <w:pBdr>
-                <w:bottom w:val="none" w:sz="0" w:space="0" w:color="000000"/>
-                <w:top w:val="none" w:sz="0" w:space="0" w:color="000000"/>
-                <w:left w:val="none" w:sz="0" w:space="0" w:color="000000"/>
-                <w:right w:val="none" w:sz="0" w:space="0" w:color="000000"/>
-              </w:pBdr>
-              <w:spacing w:after="100" w:before="100" w:line="240"/>
-              <w:ind w:left="100" w:right="100" w:firstLine="0" w:firstLineChars="0"/>
-              <w:rPr>
-                <w:rFonts w:ascii="Times New Roman" w:hAnsi="Times New Roman" w:eastAsia="Times New Roman" w:cs="Times New Roman"/>
-                <w:i w:val="false"/>
-                <w:b w:val="false"/>
-                <w:u w:val="none"/>
-                <w:strike w:val="false"/>
-                <w:sz w:val="18"/>
-                <w:szCs w:val="18"/>
-                <w:color w:val="000000"/>
-              </w:rPr>
-            </w:pPr>
-            <w:r>
-              <w:rPr>
-                <w:rFonts w:ascii="Times New Roman" w:hAnsi="Times New Roman" w:eastAsia="Times New Roman" w:cs="Times New Roman"/>
-                <w:i w:val="false"/>
-                <w:b w:val="false"/>
-                <w:u w:val="none"/>
-                <w:strike w:val="false"/>
-                <w:sz w:val="18"/>
-                <w:szCs w:val="18"/>
-                <w:color w:val="000000"/>
-              </w:rPr>
-              <w:t xml:space="preserve">0.211</w:t>
+              <w:t xml:space="preserve">0.98 (0.87–1.09)</w:t>
+            </w:r>
+          </w:p>
+        </w:tc>
+        <w:tc>
+          <w:tcPr>
+            <w:tcBorders>
+              <w:bottom w:val="none" w:sz="0" w:space="0" w:color="000000"/>
+              <w:top w:val="none" w:sz="0" w:space="0" w:color="000000"/>
+              <w:left w:val="none" w:sz="0" w:space="0" w:color="000000"/>
+              <w:right w:val="none" w:sz="0" w:space="0" w:color="000000"/>
+            </w:tcBorders>
+            <w:shd w:val="clear" w:color="auto" w:fill="FFFFFF"/>
+            <w:tcMar>
+              <w:top w:w="0" w:type="dxa"/>
+              <w:bottom w:w="0" w:type="dxa"/>
+              <w:left w:w="0" w:type="dxa"/>
+              <w:right w:w="0" w:type="dxa"/>
+            </w:tcMar>
+            <w:vAlign w:val="center"/>
+          </w:tcPr>
+          <w:p>
+            <w:pPr>
+              <w:pStyle w:val="Normal"/>
+              <w:jc w:val="left"/>
+              <w:pBdr>
+                <w:bottom w:val="none" w:sz="0" w:space="0" w:color="000000"/>
+                <w:top w:val="none" w:sz="0" w:space="0" w:color="000000"/>
+                <w:left w:val="none" w:sz="0" w:space="0" w:color="000000"/>
+                <w:right w:val="none" w:sz="0" w:space="0" w:color="000000"/>
+              </w:pBdr>
+              <w:spacing w:after="100" w:before="100" w:line="240"/>
+              <w:ind w:left="100" w:right="100" w:firstLine="0" w:firstLineChars="0"/>
+              <w:rPr>
+                <w:rFonts w:ascii="Times New Roman" w:hAnsi="Times New Roman" w:eastAsia="Times New Roman" w:cs="Times New Roman"/>
+                <w:i w:val="false"/>
+                <w:b w:val="false"/>
+                <w:u w:val="none"/>
+                <w:strike w:val="false"/>
+                <w:sz w:val="18"/>
+                <w:szCs w:val="18"/>
+                <w:color w:val="000000"/>
+              </w:rPr>
+            </w:pPr>
+            <w:r>
+              <w:rPr>
+                <w:rFonts w:ascii="Times New Roman" w:hAnsi="Times New Roman" w:eastAsia="Times New Roman" w:cs="Times New Roman"/>
+                <w:i w:val="false"/>
+                <w:b w:val="false"/>
+                <w:u w:val="none"/>
+                <w:strike w:val="false"/>
+                <w:sz w:val="18"/>
+                <w:szCs w:val="18"/>
+                <w:color w:val="000000"/>
+              </w:rPr>
+              <w:t xml:space="preserve">0.668</w:t>
             </w:r>
           </w:p>
         </w:tc>
@@ -7495,62 +7495,62 @@
                 <w:szCs w:val="18"/>
                 <w:color w:val="000000"/>
               </w:rPr>
-              <w:t xml:space="preserve">0.72 (0.54–0.97)</w:t>
-            </w:r>
-          </w:p>
-        </w:tc>
-        <w:tc>
-          <w:tcPr>
-            <w:tcBorders>
-              <w:bottom w:val="none" w:sz="0" w:space="0" w:color="000000"/>
-              <w:top w:val="none" w:sz="0" w:space="0" w:color="000000"/>
-              <w:left w:val="none" w:sz="0" w:space="0" w:color="000000"/>
-              <w:right w:val="none" w:sz="0" w:space="0" w:color="000000"/>
-            </w:tcBorders>
-            <w:shd w:val="clear" w:color="auto" w:fill="FFFFFF"/>
-            <w:tcMar>
-              <w:top w:w="0" w:type="dxa"/>
-              <w:bottom w:w="0" w:type="dxa"/>
-              <w:left w:w="0" w:type="dxa"/>
-              <w:right w:w="0" w:type="dxa"/>
-            </w:tcMar>
-            <w:vAlign w:val="center"/>
-          </w:tcPr>
-          <w:p>
-            <w:pPr>
-              <w:pStyle w:val="Normal"/>
-              <w:jc w:val="left"/>
-              <w:pBdr>
-                <w:bottom w:val="none" w:sz="0" w:space="0" w:color="000000"/>
-                <w:top w:val="none" w:sz="0" w:space="0" w:color="000000"/>
-                <w:left w:val="none" w:sz="0" w:space="0" w:color="000000"/>
-                <w:right w:val="none" w:sz="0" w:space="0" w:color="000000"/>
-              </w:pBdr>
-              <w:spacing w:after="100" w:before="100" w:line="240"/>
-              <w:ind w:left="100" w:right="100" w:firstLine="0" w:firstLineChars="0"/>
-              <w:rPr>
-                <w:rFonts w:ascii="Times New Roman" w:hAnsi="Times New Roman" w:eastAsia="Times New Roman" w:cs="Times New Roman"/>
-                <w:i w:val="false"/>
-                <w:b w:val="false"/>
-                <w:u w:val="none"/>
-                <w:strike w:val="false"/>
-                <w:sz w:val="18"/>
-                <w:szCs w:val="18"/>
-                <w:color w:val="000000"/>
-              </w:rPr>
-            </w:pPr>
-            <w:r>
-              <w:rPr>
-                <w:rFonts w:ascii="Times New Roman" w:hAnsi="Times New Roman" w:eastAsia="Times New Roman" w:cs="Times New Roman"/>
-                <w:i w:val="false"/>
-                <w:b w:val="false"/>
-                <w:u w:val="none"/>
-                <w:strike w:val="false"/>
-                <w:sz w:val="18"/>
-                <w:szCs w:val="18"/>
-                <w:color w:val="000000"/>
-              </w:rPr>
-              <w:t xml:space="preserve">0.028</w:t>
+              <w:t xml:space="preserve">0.71 (0.53–0.95)</w:t>
+            </w:r>
+          </w:p>
+        </w:tc>
+        <w:tc>
+          <w:tcPr>
+            <w:tcBorders>
+              <w:bottom w:val="none" w:sz="0" w:space="0" w:color="000000"/>
+              <w:top w:val="none" w:sz="0" w:space="0" w:color="000000"/>
+              <w:left w:val="none" w:sz="0" w:space="0" w:color="000000"/>
+              <w:right w:val="none" w:sz="0" w:space="0" w:color="000000"/>
+            </w:tcBorders>
+            <w:shd w:val="clear" w:color="auto" w:fill="FFFFFF"/>
+            <w:tcMar>
+              <w:top w:w="0" w:type="dxa"/>
+              <w:bottom w:w="0" w:type="dxa"/>
+              <w:left w:w="0" w:type="dxa"/>
+              <w:right w:w="0" w:type="dxa"/>
+            </w:tcMar>
+            <w:vAlign w:val="center"/>
+          </w:tcPr>
+          <w:p>
+            <w:pPr>
+              <w:pStyle w:val="Normal"/>
+              <w:jc w:val="left"/>
+              <w:pBdr>
+                <w:bottom w:val="none" w:sz="0" w:space="0" w:color="000000"/>
+                <w:top w:val="none" w:sz="0" w:space="0" w:color="000000"/>
+                <w:left w:val="none" w:sz="0" w:space="0" w:color="000000"/>
+                <w:right w:val="none" w:sz="0" w:space="0" w:color="000000"/>
+              </w:pBdr>
+              <w:spacing w:after="100" w:before="100" w:line="240"/>
+              <w:ind w:left="100" w:right="100" w:firstLine="0" w:firstLineChars="0"/>
+              <w:rPr>
+                <w:rFonts w:ascii="Times New Roman" w:hAnsi="Times New Roman" w:eastAsia="Times New Roman" w:cs="Times New Roman"/>
+                <w:i w:val="false"/>
+                <w:b w:val="false"/>
+                <w:u w:val="none"/>
+                <w:strike w:val="false"/>
+                <w:sz w:val="18"/>
+                <w:szCs w:val="18"/>
+                <w:color w:val="000000"/>
+              </w:rPr>
+            </w:pPr>
+            <w:r>
+              <w:rPr>
+                <w:rFonts w:ascii="Times New Roman" w:hAnsi="Times New Roman" w:eastAsia="Times New Roman" w:cs="Times New Roman"/>
+                <w:i w:val="false"/>
+                <w:b w:val="false"/>
+                <w:u w:val="none"/>
+                <w:strike w:val="false"/>
+                <w:sz w:val="18"/>
+                <w:szCs w:val="18"/>
+                <w:color w:val="000000"/>
+              </w:rPr>
+              <w:t xml:space="preserve">0.022</w:t>
             </w:r>
           </w:p>
         </w:tc>
@@ -8385,7 +8385,7 @@
                 <w:szCs w:val="18"/>
                 <w:color w:val="000000"/>
               </w:rPr>
-              <w:t xml:space="preserve">1.85 (1.38–2.48)</w:t>
+              <w:t xml:space="preserve">1.90 (1.42–2.54)</w:t>
             </w:r>
           </w:p>
         </w:tc>
@@ -8610,7 +8610,7 @@
                 <w:szCs w:val="18"/>
                 <w:color w:val="000000"/>
               </w:rPr>
-              <w:t xml:space="preserve">HIST1H2AC expression, log2 (per 1 unit)</w:t>
+              <w:t xml:space="preserve">MS4A1 expression, log2 (per 1 unit)</w:t>
             </w:r>
           </w:p>
         </w:tc>
@@ -8830,62 +8830,62 @@
                 <w:szCs w:val="18"/>
                 <w:color w:val="000000"/>
               </w:rPr>
-              <w:t xml:space="preserve">1.08 (0.93–1.26)</w:t>
-            </w:r>
-          </w:p>
-        </w:tc>
-        <w:tc>
-          <w:tcPr>
-            <w:tcBorders>
-              <w:bottom w:val="none" w:sz="0" w:space="0" w:color="000000"/>
-              <w:top w:val="none" w:sz="0" w:space="0" w:color="000000"/>
-              <w:left w:val="none" w:sz="0" w:space="0" w:color="000000"/>
-              <w:right w:val="none" w:sz="0" w:space="0" w:color="000000"/>
-            </w:tcBorders>
-            <w:shd w:val="clear" w:color="auto" w:fill="FFFFFF"/>
-            <w:tcMar>
-              <w:top w:w="0" w:type="dxa"/>
-              <w:bottom w:w="0" w:type="dxa"/>
-              <w:left w:w="0" w:type="dxa"/>
-              <w:right w:w="0" w:type="dxa"/>
-            </w:tcMar>
-            <w:vAlign w:val="center"/>
-          </w:tcPr>
-          <w:p>
-            <w:pPr>
-              <w:pStyle w:val="Normal"/>
-              <w:jc w:val="left"/>
-              <w:pBdr>
-                <w:bottom w:val="none" w:sz="0" w:space="0" w:color="000000"/>
-                <w:top w:val="none" w:sz="0" w:space="0" w:color="000000"/>
-                <w:left w:val="none" w:sz="0" w:space="0" w:color="000000"/>
-                <w:right w:val="none" w:sz="0" w:space="0" w:color="000000"/>
-              </w:pBdr>
-              <w:spacing w:after="100" w:before="100" w:line="240"/>
-              <w:ind w:left="100" w:right="100" w:firstLine="0" w:firstLineChars="0"/>
-              <w:rPr>
-                <w:rFonts w:ascii="Times New Roman" w:hAnsi="Times New Roman" w:eastAsia="Times New Roman" w:cs="Times New Roman"/>
-                <w:i w:val="false"/>
-                <w:b w:val="false"/>
-                <w:u w:val="none"/>
-                <w:strike w:val="false"/>
-                <w:sz w:val="18"/>
-                <w:szCs w:val="18"/>
-                <w:color w:val="000000"/>
-              </w:rPr>
-            </w:pPr>
-            <w:r>
-              <w:rPr>
-                <w:rFonts w:ascii="Times New Roman" w:hAnsi="Times New Roman" w:eastAsia="Times New Roman" w:cs="Times New Roman"/>
-                <w:i w:val="false"/>
-                <w:b w:val="false"/>
-                <w:u w:val="none"/>
-                <w:strike w:val="false"/>
-                <w:sz w:val="18"/>
-                <w:szCs w:val="18"/>
-                <w:color w:val="000000"/>
-              </w:rPr>
-              <w:t xml:space="preserve">0.297</w:t>
+              <w:t xml:space="preserve">1.00 (0.89–1.12)</w:t>
+            </w:r>
+          </w:p>
+        </w:tc>
+        <w:tc>
+          <w:tcPr>
+            <w:tcBorders>
+              <w:bottom w:val="none" w:sz="0" w:space="0" w:color="000000"/>
+              <w:top w:val="none" w:sz="0" w:space="0" w:color="000000"/>
+              <w:left w:val="none" w:sz="0" w:space="0" w:color="000000"/>
+              <w:right w:val="none" w:sz="0" w:space="0" w:color="000000"/>
+            </w:tcBorders>
+            <w:shd w:val="clear" w:color="auto" w:fill="FFFFFF"/>
+            <w:tcMar>
+              <w:top w:w="0" w:type="dxa"/>
+              <w:bottom w:w="0" w:type="dxa"/>
+              <w:left w:w="0" w:type="dxa"/>
+              <w:right w:w="0" w:type="dxa"/>
+            </w:tcMar>
+            <w:vAlign w:val="center"/>
+          </w:tcPr>
+          <w:p>
+            <w:pPr>
+              <w:pStyle w:val="Normal"/>
+              <w:jc w:val="left"/>
+              <w:pBdr>
+                <w:bottom w:val="none" w:sz="0" w:space="0" w:color="000000"/>
+                <w:top w:val="none" w:sz="0" w:space="0" w:color="000000"/>
+                <w:left w:val="none" w:sz="0" w:space="0" w:color="000000"/>
+                <w:right w:val="none" w:sz="0" w:space="0" w:color="000000"/>
+              </w:pBdr>
+              <w:spacing w:after="100" w:before="100" w:line="240"/>
+              <w:ind w:left="100" w:right="100" w:firstLine="0" w:firstLineChars="0"/>
+              <w:rPr>
+                <w:rFonts w:ascii="Times New Roman" w:hAnsi="Times New Roman" w:eastAsia="Times New Roman" w:cs="Times New Roman"/>
+                <w:i w:val="false"/>
+                <w:b w:val="false"/>
+                <w:u w:val="none"/>
+                <w:strike w:val="false"/>
+                <w:sz w:val="18"/>
+                <w:szCs w:val="18"/>
+                <w:color w:val="000000"/>
+              </w:rPr>
+            </w:pPr>
+            <w:r>
+              <w:rPr>
+                <w:rFonts w:ascii="Times New Roman" w:hAnsi="Times New Roman" w:eastAsia="Times New Roman" w:cs="Times New Roman"/>
+                <w:i w:val="false"/>
+                <w:b w:val="false"/>
+                <w:u w:val="none"/>
+                <w:strike w:val="false"/>
+                <w:sz w:val="18"/>
+                <w:szCs w:val="18"/>
+                <w:color w:val="000000"/>
+              </w:rPr>
+              <w:t xml:space="preserve">0.962</w:t>
             </w:r>
           </w:p>
         </w:tc>
@@ -9720,7 +9720,7 @@
                 <w:szCs w:val="18"/>
                 <w:color w:val="000000"/>
               </w:rPr>
-              <w:t xml:space="preserve">1.66 (1.21–2.29)</w:t>
+              <w:t xml:space="preserve">1.67 (1.21–2.29)</w:t>
             </w:r>
           </w:p>
         </w:tc>
@@ -10610,62 +10610,62 @@
                 <w:szCs w:val="18"/>
                 <w:color w:val="000000"/>
               </w:rPr>
-              <w:t xml:space="preserve">0.76 (0.56–1.03)</w:t>
-            </w:r>
-          </w:p>
-        </w:tc>
-        <w:tc>
-          <w:tcPr>
-            <w:tcBorders>
-              <w:bottom w:val="none" w:sz="0" w:space="0" w:color="000000"/>
-              <w:top w:val="none" w:sz="0" w:space="0" w:color="000000"/>
-              <w:left w:val="none" w:sz="0" w:space="0" w:color="000000"/>
-              <w:right w:val="none" w:sz="0" w:space="0" w:color="000000"/>
-            </w:tcBorders>
-            <w:shd w:val="clear" w:color="auto" w:fill="FFFFFF"/>
-            <w:tcMar>
-              <w:top w:w="0" w:type="dxa"/>
-              <w:bottom w:w="0" w:type="dxa"/>
-              <w:left w:w="0" w:type="dxa"/>
-              <w:right w:w="0" w:type="dxa"/>
-            </w:tcMar>
-            <w:vAlign w:val="center"/>
-          </w:tcPr>
-          <w:p>
-            <w:pPr>
-              <w:pStyle w:val="Normal"/>
-              <w:jc w:val="left"/>
-              <w:pBdr>
-                <w:bottom w:val="none" w:sz="0" w:space="0" w:color="000000"/>
-                <w:top w:val="none" w:sz="0" w:space="0" w:color="000000"/>
-                <w:left w:val="none" w:sz="0" w:space="0" w:color="000000"/>
-                <w:right w:val="none" w:sz="0" w:space="0" w:color="000000"/>
-              </w:pBdr>
-              <w:spacing w:after="100" w:before="100" w:line="240"/>
-              <w:ind w:left="100" w:right="100" w:firstLine="0" w:firstLineChars="0"/>
-              <w:rPr>
-                <w:rFonts w:ascii="Times New Roman" w:hAnsi="Times New Roman" w:eastAsia="Times New Roman" w:cs="Times New Roman"/>
-                <w:i w:val="false"/>
-                <w:b w:val="false"/>
-                <w:u w:val="none"/>
-                <w:strike w:val="false"/>
-                <w:sz w:val="18"/>
-                <w:szCs w:val="18"/>
-                <w:color w:val="000000"/>
-              </w:rPr>
-            </w:pPr>
-            <w:r>
-              <w:rPr>
-                <w:rFonts w:ascii="Times New Roman" w:hAnsi="Times New Roman" w:eastAsia="Times New Roman" w:cs="Times New Roman"/>
-                <w:i w:val="false"/>
-                <w:b w:val="false"/>
-                <w:u w:val="none"/>
-                <w:strike w:val="false"/>
-                <w:sz w:val="18"/>
-                <w:szCs w:val="18"/>
-                <w:color w:val="000000"/>
-              </w:rPr>
-              <w:t xml:space="preserve">0.079</w:t>
+              <w:t xml:space="preserve">0.74 (0.55–1.01)</w:t>
+            </w:r>
+          </w:p>
+        </w:tc>
+        <w:tc>
+          <w:tcPr>
+            <w:tcBorders>
+              <w:bottom w:val="none" w:sz="0" w:space="0" w:color="000000"/>
+              <w:top w:val="none" w:sz="0" w:space="0" w:color="000000"/>
+              <w:left w:val="none" w:sz="0" w:space="0" w:color="000000"/>
+              <w:right w:val="none" w:sz="0" w:space="0" w:color="000000"/>
+            </w:tcBorders>
+            <w:shd w:val="clear" w:color="auto" w:fill="FFFFFF"/>
+            <w:tcMar>
+              <w:top w:w="0" w:type="dxa"/>
+              <w:bottom w:w="0" w:type="dxa"/>
+              <w:left w:w="0" w:type="dxa"/>
+              <w:right w:w="0" w:type="dxa"/>
+            </w:tcMar>
+            <w:vAlign w:val="center"/>
+          </w:tcPr>
+          <w:p>
+            <w:pPr>
+              <w:pStyle w:val="Normal"/>
+              <w:jc w:val="left"/>
+              <w:pBdr>
+                <w:bottom w:val="none" w:sz="0" w:space="0" w:color="000000"/>
+                <w:top w:val="none" w:sz="0" w:space="0" w:color="000000"/>
+                <w:left w:val="none" w:sz="0" w:space="0" w:color="000000"/>
+                <w:right w:val="none" w:sz="0" w:space="0" w:color="000000"/>
+              </w:pBdr>
+              <w:spacing w:after="100" w:before="100" w:line="240"/>
+              <w:ind w:left="100" w:right="100" w:firstLine="0" w:firstLineChars="0"/>
+              <w:rPr>
+                <w:rFonts w:ascii="Times New Roman" w:hAnsi="Times New Roman" w:eastAsia="Times New Roman" w:cs="Times New Roman"/>
+                <w:i w:val="false"/>
+                <w:b w:val="false"/>
+                <w:u w:val="none"/>
+                <w:strike w:val="false"/>
+                <w:sz w:val="18"/>
+                <w:szCs w:val="18"/>
+                <w:color w:val="000000"/>
+              </w:rPr>
+            </w:pPr>
+            <w:r>
+              <w:rPr>
+                <w:rFonts w:ascii="Times New Roman" w:hAnsi="Times New Roman" w:eastAsia="Times New Roman" w:cs="Times New Roman"/>
+                <w:i w:val="false"/>
+                <w:b w:val="false"/>
+                <w:u w:val="none"/>
+                <w:strike w:val="false"/>
+                <w:sz w:val="18"/>
+                <w:szCs w:val="18"/>
+                <w:color w:val="000000"/>
+              </w:rPr>
+              <w:t xml:space="preserve">0.056</w:t>
             </w:r>
           </w:p>
         </w:tc>
@@ -11500,7 +11500,7 @@
                 <w:szCs w:val="18"/>
                 <w:color w:val="000000"/>
               </w:rPr>
-              <w:t xml:space="preserve">1.84 (1.35–2.50)</w:t>
+              <w:t xml:space="preserve">1.88 (1.38–2.55)</w:t>
             </w:r>
           </w:p>
         </w:tc>
@@ -11725,7 +11725,7 @@
                 <w:szCs w:val="18"/>
                 <w:color w:val="000000"/>
               </w:rPr>
-              <w:t xml:space="preserve">HIST1H2AC expression, log2 (per 1 unit)</w:t>
+              <w:t xml:space="preserve">MS4A1 expression, log2 (per 1 unit)</w:t>
             </w:r>
           </w:p>
         </w:tc>
@@ -11945,62 +11945,62 @@
                 <w:szCs w:val="18"/>
                 <w:color w:val="000000"/>
               </w:rPr>
-              <w:t xml:space="preserve">1.08 (0.92–1.25)</w:t>
-            </w:r>
-          </w:p>
-        </w:tc>
-        <w:tc>
-          <w:tcPr>
-            <w:tcBorders>
-              <w:bottom w:val="none" w:sz="0" w:space="0" w:color="000000"/>
-              <w:top w:val="none" w:sz="0" w:space="0" w:color="000000"/>
-              <w:left w:val="none" w:sz="0" w:space="0" w:color="000000"/>
-              <w:right w:val="none" w:sz="0" w:space="0" w:color="000000"/>
-            </w:tcBorders>
-            <w:shd w:val="clear" w:color="auto" w:fill="FFFFFF"/>
-            <w:tcMar>
-              <w:top w:w="0" w:type="dxa"/>
-              <w:bottom w:w="0" w:type="dxa"/>
-              <w:left w:w="0" w:type="dxa"/>
-              <w:right w:w="0" w:type="dxa"/>
-            </w:tcMar>
-            <w:vAlign w:val="center"/>
-          </w:tcPr>
-          <w:p>
-            <w:pPr>
-              <w:pStyle w:val="Normal"/>
-              <w:jc w:val="left"/>
-              <w:pBdr>
-                <w:bottom w:val="none" w:sz="0" w:space="0" w:color="000000"/>
-                <w:top w:val="none" w:sz="0" w:space="0" w:color="000000"/>
-                <w:left w:val="none" w:sz="0" w:space="0" w:color="000000"/>
-                <w:right w:val="none" w:sz="0" w:space="0" w:color="000000"/>
-              </w:pBdr>
-              <w:spacing w:after="100" w:before="100" w:line="240"/>
-              <w:ind w:left="100" w:right="100" w:firstLine="0" w:firstLineChars="0"/>
-              <w:rPr>
-                <w:rFonts w:ascii="Times New Roman" w:hAnsi="Times New Roman" w:eastAsia="Times New Roman" w:cs="Times New Roman"/>
-                <w:i w:val="false"/>
-                <w:b w:val="false"/>
-                <w:u w:val="none"/>
-                <w:strike w:val="false"/>
-                <w:sz w:val="18"/>
-                <w:szCs w:val="18"/>
-                <w:color w:val="000000"/>
-              </w:rPr>
-            </w:pPr>
-            <w:r>
-              <w:rPr>
-                <w:rFonts w:ascii="Times New Roman" w:hAnsi="Times New Roman" w:eastAsia="Times New Roman" w:cs="Times New Roman"/>
-                <w:i w:val="false"/>
-                <w:b w:val="false"/>
-                <w:u w:val="none"/>
-                <w:strike w:val="false"/>
-                <w:sz w:val="18"/>
-                <w:szCs w:val="18"/>
-                <w:color w:val="000000"/>
-              </w:rPr>
-              <w:t xml:space="preserve">0.346</w:t>
+              <w:t xml:space="preserve">1.00 (0.89–1.12)</w:t>
+            </w:r>
+          </w:p>
+        </w:tc>
+        <w:tc>
+          <w:tcPr>
+            <w:tcBorders>
+              <w:bottom w:val="none" w:sz="0" w:space="0" w:color="000000"/>
+              <w:top w:val="none" w:sz="0" w:space="0" w:color="000000"/>
+              <w:left w:val="none" w:sz="0" w:space="0" w:color="000000"/>
+              <w:right w:val="none" w:sz="0" w:space="0" w:color="000000"/>
+            </w:tcBorders>
+            <w:shd w:val="clear" w:color="auto" w:fill="FFFFFF"/>
+            <w:tcMar>
+              <w:top w:w="0" w:type="dxa"/>
+              <w:bottom w:w="0" w:type="dxa"/>
+              <w:left w:w="0" w:type="dxa"/>
+              <w:right w:w="0" w:type="dxa"/>
+            </w:tcMar>
+            <w:vAlign w:val="center"/>
+          </w:tcPr>
+          <w:p>
+            <w:pPr>
+              <w:pStyle w:val="Normal"/>
+              <w:jc w:val="left"/>
+              <w:pBdr>
+                <w:bottom w:val="none" w:sz="0" w:space="0" w:color="000000"/>
+                <w:top w:val="none" w:sz="0" w:space="0" w:color="000000"/>
+                <w:left w:val="none" w:sz="0" w:space="0" w:color="000000"/>
+                <w:right w:val="none" w:sz="0" w:space="0" w:color="000000"/>
+              </w:pBdr>
+              <w:spacing w:after="100" w:before="100" w:line="240"/>
+              <w:ind w:left="100" w:right="100" w:firstLine="0" w:firstLineChars="0"/>
+              <w:rPr>
+                <w:rFonts w:ascii="Times New Roman" w:hAnsi="Times New Roman" w:eastAsia="Times New Roman" w:cs="Times New Roman"/>
+                <w:i w:val="false"/>
+                <w:b w:val="false"/>
+                <w:u w:val="none"/>
+                <w:strike w:val="false"/>
+                <w:sz w:val="18"/>
+                <w:szCs w:val="18"/>
+                <w:color w:val="000000"/>
+              </w:rPr>
+            </w:pPr>
+            <w:r>
+              <w:rPr>
+                <w:rFonts w:ascii="Times New Roman" w:hAnsi="Times New Roman" w:eastAsia="Times New Roman" w:cs="Times New Roman"/>
+                <w:i w:val="false"/>
+                <w:b w:val="false"/>
+                <w:u w:val="none"/>
+                <w:strike w:val="false"/>
+                <w:sz w:val="18"/>
+                <w:szCs w:val="18"/>
+                <w:color w:val="000000"/>
+              </w:rPr>
+              <w:t xml:space="preserve">0.961</w:t>
             </w:r>
           </w:p>
         </w:tc>
@@ -12835,7 +12835,7 @@
                 <w:szCs w:val="18"/>
                 <w:color w:val="000000"/>
               </w:rPr>
-              <w:t xml:space="preserve">1.67 (1.22–2.30)</w:t>
+              <w:t xml:space="preserve">1.68 (1.22–2.31)</w:t>
             </w:r>
           </w:p>
         </w:tc>
@@ -13725,62 +13725,62 @@
                 <w:szCs w:val="18"/>
                 <w:color w:val="000000"/>
               </w:rPr>
-              <w:t xml:space="preserve">0.77 (0.56–1.04)</w:t>
-            </w:r>
-          </w:p>
-        </w:tc>
-        <w:tc>
-          <w:tcPr>
-            <w:tcBorders>
-              <w:bottom w:val="none" w:sz="0" w:space="0" w:color="000000"/>
-              <w:top w:val="none" w:sz="0" w:space="0" w:color="000000"/>
-              <w:left w:val="none" w:sz="0" w:space="0" w:color="000000"/>
-              <w:right w:val="none" w:sz="0" w:space="0" w:color="000000"/>
-            </w:tcBorders>
-            <w:shd w:val="clear" w:color="auto" w:fill="FFFFFF"/>
-            <w:tcMar>
-              <w:top w:w="0" w:type="dxa"/>
-              <w:bottom w:w="0" w:type="dxa"/>
-              <w:left w:w="0" w:type="dxa"/>
-              <w:right w:w="0" w:type="dxa"/>
-            </w:tcMar>
-            <w:vAlign w:val="center"/>
-          </w:tcPr>
-          <w:p>
-            <w:pPr>
-              <w:pStyle w:val="Normal"/>
-              <w:jc w:val="left"/>
-              <w:pBdr>
-                <w:bottom w:val="none" w:sz="0" w:space="0" w:color="000000"/>
-                <w:top w:val="none" w:sz="0" w:space="0" w:color="000000"/>
-                <w:left w:val="none" w:sz="0" w:space="0" w:color="000000"/>
-                <w:right w:val="none" w:sz="0" w:space="0" w:color="000000"/>
-              </w:pBdr>
-              <w:spacing w:after="100" w:before="100" w:line="240"/>
-              <w:ind w:left="100" w:right="100" w:firstLine="0" w:firstLineChars="0"/>
-              <w:rPr>
-                <w:rFonts w:ascii="Times New Roman" w:hAnsi="Times New Roman" w:eastAsia="Times New Roman" w:cs="Times New Roman"/>
-                <w:i w:val="false"/>
-                <w:b w:val="false"/>
-                <w:u w:val="none"/>
-                <w:strike w:val="false"/>
-                <w:sz w:val="18"/>
-                <w:szCs w:val="18"/>
-                <w:color w:val="000000"/>
-              </w:rPr>
-            </w:pPr>
-            <w:r>
-              <w:rPr>
-                <w:rFonts w:ascii="Times New Roman" w:hAnsi="Times New Roman" w:eastAsia="Times New Roman" w:cs="Times New Roman"/>
-                <w:i w:val="false"/>
-                <w:b w:val="false"/>
-                <w:u w:val="none"/>
-                <w:strike w:val="false"/>
-                <w:sz w:val="18"/>
-                <w:szCs w:val="18"/>
-                <w:color w:val="000000"/>
-              </w:rPr>
-              <w:t xml:space="preserve">0.089</w:t>
+              <w:t xml:space="preserve">0.75 (0.55–1.02)</w:t>
+            </w:r>
+          </w:p>
+        </w:tc>
+        <w:tc>
+          <w:tcPr>
+            <w:tcBorders>
+              <w:bottom w:val="none" w:sz="0" w:space="0" w:color="000000"/>
+              <w:top w:val="none" w:sz="0" w:space="0" w:color="000000"/>
+              <w:left w:val="none" w:sz="0" w:space="0" w:color="000000"/>
+              <w:right w:val="none" w:sz="0" w:space="0" w:color="000000"/>
+            </w:tcBorders>
+            <w:shd w:val="clear" w:color="auto" w:fill="FFFFFF"/>
+            <w:tcMar>
+              <w:top w:w="0" w:type="dxa"/>
+              <w:bottom w:w="0" w:type="dxa"/>
+              <w:left w:w="0" w:type="dxa"/>
+              <w:right w:w="0" w:type="dxa"/>
+            </w:tcMar>
+            <w:vAlign w:val="center"/>
+          </w:tcPr>
+          <w:p>
+            <w:pPr>
+              <w:pStyle w:val="Normal"/>
+              <w:jc w:val="left"/>
+              <w:pBdr>
+                <w:bottom w:val="none" w:sz="0" w:space="0" w:color="000000"/>
+                <w:top w:val="none" w:sz="0" w:space="0" w:color="000000"/>
+                <w:left w:val="none" w:sz="0" w:space="0" w:color="000000"/>
+                <w:right w:val="none" w:sz="0" w:space="0" w:color="000000"/>
+              </w:pBdr>
+              <w:spacing w:after="100" w:before="100" w:line="240"/>
+              <w:ind w:left="100" w:right="100" w:firstLine="0" w:firstLineChars="0"/>
+              <w:rPr>
+                <w:rFonts w:ascii="Times New Roman" w:hAnsi="Times New Roman" w:eastAsia="Times New Roman" w:cs="Times New Roman"/>
+                <w:i w:val="false"/>
+                <w:b w:val="false"/>
+                <w:u w:val="none"/>
+                <w:strike w:val="false"/>
+                <w:sz w:val="18"/>
+                <w:szCs w:val="18"/>
+                <w:color w:val="000000"/>
+              </w:rPr>
+            </w:pPr>
+            <w:r>
+              <w:rPr>
+                <w:rFonts w:ascii="Times New Roman" w:hAnsi="Times New Roman" w:eastAsia="Times New Roman" w:cs="Times New Roman"/>
+                <w:i w:val="false"/>
+                <w:b w:val="false"/>
+                <w:u w:val="none"/>
+                <w:strike w:val="false"/>
+                <w:sz w:val="18"/>
+                <w:szCs w:val="18"/>
+                <w:color w:val="000000"/>
+              </w:rPr>
+              <w:t xml:space="preserve">0.069</w:t>
             </w:r>
           </w:p>
         </w:tc>
@@ -14615,7 +14615,7 @@
                 <w:szCs w:val="18"/>
                 <w:color w:val="000000"/>
               </w:rPr>
-              <w:t xml:space="preserve">1.83 (1.34–2.49)</w:t>
+              <w:t xml:space="preserve">1.87 (1.37–2.54)</w:t>
             </w:r>
           </w:p>
         </w:tc>
@@ -15505,7 +15505,7 @@
                 <w:szCs w:val="18"/>
                 <w:color w:val="000000"/>
               </w:rPr>
-              <w:t xml:space="preserve">0.85 (0.52–1.41)</w:t>
+              <w:t xml:space="preserve">0.83 (0.50–1.36)</w:t>
             </w:r>
           </w:p>
         </w:tc>
@@ -15560,7 +15560,7 @@
                 <w:szCs w:val="18"/>
                 <w:color w:val="000000"/>
               </w:rPr>
-              <w:t xml:space="preserve">0.537</w:t>
+              <w:t xml:space="preserve">0.450</w:t>
             </w:r>
           </w:p>
         </w:tc>
